--- a/вкр/практика/Отчет_по_преддипломной_практике_Демьянцев_Виталий_Владиславович_606_22-замеч — копия.docx
+++ b/вкр/практика/Отчет_по_преддипломной_практике_Демьянцев_Виталий_Владиславович_606_22-замеч — копия.docx
@@ -2253,6 +2253,7 @@
         <w:tabs>
           <w:tab w:val="right" w:leader="dot" w:pos="9345"/>
         </w:tabs>
+        <w:spacing w:afterLines="100" w:after="240"/>
         <w:ind w:firstLine="0"/>
         <w:rPr>
           <w:rFonts w:asciiTheme="minorHAnsi" w:eastAsiaTheme="minorEastAsia" w:hAnsiTheme="minorHAnsi" w:cstheme="minorBidi"/>
@@ -2272,7 +2273,7 @@
       <w:r>
         <w:fldChar w:fldCharType="separate"/>
       </w:r>
-      <w:hyperlink w:anchor="_Toc229765380" w:history="1">
+      <w:hyperlink w:anchor="_Toc229767049" w:history="1">
         <w:r>
           <w:rPr>
             <w:rStyle w:val="afb"/>
@@ -2301,7 +2302,7 @@
             <w:noProof/>
             <w:webHidden/>
           </w:rPr>
-          <w:instrText xml:space="preserve"> PAGEREF _Toc229765380 \h </w:instrText>
+          <w:instrText xml:space="preserve"> PAGEREF _Toc229767049 \h </w:instrText>
         </w:r>
         <w:r>
           <w:rPr>
@@ -2321,7 +2322,7 @@
             <w:noProof/>
             <w:webHidden/>
           </w:rPr>
-          <w:t>5</w:t>
+          <w:t>6</w:t>
         </w:r>
         <w:r>
           <w:rPr>
@@ -2338,6 +2339,7 @@
         <w:tabs>
           <w:tab w:val="right" w:leader="dot" w:pos="9345"/>
         </w:tabs>
+        <w:spacing w:afterLines="100" w:after="240"/>
         <w:ind w:firstLine="0"/>
         <w:rPr>
           <w:rFonts w:asciiTheme="minorHAnsi" w:eastAsiaTheme="minorEastAsia" w:hAnsiTheme="minorHAnsi" w:cstheme="minorBidi"/>
@@ -2348,7 +2350,7 @@
           <w14:ligatures w14:val="standardContextual"/>
         </w:rPr>
       </w:pPr>
-      <w:hyperlink w:anchor="_Toc229765381" w:history="1">
+      <w:hyperlink w:anchor="_Toc229767050" w:history="1">
         <w:r>
           <w:rPr>
             <w:rStyle w:val="afb"/>
@@ -2377,157 +2379,7 @@
             <w:noProof/>
             <w:webHidden/>
           </w:rPr>
-          <w:instrText xml:space="preserve"> PAGEREF _Toc229765381 \h </w:instrText>
-        </w:r>
-        <w:r>
-          <w:rPr>
-            <w:noProof/>
-            <w:webHidden/>
-          </w:rPr>
-        </w:r>
-        <w:r>
-          <w:rPr>
-            <w:noProof/>
-            <w:webHidden/>
-          </w:rPr>
-          <w:fldChar w:fldCharType="separate"/>
-        </w:r>
-        <w:r>
-          <w:rPr>
-            <w:noProof/>
-            <w:webHidden/>
-          </w:rPr>
-          <w:t>8</w:t>
-        </w:r>
-        <w:r>
-          <w:rPr>
-            <w:noProof/>
-            <w:webHidden/>
-          </w:rPr>
-          <w:fldChar w:fldCharType="end"/>
-        </w:r>
-      </w:hyperlink>
-    </w:p>
-    <w:p>
-      <w:pPr>
-        <w:pStyle w:val="24"/>
-        <w:tabs>
-          <w:tab w:val="right" w:leader="dot" w:pos="9345"/>
-        </w:tabs>
-        <w:ind w:firstLine="0"/>
-        <w:rPr>
-          <w:rFonts w:asciiTheme="minorHAnsi" w:eastAsiaTheme="minorEastAsia" w:hAnsiTheme="minorHAnsi" w:cstheme="minorBidi"/>
-          <w:noProof/>
-          <w:kern w:val="2"/>
-          <w:sz w:val="24"/>
-          <w:szCs w:val="24"/>
-          <w14:ligatures w14:val="standardContextual"/>
-        </w:rPr>
-      </w:pPr>
-      <w:hyperlink w:anchor="_Toc229765382" w:history="1">
-        <w:r>
-          <w:rPr>
-            <w:rStyle w:val="afb"/>
-            <w:rFonts w:eastAsia="Arial"/>
-            <w:noProof/>
-          </w:rPr>
-          <w:t>1.1. Эмоции человека и их роль в HR</w:t>
-        </w:r>
-        <w:r>
-          <w:rPr>
-            <w:noProof/>
-            <w:webHidden/>
-          </w:rPr>
-          <w:tab/>
-        </w:r>
-        <w:r>
-          <w:rPr>
-            <w:noProof/>
-            <w:webHidden/>
-          </w:rPr>
-          <w:fldChar w:fldCharType="begin"/>
-        </w:r>
-        <w:r>
-          <w:rPr>
-            <w:noProof/>
-            <w:webHidden/>
-          </w:rPr>
-          <w:instrText xml:space="preserve"> PAGEREF _Toc229765382 \h </w:instrText>
-        </w:r>
-        <w:r>
-          <w:rPr>
-            <w:noProof/>
-            <w:webHidden/>
-          </w:rPr>
-        </w:r>
-        <w:r>
-          <w:rPr>
-            <w:noProof/>
-            <w:webHidden/>
-          </w:rPr>
-          <w:fldChar w:fldCharType="separate"/>
-        </w:r>
-        <w:r>
-          <w:rPr>
-            <w:noProof/>
-            <w:webHidden/>
-          </w:rPr>
-          <w:t>8</w:t>
-        </w:r>
-        <w:r>
-          <w:rPr>
-            <w:noProof/>
-            <w:webHidden/>
-          </w:rPr>
-          <w:fldChar w:fldCharType="end"/>
-        </w:r>
-      </w:hyperlink>
-    </w:p>
-    <w:p>
-      <w:pPr>
-        <w:pStyle w:val="24"/>
-        <w:tabs>
-          <w:tab w:val="right" w:leader="dot" w:pos="9345"/>
-        </w:tabs>
-        <w:ind w:firstLine="0"/>
-        <w:rPr>
-          <w:rFonts w:asciiTheme="minorHAnsi" w:eastAsiaTheme="minorEastAsia" w:hAnsiTheme="minorHAnsi" w:cstheme="minorBidi"/>
-          <w:noProof/>
-          <w:kern w:val="2"/>
-          <w:sz w:val="24"/>
-          <w:szCs w:val="24"/>
-          <w14:ligatures w14:val="standardContextual"/>
-        </w:rPr>
-      </w:pPr>
-      <w:hyperlink w:anchor="_Toc229765383" w:history="1">
-        <w:r>
-          <w:rPr>
-            <w:rStyle w:val="afb"/>
-            <w:rFonts w:eastAsia="Arial"/>
-            <w:noProof/>
-          </w:rPr>
-          <w:t>1.2. Технологи мультимодального анализа</w:t>
-        </w:r>
-        <w:r>
-          <w:rPr>
-            <w:noProof/>
-            <w:webHidden/>
-          </w:rPr>
-          <w:tab/>
-        </w:r>
-        <w:r>
-          <w:rPr>
-            <w:noProof/>
-            <w:webHidden/>
-          </w:rPr>
-          <w:fldChar w:fldCharType="begin"/>
-        </w:r>
-        <w:r>
-          <w:rPr>
-            <w:noProof/>
-            <w:webHidden/>
-          </w:rPr>
-          <w:instrText xml:space="preserve"> PAGEREF _Toc229765383 \h </w:instrText>
+          <w:instrText xml:space="preserve"> PAGEREF _Toc229767050 \h </w:instrText>
         </w:r>
         <w:r>
           <w:rPr>
@@ -2564,6 +2416,7 @@
         <w:tabs>
           <w:tab w:val="right" w:leader="dot" w:pos="9345"/>
         </w:tabs>
+        <w:spacing w:afterLines="100" w:after="240"/>
         <w:ind w:firstLine="0"/>
         <w:rPr>
           <w:rFonts w:asciiTheme="minorHAnsi" w:eastAsiaTheme="minorEastAsia" w:hAnsiTheme="minorHAnsi" w:cstheme="minorBidi"/>
@@ -2574,14 +2427,14 @@
           <w14:ligatures w14:val="standardContextual"/>
         </w:rPr>
       </w:pPr>
-      <w:hyperlink w:anchor="_Toc229765384" w:history="1">
+      <w:hyperlink w:anchor="_Toc229767051" w:history="1">
         <w:r>
           <w:rPr>
             <w:rStyle w:val="afb"/>
             <w:rFonts w:eastAsia="Arial"/>
             <w:noProof/>
           </w:rPr>
-          <w:t>1.3. Анализ существующего бизнес-процесса оценки персонала</w:t>
+          <w:t>1.1. Эмоции человека и их роль в HR</w:t>
         </w:r>
         <w:r>
           <w:rPr>
@@ -2602,7 +2455,7 @@
             <w:noProof/>
             <w:webHidden/>
           </w:rPr>
-          <w:instrText xml:space="preserve"> PAGEREF _Toc229765384 \h </w:instrText>
+          <w:instrText xml:space="preserve"> PAGEREF _Toc229767051 \h </w:instrText>
         </w:r>
         <w:r>
           <w:rPr>
@@ -2635,10 +2488,11 @@
     </w:p>
     <w:p>
       <w:pPr>
-        <w:pStyle w:val="12"/>
+        <w:pStyle w:val="24"/>
         <w:tabs>
           <w:tab w:val="right" w:leader="dot" w:pos="9345"/>
         </w:tabs>
+        <w:spacing w:afterLines="100" w:after="240"/>
         <w:ind w:firstLine="0"/>
         <w:rPr>
           <w:rFonts w:asciiTheme="minorHAnsi" w:eastAsiaTheme="minorEastAsia" w:hAnsiTheme="minorHAnsi" w:cstheme="minorBidi"/>
@@ -2649,7 +2503,159 @@
           <w14:ligatures w14:val="standardContextual"/>
         </w:rPr>
       </w:pPr>
-      <w:hyperlink w:anchor="_Toc229765385" w:history="1">
+      <w:hyperlink w:anchor="_Toc229767052" w:history="1">
+        <w:r>
+          <w:rPr>
+            <w:rStyle w:val="afb"/>
+            <w:rFonts w:eastAsia="Arial"/>
+            <w:noProof/>
+          </w:rPr>
+          <w:t>1.2. Технологи мультимодального анализа</w:t>
+        </w:r>
+        <w:r>
+          <w:rPr>
+            <w:noProof/>
+            <w:webHidden/>
+          </w:rPr>
+          <w:tab/>
+        </w:r>
+        <w:r>
+          <w:rPr>
+            <w:noProof/>
+            <w:webHidden/>
+          </w:rPr>
+          <w:fldChar w:fldCharType="begin"/>
+        </w:r>
+        <w:r>
+          <w:rPr>
+            <w:noProof/>
+            <w:webHidden/>
+          </w:rPr>
+          <w:instrText xml:space="preserve"> PAGEREF _Toc229767052 \h </w:instrText>
+        </w:r>
+        <w:r>
+          <w:rPr>
+            <w:noProof/>
+            <w:webHidden/>
+          </w:rPr>
+        </w:r>
+        <w:r>
+          <w:rPr>
+            <w:noProof/>
+            <w:webHidden/>
+          </w:rPr>
+          <w:fldChar w:fldCharType="separate"/>
+        </w:r>
+        <w:r>
+          <w:rPr>
+            <w:noProof/>
+            <w:webHidden/>
+          </w:rPr>
+          <w:t>10</w:t>
+        </w:r>
+        <w:r>
+          <w:rPr>
+            <w:noProof/>
+            <w:webHidden/>
+          </w:rPr>
+          <w:fldChar w:fldCharType="end"/>
+        </w:r>
+      </w:hyperlink>
+    </w:p>
+    <w:p>
+      <w:pPr>
+        <w:pStyle w:val="24"/>
+        <w:tabs>
+          <w:tab w:val="right" w:leader="dot" w:pos="9345"/>
+        </w:tabs>
+        <w:spacing w:afterLines="100" w:after="240"/>
+        <w:ind w:firstLine="0"/>
+        <w:rPr>
+          <w:rFonts w:asciiTheme="minorHAnsi" w:eastAsiaTheme="minorEastAsia" w:hAnsiTheme="minorHAnsi" w:cstheme="minorBidi"/>
+          <w:noProof/>
+          <w:kern w:val="2"/>
+          <w:sz w:val="24"/>
+          <w:szCs w:val="24"/>
+          <w14:ligatures w14:val="standardContextual"/>
+        </w:rPr>
+      </w:pPr>
+      <w:hyperlink w:anchor="_Toc229767053" w:history="1">
+        <w:r>
+          <w:rPr>
+            <w:rStyle w:val="afb"/>
+            <w:rFonts w:eastAsia="Arial"/>
+            <w:noProof/>
+          </w:rPr>
+          <w:t>1.3. Анализ существующего бизнес-процесса оценки персонала</w:t>
+        </w:r>
+        <w:r>
+          <w:rPr>
+            <w:noProof/>
+            <w:webHidden/>
+          </w:rPr>
+          <w:tab/>
+        </w:r>
+        <w:r>
+          <w:rPr>
+            <w:noProof/>
+            <w:webHidden/>
+          </w:rPr>
+          <w:fldChar w:fldCharType="begin"/>
+        </w:r>
+        <w:r>
+          <w:rPr>
+            <w:noProof/>
+            <w:webHidden/>
+          </w:rPr>
+          <w:instrText xml:space="preserve"> PAGEREF _Toc229767053 \h </w:instrText>
+        </w:r>
+        <w:r>
+          <w:rPr>
+            <w:noProof/>
+            <w:webHidden/>
+          </w:rPr>
+        </w:r>
+        <w:r>
+          <w:rPr>
+            <w:noProof/>
+            <w:webHidden/>
+          </w:rPr>
+          <w:fldChar w:fldCharType="separate"/>
+        </w:r>
+        <w:r>
+          <w:rPr>
+            <w:noProof/>
+            <w:webHidden/>
+          </w:rPr>
+          <w:t>10</w:t>
+        </w:r>
+        <w:r>
+          <w:rPr>
+            <w:noProof/>
+            <w:webHidden/>
+          </w:rPr>
+          <w:fldChar w:fldCharType="end"/>
+        </w:r>
+      </w:hyperlink>
+    </w:p>
+    <w:p>
+      <w:pPr>
+        <w:pStyle w:val="12"/>
+        <w:tabs>
+          <w:tab w:val="right" w:leader="dot" w:pos="9345"/>
+        </w:tabs>
+        <w:spacing w:afterLines="100" w:after="240"/>
+        <w:ind w:firstLine="0"/>
+        <w:rPr>
+          <w:rFonts w:asciiTheme="minorHAnsi" w:eastAsiaTheme="minorEastAsia" w:hAnsiTheme="minorHAnsi" w:cstheme="minorBidi"/>
+          <w:noProof/>
+          <w:kern w:val="2"/>
+          <w:sz w:val="24"/>
+          <w:szCs w:val="24"/>
+          <w14:ligatures w14:val="standardContextual"/>
+        </w:rPr>
+      </w:pPr>
+      <w:hyperlink w:anchor="_Toc229767054" w:history="1">
         <w:r>
           <w:rPr>
             <w:rStyle w:val="afb"/>
@@ -2678,7 +2684,7 @@
             <w:noProof/>
             <w:webHidden/>
           </w:rPr>
-          <w:instrText xml:space="preserve"> PAGEREF _Toc229765385 \h </w:instrText>
+          <w:instrText xml:space="preserve"> PAGEREF _Toc229767054 \h </w:instrText>
         </w:r>
         <w:r>
           <w:rPr>
@@ -2698,7 +2704,7 @@
             <w:noProof/>
             <w:webHidden/>
           </w:rPr>
-          <w:t>12</w:t>
+          <w:t>13</w:t>
         </w:r>
         <w:r>
           <w:rPr>
@@ -2715,6 +2721,7 @@
         <w:tabs>
           <w:tab w:val="right" w:leader="dot" w:pos="9345"/>
         </w:tabs>
+        <w:spacing w:afterLines="100" w:after="240"/>
         <w:ind w:firstLine="0"/>
         <w:rPr>
           <w:rFonts w:asciiTheme="minorHAnsi" w:eastAsiaTheme="minorEastAsia" w:hAnsiTheme="minorHAnsi" w:cstheme="minorBidi"/>
@@ -2725,7 +2732,7 @@
           <w14:ligatures w14:val="standardContextual"/>
         </w:rPr>
       </w:pPr>
-      <w:hyperlink w:anchor="_Toc229765386" w:history="1">
+      <w:hyperlink w:anchor="_Toc229767055" w:history="1">
         <w:r>
           <w:rPr>
             <w:rStyle w:val="afb"/>
@@ -2753,7 +2760,7 @@
             <w:noProof/>
             <w:webHidden/>
           </w:rPr>
-          <w:instrText xml:space="preserve"> PAGEREF _Toc229765386 \h </w:instrText>
+          <w:instrText xml:space="preserve"> PAGEREF _Toc229767055 \h </w:instrText>
         </w:r>
         <w:r>
           <w:rPr>
@@ -2773,7 +2780,7 @@
             <w:noProof/>
             <w:webHidden/>
           </w:rPr>
-          <w:t>12</w:t>
+          <w:t>13</w:t>
         </w:r>
         <w:r>
           <w:rPr>
@@ -2790,6 +2797,7 @@
         <w:tabs>
           <w:tab w:val="right" w:leader="dot" w:pos="9345"/>
         </w:tabs>
+        <w:spacing w:afterLines="100" w:after="240"/>
         <w:ind w:firstLine="0"/>
         <w:rPr>
           <w:rFonts w:asciiTheme="minorHAnsi" w:eastAsiaTheme="minorEastAsia" w:hAnsiTheme="minorHAnsi" w:cstheme="minorBidi"/>
@@ -2800,7 +2808,7 @@
           <w14:ligatures w14:val="standardContextual"/>
         </w:rPr>
       </w:pPr>
-      <w:hyperlink w:anchor="_Toc229765387" w:history="1">
+      <w:hyperlink w:anchor="_Toc229767056" w:history="1">
         <w:r>
           <w:rPr>
             <w:rStyle w:val="afb"/>
@@ -2828,82 +2836,7 @@
             <w:noProof/>
             <w:webHidden/>
           </w:rPr>
-          <w:instrText xml:space="preserve"> PAGEREF _Toc229765387 \h </w:instrText>
-        </w:r>
-        <w:r>
-          <w:rPr>
-            <w:noProof/>
-            <w:webHidden/>
-          </w:rPr>
-        </w:r>
-        <w:r>
-          <w:rPr>
-            <w:noProof/>
-            <w:webHidden/>
-          </w:rPr>
-          <w:fldChar w:fldCharType="separate"/>
-        </w:r>
-        <w:r>
-          <w:rPr>
-            <w:noProof/>
-            <w:webHidden/>
-          </w:rPr>
-          <w:t>14</w:t>
-        </w:r>
-        <w:r>
-          <w:rPr>
-            <w:noProof/>
-            <w:webHidden/>
-          </w:rPr>
-          <w:fldChar w:fldCharType="end"/>
-        </w:r>
-      </w:hyperlink>
-    </w:p>
-    <w:p>
-      <w:pPr>
-        <w:pStyle w:val="24"/>
-        <w:tabs>
-          <w:tab w:val="right" w:leader="dot" w:pos="9345"/>
-        </w:tabs>
-        <w:ind w:firstLine="0"/>
-        <w:rPr>
-          <w:rFonts w:asciiTheme="minorHAnsi" w:eastAsiaTheme="minorEastAsia" w:hAnsiTheme="minorHAnsi" w:cstheme="minorBidi"/>
-          <w:noProof/>
-          <w:kern w:val="2"/>
-          <w:sz w:val="24"/>
-          <w:szCs w:val="24"/>
-          <w14:ligatures w14:val="standardContextual"/>
-        </w:rPr>
-      </w:pPr>
-      <w:hyperlink w:anchor="_Toc229765388" w:history="1">
-        <w:r>
-          <w:rPr>
-            <w:rStyle w:val="afb"/>
-            <w:rFonts w:eastAsia="Arial"/>
-            <w:noProof/>
-          </w:rPr>
-          <w:t>2.3. Анализ показателей:</w:t>
-        </w:r>
-        <w:r>
-          <w:rPr>
-            <w:noProof/>
-            <w:webHidden/>
-          </w:rPr>
-          <w:tab/>
-        </w:r>
-        <w:r>
-          <w:rPr>
-            <w:noProof/>
-            <w:webHidden/>
-          </w:rPr>
-          <w:fldChar w:fldCharType="begin"/>
-        </w:r>
-        <w:r>
-          <w:rPr>
-            <w:noProof/>
-            <w:webHidden/>
-          </w:rPr>
-          <w:instrText xml:space="preserve"> PAGEREF _Toc229765388 \h </w:instrText>
+          <w:instrText xml:space="preserve"> PAGEREF _Toc229767056 \h </w:instrText>
         </w:r>
         <w:r>
           <w:rPr>
@@ -2940,6 +2873,7 @@
         <w:tabs>
           <w:tab w:val="right" w:leader="dot" w:pos="9345"/>
         </w:tabs>
+        <w:spacing w:afterLines="100" w:after="240"/>
         <w:ind w:firstLine="0"/>
         <w:rPr>
           <w:rFonts w:asciiTheme="minorHAnsi" w:eastAsiaTheme="minorEastAsia" w:hAnsiTheme="minorHAnsi" w:cstheme="minorBidi"/>
@@ -2950,15 +2884,14 @@
           <w14:ligatures w14:val="standardContextual"/>
         </w:rPr>
       </w:pPr>
-      <w:hyperlink w:anchor="_Toc229765389" w:history="1">
+      <w:hyperlink w:anchor="_Toc229767057" w:history="1">
         <w:r>
           <w:rPr>
             <w:rStyle w:val="afb"/>
             <w:rFonts w:eastAsia="Arial"/>
-            <w:bCs/>
             <w:noProof/>
           </w:rPr>
-          <w:t>2.4. Выводы по обзору аналогов</w:t>
+          <w:t>2.3. Анализ показателей:</w:t>
         </w:r>
         <w:r>
           <w:rPr>
@@ -2979,7 +2912,7 @@
             <w:noProof/>
             <w:webHidden/>
           </w:rPr>
-          <w:instrText xml:space="preserve"> PAGEREF _Toc229765389 \h </w:instrText>
+          <w:instrText xml:space="preserve"> PAGEREF _Toc229767057 \h </w:instrText>
         </w:r>
         <w:r>
           <w:rPr>
@@ -3012,10 +2945,11 @@
     </w:p>
     <w:p>
       <w:pPr>
-        <w:pStyle w:val="12"/>
+        <w:pStyle w:val="24"/>
         <w:tabs>
           <w:tab w:val="right" w:leader="dot" w:pos="9345"/>
         </w:tabs>
+        <w:spacing w:afterLines="100" w:after="240"/>
         <w:ind w:firstLine="0"/>
         <w:rPr>
           <w:rFonts w:asciiTheme="minorHAnsi" w:eastAsiaTheme="minorEastAsia" w:hAnsiTheme="minorHAnsi" w:cstheme="minorBidi"/>
@@ -3026,7 +2960,84 @@
           <w14:ligatures w14:val="standardContextual"/>
         </w:rPr>
       </w:pPr>
-      <w:hyperlink w:anchor="_Toc229765390" w:history="1">
+      <w:hyperlink w:anchor="_Toc229767058" w:history="1">
+        <w:r>
+          <w:rPr>
+            <w:rStyle w:val="afb"/>
+            <w:rFonts w:eastAsia="Arial"/>
+            <w:bCs/>
+            <w:noProof/>
+          </w:rPr>
+          <w:t>2.4. Выводы по обзору аналогов</w:t>
+        </w:r>
+        <w:r>
+          <w:rPr>
+            <w:noProof/>
+            <w:webHidden/>
+          </w:rPr>
+          <w:tab/>
+        </w:r>
+        <w:r>
+          <w:rPr>
+            <w:noProof/>
+            <w:webHidden/>
+          </w:rPr>
+          <w:fldChar w:fldCharType="begin"/>
+        </w:r>
+        <w:r>
+          <w:rPr>
+            <w:noProof/>
+            <w:webHidden/>
+          </w:rPr>
+          <w:instrText xml:space="preserve"> PAGEREF _Toc229767058 \h </w:instrText>
+        </w:r>
+        <w:r>
+          <w:rPr>
+            <w:noProof/>
+            <w:webHidden/>
+          </w:rPr>
+        </w:r>
+        <w:r>
+          <w:rPr>
+            <w:noProof/>
+            <w:webHidden/>
+          </w:rPr>
+          <w:fldChar w:fldCharType="separate"/>
+        </w:r>
+        <w:r>
+          <w:rPr>
+            <w:noProof/>
+            <w:webHidden/>
+          </w:rPr>
+          <w:t>17</w:t>
+        </w:r>
+        <w:r>
+          <w:rPr>
+            <w:noProof/>
+            <w:webHidden/>
+          </w:rPr>
+          <w:fldChar w:fldCharType="end"/>
+        </w:r>
+      </w:hyperlink>
+    </w:p>
+    <w:p>
+      <w:pPr>
+        <w:pStyle w:val="12"/>
+        <w:tabs>
+          <w:tab w:val="right" w:leader="dot" w:pos="9345"/>
+        </w:tabs>
+        <w:spacing w:afterLines="100" w:after="240"/>
+        <w:ind w:firstLine="0"/>
+        <w:rPr>
+          <w:rFonts w:asciiTheme="minorHAnsi" w:eastAsiaTheme="minorEastAsia" w:hAnsiTheme="minorHAnsi" w:cstheme="minorBidi"/>
+          <w:noProof/>
+          <w:kern w:val="2"/>
+          <w:sz w:val="24"/>
+          <w:szCs w:val="24"/>
+          <w14:ligatures w14:val="standardContextual"/>
+        </w:rPr>
+      </w:pPr>
+      <w:hyperlink w:anchor="_Toc229767059" w:history="1">
         <w:r>
           <w:rPr>
             <w:rStyle w:val="afb"/>
@@ -3055,7 +3066,7 @@
             <w:noProof/>
             <w:webHidden/>
           </w:rPr>
-          <w:instrText xml:space="preserve"> PAGEREF _Toc229765390 \h </w:instrText>
+          <w:instrText xml:space="preserve"> PAGEREF _Toc229767059 \h </w:instrText>
         </w:r>
         <w:r>
           <w:rPr>
@@ -3075,7 +3086,7 @@
             <w:noProof/>
             <w:webHidden/>
           </w:rPr>
-          <w:t>18</w:t>
+          <w:t>19</w:t>
         </w:r>
         <w:r>
           <w:rPr>
@@ -3092,6 +3103,7 @@
         <w:tabs>
           <w:tab w:val="right" w:leader="dot" w:pos="9345"/>
         </w:tabs>
+        <w:spacing w:afterLines="100" w:after="240"/>
         <w:ind w:firstLine="0"/>
         <w:rPr>
           <w:rFonts w:asciiTheme="minorHAnsi" w:eastAsiaTheme="minorEastAsia" w:hAnsiTheme="minorHAnsi" w:cstheme="minorBidi"/>
@@ -3102,7 +3114,7 @@
           <w14:ligatures w14:val="standardContextual"/>
         </w:rPr>
       </w:pPr>
-      <w:hyperlink w:anchor="_Toc229765391" w:history="1">
+      <w:hyperlink w:anchor="_Toc229767060" w:history="1">
         <w:r>
           <w:rPr>
             <w:rStyle w:val="afb"/>
@@ -3131,7 +3143,7 @@
             <w:noProof/>
             <w:webHidden/>
           </w:rPr>
-          <w:instrText xml:space="preserve"> PAGEREF _Toc229765391 \h </w:instrText>
+          <w:instrText xml:space="preserve"> PAGEREF _Toc229767060 \h </w:instrText>
         </w:r>
         <w:r>
           <w:rPr>
@@ -3151,7 +3163,7 @@
             <w:noProof/>
             <w:webHidden/>
           </w:rPr>
-          <w:t>20</w:t>
+          <w:t>21</w:t>
         </w:r>
         <w:r>
           <w:rPr>
@@ -3168,6 +3180,7 @@
         <w:tabs>
           <w:tab w:val="right" w:leader="dot" w:pos="9345"/>
         </w:tabs>
+        <w:spacing w:afterLines="100" w:after="240"/>
         <w:ind w:firstLine="0"/>
         <w:rPr>
           <w:rFonts w:asciiTheme="minorHAnsi" w:eastAsiaTheme="minorEastAsia" w:hAnsiTheme="minorHAnsi" w:cstheme="minorBidi"/>
@@ -3178,7 +3191,7 @@
           <w14:ligatures w14:val="standardContextual"/>
         </w:rPr>
       </w:pPr>
-      <w:hyperlink w:anchor="_Toc229765392" w:history="1">
+      <w:hyperlink w:anchor="_Toc229767061" w:history="1">
         <w:r>
           <w:rPr>
             <w:rStyle w:val="afb"/>
@@ -3207,7 +3220,7 @@
             <w:noProof/>
             <w:webHidden/>
           </w:rPr>
-          <w:instrText xml:space="preserve"> PAGEREF _Toc229765392 \h </w:instrText>
+          <w:instrText xml:space="preserve"> PAGEREF _Toc229767061 \h </w:instrText>
         </w:r>
         <w:r>
           <w:rPr>
@@ -3227,7 +3240,7 @@
             <w:noProof/>
             <w:webHidden/>
           </w:rPr>
-          <w:t>23</w:t>
+          <w:t>24</w:t>
         </w:r>
         <w:r>
           <w:rPr>
@@ -3244,6 +3257,7 @@
         <w:tabs>
           <w:tab w:val="right" w:leader="dot" w:pos="9345"/>
         </w:tabs>
+        <w:spacing w:afterLines="100" w:after="240"/>
         <w:ind w:firstLine="0"/>
         <w:rPr>
           <w:rFonts w:asciiTheme="minorHAnsi" w:eastAsiaTheme="minorEastAsia" w:hAnsiTheme="minorHAnsi" w:cstheme="minorBidi"/>
@@ -3254,7 +3268,7 @@
           <w14:ligatures w14:val="standardContextual"/>
         </w:rPr>
       </w:pPr>
-      <w:hyperlink w:anchor="_Toc229765393" w:history="1">
+      <w:hyperlink w:anchor="_Toc229767062" w:history="1">
         <w:r>
           <w:rPr>
             <w:rStyle w:val="afb"/>
@@ -3282,7 +3296,7 @@
             <w:noProof/>
             <w:webHidden/>
           </w:rPr>
-          <w:instrText xml:space="preserve"> PAGEREF _Toc229765393 \h </w:instrText>
+          <w:instrText xml:space="preserve"> PAGEREF _Toc229767062 \h </w:instrText>
         </w:r>
         <w:r>
           <w:rPr>
@@ -3302,7 +3316,7 @@
             <w:noProof/>
             <w:webHidden/>
           </w:rPr>
-          <w:t>23</w:t>
+          <w:t>24</w:t>
         </w:r>
         <w:r>
           <w:rPr>
@@ -3319,6 +3333,7 @@
         <w:tabs>
           <w:tab w:val="right" w:leader="dot" w:pos="9345"/>
         </w:tabs>
+        <w:spacing w:afterLines="100" w:after="240"/>
         <w:ind w:firstLine="0"/>
         <w:rPr>
           <w:rFonts w:asciiTheme="minorHAnsi" w:eastAsiaTheme="minorEastAsia" w:hAnsiTheme="minorHAnsi" w:cstheme="minorBidi"/>
@@ -3329,7 +3344,7 @@
           <w14:ligatures w14:val="standardContextual"/>
         </w:rPr>
       </w:pPr>
-      <w:hyperlink w:anchor="_Toc229765394" w:history="1">
+      <w:hyperlink w:anchor="_Toc229767063" w:history="1">
         <w:r>
           <w:rPr>
             <w:rStyle w:val="afb"/>
@@ -3375,7 +3390,7 @@
             <w:noProof/>
             <w:webHidden/>
           </w:rPr>
-          <w:instrText xml:space="preserve"> PAGEREF _Toc229765394 \h </w:instrText>
+          <w:instrText xml:space="preserve"> PAGEREF _Toc229767063 \h </w:instrText>
         </w:r>
         <w:r>
           <w:rPr>
@@ -3395,7 +3410,7 @@
             <w:noProof/>
             <w:webHidden/>
           </w:rPr>
-          <w:t>24</w:t>
+          <w:t>25</w:t>
         </w:r>
         <w:r>
           <w:rPr>
@@ -3412,6 +3427,7 @@
         <w:tabs>
           <w:tab w:val="right" w:leader="dot" w:pos="9345"/>
         </w:tabs>
+        <w:spacing w:afterLines="100" w:after="240"/>
         <w:ind w:firstLine="0"/>
         <w:rPr>
           <w:rFonts w:asciiTheme="minorHAnsi" w:eastAsiaTheme="minorEastAsia" w:hAnsiTheme="minorHAnsi" w:cstheme="minorBidi"/>
@@ -3422,7 +3438,7 @@
           <w14:ligatures w14:val="standardContextual"/>
         </w:rPr>
       </w:pPr>
-      <w:hyperlink w:anchor="_Toc229765395" w:history="1">
+      <w:hyperlink w:anchor="_Toc229767064" w:history="1">
         <w:r>
           <w:rPr>
             <w:rStyle w:val="afb"/>
@@ -3450,82 +3466,7 @@
             <w:noProof/>
             <w:webHidden/>
           </w:rPr>
-          <w:instrText xml:space="preserve"> PAGEREF _Toc229765395 \h </w:instrText>
-        </w:r>
-        <w:r>
-          <w:rPr>
-            <w:noProof/>
-            <w:webHidden/>
-          </w:rPr>
-        </w:r>
-        <w:r>
-          <w:rPr>
-            <w:noProof/>
-            <w:webHidden/>
-          </w:rPr>
-          <w:fldChar w:fldCharType="separate"/>
-        </w:r>
-        <w:r>
-          <w:rPr>
-            <w:noProof/>
-            <w:webHidden/>
-          </w:rPr>
-          <w:t>27</w:t>
-        </w:r>
-        <w:r>
-          <w:rPr>
-            <w:noProof/>
-            <w:webHidden/>
-          </w:rPr>
-          <w:fldChar w:fldCharType="end"/>
-        </w:r>
-      </w:hyperlink>
-    </w:p>
-    <w:p>
-      <w:pPr>
-        <w:pStyle w:val="24"/>
-        <w:tabs>
-          <w:tab w:val="right" w:leader="dot" w:pos="9345"/>
-        </w:tabs>
-        <w:ind w:firstLine="0"/>
-        <w:rPr>
-          <w:rFonts w:asciiTheme="minorHAnsi" w:eastAsiaTheme="minorEastAsia" w:hAnsiTheme="minorHAnsi" w:cstheme="minorBidi"/>
-          <w:noProof/>
-          <w:kern w:val="2"/>
-          <w:sz w:val="24"/>
-          <w:szCs w:val="24"/>
-          <w14:ligatures w14:val="standardContextual"/>
-        </w:rPr>
-      </w:pPr>
-      <w:hyperlink w:anchor="_Toc229765396" w:history="1">
-        <w:r>
-          <w:rPr>
-            <w:rStyle w:val="afb"/>
-            <w:rFonts w:eastAsia="Microsoft YaHei"/>
-            <w:noProof/>
-          </w:rPr>
-          <w:t>5.4. ER-диаграмма базы данных</w:t>
-        </w:r>
-        <w:r>
-          <w:rPr>
-            <w:noProof/>
-            <w:webHidden/>
-          </w:rPr>
-          <w:tab/>
-        </w:r>
-        <w:r>
-          <w:rPr>
-            <w:noProof/>
-            <w:webHidden/>
-          </w:rPr>
-          <w:fldChar w:fldCharType="begin"/>
-        </w:r>
-        <w:r>
-          <w:rPr>
-            <w:noProof/>
-            <w:webHidden/>
-          </w:rPr>
-          <w:instrText xml:space="preserve"> PAGEREF _Toc229765396 \h </w:instrText>
+          <w:instrText xml:space="preserve"> PAGEREF _Toc229767064 \h </w:instrText>
         </w:r>
         <w:r>
           <w:rPr>
@@ -3562,6 +3503,7 @@
         <w:tabs>
           <w:tab w:val="right" w:leader="dot" w:pos="9345"/>
         </w:tabs>
+        <w:spacing w:afterLines="100" w:after="240"/>
         <w:ind w:firstLine="0"/>
         <w:rPr>
           <w:rFonts w:asciiTheme="minorHAnsi" w:eastAsiaTheme="minorEastAsia" w:hAnsiTheme="minorHAnsi" w:cstheme="minorBidi"/>
@@ -3572,7 +3514,83 @@
           <w14:ligatures w14:val="standardContextual"/>
         </w:rPr>
       </w:pPr>
-      <w:hyperlink w:anchor="_Toc229765397" w:history="1">
+      <w:hyperlink w:anchor="_Toc229767065" w:history="1">
+        <w:r>
+          <w:rPr>
+            <w:rStyle w:val="afb"/>
+            <w:rFonts w:eastAsia="Microsoft YaHei"/>
+            <w:noProof/>
+          </w:rPr>
+          <w:t>5.4. ER-диаграмма базы данных</w:t>
+        </w:r>
+        <w:r>
+          <w:rPr>
+            <w:noProof/>
+            <w:webHidden/>
+          </w:rPr>
+          <w:tab/>
+        </w:r>
+        <w:r>
+          <w:rPr>
+            <w:noProof/>
+            <w:webHidden/>
+          </w:rPr>
+          <w:fldChar w:fldCharType="begin"/>
+        </w:r>
+        <w:r>
+          <w:rPr>
+            <w:noProof/>
+            <w:webHidden/>
+          </w:rPr>
+          <w:instrText xml:space="preserve"> PAGEREF _Toc229767065 \h </w:instrText>
+        </w:r>
+        <w:r>
+          <w:rPr>
+            <w:noProof/>
+            <w:webHidden/>
+          </w:rPr>
+        </w:r>
+        <w:r>
+          <w:rPr>
+            <w:noProof/>
+            <w:webHidden/>
+          </w:rPr>
+          <w:fldChar w:fldCharType="separate"/>
+        </w:r>
+        <w:r>
+          <w:rPr>
+            <w:noProof/>
+            <w:webHidden/>
+          </w:rPr>
+          <w:t>29</w:t>
+        </w:r>
+        <w:r>
+          <w:rPr>
+            <w:noProof/>
+            <w:webHidden/>
+          </w:rPr>
+          <w:fldChar w:fldCharType="end"/>
+        </w:r>
+      </w:hyperlink>
+    </w:p>
+    <w:p>
+      <w:pPr>
+        <w:pStyle w:val="24"/>
+        <w:tabs>
+          <w:tab w:val="right" w:leader="dot" w:pos="9345"/>
+        </w:tabs>
+        <w:spacing w:afterLines="100" w:after="240"/>
+        <w:ind w:firstLine="0"/>
+        <w:rPr>
+          <w:rFonts w:asciiTheme="minorHAnsi" w:eastAsiaTheme="minorEastAsia" w:hAnsiTheme="minorHAnsi" w:cstheme="minorBidi"/>
+          <w:noProof/>
+          <w:kern w:val="2"/>
+          <w:sz w:val="24"/>
+          <w:szCs w:val="24"/>
+          <w14:ligatures w14:val="standardContextual"/>
+        </w:rPr>
+      </w:pPr>
+      <w:hyperlink w:anchor="_Toc229767066" w:history="1">
         <w:r>
           <w:rPr>
             <w:rStyle w:val="afb"/>
@@ -3600,7 +3618,7 @@
             <w:noProof/>
             <w:webHidden/>
           </w:rPr>
-          <w:instrText xml:space="preserve"> PAGEREF _Toc229765397 \h </w:instrText>
+          <w:instrText xml:space="preserve"> PAGEREF _Toc229767066 \h </w:instrText>
         </w:r>
         <w:r>
           <w:rPr>
@@ -3620,7 +3638,7 @@
             <w:noProof/>
             <w:webHidden/>
           </w:rPr>
-          <w:t>34</w:t>
+          <w:t>35</w:t>
         </w:r>
         <w:r>
           <w:rPr>
@@ -3637,6 +3655,7 @@
         <w:tabs>
           <w:tab w:val="right" w:leader="dot" w:pos="9345"/>
         </w:tabs>
+        <w:spacing w:afterLines="100" w:after="240"/>
         <w:ind w:firstLine="0"/>
         <w:rPr>
           <w:rFonts w:asciiTheme="minorHAnsi" w:eastAsiaTheme="minorEastAsia" w:hAnsiTheme="minorHAnsi" w:cstheme="minorBidi"/>
@@ -3647,7 +3666,7 @@
           <w14:ligatures w14:val="standardContextual"/>
         </w:rPr>
       </w:pPr>
-      <w:hyperlink w:anchor="_Toc229765398" w:history="1">
+      <w:hyperlink w:anchor="_Toc229767067" w:history="1">
         <w:r>
           <w:rPr>
             <w:rStyle w:val="afb"/>
@@ -3676,7 +3695,7 @@
             <w:noProof/>
             <w:webHidden/>
           </w:rPr>
-          <w:instrText xml:space="preserve"> PAGEREF _Toc229765398 \h </w:instrText>
+          <w:instrText xml:space="preserve"> PAGEREF _Toc229767067 \h </w:instrText>
         </w:r>
         <w:r>
           <w:rPr>
@@ -3696,7 +3715,7 @@
             <w:noProof/>
             <w:webHidden/>
           </w:rPr>
-          <w:t>39</w:t>
+          <w:t>40</w:t>
         </w:r>
         <w:r>
           <w:rPr>
@@ -3709,7 +3728,696 @@
     </w:p>
     <w:p>
       <w:pPr>
+        <w:pStyle w:val="24"/>
+        <w:tabs>
+          <w:tab w:val="right" w:leader="dot" w:pos="9345"/>
+        </w:tabs>
+        <w:spacing w:afterLines="100" w:after="240"/>
+        <w:ind w:firstLine="0"/>
+        <w:rPr>
+          <w:rFonts w:asciiTheme="minorHAnsi" w:eastAsiaTheme="minorEastAsia" w:hAnsiTheme="minorHAnsi" w:cstheme="minorBidi"/>
+          <w:noProof/>
+          <w:kern w:val="2"/>
+          <w:sz w:val="24"/>
+          <w:szCs w:val="24"/>
+          <w14:ligatures w14:val="standardContextual"/>
+        </w:rPr>
+      </w:pPr>
+      <w:hyperlink w:anchor="_Toc229767068" w:history="1">
+        <w:r>
+          <w:rPr>
+            <w:rStyle w:val="afb"/>
+            <w:rFonts w:eastAsia="Arial"/>
+            <w:noProof/>
+          </w:rPr>
+          <w:t>6.1. Общая архитектура программного комплекса</w:t>
+        </w:r>
+        <w:r>
+          <w:rPr>
+            <w:noProof/>
+            <w:webHidden/>
+          </w:rPr>
+          <w:tab/>
+        </w:r>
+        <w:r>
+          <w:rPr>
+            <w:noProof/>
+            <w:webHidden/>
+          </w:rPr>
+          <w:fldChar w:fldCharType="begin"/>
+        </w:r>
+        <w:r>
+          <w:rPr>
+            <w:noProof/>
+            <w:webHidden/>
+          </w:rPr>
+          <w:instrText xml:space="preserve"> PAGEREF _Toc229767068 \h </w:instrText>
+        </w:r>
+        <w:r>
+          <w:rPr>
+            <w:noProof/>
+            <w:webHidden/>
+          </w:rPr>
+        </w:r>
+        <w:r>
+          <w:rPr>
+            <w:noProof/>
+            <w:webHidden/>
+          </w:rPr>
+          <w:fldChar w:fldCharType="separate"/>
+        </w:r>
+        <w:r>
+          <w:rPr>
+            <w:noProof/>
+            <w:webHidden/>
+          </w:rPr>
+          <w:t>40</w:t>
+        </w:r>
+        <w:r>
+          <w:rPr>
+            <w:noProof/>
+            <w:webHidden/>
+          </w:rPr>
+          <w:fldChar w:fldCharType="end"/>
+        </w:r>
+      </w:hyperlink>
+    </w:p>
+    <w:p>
+      <w:pPr>
+        <w:pStyle w:val="24"/>
+        <w:tabs>
+          <w:tab w:val="right" w:leader="dot" w:pos="9345"/>
+        </w:tabs>
+        <w:spacing w:afterLines="100" w:after="240"/>
+        <w:ind w:firstLine="0"/>
+        <w:rPr>
+          <w:rFonts w:asciiTheme="minorHAnsi" w:eastAsiaTheme="minorEastAsia" w:hAnsiTheme="minorHAnsi" w:cstheme="minorBidi"/>
+          <w:noProof/>
+          <w:kern w:val="2"/>
+          <w:sz w:val="24"/>
+          <w:szCs w:val="24"/>
+          <w14:ligatures w14:val="standardContextual"/>
+        </w:rPr>
+      </w:pPr>
+      <w:hyperlink w:anchor="_Toc229767069" w:history="1">
+        <w:r>
+          <w:rPr>
+            <w:rStyle w:val="afb"/>
+            <w:rFonts w:eastAsia="Arial"/>
+            <w:noProof/>
+          </w:rPr>
+          <w:t>6.2. Модуль пользовательского интерфейса и клиентской логики</w:t>
+        </w:r>
+        <w:r>
+          <w:rPr>
+            <w:noProof/>
+            <w:webHidden/>
+          </w:rPr>
+          <w:tab/>
+        </w:r>
+        <w:r>
+          <w:rPr>
+            <w:noProof/>
+            <w:webHidden/>
+          </w:rPr>
+          <w:fldChar w:fldCharType="begin"/>
+        </w:r>
+        <w:r>
+          <w:rPr>
+            <w:noProof/>
+            <w:webHidden/>
+          </w:rPr>
+          <w:instrText xml:space="preserve"> PAGEREF _Toc229767069 \h </w:instrText>
+        </w:r>
+        <w:r>
+          <w:rPr>
+            <w:noProof/>
+            <w:webHidden/>
+          </w:rPr>
+        </w:r>
+        <w:r>
+          <w:rPr>
+            <w:noProof/>
+            <w:webHidden/>
+          </w:rPr>
+          <w:fldChar w:fldCharType="separate"/>
+        </w:r>
+        <w:r>
+          <w:rPr>
+            <w:noProof/>
+            <w:webHidden/>
+          </w:rPr>
+          <w:t>41</w:t>
+        </w:r>
+        <w:r>
+          <w:rPr>
+            <w:noProof/>
+            <w:webHidden/>
+          </w:rPr>
+          <w:fldChar w:fldCharType="end"/>
+        </w:r>
+      </w:hyperlink>
+    </w:p>
+    <w:p>
+      <w:pPr>
+        <w:pStyle w:val="24"/>
+        <w:tabs>
+          <w:tab w:val="right" w:leader="dot" w:pos="9345"/>
+        </w:tabs>
+        <w:spacing w:afterLines="100" w:after="240"/>
+        <w:ind w:firstLine="0"/>
+        <w:rPr>
+          <w:rFonts w:asciiTheme="minorHAnsi" w:eastAsiaTheme="minorEastAsia" w:hAnsiTheme="minorHAnsi" w:cstheme="minorBidi"/>
+          <w:noProof/>
+          <w:kern w:val="2"/>
+          <w:sz w:val="24"/>
+          <w:szCs w:val="24"/>
+          <w14:ligatures w14:val="standardContextual"/>
+        </w:rPr>
+      </w:pPr>
+      <w:hyperlink w:anchor="_Toc229767070" w:history="1">
+        <w:r>
+          <w:rPr>
+            <w:rStyle w:val="afb"/>
+            <w:rFonts w:eastAsia="Arial"/>
+            <w:noProof/>
+          </w:rPr>
+          <w:t>6.3. Серверный модуль управления сессиями и WebSocket-коммуникации</w:t>
+        </w:r>
+        <w:r>
+          <w:rPr>
+            <w:noProof/>
+            <w:webHidden/>
+          </w:rPr>
+          <w:tab/>
+        </w:r>
+        <w:r>
+          <w:rPr>
+            <w:noProof/>
+            <w:webHidden/>
+          </w:rPr>
+          <w:fldChar w:fldCharType="begin"/>
+        </w:r>
+        <w:r>
+          <w:rPr>
+            <w:noProof/>
+            <w:webHidden/>
+          </w:rPr>
+          <w:instrText xml:space="preserve"> PAGEREF _Toc229767070 \h </w:instrText>
+        </w:r>
+        <w:r>
+          <w:rPr>
+            <w:noProof/>
+            <w:webHidden/>
+          </w:rPr>
+        </w:r>
+        <w:r>
+          <w:rPr>
+            <w:noProof/>
+            <w:webHidden/>
+          </w:rPr>
+          <w:fldChar w:fldCharType="separate"/>
+        </w:r>
+        <w:r>
+          <w:rPr>
+            <w:noProof/>
+            <w:webHidden/>
+          </w:rPr>
+          <w:t>42</w:t>
+        </w:r>
+        <w:r>
+          <w:rPr>
+            <w:noProof/>
+            <w:webHidden/>
+          </w:rPr>
+          <w:fldChar w:fldCharType="end"/>
+        </w:r>
+      </w:hyperlink>
+    </w:p>
+    <w:p>
+      <w:pPr>
+        <w:pStyle w:val="24"/>
+        <w:tabs>
+          <w:tab w:val="right" w:leader="dot" w:pos="9345"/>
+        </w:tabs>
+        <w:spacing w:afterLines="100" w:after="240"/>
+        <w:ind w:firstLine="0"/>
+        <w:rPr>
+          <w:rFonts w:asciiTheme="minorHAnsi" w:eastAsiaTheme="minorEastAsia" w:hAnsiTheme="minorHAnsi" w:cstheme="minorBidi"/>
+          <w:noProof/>
+          <w:kern w:val="2"/>
+          <w:sz w:val="24"/>
+          <w:szCs w:val="24"/>
+          <w14:ligatures w14:val="standardContextual"/>
+        </w:rPr>
+      </w:pPr>
+      <w:hyperlink w:anchor="_Toc229767071" w:history="1">
+        <w:r>
+          <w:rPr>
+            <w:rStyle w:val="afb"/>
+            <w:rFonts w:eastAsia="Arial"/>
+            <w:noProof/>
+          </w:rPr>
+          <w:t>6.4. Модуль аутентификации и обеспечения безопасности</w:t>
+        </w:r>
+        <w:r>
+          <w:rPr>
+            <w:noProof/>
+            <w:webHidden/>
+          </w:rPr>
+          <w:tab/>
+        </w:r>
+        <w:r>
+          <w:rPr>
+            <w:noProof/>
+            <w:webHidden/>
+          </w:rPr>
+          <w:fldChar w:fldCharType="begin"/>
+        </w:r>
+        <w:r>
+          <w:rPr>
+            <w:noProof/>
+            <w:webHidden/>
+          </w:rPr>
+          <w:instrText xml:space="preserve"> PAGEREF _Toc229767071 \h </w:instrText>
+        </w:r>
+        <w:r>
+          <w:rPr>
+            <w:noProof/>
+            <w:webHidden/>
+          </w:rPr>
+        </w:r>
+        <w:r>
+          <w:rPr>
+            <w:noProof/>
+            <w:webHidden/>
+          </w:rPr>
+          <w:fldChar w:fldCharType="separate"/>
+        </w:r>
+        <w:r>
+          <w:rPr>
+            <w:noProof/>
+            <w:webHidden/>
+          </w:rPr>
+          <w:t>43</w:t>
+        </w:r>
+        <w:r>
+          <w:rPr>
+            <w:noProof/>
+            <w:webHidden/>
+          </w:rPr>
+          <w:fldChar w:fldCharType="end"/>
+        </w:r>
+      </w:hyperlink>
+    </w:p>
+    <w:p>
+      <w:pPr>
+        <w:pStyle w:val="24"/>
+        <w:tabs>
+          <w:tab w:val="right" w:leader="dot" w:pos="9345"/>
+        </w:tabs>
+        <w:spacing w:afterLines="100" w:after="240"/>
+        <w:ind w:firstLine="0"/>
+        <w:rPr>
+          <w:rFonts w:asciiTheme="minorHAnsi" w:eastAsiaTheme="minorEastAsia" w:hAnsiTheme="minorHAnsi" w:cstheme="minorBidi"/>
+          <w:noProof/>
+          <w:kern w:val="2"/>
+          <w:sz w:val="24"/>
+          <w:szCs w:val="24"/>
+          <w14:ligatures w14:val="standardContextual"/>
+        </w:rPr>
+      </w:pPr>
+      <w:hyperlink w:anchor="_Toc229767072" w:history="1">
+        <w:r>
+          <w:rPr>
+            <w:rStyle w:val="afb"/>
+            <w:rFonts w:eastAsia="Arial"/>
+            <w:noProof/>
+          </w:rPr>
+          <w:t>6.5. Модуль захвата и передачи медиапотоков</w:t>
+        </w:r>
+        <w:r>
+          <w:rPr>
+            <w:noProof/>
+            <w:webHidden/>
+          </w:rPr>
+          <w:tab/>
+        </w:r>
+        <w:r>
+          <w:rPr>
+            <w:noProof/>
+            <w:webHidden/>
+          </w:rPr>
+          <w:fldChar w:fldCharType="begin"/>
+        </w:r>
+        <w:r>
+          <w:rPr>
+            <w:noProof/>
+            <w:webHidden/>
+          </w:rPr>
+          <w:instrText xml:space="preserve"> PAGEREF _Toc229767072 \h </w:instrText>
+        </w:r>
+        <w:r>
+          <w:rPr>
+            <w:noProof/>
+            <w:webHidden/>
+          </w:rPr>
+        </w:r>
+        <w:r>
+          <w:rPr>
+            <w:noProof/>
+            <w:webHidden/>
+          </w:rPr>
+          <w:fldChar w:fldCharType="separate"/>
+        </w:r>
+        <w:r>
+          <w:rPr>
+            <w:noProof/>
+            <w:webHidden/>
+          </w:rPr>
+          <w:t>43</w:t>
+        </w:r>
+        <w:r>
+          <w:rPr>
+            <w:noProof/>
+            <w:webHidden/>
+          </w:rPr>
+          <w:fldChar w:fldCharType="end"/>
+        </w:r>
+      </w:hyperlink>
+    </w:p>
+    <w:p>
+      <w:pPr>
+        <w:pStyle w:val="24"/>
+        <w:tabs>
+          <w:tab w:val="right" w:leader="dot" w:pos="9345"/>
+        </w:tabs>
+        <w:spacing w:afterLines="100" w:after="240"/>
+        <w:ind w:firstLine="0"/>
+        <w:rPr>
+          <w:rFonts w:asciiTheme="minorHAnsi" w:eastAsiaTheme="minorEastAsia" w:hAnsiTheme="minorHAnsi" w:cstheme="minorBidi"/>
+          <w:noProof/>
+          <w:kern w:val="2"/>
+          <w:sz w:val="24"/>
+          <w:szCs w:val="24"/>
+          <w14:ligatures w14:val="standardContextual"/>
+        </w:rPr>
+      </w:pPr>
+      <w:hyperlink w:anchor="_Toc229767073" w:history="1">
+        <w:r>
+          <w:rPr>
+            <w:rStyle w:val="afb"/>
+            <w:rFonts w:eastAsia="Arial"/>
+            <w:noProof/>
+          </w:rPr>
+          <w:t>6.6. Модуль искусственного интеллекта и мультимодального анализа</w:t>
+        </w:r>
+        <w:r>
+          <w:rPr>
+            <w:noProof/>
+            <w:webHidden/>
+          </w:rPr>
+          <w:tab/>
+        </w:r>
+        <w:r>
+          <w:rPr>
+            <w:noProof/>
+            <w:webHidden/>
+          </w:rPr>
+          <w:fldChar w:fldCharType="begin"/>
+        </w:r>
+        <w:r>
+          <w:rPr>
+            <w:noProof/>
+            <w:webHidden/>
+          </w:rPr>
+          <w:instrText xml:space="preserve"> PAGEREF _Toc229767073 \h </w:instrText>
+        </w:r>
+        <w:r>
+          <w:rPr>
+            <w:noProof/>
+            <w:webHidden/>
+          </w:rPr>
+        </w:r>
+        <w:r>
+          <w:rPr>
+            <w:noProof/>
+            <w:webHidden/>
+          </w:rPr>
+          <w:fldChar w:fldCharType="separate"/>
+        </w:r>
+        <w:r>
+          <w:rPr>
+            <w:noProof/>
+            <w:webHidden/>
+          </w:rPr>
+          <w:t>44</w:t>
+        </w:r>
+        <w:r>
+          <w:rPr>
+            <w:noProof/>
+            <w:webHidden/>
+          </w:rPr>
+          <w:fldChar w:fldCharType="end"/>
+        </w:r>
+      </w:hyperlink>
+    </w:p>
+    <w:p>
+      <w:pPr>
+        <w:pStyle w:val="24"/>
+        <w:tabs>
+          <w:tab w:val="right" w:leader="dot" w:pos="9345"/>
+        </w:tabs>
+        <w:spacing w:afterLines="100" w:after="240"/>
+        <w:ind w:firstLine="0"/>
+        <w:rPr>
+          <w:rFonts w:asciiTheme="minorHAnsi" w:eastAsiaTheme="minorEastAsia" w:hAnsiTheme="minorHAnsi" w:cstheme="minorBidi"/>
+          <w:noProof/>
+          <w:kern w:val="2"/>
+          <w:sz w:val="24"/>
+          <w:szCs w:val="24"/>
+          <w14:ligatures w14:val="standardContextual"/>
+        </w:rPr>
+      </w:pPr>
+      <w:hyperlink w:anchor="_Toc229767074" w:history="1">
+        <w:r>
+          <w:rPr>
+            <w:rStyle w:val="afb"/>
+            <w:rFonts w:eastAsia="Arial"/>
+            <w:b/>
+            <w:noProof/>
+          </w:rPr>
+          <w:t>6.7. Модуль хранения данных и формирования аналитических отчётов</w:t>
+        </w:r>
+        <w:r>
+          <w:rPr>
+            <w:noProof/>
+            <w:webHidden/>
+          </w:rPr>
+          <w:tab/>
+        </w:r>
+        <w:r>
+          <w:rPr>
+            <w:noProof/>
+            <w:webHidden/>
+          </w:rPr>
+          <w:fldChar w:fldCharType="begin"/>
+        </w:r>
+        <w:r>
+          <w:rPr>
+            <w:noProof/>
+            <w:webHidden/>
+          </w:rPr>
+          <w:instrText xml:space="preserve"> PAGEREF _Toc229767074 \h </w:instrText>
+        </w:r>
+        <w:r>
+          <w:rPr>
+            <w:noProof/>
+            <w:webHidden/>
+          </w:rPr>
+        </w:r>
+        <w:r>
+          <w:rPr>
+            <w:noProof/>
+            <w:webHidden/>
+          </w:rPr>
+          <w:fldChar w:fldCharType="separate"/>
+        </w:r>
+        <w:r>
+          <w:rPr>
+            <w:noProof/>
+            <w:webHidden/>
+          </w:rPr>
+          <w:t>53</w:t>
+        </w:r>
+        <w:r>
+          <w:rPr>
+            <w:noProof/>
+            <w:webHidden/>
+          </w:rPr>
+          <w:fldChar w:fldCharType="end"/>
+        </w:r>
+      </w:hyperlink>
+    </w:p>
+    <w:p>
+      <w:pPr>
+        <w:pStyle w:val="24"/>
+        <w:tabs>
+          <w:tab w:val="right" w:leader="dot" w:pos="9345"/>
+        </w:tabs>
+        <w:spacing w:afterLines="100" w:after="240"/>
+        <w:ind w:firstLine="0"/>
+        <w:rPr>
+          <w:rFonts w:asciiTheme="minorHAnsi" w:eastAsiaTheme="minorEastAsia" w:hAnsiTheme="minorHAnsi" w:cstheme="minorBidi"/>
+          <w:noProof/>
+          <w:kern w:val="2"/>
+          <w:sz w:val="24"/>
+          <w:szCs w:val="24"/>
+          <w14:ligatures w14:val="standardContextual"/>
+        </w:rPr>
+      </w:pPr>
+      <w:hyperlink w:anchor="_Toc229767075" w:history="1">
+        <w:r>
+          <w:rPr>
+            <w:rStyle w:val="afb"/>
+            <w:rFonts w:eastAsia="Arial"/>
+            <w:noProof/>
+          </w:rPr>
+          <w:t>6.8. Интеграция компонентов в единую систему</w:t>
+        </w:r>
+        <w:r>
+          <w:rPr>
+            <w:noProof/>
+            <w:webHidden/>
+          </w:rPr>
+          <w:tab/>
+        </w:r>
+        <w:r>
+          <w:rPr>
+            <w:noProof/>
+            <w:webHidden/>
+          </w:rPr>
+          <w:fldChar w:fldCharType="begin"/>
+        </w:r>
+        <w:r>
+          <w:rPr>
+            <w:noProof/>
+            <w:webHidden/>
+          </w:rPr>
+          <w:instrText xml:space="preserve"> PAGEREF _Toc229767075 \h </w:instrText>
+        </w:r>
+        <w:r>
+          <w:rPr>
+            <w:noProof/>
+            <w:webHidden/>
+          </w:rPr>
+        </w:r>
+        <w:r>
+          <w:rPr>
+            <w:noProof/>
+            <w:webHidden/>
+          </w:rPr>
+          <w:fldChar w:fldCharType="separate"/>
+        </w:r>
+        <w:r>
+          <w:rPr>
+            <w:noProof/>
+            <w:webHidden/>
+          </w:rPr>
+          <w:t>54</w:t>
+        </w:r>
+        <w:r>
+          <w:rPr>
+            <w:noProof/>
+            <w:webHidden/>
+          </w:rPr>
+          <w:fldChar w:fldCharType="end"/>
+        </w:r>
+      </w:hyperlink>
+    </w:p>
+    <w:p>
+      <w:pPr>
+        <w:pStyle w:val="12"/>
+        <w:tabs>
+          <w:tab w:val="right" w:leader="dot" w:pos="9345"/>
+        </w:tabs>
+        <w:spacing w:afterLines="100" w:after="240"/>
+        <w:ind w:firstLine="0"/>
+        <w:rPr>
+          <w:rFonts w:asciiTheme="minorHAnsi" w:eastAsiaTheme="minorEastAsia" w:hAnsiTheme="minorHAnsi" w:cstheme="minorBidi"/>
+          <w:noProof/>
+          <w:kern w:val="2"/>
+          <w:sz w:val="24"/>
+          <w:szCs w:val="24"/>
+          <w14:ligatures w14:val="standardContextual"/>
+        </w:rPr>
+      </w:pPr>
+      <w:hyperlink w:anchor="_Toc229767076" w:history="1">
+        <w:r>
+          <w:rPr>
+            <w:rStyle w:val="afb"/>
+            <w:rFonts w:ascii="Times New Roman" w:eastAsia="Arial" w:hAnsi="Times New Roman" w:cs="Times New Roman"/>
+            <w:b/>
+            <w:bCs/>
+            <w:noProof/>
+            <w:lang w:bidi="ru-RU"/>
+          </w:rPr>
+          <w:t>СПИСОК ИСПОЛЬЗОВАННЫХ ИСТОЧНИКОВ</w:t>
+        </w:r>
+        <w:r>
+          <w:rPr>
+            <w:noProof/>
+            <w:webHidden/>
+          </w:rPr>
+          <w:tab/>
+        </w:r>
+        <w:r>
+          <w:rPr>
+            <w:noProof/>
+            <w:webHidden/>
+          </w:rPr>
+          <w:fldChar w:fldCharType="begin"/>
+        </w:r>
+        <w:r>
+          <w:rPr>
+            <w:noProof/>
+            <w:webHidden/>
+          </w:rPr>
+          <w:instrText xml:space="preserve"> PAGEREF _Toc229767076 \h </w:instrText>
+        </w:r>
+        <w:r>
+          <w:rPr>
+            <w:noProof/>
+            <w:webHidden/>
+          </w:rPr>
+        </w:r>
+        <w:r>
+          <w:rPr>
+            <w:noProof/>
+            <w:webHidden/>
+          </w:rPr>
+          <w:fldChar w:fldCharType="separate"/>
+        </w:r>
+        <w:r>
+          <w:rPr>
+            <w:noProof/>
+            <w:webHidden/>
+          </w:rPr>
+          <w:t>55</w:t>
+        </w:r>
+        <w:r>
+          <w:rPr>
+            <w:noProof/>
+            <w:webHidden/>
+          </w:rPr>
+          <w:fldChar w:fldCharType="end"/>
+        </w:r>
+      </w:hyperlink>
+    </w:p>
+    <w:p>
+      <w:pPr>
         <w:pStyle w:val="affe"/>
+        <w:spacing w:afterLines="100" w:after="240"/>
       </w:pPr>
       <w:r>
         <w:rPr>
@@ -3729,7 +4437,7 @@
           <w:numId w:val="0"/>
         </w:numPr>
       </w:pPr>
-      <w:bookmarkStart w:id="0" w:name="_Toc229765380"/>
+      <w:bookmarkStart w:id="0" w:name="_Toc229767049"/>
       <w:r>
         <w:lastRenderedPageBreak/>
         <w:t>ВВЕДЕНИЕ</w:t>
@@ -4027,7 +4735,7 @@
       <w:pPr>
         <w:pStyle w:val="1"/>
       </w:pPr>
-      <w:bookmarkStart w:id="1" w:name="_Toc229765381"/>
+      <w:bookmarkStart w:id="1" w:name="_Toc229767050"/>
       <w:r>
         <w:lastRenderedPageBreak/>
         <w:t>АНАЛИЗ ПРЕДМЕТНОЙ ОБЛАСТИ</w:t>
@@ -4046,7 +4754,7 @@
       <w:pPr>
         <w:pStyle w:val="2"/>
       </w:pPr>
-      <w:bookmarkStart w:id="2" w:name="_Toc229765382"/>
+      <w:bookmarkStart w:id="2" w:name="_Toc229767051"/>
       <w:r>
         <w:t>Эмоции человека и их роль в HR</w:t>
       </w:r>
@@ -4160,7 +4868,7 @@
       <w:pPr>
         <w:pStyle w:val="2"/>
       </w:pPr>
-      <w:bookmarkStart w:id="3" w:name="_Toc229765383"/>
+      <w:bookmarkStart w:id="3" w:name="_Toc229767052"/>
       <w:r>
         <w:lastRenderedPageBreak/>
         <w:t>Технологи мультимодального анализа</w:t>
@@ -4238,7 +4946,7 @@
       <w:pPr>
         <w:pStyle w:val="2"/>
       </w:pPr>
-      <w:bookmarkStart w:id="4" w:name="_Toc229765384"/>
+      <w:bookmarkStart w:id="4" w:name="_Toc229767053"/>
       <w:r>
         <w:t>Анализ существующего бизнес-процесса оценки персонала</w:t>
       </w:r>
@@ -4462,7 +5170,7 @@
       <w:pPr>
         <w:pStyle w:val="1"/>
       </w:pPr>
-      <w:bookmarkStart w:id="6" w:name="_Toc229765385"/>
+      <w:bookmarkStart w:id="6" w:name="_Toc229767054"/>
       <w:r>
         <w:lastRenderedPageBreak/>
         <w:t>ОБЗОР АНАЛОГОВ</w:t>
@@ -4482,7 +5190,7 @@
       <w:pPr>
         <w:pStyle w:val="2"/>
       </w:pPr>
-      <w:bookmarkStart w:id="7" w:name="_Toc229765386"/>
+      <w:bookmarkStart w:id="7" w:name="_Toc229767055"/>
       <w:r>
         <w:t>Существующие решения</w:t>
       </w:r>
@@ -5130,7 +5838,7 @@
       <w:pPr>
         <w:pStyle w:val="2"/>
       </w:pPr>
-      <w:bookmarkStart w:id="8" w:name="_Toc229765387"/>
+      <w:bookmarkStart w:id="8" w:name="_Toc229767056"/>
       <w:r>
         <w:t>Сравнительный анализ аналогов</w:t>
       </w:r>
@@ -6136,7 +6844,7 @@
       <w:pPr>
         <w:pStyle w:val="2"/>
       </w:pPr>
-      <w:bookmarkStart w:id="11" w:name="_Toc229765388"/>
+      <w:bookmarkStart w:id="11" w:name="_Toc229767057"/>
       <w:r>
         <w:t>Анализ показателей:</w:t>
       </w:r>
@@ -6202,7 +6910,7 @@
           <w:bCs/>
         </w:rPr>
       </w:pPr>
-      <w:bookmarkStart w:id="12" w:name="_Toc229765389"/>
+      <w:bookmarkStart w:id="12" w:name="_Toc229767058"/>
       <w:r>
         <w:rPr>
           <w:b w:val="0"/>
@@ -6258,7 +6966,7 @@
       <w:pPr>
         <w:pStyle w:val="1"/>
       </w:pPr>
-      <w:bookmarkStart w:id="13" w:name="_Toc229765390"/>
+      <w:bookmarkStart w:id="13" w:name="_Toc229767059"/>
       <w:r>
         <w:lastRenderedPageBreak/>
         <w:t>ПОСТАНОВКА ЗАДАЧИ</w:t>
@@ -6440,7 +7148,7 @@
       <w:pPr>
         <w:pStyle w:val="1"/>
       </w:pPr>
-      <w:bookmarkStart w:id="14" w:name="_Toc229765391"/>
+      <w:bookmarkStart w:id="14" w:name="_Toc229767060"/>
       <w:r>
         <w:lastRenderedPageBreak/>
         <w:t>ВЫБОР МЕТОДОВ ИССЛЕДОВАНИЯ И СРЕДСТВ РАЗРАБОТКИ</w:t>
@@ -7091,7 +7799,7 @@
           <w:rFonts w:cstheme="majorHAnsi"/>
         </w:rPr>
       </w:pPr>
-      <w:bookmarkStart w:id="19" w:name="_Toc229765392"/>
+      <w:bookmarkStart w:id="19" w:name="_Toc229767061"/>
       <w:r>
         <w:rPr>
           <w:rFonts w:cstheme="majorHAnsi"/>
@@ -7110,7 +7818,7 @@
       <w:pPr>
         <w:pStyle w:val="2"/>
       </w:pPr>
-      <w:bookmarkStart w:id="20" w:name="_Toc229765393"/>
+      <w:bookmarkStart w:id="20" w:name="_Toc229767062"/>
       <w:r>
         <w:t>BPMN-диаграмма</w:t>
       </w:r>
@@ -7316,7 +8024,7 @@
       <w:pPr>
         <w:pStyle w:val="2"/>
       </w:pPr>
-      <w:bookmarkStart w:id="23" w:name="_Toc229765394"/>
+      <w:bookmarkStart w:id="23" w:name="_Toc229767063"/>
       <w:r>
         <w:rPr>
           <w:lang w:val="en-US"/>
@@ -7803,7 +8511,7 @@
       <w:pPr>
         <w:pStyle w:val="2"/>
       </w:pPr>
-      <w:bookmarkStart w:id="27" w:name="_Toc229765395"/>
+      <w:bookmarkStart w:id="27" w:name="_Toc229767064"/>
       <w:r>
         <w:t>DFD-диаграмма</w:t>
       </w:r>
@@ -8282,7 +8990,7 @@
           <w:rFonts w:eastAsia="Microsoft YaHei"/>
         </w:rPr>
       </w:pPr>
-      <w:bookmarkStart w:id="31" w:name="_Toc229765396"/>
+      <w:bookmarkStart w:id="31" w:name="_Toc229767065"/>
       <w:r>
         <w:rPr>
           <w:rFonts w:eastAsia="Microsoft YaHei"/>
@@ -16735,7 +17443,7 @@
           <w:rFonts w:eastAsia="Microsoft YaHei"/>
         </w:rPr>
       </w:pPr>
-      <w:bookmarkStart w:id="38" w:name="_Toc229765397"/>
+      <w:bookmarkStart w:id="38" w:name="_Toc229767066"/>
       <w:r>
         <w:rPr>
           <w:rFonts w:eastAsia="Microsoft YaHei"/>
@@ -19257,30 +19965,3812 @@
       <w:pPr>
         <w:pStyle w:val="1"/>
       </w:pPr>
-      <w:bookmarkStart w:id="41" w:name="_Toc229765398"/>
+      <w:bookmarkStart w:id="41" w:name="_Toc229467888"/>
+      <w:bookmarkStart w:id="42" w:name="_Toc229767067"/>
       <w:r>
         <w:lastRenderedPageBreak/>
         <w:t>ОПИСАНИЕ ПРОГРАММНОГО КОМПЛЕКСА</w:t>
       </w:r>
       <w:bookmarkEnd w:id="41"/>
-    </w:p>
-    <w:p>
-      <w:pPr>
-        <w:rPr>
-          <w:rFonts w:ascii="Times New Roman" w:hAnsi="Times New Roman" w:cs="Times New Roman"/>
-        </w:rPr>
-      </w:pPr>
-      <w:r>
-        <w:rPr>
-          <w:rFonts w:ascii="Times New Roman" w:hAnsi="Times New Roman" w:cs="Times New Roman"/>
-        </w:rPr>
-        <w:t>После проектирования системы, следующим этапом является разработка программного комплекса. В данной главе содержится подробное описание архитектуры программного комплекса, его содержание, модули и функциональные возможности. В том числе в главе представлена архитектура разработанных нейронных сетей, а также их интеграция в программный комплекс.</w:t>
+      <w:bookmarkEnd w:id="42"/>
+    </w:p>
+    <w:p>
+      <w:pPr>
+        <w:contextualSpacing/>
+      </w:pPr>
+      <w:r>
+        <w:t>После этапа проектирования следующим ключевым этапом выполнения работы является разработка и описание программного комплекса. В данной главе представлена детальная информация об архитектуре системы, составе модулей, технологическом стеке, алгоритмах обработки данных и принципах их интеграции в единую рабочую среду.</w:t>
+      </w:r>
+    </w:p>
+    <w:p>
+      <w:pPr>
+        <w:pStyle w:val="2"/>
+      </w:pPr>
+      <w:bookmarkStart w:id="43" w:name="_Toc229467889"/>
+      <w:bookmarkStart w:id="44" w:name="_Toc229767068"/>
+      <w:r>
+        <w:t>Общая архитектура программного комплекса</w:t>
+      </w:r>
+      <w:bookmarkEnd w:id="43"/>
+      <w:bookmarkEnd w:id="44"/>
+    </w:p>
+    <w:p>
+      <w:pPr>
+        <w:contextualSpacing/>
+      </w:pPr>
+      <w:r>
+        <w:t xml:space="preserve">Разработанный программный комплекс представляет собой веб-платформу для планирования онлайн-сессий, проведения </w:t>
+      </w:r>
+      <w:proofErr w:type="spellStart"/>
+      <w:r>
+        <w:t>видеовстреч</w:t>
+      </w:r>
+      <w:proofErr w:type="spellEnd"/>
+      <w:r>
+        <w:t xml:space="preserve"> в браузере, сбора мультимодальной аналитики (речь, мимика, эмоции) и формирования отчётности для организатора. Архитектура системы построена по клиент-серверной модели с выделением ресурсоёмких задач искусственного интеллекта в отдельные </w:t>
+      </w:r>
+      <w:proofErr w:type="spellStart"/>
+      <w:r>
+        <w:t>микросервисы</w:t>
+      </w:r>
+      <w:proofErr w:type="spellEnd"/>
+      <w:r>
+        <w:t>.</w:t>
+      </w:r>
+    </w:p>
+    <w:p>
+      <w:pPr>
+        <w:contextualSpacing/>
+      </w:pPr>
+      <w:r>
+        <w:t xml:space="preserve">Комплекс организован в виде </w:t>
+      </w:r>
+      <w:proofErr w:type="spellStart"/>
+      <w:r>
+        <w:t>монорепозитория</w:t>
+      </w:r>
+      <w:proofErr w:type="spellEnd"/>
+      <w:r>
+        <w:t xml:space="preserve">, что обеспечивает согласованность интерфейсов, упрощает управление зависимостями и ускоряет процесс разработки. </w:t>
+      </w:r>
+      <w:proofErr w:type="spellStart"/>
+      <w:r>
+        <w:t>Оркестрация</w:t>
+      </w:r>
+      <w:proofErr w:type="spellEnd"/>
+      <w:r>
+        <w:t xml:space="preserve"> сервисов осуществляется с помощью средств контейнеризации, поддерживающих базовый профиль (клиентская часть, серверная часть, СУБД) и опциональный профиль искусственного интеллекта (AI-шлюз, сервис распознавания речи).</w:t>
+      </w:r>
+    </w:p>
+    <w:p>
+      <w:pPr>
+        <w:contextualSpacing/>
+      </w:pPr>
+      <w:r>
+        <w:t>Взаимодействие между компонентами реализовано через два основных канала:</w:t>
+      </w:r>
+    </w:p>
+    <w:p>
+      <w:pPr>
+        <w:numPr>
+          <w:ilvl w:val="0"/>
+          <w:numId w:val="7"/>
+        </w:numPr>
+        <w:contextualSpacing/>
+      </w:pPr>
+      <w:r>
+        <w:t>REST API – для управления сессиями, аутентификации, получения исторических данных и отчётов;</w:t>
+      </w:r>
+    </w:p>
+    <w:p>
+      <w:pPr>
+        <w:numPr>
+          <w:ilvl w:val="0"/>
+          <w:numId w:val="7"/>
+        </w:numPr>
+        <w:contextualSpacing/>
+      </w:pPr>
+      <w:proofErr w:type="spellStart"/>
+      <w:r>
+        <w:t>WebSocket</w:t>
+      </w:r>
+      <w:proofErr w:type="spellEnd"/>
+      <w:r>
+        <w:t xml:space="preserve"> – для </w:t>
+      </w:r>
+      <w:proofErr w:type="spellStart"/>
+      <w:r>
+        <w:t>низкозадержочного</w:t>
+      </w:r>
+      <w:proofErr w:type="spellEnd"/>
+      <w:r>
+        <w:t xml:space="preserve"> обмена </w:t>
+      </w:r>
+      <w:proofErr w:type="spellStart"/>
+      <w:r>
+        <w:t>медиаданными</w:t>
+      </w:r>
+      <w:proofErr w:type="spellEnd"/>
+      <w:r>
+        <w:t>, событиями встречи, потоковой аналитикой и чатом в реальном времени.</w:t>
+      </w:r>
+    </w:p>
+    <w:p>
+      <w:pPr>
+        <w:contextualSpacing/>
+      </w:pPr>
+      <w:r>
+        <w:t>Такая модульная архитектура позволяет независимо развивать клиентскую часть, серверную логику и алгоритмы ИИ, заменять модели распознавания без перекомпиляции основной системы и масштабировать вычислительные ресурсы под нагрузку.</w:t>
+      </w:r>
+    </w:p>
+    <w:p>
+      <w:pPr>
+        <w:pStyle w:val="2"/>
+      </w:pPr>
+      <w:bookmarkStart w:id="45" w:name="_Toc229467890"/>
+      <w:bookmarkStart w:id="46" w:name="_Toc229767069"/>
+      <w:r>
+        <w:lastRenderedPageBreak/>
+        <w:t>Модуль пользовательского интерфейса и клиентской логики</w:t>
+      </w:r>
+      <w:bookmarkEnd w:id="45"/>
+      <w:bookmarkEnd w:id="46"/>
+    </w:p>
+    <w:p>
+      <w:pPr>
+        <w:contextualSpacing/>
+      </w:pPr>
+      <w:r>
+        <w:t xml:space="preserve">Клиентская часть реализована как одностраничное приложение (SPA) на базе стека </w:t>
+      </w:r>
+      <w:proofErr w:type="spellStart"/>
+      <w:r>
+        <w:t>React</w:t>
+      </w:r>
+      <w:proofErr w:type="spellEnd"/>
+      <w:r>
+        <w:t xml:space="preserve">, </w:t>
+      </w:r>
+      <w:proofErr w:type="spellStart"/>
+      <w:r>
+        <w:t>TypeScript</w:t>
+      </w:r>
+      <w:proofErr w:type="spellEnd"/>
+      <w:r>
+        <w:t xml:space="preserve"> и сборщика </w:t>
+      </w:r>
+      <w:proofErr w:type="spellStart"/>
+      <w:r>
+        <w:t>Vite</w:t>
+      </w:r>
+      <w:proofErr w:type="spellEnd"/>
+      <w:r>
+        <w:t>. Интерфейс спроектирован с учётом принципов компонентного подхода и разделения ответственности.</w:t>
+      </w:r>
+    </w:p>
+    <w:p>
+      <w:pPr>
+        <w:contextualSpacing/>
+      </w:pPr>
+      <w:r>
+        <w:t>Ключевые элементы реализации:</w:t>
+      </w:r>
+    </w:p>
+    <w:p>
+      <w:pPr>
+        <w:numPr>
+          <w:ilvl w:val="0"/>
+          <w:numId w:val="7"/>
+        </w:numPr>
+        <w:contextualSpacing/>
+      </w:pPr>
+      <w:r>
+        <w:t>Маршрутизация осуществляется через специализированную библиотеку. Основные экраны: авторизация, список сессий, страница встречи, страница отчёта. Конфигурация доступности функций вынесена в отдельный конфигурационный файл.</w:t>
+      </w:r>
+    </w:p>
+    <w:p>
+      <w:pPr>
+        <w:numPr>
+          <w:ilvl w:val="0"/>
+          <w:numId w:val="7"/>
+        </w:numPr>
+        <w:contextualSpacing/>
+      </w:pPr>
+      <w:r>
+        <w:t>Управление состоянием разделено на два уровня: глобальное серверное состояние кэшируется и синхронизируется через специализированную библиотеку запросов, а локальное состояние встречи (список участников, уведомления, статусы медиа) управляется через легковесное хранилище состояния.</w:t>
+      </w:r>
+    </w:p>
+    <w:p>
+      <w:pPr>
+        <w:numPr>
+          <w:ilvl w:val="0"/>
+          <w:numId w:val="7"/>
+        </w:numPr>
+        <w:contextualSpacing/>
+      </w:pPr>
+      <w:proofErr w:type="spellStart"/>
+      <w:r>
+        <w:t>WebSocket</w:t>
+      </w:r>
+      <w:proofErr w:type="spellEnd"/>
+      <w:r>
+        <w:t xml:space="preserve">-механизм обеспечивает автоматическое </w:t>
+      </w:r>
+      <w:proofErr w:type="spellStart"/>
+      <w:r>
+        <w:t>переподключение</w:t>
+      </w:r>
+      <w:proofErr w:type="spellEnd"/>
+      <w:r>
+        <w:t>, обработку сигналов активности и маршрутизацию входящих событий. Разбор доменных событий делегирован специализированной функции, которая обновляет состояние, показывает уведомления и реагирует на завершение встречи.</w:t>
+      </w:r>
+    </w:p>
+    <w:p>
+      <w:pPr>
+        <w:numPr>
+          <w:ilvl w:val="0"/>
+          <w:numId w:val="7"/>
+        </w:numPr>
+        <w:contextualSpacing/>
+      </w:pPr>
+      <w:r>
+        <w:t>Отображение аналитики в реальном времени реализовано через боковую панель встречи, где транскрипты группируются по спикерам с поддержкой промежуточных и финальных реплик.</w:t>
+      </w:r>
+    </w:p>
+    <w:p>
+      <w:pPr>
+        <w:ind w:firstLine="0"/>
+        <w:contextualSpacing/>
+      </w:pPr>
+      <w:r>
+        <w:t xml:space="preserve">Интерфейс адаптирован под различные разрешения экранов, поддерживает темную/светлую тему и обеспечивает интуитивное управление медиаустройствами через стандартные браузерные API. Главный экран программного комплекса представлен на рисунке </w:t>
+      </w:r>
+      <w:r>
+        <w:fldChar w:fldCharType="begin"/>
+      </w:r>
+      <w:r>
+        <w:instrText xml:space="preserve"> REF _Ref229766213 \</w:instrText>
+      </w:r>
+      <w:r>
+        <w:rPr>
+          <w:lang w:val="en-US"/>
+        </w:rPr>
+        <w:instrText xml:space="preserve">#0 </w:instrText>
+      </w:r>
+      <w:r>
+        <w:instrText xml:space="preserve">\h </w:instrText>
+      </w:r>
+      <w:r>
+        <w:fldChar w:fldCharType="separate"/>
+      </w:r>
+      <w:r>
+        <w:rPr>
+          <w:lang w:val="en-US"/>
+        </w:rPr>
+        <w:t>7</w:t>
+      </w:r>
+      <w:r>
+        <w:fldChar w:fldCharType="end"/>
+      </w:r>
+      <w:r>
+        <w:t>.</w:t>
+      </w:r>
+    </w:p>
+    <w:p>
+      <w:pPr>
+        <w:ind w:firstLine="0"/>
+        <w:contextualSpacing/>
+        <w:rPr>
+          <w:lang w:val="en-US"/>
+        </w:rPr>
+      </w:pPr>
+      <w:r>
+        <w:rPr>
+          <w:noProof/>
+          <w:lang w:val="en-US"/>
+        </w:rPr>
+        <w:lastRenderedPageBreak/>
+        <w:drawing>
+          <wp:inline distT="0" distB="0" distL="0" distR="0" wp14:anchorId="15A65883" wp14:editId="299E5EFA">
+            <wp:extent cx="5940425" cy="2934970"/>
+            <wp:effectExtent l="0" t="0" r="3175" b="0"/>
+            <wp:docPr id="7" name="Рисунок 7"/>
+            <wp:cNvGraphicFramePr>
+              <a:graphicFrameLocks xmlns:a="http://schemas.openxmlformats.org/drawingml/2006/main" noChangeAspect="1"/>
+            </wp:cNvGraphicFramePr>
+            <a:graphic xmlns:a="http://schemas.openxmlformats.org/drawingml/2006/main">
+              <a:graphicData uri="http://schemas.openxmlformats.org/drawingml/2006/picture">
+                <pic:pic xmlns:pic="http://schemas.openxmlformats.org/drawingml/2006/picture">
+                  <pic:nvPicPr>
+                    <pic:cNvPr id="1" name=""/>
+                    <pic:cNvPicPr/>
+                  </pic:nvPicPr>
+                  <pic:blipFill>
+                    <a:blip r:embed="rId17"/>
+                    <a:stretch>
+                      <a:fillRect/>
+                    </a:stretch>
+                  </pic:blipFill>
+                  <pic:spPr>
+                    <a:xfrm>
+                      <a:off x="0" y="0"/>
+                      <a:ext cx="5940425" cy="2934970"/>
+                    </a:xfrm>
+                    <a:prstGeom prst="rect">
+                      <a:avLst/>
+                    </a:prstGeom>
+                  </pic:spPr>
+                </pic:pic>
+              </a:graphicData>
+            </a:graphic>
+          </wp:inline>
+        </w:drawing>
+      </w:r>
+    </w:p>
+    <w:p>
+      <w:pPr>
+        <w:ind w:firstLine="0"/>
+        <w:contextualSpacing/>
+        <w:jc w:val="center"/>
+        <w:rPr>
+          <w:rFonts w:eastAsiaTheme="minorHAnsi"/>
+          <w:color w:val="000000" w:themeColor="text1"/>
+          <w:lang w:eastAsia="en-US" w:bidi="he-IL"/>
+        </w:rPr>
+      </w:pPr>
+      <w:bookmarkStart w:id="47" w:name="_Ref229766213"/>
+      <w:r>
+        <w:rPr>
+          <w:rFonts w:eastAsiaTheme="minorHAnsi"/>
+          <w:color w:val="000000" w:themeColor="text1"/>
+          <w:lang w:eastAsia="en-US" w:bidi="he-IL"/>
+        </w:rPr>
+        <w:t xml:space="preserve">Рисунок </w:t>
+      </w:r>
+      <w:r>
+        <w:rPr>
+          <w:rFonts w:eastAsiaTheme="minorHAnsi"/>
+          <w:color w:val="000000" w:themeColor="text1"/>
+          <w:lang w:eastAsia="en-US" w:bidi="he-IL"/>
+        </w:rPr>
+        <w:fldChar w:fldCharType="begin"/>
+      </w:r>
+      <w:r>
+        <w:rPr>
+          <w:rFonts w:eastAsiaTheme="minorHAnsi"/>
+          <w:color w:val="000000" w:themeColor="text1"/>
+          <w:lang w:eastAsia="en-US" w:bidi="he-IL"/>
+        </w:rPr>
+        <w:instrText xml:space="preserve"> SEQ Рисунок \* ARABIC </w:instrText>
+      </w:r>
+      <w:r>
+        <w:rPr>
+          <w:rFonts w:eastAsiaTheme="minorHAnsi"/>
+          <w:color w:val="000000" w:themeColor="text1"/>
+          <w:lang w:eastAsia="en-US" w:bidi="he-IL"/>
+        </w:rPr>
+        <w:fldChar w:fldCharType="separate"/>
+      </w:r>
+      <w:r>
+        <w:rPr>
+          <w:rFonts w:eastAsiaTheme="minorHAnsi"/>
+          <w:noProof/>
+          <w:color w:val="000000" w:themeColor="text1"/>
+          <w:lang w:eastAsia="en-US" w:bidi="he-IL"/>
+        </w:rPr>
+        <w:t>7</w:t>
+      </w:r>
+      <w:r>
+        <w:rPr>
+          <w:rFonts w:eastAsiaTheme="minorHAnsi"/>
+          <w:color w:val="000000" w:themeColor="text1"/>
+          <w:lang w:eastAsia="en-US" w:bidi="he-IL"/>
+        </w:rPr>
+        <w:fldChar w:fldCharType="end"/>
+      </w:r>
+      <w:bookmarkEnd w:id="47"/>
+      <w:r>
+        <w:rPr>
+          <w:rFonts w:eastAsiaTheme="minorHAnsi"/>
+          <w:color w:val="000000" w:themeColor="text1"/>
+          <w:lang w:eastAsia="en-US" w:bidi="he-IL"/>
+        </w:rPr>
+        <w:t>. Интерфейс</w:t>
+      </w:r>
+    </w:p>
+    <w:p>
+      <w:pPr>
+        <w:pStyle w:val="2"/>
+      </w:pPr>
+      <w:bookmarkStart w:id="48" w:name="_Toc229467891"/>
+      <w:bookmarkStart w:id="49" w:name="_Toc229767070"/>
+      <w:r>
+        <w:t xml:space="preserve">Серверный модуль управления сессиями и </w:t>
+      </w:r>
+      <w:proofErr w:type="spellStart"/>
+      <w:r>
+        <w:t>WebSocket</w:t>
+      </w:r>
+      <w:proofErr w:type="spellEnd"/>
+      <w:r>
+        <w:t>-коммуникации</w:t>
+      </w:r>
+      <w:bookmarkEnd w:id="48"/>
+      <w:bookmarkEnd w:id="49"/>
+    </w:p>
+    <w:p>
+      <w:pPr>
+        <w:contextualSpacing/>
+      </w:pPr>
+      <w:r>
+        <w:t xml:space="preserve">Серверная часть написана на языке Go с использованием веб-фреймворка </w:t>
+      </w:r>
+      <w:proofErr w:type="spellStart"/>
+      <w:r>
+        <w:t>Gin</w:t>
+      </w:r>
+      <w:proofErr w:type="spellEnd"/>
+      <w:r>
+        <w:t>. Точка входа выполняет инициализацию подключения к СУБД, настройку CORS, регистрацию промежуточного ПО и маршрутов.</w:t>
+      </w:r>
+    </w:p>
+    <w:p>
+      <w:pPr>
+        <w:contextualSpacing/>
+      </w:pPr>
+      <w:r>
+        <w:t>Особенности реализации:</w:t>
+      </w:r>
+    </w:p>
+    <w:p>
+      <w:pPr>
+        <w:numPr>
+          <w:ilvl w:val="0"/>
+          <w:numId w:val="7"/>
+        </w:numPr>
+        <w:contextualSpacing/>
+      </w:pPr>
+      <w:r>
+        <w:t xml:space="preserve">Цепочка </w:t>
+      </w:r>
+      <w:proofErr w:type="spellStart"/>
+      <w:r>
+        <w:t>middleware</w:t>
+      </w:r>
+      <w:proofErr w:type="spellEnd"/>
+      <w:r>
+        <w:t>: восстановление после сбоев → идентификация запроса → логирование доступа → CORS → ограничение попыток входа → проверка аутентификации. Такая последовательность обеспечивает отказоустойчивость, аудит запросов, защиту от подбора паролей и контроль доступа.</w:t>
+      </w:r>
+    </w:p>
+    <w:p>
+      <w:pPr>
+        <w:numPr>
+          <w:ilvl w:val="0"/>
+          <w:numId w:val="7"/>
+        </w:numPr>
+        <w:contextualSpacing/>
+      </w:pPr>
+      <w:proofErr w:type="spellStart"/>
+      <w:r>
+        <w:t>WebSocket</w:t>
+      </w:r>
+      <w:proofErr w:type="spellEnd"/>
+      <w:r>
+        <w:t>-хаб управляет пулом соединений по идентификатору сессии. При получении сообщения о присоединении сервер сохраняет метаданные подключения, рассылает событие о новом участнике всем клиентам и отправляет новому участнику текущий список присутствующих.</w:t>
+      </w:r>
+    </w:p>
+    <w:p>
+      <w:pPr>
+        <w:numPr>
+          <w:ilvl w:val="0"/>
+          <w:numId w:val="7"/>
+        </w:numPr>
+        <w:contextualSpacing/>
+      </w:pPr>
+      <w:r>
+        <w:t xml:space="preserve">Обработка медиа-событий: сообщения типов «кадр», «аудио», «сообщение чата» маршрутизируются к зарегистрированным обработчикам. События аналитики (текстовый анализ, </w:t>
+      </w:r>
+      <w:proofErr w:type="spellStart"/>
+      <w:r>
+        <w:t>аудиоанализ</w:t>
+      </w:r>
+      <w:proofErr w:type="spellEnd"/>
+      <w:r>
+        <w:t xml:space="preserve">, анализ лица, эмоции) записываются в таблицу событий и одновременно транслируются клиентам. </w:t>
+      </w:r>
+      <w:r>
+        <w:lastRenderedPageBreak/>
+        <w:t xml:space="preserve">Отладочные сообщения не сохраняются в БД, а сразу передаются по </w:t>
+      </w:r>
+      <w:proofErr w:type="spellStart"/>
+      <w:r>
+        <w:t>WebSocket</w:t>
+      </w:r>
+      <w:proofErr w:type="spellEnd"/>
+      <w:r>
+        <w:t xml:space="preserve"> для снижения нагрузки на дисковую подсистему.</w:t>
+      </w:r>
+    </w:p>
+    <w:p>
+      <w:pPr>
+        <w:numPr>
+          <w:ilvl w:val="0"/>
+          <w:numId w:val="7"/>
+        </w:numPr>
+        <w:contextualSpacing/>
+      </w:pPr>
+      <w:r>
+        <w:t>REST-модули: здоровье системы, аутентификация, сессии, аналитика, отчёты реализуют CRUD-операции, валидацию прав доступа и выдачу агрегированных данных.</w:t>
+      </w:r>
+    </w:p>
+    <w:p>
+      <w:pPr>
+        <w:pStyle w:val="2"/>
+      </w:pPr>
+      <w:bookmarkStart w:id="50" w:name="_Toc229467892"/>
+      <w:bookmarkStart w:id="51" w:name="_Toc229767071"/>
+      <w:r>
+        <w:t>Модуль аутентификации и обеспечения безопасности</w:t>
+      </w:r>
+      <w:bookmarkEnd w:id="50"/>
+      <w:bookmarkEnd w:id="51"/>
+    </w:p>
+    <w:p>
+      <w:pPr>
+        <w:contextualSpacing/>
+      </w:pPr>
+      <w:r>
+        <w:t xml:space="preserve">Подсистема безопасности построена на основе </w:t>
+      </w:r>
+      <w:proofErr w:type="spellStart"/>
+      <w:r>
+        <w:t>stateless</w:t>
+      </w:r>
+      <w:proofErr w:type="spellEnd"/>
+      <w:r>
+        <w:t xml:space="preserve">-архитектуры с использованием JWT (JSON Web </w:t>
+      </w:r>
+      <w:proofErr w:type="spellStart"/>
+      <w:r>
+        <w:t>Tokens</w:t>
+      </w:r>
+      <w:proofErr w:type="spellEnd"/>
+      <w:r>
+        <w:t>). Процесс аутентификации включает:</w:t>
+      </w:r>
+    </w:p>
+    <w:p>
+      <w:pPr>
+        <w:numPr>
+          <w:ilvl w:val="0"/>
+          <w:numId w:val="50"/>
+        </w:numPr>
+        <w:contextualSpacing/>
+      </w:pPr>
+      <w:r>
+        <w:t xml:space="preserve">Проверку учётных данных через запрос входа с валидацией </w:t>
+      </w:r>
+      <w:proofErr w:type="spellStart"/>
+      <w:r>
+        <w:t>хеша</w:t>
+      </w:r>
+      <w:proofErr w:type="spellEnd"/>
+      <w:r>
+        <w:t xml:space="preserve"> пароля.</w:t>
+      </w:r>
+    </w:p>
+    <w:p>
+      <w:pPr>
+        <w:numPr>
+          <w:ilvl w:val="0"/>
+          <w:numId w:val="50"/>
+        </w:numPr>
+        <w:contextualSpacing/>
+      </w:pPr>
+      <w:r>
+        <w:t>Выдачу пары токенов: короткоживущего токена доступа (для авторизации запросов) и долгоживущего токена обновления (хранится в БД с возможностью ротации и принудительной отмены).</w:t>
+      </w:r>
+    </w:p>
+    <w:p>
+      <w:pPr>
+        <w:numPr>
+          <w:ilvl w:val="0"/>
+          <w:numId w:val="50"/>
+        </w:numPr>
+        <w:contextualSpacing/>
+      </w:pPr>
+      <w:r>
+        <w:t>Обновление сессии через запрос обновления с проверкой валидности и отзывом старого токена.</w:t>
+      </w:r>
+    </w:p>
+    <w:p>
+      <w:pPr>
+        <w:contextualSpacing/>
+      </w:pPr>
+      <w:r>
+        <w:t>Дополнительные механизмы защиты:</w:t>
+      </w:r>
+    </w:p>
+    <w:p>
+      <w:pPr>
+        <w:numPr>
+          <w:ilvl w:val="0"/>
+          <w:numId w:val="7"/>
+        </w:numPr>
+        <w:contextualSpacing/>
+      </w:pPr>
+      <w:r>
+        <w:t>Ограничение количества попыток входа с одного IP, предотвращающее атаки подбора.</w:t>
+      </w:r>
+    </w:p>
+    <w:p>
+      <w:pPr>
+        <w:numPr>
+          <w:ilvl w:val="0"/>
+          <w:numId w:val="7"/>
+        </w:numPr>
+        <w:contextualSpacing/>
+      </w:pPr>
+      <w:r>
+        <w:t>Разграничение доступа к аналитике: полный отчёт доступен только организатору сессии, участники получают только свои данные.</w:t>
+      </w:r>
+    </w:p>
+    <w:p>
+      <w:pPr>
+        <w:numPr>
+          <w:ilvl w:val="0"/>
+          <w:numId w:val="7"/>
+        </w:numPr>
+        <w:contextualSpacing/>
+      </w:pPr>
+      <w:r>
+        <w:t xml:space="preserve">В продакшн-окружении предполагается использование HTTPS/WSS, строгих CORS-правил и безопасных </w:t>
+      </w:r>
+      <w:proofErr w:type="spellStart"/>
+      <w:r>
+        <w:t>cookie</w:t>
+      </w:r>
+      <w:proofErr w:type="spellEnd"/>
+      <w:r>
+        <w:t xml:space="preserve"> для токенов обновления.</w:t>
+      </w:r>
+    </w:p>
+    <w:p>
+      <w:pPr>
+        <w:pStyle w:val="2"/>
+      </w:pPr>
+      <w:bookmarkStart w:id="52" w:name="_Toc229467893"/>
+      <w:bookmarkStart w:id="53" w:name="_Toc229767072"/>
+      <w:r>
+        <w:t xml:space="preserve">Модуль захвата и передачи </w:t>
+      </w:r>
+      <w:proofErr w:type="spellStart"/>
+      <w:r>
+        <w:t>медиапотоков</w:t>
+      </w:r>
+      <w:bookmarkEnd w:id="52"/>
+      <w:bookmarkEnd w:id="53"/>
+      <w:proofErr w:type="spellEnd"/>
+    </w:p>
+    <w:p>
+      <w:pPr>
+        <w:contextualSpacing/>
+      </w:pPr>
+      <w:r>
+        <w:t xml:space="preserve">Захват </w:t>
+      </w:r>
+      <w:proofErr w:type="spellStart"/>
+      <w:r>
+        <w:t>медиаданных</w:t>
+      </w:r>
+      <w:proofErr w:type="spellEnd"/>
+      <w:r>
+        <w:t xml:space="preserve"> на стороне клиента реализован через нативные браузерные API без использования сторонних плагинов.</w:t>
+      </w:r>
+    </w:p>
+    <w:p>
+      <w:pPr>
+        <w:numPr>
+          <w:ilvl w:val="0"/>
+          <w:numId w:val="7"/>
+        </w:numPr>
+        <w:contextualSpacing/>
+      </w:pPr>
+      <w:r>
+        <w:t xml:space="preserve">Аудио: создаётся компонент записи исключительно для аудиодорожки микрофона. Для корректного декодирования на стороне сервера применяется стратегия кумулятивного накопления </w:t>
+      </w:r>
+      <w:proofErr w:type="spellStart"/>
+      <w:r>
+        <w:t>чанков</w:t>
+      </w:r>
+      <w:proofErr w:type="spellEnd"/>
+      <w:r>
+        <w:t xml:space="preserve">: вместо отправки изолированных фрагментов система формирует непрерывный </w:t>
+      </w:r>
+      <w:r>
+        <w:lastRenderedPageBreak/>
+        <w:t xml:space="preserve">буфер, содержащий инициализирующий сегмент и последующие кластеры. Буфер кодируется в Base64 и отправляется по </w:t>
+      </w:r>
+      <w:proofErr w:type="spellStart"/>
+      <w:r>
+        <w:t>WebSocket</w:t>
+      </w:r>
+      <w:proofErr w:type="spellEnd"/>
+      <w:r>
+        <w:t xml:space="preserve"> с заданным интервалом или по достижению лимита размера.</w:t>
+      </w:r>
+    </w:p>
+    <w:p>
+      <w:pPr>
+        <w:numPr>
+          <w:ilvl w:val="0"/>
+          <w:numId w:val="7"/>
+        </w:numPr>
+        <w:contextualSpacing/>
+      </w:pPr>
+      <w:r>
+        <w:t xml:space="preserve">Видео: кадры для анализа лица захватываются с </w:t>
+      </w:r>
+      <w:proofErr w:type="spellStart"/>
+      <w:r>
+        <w:t>видеоэлемента</w:t>
+      </w:r>
+      <w:proofErr w:type="spellEnd"/>
+      <w:r>
+        <w:t xml:space="preserve"> через </w:t>
+      </w:r>
+      <w:proofErr w:type="spellStart"/>
+      <w:r>
+        <w:t>canvas</w:t>
+      </w:r>
+      <w:proofErr w:type="spellEnd"/>
+      <w:r>
+        <w:t xml:space="preserve"> с фиксированным интервалом. Изображение конвертируется в JPEG Base64 и передаётся типом «кадр». Такой подход балансирует между частотой обновления аналитики и пропускной способностью канала.</w:t>
+      </w:r>
+    </w:p>
+    <w:p>
+      <w:pPr>
+        <w:numPr>
+          <w:ilvl w:val="0"/>
+          <w:numId w:val="7"/>
+        </w:numPr>
+        <w:contextualSpacing/>
+      </w:pPr>
+      <w:r>
+        <w:t>Управление ресурсами</w:t>
+      </w:r>
+      <w:proofErr w:type="gramStart"/>
+      <w:r>
+        <w:t>: При</w:t>
+      </w:r>
+      <w:proofErr w:type="gramEnd"/>
+      <w:r>
+        <w:t xml:space="preserve"> смене потока, потере фокуса вкладки или завершении встречи компоненты записи корректно останавливаются и освобождаются, что предотвращает утечки памяти и фоновую загрузку ЦП.</w:t>
+      </w:r>
+    </w:p>
+    <w:p>
+      <w:pPr>
+        <w:pStyle w:val="2"/>
+      </w:pPr>
+      <w:bookmarkStart w:id="54" w:name="_Toc229467894"/>
+      <w:bookmarkStart w:id="55" w:name="_Toc229767073"/>
+      <w:r>
+        <w:t>Модуль искусственного интеллекта и мультимодального анализа</w:t>
+      </w:r>
+      <w:bookmarkEnd w:id="54"/>
+      <w:bookmarkEnd w:id="55"/>
+    </w:p>
+    <w:p>
+      <w:pPr>
+        <w:contextualSpacing/>
+      </w:pPr>
+      <w:r>
+        <w:t xml:space="preserve">Вычислительные задачи ИИ вынесены в отдельный сервис (AI-шлюз) и сервис распознавания речи на языке Python. Шлюз взаимодействует с серверной частью через </w:t>
+      </w:r>
+      <w:proofErr w:type="spellStart"/>
+      <w:r>
+        <w:t>WebSocket</w:t>
+      </w:r>
+      <w:proofErr w:type="spellEnd"/>
+      <w:r>
+        <w:t xml:space="preserve"> и конфигурируется через JSON-файлы с поддержкой горячей перезагрузки.</w:t>
+      </w:r>
+    </w:p>
+    <w:p>
+      <w:pPr>
+        <w:pStyle w:val="3"/>
+      </w:pPr>
+      <w:r>
+        <w:t>Анализ лица и эмоций</w:t>
+      </w:r>
+    </w:p>
+    <w:p>
+      <w:pPr>
+        <w:contextualSpacing/>
+      </w:pPr>
+      <w:r>
+        <w:t>Теоретические основы детекции лиц и распознавания эмоций</w:t>
+      </w:r>
+    </w:p>
+    <w:p>
+      <w:pPr>
+        <w:contextualSpacing/>
+      </w:pPr>
+      <w:r>
+        <w:t>Задача распознавания эмоций по выражению лица (</w:t>
+      </w:r>
+      <w:proofErr w:type="spellStart"/>
+      <w:r>
+        <w:t>Facial</w:t>
+      </w:r>
+      <w:proofErr w:type="spellEnd"/>
+      <w:r>
+        <w:t xml:space="preserve"> </w:t>
+      </w:r>
+      <w:proofErr w:type="spellStart"/>
+      <w:r>
+        <w:t>Expression</w:t>
+      </w:r>
+      <w:proofErr w:type="spellEnd"/>
+      <w:r>
+        <w:t xml:space="preserve"> </w:t>
+      </w:r>
+      <w:proofErr w:type="spellStart"/>
+      <w:r>
+        <w:t>Recognition</w:t>
+      </w:r>
+      <w:proofErr w:type="spellEnd"/>
+      <w:r>
+        <w:t>, FER) является одной из ключевых в области компьютерного зрения и аффективных вычислений. Современный подход к решению данной задачи включает два основных этапа: детектирование лица и классификацию эмоций.</w:t>
+      </w:r>
+    </w:p>
+    <w:p>
+      <w:pPr>
+        <w:contextualSpacing/>
+      </w:pPr>
+      <w:r>
+        <w:t>Этап 1: Детектирование и выравнивание лица</w:t>
+      </w:r>
+    </w:p>
+    <w:p>
+      <w:pPr>
+        <w:contextualSpacing/>
+      </w:pPr>
+      <w:r>
+        <w:t>Первым шагом является локализация лица на изображении и определение ключевых точек (</w:t>
+      </w:r>
+      <w:proofErr w:type="spellStart"/>
+      <w:r>
+        <w:t>landmarks</w:t>
+      </w:r>
+      <w:proofErr w:type="spellEnd"/>
+      <w:r>
+        <w:t>). Для этого применяются следующие подходы:</w:t>
+      </w:r>
+    </w:p>
+    <w:p>
+      <w:pPr>
+        <w:numPr>
+          <w:ilvl w:val="0"/>
+          <w:numId w:val="49"/>
+        </w:numPr>
+        <w:contextualSpacing/>
+      </w:pPr>
+      <w:r>
+        <w:t xml:space="preserve">Active </w:t>
+      </w:r>
+      <w:proofErr w:type="spellStart"/>
+      <w:r>
+        <w:t>Shape</w:t>
+      </w:r>
+      <w:proofErr w:type="spellEnd"/>
+      <w:r>
+        <w:t xml:space="preserve"> </w:t>
+      </w:r>
+      <w:proofErr w:type="spellStart"/>
+      <w:r>
+        <w:t>Models</w:t>
+      </w:r>
+      <w:proofErr w:type="spellEnd"/>
+      <w:r>
+        <w:t xml:space="preserve"> (ASM) и Active </w:t>
+      </w:r>
+      <w:proofErr w:type="spellStart"/>
+      <w:r>
+        <w:t>Appearance</w:t>
+      </w:r>
+      <w:proofErr w:type="spellEnd"/>
+      <w:r>
+        <w:t xml:space="preserve"> </w:t>
+      </w:r>
+      <w:proofErr w:type="spellStart"/>
+      <w:r>
+        <w:t>Models</w:t>
+      </w:r>
+      <w:proofErr w:type="spellEnd"/>
+      <w:r>
+        <w:t xml:space="preserve"> (AAM) – классические статистические методы, которые строят параметрическое представление формы лица на основе обучающей выборки. Эти модели </w:t>
+      </w:r>
+      <w:r>
+        <w:lastRenderedPageBreak/>
+        <w:t>описывают вариации формы и текстуры лица через главные компоненты (PCA).</w:t>
+      </w:r>
+    </w:p>
+    <w:p>
+      <w:pPr>
+        <w:numPr>
+          <w:ilvl w:val="0"/>
+          <w:numId w:val="49"/>
+        </w:numPr>
+        <w:contextualSpacing/>
+      </w:pPr>
+      <w:r>
+        <w:t>Современные нейросетевые детекторы:</w:t>
+      </w:r>
+    </w:p>
+    <w:p>
+      <w:pPr>
+        <w:numPr>
+          <w:ilvl w:val="0"/>
+          <w:numId w:val="7"/>
+        </w:numPr>
+        <w:contextualSpacing/>
+      </w:pPr>
+      <w:proofErr w:type="spellStart"/>
+      <w:r>
+        <w:t>BlazeFace</w:t>
+      </w:r>
+      <w:proofErr w:type="spellEnd"/>
+      <w:r>
+        <w:t xml:space="preserve"> – легковесная </w:t>
+      </w:r>
+      <w:proofErr w:type="spellStart"/>
+      <w:r>
+        <w:t>свёрточная</w:t>
+      </w:r>
+      <w:proofErr w:type="spellEnd"/>
+      <w:r>
+        <w:t xml:space="preserve"> нейронная сеть, оптимизированная для работы в реальном времени на мобильных устройствах. Использует якорные точки (</w:t>
+      </w:r>
+      <w:proofErr w:type="spellStart"/>
+      <w:r>
+        <w:t>anchors</w:t>
+      </w:r>
+      <w:proofErr w:type="spellEnd"/>
+      <w:r>
+        <w:t>) и предсказывает ограничивающие рамки лиц.</w:t>
+      </w:r>
+    </w:p>
+    <w:p>
+      <w:pPr>
+        <w:numPr>
+          <w:ilvl w:val="0"/>
+          <w:numId w:val="7"/>
+        </w:numPr>
+        <w:contextualSpacing/>
+      </w:pPr>
+      <w:r>
+        <w:t>MTCNN (Multi-</w:t>
+      </w:r>
+      <w:proofErr w:type="spellStart"/>
+      <w:r>
+        <w:t>task</w:t>
+      </w:r>
+      <w:proofErr w:type="spellEnd"/>
+      <w:r>
+        <w:t xml:space="preserve"> </w:t>
+      </w:r>
+      <w:proofErr w:type="spellStart"/>
+      <w:r>
+        <w:t>Cascaded</w:t>
+      </w:r>
+      <w:proofErr w:type="spellEnd"/>
+      <w:r>
+        <w:t xml:space="preserve"> CNN) – каскадная архитектура из трёх нейронных сетей, которые последовательно уточняют положение лица и определяют 5 ключевых точек (углы глаз, кончик носа, уголки рта).</w:t>
+      </w:r>
+    </w:p>
+    <w:p>
+      <w:pPr>
+        <w:contextualSpacing/>
+      </w:pPr>
+      <w:r>
+        <w:t>Принцип работы MTCNN заключается в последовательной обработке изображения тремя нейронными сетями: P-Net (</w:t>
+      </w:r>
+      <w:proofErr w:type="spellStart"/>
+      <w:r>
+        <w:t>Proposal</w:t>
+      </w:r>
+      <w:proofErr w:type="spellEnd"/>
+      <w:r>
+        <w:t xml:space="preserve"> Network) генерирует кандидаты на расположение лиц, R-Net (</w:t>
+      </w:r>
+      <w:proofErr w:type="spellStart"/>
+      <w:r>
+        <w:t>Refine</w:t>
+      </w:r>
+      <w:proofErr w:type="spellEnd"/>
+      <w:r>
+        <w:t xml:space="preserve"> Network) отсеивает ложные срабатывания и уточняет границы, O-Net (</w:t>
+      </w:r>
+      <w:proofErr w:type="spellStart"/>
+      <w:r>
+        <w:t>Output</w:t>
+      </w:r>
+      <w:proofErr w:type="spellEnd"/>
+      <w:r>
+        <w:t xml:space="preserve"> Network) выполняет финальную проверку и определяет пять ключевых точек. Такая каскадная архитектура обеспечивает высокую скорость детекции при сохранении точности. Структура сети MTCNN представлена на рисунке</w:t>
+      </w:r>
+      <w:r>
+        <w:rPr>
+          <w:lang w:val="en-US"/>
+        </w:rPr>
+        <w:t xml:space="preserve"> </w:t>
+      </w:r>
+      <w:r>
+        <w:rPr>
+          <w:lang w:val="en-US"/>
+        </w:rPr>
+        <w:fldChar w:fldCharType="begin"/>
+      </w:r>
+      <w:r>
+        <w:rPr>
+          <w:lang w:val="en-US"/>
+        </w:rPr>
+        <w:instrText xml:space="preserve"> REF _Ref229766576 \#0 \h </w:instrText>
+      </w:r>
+      <w:r>
+        <w:rPr>
+          <w:lang w:val="en-US"/>
+        </w:rPr>
+      </w:r>
+      <w:r>
+        <w:rPr>
+          <w:lang w:val="en-US"/>
+        </w:rPr>
+        <w:fldChar w:fldCharType="separate"/>
+      </w:r>
+      <w:r>
+        <w:rPr>
+          <w:lang w:val="en-US"/>
+        </w:rPr>
+        <w:t>8</w:t>
+      </w:r>
+      <w:r>
+        <w:rPr>
+          <w:lang w:val="en-US"/>
+        </w:rPr>
+        <w:fldChar w:fldCharType="end"/>
+      </w:r>
+      <w:r>
+        <w:t>.</w:t>
+      </w:r>
+    </w:p>
+    <w:p>
+      <w:pPr>
+        <w:ind w:firstLine="0"/>
+        <w:contextualSpacing/>
+      </w:pPr>
+      <w:r>
+        <w:rPr>
+          <w:noProof/>
+        </w:rPr>
+        <w:drawing>
+          <wp:inline distT="0" distB="0" distL="0" distR="0" wp14:anchorId="3BAE57F0" wp14:editId="2A707817">
+            <wp:extent cx="5940425" cy="2162810"/>
+            <wp:effectExtent l="0" t="0" r="3175" b="8890"/>
+            <wp:docPr id="5" name="Рисунок 5"/>
+            <wp:cNvGraphicFramePr>
+              <a:graphicFrameLocks xmlns:a="http://schemas.openxmlformats.org/drawingml/2006/main" noChangeAspect="1"/>
+            </wp:cNvGraphicFramePr>
+            <a:graphic xmlns:a="http://schemas.openxmlformats.org/drawingml/2006/main">
+              <a:graphicData uri="http://schemas.openxmlformats.org/drawingml/2006/picture">
+                <pic:pic xmlns:pic="http://schemas.openxmlformats.org/drawingml/2006/picture">
+                  <pic:nvPicPr>
+                    <pic:cNvPr id="1" name=""/>
+                    <pic:cNvPicPr/>
+                  </pic:nvPicPr>
+                  <pic:blipFill>
+                    <a:blip r:embed="rId18"/>
+                    <a:stretch>
+                      <a:fillRect/>
+                    </a:stretch>
+                  </pic:blipFill>
+                  <pic:spPr>
+                    <a:xfrm>
+                      <a:off x="0" y="0"/>
+                      <a:ext cx="5940425" cy="2162810"/>
+                    </a:xfrm>
+                    <a:prstGeom prst="rect">
+                      <a:avLst/>
+                    </a:prstGeom>
+                  </pic:spPr>
+                </pic:pic>
+              </a:graphicData>
+            </a:graphic>
+          </wp:inline>
+        </w:drawing>
+      </w:r>
+    </w:p>
+    <w:p>
+      <w:pPr>
+        <w:ind w:firstLine="0"/>
+        <w:contextualSpacing/>
+        <w:jc w:val="center"/>
+        <w:rPr>
+          <w:rFonts w:eastAsiaTheme="minorHAnsi"/>
+          <w:color w:val="000000" w:themeColor="text1"/>
+          <w:lang w:eastAsia="en-US" w:bidi="he-IL"/>
+        </w:rPr>
+      </w:pPr>
+      <w:bookmarkStart w:id="56" w:name="_Ref229766576"/>
+      <w:r>
+        <w:rPr>
+          <w:rFonts w:eastAsiaTheme="minorHAnsi"/>
+          <w:color w:val="000000" w:themeColor="text1"/>
+          <w:lang w:eastAsia="en-US" w:bidi="he-IL"/>
+        </w:rPr>
+        <w:t xml:space="preserve">Рисунок </w:t>
+      </w:r>
+      <w:r>
+        <w:rPr>
+          <w:rFonts w:eastAsiaTheme="minorHAnsi"/>
+          <w:color w:val="000000" w:themeColor="text1"/>
+          <w:lang w:eastAsia="en-US" w:bidi="he-IL"/>
+        </w:rPr>
+        <w:fldChar w:fldCharType="begin"/>
+      </w:r>
+      <w:r>
+        <w:rPr>
+          <w:rFonts w:eastAsiaTheme="minorHAnsi"/>
+          <w:color w:val="000000" w:themeColor="text1"/>
+          <w:lang w:eastAsia="en-US" w:bidi="he-IL"/>
+        </w:rPr>
+        <w:instrText xml:space="preserve"> SEQ Рисунок \* ARABIC </w:instrText>
+      </w:r>
+      <w:r>
+        <w:rPr>
+          <w:rFonts w:eastAsiaTheme="minorHAnsi"/>
+          <w:color w:val="000000" w:themeColor="text1"/>
+          <w:lang w:eastAsia="en-US" w:bidi="he-IL"/>
+        </w:rPr>
+        <w:fldChar w:fldCharType="separate"/>
+      </w:r>
+      <w:r>
+        <w:rPr>
+          <w:rFonts w:eastAsiaTheme="minorHAnsi"/>
+          <w:noProof/>
+          <w:color w:val="000000" w:themeColor="text1"/>
+          <w:lang w:eastAsia="en-US" w:bidi="he-IL"/>
+        </w:rPr>
+        <w:t>8</w:t>
+      </w:r>
+      <w:r>
+        <w:rPr>
+          <w:rFonts w:eastAsiaTheme="minorHAnsi"/>
+          <w:color w:val="000000" w:themeColor="text1"/>
+          <w:lang w:eastAsia="en-US" w:bidi="he-IL"/>
+        </w:rPr>
+        <w:fldChar w:fldCharType="end"/>
+      </w:r>
+      <w:bookmarkEnd w:id="56"/>
+      <w:r>
+        <w:rPr>
+          <w:rFonts w:eastAsiaTheme="minorHAnsi"/>
+          <w:color w:val="000000" w:themeColor="text1"/>
+          <w:lang w:eastAsia="en-US" w:bidi="he-IL"/>
+        </w:rPr>
+        <w:t>. Архитектура MTCNN</w:t>
+      </w:r>
+    </w:p>
+    <w:p>
+      <w:pPr>
+        <w:contextualSpacing/>
+      </w:pPr>
+      <w:r>
+        <w:t>После детектирования выполняется выравнивание (</w:t>
+      </w:r>
+      <w:proofErr w:type="spellStart"/>
+      <w:r>
+        <w:t>alignment</w:t>
+      </w:r>
+      <w:proofErr w:type="spellEnd"/>
+      <w:r>
+        <w:t>) – геометрическая трансформация лица к каноническому виду на основе ключевых точек. Это повышает точность последующей классификации эмоций.</w:t>
+      </w:r>
+    </w:p>
+    <w:p>
+      <w:pPr>
+        <w:contextualSpacing/>
+      </w:pPr>
+      <w:r>
+        <w:t>Этап 2: Распознавание эмоций</w:t>
+      </w:r>
+    </w:p>
+    <w:p>
+      <w:pPr>
+        <w:contextualSpacing/>
+      </w:pPr>
+      <w:r>
+        <w:lastRenderedPageBreak/>
+        <w:t xml:space="preserve">Классификация эмоций выполняется с помощью </w:t>
+      </w:r>
+      <w:proofErr w:type="spellStart"/>
+      <w:r>
+        <w:t>свёрточных</w:t>
+      </w:r>
+      <w:proofErr w:type="spellEnd"/>
+      <w:r>
+        <w:t xml:space="preserve"> нейронных сетей (CNN). В разработанной системе используется библиотека </w:t>
+      </w:r>
+      <w:proofErr w:type="spellStart"/>
+      <w:r>
+        <w:t>DeepFace</w:t>
+      </w:r>
+      <w:proofErr w:type="spellEnd"/>
+      <w:r>
+        <w:t xml:space="preserve">, которая представляет собой мета-библиотеку, включающую несколько </w:t>
+      </w:r>
+      <w:proofErr w:type="spellStart"/>
+      <w:r>
+        <w:t>предобученных</w:t>
+      </w:r>
+      <w:proofErr w:type="spellEnd"/>
+      <w:r>
+        <w:t xml:space="preserve"> архитектур:</w:t>
+      </w:r>
+    </w:p>
+    <w:p>
+      <w:pPr>
+        <w:numPr>
+          <w:ilvl w:val="0"/>
+          <w:numId w:val="48"/>
+        </w:numPr>
+        <w:contextualSpacing/>
+      </w:pPr>
+      <w:r>
+        <w:t xml:space="preserve">VGG-Face – глубокая сеть с 16-19 </w:t>
+      </w:r>
+      <w:proofErr w:type="spellStart"/>
+      <w:r>
+        <w:t>свёрточными</w:t>
+      </w:r>
+      <w:proofErr w:type="spellEnd"/>
+      <w:r>
+        <w:t xml:space="preserve"> слоями, изначально обученная для задачи распознавания лиц, но адаптируемая для классификации эмоций.</w:t>
+      </w:r>
+    </w:p>
+    <w:p>
+      <w:pPr>
+        <w:numPr>
+          <w:ilvl w:val="0"/>
+          <w:numId w:val="48"/>
+        </w:numPr>
+        <w:contextualSpacing/>
+      </w:pPr>
+      <w:r>
+        <w:t xml:space="preserve">Facenet512 – архитектура, использующая </w:t>
+      </w:r>
+      <w:proofErr w:type="spellStart"/>
+      <w:r>
+        <w:t>triplet</w:t>
+      </w:r>
+      <w:proofErr w:type="spellEnd"/>
+      <w:r>
+        <w:t xml:space="preserve"> </w:t>
+      </w:r>
+      <w:proofErr w:type="spellStart"/>
+      <w:r>
+        <w:t>loss</w:t>
+      </w:r>
+      <w:proofErr w:type="spellEnd"/>
+      <w:r>
+        <w:t xml:space="preserve"> для обучения вложений лиц в компактное пространство признаков.</w:t>
+      </w:r>
+    </w:p>
+    <w:p>
+      <w:pPr>
+        <w:numPr>
+          <w:ilvl w:val="0"/>
+          <w:numId w:val="48"/>
+        </w:numPr>
+        <w:contextualSpacing/>
+      </w:pPr>
+      <w:proofErr w:type="spellStart"/>
+      <w:r>
+        <w:t>EfficientNet</w:t>
+      </w:r>
+      <w:proofErr w:type="spellEnd"/>
+      <w:r>
+        <w:t xml:space="preserve"> – семейство сетей, оптимизированных по соотношению точности и вычислительной сложности.</w:t>
+      </w:r>
+    </w:p>
+    <w:p>
+      <w:pPr>
+        <w:contextualSpacing/>
+      </w:pPr>
+      <w:r>
+        <w:t xml:space="preserve">Архитектура VGG-16, лежащая в основе модели VGG-Face, характеризуется использованием малых </w:t>
+      </w:r>
+      <w:proofErr w:type="spellStart"/>
+      <w:r>
+        <w:t>свёрточных</w:t>
+      </w:r>
+      <w:proofErr w:type="spellEnd"/>
+      <w:r>
+        <w:t xml:space="preserve"> фильтров 3×3 на всех слоях и последовательным увеличением количества каналов с уменьшением пространственной размерности. Сеть содержит 13 </w:t>
+      </w:r>
+      <w:proofErr w:type="spellStart"/>
+      <w:r>
+        <w:t>свёрточных</w:t>
+      </w:r>
+      <w:proofErr w:type="spellEnd"/>
+      <w:r>
+        <w:t xml:space="preserve"> слоёв и 3 </w:t>
+      </w:r>
+      <w:proofErr w:type="spellStart"/>
+      <w:r>
+        <w:t>полносвязных</w:t>
+      </w:r>
+      <w:proofErr w:type="spellEnd"/>
+      <w:r>
+        <w:t xml:space="preserve"> слоя, что обеспечивает глубокое извлечение признаков лица. Блок-схема архитектуры VGG-16 представлена на рисунке</w:t>
+      </w:r>
+      <w:r>
+        <w:rPr>
+          <w:lang w:val="en-US"/>
+        </w:rPr>
+        <w:t xml:space="preserve"> </w:t>
+      </w:r>
+      <w:r>
+        <w:fldChar w:fldCharType="begin"/>
+      </w:r>
+      <w:r>
+        <w:instrText xml:space="preserve"> REF _Ref229766627 </w:instrText>
+      </w:r>
+      <w:r>
+        <w:rPr>
+          <w:lang w:val="en-US"/>
+        </w:rPr>
+        <w:instrText xml:space="preserve">\#0 </w:instrText>
+      </w:r>
+      <w:r>
+        <w:instrText xml:space="preserve">\h </w:instrText>
+      </w:r>
+      <w:r>
+        <w:fldChar w:fldCharType="separate"/>
+      </w:r>
+      <w:r>
+        <w:rPr>
+          <w:lang w:val="en-US"/>
+        </w:rPr>
+        <w:t>9</w:t>
+      </w:r>
+      <w:r>
+        <w:fldChar w:fldCharType="end"/>
+      </w:r>
+      <w:r>
+        <w:t>.</w:t>
+      </w:r>
+    </w:p>
+    <w:p>
+      <w:pPr>
+        <w:ind w:firstLine="0"/>
+      </w:pPr>
+      <w:r>
+        <w:rPr>
+          <w:noProof/>
+        </w:rPr>
+        <w:drawing>
+          <wp:inline distT="0" distB="0" distL="0" distR="0" wp14:anchorId="37BBE565" wp14:editId="3E5C21C4">
+            <wp:extent cx="5940425" cy="1565910"/>
+            <wp:effectExtent l="0" t="0" r="3175" b="0"/>
+            <wp:docPr id="11" name="Рисунок 11"/>
+            <wp:cNvGraphicFramePr>
+              <a:graphicFrameLocks xmlns:a="http://schemas.openxmlformats.org/drawingml/2006/main" noChangeAspect="1"/>
+            </wp:cNvGraphicFramePr>
+            <a:graphic xmlns:a="http://schemas.openxmlformats.org/drawingml/2006/main">
+              <a:graphicData uri="http://schemas.openxmlformats.org/drawingml/2006/picture">
+                <pic:pic xmlns:pic="http://schemas.openxmlformats.org/drawingml/2006/picture">
+                  <pic:nvPicPr>
+                    <pic:cNvPr id="0" name="Picture 8"/>
+                    <pic:cNvPicPr>
+                      <a:picLocks noChangeAspect="1" noChangeArrowheads="1"/>
+                    </pic:cNvPicPr>
+                  </pic:nvPicPr>
+                  <pic:blipFill>
+                    <a:blip r:embed="rId19">
+                      <a:extLst>
+                        <a:ext uri="{28A0092B-C50C-407E-A947-70E740481C1C}">
+                          <a14:useLocalDpi xmlns:a14="http://schemas.microsoft.com/office/drawing/2010/main" val="0"/>
+                        </a:ext>
+                      </a:extLst>
+                    </a:blip>
+                    <a:srcRect/>
+                    <a:stretch>
+                      <a:fillRect/>
+                    </a:stretch>
+                  </pic:blipFill>
+                  <pic:spPr bwMode="auto">
+                    <a:xfrm>
+                      <a:off x="0" y="0"/>
+                      <a:ext cx="5940425" cy="1565910"/>
+                    </a:xfrm>
+                    <a:prstGeom prst="rect">
+                      <a:avLst/>
+                    </a:prstGeom>
+                    <a:noFill/>
+                    <a:ln>
+                      <a:noFill/>
+                    </a:ln>
+                  </pic:spPr>
+                </pic:pic>
+              </a:graphicData>
+            </a:graphic>
+          </wp:inline>
+        </w:drawing>
+      </w:r>
+    </w:p>
+    <w:p>
+      <w:pPr>
+        <w:ind w:firstLine="0"/>
+        <w:contextualSpacing/>
+        <w:jc w:val="center"/>
+        <w:rPr>
+          <w:rFonts w:eastAsiaTheme="minorHAnsi"/>
+          <w:color w:val="000000" w:themeColor="text1"/>
+          <w:lang w:eastAsia="en-US" w:bidi="he-IL"/>
+        </w:rPr>
+      </w:pPr>
+      <w:bookmarkStart w:id="57" w:name="_Ref229766627"/>
+      <w:r>
+        <w:rPr>
+          <w:rFonts w:eastAsiaTheme="minorHAnsi"/>
+          <w:color w:val="000000" w:themeColor="text1"/>
+          <w:lang w:eastAsia="en-US" w:bidi="he-IL"/>
+        </w:rPr>
+        <w:t xml:space="preserve">Рисунок </w:t>
+      </w:r>
+      <w:r>
+        <w:rPr>
+          <w:rFonts w:eastAsiaTheme="minorHAnsi"/>
+          <w:color w:val="000000" w:themeColor="text1"/>
+          <w:lang w:eastAsia="en-US" w:bidi="he-IL"/>
+        </w:rPr>
+        <w:fldChar w:fldCharType="begin"/>
+      </w:r>
+      <w:r>
+        <w:rPr>
+          <w:rFonts w:eastAsiaTheme="minorHAnsi"/>
+          <w:color w:val="000000" w:themeColor="text1"/>
+          <w:lang w:eastAsia="en-US" w:bidi="he-IL"/>
+        </w:rPr>
+        <w:instrText xml:space="preserve"> SEQ Рисунок \* ARABIC </w:instrText>
+      </w:r>
+      <w:r>
+        <w:rPr>
+          <w:rFonts w:eastAsiaTheme="minorHAnsi"/>
+          <w:color w:val="000000" w:themeColor="text1"/>
+          <w:lang w:eastAsia="en-US" w:bidi="he-IL"/>
+        </w:rPr>
+        <w:fldChar w:fldCharType="separate"/>
+      </w:r>
+      <w:r>
+        <w:rPr>
+          <w:rFonts w:eastAsiaTheme="minorHAnsi"/>
+          <w:noProof/>
+          <w:color w:val="000000" w:themeColor="text1"/>
+          <w:lang w:eastAsia="en-US" w:bidi="he-IL"/>
+        </w:rPr>
+        <w:t>9</w:t>
+      </w:r>
+      <w:r>
+        <w:rPr>
+          <w:rFonts w:eastAsiaTheme="minorHAnsi"/>
+          <w:color w:val="000000" w:themeColor="text1"/>
+          <w:lang w:eastAsia="en-US" w:bidi="he-IL"/>
+        </w:rPr>
+        <w:fldChar w:fldCharType="end"/>
+      </w:r>
+      <w:bookmarkEnd w:id="57"/>
+      <w:r>
+        <w:rPr>
+          <w:rFonts w:eastAsiaTheme="minorHAnsi"/>
+          <w:color w:val="000000" w:themeColor="text1"/>
+          <w:lang w:eastAsia="en-US" w:bidi="he-IL"/>
+        </w:rPr>
+        <w:t>. Архитектура сети VGG-16, используемой в модели VGG-Face</w:t>
+      </w:r>
+    </w:p>
+    <w:p>
+      <w:pPr>
+        <w:pStyle w:val="3"/>
+      </w:pPr>
+      <w:r>
+        <w:t xml:space="preserve">Модель </w:t>
+      </w:r>
+      <w:proofErr w:type="spellStart"/>
+      <w:r>
+        <w:t>MediaPipe</w:t>
+      </w:r>
+      <w:proofErr w:type="spellEnd"/>
+      <w:r>
+        <w:t xml:space="preserve"> Face </w:t>
+      </w:r>
+      <w:proofErr w:type="spellStart"/>
+      <w:r>
+        <w:t>Landmarker</w:t>
+      </w:r>
+      <w:proofErr w:type="spellEnd"/>
+    </w:p>
+    <w:p>
+      <w:pPr>
+        <w:contextualSpacing/>
+      </w:pPr>
+      <w:r>
+        <w:t xml:space="preserve">Опционально в системе реализована поддержка </w:t>
+      </w:r>
+      <w:proofErr w:type="spellStart"/>
+      <w:r>
+        <w:t>MediaPipe</w:t>
+      </w:r>
+      <w:proofErr w:type="spellEnd"/>
+      <w:r>
+        <w:t xml:space="preserve"> Face </w:t>
+      </w:r>
+      <w:proofErr w:type="spellStart"/>
+      <w:r>
+        <w:t>Landmarker</w:t>
+      </w:r>
+      <w:proofErr w:type="spellEnd"/>
+      <w:r>
+        <w:t xml:space="preserve"> от Google, которая строит плотную сетку из 468 трёхмерных ключевых точек на лице. Эта модель позволяет:</w:t>
+      </w:r>
+    </w:p>
+    <w:p>
+      <w:pPr>
+        <w:numPr>
+          <w:ilvl w:val="0"/>
+          <w:numId w:val="7"/>
+        </w:numPr>
+        <w:contextualSpacing/>
+      </w:pPr>
+      <w:r>
+        <w:t xml:space="preserve">Оценивать </w:t>
+      </w:r>
+      <w:proofErr w:type="spellStart"/>
+      <w:r>
+        <w:t>blendshape</w:t>
+      </w:r>
+      <w:proofErr w:type="spellEnd"/>
+      <w:r>
+        <w:t>-коэффициенты – параметры, описывающие активность групп лицевых мышц (например, поднятие бровей, растягивание рта);</w:t>
+      </w:r>
+    </w:p>
+    <w:p>
+      <w:pPr>
+        <w:numPr>
+          <w:ilvl w:val="0"/>
+          <w:numId w:val="7"/>
+        </w:numPr>
+        <w:contextualSpacing/>
+      </w:pPr>
+      <w:r>
+        <w:lastRenderedPageBreak/>
+        <w:t>Вычислять углы поворота головы (</w:t>
+      </w:r>
+      <w:proofErr w:type="spellStart"/>
+      <w:r>
+        <w:t>yaw</w:t>
+      </w:r>
+      <w:proofErr w:type="spellEnd"/>
+      <w:r>
+        <w:t xml:space="preserve">, </w:t>
+      </w:r>
+      <w:proofErr w:type="spellStart"/>
+      <w:r>
+        <w:t>pitch</w:t>
+      </w:r>
+      <w:proofErr w:type="spellEnd"/>
+      <w:r>
+        <w:t xml:space="preserve">, </w:t>
+      </w:r>
+      <w:proofErr w:type="spellStart"/>
+      <w:r>
+        <w:t>roll</w:t>
+      </w:r>
+      <w:proofErr w:type="spellEnd"/>
+      <w:r>
+        <w:t>) для анализа позы;</w:t>
+      </w:r>
+    </w:p>
+    <w:p>
+      <w:pPr>
+        <w:numPr>
+          <w:ilvl w:val="0"/>
+          <w:numId w:val="7"/>
+        </w:numPr>
+        <w:contextualSpacing/>
+      </w:pPr>
+      <w:r>
+        <w:t xml:space="preserve">Отслеживать </w:t>
+      </w:r>
+      <w:proofErr w:type="spellStart"/>
+      <w:r>
+        <w:t>микровыражения</w:t>
+      </w:r>
+      <w:proofErr w:type="spellEnd"/>
+      <w:r>
+        <w:t xml:space="preserve"> – кратковременные изменения выражения лица длительностью 1/25–1/5 секунды.</w:t>
+      </w:r>
+    </w:p>
+    <w:p>
+      <w:pPr>
+        <w:contextualSpacing/>
+      </w:pPr>
+      <w:proofErr w:type="spellStart"/>
+      <w:r>
+        <w:t>MediaPipe</w:t>
+      </w:r>
+      <w:proofErr w:type="spellEnd"/>
+      <w:r>
+        <w:t xml:space="preserve"> Face </w:t>
+      </w:r>
+      <w:proofErr w:type="spellStart"/>
+      <w:r>
+        <w:t>Landmarker</w:t>
+      </w:r>
+      <w:proofErr w:type="spellEnd"/>
+      <w:r>
+        <w:t xml:space="preserve"> использует </w:t>
+      </w:r>
+      <w:proofErr w:type="spellStart"/>
+      <w:r>
+        <w:t>encoder-decoder</w:t>
+      </w:r>
+      <w:proofErr w:type="spellEnd"/>
+      <w:r>
+        <w:t xml:space="preserve"> архитектуру на базе трансформеров для построения детальной трёхмерной модели лица. Сетка из 468 точек охватывает контуры глаз, бровей, носа, губ и овала лица, позволяя точно отслеживать мимику и положение головы в пространстве. Визуализация сетки ключевых точек представлена на рисунке </w:t>
+      </w:r>
+      <w:r>
+        <w:fldChar w:fldCharType="begin"/>
+      </w:r>
+      <w:r>
+        <w:instrText xml:space="preserve"> REF _Ref229766664 </w:instrText>
+      </w:r>
+      <w:r>
+        <w:rPr>
+          <w:lang w:val="en-US"/>
+        </w:rPr>
+        <w:instrText xml:space="preserve">\#0 </w:instrText>
+      </w:r>
+      <w:r>
+        <w:instrText xml:space="preserve">\h </w:instrText>
+      </w:r>
+      <w:r>
+        <w:fldChar w:fldCharType="separate"/>
+      </w:r>
+      <w:r>
+        <w:rPr>
+          <w:lang w:val="en-US"/>
+        </w:rPr>
+        <w:t>10</w:t>
+      </w:r>
+      <w:r>
+        <w:fldChar w:fldCharType="end"/>
+      </w:r>
+      <w:r>
+        <w:t>.</w:t>
+      </w:r>
+    </w:p>
+    <w:p>
+      <w:pPr>
+        <w:ind w:firstLine="0"/>
+      </w:pPr>
+      <w:r>
+        <w:rPr>
+          <w:noProof/>
+        </w:rPr>
+        <w:drawing>
+          <wp:inline distT="0" distB="0" distL="0" distR="0" wp14:anchorId="6F884061" wp14:editId="591AC3D2">
+            <wp:extent cx="5940425" cy="3256280"/>
+            <wp:effectExtent l="0" t="0" r="3175" b="1270"/>
+            <wp:docPr id="6" name="Рисунок 6" descr="Задача &quot;Опорный знак на лице&quot;"/>
+            <wp:cNvGraphicFramePr>
+              <a:graphicFrameLocks xmlns:a="http://schemas.openxmlformats.org/drawingml/2006/main" noChangeAspect="1"/>
+            </wp:cNvGraphicFramePr>
+            <a:graphic xmlns:a="http://schemas.openxmlformats.org/drawingml/2006/main">
+              <a:graphicData uri="http://schemas.openxmlformats.org/drawingml/2006/picture">
+                <pic:pic xmlns:pic="http://schemas.openxmlformats.org/drawingml/2006/picture">
+                  <pic:nvPicPr>
+                    <pic:cNvPr id="0" name="Picture 1" descr="Задача &quot;Опорный знак на лице&quot;"/>
+                    <pic:cNvPicPr>
+                      <a:picLocks noChangeAspect="1" noChangeArrowheads="1"/>
+                    </pic:cNvPicPr>
+                  </pic:nvPicPr>
+                  <pic:blipFill>
+                    <a:blip r:embed="rId20">
+                      <a:extLst>
+                        <a:ext uri="{28A0092B-C50C-407E-A947-70E740481C1C}">
+                          <a14:useLocalDpi xmlns:a14="http://schemas.microsoft.com/office/drawing/2010/main" val="0"/>
+                        </a:ext>
+                      </a:extLst>
+                    </a:blip>
+                    <a:srcRect/>
+                    <a:stretch>
+                      <a:fillRect/>
+                    </a:stretch>
+                  </pic:blipFill>
+                  <pic:spPr bwMode="auto">
+                    <a:xfrm>
+                      <a:off x="0" y="0"/>
+                      <a:ext cx="5940425" cy="3256280"/>
+                    </a:xfrm>
+                    <a:prstGeom prst="rect">
+                      <a:avLst/>
+                    </a:prstGeom>
+                    <a:noFill/>
+                    <a:ln>
+                      <a:noFill/>
+                    </a:ln>
+                  </pic:spPr>
+                </pic:pic>
+              </a:graphicData>
+            </a:graphic>
+          </wp:inline>
+        </w:drawing>
+      </w:r>
+    </w:p>
+    <w:p>
+      <w:pPr>
+        <w:ind w:firstLine="0"/>
+        <w:contextualSpacing/>
+        <w:jc w:val="center"/>
+        <w:rPr>
+          <w:rFonts w:eastAsiaTheme="minorHAnsi"/>
+          <w:color w:val="000000" w:themeColor="text1"/>
+          <w:lang w:eastAsia="en-US" w:bidi="he-IL"/>
+        </w:rPr>
+      </w:pPr>
+      <w:bookmarkStart w:id="58" w:name="_Ref229766664"/>
+      <w:r>
+        <w:rPr>
+          <w:rFonts w:eastAsiaTheme="minorHAnsi"/>
+          <w:color w:val="000000" w:themeColor="text1"/>
+          <w:lang w:eastAsia="en-US" w:bidi="he-IL"/>
+        </w:rPr>
+        <w:t xml:space="preserve">Рисунок </w:t>
+      </w:r>
+      <w:r>
+        <w:rPr>
+          <w:rFonts w:eastAsiaTheme="minorHAnsi"/>
+          <w:color w:val="000000" w:themeColor="text1"/>
+          <w:lang w:eastAsia="en-US" w:bidi="he-IL"/>
+        </w:rPr>
+        <w:fldChar w:fldCharType="begin"/>
+      </w:r>
+      <w:r>
+        <w:rPr>
+          <w:rFonts w:eastAsiaTheme="minorHAnsi"/>
+          <w:color w:val="000000" w:themeColor="text1"/>
+          <w:lang w:eastAsia="en-US" w:bidi="he-IL"/>
+        </w:rPr>
+        <w:instrText xml:space="preserve"> SEQ Рисунок \* ARABIC </w:instrText>
+      </w:r>
+      <w:r>
+        <w:rPr>
+          <w:rFonts w:eastAsiaTheme="minorHAnsi"/>
+          <w:color w:val="000000" w:themeColor="text1"/>
+          <w:lang w:eastAsia="en-US" w:bidi="he-IL"/>
+        </w:rPr>
+        <w:fldChar w:fldCharType="separate"/>
+      </w:r>
+      <w:r>
+        <w:rPr>
+          <w:rFonts w:eastAsiaTheme="minorHAnsi"/>
+          <w:noProof/>
+          <w:color w:val="000000" w:themeColor="text1"/>
+          <w:lang w:eastAsia="en-US" w:bidi="he-IL"/>
+        </w:rPr>
+        <w:t>10</w:t>
+      </w:r>
+      <w:r>
+        <w:rPr>
+          <w:rFonts w:eastAsiaTheme="minorHAnsi"/>
+          <w:color w:val="000000" w:themeColor="text1"/>
+          <w:lang w:eastAsia="en-US" w:bidi="he-IL"/>
+        </w:rPr>
+        <w:fldChar w:fldCharType="end"/>
+      </w:r>
+      <w:bookmarkEnd w:id="58"/>
+      <w:r>
+        <w:rPr>
+          <w:rFonts w:eastAsiaTheme="minorHAnsi"/>
+          <w:color w:val="000000" w:themeColor="text1"/>
+          <w:lang w:eastAsia="en-US" w:bidi="he-IL"/>
+        </w:rPr>
+        <w:t xml:space="preserve">. Сетка ключевых точек </w:t>
+      </w:r>
+      <w:proofErr w:type="spellStart"/>
+      <w:r>
+        <w:rPr>
+          <w:rFonts w:eastAsiaTheme="minorHAnsi"/>
+          <w:color w:val="000000" w:themeColor="text1"/>
+          <w:lang w:eastAsia="en-US" w:bidi="he-IL"/>
+        </w:rPr>
+        <w:t>MediaPipe</w:t>
+      </w:r>
+      <w:proofErr w:type="spellEnd"/>
+      <w:r>
+        <w:rPr>
+          <w:rFonts w:eastAsiaTheme="minorHAnsi"/>
+          <w:color w:val="000000" w:themeColor="text1"/>
+          <w:lang w:eastAsia="en-US" w:bidi="he-IL"/>
+        </w:rPr>
+        <w:t xml:space="preserve"> Face </w:t>
+      </w:r>
+      <w:proofErr w:type="spellStart"/>
+      <w:r>
+        <w:rPr>
+          <w:rFonts w:eastAsiaTheme="minorHAnsi"/>
+          <w:color w:val="000000" w:themeColor="text1"/>
+          <w:lang w:eastAsia="en-US" w:bidi="he-IL"/>
+        </w:rPr>
+        <w:t>Landmarker</w:t>
+      </w:r>
+      <w:proofErr w:type="spellEnd"/>
+    </w:p>
+    <w:p>
+      <w:pPr>
+        <w:contextualSpacing/>
+      </w:pPr>
+      <w:r>
+        <w:t>Классификация базовых эмоций</w:t>
+      </w:r>
+    </w:p>
+    <w:p>
+      <w:pPr>
+        <w:contextualSpacing/>
+      </w:pPr>
+      <w:r>
+        <w:t>В системе реализована классификация по модели Пола Экмана, включающей шесть базовых эмоций:</w:t>
+      </w:r>
+    </w:p>
+    <w:p>
+      <w:pPr>
+        <w:numPr>
+          <w:ilvl w:val="0"/>
+          <w:numId w:val="7"/>
+        </w:numPr>
+        <w:contextualSpacing/>
+      </w:pPr>
+      <w:r>
+        <w:t>Радость (</w:t>
+      </w:r>
+      <w:proofErr w:type="spellStart"/>
+      <w:r>
+        <w:t>happiness</w:t>
+      </w:r>
+      <w:proofErr w:type="spellEnd"/>
+      <w:r>
+        <w:t>) – поднятие уголков рта, появление морщин вокруг глаз;</w:t>
+      </w:r>
+    </w:p>
+    <w:p>
+      <w:pPr>
+        <w:numPr>
+          <w:ilvl w:val="0"/>
+          <w:numId w:val="7"/>
+        </w:numPr>
+        <w:contextualSpacing/>
+      </w:pPr>
+      <w:r>
+        <w:t>Грусть (</w:t>
+      </w:r>
+      <w:proofErr w:type="spellStart"/>
+      <w:r>
+        <w:t>sadness</w:t>
+      </w:r>
+      <w:proofErr w:type="spellEnd"/>
+      <w:r>
+        <w:t>) – опускание уголков рта, поднятие внутренних уголков бровей;</w:t>
+      </w:r>
+    </w:p>
+    <w:p>
+      <w:pPr>
+        <w:numPr>
+          <w:ilvl w:val="0"/>
+          <w:numId w:val="7"/>
+        </w:numPr>
+        <w:contextualSpacing/>
+      </w:pPr>
+      <w:r>
+        <w:t>Гнев (</w:t>
+      </w:r>
+      <w:proofErr w:type="spellStart"/>
+      <w:r>
+        <w:t>anger</w:t>
+      </w:r>
+      <w:proofErr w:type="spellEnd"/>
+      <w:r>
+        <w:t>) – опускание бровей, сужение глаз, напряжение губ;</w:t>
+      </w:r>
+    </w:p>
+    <w:p>
+      <w:pPr>
+        <w:numPr>
+          <w:ilvl w:val="0"/>
+          <w:numId w:val="7"/>
+        </w:numPr>
+        <w:contextualSpacing/>
+      </w:pPr>
+      <w:r>
+        <w:t>Страх (</w:t>
+      </w:r>
+      <w:proofErr w:type="spellStart"/>
+      <w:r>
+        <w:t>fear</w:t>
+      </w:r>
+      <w:proofErr w:type="spellEnd"/>
+      <w:r>
+        <w:t>) – поднятие верхних век, растягивание рта;</w:t>
+      </w:r>
+    </w:p>
+    <w:p>
+      <w:pPr>
+        <w:numPr>
+          <w:ilvl w:val="0"/>
+          <w:numId w:val="7"/>
+        </w:numPr>
+        <w:contextualSpacing/>
+      </w:pPr>
+      <w:r>
+        <w:lastRenderedPageBreak/>
+        <w:t>Удивление (</w:t>
+      </w:r>
+      <w:proofErr w:type="spellStart"/>
+      <w:r>
+        <w:t>surprise</w:t>
+      </w:r>
+      <w:proofErr w:type="spellEnd"/>
+      <w:r>
+        <w:t>) – поднятие бровей, расширение глаз, открытие рта;</w:t>
+      </w:r>
+    </w:p>
+    <w:p>
+      <w:pPr>
+        <w:numPr>
+          <w:ilvl w:val="0"/>
+          <w:numId w:val="7"/>
+        </w:numPr>
+        <w:contextualSpacing/>
+      </w:pPr>
+      <w:r>
+        <w:t>Отвращение (</w:t>
+      </w:r>
+      <w:proofErr w:type="spellStart"/>
+      <w:r>
+        <w:t>disgust</w:t>
+      </w:r>
+      <w:proofErr w:type="spellEnd"/>
+      <w:r>
+        <w:t>) – поднятие верхней губы, морщинистый нос.</w:t>
+      </w:r>
+    </w:p>
+    <w:p>
+      <w:pPr>
+        <w:contextualSpacing/>
+      </w:pPr>
+      <w:r>
+        <w:t xml:space="preserve">Модель Пола Экмана, разработанная в 1970-х годах, основана на кросс-культурных исследованиях и утверждает, что шесть базовых эмоций универсальны для всех людей независимо от культуры и социального происхождения. Каждая эмоция характеризуется уникальным паттерном активации лицевых мышц (Action </w:t>
+      </w:r>
+      <w:proofErr w:type="spellStart"/>
+      <w:r>
+        <w:t>Units</w:t>
+      </w:r>
+      <w:proofErr w:type="spellEnd"/>
+      <w:r>
+        <w:t xml:space="preserve">), который может быть распознан алгоритмами компьютерного зрения. Иллюстрация шести базовых эмоций по Экману представлена на рисунке </w:t>
+      </w:r>
+      <w:r>
+        <w:fldChar w:fldCharType="begin"/>
+      </w:r>
+      <w:r>
+        <w:instrText xml:space="preserve"> REF _Ref229766714 </w:instrText>
+      </w:r>
+      <w:r>
+        <w:rPr>
+          <w:lang w:val="en-US"/>
+        </w:rPr>
+        <w:instrText xml:space="preserve">\#0 </w:instrText>
+      </w:r>
+      <w:r>
+        <w:instrText xml:space="preserve">\h </w:instrText>
+      </w:r>
+      <w:r>
+        <w:fldChar w:fldCharType="separate"/>
+      </w:r>
+      <w:r>
+        <w:rPr>
+          <w:lang w:val="en-US"/>
+        </w:rPr>
+        <w:t>11</w:t>
+      </w:r>
+      <w:r>
+        <w:fldChar w:fldCharType="end"/>
+      </w:r>
+      <w:r>
+        <w:t>.</w:t>
+      </w:r>
+    </w:p>
+    <w:p>
+      <w:pPr>
+        <w:ind w:firstLine="0"/>
+      </w:pPr>
+      <w:r>
+        <w:rPr>
+          <w:noProof/>
+        </w:rPr>
+        <w:drawing>
+          <wp:inline distT="0" distB="0" distL="0" distR="0" wp14:anchorId="72D72F6B" wp14:editId="44431DCC">
+            <wp:extent cx="5940425" cy="3619500"/>
+            <wp:effectExtent l="0" t="0" r="3175" b="0"/>
+            <wp:docPr id="8" name="Рисунок 8"/>
+            <wp:cNvGraphicFramePr>
+              <a:graphicFrameLocks xmlns:a="http://schemas.openxmlformats.org/drawingml/2006/main" noChangeAspect="1"/>
+            </wp:cNvGraphicFramePr>
+            <a:graphic xmlns:a="http://schemas.openxmlformats.org/drawingml/2006/main">
+              <a:graphicData uri="http://schemas.openxmlformats.org/drawingml/2006/picture">
+                <pic:pic xmlns:pic="http://schemas.openxmlformats.org/drawingml/2006/picture">
+                  <pic:nvPicPr>
+                    <pic:cNvPr id="1" name=""/>
+                    <pic:cNvPicPr/>
+                  </pic:nvPicPr>
+                  <pic:blipFill>
+                    <a:blip r:embed="rId21"/>
+                    <a:stretch>
+                      <a:fillRect/>
+                    </a:stretch>
+                  </pic:blipFill>
+                  <pic:spPr>
+                    <a:xfrm>
+                      <a:off x="0" y="0"/>
+                      <a:ext cx="5940425" cy="3619500"/>
+                    </a:xfrm>
+                    <a:prstGeom prst="rect">
+                      <a:avLst/>
+                    </a:prstGeom>
+                  </pic:spPr>
+                </pic:pic>
+              </a:graphicData>
+            </a:graphic>
+          </wp:inline>
+        </w:drawing>
+      </w:r>
+    </w:p>
+    <w:p>
+      <w:pPr>
+        <w:ind w:firstLine="0"/>
+        <w:contextualSpacing/>
+        <w:jc w:val="center"/>
+        <w:rPr>
+          <w:rFonts w:eastAsiaTheme="minorHAnsi"/>
+          <w:color w:val="000000" w:themeColor="text1"/>
+          <w:lang w:eastAsia="en-US" w:bidi="he-IL"/>
+        </w:rPr>
+      </w:pPr>
+      <w:bookmarkStart w:id="59" w:name="_Ref229766714"/>
+      <w:r>
+        <w:rPr>
+          <w:rFonts w:eastAsiaTheme="minorHAnsi"/>
+          <w:color w:val="000000" w:themeColor="text1"/>
+          <w:lang w:eastAsia="en-US" w:bidi="he-IL"/>
+        </w:rPr>
+        <w:t xml:space="preserve">Рисунок </w:t>
+      </w:r>
+      <w:r>
+        <w:rPr>
+          <w:rFonts w:eastAsiaTheme="minorHAnsi"/>
+          <w:color w:val="000000" w:themeColor="text1"/>
+          <w:lang w:eastAsia="en-US" w:bidi="he-IL"/>
+        </w:rPr>
+        <w:fldChar w:fldCharType="begin"/>
+      </w:r>
+      <w:r>
+        <w:rPr>
+          <w:rFonts w:eastAsiaTheme="minorHAnsi"/>
+          <w:color w:val="000000" w:themeColor="text1"/>
+          <w:lang w:eastAsia="en-US" w:bidi="he-IL"/>
+        </w:rPr>
+        <w:instrText xml:space="preserve"> SEQ Рисунок \* ARABIC </w:instrText>
+      </w:r>
+      <w:r>
+        <w:rPr>
+          <w:rFonts w:eastAsiaTheme="minorHAnsi"/>
+          <w:color w:val="000000" w:themeColor="text1"/>
+          <w:lang w:eastAsia="en-US" w:bidi="he-IL"/>
+        </w:rPr>
+        <w:fldChar w:fldCharType="separate"/>
+      </w:r>
+      <w:r>
+        <w:rPr>
+          <w:rFonts w:eastAsiaTheme="minorHAnsi"/>
+          <w:noProof/>
+          <w:color w:val="000000" w:themeColor="text1"/>
+          <w:lang w:eastAsia="en-US" w:bidi="he-IL"/>
+        </w:rPr>
+        <w:t>11</w:t>
+      </w:r>
+      <w:r>
+        <w:rPr>
+          <w:rFonts w:eastAsiaTheme="minorHAnsi"/>
+          <w:color w:val="000000" w:themeColor="text1"/>
+          <w:lang w:eastAsia="en-US" w:bidi="he-IL"/>
+        </w:rPr>
+        <w:fldChar w:fldCharType="end"/>
+      </w:r>
+      <w:bookmarkEnd w:id="59"/>
+      <w:r>
+        <w:rPr>
+          <w:rFonts w:eastAsiaTheme="minorHAnsi"/>
+          <w:color w:val="000000" w:themeColor="text1"/>
+          <w:lang w:eastAsia="en-US" w:bidi="he-IL"/>
+        </w:rPr>
+        <w:t>. Шесть базовых эмоций по Экману</w:t>
+      </w:r>
+    </w:p>
+    <w:p>
+      <w:pPr>
+        <w:contextualSpacing/>
+      </w:pPr>
+      <w:r>
+        <w:t>Инженерная реализация</w:t>
+      </w:r>
+    </w:p>
+    <w:p>
+      <w:pPr>
+        <w:contextualSpacing/>
+      </w:pPr>
+      <w:r>
+        <w:t xml:space="preserve">Для предотвращения перегрузки ЦП/ГПУ реализован семафор, ограничивающий количество параллельных </w:t>
+      </w:r>
+      <w:proofErr w:type="spellStart"/>
+      <w:r>
+        <w:t>инференсов</w:t>
+      </w:r>
+      <w:proofErr w:type="spellEnd"/>
+      <w:r>
+        <w:t xml:space="preserve">. Результаты публикуются как события «анализ лица» (сохраняется в БД) и «отладочная информация о лице» (только </w:t>
+      </w:r>
+      <w:proofErr w:type="spellStart"/>
+      <w:r>
+        <w:t>live</w:t>
+      </w:r>
+      <w:proofErr w:type="spellEnd"/>
+      <w:r>
+        <w:t>-трансляция).</w:t>
+      </w:r>
+    </w:p>
+    <w:p>
+      <w:pPr>
+        <w:pStyle w:val="3"/>
+      </w:pPr>
+      <w:r>
+        <w:t>Распознавание речи (ASR)</w:t>
+      </w:r>
+    </w:p>
+    <w:p>
+      <w:pPr>
+        <w:contextualSpacing/>
+      </w:pPr>
+      <w:r>
+        <w:t>Теоретические основы автоматического распознавания речи</w:t>
+      </w:r>
+    </w:p>
+    <w:p>
+      <w:pPr>
+        <w:contextualSpacing/>
+      </w:pPr>
+      <w:r>
+        <w:lastRenderedPageBreak/>
+        <w:t>Автоматическое распознавание речи (</w:t>
+      </w:r>
+      <w:proofErr w:type="spellStart"/>
+      <w:r>
+        <w:t>Automatic</w:t>
+      </w:r>
+      <w:proofErr w:type="spellEnd"/>
+      <w:r>
+        <w:t xml:space="preserve"> </w:t>
+      </w:r>
+      <w:proofErr w:type="spellStart"/>
+      <w:r>
+        <w:t>Speech</w:t>
+      </w:r>
+      <w:proofErr w:type="spellEnd"/>
+      <w:r>
+        <w:t xml:space="preserve"> </w:t>
+      </w:r>
+      <w:proofErr w:type="spellStart"/>
+      <w:r>
+        <w:t>Recognition</w:t>
+      </w:r>
+      <w:proofErr w:type="spellEnd"/>
+      <w:r>
+        <w:t>, ASR) – это технология преобразования акустического сигнала в текстовое представление.</w:t>
+      </w:r>
+    </w:p>
+    <w:p>
+      <w:pPr>
+        <w:contextualSpacing/>
+      </w:pPr>
+      <w:r>
+        <w:t xml:space="preserve">Современные </w:t>
+      </w:r>
+      <w:r>
+        <w:rPr>
+          <w:lang w:val="en-US"/>
+        </w:rPr>
+        <w:t>ASR</w:t>
+      </w:r>
+      <w:r>
+        <w:t xml:space="preserve">-системы основаны на архитектурах глубокого обучения, в частности на трансформерах. Архитектура трансформера включает </w:t>
+      </w:r>
+      <w:proofErr w:type="spellStart"/>
+      <w:r>
+        <w:t>энкодер</w:t>
+      </w:r>
+      <w:proofErr w:type="spellEnd"/>
+      <w:r>
+        <w:t xml:space="preserve"> и декодер, взаимодействующие через механизм внимания (</w:t>
+      </w:r>
+      <w:r>
+        <w:rPr>
+          <w:lang w:val="en-US"/>
+        </w:rPr>
+        <w:t>attention</w:t>
+      </w:r>
+      <w:r>
+        <w:t>), что позволяет эффективно обрабатывать последовательности данных.</w:t>
+      </w:r>
+    </w:p>
+    <w:p>
+      <w:pPr>
+        <w:contextualSpacing/>
+        <w:rPr>
+          <w:lang w:val="en-US"/>
+        </w:rPr>
+      </w:pPr>
+      <w:r>
+        <w:t xml:space="preserve">Архитектура </w:t>
+      </w:r>
+      <w:r>
+        <w:rPr>
+          <w:lang w:val="en-US"/>
+        </w:rPr>
+        <w:t>Transformer</w:t>
+      </w:r>
+      <w:r>
+        <w:t xml:space="preserve">, предложенная </w:t>
+      </w:r>
+      <w:r>
+        <w:rPr>
+          <w:lang w:val="en-US"/>
+        </w:rPr>
+        <w:t>Vaswani</w:t>
+      </w:r>
+      <w:r>
+        <w:t xml:space="preserve"> </w:t>
+      </w:r>
+      <w:r>
+        <w:rPr>
+          <w:lang w:val="en-US"/>
+        </w:rPr>
+        <w:t>et</w:t>
+      </w:r>
+      <w:r>
+        <w:t xml:space="preserve"> </w:t>
+      </w:r>
+      <w:r>
+        <w:rPr>
+          <w:lang w:val="en-US"/>
+        </w:rPr>
+        <w:t>al</w:t>
+      </w:r>
+      <w:r>
+        <w:t xml:space="preserve">. в 2017 году, полностью отказалась от рекуррентных и </w:t>
+      </w:r>
+      <w:proofErr w:type="spellStart"/>
+      <w:r>
+        <w:t>свёрточных</w:t>
+      </w:r>
+      <w:proofErr w:type="spellEnd"/>
+      <w:r>
+        <w:t xml:space="preserve"> слоёв в пользу механизма </w:t>
+      </w:r>
+      <w:proofErr w:type="spellStart"/>
+      <w:r>
+        <w:t>самовнимания</w:t>
+      </w:r>
+      <w:proofErr w:type="spellEnd"/>
+      <w:r>
+        <w:t xml:space="preserve"> (</w:t>
+      </w:r>
+      <w:r>
+        <w:rPr>
+          <w:lang w:val="en-US"/>
+        </w:rPr>
+        <w:t>self</w:t>
+      </w:r>
+      <w:r>
+        <w:t>-</w:t>
+      </w:r>
+      <w:r>
+        <w:rPr>
+          <w:lang w:val="en-US"/>
+        </w:rPr>
+        <w:t>attention</w:t>
+      </w:r>
+      <w:r>
+        <w:t xml:space="preserve">), что позволило эффективно </w:t>
+      </w:r>
+      <w:proofErr w:type="spellStart"/>
+      <w:r>
+        <w:t>параллелить</w:t>
+      </w:r>
+      <w:proofErr w:type="spellEnd"/>
+      <w:r>
+        <w:t xml:space="preserve"> вычисления и обрабатывать длинные последовательности. Модель состоит из </w:t>
+      </w:r>
+      <w:proofErr w:type="spellStart"/>
+      <w:r>
+        <w:t>энкодера</w:t>
+      </w:r>
+      <w:proofErr w:type="spellEnd"/>
+      <w:r>
+        <w:t xml:space="preserve"> и декодера, каждый из которых содержит многоголовое внимание (</w:t>
+      </w:r>
+      <w:r>
+        <w:rPr>
+          <w:lang w:val="en-US"/>
+        </w:rPr>
+        <w:t>multi</w:t>
+      </w:r>
+      <w:r>
+        <w:t>-</w:t>
+      </w:r>
+      <w:r>
+        <w:rPr>
+          <w:lang w:val="en-US"/>
+        </w:rPr>
+        <w:t>head</w:t>
+      </w:r>
+      <w:r>
+        <w:t xml:space="preserve"> </w:t>
+      </w:r>
+      <w:r>
+        <w:rPr>
+          <w:lang w:val="en-US"/>
+        </w:rPr>
+        <w:t>attention</w:t>
+      </w:r>
+      <w:r>
+        <w:t xml:space="preserve">), </w:t>
+      </w:r>
+      <w:proofErr w:type="spellStart"/>
+      <w:r>
+        <w:t>полносвязные</w:t>
+      </w:r>
+      <w:proofErr w:type="spellEnd"/>
+      <w:r>
+        <w:t xml:space="preserve"> слои и нормализацию. </w:t>
+      </w:r>
+      <w:proofErr w:type="spellStart"/>
+      <w:r>
+        <w:rPr>
+          <w:lang w:val="en-US"/>
+        </w:rPr>
+        <w:t>Общая</w:t>
+      </w:r>
+      <w:proofErr w:type="spellEnd"/>
+      <w:r>
+        <w:rPr>
+          <w:lang w:val="en-US"/>
+        </w:rPr>
+        <w:t xml:space="preserve"> </w:t>
+      </w:r>
+      <w:proofErr w:type="spellStart"/>
+      <w:r>
+        <w:rPr>
+          <w:lang w:val="en-US"/>
+        </w:rPr>
+        <w:t>архитектура</w:t>
+      </w:r>
+      <w:proofErr w:type="spellEnd"/>
+      <w:r>
+        <w:rPr>
+          <w:lang w:val="en-US"/>
+        </w:rPr>
+        <w:t xml:space="preserve"> Transformer </w:t>
+      </w:r>
+      <w:proofErr w:type="spellStart"/>
+      <w:r>
+        <w:rPr>
+          <w:lang w:val="en-US"/>
+        </w:rPr>
+        <w:t>представлена</w:t>
+      </w:r>
+      <w:proofErr w:type="spellEnd"/>
+      <w:r>
+        <w:rPr>
+          <w:lang w:val="en-US"/>
+        </w:rPr>
+        <w:t xml:space="preserve"> </w:t>
+      </w:r>
+      <w:proofErr w:type="spellStart"/>
+      <w:r>
+        <w:rPr>
+          <w:lang w:val="en-US"/>
+        </w:rPr>
+        <w:t>на</w:t>
+      </w:r>
+      <w:proofErr w:type="spellEnd"/>
+      <w:r>
+        <w:rPr>
+          <w:lang w:val="en-US"/>
+        </w:rPr>
+        <w:t xml:space="preserve"> </w:t>
+      </w:r>
+      <w:proofErr w:type="spellStart"/>
+      <w:r>
+        <w:rPr>
+          <w:lang w:val="en-US"/>
+        </w:rPr>
+        <w:t>рисунке</w:t>
+      </w:r>
+      <w:proofErr w:type="spellEnd"/>
+      <w:r>
+        <w:rPr>
+          <w:lang w:val="en-US"/>
+        </w:rPr>
+        <w:t xml:space="preserve"> </w:t>
+      </w:r>
+      <w:r>
+        <w:rPr>
+          <w:lang w:val="en-US"/>
+        </w:rPr>
+        <w:fldChar w:fldCharType="begin"/>
+      </w:r>
+      <w:r>
+        <w:rPr>
+          <w:lang w:val="en-US"/>
+        </w:rPr>
+        <w:instrText xml:space="preserve"> REF _Ref229766765 \#0 \h </w:instrText>
+      </w:r>
+      <w:r>
+        <w:rPr>
+          <w:lang w:val="en-US"/>
+        </w:rPr>
+      </w:r>
+      <w:r>
+        <w:rPr>
+          <w:lang w:val="en-US"/>
+        </w:rPr>
+        <w:fldChar w:fldCharType="separate"/>
+      </w:r>
+      <w:r>
+        <w:rPr>
+          <w:lang w:val="en-US"/>
+        </w:rPr>
+        <w:t>12</w:t>
+      </w:r>
+      <w:r>
+        <w:rPr>
+          <w:lang w:val="en-US"/>
+        </w:rPr>
+        <w:fldChar w:fldCharType="end"/>
+      </w:r>
+      <w:r>
+        <w:rPr>
+          <w:lang w:val="en-US"/>
+        </w:rPr>
+        <w:t>.</w:t>
+      </w:r>
+    </w:p>
+    <w:p>
+      <w:pPr>
+        <w:ind w:firstLine="0"/>
+        <w:jc w:val="center"/>
+      </w:pPr>
+      <w:r>
+        <w:rPr>
+          <w:noProof/>
+        </w:rPr>
+        <w:lastRenderedPageBreak/>
+        <w:drawing>
+          <wp:inline distT="0" distB="0" distL="0" distR="0" wp14:anchorId="5DDAF3C0" wp14:editId="33C5E205">
+            <wp:extent cx="4248743" cy="5287113"/>
+            <wp:effectExtent l="0" t="0" r="0" b="8890"/>
+            <wp:docPr id="9" name="Рисунок 9"/>
+            <wp:cNvGraphicFramePr>
+              <a:graphicFrameLocks xmlns:a="http://schemas.openxmlformats.org/drawingml/2006/main" noChangeAspect="1"/>
+            </wp:cNvGraphicFramePr>
+            <a:graphic xmlns:a="http://schemas.openxmlformats.org/drawingml/2006/main">
+              <a:graphicData uri="http://schemas.openxmlformats.org/drawingml/2006/picture">
+                <pic:pic xmlns:pic="http://schemas.openxmlformats.org/drawingml/2006/picture">
+                  <pic:nvPicPr>
+                    <pic:cNvPr id="1" name=""/>
+                    <pic:cNvPicPr/>
+                  </pic:nvPicPr>
+                  <pic:blipFill>
+                    <a:blip r:embed="rId22"/>
+                    <a:stretch>
+                      <a:fillRect/>
+                    </a:stretch>
+                  </pic:blipFill>
+                  <pic:spPr>
+                    <a:xfrm>
+                      <a:off x="0" y="0"/>
+                      <a:ext cx="4248743" cy="5287113"/>
+                    </a:xfrm>
+                    <a:prstGeom prst="rect">
+                      <a:avLst/>
+                    </a:prstGeom>
+                  </pic:spPr>
+                </pic:pic>
+              </a:graphicData>
+            </a:graphic>
+          </wp:inline>
+        </w:drawing>
+      </w:r>
+    </w:p>
+    <w:p>
+      <w:pPr>
+        <w:ind w:firstLine="0"/>
+        <w:contextualSpacing/>
+        <w:jc w:val="center"/>
+        <w:rPr>
+          <w:rFonts w:eastAsiaTheme="minorHAnsi"/>
+          <w:color w:val="000000" w:themeColor="text1"/>
+          <w:lang w:eastAsia="en-US" w:bidi="he-IL"/>
+        </w:rPr>
+      </w:pPr>
+      <w:bookmarkStart w:id="60" w:name="_Ref229766765"/>
+      <w:r>
+        <w:rPr>
+          <w:rFonts w:eastAsiaTheme="minorHAnsi"/>
+          <w:color w:val="000000" w:themeColor="text1"/>
+          <w:lang w:eastAsia="en-US" w:bidi="he-IL"/>
+        </w:rPr>
+        <w:t xml:space="preserve">Рисунок </w:t>
+      </w:r>
+      <w:r>
+        <w:rPr>
+          <w:rFonts w:eastAsiaTheme="minorHAnsi"/>
+          <w:color w:val="000000" w:themeColor="text1"/>
+          <w:lang w:eastAsia="en-US" w:bidi="he-IL"/>
+        </w:rPr>
+        <w:fldChar w:fldCharType="begin"/>
+      </w:r>
+      <w:r>
+        <w:rPr>
+          <w:rFonts w:eastAsiaTheme="minorHAnsi"/>
+          <w:color w:val="000000" w:themeColor="text1"/>
+          <w:lang w:eastAsia="en-US" w:bidi="he-IL"/>
+        </w:rPr>
+        <w:instrText xml:space="preserve"> SEQ Рисунок \* ARABIC </w:instrText>
+      </w:r>
+      <w:r>
+        <w:rPr>
+          <w:rFonts w:eastAsiaTheme="minorHAnsi"/>
+          <w:color w:val="000000" w:themeColor="text1"/>
+          <w:lang w:eastAsia="en-US" w:bidi="he-IL"/>
+        </w:rPr>
+        <w:fldChar w:fldCharType="separate"/>
+      </w:r>
+      <w:r>
+        <w:rPr>
+          <w:rFonts w:eastAsiaTheme="minorHAnsi"/>
+          <w:noProof/>
+          <w:color w:val="000000" w:themeColor="text1"/>
+          <w:lang w:eastAsia="en-US" w:bidi="he-IL"/>
+        </w:rPr>
+        <w:t>12</w:t>
+      </w:r>
+      <w:r>
+        <w:rPr>
+          <w:rFonts w:eastAsiaTheme="minorHAnsi"/>
+          <w:color w:val="000000" w:themeColor="text1"/>
+          <w:lang w:eastAsia="en-US" w:bidi="he-IL"/>
+        </w:rPr>
+        <w:fldChar w:fldCharType="end"/>
+      </w:r>
+      <w:bookmarkEnd w:id="60"/>
+      <w:r>
+        <w:rPr>
+          <w:rFonts w:eastAsiaTheme="minorHAnsi"/>
+          <w:color w:val="000000" w:themeColor="text1"/>
+          <w:lang w:eastAsia="en-US" w:bidi="he-IL"/>
+        </w:rPr>
+        <w:t xml:space="preserve">. Архитектура </w:t>
+      </w:r>
+      <w:proofErr w:type="spellStart"/>
+      <w:r>
+        <w:rPr>
+          <w:rFonts w:eastAsiaTheme="minorHAnsi"/>
+          <w:color w:val="000000" w:themeColor="text1"/>
+          <w:lang w:eastAsia="en-US" w:bidi="he-IL"/>
+        </w:rPr>
+        <w:t>Transformer</w:t>
+      </w:r>
+      <w:proofErr w:type="spellEnd"/>
+    </w:p>
+    <w:p>
+      <w:pPr>
+        <w:pStyle w:val="3"/>
+      </w:pPr>
+      <w:proofErr w:type="spellStart"/>
+      <w:r>
+        <w:t>Whisper</w:t>
+      </w:r>
+      <w:proofErr w:type="spellEnd"/>
+    </w:p>
+    <w:p>
+      <w:pPr>
+        <w:contextualSpacing/>
+      </w:pPr>
+      <w:r>
+        <w:t xml:space="preserve">В разработанной системе используется модель </w:t>
+      </w:r>
+      <w:proofErr w:type="spellStart"/>
+      <w:r>
+        <w:t>Whisper</w:t>
+      </w:r>
+      <w:proofErr w:type="spellEnd"/>
+      <w:r>
+        <w:t xml:space="preserve"> от OpenAI, которая представляет собой </w:t>
+      </w:r>
+      <w:proofErr w:type="spellStart"/>
+      <w:r>
+        <w:t>encoder-decoder</w:t>
+      </w:r>
+      <w:proofErr w:type="spellEnd"/>
+      <w:r>
+        <w:t xml:space="preserve"> трансформер, обученный на 680 000 часов размеченных аудиоданных. Основные компоненты архитектуры:</w:t>
+      </w:r>
+    </w:p>
+    <w:p>
+      <w:pPr>
+        <w:numPr>
+          <w:ilvl w:val="0"/>
+          <w:numId w:val="47"/>
+        </w:numPr>
+        <w:contextualSpacing/>
+      </w:pPr>
+      <w:r>
+        <w:t>Предобработка аудиосигнала: входной аудиосигнал (16 кГц) разбивается на окна длиной 25 мс с шагом 10 мс. Для каждого окна вычисляется логарифмическая мел-спектрограмма (80 каналов) – представление сигнала в частотной области, имитирующее восприятие человеческого уха.</w:t>
+      </w:r>
+    </w:p>
+    <w:p>
+      <w:pPr>
+        <w:numPr>
+          <w:ilvl w:val="0"/>
+          <w:numId w:val="47"/>
+        </w:numPr>
+        <w:contextualSpacing/>
+      </w:pPr>
+      <w:proofErr w:type="spellStart"/>
+      <w:r>
+        <w:t>Энкодер</w:t>
+      </w:r>
+      <w:proofErr w:type="spellEnd"/>
+      <w:r>
+        <w:t xml:space="preserve"> (</w:t>
+      </w:r>
+      <w:proofErr w:type="spellStart"/>
+      <w:r>
+        <w:t>encoder</w:t>
+      </w:r>
+      <w:proofErr w:type="spellEnd"/>
+      <w:r>
+        <w:t xml:space="preserve">): последовательность из N идентичных блоков (для </w:t>
+      </w:r>
+      <w:proofErr w:type="spellStart"/>
+      <w:r>
+        <w:t>Whisper-small</w:t>
+      </w:r>
+      <w:proofErr w:type="spellEnd"/>
+      <w:r>
+        <w:t xml:space="preserve"> N=12), каждый из которых содержит:</w:t>
+      </w:r>
+    </w:p>
+    <w:p>
+      <w:pPr>
+        <w:numPr>
+          <w:ilvl w:val="0"/>
+          <w:numId w:val="7"/>
+        </w:numPr>
+        <w:contextualSpacing/>
+      </w:pPr>
+      <w:r>
+        <w:lastRenderedPageBreak/>
+        <w:t xml:space="preserve">Механизм </w:t>
+      </w:r>
+      <w:proofErr w:type="spellStart"/>
+      <w:r>
+        <w:t>самовнимания</w:t>
+      </w:r>
+      <w:proofErr w:type="spellEnd"/>
+      <w:r>
+        <w:t xml:space="preserve"> (</w:t>
+      </w:r>
+      <w:proofErr w:type="spellStart"/>
+      <w:r>
+        <w:t>self-attention</w:t>
+      </w:r>
+      <w:proofErr w:type="spellEnd"/>
+      <w:r>
+        <w:t>) – позволяет каждому временному шагу «видеть» все остальные шаги и взвешивать их важность;</w:t>
+      </w:r>
+    </w:p>
+    <w:p>
+      <w:pPr>
+        <w:numPr>
+          <w:ilvl w:val="0"/>
+          <w:numId w:val="7"/>
+        </w:numPr>
+        <w:contextualSpacing/>
+      </w:pPr>
+      <w:r>
+        <w:t>Позиционное кодирование – добавление информации о порядке следования кадров;</w:t>
+      </w:r>
+    </w:p>
+    <w:p>
+      <w:pPr>
+        <w:numPr>
+          <w:ilvl w:val="0"/>
+          <w:numId w:val="7"/>
+        </w:numPr>
+        <w:contextualSpacing/>
+      </w:pPr>
+      <w:proofErr w:type="spellStart"/>
+      <w:r>
+        <w:t>Полносвязные</w:t>
+      </w:r>
+      <w:proofErr w:type="spellEnd"/>
+      <w:r>
+        <w:t xml:space="preserve"> слои для нелинейной трансформации признаков.</w:t>
+      </w:r>
+    </w:p>
+    <w:p>
+      <w:pPr>
+        <w:numPr>
+          <w:ilvl w:val="0"/>
+          <w:numId w:val="47"/>
+        </w:numPr>
+        <w:contextualSpacing/>
+      </w:pPr>
+      <w:r>
+        <w:t>Декодер (</w:t>
+      </w:r>
+      <w:proofErr w:type="spellStart"/>
+      <w:r>
+        <w:t>decoder</w:t>
+      </w:r>
+      <w:proofErr w:type="spellEnd"/>
+      <w:r>
+        <w:t>): аналогичная структура, но с добавлением кросс-внимания (</w:t>
+      </w:r>
+      <w:proofErr w:type="spellStart"/>
+      <w:r>
+        <w:t>cross-attention</w:t>
+      </w:r>
+      <w:proofErr w:type="spellEnd"/>
+      <w:r>
+        <w:t xml:space="preserve">), которое связывает декодер с выходом </w:t>
+      </w:r>
+      <w:proofErr w:type="spellStart"/>
+      <w:r>
+        <w:t>энкодера</w:t>
+      </w:r>
+      <w:proofErr w:type="spellEnd"/>
+      <w:r>
+        <w:t xml:space="preserve">. Декодер генерирует текстовые токены </w:t>
+      </w:r>
+      <w:proofErr w:type="spellStart"/>
+      <w:r>
+        <w:t>авторегрессионно</w:t>
+      </w:r>
+      <w:proofErr w:type="spellEnd"/>
+      <w:r>
+        <w:t xml:space="preserve"> (каждый следующий токен зависит от предыдущих).</w:t>
+      </w:r>
+    </w:p>
+    <w:p>
+      <w:pPr>
+        <w:contextualSpacing/>
+      </w:pPr>
+      <w:r>
+        <w:t xml:space="preserve">Модель </w:t>
+      </w:r>
+      <w:proofErr w:type="spellStart"/>
+      <w:r>
+        <w:t>Whisper</w:t>
+      </w:r>
+      <w:proofErr w:type="spellEnd"/>
+      <w:r>
+        <w:t xml:space="preserve"> преобразует аудиосигнал в мел-спектрограмму, которая подаётся на вход </w:t>
+      </w:r>
+      <w:proofErr w:type="spellStart"/>
+      <w:r>
+        <w:t>энкодеру</w:t>
+      </w:r>
+      <w:proofErr w:type="spellEnd"/>
+      <w:r>
+        <w:t xml:space="preserve">. </w:t>
+      </w:r>
+      <w:proofErr w:type="spellStart"/>
+      <w:r>
+        <w:t>Энкодер</w:t>
+      </w:r>
+      <w:proofErr w:type="spellEnd"/>
+      <w:r>
+        <w:t xml:space="preserve"> извлекает контекстуальные признаки, которые затем используются декодером для генерации текстовых токенов с учётом языковой модели. Кросс-внимание между декодером и </w:t>
+      </w:r>
+      <w:proofErr w:type="spellStart"/>
+      <w:r>
+        <w:t>энкодером</w:t>
+      </w:r>
+      <w:proofErr w:type="spellEnd"/>
+      <w:r>
+        <w:t xml:space="preserve"> позволяет модели «фокусироваться» на соответствующих участках аудио при генерации каждого слова. Общая схема работы </w:t>
+      </w:r>
+      <w:proofErr w:type="spellStart"/>
+      <w:r>
+        <w:t>Whisper</w:t>
+      </w:r>
+      <w:proofErr w:type="spellEnd"/>
+      <w:r>
+        <w:t xml:space="preserve"> представлена на рисунке </w:t>
+      </w:r>
+      <w:r>
+        <w:rPr>
+          <w:lang w:val="en-US"/>
+        </w:rPr>
+        <w:fldChar w:fldCharType="begin"/>
+      </w:r>
+      <w:r>
+        <w:rPr>
+          <w:lang w:val="en-US"/>
+        </w:rPr>
+        <w:instrText xml:space="preserve"> REF _Ref229766900 \#0 \h </w:instrText>
+      </w:r>
+      <w:r>
+        <w:rPr>
+          <w:lang w:val="en-US"/>
+        </w:rPr>
+      </w:r>
+      <w:r>
+        <w:rPr>
+          <w:lang w:val="en-US"/>
+        </w:rPr>
+        <w:fldChar w:fldCharType="separate"/>
+      </w:r>
+      <w:r>
+        <w:rPr>
+          <w:lang w:val="en-US"/>
+        </w:rPr>
+        <w:t>13</w:t>
+      </w:r>
+      <w:r>
+        <w:rPr>
+          <w:lang w:val="en-US"/>
+        </w:rPr>
+        <w:fldChar w:fldCharType="end"/>
+      </w:r>
+      <w:r>
+        <w:t>.</w:t>
+      </w:r>
+    </w:p>
+    <w:p>
+      <w:pPr>
+        <w:ind w:firstLine="0"/>
+        <w:contextualSpacing/>
+        <w:jc w:val="center"/>
+        <w:rPr>
+          <w:rFonts w:eastAsiaTheme="minorHAnsi"/>
+          <w:color w:val="000000" w:themeColor="text1"/>
+          <w:lang w:eastAsia="en-US" w:bidi="he-IL"/>
+        </w:rPr>
+      </w:pPr>
+      <w:r>
+        <w:rPr>
+          <w:rFonts w:eastAsiaTheme="minorHAnsi"/>
+          <w:noProof/>
+          <w:color w:val="000000" w:themeColor="text1"/>
+          <w:lang w:eastAsia="en-US" w:bidi="he-IL"/>
+        </w:rPr>
+        <w:drawing>
+          <wp:inline distT="0" distB="0" distL="0" distR="0" wp14:anchorId="497CA86A" wp14:editId="4E55D91A">
+            <wp:extent cx="6126539" cy="2753832"/>
+            <wp:effectExtent l="0" t="0" r="7620" b="8890"/>
+            <wp:docPr id="10" name="Рисунок 10"/>
+            <wp:cNvGraphicFramePr>
+              <a:graphicFrameLocks xmlns:a="http://schemas.openxmlformats.org/drawingml/2006/main" noChangeAspect="1"/>
+            </wp:cNvGraphicFramePr>
+            <a:graphic xmlns:a="http://schemas.openxmlformats.org/drawingml/2006/main">
+              <a:graphicData uri="http://schemas.openxmlformats.org/drawingml/2006/picture">
+                <pic:pic xmlns:pic="http://schemas.openxmlformats.org/drawingml/2006/picture">
+                  <pic:nvPicPr>
+                    <pic:cNvPr id="1" name=""/>
+                    <pic:cNvPicPr/>
+                  </pic:nvPicPr>
+                  <pic:blipFill>
+                    <a:blip r:embed="rId23"/>
+                    <a:stretch>
+                      <a:fillRect/>
+                    </a:stretch>
+                  </pic:blipFill>
+                  <pic:spPr>
+                    <a:xfrm>
+                      <a:off x="0" y="0"/>
+                      <a:ext cx="6138557" cy="2759234"/>
+                    </a:xfrm>
+                    <a:prstGeom prst="rect">
+                      <a:avLst/>
+                    </a:prstGeom>
+                  </pic:spPr>
+                </pic:pic>
+              </a:graphicData>
+            </a:graphic>
+          </wp:inline>
+        </w:drawing>
+      </w:r>
+    </w:p>
+    <w:p>
+      <w:pPr>
+        <w:ind w:firstLine="0"/>
+        <w:contextualSpacing/>
+        <w:jc w:val="center"/>
+        <w:rPr>
+          <w:rFonts w:eastAsiaTheme="minorHAnsi"/>
+          <w:color w:val="000000" w:themeColor="text1"/>
+          <w:lang w:eastAsia="en-US" w:bidi="he-IL"/>
+        </w:rPr>
+      </w:pPr>
+      <w:bookmarkStart w:id="61" w:name="_Ref229766897"/>
+      <w:bookmarkStart w:id="62" w:name="_Ref229766900"/>
+      <w:r>
+        <w:rPr>
+          <w:rFonts w:eastAsiaTheme="minorHAnsi"/>
+          <w:color w:val="000000" w:themeColor="text1"/>
+          <w:lang w:eastAsia="en-US" w:bidi="he-IL"/>
+        </w:rPr>
+        <w:t xml:space="preserve">Рисунок </w:t>
+      </w:r>
+      <w:r>
+        <w:rPr>
+          <w:rFonts w:eastAsiaTheme="minorHAnsi"/>
+          <w:color w:val="000000" w:themeColor="text1"/>
+          <w:lang w:eastAsia="en-US" w:bidi="he-IL"/>
+        </w:rPr>
+        <w:fldChar w:fldCharType="begin"/>
+      </w:r>
+      <w:r>
+        <w:rPr>
+          <w:rFonts w:eastAsiaTheme="minorHAnsi"/>
+          <w:color w:val="000000" w:themeColor="text1"/>
+          <w:lang w:eastAsia="en-US" w:bidi="he-IL"/>
+        </w:rPr>
+        <w:instrText xml:space="preserve"> SEQ Рисунок \* ARABIC </w:instrText>
+      </w:r>
+      <w:r>
+        <w:rPr>
+          <w:rFonts w:eastAsiaTheme="minorHAnsi"/>
+          <w:color w:val="000000" w:themeColor="text1"/>
+          <w:lang w:eastAsia="en-US" w:bidi="he-IL"/>
+        </w:rPr>
+        <w:fldChar w:fldCharType="separate"/>
+      </w:r>
+      <w:r>
+        <w:rPr>
+          <w:rFonts w:eastAsiaTheme="minorHAnsi"/>
+          <w:noProof/>
+          <w:color w:val="000000" w:themeColor="text1"/>
+          <w:lang w:eastAsia="en-US" w:bidi="he-IL"/>
+        </w:rPr>
+        <w:t>13</w:t>
+      </w:r>
+      <w:r>
+        <w:rPr>
+          <w:rFonts w:eastAsiaTheme="minorHAnsi"/>
+          <w:color w:val="000000" w:themeColor="text1"/>
+          <w:lang w:eastAsia="en-US" w:bidi="he-IL"/>
+        </w:rPr>
+        <w:fldChar w:fldCharType="end"/>
+      </w:r>
+      <w:bookmarkEnd w:id="62"/>
+      <w:r>
+        <w:rPr>
+          <w:rFonts w:eastAsiaTheme="minorHAnsi"/>
+          <w:color w:val="000000" w:themeColor="text1"/>
+          <w:lang w:eastAsia="en-US" w:bidi="he-IL"/>
+        </w:rPr>
+        <w:t xml:space="preserve">. Общая схема </w:t>
+      </w:r>
+      <w:proofErr w:type="spellStart"/>
+      <w:r>
+        <w:rPr>
+          <w:rFonts w:eastAsiaTheme="minorHAnsi"/>
+          <w:color w:val="000000" w:themeColor="text1"/>
+          <w:lang w:eastAsia="en-US" w:bidi="he-IL"/>
+        </w:rPr>
+        <w:t>Whisper</w:t>
+      </w:r>
+      <w:bookmarkEnd w:id="61"/>
+      <w:proofErr w:type="spellEnd"/>
+    </w:p>
+    <w:p>
+      <w:pPr>
+        <w:contextualSpacing/>
+      </w:pPr>
+      <w:r>
+        <w:t xml:space="preserve">Обучение </w:t>
+      </w:r>
+      <w:proofErr w:type="spellStart"/>
+      <w:r>
+        <w:t>Whisper</w:t>
+      </w:r>
+      <w:proofErr w:type="spellEnd"/>
+    </w:p>
+    <w:p>
+      <w:pPr>
+        <w:contextualSpacing/>
+      </w:pPr>
+      <w:r>
+        <w:t>Модель обучалась методом слабой супервизии на разнородном массиве данных:</w:t>
+      </w:r>
+    </w:p>
+    <w:p>
+      <w:pPr>
+        <w:numPr>
+          <w:ilvl w:val="0"/>
+          <w:numId w:val="7"/>
+        </w:numPr>
+        <w:contextualSpacing/>
+      </w:pPr>
+      <w:r>
+        <w:lastRenderedPageBreak/>
+        <w:t>Аудиокниги с текстовыми расшифровками;</w:t>
+      </w:r>
+    </w:p>
+    <w:p>
+      <w:pPr>
+        <w:numPr>
+          <w:ilvl w:val="0"/>
+          <w:numId w:val="7"/>
+        </w:numPr>
+        <w:contextualSpacing/>
+      </w:pPr>
+      <w:r>
+        <w:t>Субтитры к видео на множестве языков;</w:t>
+      </w:r>
+    </w:p>
+    <w:p>
+      <w:pPr>
+        <w:numPr>
+          <w:ilvl w:val="0"/>
+          <w:numId w:val="7"/>
+        </w:numPr>
+        <w:contextualSpacing/>
+      </w:pPr>
+      <w:r>
+        <w:t>Разметка, полученная автоматически из интернет-источников.</w:t>
+      </w:r>
+    </w:p>
+    <w:p>
+      <w:pPr>
+        <w:contextualSpacing/>
+      </w:pPr>
+      <w:r>
+        <w:t>Такой подход позволил создать универсальную модель, поддерживающую 99 языков и устойчивую к акцентам, фоновому шуму и технической терминологии.</w:t>
+      </w:r>
+    </w:p>
+    <w:p>
+      <w:pPr>
+        <w:contextualSpacing/>
+      </w:pPr>
+      <w:r>
+        <w:t xml:space="preserve">Оптимизация </w:t>
+      </w:r>
+      <w:proofErr w:type="spellStart"/>
+      <w:r>
+        <w:t>инференса</w:t>
+      </w:r>
+      <w:proofErr w:type="spellEnd"/>
+      <w:r>
+        <w:t xml:space="preserve">: </w:t>
+      </w:r>
+      <w:proofErr w:type="spellStart"/>
+      <w:r>
+        <w:t>faster-whisper</w:t>
+      </w:r>
+      <w:proofErr w:type="spellEnd"/>
+    </w:p>
+    <w:p>
+      <w:pPr>
+        <w:contextualSpacing/>
+      </w:pPr>
+      <w:r>
+        <w:t xml:space="preserve">Для ускорения работы в реальном времени используется библиотека </w:t>
+      </w:r>
+      <w:proofErr w:type="spellStart"/>
+      <w:r>
+        <w:t>faster-whisper</w:t>
+      </w:r>
+      <w:proofErr w:type="spellEnd"/>
+      <w:r>
+        <w:t xml:space="preserve">, основанная на CTranslate2 – движке эффективного </w:t>
+      </w:r>
+      <w:proofErr w:type="spellStart"/>
+      <w:r>
+        <w:t>инференса</w:t>
+      </w:r>
+      <w:proofErr w:type="spellEnd"/>
+      <w:r>
+        <w:t xml:space="preserve"> трансформеров. Оптимизации включают:</w:t>
+      </w:r>
+    </w:p>
+    <w:p>
+      <w:pPr>
+        <w:numPr>
+          <w:ilvl w:val="0"/>
+          <w:numId w:val="7"/>
+        </w:numPr>
+        <w:contextualSpacing/>
+      </w:pPr>
+      <w:r>
+        <w:t>Квантование весов – сокращение разрядности параметров с float32 до int8 или float16, что уменьшает потребление памяти и ускоряет вычисления;</w:t>
+      </w:r>
+    </w:p>
+    <w:p>
+      <w:pPr>
+        <w:numPr>
+          <w:ilvl w:val="0"/>
+          <w:numId w:val="7"/>
+        </w:numPr>
+        <w:contextualSpacing/>
+      </w:pPr>
+      <w:r>
+        <w:t>Пакетная обработка (</w:t>
+      </w:r>
+      <w:proofErr w:type="spellStart"/>
+      <w:r>
+        <w:t>batching</w:t>
+      </w:r>
+      <w:proofErr w:type="spellEnd"/>
+      <w:r>
+        <w:t xml:space="preserve">) – одновременная обработка нескольких </w:t>
+      </w:r>
+      <w:proofErr w:type="spellStart"/>
+      <w:r>
+        <w:t>аудиочанков</w:t>
+      </w:r>
+      <w:proofErr w:type="spellEnd"/>
+      <w:r>
+        <w:t>;</w:t>
+      </w:r>
+    </w:p>
+    <w:p>
+      <w:pPr>
+        <w:numPr>
+          <w:ilvl w:val="0"/>
+          <w:numId w:val="7"/>
+        </w:numPr>
+        <w:contextualSpacing/>
+      </w:pPr>
+      <w:r>
+        <w:t>Использование GPU – при наличии видеокарты вычисления переносятся на графический процессор.</w:t>
+      </w:r>
+    </w:p>
+    <w:p>
+      <w:pPr>
+        <w:contextualSpacing/>
+      </w:pPr>
+      <w:r>
+        <w:t>Режимы работы</w:t>
+      </w:r>
+    </w:p>
+    <w:p>
+      <w:pPr>
+        <w:contextualSpacing/>
+      </w:pPr>
+      <w:r>
+        <w:t>Поддерживаются два режима:</w:t>
+      </w:r>
+    </w:p>
+    <w:p>
+      <w:pPr>
+        <w:numPr>
+          <w:ilvl w:val="0"/>
+          <w:numId w:val="46"/>
+        </w:numPr>
+        <w:contextualSpacing/>
+      </w:pPr>
+      <w:proofErr w:type="spellStart"/>
+      <w:r>
+        <w:t>Stub</w:t>
+      </w:r>
+      <w:proofErr w:type="spellEnd"/>
+      <w:r>
+        <w:t xml:space="preserve"> (заглушка) – детерминированный ответ для разработки и тестирования </w:t>
+      </w:r>
+      <w:proofErr w:type="spellStart"/>
+      <w:r>
+        <w:t>пайплайна</w:t>
+      </w:r>
+      <w:proofErr w:type="spellEnd"/>
+      <w:r>
+        <w:t xml:space="preserve"> без расхода ресурсов на декодирование.</w:t>
+      </w:r>
+    </w:p>
+    <w:p>
+      <w:pPr>
+        <w:numPr>
+          <w:ilvl w:val="0"/>
+          <w:numId w:val="46"/>
+        </w:numPr>
+        <w:contextualSpacing/>
+      </w:pPr>
+      <w:r>
+        <w:rPr>
+          <w:lang w:val="en-US"/>
+        </w:rPr>
+        <w:t xml:space="preserve">Whisper – </w:t>
+      </w:r>
+      <w:r>
+        <w:t>декодирование</w:t>
+      </w:r>
+      <w:r>
+        <w:rPr>
+          <w:lang w:val="en-US"/>
+        </w:rPr>
+        <w:t xml:space="preserve"> Base64 </w:t>
+      </w:r>
+      <w:proofErr w:type="spellStart"/>
+      <w:r>
+        <w:rPr>
+          <w:lang w:val="en-US"/>
+        </w:rPr>
+        <w:t>WebM</w:t>
+      </w:r>
+      <w:proofErr w:type="spellEnd"/>
+      <w:r>
+        <w:rPr>
+          <w:lang w:val="en-US"/>
+        </w:rPr>
+        <w:t xml:space="preserve"> </w:t>
+      </w:r>
+      <w:r>
+        <w:t>и</w:t>
+      </w:r>
+      <w:r>
+        <w:rPr>
+          <w:lang w:val="en-US"/>
+        </w:rPr>
+        <w:t xml:space="preserve"> </w:t>
+      </w:r>
+      <w:r>
+        <w:t>вызов</w:t>
+      </w:r>
+      <w:r>
+        <w:rPr>
+          <w:lang w:val="en-US"/>
+        </w:rPr>
+        <w:t xml:space="preserve"> faster-whisper. </w:t>
+      </w:r>
+      <w:r>
+        <w:t>Возвращает частичный и финальный тексты, а также метаданные (язык, уверенность).</w:t>
+      </w:r>
+    </w:p>
+    <w:p>
+      <w:pPr>
+        <w:pStyle w:val="3"/>
+      </w:pPr>
+      <w:r>
+        <w:t>Формирование отчёта</w:t>
+      </w:r>
+    </w:p>
+    <w:p>
+      <w:pPr>
+        <w:contextualSpacing/>
+      </w:pPr>
+      <w:r>
+        <w:t xml:space="preserve">Агрегация итогов встречи реализована в модуле отчётности. На текущем этапе применяется эвристический подход </w:t>
+      </w:r>
+      <w:proofErr w:type="spellStart"/>
+      <w:r>
+        <w:t>late</w:t>
+      </w:r>
+      <w:proofErr w:type="spellEnd"/>
+      <w:r>
+        <w:t xml:space="preserve"> </w:t>
+      </w:r>
+      <w:proofErr w:type="spellStart"/>
+      <w:r>
+        <w:t>fusion</w:t>
+      </w:r>
+      <w:proofErr w:type="spellEnd"/>
+      <w:r>
+        <w:t xml:space="preserve"> (позднее слияние): статистика эмоций, </w:t>
+      </w:r>
+      <w:proofErr w:type="spellStart"/>
+      <w:r>
+        <w:t>таймлайны</w:t>
+      </w:r>
+      <w:proofErr w:type="spellEnd"/>
+      <w:r>
+        <w:t xml:space="preserve"> активности, ключевые фразы из транскрипта и метрики вовлечённости объединяются по временным окнам.</w:t>
+      </w:r>
+    </w:p>
+    <w:p>
+      <w:pPr>
+        <w:contextualSpacing/>
+      </w:pPr>
+      <w:r>
+        <w:t>Структура отчёта включает:</w:t>
+      </w:r>
+    </w:p>
+    <w:p>
+      <w:pPr>
+        <w:numPr>
+          <w:ilvl w:val="0"/>
+          <w:numId w:val="7"/>
+        </w:numPr>
+        <w:contextualSpacing/>
+      </w:pPr>
+      <w:proofErr w:type="spellStart"/>
+      <w:r>
+        <w:lastRenderedPageBreak/>
+        <w:t>Meeting</w:t>
+      </w:r>
+      <w:proofErr w:type="spellEnd"/>
+      <w:r>
+        <w:t xml:space="preserve"> </w:t>
+      </w:r>
+      <w:proofErr w:type="spellStart"/>
+      <w:r>
+        <w:t>summary</w:t>
+      </w:r>
+      <w:proofErr w:type="spellEnd"/>
+      <w:r>
+        <w:t xml:space="preserve"> – сводка по встрече: распределение эмоций (доли событий по категориям), текстовые </w:t>
+      </w:r>
+      <w:proofErr w:type="spellStart"/>
+      <w:r>
+        <w:t>highlights</w:t>
+      </w:r>
+      <w:proofErr w:type="spellEnd"/>
+      <w:r>
+        <w:t xml:space="preserve"> (ключевые моменты), рейтинг вовлечённости участников, покрытие (</w:t>
+      </w:r>
+      <w:proofErr w:type="spellStart"/>
+      <w:r>
+        <w:t>coverage</w:t>
+      </w:r>
+      <w:proofErr w:type="spellEnd"/>
+      <w:r>
+        <w:t>) – доля времени, когда были доступны данные;</w:t>
+      </w:r>
+    </w:p>
+    <w:p>
+      <w:pPr>
+        <w:numPr>
+          <w:ilvl w:val="0"/>
+          <w:numId w:val="7"/>
+        </w:numPr>
+        <w:contextualSpacing/>
+      </w:pPr>
+      <w:proofErr w:type="spellStart"/>
+      <w:r>
+        <w:t>Participant</w:t>
+      </w:r>
+      <w:proofErr w:type="spellEnd"/>
+      <w:r>
+        <w:t xml:space="preserve"> </w:t>
+      </w:r>
+      <w:proofErr w:type="spellStart"/>
+      <w:r>
+        <w:t>tiles</w:t>
+      </w:r>
+      <w:proofErr w:type="spellEnd"/>
+      <w:r>
+        <w:t xml:space="preserve"> – карточки участников с индивидуальной статистикой;</w:t>
+      </w:r>
+    </w:p>
+    <w:p>
+      <w:pPr>
+        <w:numPr>
+          <w:ilvl w:val="0"/>
+          <w:numId w:val="7"/>
+        </w:numPr>
+        <w:contextualSpacing/>
+      </w:pPr>
+      <w:proofErr w:type="spellStart"/>
+      <w:r>
+        <w:t>Timelines</w:t>
+      </w:r>
+      <w:proofErr w:type="spellEnd"/>
+      <w:r>
+        <w:t xml:space="preserve"> – временные шкалы изменения эмоций и активности;</w:t>
+      </w:r>
+    </w:p>
+    <w:p>
+      <w:pPr>
+        <w:numPr>
+          <w:ilvl w:val="0"/>
+          <w:numId w:val="7"/>
+        </w:numPr>
+        <w:contextualSpacing/>
+      </w:pPr>
+      <w:r>
+        <w:t xml:space="preserve">Face </w:t>
+      </w:r>
+      <w:proofErr w:type="spellStart"/>
+      <w:r>
+        <w:t>tracking</w:t>
+      </w:r>
+      <w:proofErr w:type="spellEnd"/>
+      <w:r>
+        <w:t xml:space="preserve"> </w:t>
+      </w:r>
+      <w:proofErr w:type="spellStart"/>
+      <w:r>
+        <w:t>summary</w:t>
+      </w:r>
+      <w:proofErr w:type="spellEnd"/>
+      <w:r>
+        <w:t xml:space="preserve"> – сводка по трекингу лиц (при наличии данных от </w:t>
+      </w:r>
+      <w:proofErr w:type="spellStart"/>
+      <w:r>
+        <w:t>MediaPipe</w:t>
+      </w:r>
+      <w:proofErr w:type="spellEnd"/>
+      <w:r>
+        <w:t>);</w:t>
+      </w:r>
+    </w:p>
+    <w:p>
+      <w:pPr>
+        <w:numPr>
+          <w:ilvl w:val="0"/>
+          <w:numId w:val="7"/>
+        </w:numPr>
+        <w:contextualSpacing/>
+      </w:pPr>
+      <w:proofErr w:type="spellStart"/>
+      <w:r>
+        <w:t>Observations</w:t>
+      </w:r>
+      <w:proofErr w:type="spellEnd"/>
+      <w:r>
+        <w:t xml:space="preserve"> – наблюдения и рекомендации.</w:t>
+      </w:r>
+    </w:p>
+    <w:p>
+      <w:pPr>
+        <w:contextualSpacing/>
+      </w:pPr>
+      <w:r>
+        <w:t>Архитектура предусматривает возможность для подключения собственной нейросетевой модели через параметр конфигурации.</w:t>
+      </w:r>
+    </w:p>
+    <w:p>
+      <w:pPr>
+        <w:keepNext/>
+        <w:keepLines/>
+        <w:numPr>
+          <w:ilvl w:val="1"/>
+          <w:numId w:val="1"/>
+        </w:numPr>
+        <w:contextualSpacing/>
+        <w:outlineLvl w:val="1"/>
+        <w:rPr>
+          <w:b/>
+        </w:rPr>
+      </w:pPr>
+      <w:bookmarkStart w:id="63" w:name="_Toc229467895"/>
+      <w:bookmarkStart w:id="64" w:name="_Toc229767074"/>
+      <w:r>
+        <w:rPr>
+          <w:b/>
+        </w:rPr>
+        <w:t>М</w:t>
+      </w:r>
+      <w:r>
+        <w:rPr>
+          <w:rStyle w:val="20"/>
+        </w:rPr>
+        <w:t>одуль хранения данных и формирования аналитических отчётов</w:t>
+      </w:r>
+      <w:bookmarkEnd w:id="63"/>
+      <w:bookmarkEnd w:id="64"/>
+    </w:p>
+    <w:p>
+      <w:pPr>
+        <w:contextualSpacing/>
+      </w:pPr>
+      <w:r>
+        <w:t xml:space="preserve">В качестве СУБД выбрана </w:t>
+      </w:r>
+      <w:proofErr w:type="spellStart"/>
+      <w:r>
+        <w:t>PostgreSQL</w:t>
+      </w:r>
+      <w:proofErr w:type="spellEnd"/>
+      <w:r>
+        <w:t>. Схема данных управляется через файловые миграции. Ключевые таблицы:</w:t>
+      </w:r>
+    </w:p>
+    <w:p>
+      <w:pPr>
+        <w:numPr>
+          <w:ilvl w:val="0"/>
+          <w:numId w:val="7"/>
+        </w:numPr>
+        <w:contextualSpacing/>
+      </w:pPr>
+      <w:r>
+        <w:t>Пользователи, токены обновления, события аутентификации – учётные записи и аудит;</w:t>
+      </w:r>
+    </w:p>
+    <w:p>
+      <w:pPr>
+        <w:numPr>
+          <w:ilvl w:val="0"/>
+          <w:numId w:val="7"/>
+        </w:numPr>
+        <w:contextualSpacing/>
+      </w:pPr>
+      <w:r>
+        <w:t>Сессии, события встречи, участники встречи – планирование и состояние встреч;</w:t>
+      </w:r>
+    </w:p>
+    <w:p>
+      <w:pPr>
+        <w:numPr>
+          <w:ilvl w:val="0"/>
+          <w:numId w:val="7"/>
+        </w:numPr>
+        <w:contextualSpacing/>
+      </w:pPr>
+      <w:r>
+        <w:t>События аналитики, отчёты по сессиям – хранение сырых и агрегированных данных аналитики;</w:t>
+      </w:r>
+    </w:p>
+    <w:p>
+      <w:pPr>
+        <w:numPr>
+          <w:ilvl w:val="0"/>
+          <w:numId w:val="7"/>
+        </w:numPr>
+        <w:contextualSpacing/>
+      </w:pPr>
+      <w:r>
+        <w:t>Сообщения чата сессии – история текстового общения.</w:t>
+      </w:r>
+    </w:p>
+    <w:p>
+      <w:pPr>
+        <w:contextualSpacing/>
+      </w:pPr>
+      <w:r>
+        <w:t xml:space="preserve">Для гибкого хранения разнородных данных аналитики используется тип JSONB. Это позволяет сохранять </w:t>
+      </w:r>
+      <w:proofErr w:type="spellStart"/>
+      <w:r>
+        <w:t>payloads</w:t>
+      </w:r>
+      <w:proofErr w:type="spellEnd"/>
+      <w:r>
+        <w:t xml:space="preserve"> разного формата (</w:t>
+      </w:r>
+      <w:proofErr w:type="spellStart"/>
+      <w:r>
+        <w:t>эмодоминанты</w:t>
+      </w:r>
+      <w:proofErr w:type="spellEnd"/>
+      <w:r>
+        <w:t xml:space="preserve">, признаки аудио, координаты </w:t>
+      </w:r>
+      <w:proofErr w:type="spellStart"/>
+      <w:r>
+        <w:t>ландмарок</w:t>
+      </w:r>
+      <w:proofErr w:type="spellEnd"/>
+      <w:r>
+        <w:t>) без изменения схемы. Целостность данных обеспечивается каскадным удалением дочерних записей при ликвидации сессии.</w:t>
+      </w:r>
+    </w:p>
+    <w:p>
+      <w:pPr>
+        <w:contextualSpacing/>
+      </w:pPr>
+      <w:r>
+        <w:t xml:space="preserve">Доступ к отчёту реализуется через REST-запрос. Запрос проверяет роль пользователя: организатор получает полную агрегацию, участник – </w:t>
+      </w:r>
+      <w:r>
+        <w:lastRenderedPageBreak/>
+        <w:t>ограниченный набор данных. Структура отчёта включает сводку по встрече, карточки участников, временные шкалы, сводку по трекингу лиц и другие блоки, расширяемые по мере развития модулей ИИ.</w:t>
+      </w:r>
+    </w:p>
+    <w:p>
+      <w:pPr>
+        <w:pStyle w:val="2"/>
+      </w:pPr>
+      <w:bookmarkStart w:id="65" w:name="_Toc229467896"/>
+      <w:bookmarkStart w:id="66" w:name="_Toc229767075"/>
+      <w:r>
+        <w:t>Интеграция компонентов в единую систему</w:t>
+      </w:r>
+      <w:bookmarkEnd w:id="65"/>
+      <w:bookmarkEnd w:id="66"/>
+    </w:p>
+    <w:p>
+      <w:pPr>
+        <w:contextualSpacing/>
+      </w:pPr>
+      <w:r>
+        <w:t xml:space="preserve">Интеграция всех модулей обеспечивается согласованными контрактами обмена данными и </w:t>
+      </w:r>
+      <w:proofErr w:type="spellStart"/>
+      <w:r>
+        <w:t>оркестрацией</w:t>
+      </w:r>
+      <w:proofErr w:type="spellEnd"/>
+      <w:r>
+        <w:t xml:space="preserve"> через </w:t>
+      </w:r>
+      <w:proofErr w:type="spellStart"/>
+      <w:r>
+        <w:t>Docker</w:t>
+      </w:r>
+      <w:proofErr w:type="spellEnd"/>
+      <w:r>
+        <w:t xml:space="preserve"> </w:t>
+      </w:r>
+      <w:proofErr w:type="spellStart"/>
+      <w:r>
+        <w:t>Compose</w:t>
+      </w:r>
+      <w:proofErr w:type="spellEnd"/>
+      <w:r>
+        <w:t>. Полный цикл работы системы выглядит следующим образом:</w:t>
+      </w:r>
+    </w:p>
+    <w:p>
+      <w:pPr>
+        <w:numPr>
+          <w:ilvl w:val="0"/>
+          <w:numId w:val="45"/>
+        </w:numPr>
+        <w:contextualSpacing/>
+      </w:pPr>
+      <w:r>
+        <w:t>Пользователь проходит аутентификацию, получает JWT и создаёт/присоединяется к сессии.</w:t>
+      </w:r>
+    </w:p>
+    <w:p>
+      <w:pPr>
+        <w:numPr>
+          <w:ilvl w:val="0"/>
+          <w:numId w:val="45"/>
+        </w:numPr>
+        <w:contextualSpacing/>
+      </w:pPr>
+      <w:r>
+        <w:t xml:space="preserve">Клиент устанавливает </w:t>
+      </w:r>
+      <w:proofErr w:type="spellStart"/>
+      <w:r>
+        <w:t>WebSocket</w:t>
+      </w:r>
+      <w:proofErr w:type="spellEnd"/>
+      <w:r>
+        <w:t>-соединение, отправляет сообщение о присоединении, запускает захват аудио и периодический сбор кадров.</w:t>
+      </w:r>
+    </w:p>
+    <w:p>
+      <w:pPr>
+        <w:numPr>
+          <w:ilvl w:val="0"/>
+          <w:numId w:val="45"/>
+        </w:numPr>
+        <w:contextualSpacing/>
+      </w:pPr>
+      <w:r>
+        <w:t>Серверная часть маршрутизирует медиа в AI-шлюз. Шлюз параллельно обрабатывает кадры (детекция лиц, классификация эмоций) и отправляет аудио в сервис распознавания речи.</w:t>
+      </w:r>
+    </w:p>
+    <w:p>
+      <w:pPr>
+        <w:numPr>
+          <w:ilvl w:val="0"/>
+          <w:numId w:val="45"/>
+        </w:numPr>
+        <w:contextualSpacing/>
+      </w:pPr>
+      <w:r>
+        <w:t xml:space="preserve">Результаты анализа возвращаются на сервер, записываются в </w:t>
+      </w:r>
+      <w:proofErr w:type="spellStart"/>
+      <w:r>
+        <w:t>PostgreSQL</w:t>
+      </w:r>
+      <w:proofErr w:type="spellEnd"/>
+      <w:r>
+        <w:t xml:space="preserve"> и транслируются клиентам в реальном времени.</w:t>
+      </w:r>
+    </w:p>
+    <w:p>
+      <w:pPr>
+        <w:numPr>
+          <w:ilvl w:val="0"/>
+          <w:numId w:val="45"/>
+        </w:numPr>
+        <w:contextualSpacing/>
+      </w:pPr>
+      <w:r>
+        <w:t>При завершении встречи запускается цикл формирования финального отчёта, который сохраняется в таблице отчётов и становится доступен через REST.</w:t>
+      </w:r>
+    </w:p>
+    <w:p>
+      <w:pPr>
+        <w:numPr>
+          <w:ilvl w:val="0"/>
+          <w:numId w:val="45"/>
+        </w:numPr>
+        <w:contextualSpacing/>
+      </w:pPr>
+      <w:r>
+        <w:t>CI/CD-</w:t>
+      </w:r>
+      <w:proofErr w:type="spellStart"/>
+      <w:r>
+        <w:t>пайплайн</w:t>
+      </w:r>
+      <w:proofErr w:type="spellEnd"/>
+      <w:r>
+        <w:t xml:space="preserve"> автоматизирует </w:t>
+      </w:r>
+      <w:proofErr w:type="spellStart"/>
+      <w:r>
+        <w:t>линтинг</w:t>
+      </w:r>
+      <w:proofErr w:type="spellEnd"/>
+      <w:r>
+        <w:t>, модульные тесты и сборку образов, обеспечивая стабильность интеграции.</w:t>
+      </w:r>
+    </w:p>
+    <w:p>
+      <w:pPr>
+        <w:contextualSpacing/>
+      </w:pPr>
+      <w:r>
+        <w:t xml:space="preserve">Разработанный программный комплекс демонстрирует работоспособность ключевых сценариев: безопасной авторизации, </w:t>
+      </w:r>
+      <w:proofErr w:type="spellStart"/>
+      <w:r>
+        <w:t>низкозадержочного</w:t>
+      </w:r>
+      <w:proofErr w:type="spellEnd"/>
+      <w:r>
+        <w:t xml:space="preserve"> обмена медиа, мультимодального анализа в реальном времени и генерации структурированных отчётов. Модульная структура позволяет в перспективе заменить эвристические алгоритмы на промышленные модели, добавить поддержку видеозаписи встречи и расширить аналитические метрики без перепроектирования ядра системы.</w:t>
       </w:r>
     </w:p>
     <w:p>
       <w:pPr>
         <w:spacing w:after="200"/>
-        <w:ind w:firstLine="0"/>
         <w:rPr>
           <w:rFonts w:cs="Times New Roman"/>
           <w:b/>
@@ -19293,14 +23783,1200 @@
           <w:rFonts w:cs="Times New Roman"/>
           <w:b/>
           <w:bCs/>
-          <w:highlight w:val="red"/>
           <w:lang w:bidi="ru-RU"/>
         </w:rPr>
-        <w:t>А дальше?</w:t>
-      </w:r>
+        <w:br w:type="page"/>
+      </w:r>
+    </w:p>
+    <w:p>
+      <w:pPr>
+        <w:keepNext/>
+        <w:keepLines/>
+        <w:ind w:firstLine="0"/>
+        <w:contextualSpacing/>
+        <w:jc w:val="center"/>
+        <w:outlineLvl w:val="0"/>
+        <w:rPr>
+          <w:rFonts w:ascii="Times New Roman" w:hAnsi="Times New Roman" w:cs="Times New Roman"/>
+          <w:lang w:bidi="ru-RU"/>
+        </w:rPr>
+      </w:pPr>
+      <w:bookmarkStart w:id="67" w:name="_Toc229071492"/>
+      <w:bookmarkStart w:id="68" w:name="_Toc229467897"/>
+      <w:bookmarkStart w:id="69" w:name="_Toc229767076"/>
+      <w:r>
+        <w:rPr>
+          <w:rFonts w:ascii="Times New Roman" w:hAnsi="Times New Roman" w:cs="Times New Roman"/>
+          <w:b/>
+          <w:bCs/>
+          <w:lang w:bidi="ru-RU"/>
+        </w:rPr>
+        <w:lastRenderedPageBreak/>
+        <w:t>СПИСОК ИСПОЛЬЗОВАННЫХ ИСТОЧНИКОВ</w:t>
+      </w:r>
+      <w:bookmarkEnd w:id="67"/>
+      <w:bookmarkEnd w:id="68"/>
+      <w:bookmarkEnd w:id="69"/>
+    </w:p>
+    <w:p>
+      <w:pPr>
+        <w:numPr>
+          <w:ilvl w:val="0"/>
+          <w:numId w:val="51"/>
+        </w:numPr>
+        <w:ind w:left="0" w:firstLine="709"/>
+        <w:contextualSpacing/>
+        <w:rPr>
+          <w:rFonts w:cs="Times New Roman"/>
+          <w:lang w:val="en-US" w:bidi="ru-RU"/>
+        </w:rPr>
+      </w:pPr>
+      <w:r>
+        <w:rPr>
+          <w:rFonts w:cs="Times New Roman"/>
+          <w:lang w:val="en-US" w:bidi="ru-RU"/>
+        </w:rPr>
+        <w:t xml:space="preserve">Goodfellow I., Bengio Y., Courville A. Deep Learning. – </w:t>
+      </w:r>
+      <w:proofErr w:type="gramStart"/>
+      <w:r>
+        <w:rPr>
+          <w:rFonts w:cs="Times New Roman"/>
+          <w:lang w:val="en-US" w:bidi="ru-RU"/>
+        </w:rPr>
+        <w:t>Cambridge :</w:t>
+      </w:r>
+      <w:proofErr w:type="gramEnd"/>
+      <w:r>
+        <w:rPr>
+          <w:rFonts w:cs="Times New Roman"/>
+          <w:lang w:val="en-US" w:bidi="ru-RU"/>
+        </w:rPr>
+        <w:t xml:space="preserve"> MIT Press, 2016. – 800 p. – ISBN 978-0-262-03561-3.</w:t>
+      </w:r>
+    </w:p>
+    <w:p>
+      <w:pPr>
+        <w:numPr>
+          <w:ilvl w:val="0"/>
+          <w:numId w:val="51"/>
+        </w:numPr>
+        <w:ind w:left="0" w:firstLine="709"/>
+        <w:contextualSpacing/>
+        <w:rPr>
+          <w:rFonts w:cs="Times New Roman"/>
+          <w:lang w:val="en-US" w:bidi="ru-RU"/>
+        </w:rPr>
+      </w:pPr>
+      <w:proofErr w:type="spellStart"/>
+      <w:r>
+        <w:rPr>
+          <w:rFonts w:cs="Times New Roman"/>
+          <w:lang w:val="en-US" w:bidi="ru-RU"/>
+        </w:rPr>
+        <w:t>Bradski</w:t>
+      </w:r>
+      <w:proofErr w:type="spellEnd"/>
+      <w:r>
+        <w:rPr>
+          <w:rFonts w:cs="Times New Roman"/>
+          <w:lang w:val="en-US" w:bidi="ru-RU"/>
+        </w:rPr>
+        <w:t xml:space="preserve"> G., </w:t>
+      </w:r>
+      <w:proofErr w:type="spellStart"/>
+      <w:r>
+        <w:rPr>
+          <w:rFonts w:cs="Times New Roman"/>
+          <w:lang w:val="en-US" w:bidi="ru-RU"/>
+        </w:rPr>
+        <w:t>Kaehler</w:t>
+      </w:r>
+      <w:proofErr w:type="spellEnd"/>
+      <w:r>
+        <w:rPr>
+          <w:rFonts w:cs="Times New Roman"/>
+          <w:lang w:val="en-US" w:bidi="ru-RU"/>
+        </w:rPr>
+        <w:t xml:space="preserve"> A. Learning OpenCV: Computer Vision with the OpenCV Library. – </w:t>
+      </w:r>
+      <w:proofErr w:type="gramStart"/>
+      <w:r>
+        <w:rPr>
+          <w:rFonts w:cs="Times New Roman"/>
+          <w:lang w:val="en-US" w:bidi="ru-RU"/>
+        </w:rPr>
+        <w:t>Sebastopol :</w:t>
+      </w:r>
+      <w:proofErr w:type="gramEnd"/>
+      <w:r>
+        <w:rPr>
+          <w:rFonts w:cs="Times New Roman"/>
+          <w:lang w:val="en-US" w:bidi="ru-RU"/>
+        </w:rPr>
+        <w:t xml:space="preserve"> O’Reilly Media, 2008. – 555 p. – ISBN 978-0-596-51613-0.</w:t>
+      </w:r>
+    </w:p>
+    <w:p>
+      <w:pPr>
+        <w:numPr>
+          <w:ilvl w:val="0"/>
+          <w:numId w:val="51"/>
+        </w:numPr>
+        <w:ind w:left="0" w:firstLine="709"/>
+        <w:contextualSpacing/>
+        <w:rPr>
+          <w:rFonts w:cs="Times New Roman"/>
+          <w:lang w:val="en-US" w:bidi="ru-RU"/>
+        </w:rPr>
+      </w:pPr>
+      <w:r>
+        <w:rPr>
+          <w:rFonts w:cs="Times New Roman"/>
+          <w:lang w:val="en-US" w:bidi="ru-RU"/>
+        </w:rPr>
+        <w:t xml:space="preserve">Vaswani A., </w:t>
+      </w:r>
+      <w:proofErr w:type="spellStart"/>
+      <w:r>
+        <w:rPr>
+          <w:rFonts w:cs="Times New Roman"/>
+          <w:lang w:val="en-US" w:bidi="ru-RU"/>
+        </w:rPr>
+        <w:t>Shazeer</w:t>
+      </w:r>
+      <w:proofErr w:type="spellEnd"/>
+      <w:r>
+        <w:rPr>
+          <w:rFonts w:cs="Times New Roman"/>
+          <w:lang w:val="en-US" w:bidi="ru-RU"/>
+        </w:rPr>
+        <w:t xml:space="preserve"> N., Parmar N. et al. Attention Is All You Need // Advances in Neural Information Processing Systems (</w:t>
+      </w:r>
+      <w:proofErr w:type="spellStart"/>
+      <w:r>
+        <w:rPr>
+          <w:rFonts w:cs="Times New Roman"/>
+          <w:lang w:val="en-US" w:bidi="ru-RU"/>
+        </w:rPr>
+        <w:t>NeurIPS</w:t>
+      </w:r>
+      <w:proofErr w:type="spellEnd"/>
+      <w:r>
+        <w:rPr>
+          <w:rFonts w:cs="Times New Roman"/>
+          <w:lang w:val="en-US" w:bidi="ru-RU"/>
+        </w:rPr>
+        <w:t>). – 2017. – Vol. 30. – URL: https://arxiv.org/abs/1706.03762 (</w:t>
+      </w:r>
+      <w:proofErr w:type="spellStart"/>
+      <w:r>
+        <w:rPr>
+          <w:rFonts w:cs="Times New Roman"/>
+          <w:lang w:val="en-US" w:bidi="ru-RU"/>
+        </w:rPr>
+        <w:t>дата</w:t>
+      </w:r>
+      <w:proofErr w:type="spellEnd"/>
+      <w:r>
+        <w:rPr>
+          <w:rFonts w:cs="Times New Roman"/>
+          <w:lang w:val="en-US" w:bidi="ru-RU"/>
+        </w:rPr>
+        <w:t xml:space="preserve"> </w:t>
+      </w:r>
+      <w:proofErr w:type="spellStart"/>
+      <w:r>
+        <w:rPr>
+          <w:rFonts w:cs="Times New Roman"/>
+          <w:lang w:val="en-US" w:bidi="ru-RU"/>
+        </w:rPr>
+        <w:t>обращения</w:t>
+      </w:r>
+      <w:proofErr w:type="spellEnd"/>
+      <w:r>
+        <w:rPr>
+          <w:rFonts w:cs="Times New Roman"/>
+          <w:lang w:val="en-US" w:bidi="ru-RU"/>
+        </w:rPr>
+        <w:t>: 10.05.2026).</w:t>
+      </w:r>
+    </w:p>
+    <w:p>
+      <w:pPr>
+        <w:numPr>
+          <w:ilvl w:val="0"/>
+          <w:numId w:val="51"/>
+        </w:numPr>
+        <w:ind w:left="0" w:firstLine="709"/>
+        <w:contextualSpacing/>
+        <w:rPr>
+          <w:rFonts w:cs="Times New Roman"/>
+          <w:lang w:val="en-US" w:bidi="ru-RU"/>
+        </w:rPr>
+      </w:pPr>
+      <w:r>
+        <w:rPr>
+          <w:rFonts w:cs="Times New Roman"/>
+          <w:lang w:val="en-US" w:bidi="ru-RU"/>
+        </w:rPr>
+        <w:t>Radford A., Kim J. W., Xu T. et al. Robust Speech Recognition via Large-Scale Weak Supervision // Proceedings of the 40th International Conference on Machine Learning (ICML). – 2023. – URL: https://arxiv.org/abs/2212.04356 (</w:t>
+      </w:r>
+      <w:proofErr w:type="spellStart"/>
+      <w:r>
+        <w:rPr>
+          <w:rFonts w:cs="Times New Roman"/>
+          <w:lang w:val="en-US" w:bidi="ru-RU"/>
+        </w:rPr>
+        <w:t>дата</w:t>
+      </w:r>
+      <w:proofErr w:type="spellEnd"/>
+      <w:r>
+        <w:rPr>
+          <w:rFonts w:cs="Times New Roman"/>
+          <w:lang w:val="en-US" w:bidi="ru-RU"/>
+        </w:rPr>
+        <w:t xml:space="preserve"> </w:t>
+      </w:r>
+      <w:proofErr w:type="spellStart"/>
+      <w:r>
+        <w:rPr>
+          <w:rFonts w:cs="Times New Roman"/>
+          <w:lang w:val="en-US" w:bidi="ru-RU"/>
+        </w:rPr>
+        <w:t>обращения</w:t>
+      </w:r>
+      <w:proofErr w:type="spellEnd"/>
+      <w:r>
+        <w:rPr>
+          <w:rFonts w:cs="Times New Roman"/>
+          <w:lang w:val="en-US" w:bidi="ru-RU"/>
+        </w:rPr>
+        <w:t>: 10.05.2026).</w:t>
+      </w:r>
+    </w:p>
+    <w:p>
+      <w:pPr>
+        <w:numPr>
+          <w:ilvl w:val="0"/>
+          <w:numId w:val="51"/>
+        </w:numPr>
+        <w:ind w:left="0" w:firstLine="709"/>
+        <w:contextualSpacing/>
+        <w:rPr>
+          <w:rFonts w:cs="Times New Roman"/>
+          <w:lang w:val="en-US" w:bidi="ru-RU"/>
+        </w:rPr>
+      </w:pPr>
+      <w:r>
+        <w:rPr>
+          <w:rFonts w:cs="Times New Roman"/>
+          <w:lang w:val="en-US" w:bidi="ru-RU"/>
+        </w:rPr>
+        <w:t xml:space="preserve">Zhang K., Zhang Z., Li Z., </w:t>
+      </w:r>
+      <w:proofErr w:type="spellStart"/>
+      <w:r>
+        <w:rPr>
+          <w:rFonts w:cs="Times New Roman"/>
+          <w:lang w:val="en-US" w:bidi="ru-RU"/>
+        </w:rPr>
+        <w:t>Qiao</w:t>
+      </w:r>
+      <w:proofErr w:type="spellEnd"/>
+      <w:r>
+        <w:rPr>
+          <w:rFonts w:cs="Times New Roman"/>
+          <w:lang w:val="en-US" w:bidi="ru-RU"/>
+        </w:rPr>
+        <w:t xml:space="preserve"> Y. Joint Face Detection and Alignment Using Multi-Task Cascaded Convolutional Networks // IEEE Signal Processing Letters. – 2016. – Vol. 23, № 10. – P. 1499–1503. – URL: https://arxiv.org/abs/1604.02878 (</w:t>
+      </w:r>
+      <w:proofErr w:type="spellStart"/>
+      <w:r>
+        <w:rPr>
+          <w:rFonts w:cs="Times New Roman"/>
+          <w:lang w:val="en-US" w:bidi="ru-RU"/>
+        </w:rPr>
+        <w:t>дата</w:t>
+      </w:r>
+      <w:proofErr w:type="spellEnd"/>
+      <w:r>
+        <w:rPr>
+          <w:rFonts w:cs="Times New Roman"/>
+          <w:lang w:val="en-US" w:bidi="ru-RU"/>
+        </w:rPr>
+        <w:t xml:space="preserve"> </w:t>
+      </w:r>
+      <w:proofErr w:type="spellStart"/>
+      <w:r>
+        <w:rPr>
+          <w:rFonts w:cs="Times New Roman"/>
+          <w:lang w:val="en-US" w:bidi="ru-RU"/>
+        </w:rPr>
+        <w:t>обращения</w:t>
+      </w:r>
+      <w:proofErr w:type="spellEnd"/>
+      <w:r>
+        <w:rPr>
+          <w:rFonts w:cs="Times New Roman"/>
+          <w:lang w:val="en-US" w:bidi="ru-RU"/>
+        </w:rPr>
+        <w:t>: 10.05.2026).</w:t>
+      </w:r>
+    </w:p>
+    <w:p>
+      <w:pPr>
+        <w:numPr>
+          <w:ilvl w:val="0"/>
+          <w:numId w:val="51"/>
+        </w:numPr>
+        <w:ind w:left="0" w:firstLine="709"/>
+        <w:contextualSpacing/>
+        <w:rPr>
+          <w:rFonts w:cs="Times New Roman"/>
+          <w:lang w:val="en-US" w:bidi="ru-RU"/>
+        </w:rPr>
+      </w:pPr>
+      <w:r>
+        <w:rPr>
+          <w:rFonts w:cs="Times New Roman"/>
+          <w:lang w:val="en-US" w:bidi="ru-RU"/>
+        </w:rPr>
+        <w:t xml:space="preserve">6. </w:t>
+      </w:r>
+      <w:proofErr w:type="spellStart"/>
+      <w:r>
+        <w:rPr>
+          <w:rFonts w:cs="Times New Roman"/>
+          <w:lang w:val="en-US" w:bidi="ru-RU"/>
+        </w:rPr>
+        <w:t>Parkhi</w:t>
+      </w:r>
+      <w:proofErr w:type="spellEnd"/>
+      <w:r>
+        <w:rPr>
+          <w:rFonts w:cs="Times New Roman"/>
+          <w:lang w:val="en-US" w:bidi="ru-RU"/>
+        </w:rPr>
+        <w:t xml:space="preserve"> O. M., </w:t>
+      </w:r>
+      <w:proofErr w:type="spellStart"/>
+      <w:r>
+        <w:rPr>
+          <w:rFonts w:cs="Times New Roman"/>
+          <w:lang w:val="en-US" w:bidi="ru-RU"/>
+        </w:rPr>
+        <w:t>Vedaldi</w:t>
+      </w:r>
+      <w:proofErr w:type="spellEnd"/>
+      <w:r>
+        <w:rPr>
+          <w:rFonts w:cs="Times New Roman"/>
+          <w:lang w:val="en-US" w:bidi="ru-RU"/>
+        </w:rPr>
+        <w:t xml:space="preserve"> A., Zisserman A. Deep Face Recognition // Proceedings of the British Machine Vision Conference (BMVC). – 2015. – URL: https://www.robots.ox.ac.uk/~vgg/publications/2015/Parkhi15/parkhi15.pdf (</w:t>
+      </w:r>
+      <w:proofErr w:type="spellStart"/>
+      <w:r>
+        <w:rPr>
+          <w:rFonts w:cs="Times New Roman"/>
+          <w:lang w:val="en-US" w:bidi="ru-RU"/>
+        </w:rPr>
+        <w:t>дата</w:t>
+      </w:r>
+      <w:proofErr w:type="spellEnd"/>
+      <w:r>
+        <w:rPr>
+          <w:rFonts w:cs="Times New Roman"/>
+          <w:lang w:val="en-US" w:bidi="ru-RU"/>
+        </w:rPr>
+        <w:t xml:space="preserve"> </w:t>
+      </w:r>
+      <w:proofErr w:type="spellStart"/>
+      <w:r>
+        <w:rPr>
+          <w:rFonts w:cs="Times New Roman"/>
+          <w:lang w:val="en-US" w:bidi="ru-RU"/>
+        </w:rPr>
+        <w:t>обращения</w:t>
+      </w:r>
+      <w:proofErr w:type="spellEnd"/>
+      <w:r>
+        <w:rPr>
+          <w:rFonts w:cs="Times New Roman"/>
+          <w:lang w:val="en-US" w:bidi="ru-RU"/>
+        </w:rPr>
+        <w:t>: 10.05.2026).</w:t>
+      </w:r>
+    </w:p>
+    <w:p>
+      <w:pPr>
+        <w:numPr>
+          <w:ilvl w:val="0"/>
+          <w:numId w:val="51"/>
+        </w:numPr>
+        <w:ind w:left="0" w:firstLine="709"/>
+        <w:contextualSpacing/>
+        <w:rPr>
+          <w:rFonts w:cs="Times New Roman"/>
+          <w:lang w:val="en-US" w:bidi="ru-RU"/>
+        </w:rPr>
+      </w:pPr>
+      <w:r>
+        <w:rPr>
+          <w:rFonts w:cs="Times New Roman"/>
+          <w:lang w:val="en-US" w:bidi="ru-RU"/>
+        </w:rPr>
+        <w:t>Ekman P. An Argument for Basic Emotions // Cognition and Emotion. – 1992. – Vol. 6, № 3–4. – P. 169–200.</w:t>
+      </w:r>
+    </w:p>
+    <w:p>
+      <w:pPr>
+        <w:numPr>
+          <w:ilvl w:val="0"/>
+          <w:numId w:val="51"/>
+        </w:numPr>
+        <w:ind w:left="0" w:firstLine="709"/>
+        <w:contextualSpacing/>
+        <w:rPr>
+          <w:rFonts w:cs="Times New Roman"/>
+          <w:lang w:bidi="ru-RU"/>
+        </w:rPr>
+      </w:pPr>
+      <w:r>
+        <w:rPr>
+          <w:rFonts w:cs="Times New Roman"/>
+          <w:lang w:val="en-US" w:bidi="ru-RU"/>
+        </w:rPr>
+        <w:t>TensorFlow</w:t>
+      </w:r>
+      <w:r>
+        <w:rPr>
+          <w:rFonts w:cs="Times New Roman"/>
+          <w:lang w:bidi="ru-RU"/>
+        </w:rPr>
+        <w:t xml:space="preserve"> [Электронный ресурс]: офиц. сайт. – </w:t>
+      </w:r>
+      <w:r>
+        <w:rPr>
+          <w:rFonts w:cs="Times New Roman"/>
+          <w:lang w:val="en-US" w:bidi="ru-RU"/>
+        </w:rPr>
+        <w:t>URL</w:t>
+      </w:r>
+      <w:r>
+        <w:rPr>
+          <w:rFonts w:cs="Times New Roman"/>
+          <w:lang w:bidi="ru-RU"/>
+        </w:rPr>
+        <w:t xml:space="preserve">: </w:t>
+      </w:r>
+      <w:r>
+        <w:rPr>
+          <w:rFonts w:cs="Times New Roman"/>
+          <w:lang w:val="en-US" w:bidi="ru-RU"/>
+        </w:rPr>
+        <w:t>https</w:t>
+      </w:r>
+      <w:r>
+        <w:rPr>
+          <w:rFonts w:cs="Times New Roman"/>
+          <w:lang w:bidi="ru-RU"/>
+        </w:rPr>
+        <w:t>://</w:t>
+      </w:r>
+      <w:r>
+        <w:rPr>
+          <w:rFonts w:cs="Times New Roman"/>
+          <w:lang w:val="en-US" w:bidi="ru-RU"/>
+        </w:rPr>
+        <w:t>www</w:t>
+      </w:r>
+      <w:r>
+        <w:rPr>
+          <w:rFonts w:cs="Times New Roman"/>
+          <w:lang w:bidi="ru-RU"/>
+        </w:rPr>
+        <w:t>.</w:t>
+      </w:r>
+      <w:proofErr w:type="spellStart"/>
+      <w:r>
+        <w:rPr>
+          <w:rFonts w:cs="Times New Roman"/>
+          <w:lang w:val="en-US" w:bidi="ru-RU"/>
+        </w:rPr>
+        <w:t>tensorflow</w:t>
+      </w:r>
+      <w:proofErr w:type="spellEnd"/>
+      <w:r>
+        <w:rPr>
+          <w:rFonts w:cs="Times New Roman"/>
+          <w:lang w:bidi="ru-RU"/>
+        </w:rPr>
+        <w:t>.</w:t>
+      </w:r>
+      <w:r>
+        <w:rPr>
+          <w:rFonts w:cs="Times New Roman"/>
+          <w:lang w:val="en-US" w:bidi="ru-RU"/>
+        </w:rPr>
+        <w:t>org</w:t>
+      </w:r>
+      <w:r>
+        <w:rPr>
+          <w:rFonts w:cs="Times New Roman"/>
+          <w:lang w:bidi="ru-RU"/>
+        </w:rPr>
+        <w:t xml:space="preserve"> (дата обращения: 10.05.2026).</w:t>
+      </w:r>
+    </w:p>
+    <w:p>
+      <w:pPr>
+        <w:numPr>
+          <w:ilvl w:val="0"/>
+          <w:numId w:val="51"/>
+        </w:numPr>
+        <w:ind w:left="0" w:firstLine="709"/>
+        <w:contextualSpacing/>
+        <w:rPr>
+          <w:rFonts w:cs="Times New Roman"/>
+          <w:lang w:bidi="ru-RU"/>
+        </w:rPr>
+      </w:pPr>
+      <w:r>
+        <w:rPr>
+          <w:rFonts w:cs="Times New Roman"/>
+          <w:lang w:val="en-US" w:bidi="ru-RU"/>
+        </w:rPr>
+        <w:t>OpenCV</w:t>
+      </w:r>
+      <w:r>
+        <w:rPr>
+          <w:rFonts w:cs="Times New Roman"/>
+          <w:lang w:bidi="ru-RU"/>
+        </w:rPr>
+        <w:t xml:space="preserve"> [Электронный ресурс</w:t>
+      </w:r>
+      <w:proofErr w:type="gramStart"/>
+      <w:r>
+        <w:rPr>
+          <w:rFonts w:cs="Times New Roman"/>
+          <w:lang w:bidi="ru-RU"/>
+        </w:rPr>
+        <w:t>] :</w:t>
+      </w:r>
+      <w:proofErr w:type="gramEnd"/>
+      <w:r>
+        <w:rPr>
+          <w:rFonts w:cs="Times New Roman"/>
+          <w:lang w:bidi="ru-RU"/>
+        </w:rPr>
+        <w:t xml:space="preserve"> офиц. сайт. – </w:t>
+      </w:r>
+      <w:r>
+        <w:rPr>
+          <w:rFonts w:cs="Times New Roman"/>
+          <w:lang w:val="en-US" w:bidi="ru-RU"/>
+        </w:rPr>
+        <w:t>URL</w:t>
+      </w:r>
+      <w:r>
+        <w:rPr>
+          <w:rFonts w:cs="Times New Roman"/>
+          <w:lang w:bidi="ru-RU"/>
+        </w:rPr>
+        <w:t xml:space="preserve">: </w:t>
+      </w:r>
+      <w:r>
+        <w:rPr>
+          <w:rFonts w:cs="Times New Roman"/>
+          <w:lang w:val="en-US" w:bidi="ru-RU"/>
+        </w:rPr>
+        <w:t>https</w:t>
+      </w:r>
+      <w:r>
+        <w:rPr>
+          <w:rFonts w:cs="Times New Roman"/>
+          <w:lang w:bidi="ru-RU"/>
+        </w:rPr>
+        <w:t>://</w:t>
+      </w:r>
+      <w:proofErr w:type="spellStart"/>
+      <w:r>
+        <w:rPr>
+          <w:rFonts w:cs="Times New Roman"/>
+          <w:lang w:val="en-US" w:bidi="ru-RU"/>
+        </w:rPr>
+        <w:t>opencv</w:t>
+      </w:r>
+      <w:proofErr w:type="spellEnd"/>
+      <w:r>
+        <w:rPr>
+          <w:rFonts w:cs="Times New Roman"/>
+          <w:lang w:bidi="ru-RU"/>
+        </w:rPr>
+        <w:t>.</w:t>
+      </w:r>
+      <w:r>
+        <w:rPr>
+          <w:rFonts w:cs="Times New Roman"/>
+          <w:lang w:val="en-US" w:bidi="ru-RU"/>
+        </w:rPr>
+        <w:t>org</w:t>
+      </w:r>
+      <w:r>
+        <w:rPr>
+          <w:rFonts w:cs="Times New Roman"/>
+          <w:lang w:bidi="ru-RU"/>
+        </w:rPr>
+        <w:t xml:space="preserve"> (дата обращения: 10.05.2026).</w:t>
+      </w:r>
+    </w:p>
+    <w:p>
+      <w:pPr>
+        <w:numPr>
+          <w:ilvl w:val="0"/>
+          <w:numId w:val="51"/>
+        </w:numPr>
+        <w:ind w:left="0" w:firstLine="709"/>
+        <w:contextualSpacing/>
+        <w:rPr>
+          <w:rFonts w:cs="Times New Roman"/>
+          <w:lang w:bidi="ru-RU"/>
+        </w:rPr>
+      </w:pPr>
+      <w:r>
+        <w:rPr>
+          <w:rFonts w:cs="Times New Roman"/>
+          <w:lang w:val="en-US" w:bidi="ru-RU"/>
+        </w:rPr>
+        <w:t>PostgreSQL</w:t>
+      </w:r>
+      <w:r>
+        <w:rPr>
+          <w:rFonts w:cs="Times New Roman"/>
+          <w:lang w:bidi="ru-RU"/>
+        </w:rPr>
+        <w:t xml:space="preserve"> [Электронный ресурс]: офиц. сайт. – </w:t>
+      </w:r>
+      <w:r>
+        <w:rPr>
+          <w:rFonts w:cs="Times New Roman"/>
+          <w:lang w:val="en-US" w:bidi="ru-RU"/>
+        </w:rPr>
+        <w:t>URL</w:t>
+      </w:r>
+      <w:r>
+        <w:rPr>
+          <w:rFonts w:cs="Times New Roman"/>
+          <w:lang w:bidi="ru-RU"/>
+        </w:rPr>
+        <w:t xml:space="preserve">: </w:t>
+      </w:r>
+      <w:r>
+        <w:rPr>
+          <w:rFonts w:cs="Times New Roman"/>
+          <w:lang w:val="en-US" w:bidi="ru-RU"/>
+        </w:rPr>
+        <w:t>https</w:t>
+      </w:r>
+      <w:r>
+        <w:rPr>
+          <w:rFonts w:cs="Times New Roman"/>
+          <w:lang w:bidi="ru-RU"/>
+        </w:rPr>
+        <w:t>://</w:t>
+      </w:r>
+      <w:r>
+        <w:rPr>
+          <w:rFonts w:cs="Times New Roman"/>
+          <w:lang w:val="en-US" w:bidi="ru-RU"/>
+        </w:rPr>
+        <w:t>www</w:t>
+      </w:r>
+      <w:r>
+        <w:rPr>
+          <w:rFonts w:cs="Times New Roman"/>
+          <w:lang w:bidi="ru-RU"/>
+        </w:rPr>
+        <w:t>.</w:t>
+      </w:r>
+      <w:proofErr w:type="spellStart"/>
+      <w:r>
+        <w:rPr>
+          <w:rFonts w:cs="Times New Roman"/>
+          <w:lang w:val="en-US" w:bidi="ru-RU"/>
+        </w:rPr>
+        <w:t>postgresql</w:t>
+      </w:r>
+      <w:proofErr w:type="spellEnd"/>
+      <w:r>
+        <w:rPr>
+          <w:rFonts w:cs="Times New Roman"/>
+          <w:lang w:bidi="ru-RU"/>
+        </w:rPr>
+        <w:t>.</w:t>
+      </w:r>
+      <w:r>
+        <w:rPr>
+          <w:rFonts w:cs="Times New Roman"/>
+          <w:lang w:val="en-US" w:bidi="ru-RU"/>
+        </w:rPr>
+        <w:t>org</w:t>
+      </w:r>
+      <w:r>
+        <w:rPr>
+          <w:rFonts w:cs="Times New Roman"/>
+          <w:lang w:bidi="ru-RU"/>
+        </w:rPr>
+        <w:t xml:space="preserve"> (дата обращения: 10.05.2026).</w:t>
+      </w:r>
+    </w:p>
+    <w:p>
+      <w:pPr>
+        <w:numPr>
+          <w:ilvl w:val="0"/>
+          <w:numId w:val="51"/>
+        </w:numPr>
+        <w:ind w:left="0" w:firstLine="709"/>
+        <w:contextualSpacing/>
+        <w:rPr>
+          <w:rFonts w:cs="Times New Roman"/>
+          <w:lang w:bidi="ru-RU"/>
+        </w:rPr>
+      </w:pPr>
+      <w:r>
+        <w:rPr>
+          <w:rFonts w:cs="Times New Roman"/>
+          <w:lang w:val="en-US" w:bidi="ru-RU"/>
+        </w:rPr>
+        <w:lastRenderedPageBreak/>
+        <w:t>Google</w:t>
+      </w:r>
+      <w:r>
+        <w:rPr>
+          <w:rFonts w:cs="Times New Roman"/>
+          <w:lang w:bidi="ru-RU"/>
+        </w:rPr>
+        <w:t xml:space="preserve"> </w:t>
+      </w:r>
+      <w:proofErr w:type="spellStart"/>
+      <w:r>
+        <w:rPr>
+          <w:rFonts w:cs="Times New Roman"/>
+          <w:lang w:val="en-US" w:bidi="ru-RU"/>
+        </w:rPr>
+        <w:t>MediaPipe</w:t>
+      </w:r>
+      <w:proofErr w:type="spellEnd"/>
+      <w:r>
+        <w:rPr>
+          <w:rFonts w:cs="Times New Roman"/>
+          <w:lang w:bidi="ru-RU"/>
+        </w:rPr>
+        <w:t xml:space="preserve"> </w:t>
+      </w:r>
+      <w:r>
+        <w:rPr>
+          <w:rFonts w:cs="Times New Roman"/>
+          <w:lang w:val="en-US" w:bidi="ru-RU"/>
+        </w:rPr>
+        <w:t>Face</w:t>
+      </w:r>
+      <w:r>
+        <w:rPr>
+          <w:rFonts w:cs="Times New Roman"/>
+          <w:lang w:bidi="ru-RU"/>
+        </w:rPr>
+        <w:t xml:space="preserve"> </w:t>
+      </w:r>
+      <w:proofErr w:type="spellStart"/>
+      <w:r>
+        <w:rPr>
+          <w:rFonts w:cs="Times New Roman"/>
+          <w:lang w:val="en-US" w:bidi="ru-RU"/>
+        </w:rPr>
+        <w:t>Landmarker</w:t>
+      </w:r>
+      <w:proofErr w:type="spellEnd"/>
+      <w:r>
+        <w:rPr>
+          <w:rFonts w:cs="Times New Roman"/>
+          <w:lang w:bidi="ru-RU"/>
+        </w:rPr>
+        <w:t xml:space="preserve"> [Электронный ресурс]. – </w:t>
+      </w:r>
+      <w:r>
+        <w:rPr>
+          <w:rFonts w:cs="Times New Roman"/>
+          <w:lang w:val="en-US" w:bidi="ru-RU"/>
+        </w:rPr>
+        <w:t>URL</w:t>
+      </w:r>
+      <w:r>
+        <w:rPr>
+          <w:rFonts w:cs="Times New Roman"/>
+          <w:lang w:bidi="ru-RU"/>
+        </w:rPr>
+        <w:t xml:space="preserve">: </w:t>
+      </w:r>
+      <w:r>
+        <w:rPr>
+          <w:rFonts w:cs="Times New Roman"/>
+          <w:lang w:val="en-US" w:bidi="ru-RU"/>
+        </w:rPr>
+        <w:t>https</w:t>
+      </w:r>
+      <w:r>
+        <w:rPr>
+          <w:rFonts w:cs="Times New Roman"/>
+          <w:lang w:bidi="ru-RU"/>
+        </w:rPr>
+        <w:t>://</w:t>
+      </w:r>
+      <w:r>
+        <w:rPr>
+          <w:rFonts w:cs="Times New Roman"/>
+          <w:lang w:val="en-US" w:bidi="ru-RU"/>
+        </w:rPr>
+        <w:t>developers</w:t>
+      </w:r>
+      <w:r>
+        <w:rPr>
+          <w:rFonts w:cs="Times New Roman"/>
+          <w:lang w:bidi="ru-RU"/>
+        </w:rPr>
+        <w:t>.</w:t>
+      </w:r>
+      <w:r>
+        <w:rPr>
+          <w:rFonts w:cs="Times New Roman"/>
+          <w:lang w:val="en-US" w:bidi="ru-RU"/>
+        </w:rPr>
+        <w:t>google</w:t>
+      </w:r>
+      <w:r>
+        <w:rPr>
+          <w:rFonts w:cs="Times New Roman"/>
+          <w:lang w:bidi="ru-RU"/>
+        </w:rPr>
+        <w:t>.</w:t>
+      </w:r>
+      <w:r>
+        <w:rPr>
+          <w:rFonts w:cs="Times New Roman"/>
+          <w:lang w:val="en-US" w:bidi="ru-RU"/>
+        </w:rPr>
+        <w:t>com</w:t>
+      </w:r>
+      <w:r>
+        <w:rPr>
+          <w:rFonts w:cs="Times New Roman"/>
+          <w:lang w:bidi="ru-RU"/>
+        </w:rPr>
+        <w:t>/</w:t>
+      </w:r>
+      <w:proofErr w:type="spellStart"/>
+      <w:r>
+        <w:rPr>
+          <w:rFonts w:cs="Times New Roman"/>
+          <w:lang w:val="en-US" w:bidi="ru-RU"/>
+        </w:rPr>
+        <w:t>mediapipe</w:t>
+      </w:r>
+      <w:proofErr w:type="spellEnd"/>
+      <w:r>
+        <w:rPr>
+          <w:rFonts w:cs="Times New Roman"/>
+          <w:lang w:bidi="ru-RU"/>
+        </w:rPr>
+        <w:t>/</w:t>
+      </w:r>
+      <w:r>
+        <w:rPr>
+          <w:rFonts w:cs="Times New Roman"/>
+          <w:lang w:val="en-US" w:bidi="ru-RU"/>
+        </w:rPr>
+        <w:t>solutions</w:t>
+      </w:r>
+      <w:r>
+        <w:rPr>
+          <w:rFonts w:cs="Times New Roman"/>
+          <w:lang w:bidi="ru-RU"/>
+        </w:rPr>
+        <w:t>/</w:t>
+      </w:r>
+      <w:r>
+        <w:rPr>
+          <w:rFonts w:cs="Times New Roman"/>
+          <w:lang w:val="en-US" w:bidi="ru-RU"/>
+        </w:rPr>
+        <w:t>vision</w:t>
+      </w:r>
+      <w:r>
+        <w:rPr>
+          <w:rFonts w:cs="Times New Roman"/>
+          <w:lang w:bidi="ru-RU"/>
+        </w:rPr>
+        <w:t>/</w:t>
+      </w:r>
+      <w:r>
+        <w:rPr>
+          <w:rFonts w:cs="Times New Roman"/>
+          <w:lang w:val="en-US" w:bidi="ru-RU"/>
+        </w:rPr>
+        <w:t>face</w:t>
+      </w:r>
+      <w:r>
+        <w:rPr>
+          <w:rFonts w:cs="Times New Roman"/>
+          <w:lang w:bidi="ru-RU"/>
+        </w:rPr>
+        <w:t>_</w:t>
+      </w:r>
+      <w:proofErr w:type="spellStart"/>
+      <w:r>
+        <w:rPr>
+          <w:rFonts w:cs="Times New Roman"/>
+          <w:lang w:val="en-US" w:bidi="ru-RU"/>
+        </w:rPr>
+        <w:t>landmarker</w:t>
+      </w:r>
+      <w:proofErr w:type="spellEnd"/>
+      <w:r>
+        <w:rPr>
+          <w:rFonts w:cs="Times New Roman"/>
+          <w:lang w:bidi="ru-RU"/>
+        </w:rPr>
+        <w:t xml:space="preserve"> (дата обращения: 10.05.2026).</w:t>
+      </w:r>
+    </w:p>
+    <w:p>
+      <w:pPr>
+        <w:numPr>
+          <w:ilvl w:val="0"/>
+          <w:numId w:val="51"/>
+        </w:numPr>
+        <w:ind w:left="0" w:firstLine="709"/>
+        <w:contextualSpacing/>
+        <w:rPr>
+          <w:rFonts w:cs="Times New Roman"/>
+          <w:lang w:bidi="ru-RU"/>
+        </w:rPr>
+      </w:pPr>
+      <w:r>
+        <w:rPr>
+          <w:rFonts w:cs="Times New Roman"/>
+          <w:lang w:val="en-US" w:bidi="ru-RU"/>
+        </w:rPr>
+        <w:t>VGG</w:t>
+      </w:r>
+      <w:r>
+        <w:rPr>
+          <w:rFonts w:cs="Times New Roman"/>
+          <w:lang w:bidi="ru-RU"/>
+        </w:rPr>
+        <w:t xml:space="preserve"> </w:t>
+      </w:r>
+      <w:r>
+        <w:rPr>
+          <w:rFonts w:cs="Times New Roman"/>
+          <w:lang w:val="en-US" w:bidi="ru-RU"/>
+        </w:rPr>
+        <w:t>Structure</w:t>
+      </w:r>
+      <w:r>
+        <w:rPr>
+          <w:rFonts w:cs="Times New Roman"/>
+          <w:lang w:bidi="ru-RU"/>
+        </w:rPr>
+        <w:t xml:space="preserve"> [Электронный ресурс] // </w:t>
+      </w:r>
+      <w:r>
+        <w:rPr>
+          <w:rFonts w:cs="Times New Roman"/>
+          <w:lang w:val="en-US" w:bidi="ru-RU"/>
+        </w:rPr>
+        <w:t>Wikimedia</w:t>
+      </w:r>
+      <w:r>
+        <w:rPr>
+          <w:rFonts w:cs="Times New Roman"/>
+          <w:lang w:bidi="ru-RU"/>
+        </w:rPr>
+        <w:t xml:space="preserve"> </w:t>
+      </w:r>
+      <w:r>
+        <w:rPr>
+          <w:rFonts w:cs="Times New Roman"/>
+          <w:lang w:val="en-US" w:bidi="ru-RU"/>
+        </w:rPr>
+        <w:t>Commons</w:t>
+      </w:r>
+      <w:r>
+        <w:rPr>
+          <w:rFonts w:cs="Times New Roman"/>
+          <w:lang w:bidi="ru-RU"/>
+        </w:rPr>
+        <w:t xml:space="preserve">. – </w:t>
+      </w:r>
+      <w:r>
+        <w:rPr>
+          <w:rFonts w:cs="Times New Roman"/>
+          <w:lang w:val="en-US" w:bidi="ru-RU"/>
+        </w:rPr>
+        <w:t>URL</w:t>
+      </w:r>
+      <w:r>
+        <w:rPr>
+          <w:rFonts w:cs="Times New Roman"/>
+          <w:lang w:bidi="ru-RU"/>
+        </w:rPr>
+        <w:t xml:space="preserve">: </w:t>
+      </w:r>
+      <w:r>
+        <w:rPr>
+          <w:rFonts w:cs="Times New Roman"/>
+          <w:lang w:val="en-US" w:bidi="ru-RU"/>
+        </w:rPr>
+        <w:t>https</w:t>
+      </w:r>
+      <w:r>
+        <w:rPr>
+          <w:rFonts w:cs="Times New Roman"/>
+          <w:lang w:bidi="ru-RU"/>
+        </w:rPr>
+        <w:t>://</w:t>
+      </w:r>
+      <w:r>
+        <w:rPr>
+          <w:rFonts w:cs="Times New Roman"/>
+          <w:lang w:val="en-US" w:bidi="ru-RU"/>
+        </w:rPr>
+        <w:t>commons</w:t>
+      </w:r>
+      <w:r>
+        <w:rPr>
+          <w:rFonts w:cs="Times New Roman"/>
+          <w:lang w:bidi="ru-RU"/>
+        </w:rPr>
+        <w:t>.</w:t>
+      </w:r>
+      <w:proofErr w:type="spellStart"/>
+      <w:r>
+        <w:rPr>
+          <w:rFonts w:cs="Times New Roman"/>
+          <w:lang w:val="en-US" w:bidi="ru-RU"/>
+        </w:rPr>
+        <w:t>wikimedia</w:t>
+      </w:r>
+      <w:proofErr w:type="spellEnd"/>
+      <w:r>
+        <w:rPr>
+          <w:rFonts w:cs="Times New Roman"/>
+          <w:lang w:bidi="ru-RU"/>
+        </w:rPr>
+        <w:t>.</w:t>
+      </w:r>
+      <w:r>
+        <w:rPr>
+          <w:rFonts w:cs="Times New Roman"/>
+          <w:lang w:val="en-US" w:bidi="ru-RU"/>
+        </w:rPr>
+        <w:t>org</w:t>
+      </w:r>
+      <w:r>
+        <w:rPr>
+          <w:rFonts w:cs="Times New Roman"/>
+          <w:lang w:bidi="ru-RU"/>
+        </w:rPr>
+        <w:t>/</w:t>
+      </w:r>
+      <w:r>
+        <w:rPr>
+          <w:rFonts w:cs="Times New Roman"/>
+          <w:lang w:val="en-US" w:bidi="ru-RU"/>
+        </w:rPr>
+        <w:t>wiki</w:t>
+      </w:r>
+      <w:r>
+        <w:rPr>
+          <w:rFonts w:cs="Times New Roman"/>
+          <w:lang w:bidi="ru-RU"/>
+        </w:rPr>
+        <w:t>/</w:t>
+      </w:r>
+      <w:r>
+        <w:rPr>
+          <w:rFonts w:cs="Times New Roman"/>
+          <w:lang w:val="en-US" w:bidi="ru-RU"/>
+        </w:rPr>
+        <w:t>File</w:t>
+      </w:r>
+      <w:r>
+        <w:rPr>
+          <w:rFonts w:cs="Times New Roman"/>
+          <w:lang w:bidi="ru-RU"/>
+        </w:rPr>
+        <w:t>:</w:t>
+      </w:r>
+      <w:r>
+        <w:rPr>
+          <w:rFonts w:cs="Times New Roman"/>
+          <w:lang w:val="en-US" w:bidi="ru-RU"/>
+        </w:rPr>
+        <w:t>VGG</w:t>
+      </w:r>
+      <w:r>
+        <w:rPr>
+          <w:rFonts w:cs="Times New Roman"/>
+          <w:lang w:bidi="ru-RU"/>
+        </w:rPr>
+        <w:t>_</w:t>
+      </w:r>
+      <w:r>
+        <w:rPr>
+          <w:rFonts w:cs="Times New Roman"/>
+          <w:lang w:val="en-US" w:bidi="ru-RU"/>
+        </w:rPr>
+        <w:t>structure</w:t>
+      </w:r>
+      <w:r>
+        <w:rPr>
+          <w:rFonts w:cs="Times New Roman"/>
+          <w:lang w:bidi="ru-RU"/>
+        </w:rPr>
+        <w:t>.</w:t>
+      </w:r>
+      <w:r>
+        <w:rPr>
+          <w:rFonts w:cs="Times New Roman"/>
+          <w:lang w:val="en-US" w:bidi="ru-RU"/>
+        </w:rPr>
+        <w:t>jpg</w:t>
+      </w:r>
+      <w:r>
+        <w:rPr>
+          <w:rFonts w:cs="Times New Roman"/>
+          <w:lang w:bidi="ru-RU"/>
+        </w:rPr>
+        <w:t xml:space="preserve"> (дата обращения: 10.05.2026).</w:t>
+      </w:r>
+    </w:p>
+    <w:p>
+      <w:pPr>
+        <w:spacing w:after="200"/>
+        <w:ind w:firstLine="0"/>
+        <w:rPr>
+          <w:rFonts w:cs="Times New Roman"/>
+          <w:b/>
+          <w:bCs/>
+          <w:lang w:bidi="ru-RU"/>
+        </w:rPr>
+      </w:pPr>
     </w:p>
     <w:sectPr>
-      <w:footerReference w:type="default" r:id="rId17"/>
+      <w:footerReference w:type="default" r:id="rId24"/>
       <w:pgSz w:w="11906" w:h="16838"/>
       <w:pgMar w:top="1134" w:right="850" w:bottom="1134" w:left="1701" w:header="0" w:footer="680" w:gutter="0"/>
       <w:pgNumType w:start="1"/>
@@ -20110,6 +25786,96 @@
     </w:lvl>
   </w:abstractNum>
   <w:abstractNum w:abstractNumId="4" w15:restartNumberingAfterBreak="0">
+    <w:nsid w:val="1479174E"/>
+    <w:multiLevelType w:val="hybridMultilevel"/>
+    <w:tmpl w:val="DD36EEA2"/>
+    <w:lvl w:ilvl="0" w:tplc="6F686D1C">
+      <w:start w:val="1"/>
+      <w:numFmt w:val="decimal"/>
+      <w:suff w:val="space"/>
+      <w:lvlText w:val="%1."/>
+      <w:lvlJc w:val="left"/>
+      <w:pPr>
+        <w:ind w:left="0" w:firstLine="709"/>
+      </w:pPr>
+      <w:rPr>
+        <w:rFonts w:hint="default"/>
+      </w:rPr>
+    </w:lvl>
+    <w:lvl w:ilvl="1" w:tplc="04190019" w:tentative="1">
+      <w:start w:val="1"/>
+      <w:numFmt w:val="lowerLetter"/>
+      <w:lvlText w:val="%2."/>
+      <w:lvlJc w:val="left"/>
+      <w:pPr>
+        <w:ind w:left="2160" w:hanging="360"/>
+      </w:pPr>
+    </w:lvl>
+    <w:lvl w:ilvl="2" w:tplc="0419001B" w:tentative="1">
+      <w:start w:val="1"/>
+      <w:numFmt w:val="lowerRoman"/>
+      <w:lvlText w:val="%3."/>
+      <w:lvlJc w:val="right"/>
+      <w:pPr>
+        <w:ind w:left="2880" w:hanging="180"/>
+      </w:pPr>
+    </w:lvl>
+    <w:lvl w:ilvl="3" w:tplc="0419000F" w:tentative="1">
+      <w:start w:val="1"/>
+      <w:numFmt w:val="decimal"/>
+      <w:lvlText w:val="%4."/>
+      <w:lvlJc w:val="left"/>
+      <w:pPr>
+        <w:ind w:left="3600" w:hanging="360"/>
+      </w:pPr>
+    </w:lvl>
+    <w:lvl w:ilvl="4" w:tplc="04190019" w:tentative="1">
+      <w:start w:val="1"/>
+      <w:numFmt w:val="lowerLetter"/>
+      <w:lvlText w:val="%5."/>
+      <w:lvlJc w:val="left"/>
+      <w:pPr>
+        <w:ind w:left="4320" w:hanging="360"/>
+      </w:pPr>
+    </w:lvl>
+    <w:lvl w:ilvl="5" w:tplc="0419001B" w:tentative="1">
+      <w:start w:val="1"/>
+      <w:numFmt w:val="lowerRoman"/>
+      <w:lvlText w:val="%6."/>
+      <w:lvlJc w:val="right"/>
+      <w:pPr>
+        <w:ind w:left="5040" w:hanging="180"/>
+      </w:pPr>
+    </w:lvl>
+    <w:lvl w:ilvl="6" w:tplc="0419000F" w:tentative="1">
+      <w:start w:val="1"/>
+      <w:numFmt w:val="decimal"/>
+      <w:lvlText w:val="%7."/>
+      <w:lvlJc w:val="left"/>
+      <w:pPr>
+        <w:ind w:left="5760" w:hanging="360"/>
+      </w:pPr>
+    </w:lvl>
+    <w:lvl w:ilvl="7" w:tplc="04190019" w:tentative="1">
+      <w:start w:val="1"/>
+      <w:numFmt w:val="lowerLetter"/>
+      <w:lvlText w:val="%8."/>
+      <w:lvlJc w:val="left"/>
+      <w:pPr>
+        <w:ind w:left="6480" w:hanging="360"/>
+      </w:pPr>
+    </w:lvl>
+    <w:lvl w:ilvl="8" w:tplc="0419001B" w:tentative="1">
+      <w:start w:val="1"/>
+      <w:numFmt w:val="lowerRoman"/>
+      <w:lvlText w:val="%9."/>
+      <w:lvlJc w:val="right"/>
+      <w:pPr>
+        <w:ind w:left="7200" w:hanging="180"/>
+      </w:pPr>
+    </w:lvl>
+  </w:abstractNum>
+  <w:abstractNum w:abstractNumId="5" w15:restartNumberingAfterBreak="0">
     <w:nsid w:val="16572B7E"/>
     <w:multiLevelType w:val="multilevel"/>
     <w:tmpl w:val="6E4CBA72"/>
@@ -20222,7 +25988,7 @@
       </w:pPr>
     </w:lvl>
   </w:abstractNum>
-  <w:abstractNum w:abstractNumId="5" w15:restartNumberingAfterBreak="0">
+  <w:abstractNum w:abstractNumId="6" w15:restartNumberingAfterBreak="0">
     <w:nsid w:val="187D3661"/>
     <w:multiLevelType w:val="hybridMultilevel"/>
     <w:tmpl w:val="ABF434D4"/>
@@ -20335,7 +26101,7 @@
       </w:rPr>
     </w:lvl>
   </w:abstractNum>
-  <w:abstractNum w:abstractNumId="6" w15:restartNumberingAfterBreak="0">
+  <w:abstractNum w:abstractNumId="7" w15:restartNumberingAfterBreak="0">
     <w:nsid w:val="194C2FF6"/>
     <w:multiLevelType w:val="hybridMultilevel"/>
     <w:tmpl w:val="204C6E2A"/>
@@ -20425,7 +26191,7 @@
       </w:pPr>
     </w:lvl>
   </w:abstractNum>
-  <w:abstractNum w:abstractNumId="7" w15:restartNumberingAfterBreak="0">
+  <w:abstractNum w:abstractNumId="8" w15:restartNumberingAfterBreak="0">
     <w:nsid w:val="1A9924A7"/>
     <w:multiLevelType w:val="hybridMultilevel"/>
     <w:tmpl w:val="C0F64C6C"/>
@@ -20511,7 +26277,7 @@
       </w:pPr>
     </w:lvl>
   </w:abstractNum>
-  <w:abstractNum w:abstractNumId="8" w15:restartNumberingAfterBreak="0">
+  <w:abstractNum w:abstractNumId="9" w15:restartNumberingAfterBreak="0">
     <w:nsid w:val="1B9307C9"/>
     <w:multiLevelType w:val="hybridMultilevel"/>
     <w:tmpl w:val="A5B6CB28"/>
@@ -20600,7 +26366,7 @@
       </w:pPr>
     </w:lvl>
   </w:abstractNum>
-  <w:abstractNum w:abstractNumId="9" w15:restartNumberingAfterBreak="0">
+  <w:abstractNum w:abstractNumId="10" w15:restartNumberingAfterBreak="0">
     <w:nsid w:val="1C2F7648"/>
     <w:multiLevelType w:val="hybridMultilevel"/>
     <w:tmpl w:val="1DF468C0"/>
@@ -20689,7 +26455,7 @@
       </w:pPr>
     </w:lvl>
   </w:abstractNum>
-  <w:abstractNum w:abstractNumId="10" w15:restartNumberingAfterBreak="0">
+  <w:abstractNum w:abstractNumId="11" w15:restartNumberingAfterBreak="0">
     <w:nsid w:val="1E916992"/>
     <w:multiLevelType w:val="hybridMultilevel"/>
     <w:tmpl w:val="1E2ABC2C"/>
@@ -20779,7 +26545,7 @@
       </w:pPr>
     </w:lvl>
   </w:abstractNum>
-  <w:abstractNum w:abstractNumId="11" w15:restartNumberingAfterBreak="0">
+  <w:abstractNum w:abstractNumId="12" w15:restartNumberingAfterBreak="0">
     <w:nsid w:val="215274D1"/>
     <w:multiLevelType w:val="hybridMultilevel"/>
     <w:tmpl w:val="E9589322"/>
@@ -20868,7 +26634,121 @@
       </w:pPr>
     </w:lvl>
   </w:abstractNum>
-  <w:abstractNum w:abstractNumId="12" w15:restartNumberingAfterBreak="0">
+  <w:abstractNum w:abstractNumId="13" w15:restartNumberingAfterBreak="0">
+    <w:nsid w:val="22BA79A6"/>
+    <w:multiLevelType w:val="hybridMultilevel"/>
+    <w:tmpl w:val="557E1CFA"/>
+    <w:lvl w:ilvl="0" w:tplc="7AE41162">
+      <w:start w:val="1"/>
+      <w:numFmt w:val="decimal"/>
+      <w:suff w:val="space"/>
+      <w:lvlText w:val="%1."/>
+      <w:lvlJc w:val="left"/>
+      <w:pPr>
+        <w:ind w:left="0" w:firstLine="709"/>
+      </w:pPr>
+      <w:rPr>
+        <w:rFonts w:hint="default"/>
+      </w:rPr>
+    </w:lvl>
+    <w:lvl w:ilvl="1" w:tplc="FFFFFFFF" w:tentative="1">
+      <w:start w:val="1"/>
+      <w:numFmt w:val="bullet"/>
+      <w:lvlText w:val="o"/>
+      <w:lvlJc w:val="left"/>
+      <w:pPr>
+        <w:ind w:left="2149" w:hanging="360"/>
+      </w:pPr>
+      <w:rPr>
+        <w:rFonts w:ascii="Courier New" w:hAnsi="Courier New" w:cs="Courier New" w:hint="default"/>
+      </w:rPr>
+    </w:lvl>
+    <w:lvl w:ilvl="2" w:tplc="FFFFFFFF" w:tentative="1">
+      <w:start w:val="1"/>
+      <w:numFmt w:val="bullet"/>
+      <w:lvlText w:val=""/>
+      <w:lvlJc w:val="left"/>
+      <w:pPr>
+        <w:ind w:left="2869" w:hanging="360"/>
+      </w:pPr>
+      <w:rPr>
+        <w:rFonts w:ascii="Wingdings" w:hAnsi="Wingdings" w:hint="default"/>
+      </w:rPr>
+    </w:lvl>
+    <w:lvl w:ilvl="3" w:tplc="FFFFFFFF" w:tentative="1">
+      <w:start w:val="1"/>
+      <w:numFmt w:val="bullet"/>
+      <w:lvlText w:val=""/>
+      <w:lvlJc w:val="left"/>
+      <w:pPr>
+        <w:ind w:left="3589" w:hanging="360"/>
+      </w:pPr>
+      <w:rPr>
+        <w:rFonts w:ascii="Symbol" w:hAnsi="Symbol" w:hint="default"/>
+      </w:rPr>
+    </w:lvl>
+    <w:lvl w:ilvl="4" w:tplc="FFFFFFFF" w:tentative="1">
+      <w:start w:val="1"/>
+      <w:numFmt w:val="bullet"/>
+      <w:lvlText w:val="o"/>
+      <w:lvlJc w:val="left"/>
+      <w:pPr>
+        <w:ind w:left="4309" w:hanging="360"/>
+      </w:pPr>
+      <w:rPr>
+        <w:rFonts w:ascii="Courier New" w:hAnsi="Courier New" w:cs="Courier New" w:hint="default"/>
+      </w:rPr>
+    </w:lvl>
+    <w:lvl w:ilvl="5" w:tplc="FFFFFFFF" w:tentative="1">
+      <w:start w:val="1"/>
+      <w:numFmt w:val="bullet"/>
+      <w:lvlText w:val=""/>
+      <w:lvlJc w:val="left"/>
+      <w:pPr>
+        <w:ind w:left="5029" w:hanging="360"/>
+      </w:pPr>
+      <w:rPr>
+        <w:rFonts w:ascii="Wingdings" w:hAnsi="Wingdings" w:hint="default"/>
+      </w:rPr>
+    </w:lvl>
+    <w:lvl w:ilvl="6" w:tplc="FFFFFFFF" w:tentative="1">
+      <w:start w:val="1"/>
+      <w:numFmt w:val="bullet"/>
+      <w:lvlText w:val=""/>
+      <w:lvlJc w:val="left"/>
+      <w:pPr>
+        <w:ind w:left="5749" w:hanging="360"/>
+      </w:pPr>
+      <w:rPr>
+        <w:rFonts w:ascii="Symbol" w:hAnsi="Symbol" w:hint="default"/>
+      </w:rPr>
+    </w:lvl>
+    <w:lvl w:ilvl="7" w:tplc="FFFFFFFF" w:tentative="1">
+      <w:start w:val="1"/>
+      <w:numFmt w:val="bullet"/>
+      <w:lvlText w:val="o"/>
+      <w:lvlJc w:val="left"/>
+      <w:pPr>
+        <w:ind w:left="6469" w:hanging="360"/>
+      </w:pPr>
+      <w:rPr>
+        <w:rFonts w:ascii="Courier New" w:hAnsi="Courier New" w:cs="Courier New" w:hint="default"/>
+      </w:rPr>
+    </w:lvl>
+    <w:lvl w:ilvl="8" w:tplc="FFFFFFFF" w:tentative="1">
+      <w:start w:val="1"/>
+      <w:numFmt w:val="bullet"/>
+      <w:lvlText w:val=""/>
+      <w:lvlJc w:val="left"/>
+      <w:pPr>
+        <w:ind w:left="7189" w:hanging="360"/>
+      </w:pPr>
+      <w:rPr>
+        <w:rFonts w:ascii="Wingdings" w:hAnsi="Wingdings" w:hint="default"/>
+      </w:rPr>
+    </w:lvl>
+  </w:abstractNum>
+  <w:abstractNum w:abstractNumId="14" w15:restartNumberingAfterBreak="0">
     <w:nsid w:val="22BD5AA7"/>
     <w:multiLevelType w:val="multilevel"/>
     <w:tmpl w:val="E3C234EC"/>
@@ -20981,7 +26861,7 @@
       </w:pPr>
     </w:lvl>
   </w:abstractNum>
-  <w:abstractNum w:abstractNumId="13" w15:restartNumberingAfterBreak="0">
+  <w:abstractNum w:abstractNumId="15" w15:restartNumberingAfterBreak="0">
     <w:nsid w:val="24993B8E"/>
     <w:multiLevelType w:val="hybridMultilevel"/>
     <w:tmpl w:val="A39AD954"/>
@@ -21071,7 +26951,7 @@
       </w:pPr>
     </w:lvl>
   </w:abstractNum>
-  <w:abstractNum w:abstractNumId="14" w15:restartNumberingAfterBreak="0">
+  <w:abstractNum w:abstractNumId="16" w15:restartNumberingAfterBreak="0">
     <w:nsid w:val="27C84AAF"/>
     <w:multiLevelType w:val="hybridMultilevel"/>
     <w:tmpl w:val="D5C6C81E"/>
@@ -21184,7 +27064,7 @@
       </w:rPr>
     </w:lvl>
   </w:abstractNum>
-  <w:abstractNum w:abstractNumId="15" w15:restartNumberingAfterBreak="0">
+  <w:abstractNum w:abstractNumId="17" w15:restartNumberingAfterBreak="0">
     <w:nsid w:val="2A3C7AA5"/>
     <w:multiLevelType w:val="hybridMultilevel"/>
     <w:tmpl w:val="28828064"/>
@@ -21274,7 +27154,7 @@
       </w:pPr>
     </w:lvl>
   </w:abstractNum>
-  <w:abstractNum w:abstractNumId="16" w15:restartNumberingAfterBreak="0">
+  <w:abstractNum w:abstractNumId="18" w15:restartNumberingAfterBreak="0">
     <w:nsid w:val="2AEA116D"/>
     <w:multiLevelType w:val="multilevel"/>
     <w:tmpl w:val="8AF2F4F6"/>
@@ -21387,7 +27267,7 @@
       </w:pPr>
     </w:lvl>
   </w:abstractNum>
-  <w:abstractNum w:abstractNumId="17" w15:restartNumberingAfterBreak="0">
+  <w:abstractNum w:abstractNumId="19" w15:restartNumberingAfterBreak="0">
     <w:nsid w:val="2FBC062F"/>
     <w:multiLevelType w:val="multilevel"/>
     <w:tmpl w:val="D33669DA"/>
@@ -21500,7 +27380,97 @@
       </w:pPr>
     </w:lvl>
   </w:abstractNum>
-  <w:abstractNum w:abstractNumId="18" w15:restartNumberingAfterBreak="0">
+  <w:abstractNum w:abstractNumId="20" w15:restartNumberingAfterBreak="0">
+    <w:nsid w:val="30875AD7"/>
+    <w:multiLevelType w:val="hybridMultilevel"/>
+    <w:tmpl w:val="D9E00D92"/>
+    <w:lvl w:ilvl="0" w:tplc="93C0C150">
+      <w:start w:val="1"/>
+      <w:numFmt w:val="decimal"/>
+      <w:suff w:val="space"/>
+      <w:lvlText w:val="%1."/>
+      <w:lvlJc w:val="left"/>
+      <w:pPr>
+        <w:ind w:left="0" w:firstLine="709"/>
+      </w:pPr>
+      <w:rPr>
+        <w:rFonts w:hint="default"/>
+      </w:rPr>
+    </w:lvl>
+    <w:lvl w:ilvl="1" w:tplc="04190019" w:tentative="1">
+      <w:start w:val="1"/>
+      <w:numFmt w:val="lowerLetter"/>
+      <w:lvlText w:val="%2."/>
+      <w:lvlJc w:val="left"/>
+      <w:pPr>
+        <w:ind w:left="2149" w:hanging="360"/>
+      </w:pPr>
+    </w:lvl>
+    <w:lvl w:ilvl="2" w:tplc="0419001B" w:tentative="1">
+      <w:start w:val="1"/>
+      <w:numFmt w:val="lowerRoman"/>
+      <w:lvlText w:val="%3."/>
+      <w:lvlJc w:val="right"/>
+      <w:pPr>
+        <w:ind w:left="2869" w:hanging="180"/>
+      </w:pPr>
+    </w:lvl>
+    <w:lvl w:ilvl="3" w:tplc="0419000F" w:tentative="1">
+      <w:start w:val="1"/>
+      <w:numFmt w:val="decimal"/>
+      <w:lvlText w:val="%4."/>
+      <w:lvlJc w:val="left"/>
+      <w:pPr>
+        <w:ind w:left="3589" w:hanging="360"/>
+      </w:pPr>
+    </w:lvl>
+    <w:lvl w:ilvl="4" w:tplc="04190019" w:tentative="1">
+      <w:start w:val="1"/>
+      <w:numFmt w:val="lowerLetter"/>
+      <w:lvlText w:val="%5."/>
+      <w:lvlJc w:val="left"/>
+      <w:pPr>
+        <w:ind w:left="4309" w:hanging="360"/>
+      </w:pPr>
+    </w:lvl>
+    <w:lvl w:ilvl="5" w:tplc="0419001B" w:tentative="1">
+      <w:start w:val="1"/>
+      <w:numFmt w:val="lowerRoman"/>
+      <w:lvlText w:val="%6."/>
+      <w:lvlJc w:val="right"/>
+      <w:pPr>
+        <w:ind w:left="5029" w:hanging="180"/>
+      </w:pPr>
+    </w:lvl>
+    <w:lvl w:ilvl="6" w:tplc="0419000F" w:tentative="1">
+      <w:start w:val="1"/>
+      <w:numFmt w:val="decimal"/>
+      <w:lvlText w:val="%7."/>
+      <w:lvlJc w:val="left"/>
+      <w:pPr>
+        <w:ind w:left="5749" w:hanging="360"/>
+      </w:pPr>
+    </w:lvl>
+    <w:lvl w:ilvl="7" w:tplc="04190019" w:tentative="1">
+      <w:start w:val="1"/>
+      <w:numFmt w:val="lowerLetter"/>
+      <w:lvlText w:val="%8."/>
+      <w:lvlJc w:val="left"/>
+      <w:pPr>
+        <w:ind w:left="6469" w:hanging="360"/>
+      </w:pPr>
+    </w:lvl>
+    <w:lvl w:ilvl="8" w:tplc="0419001B" w:tentative="1">
+      <w:start w:val="1"/>
+      <w:numFmt w:val="lowerRoman"/>
+      <w:lvlText w:val="%9."/>
+      <w:lvlJc w:val="right"/>
+      <w:pPr>
+        <w:ind w:left="7189" w:hanging="180"/>
+      </w:pPr>
+    </w:lvl>
+  </w:abstractNum>
+  <w:abstractNum w:abstractNumId="21" w15:restartNumberingAfterBreak="0">
     <w:nsid w:val="334E77D0"/>
     <w:multiLevelType w:val="multilevel"/>
     <w:tmpl w:val="CB68F45A"/>
@@ -21615,7 +27585,7 @@
       </w:rPr>
     </w:lvl>
   </w:abstractNum>
-  <w:abstractNum w:abstractNumId="19" w15:restartNumberingAfterBreak="0">
+  <w:abstractNum w:abstractNumId="22" w15:restartNumberingAfterBreak="0">
     <w:nsid w:val="342079CB"/>
     <w:multiLevelType w:val="multilevel"/>
     <w:tmpl w:val="56F2FC14"/>
@@ -21728,7 +27698,7 @@
       </w:pPr>
     </w:lvl>
   </w:abstractNum>
-  <w:abstractNum w:abstractNumId="20" w15:restartNumberingAfterBreak="0">
+  <w:abstractNum w:abstractNumId="23" w15:restartNumberingAfterBreak="0">
     <w:nsid w:val="34B00A88"/>
     <w:multiLevelType w:val="hybridMultilevel"/>
     <w:tmpl w:val="57442644"/>
@@ -21841,7 +27811,7 @@
       </w:rPr>
     </w:lvl>
   </w:abstractNum>
-  <w:abstractNum w:abstractNumId="21" w15:restartNumberingAfterBreak="0">
+  <w:abstractNum w:abstractNumId="24" w15:restartNumberingAfterBreak="0">
     <w:nsid w:val="36AE75DB"/>
     <w:multiLevelType w:val="hybridMultilevel"/>
     <w:tmpl w:val="2C8EA3DC"/>
@@ -21927,7 +27897,7 @@
       </w:pPr>
     </w:lvl>
   </w:abstractNum>
-  <w:abstractNum w:abstractNumId="22" w15:restartNumberingAfterBreak="0">
+  <w:abstractNum w:abstractNumId="25" w15:restartNumberingAfterBreak="0">
     <w:nsid w:val="3A4C2D28"/>
     <w:multiLevelType w:val="hybridMultilevel"/>
     <w:tmpl w:val="D13A4D62"/>
@@ -22017,10 +27987,10 @@
       </w:pPr>
     </w:lvl>
   </w:abstractNum>
-  <w:abstractNum w:abstractNumId="23" w15:restartNumberingAfterBreak="0">
+  <w:abstractNum w:abstractNumId="26" w15:restartNumberingAfterBreak="0">
     <w:nsid w:val="3AFF047E"/>
     <w:multiLevelType w:val="multilevel"/>
-    <w:tmpl w:val="A522B552"/>
+    <w:tmpl w:val="45041F94"/>
     <w:lvl w:ilvl="0">
       <w:start w:val="1"/>
       <w:numFmt w:val="decimal"/>
@@ -22136,7 +28106,7 @@
       </w:rPr>
     </w:lvl>
   </w:abstractNum>
-  <w:abstractNum w:abstractNumId="24" w15:restartNumberingAfterBreak="0">
+  <w:abstractNum w:abstractNumId="27" w15:restartNumberingAfterBreak="0">
     <w:nsid w:val="3BC07845"/>
     <w:multiLevelType w:val="hybridMultilevel"/>
     <w:tmpl w:val="813094C0"/>
@@ -22249,7 +28219,7 @@
       </w:rPr>
     </w:lvl>
   </w:abstractNum>
-  <w:abstractNum w:abstractNumId="25" w15:restartNumberingAfterBreak="0">
+  <w:abstractNum w:abstractNumId="28" w15:restartNumberingAfterBreak="0">
     <w:nsid w:val="3F6B25A6"/>
     <w:multiLevelType w:val="hybridMultilevel"/>
     <w:tmpl w:val="645ED1D4"/>
@@ -22339,7 +28309,7 @@
       </w:pPr>
     </w:lvl>
   </w:abstractNum>
-  <w:abstractNum w:abstractNumId="26" w15:restartNumberingAfterBreak="0">
+  <w:abstractNum w:abstractNumId="29" w15:restartNumberingAfterBreak="0">
     <w:nsid w:val="410653CC"/>
     <w:multiLevelType w:val="hybridMultilevel"/>
     <w:tmpl w:val="C7BE58E6"/>
@@ -22453,7 +28423,7 @@
       </w:rPr>
     </w:lvl>
   </w:abstractNum>
-  <w:abstractNum w:abstractNumId="27" w15:restartNumberingAfterBreak="0">
+  <w:abstractNum w:abstractNumId="30" w15:restartNumberingAfterBreak="0">
     <w:nsid w:val="41383F0B"/>
     <w:multiLevelType w:val="hybridMultilevel"/>
     <w:tmpl w:val="6F8E28A8"/>
@@ -22543,7 +28513,7 @@
       </w:pPr>
     </w:lvl>
   </w:abstractNum>
-  <w:abstractNum w:abstractNumId="28" w15:restartNumberingAfterBreak="0">
+  <w:abstractNum w:abstractNumId="31" w15:restartNumberingAfterBreak="0">
     <w:nsid w:val="46B24AF4"/>
     <w:multiLevelType w:val="hybridMultilevel"/>
     <w:tmpl w:val="4FD4D9F4"/>
@@ -22656,7 +28626,7 @@
       </w:rPr>
     </w:lvl>
   </w:abstractNum>
-  <w:abstractNum w:abstractNumId="29" w15:restartNumberingAfterBreak="0">
+  <w:abstractNum w:abstractNumId="32" w15:restartNumberingAfterBreak="0">
     <w:nsid w:val="471B23F2"/>
     <w:multiLevelType w:val="multilevel"/>
     <w:tmpl w:val="5060C25E"/>
@@ -22769,7 +28739,7 @@
       </w:pPr>
     </w:lvl>
   </w:abstractNum>
-  <w:abstractNum w:abstractNumId="30" w15:restartNumberingAfterBreak="0">
+  <w:abstractNum w:abstractNumId="33" w15:restartNumberingAfterBreak="0">
     <w:nsid w:val="4A7824FA"/>
     <w:multiLevelType w:val="multilevel"/>
     <w:tmpl w:val="89C4BBDC"/>
@@ -22882,7 +28852,7 @@
       </w:pPr>
     </w:lvl>
   </w:abstractNum>
-  <w:abstractNum w:abstractNumId="31" w15:restartNumberingAfterBreak="0">
+  <w:abstractNum w:abstractNumId="34" w15:restartNumberingAfterBreak="0">
     <w:nsid w:val="4D947962"/>
     <w:multiLevelType w:val="hybridMultilevel"/>
     <w:tmpl w:val="DE981B10"/>
@@ -22995,7 +28965,7 @@
       </w:rPr>
     </w:lvl>
   </w:abstractNum>
-  <w:abstractNum w:abstractNumId="32" w15:restartNumberingAfterBreak="0">
+  <w:abstractNum w:abstractNumId="35" w15:restartNumberingAfterBreak="0">
     <w:nsid w:val="4E6D6FC0"/>
     <w:multiLevelType w:val="hybridMultilevel"/>
     <w:tmpl w:val="6A7A481E"/>
@@ -23085,7 +29055,97 @@
       </w:pPr>
     </w:lvl>
   </w:abstractNum>
-  <w:abstractNum w:abstractNumId="33" w15:restartNumberingAfterBreak="0">
+  <w:abstractNum w:abstractNumId="36" w15:restartNumberingAfterBreak="0">
+    <w:nsid w:val="4F4A0235"/>
+    <w:multiLevelType w:val="hybridMultilevel"/>
+    <w:tmpl w:val="A882304E"/>
+    <w:lvl w:ilvl="0" w:tplc="DCFE8BEE">
+      <w:start w:val="1"/>
+      <w:numFmt w:val="decimal"/>
+      <w:suff w:val="space"/>
+      <w:lvlText w:val="%1."/>
+      <w:lvlJc w:val="left"/>
+      <w:pPr>
+        <w:ind w:left="0" w:firstLine="709"/>
+      </w:pPr>
+      <w:rPr>
+        <w:rFonts w:hint="default"/>
+      </w:rPr>
+    </w:lvl>
+    <w:lvl w:ilvl="1" w:tplc="04190019" w:tentative="1">
+      <w:start w:val="1"/>
+      <w:numFmt w:val="lowerLetter"/>
+      <w:lvlText w:val="%2."/>
+      <w:lvlJc w:val="left"/>
+      <w:pPr>
+        <w:ind w:left="2149" w:hanging="360"/>
+      </w:pPr>
+    </w:lvl>
+    <w:lvl w:ilvl="2" w:tplc="0419001B" w:tentative="1">
+      <w:start w:val="1"/>
+      <w:numFmt w:val="lowerRoman"/>
+      <w:lvlText w:val="%3."/>
+      <w:lvlJc w:val="right"/>
+      <w:pPr>
+        <w:ind w:left="2869" w:hanging="180"/>
+      </w:pPr>
+    </w:lvl>
+    <w:lvl w:ilvl="3" w:tplc="0419000F" w:tentative="1">
+      <w:start w:val="1"/>
+      <w:numFmt w:val="decimal"/>
+      <w:lvlText w:val="%4."/>
+      <w:lvlJc w:val="left"/>
+      <w:pPr>
+        <w:ind w:left="3589" w:hanging="360"/>
+      </w:pPr>
+    </w:lvl>
+    <w:lvl w:ilvl="4" w:tplc="04190019" w:tentative="1">
+      <w:start w:val="1"/>
+      <w:numFmt w:val="lowerLetter"/>
+      <w:lvlText w:val="%5."/>
+      <w:lvlJc w:val="left"/>
+      <w:pPr>
+        <w:ind w:left="4309" w:hanging="360"/>
+      </w:pPr>
+    </w:lvl>
+    <w:lvl w:ilvl="5" w:tplc="0419001B" w:tentative="1">
+      <w:start w:val="1"/>
+      <w:numFmt w:val="lowerRoman"/>
+      <w:lvlText w:val="%6."/>
+      <w:lvlJc w:val="right"/>
+      <w:pPr>
+        <w:ind w:left="5029" w:hanging="180"/>
+      </w:pPr>
+    </w:lvl>
+    <w:lvl w:ilvl="6" w:tplc="0419000F" w:tentative="1">
+      <w:start w:val="1"/>
+      <w:numFmt w:val="decimal"/>
+      <w:lvlText w:val="%7."/>
+      <w:lvlJc w:val="left"/>
+      <w:pPr>
+        <w:ind w:left="5749" w:hanging="360"/>
+      </w:pPr>
+    </w:lvl>
+    <w:lvl w:ilvl="7" w:tplc="04190019" w:tentative="1">
+      <w:start w:val="1"/>
+      <w:numFmt w:val="lowerLetter"/>
+      <w:lvlText w:val="%8."/>
+      <w:lvlJc w:val="left"/>
+      <w:pPr>
+        <w:ind w:left="6469" w:hanging="360"/>
+      </w:pPr>
+    </w:lvl>
+    <w:lvl w:ilvl="8" w:tplc="0419001B" w:tentative="1">
+      <w:start w:val="1"/>
+      <w:numFmt w:val="lowerRoman"/>
+      <w:lvlText w:val="%9."/>
+      <w:lvlJc w:val="right"/>
+      <w:pPr>
+        <w:ind w:left="7189" w:hanging="180"/>
+      </w:pPr>
+    </w:lvl>
+  </w:abstractNum>
+  <w:abstractNum w:abstractNumId="37" w15:restartNumberingAfterBreak="0">
     <w:nsid w:val="53035A52"/>
     <w:multiLevelType w:val="hybridMultilevel"/>
     <w:tmpl w:val="4C84CF9C"/>
@@ -23175,7 +29235,7 @@
       </w:pPr>
     </w:lvl>
   </w:abstractNum>
-  <w:abstractNum w:abstractNumId="34" w15:restartNumberingAfterBreak="0">
+  <w:abstractNum w:abstractNumId="38" w15:restartNumberingAfterBreak="0">
     <w:nsid w:val="53C72DB7"/>
     <w:multiLevelType w:val="hybridMultilevel"/>
     <w:tmpl w:val="0770C53A"/>
@@ -23265,7 +29325,7 @@
       </w:pPr>
     </w:lvl>
   </w:abstractNum>
-  <w:abstractNum w:abstractNumId="35" w15:restartNumberingAfterBreak="0">
+  <w:abstractNum w:abstractNumId="39" w15:restartNumberingAfterBreak="0">
     <w:nsid w:val="55590DE9"/>
     <w:multiLevelType w:val="hybridMultilevel"/>
     <w:tmpl w:val="95820316"/>
@@ -23354,7 +29414,7 @@
       </w:pPr>
     </w:lvl>
   </w:abstractNum>
-  <w:abstractNum w:abstractNumId="36" w15:restartNumberingAfterBreak="0">
+  <w:abstractNum w:abstractNumId="40" w15:restartNumberingAfterBreak="0">
     <w:nsid w:val="589A6694"/>
     <w:multiLevelType w:val="multilevel"/>
     <w:tmpl w:val="EB26BFFA"/>
@@ -23467,7 +29527,7 @@
       </w:pPr>
     </w:lvl>
   </w:abstractNum>
-  <w:abstractNum w:abstractNumId="37" w15:restartNumberingAfterBreak="0">
+  <w:abstractNum w:abstractNumId="41" w15:restartNumberingAfterBreak="0">
     <w:nsid w:val="615E2921"/>
     <w:multiLevelType w:val="hybridMultilevel"/>
     <w:tmpl w:val="0FF44DBA"/>
@@ -23580,7 +29640,210 @@
       </w:rPr>
     </w:lvl>
   </w:abstractNum>
-  <w:abstractNum w:abstractNumId="38" w15:restartNumberingAfterBreak="0">
+  <w:abstractNum w:abstractNumId="42" w15:restartNumberingAfterBreak="0">
+    <w:nsid w:val="6A1D1B6E"/>
+    <w:multiLevelType w:val="hybridMultilevel"/>
+    <w:tmpl w:val="658889BC"/>
+    <w:lvl w:ilvl="0" w:tplc="B29A4184">
+      <w:start w:val="1"/>
+      <w:numFmt w:val="decimal"/>
+      <w:suff w:val="space"/>
+      <w:lvlText w:val="%1."/>
+      <w:lvlJc w:val="left"/>
+      <w:pPr>
+        <w:ind w:left="0" w:firstLine="709"/>
+      </w:pPr>
+      <w:rPr>
+        <w:rFonts w:hint="default"/>
+      </w:rPr>
+    </w:lvl>
+    <w:lvl w:ilvl="1" w:tplc="FFFFFFFF" w:tentative="1">
+      <w:start w:val="1"/>
+      <w:numFmt w:val="bullet"/>
+      <w:lvlText w:val="o"/>
+      <w:lvlJc w:val="left"/>
+      <w:pPr>
+        <w:ind w:left="2149" w:hanging="360"/>
+      </w:pPr>
+      <w:rPr>
+        <w:rFonts w:ascii="Courier New" w:hAnsi="Courier New" w:cs="Courier New" w:hint="default"/>
+      </w:rPr>
+    </w:lvl>
+    <w:lvl w:ilvl="2" w:tplc="FFFFFFFF" w:tentative="1">
+      <w:start w:val="1"/>
+      <w:numFmt w:val="bullet"/>
+      <w:lvlText w:val=""/>
+      <w:lvlJc w:val="left"/>
+      <w:pPr>
+        <w:ind w:left="2869" w:hanging="360"/>
+      </w:pPr>
+      <w:rPr>
+        <w:rFonts w:ascii="Wingdings" w:hAnsi="Wingdings" w:hint="default"/>
+      </w:rPr>
+    </w:lvl>
+    <w:lvl w:ilvl="3" w:tplc="FFFFFFFF" w:tentative="1">
+      <w:start w:val="1"/>
+      <w:numFmt w:val="bullet"/>
+      <w:lvlText w:val=""/>
+      <w:lvlJc w:val="left"/>
+      <w:pPr>
+        <w:ind w:left="3589" w:hanging="360"/>
+      </w:pPr>
+      <w:rPr>
+        <w:rFonts w:ascii="Symbol" w:hAnsi="Symbol" w:hint="default"/>
+      </w:rPr>
+    </w:lvl>
+    <w:lvl w:ilvl="4" w:tplc="FFFFFFFF" w:tentative="1">
+      <w:start w:val="1"/>
+      <w:numFmt w:val="bullet"/>
+      <w:lvlText w:val="o"/>
+      <w:lvlJc w:val="left"/>
+      <w:pPr>
+        <w:ind w:left="4309" w:hanging="360"/>
+      </w:pPr>
+      <w:rPr>
+        <w:rFonts w:ascii="Courier New" w:hAnsi="Courier New" w:cs="Courier New" w:hint="default"/>
+      </w:rPr>
+    </w:lvl>
+    <w:lvl w:ilvl="5" w:tplc="FFFFFFFF" w:tentative="1">
+      <w:start w:val="1"/>
+      <w:numFmt w:val="bullet"/>
+      <w:lvlText w:val=""/>
+      <w:lvlJc w:val="left"/>
+      <w:pPr>
+        <w:ind w:left="5029" w:hanging="360"/>
+      </w:pPr>
+      <w:rPr>
+        <w:rFonts w:ascii="Wingdings" w:hAnsi="Wingdings" w:hint="default"/>
+      </w:rPr>
+    </w:lvl>
+    <w:lvl w:ilvl="6" w:tplc="FFFFFFFF" w:tentative="1">
+      <w:start w:val="1"/>
+      <w:numFmt w:val="bullet"/>
+      <w:lvlText w:val=""/>
+      <w:lvlJc w:val="left"/>
+      <w:pPr>
+        <w:ind w:left="5749" w:hanging="360"/>
+      </w:pPr>
+      <w:rPr>
+        <w:rFonts w:ascii="Symbol" w:hAnsi="Symbol" w:hint="default"/>
+      </w:rPr>
+    </w:lvl>
+    <w:lvl w:ilvl="7" w:tplc="FFFFFFFF" w:tentative="1">
+      <w:start w:val="1"/>
+      <w:numFmt w:val="bullet"/>
+      <w:lvlText w:val="o"/>
+      <w:lvlJc w:val="left"/>
+      <w:pPr>
+        <w:ind w:left="6469" w:hanging="360"/>
+      </w:pPr>
+      <w:rPr>
+        <w:rFonts w:ascii="Courier New" w:hAnsi="Courier New" w:cs="Courier New" w:hint="default"/>
+      </w:rPr>
+    </w:lvl>
+    <w:lvl w:ilvl="8" w:tplc="FFFFFFFF" w:tentative="1">
+      <w:start w:val="1"/>
+      <w:numFmt w:val="bullet"/>
+      <w:lvlText w:val=""/>
+      <w:lvlJc w:val="left"/>
+      <w:pPr>
+        <w:ind w:left="7189" w:hanging="360"/>
+      </w:pPr>
+      <w:rPr>
+        <w:rFonts w:ascii="Wingdings" w:hAnsi="Wingdings" w:hint="default"/>
+      </w:rPr>
+    </w:lvl>
+  </w:abstractNum>
+  <w:abstractNum w:abstractNumId="43" w15:restartNumberingAfterBreak="0">
+    <w:nsid w:val="6FAC6299"/>
+    <w:multiLevelType w:val="hybridMultilevel"/>
+    <w:tmpl w:val="DBAC0A5E"/>
+    <w:lvl w:ilvl="0" w:tplc="D0B8CE9C">
+      <w:start w:val="1"/>
+      <w:numFmt w:val="decimal"/>
+      <w:lvlText w:val="%1."/>
+      <w:lvlJc w:val="left"/>
+      <w:pPr>
+        <w:ind w:left="1069" w:hanging="360"/>
+      </w:pPr>
+      <w:rPr>
+        <w:rFonts w:hint="default"/>
+      </w:rPr>
+    </w:lvl>
+    <w:lvl w:ilvl="1" w:tplc="04190019" w:tentative="1">
+      <w:start w:val="1"/>
+      <w:numFmt w:val="lowerLetter"/>
+      <w:lvlText w:val="%2."/>
+      <w:lvlJc w:val="left"/>
+      <w:pPr>
+        <w:ind w:left="1789" w:hanging="360"/>
+      </w:pPr>
+    </w:lvl>
+    <w:lvl w:ilvl="2" w:tplc="0419001B" w:tentative="1">
+      <w:start w:val="1"/>
+      <w:numFmt w:val="lowerRoman"/>
+      <w:lvlText w:val="%3."/>
+      <w:lvlJc w:val="right"/>
+      <w:pPr>
+        <w:ind w:left="2509" w:hanging="180"/>
+      </w:pPr>
+    </w:lvl>
+    <w:lvl w:ilvl="3" w:tplc="0419000F" w:tentative="1">
+      <w:start w:val="1"/>
+      <w:numFmt w:val="decimal"/>
+      <w:lvlText w:val="%4."/>
+      <w:lvlJc w:val="left"/>
+      <w:pPr>
+        <w:ind w:left="3229" w:hanging="360"/>
+      </w:pPr>
+    </w:lvl>
+    <w:lvl w:ilvl="4" w:tplc="04190019" w:tentative="1">
+      <w:start w:val="1"/>
+      <w:numFmt w:val="lowerLetter"/>
+      <w:lvlText w:val="%5."/>
+      <w:lvlJc w:val="left"/>
+      <w:pPr>
+        <w:ind w:left="3949" w:hanging="360"/>
+      </w:pPr>
+    </w:lvl>
+    <w:lvl w:ilvl="5" w:tplc="0419001B" w:tentative="1">
+      <w:start w:val="1"/>
+      <w:numFmt w:val="lowerRoman"/>
+      <w:lvlText w:val="%6."/>
+      <w:lvlJc w:val="right"/>
+      <w:pPr>
+        <w:ind w:left="4669" w:hanging="180"/>
+      </w:pPr>
+    </w:lvl>
+    <w:lvl w:ilvl="6" w:tplc="0419000F" w:tentative="1">
+      <w:start w:val="1"/>
+      <w:numFmt w:val="decimal"/>
+      <w:lvlText w:val="%7."/>
+      <w:lvlJc w:val="left"/>
+      <w:pPr>
+        <w:ind w:left="5389" w:hanging="360"/>
+      </w:pPr>
+    </w:lvl>
+    <w:lvl w:ilvl="7" w:tplc="04190019" w:tentative="1">
+      <w:start w:val="1"/>
+      <w:numFmt w:val="lowerLetter"/>
+      <w:lvlText w:val="%8."/>
+      <w:lvlJc w:val="left"/>
+      <w:pPr>
+        <w:ind w:left="6109" w:hanging="360"/>
+      </w:pPr>
+    </w:lvl>
+    <w:lvl w:ilvl="8" w:tplc="0419001B" w:tentative="1">
+      <w:start w:val="1"/>
+      <w:numFmt w:val="lowerRoman"/>
+      <w:lvlText w:val="%9."/>
+      <w:lvlJc w:val="right"/>
+      <w:pPr>
+        <w:ind w:left="6829" w:hanging="180"/>
+      </w:pPr>
+    </w:lvl>
+  </w:abstractNum>
+  <w:abstractNum w:abstractNumId="44" w15:restartNumberingAfterBreak="0">
     <w:nsid w:val="72167CF5"/>
     <w:multiLevelType w:val="hybridMultilevel"/>
     <w:tmpl w:val="2F6A3F24"/>
@@ -23670,7 +29933,7 @@
       </w:pPr>
     </w:lvl>
   </w:abstractNum>
-  <w:abstractNum w:abstractNumId="39" w15:restartNumberingAfterBreak="0">
+  <w:abstractNum w:abstractNumId="45" w15:restartNumberingAfterBreak="0">
     <w:nsid w:val="72172061"/>
     <w:multiLevelType w:val="multilevel"/>
     <w:tmpl w:val="108C10C0"/>
@@ -23808,7 +30071,97 @@
       </w:rPr>
     </w:lvl>
   </w:abstractNum>
-  <w:abstractNum w:abstractNumId="40" w15:restartNumberingAfterBreak="0">
+  <w:abstractNum w:abstractNumId="46" w15:restartNumberingAfterBreak="0">
+    <w:nsid w:val="748A1358"/>
+    <w:multiLevelType w:val="hybridMultilevel"/>
+    <w:tmpl w:val="117628A4"/>
+    <w:lvl w:ilvl="0" w:tplc="69FA1CE0">
+      <w:start w:val="1"/>
+      <w:numFmt w:val="decimal"/>
+      <w:suff w:val="space"/>
+      <w:lvlText w:val="%1."/>
+      <w:lvlJc w:val="left"/>
+      <w:pPr>
+        <w:ind w:left="0" w:firstLine="709"/>
+      </w:pPr>
+      <w:rPr>
+        <w:rFonts w:hint="default"/>
+      </w:rPr>
+    </w:lvl>
+    <w:lvl w:ilvl="1" w:tplc="04190019" w:tentative="1">
+      <w:start w:val="1"/>
+      <w:numFmt w:val="lowerLetter"/>
+      <w:lvlText w:val="%2."/>
+      <w:lvlJc w:val="left"/>
+      <w:pPr>
+        <w:ind w:left="2149" w:hanging="360"/>
+      </w:pPr>
+    </w:lvl>
+    <w:lvl w:ilvl="2" w:tplc="0419001B" w:tentative="1">
+      <w:start w:val="1"/>
+      <w:numFmt w:val="lowerRoman"/>
+      <w:lvlText w:val="%3."/>
+      <w:lvlJc w:val="right"/>
+      <w:pPr>
+        <w:ind w:left="2869" w:hanging="180"/>
+      </w:pPr>
+    </w:lvl>
+    <w:lvl w:ilvl="3" w:tplc="0419000F" w:tentative="1">
+      <w:start w:val="1"/>
+      <w:numFmt w:val="decimal"/>
+      <w:lvlText w:val="%4."/>
+      <w:lvlJc w:val="left"/>
+      <w:pPr>
+        <w:ind w:left="3589" w:hanging="360"/>
+      </w:pPr>
+    </w:lvl>
+    <w:lvl w:ilvl="4" w:tplc="04190019" w:tentative="1">
+      <w:start w:val="1"/>
+      <w:numFmt w:val="lowerLetter"/>
+      <w:lvlText w:val="%5."/>
+      <w:lvlJc w:val="left"/>
+      <w:pPr>
+        <w:ind w:left="4309" w:hanging="360"/>
+      </w:pPr>
+    </w:lvl>
+    <w:lvl w:ilvl="5" w:tplc="0419001B" w:tentative="1">
+      <w:start w:val="1"/>
+      <w:numFmt w:val="lowerRoman"/>
+      <w:lvlText w:val="%6."/>
+      <w:lvlJc w:val="right"/>
+      <w:pPr>
+        <w:ind w:left="5029" w:hanging="180"/>
+      </w:pPr>
+    </w:lvl>
+    <w:lvl w:ilvl="6" w:tplc="0419000F" w:tentative="1">
+      <w:start w:val="1"/>
+      <w:numFmt w:val="decimal"/>
+      <w:lvlText w:val="%7."/>
+      <w:lvlJc w:val="left"/>
+      <w:pPr>
+        <w:ind w:left="5749" w:hanging="360"/>
+      </w:pPr>
+    </w:lvl>
+    <w:lvl w:ilvl="7" w:tplc="04190019" w:tentative="1">
+      <w:start w:val="1"/>
+      <w:numFmt w:val="lowerLetter"/>
+      <w:lvlText w:val="%8."/>
+      <w:lvlJc w:val="left"/>
+      <w:pPr>
+        <w:ind w:left="6469" w:hanging="360"/>
+      </w:pPr>
+    </w:lvl>
+    <w:lvl w:ilvl="8" w:tplc="0419001B" w:tentative="1">
+      <w:start w:val="1"/>
+      <w:numFmt w:val="lowerRoman"/>
+      <w:lvlText w:val="%9."/>
+      <w:lvlJc w:val="right"/>
+      <w:pPr>
+        <w:ind w:left="7189" w:hanging="180"/>
+      </w:pPr>
+    </w:lvl>
+  </w:abstractNum>
+  <w:abstractNum w:abstractNumId="47" w15:restartNumberingAfterBreak="0">
     <w:nsid w:val="7B623AF6"/>
     <w:multiLevelType w:val="hybridMultilevel"/>
     <w:tmpl w:val="1192672C"/>
@@ -23900,7 +30253,7 @@
       </w:pPr>
     </w:lvl>
   </w:abstractNum>
-  <w:abstractNum w:abstractNumId="41" w15:restartNumberingAfterBreak="0">
+  <w:abstractNum w:abstractNumId="48" w15:restartNumberingAfterBreak="0">
     <w:nsid w:val="7E606E3F"/>
     <w:multiLevelType w:val="multilevel"/>
     <w:tmpl w:val="5F6ADE66"/>
@@ -24013,7 +30366,7 @@
       </w:pPr>
     </w:lvl>
   </w:abstractNum>
-  <w:abstractNum w:abstractNumId="42" w15:restartNumberingAfterBreak="0">
+  <w:abstractNum w:abstractNumId="49" w15:restartNumberingAfterBreak="0">
     <w:nsid w:val="7EB413E7"/>
     <w:multiLevelType w:val="multilevel"/>
     <w:tmpl w:val="67BC2992"/>
@@ -24127,133 +30480,133 @@
     </w:lvl>
   </w:abstractNum>
   <w:num w:numId="1" w16cid:durableId="2005820513">
-    <w:abstractNumId w:val="23"/>
+    <w:abstractNumId w:val="26"/>
   </w:num>
   <w:num w:numId="2" w16cid:durableId="1373966352">
+    <w:abstractNumId w:val="45"/>
+  </w:num>
+  <w:num w:numId="3" w16cid:durableId="335228336">
     <w:abstractNumId w:val="39"/>
   </w:num>
-  <w:num w:numId="3" w16cid:durableId="335228336">
-    <w:abstractNumId w:val="35"/>
-  </w:num>
   <w:num w:numId="4" w16cid:durableId="313414990">
-    <w:abstractNumId w:val="40"/>
+    <w:abstractNumId w:val="47"/>
   </w:num>
   <w:num w:numId="5" w16cid:durableId="1482498981">
-    <w:abstractNumId w:val="18"/>
+    <w:abstractNumId w:val="21"/>
   </w:num>
   <w:num w:numId="6" w16cid:durableId="1875658386">
     <w:abstractNumId w:val="3"/>
   </w:num>
   <w:num w:numId="7" w16cid:durableId="699941668">
-    <w:abstractNumId w:val="26"/>
+    <w:abstractNumId w:val="29"/>
   </w:num>
   <w:num w:numId="8" w16cid:durableId="1645960929">
-    <w:abstractNumId w:val="9"/>
+    <w:abstractNumId w:val="10"/>
   </w:num>
   <w:num w:numId="9" w16cid:durableId="980428358">
     <w:abstractNumId w:val="1"/>
   </w:num>
   <w:num w:numId="10" w16cid:durableId="1794447866">
-    <w:abstractNumId w:val="42"/>
+    <w:abstractNumId w:val="49"/>
   </w:num>
   <w:num w:numId="11" w16cid:durableId="477768539">
     <w:abstractNumId w:val="0"/>
   </w:num>
   <w:num w:numId="12" w16cid:durableId="1526166093">
-    <w:abstractNumId w:val="41"/>
+    <w:abstractNumId w:val="48"/>
   </w:num>
   <w:num w:numId="13" w16cid:durableId="1072196858">
-    <w:abstractNumId w:val="36"/>
+    <w:abstractNumId w:val="40"/>
   </w:num>
   <w:num w:numId="14" w16cid:durableId="879126608">
-    <w:abstractNumId w:val="4"/>
+    <w:abstractNumId w:val="5"/>
   </w:num>
   <w:num w:numId="15" w16cid:durableId="1026951201">
+    <w:abstractNumId w:val="22"/>
+  </w:num>
+  <w:num w:numId="16" w16cid:durableId="530194049">
+    <w:abstractNumId w:val="33"/>
+  </w:num>
+  <w:num w:numId="17" w16cid:durableId="1101295212">
+    <w:abstractNumId w:val="14"/>
+  </w:num>
+  <w:num w:numId="18" w16cid:durableId="1219702929">
     <w:abstractNumId w:val="19"/>
   </w:num>
-  <w:num w:numId="16" w16cid:durableId="530194049">
+  <w:num w:numId="19" w16cid:durableId="77404637">
+    <w:abstractNumId w:val="32"/>
+  </w:num>
+  <w:num w:numId="20" w16cid:durableId="1124155895">
+    <w:abstractNumId w:val="18"/>
+  </w:num>
+  <w:num w:numId="21" w16cid:durableId="192115968">
+    <w:abstractNumId w:val="24"/>
+  </w:num>
+  <w:num w:numId="22" w16cid:durableId="252708041">
+    <w:abstractNumId w:val="28"/>
+  </w:num>
+  <w:num w:numId="23" w16cid:durableId="1148673677">
+    <w:abstractNumId w:val="44"/>
+  </w:num>
+  <w:num w:numId="24" w16cid:durableId="1405638273">
+    <w:abstractNumId w:val="9"/>
+  </w:num>
+  <w:num w:numId="25" w16cid:durableId="19480703">
+    <w:abstractNumId w:val="31"/>
+  </w:num>
+  <w:num w:numId="26" w16cid:durableId="308947552">
+    <w:abstractNumId w:val="15"/>
+  </w:num>
+  <w:num w:numId="27" w16cid:durableId="1323966718">
     <w:abstractNumId w:val="30"/>
   </w:num>
-  <w:num w:numId="17" w16cid:durableId="1101295212">
-    <w:abstractNumId w:val="12"/>
-  </w:num>
-  <w:num w:numId="18" w16cid:durableId="1219702929">
-    <w:abstractNumId w:val="17"/>
-  </w:num>
-  <w:num w:numId="19" w16cid:durableId="77404637">
-    <w:abstractNumId w:val="29"/>
-  </w:num>
-  <w:num w:numId="20" w16cid:durableId="1124155895">
-    <w:abstractNumId w:val="16"/>
-  </w:num>
-  <w:num w:numId="21" w16cid:durableId="192115968">
-    <w:abstractNumId w:val="21"/>
-  </w:num>
-  <w:num w:numId="22" w16cid:durableId="252708041">
+  <w:num w:numId="28" w16cid:durableId="1822115972">
     <w:abstractNumId w:val="25"/>
   </w:num>
-  <w:num w:numId="23" w16cid:durableId="1148673677">
-    <w:abstractNumId w:val="38"/>
-  </w:num>
-  <w:num w:numId="24" w16cid:durableId="1405638273">
-    <w:abstractNumId w:val="8"/>
-  </w:num>
-  <w:num w:numId="25" w16cid:durableId="19480703">
-    <w:abstractNumId w:val="28"/>
-  </w:num>
-  <w:num w:numId="26" w16cid:durableId="308947552">
-    <w:abstractNumId w:val="13"/>
-  </w:num>
-  <w:num w:numId="27" w16cid:durableId="1323966718">
-    <w:abstractNumId w:val="27"/>
-  </w:num>
-  <w:num w:numId="28" w16cid:durableId="1822115972">
-    <w:abstractNumId w:val="22"/>
-  </w:num>
   <w:num w:numId="29" w16cid:durableId="1260483563">
-    <w:abstractNumId w:val="5"/>
+    <w:abstractNumId w:val="6"/>
   </w:num>
   <w:num w:numId="30" w16cid:durableId="50271890">
-    <w:abstractNumId w:val="24"/>
+    <w:abstractNumId w:val="27"/>
   </w:num>
   <w:num w:numId="31" w16cid:durableId="489056014">
     <w:abstractNumId w:val="2"/>
   </w:num>
   <w:num w:numId="32" w16cid:durableId="1123306526">
-    <w:abstractNumId w:val="20"/>
+    <w:abstractNumId w:val="23"/>
   </w:num>
   <w:num w:numId="33" w16cid:durableId="1305937025">
+    <w:abstractNumId w:val="41"/>
+  </w:num>
+  <w:num w:numId="34" w16cid:durableId="1707364475">
+    <w:abstractNumId w:val="16"/>
+  </w:num>
+  <w:num w:numId="35" w16cid:durableId="431048160">
+    <w:abstractNumId w:val="7"/>
+  </w:num>
+  <w:num w:numId="36" w16cid:durableId="603347482">
+    <w:abstractNumId w:val="11"/>
+  </w:num>
+  <w:num w:numId="37" w16cid:durableId="118688828">
+    <w:abstractNumId w:val="8"/>
+  </w:num>
+  <w:num w:numId="38" w16cid:durableId="1303467677">
+    <w:abstractNumId w:val="12"/>
+  </w:num>
+  <w:num w:numId="39" w16cid:durableId="663555911">
     <w:abstractNumId w:val="37"/>
   </w:num>
-  <w:num w:numId="34" w16cid:durableId="1707364475">
-    <w:abstractNumId w:val="14"/>
-  </w:num>
-  <w:num w:numId="35" w16cid:durableId="431048160">
-    <w:abstractNumId w:val="6"/>
-  </w:num>
-  <w:num w:numId="36" w16cid:durableId="603347482">
-    <w:abstractNumId w:val="10"/>
-  </w:num>
-  <w:num w:numId="37" w16cid:durableId="118688828">
-    <w:abstractNumId w:val="7"/>
-  </w:num>
-  <w:num w:numId="38" w16cid:durableId="1303467677">
-    <w:abstractNumId w:val="11"/>
-  </w:num>
-  <w:num w:numId="39" w16cid:durableId="663555911">
-    <w:abstractNumId w:val="33"/>
-  </w:num>
   <w:num w:numId="40" w16cid:durableId="2055276200">
-    <w:abstractNumId w:val="15"/>
+    <w:abstractNumId w:val="17"/>
   </w:num>
   <w:num w:numId="41" w16cid:durableId="1961181737">
-    <w:abstractNumId w:val="32"/>
+    <w:abstractNumId w:val="35"/>
   </w:num>
   <w:num w:numId="42" w16cid:durableId="798769854">
-    <w:abstractNumId w:val="31"/>
+    <w:abstractNumId w:val="34"/>
   </w:num>
   <w:num w:numId="43" w16cid:durableId="497960205">
-    <w:abstractNumId w:val="23"/>
+    <w:abstractNumId w:val="26"/>
     <w:lvlOverride w:ilvl="0">
       <w:startOverride w:val="1"/>
     </w:lvlOverride>
@@ -24283,7 +30636,28 @@
     </w:lvlOverride>
   </w:num>
   <w:num w:numId="44" w16cid:durableId="1830098144">
-    <w:abstractNumId w:val="34"/>
+    <w:abstractNumId w:val="38"/>
+  </w:num>
+  <w:num w:numId="45" w16cid:durableId="1878351171">
+    <w:abstractNumId w:val="20"/>
+  </w:num>
+  <w:num w:numId="46" w16cid:durableId="755707663">
+    <w:abstractNumId w:val="13"/>
+  </w:num>
+  <w:num w:numId="47" w16cid:durableId="1615676100">
+    <w:abstractNumId w:val="4"/>
+  </w:num>
+  <w:num w:numId="48" w16cid:durableId="63264641">
+    <w:abstractNumId w:val="42"/>
+  </w:num>
+  <w:num w:numId="49" w16cid:durableId="347945849">
+    <w:abstractNumId w:val="36"/>
+  </w:num>
+  <w:num w:numId="50" w16cid:durableId="123622224">
+    <w:abstractNumId w:val="46"/>
+  </w:num>
+  <w:num w:numId="51" w16cid:durableId="1358655678">
+    <w:abstractNumId w:val="43"/>
   </w:num>
   <w:numIdMacAtCleanup w:val="7"/>
 </w:numbering>

--- a/вкр/практика/Отчет_по_преддипломной_практике_Демьянцев_Виталий_Владиславович_606_22-замеч — копия.docx
+++ b/вкр/практика/Отчет_по_преддипломной_практике_Демьянцев_Виталий_Владиславович_606_22-замеч — копия.docx
@@ -721,23 +721,13 @@
               </w:rPr>
               <w:t>__________</w:t>
             </w:r>
-            <w:proofErr w:type="spellStart"/>
             <w:r>
               <w:rPr>
                 <w:rFonts w:ascii="Times New Roman" w:hAnsi="Times New Roman" w:cs="Times New Roman"/>
                 <w:u w:val="single"/>
                 <w:lang w:bidi="he-IL"/>
               </w:rPr>
-              <w:t>Бурдыко</w:t>
-            </w:r>
-            <w:proofErr w:type="spellEnd"/>
-            <w:r>
-              <w:rPr>
-                <w:rFonts w:ascii="Times New Roman" w:hAnsi="Times New Roman" w:cs="Times New Roman"/>
-                <w:u w:val="single"/>
-                <w:lang w:bidi="he-IL"/>
-              </w:rPr>
-              <w:t xml:space="preserve"> Т.Г.</w:t>
+              <w:t>Бурдыко Т.Г.</w:t>
             </w:r>
           </w:p>
           <w:p>
@@ -918,23 +908,13 @@
               </w:rPr>
               <w:t>__________</w:t>
             </w:r>
-            <w:proofErr w:type="spellStart"/>
             <w:r>
               <w:rPr>
                 <w:rFonts w:ascii="Times New Roman" w:hAnsi="Times New Roman" w:cs="Times New Roman"/>
                 <w:u w:val="single"/>
                 <w:lang w:bidi="he-IL"/>
               </w:rPr>
-              <w:t>Бурдыко</w:t>
-            </w:r>
-            <w:proofErr w:type="spellEnd"/>
-            <w:r>
-              <w:rPr>
-                <w:rFonts w:ascii="Times New Roman" w:hAnsi="Times New Roman" w:cs="Times New Roman"/>
-                <w:u w:val="single"/>
-                <w:lang w:bidi="he-IL"/>
-              </w:rPr>
-              <w:t xml:space="preserve"> Т.Г.</w:t>
+              <w:t>Бурдыко Т.Г.</w:t>
             </w:r>
           </w:p>
           <w:p>
@@ -1060,21 +1040,7 @@
         <w:rPr>
           <w:rFonts w:ascii="Times New Roman" w:hAnsi="Times New Roman" w:cs="Times New Roman"/>
         </w:rPr>
-        <w:t>Обучающемуся (</w:t>
-      </w:r>
-      <w:proofErr w:type="spellStart"/>
-      <w:r>
-        <w:rPr>
-          <w:rFonts w:ascii="Times New Roman" w:hAnsi="Times New Roman" w:cs="Times New Roman"/>
-        </w:rPr>
-        <w:t>йся</w:t>
-      </w:r>
-      <w:proofErr w:type="spellEnd"/>
-      <w:r>
-        <w:rPr>
-          <w:rFonts w:ascii="Times New Roman" w:hAnsi="Times New Roman" w:cs="Times New Roman"/>
-        </w:rPr>
-        <w:t xml:space="preserve">) направления </w:t>
+        <w:t xml:space="preserve">Обучающемуся (йся) направления </w:t>
       </w:r>
       <w:r>
         <w:rPr>
@@ -1120,23 +1086,7 @@
           <w:rFonts w:ascii="Times New Roman" w:hAnsi="Times New Roman" w:cs="Times New Roman"/>
           <w:u w:val="single"/>
         </w:rPr>
-        <w:t>                                          </w:t>
-      </w:r>
-      <w:proofErr w:type="spellStart"/>
-      <w:r>
-        <w:rPr>
-          <w:rFonts w:ascii="Times New Roman" w:hAnsi="Times New Roman" w:cs="Times New Roman"/>
-          <w:u w:val="single"/>
-        </w:rPr>
-        <w:t>Демьянцеву</w:t>
-      </w:r>
-      <w:proofErr w:type="spellEnd"/>
-      <w:r>
-        <w:rPr>
-          <w:rFonts w:ascii="Times New Roman" w:hAnsi="Times New Roman" w:cs="Times New Roman"/>
-          <w:u w:val="single"/>
-        </w:rPr>
-        <w:t xml:space="preserve"> Виталию Владиславовичу                              </w:t>
+        <w:t xml:space="preserve">                                          Демьянцеву Виталию Владиславовичу                              </w:t>
       </w:r>
     </w:p>
     <w:p>
@@ -1631,35 +1581,7 @@
         <w:rPr>
           <w:rFonts w:ascii="Times New Roman" w:hAnsi="Times New Roman" w:cs="Times New Roman"/>
         </w:rPr>
-        <w:t xml:space="preserve">Сайфутдинов, А. В. </w:t>
-      </w:r>
-      <w:proofErr w:type="spellStart"/>
-      <w:r>
-        <w:rPr>
-          <w:rFonts w:ascii="Times New Roman" w:hAnsi="Times New Roman" w:cs="Times New Roman"/>
-        </w:rPr>
-        <w:t>Сверточные</w:t>
-      </w:r>
-      <w:proofErr w:type="spellEnd"/>
-      <w:r>
-        <w:rPr>
-          <w:rFonts w:ascii="Times New Roman" w:hAnsi="Times New Roman" w:cs="Times New Roman"/>
-        </w:rPr>
-        <w:t xml:space="preserve"> нейронные сети для решения задач компьютерного зрения / А. В. Сайфутдинов // </w:t>
-      </w:r>
-      <w:proofErr w:type="spellStart"/>
-      <w:r>
-        <w:rPr>
-          <w:rFonts w:ascii="Times New Roman" w:hAnsi="Times New Roman" w:cs="Times New Roman"/>
-        </w:rPr>
-        <w:t>Universum</w:t>
-      </w:r>
-      <w:proofErr w:type="spellEnd"/>
-      <w:r>
-        <w:rPr>
-          <w:rFonts w:ascii="Times New Roman" w:hAnsi="Times New Roman" w:cs="Times New Roman"/>
-        </w:rPr>
-        <w:t>: технические науки. – 2023. – № 10 (115). – С. 42–44.</w:t>
+        <w:t>Сайфутдинов, А. В. Сверточные нейронные сети для решения задач компьютерного зрения / А. В. Сайфутдинов // Universum: технические науки. – 2023. – № 10 (115). – С. 42–44.</w:t>
       </w:r>
     </w:p>
     <w:p>
@@ -1700,54 +1622,13 @@
           <w:lang w:val="en-US"/>
         </w:rPr>
       </w:pPr>
-      <w:proofErr w:type="spellStart"/>
       <w:r>
         <w:rPr>
           <w:rFonts w:ascii="Times New Roman" w:hAnsi="Times New Roman" w:cs="Times New Roman"/>
           <w:lang w:val="en-US"/>
         </w:rPr>
         <w:lastRenderedPageBreak/>
-        <w:t>Bradski</w:t>
-      </w:r>
-      <w:proofErr w:type="spellEnd"/>
-      <w:r>
-        <w:rPr>
-          <w:rFonts w:ascii="Times New Roman" w:hAnsi="Times New Roman" w:cs="Times New Roman"/>
-          <w:lang w:val="en-US"/>
-        </w:rPr>
-        <w:t xml:space="preserve">, G. Learning OpenCV: Computer Vision with the OpenCV Library / G. </w:t>
-      </w:r>
-      <w:proofErr w:type="spellStart"/>
-      <w:r>
-        <w:rPr>
-          <w:rFonts w:ascii="Times New Roman" w:hAnsi="Times New Roman" w:cs="Times New Roman"/>
-          <w:lang w:val="en-US"/>
-        </w:rPr>
-        <w:t>Bradski</w:t>
-      </w:r>
-      <w:proofErr w:type="spellEnd"/>
-      <w:r>
-        <w:rPr>
-          <w:rFonts w:ascii="Times New Roman" w:hAnsi="Times New Roman" w:cs="Times New Roman"/>
-          <w:lang w:val="en-US"/>
-        </w:rPr>
-        <w:t xml:space="preserve">, A. </w:t>
-      </w:r>
-      <w:proofErr w:type="spellStart"/>
-      <w:r>
-        <w:rPr>
-          <w:rFonts w:ascii="Times New Roman" w:hAnsi="Times New Roman" w:cs="Times New Roman"/>
-          <w:lang w:val="en-US"/>
-        </w:rPr>
-        <w:t>Kaehler</w:t>
-      </w:r>
-      <w:proofErr w:type="spellEnd"/>
-      <w:r>
-        <w:rPr>
-          <w:rFonts w:ascii="Times New Roman" w:hAnsi="Times New Roman" w:cs="Times New Roman"/>
-          <w:lang w:val="en-US"/>
-        </w:rPr>
-        <w:t>. – Sebastopol: O'Reilly Media, 2008. – 555 p. – ISBN 978-0-596-51613-0.</w:t>
+        <w:t>Bradski, G. Learning OpenCV: Computer Vision with the OpenCV Library / G. Bradski, A. Kaehler. – Sebastopol: O'Reilly Media, 2008. – 555 p. – ISBN 978-0-596-51613-0.</w:t>
       </w:r>
     </w:p>
     <w:p>
@@ -1764,19 +1645,11 @@
           <w:rFonts w:ascii="Times New Roman" w:hAnsi="Times New Roman" w:cs="Times New Roman"/>
         </w:rPr>
       </w:pPr>
-      <w:proofErr w:type="spellStart"/>
       <w:r>
         <w:rPr>
           <w:rFonts w:ascii="Times New Roman" w:hAnsi="Times New Roman" w:cs="Times New Roman"/>
         </w:rPr>
-        <w:t>TensorFlow</w:t>
-      </w:r>
-      <w:proofErr w:type="spellEnd"/>
-      <w:r>
-        <w:rPr>
-          <w:rFonts w:ascii="Times New Roman" w:hAnsi="Times New Roman" w:cs="Times New Roman"/>
-        </w:rPr>
-        <w:t xml:space="preserve"> [Электронный ресурс]: офиц. сайт. – URL: https://www.tensorflow.org (дата обращения: 21.04.2026).</w:t>
+        <w:t>TensorFlow [Электронный ресурс]: офиц. сайт. – URL: https://www.tensorflow.org (дата обращения: 21.04.2026).</w:t>
       </w:r>
     </w:p>
     <w:p>
@@ -1793,19 +1666,11 @@
           <w:rFonts w:ascii="Times New Roman" w:hAnsi="Times New Roman" w:cs="Times New Roman"/>
         </w:rPr>
       </w:pPr>
-      <w:proofErr w:type="spellStart"/>
       <w:r>
         <w:rPr>
           <w:rFonts w:ascii="Times New Roman" w:hAnsi="Times New Roman" w:cs="Times New Roman"/>
         </w:rPr>
-        <w:t>OpenCV</w:t>
-      </w:r>
-      <w:proofErr w:type="spellEnd"/>
-      <w:r>
-        <w:rPr>
-          <w:rFonts w:ascii="Times New Roman" w:hAnsi="Times New Roman" w:cs="Times New Roman"/>
-        </w:rPr>
-        <w:t xml:space="preserve"> [Электронный ресурс]: офиц. сайт. – URL: https://opencv.org (дата обращения: 21.04.2026).</w:t>
+        <w:t>OpenCV [Электронный ресурс]: офиц. сайт. – URL: https://opencv.org (дата обращения: 21.04.2026).</w:t>
       </w:r>
     </w:p>
     <w:p>
@@ -1822,19 +1687,11 @@
           <w:rFonts w:ascii="Times New Roman" w:hAnsi="Times New Roman" w:cs="Times New Roman"/>
         </w:rPr>
       </w:pPr>
-      <w:proofErr w:type="spellStart"/>
       <w:r>
         <w:rPr>
           <w:rFonts w:ascii="Times New Roman" w:hAnsi="Times New Roman" w:cs="Times New Roman"/>
         </w:rPr>
-        <w:t>PostgreSQL</w:t>
-      </w:r>
-      <w:proofErr w:type="spellEnd"/>
-      <w:r>
-        <w:rPr>
-          <w:rFonts w:ascii="Times New Roman" w:hAnsi="Times New Roman" w:cs="Times New Roman"/>
-        </w:rPr>
-        <w:t xml:space="preserve"> [Электронный ресурс]: офиц. сайт. – URL: https://www.postgresql.org (дата обращения: 21.04.2026).</w:t>
+        <w:t>PostgreSQL [Электронный ресурс]: офиц. сайт. – URL: https://www.postgresql.org (дата обращения: 21.04.2026).</w:t>
       </w:r>
     </w:p>
     <w:p>
@@ -1989,23 +1846,7 @@
           <w:rFonts w:ascii="Times New Roman" w:hAnsi="Times New Roman" w:cs="Times New Roman"/>
           <w:u w:val="single"/>
         </w:rPr>
-        <w:t>       </w:t>
-      </w:r>
-      <w:proofErr w:type="spellStart"/>
-      <w:r>
-        <w:rPr>
-          <w:rFonts w:ascii="Times New Roman" w:hAnsi="Times New Roman" w:cs="Times New Roman"/>
-          <w:u w:val="single"/>
-        </w:rPr>
-        <w:t>Бурдыко</w:t>
-      </w:r>
-      <w:proofErr w:type="spellEnd"/>
-      <w:r>
-        <w:rPr>
-          <w:rFonts w:ascii="Times New Roman" w:hAnsi="Times New Roman" w:cs="Times New Roman"/>
-          <w:u w:val="single"/>
-        </w:rPr>
-        <w:t xml:space="preserve"> Т. Г  </w:t>
+        <w:t>       Бурдыко Т. Г  </w:t>
       </w:r>
       <w:r>
         <w:rPr>
@@ -2072,23 +1913,7 @@
           <w:rFonts w:ascii="Times New Roman" w:hAnsi="Times New Roman" w:cs="Times New Roman"/>
           <w:u w:val="single"/>
         </w:rPr>
-        <w:t>       </w:t>
-      </w:r>
-      <w:proofErr w:type="spellStart"/>
-      <w:r>
-        <w:rPr>
-          <w:rFonts w:ascii="Times New Roman" w:hAnsi="Times New Roman" w:cs="Times New Roman"/>
-          <w:u w:val="single"/>
-        </w:rPr>
-        <w:t>Бурдыко</w:t>
-      </w:r>
-      <w:proofErr w:type="spellEnd"/>
-      <w:r>
-        <w:rPr>
-          <w:rFonts w:ascii="Times New Roman" w:hAnsi="Times New Roman" w:cs="Times New Roman"/>
-          <w:u w:val="single"/>
-        </w:rPr>
-        <w:t xml:space="preserve"> Т. Г  </w:t>
+        <w:t>       Бурдыко Т. Г  </w:t>
       </w:r>
       <w:r>
         <w:rPr>
@@ -2150,7 +1975,6 @@
         </w:rPr>
         <w:t>                  </w:t>
       </w:r>
-      <w:proofErr w:type="gramStart"/>
       <w:r>
         <w:rPr>
           <w:rFonts w:ascii="Times New Roman" w:hAnsi="Times New Roman" w:cs="Times New Roman"/>
@@ -2162,15 +1986,7 @@
           <w:rFonts w:ascii="Times New Roman" w:hAnsi="Times New Roman" w:cs="Times New Roman"/>
           <w:u w:val="single"/>
         </w:rPr>
-        <w:t>  Гавриленко</w:t>
-      </w:r>
-      <w:proofErr w:type="gramEnd"/>
-      <w:r>
-        <w:rPr>
-          <w:rFonts w:ascii="Times New Roman" w:hAnsi="Times New Roman" w:cs="Times New Roman"/>
-          <w:u w:val="single"/>
-        </w:rPr>
-        <w:t xml:space="preserve"> Т. В  </w:t>
+        <w:t>  Гавриленко Т. В  </w:t>
       </w:r>
       <w:r>
         <w:rPr>
@@ -4654,15 +4470,7 @@
         </w:numPr>
       </w:pPr>
       <w:r>
-        <w:t xml:space="preserve">Анализ эффективности применения </w:t>
-      </w:r>
-      <w:proofErr w:type="spellStart"/>
-      <w:r>
-        <w:t>свёрточных</w:t>
-      </w:r>
-      <w:proofErr w:type="spellEnd"/>
-      <w:r>
-        <w:t xml:space="preserve"> нейронных сетей (CNN) для обработки видеопотока и рекуррентных нейронных сетей (RNN) для анализа аудиопотока.</w:t>
+        <w:t>Анализ эффективности применения свёрточных нейронных сетей (CNN) для обработки видеопотока и рекуррентных нейронных сетей (RNN) для анализа аудиопотока.</w:t>
       </w:r>
     </w:p>
     <w:p>
@@ -5097,7 +4905,19 @@
         <w:rPr>
           <w:szCs w:val="24"/>
         </w:rPr>
-        <w:t xml:space="preserve">. </w:t>
+        <w:t xml:space="preserve"> </w:t>
+      </w:r>
+      <w:r>
+        <w:rPr>
+          <w:szCs w:val="24"/>
+        </w:rPr>
+        <w:t>–</w:t>
+      </w:r>
+      <w:r>
+        <w:rPr>
+          <w:szCs w:val="24"/>
+        </w:rPr>
+        <w:t xml:space="preserve"> </w:t>
       </w:r>
       <w:r>
         <w:rPr>
@@ -5210,23 +5030,7 @@
         <w:contextualSpacing w:val="0"/>
       </w:pPr>
       <w:r>
-        <w:t xml:space="preserve">Примером является библиотека </w:t>
-      </w:r>
-      <w:proofErr w:type="spellStart"/>
-      <w:r>
-        <w:t>Affectiva</w:t>
-      </w:r>
-      <w:proofErr w:type="spellEnd"/>
-      <w:r>
-        <w:t xml:space="preserve">, которая использует </w:t>
-      </w:r>
-      <w:proofErr w:type="spellStart"/>
-      <w:r>
-        <w:t>свёрточные</w:t>
-      </w:r>
-      <w:proofErr w:type="spellEnd"/>
-      <w:r>
-        <w:t xml:space="preserve"> нейронные сети для анализа выражений лица. Такие системы фиксируют видеопоток и классифицируют эмоции на основе визуальных признаков, таких как улыбка или нахмуренные брови.</w:t>
+        <w:t>Примером является библиотека Affectiva, которая использует свёрточные нейронные сети для анализа выражений лица. Такие системы фиксируют видеопоток и классифицируют эмоции на основе визуальных признаков, таких как улыбка или нахмуренные брови.</w:t>
       </w:r>
     </w:p>
     <w:p>
@@ -5333,31 +5137,7 @@
         <w:contextualSpacing w:val="0"/>
       </w:pPr>
       <w:r>
-        <w:t xml:space="preserve">Примером служит платформа </w:t>
-      </w:r>
-      <w:proofErr w:type="spellStart"/>
-      <w:r>
-        <w:t>Beyond</w:t>
-      </w:r>
-      <w:proofErr w:type="spellEnd"/>
-      <w:r>
-        <w:t xml:space="preserve"> </w:t>
-      </w:r>
-      <w:proofErr w:type="spellStart"/>
-      <w:r>
-        <w:t>Verbal</w:t>
-      </w:r>
-      <w:proofErr w:type="spellEnd"/>
-      <w:r>
-        <w:t xml:space="preserve">, которая анализирует голосовые характеристики, такие как высота тона и темп речи, для определения эмоционального состояния. Такие решения часто применяются в </w:t>
-      </w:r>
-      <w:proofErr w:type="spellStart"/>
-      <w:r>
-        <w:t>call</w:t>
-      </w:r>
-      <w:proofErr w:type="spellEnd"/>
-      <w:r>
-        <w:t>-центрах.</w:t>
+        <w:t>Примером служит платформа Beyond Verbal, которая анализирует голосовые характеристики, такие как высота тона и темп речи, для определения эмоционального состояния. Такие решения часто применяются в call-центрах.</w:t>
       </w:r>
     </w:p>
     <w:p>
@@ -5471,15 +5251,7 @@
         <w:contextualSpacing w:val="0"/>
       </w:pPr>
       <w:r>
-        <w:t xml:space="preserve">Примером является система </w:t>
-      </w:r>
-      <w:proofErr w:type="spellStart"/>
-      <w:r>
-        <w:t>Emotient</w:t>
-      </w:r>
-      <w:proofErr w:type="spellEnd"/>
-      <w:r>
-        <w:t>, которая комбинирует анализ выражений лица и голосовых данных с использованием CNN и RNN. Такие решения применяются в маркетинге и HR для комплексного анализа эмоционального состояния.</w:t>
+        <w:t>Примером является система Emotient, которая комбинирует анализ выражений лица и голосовых данных с использованием CNN и RNN. Такие решения применяются в маркетинге и HR для комплексного анализа эмоционального состояния.</w:t>
       </w:r>
     </w:p>
     <w:p>
@@ -5754,23 +5526,7 @@
         <w:contextualSpacing w:val="0"/>
       </w:pPr>
       <w:r>
-        <w:t xml:space="preserve">Гибкость стека: Использование открытых библиотек (Python, </w:t>
-      </w:r>
-      <w:proofErr w:type="spellStart"/>
-      <w:r>
-        <w:t>PyTorch</w:t>
-      </w:r>
-      <w:proofErr w:type="spellEnd"/>
-      <w:r>
-        <w:t xml:space="preserve">, </w:t>
-      </w:r>
-      <w:proofErr w:type="spellStart"/>
-      <w:r>
-        <w:t>OpenCV</w:t>
-      </w:r>
-      <w:proofErr w:type="spellEnd"/>
-      <w:r>
-        <w:t>) позволяет избежать лицензионных отчислений.</w:t>
+        <w:t>Гибкость стека: Использование открытых библиотек (Python, PyTorch, OpenCV) позволяет избежать лицензионных отчислений.</w:t>
       </w:r>
     </w:p>
     <w:p>
@@ -5782,13 +5538,8 @@
         </w:numPr>
         <w:contextualSpacing w:val="0"/>
       </w:pPr>
-      <w:proofErr w:type="spellStart"/>
-      <w:r>
-        <w:t>Мультимодальность</w:t>
-      </w:r>
-      <w:proofErr w:type="spellEnd"/>
-      <w:r>
-        <w:t>: Повышение точности за счёт объединения визуальных и голосовых признаков.</w:t>
+      <w:r>
+        <w:t>Мультимодальность: Повышение точности за счёт объединения визуальных и голосовых признаков.</w:t>
       </w:r>
     </w:p>
     <w:p>
@@ -5823,15 +5574,7 @@
         <w:contextualSpacing w:val="0"/>
       </w:pPr>
       <w:r>
-        <w:t xml:space="preserve">Требует наличия вычислительных ресурсов (GPU) для этапа обучения и </w:t>
-      </w:r>
-      <w:proofErr w:type="spellStart"/>
-      <w:r>
-        <w:t>инференса</w:t>
-      </w:r>
-      <w:proofErr w:type="spellEnd"/>
-      <w:r>
-        <w:t xml:space="preserve"> в реальном времени.</w:t>
+        <w:t>Требует наличия вычислительных ресурсов (GPU) для этапа обучения и инференса в реальном времени.</w:t>
       </w:r>
     </w:p>
     <w:p>
@@ -6883,23 +6626,7 @@
         <w:pStyle w:val="25"/>
       </w:pPr>
       <w:r>
-        <w:t>Стоимость и правовое обеспечение: в отличие от коммерческих аналогов (</w:t>
-      </w:r>
-      <w:proofErr w:type="spellStart"/>
-      <w:r>
-        <w:t>Affectiva</w:t>
-      </w:r>
-      <w:proofErr w:type="spellEnd"/>
-      <w:r>
-        <w:t xml:space="preserve">, </w:t>
-      </w:r>
-      <w:proofErr w:type="spellStart"/>
-      <w:r>
-        <w:t>Emotient</w:t>
-      </w:r>
-      <w:proofErr w:type="spellEnd"/>
-      <w:r>
-        <w:t>), разрабатываемая система предполагает отсутствие регулярных лицензионных отчислений и изначальную архитектурную поддержку требований ФЗ-152, что критично для работы с персональными данными сотрудников в РФ.</w:t>
+        <w:t>Стоимость и правовое обеспечение: в отличие от коммерческих аналогов (Affectiva, Emotient), разрабатываемая система предполагает отсутствие регулярных лицензионных отчислений и изначальную архитектурную поддержку требований ФЗ-152, что критично для работы с персональными данными сотрудников в РФ.</w:t>
       </w:r>
     </w:p>
     <w:p>
@@ -6933,27 +6660,11 @@
         <w:pStyle w:val="25"/>
       </w:pPr>
       <w:r>
-        <w:t xml:space="preserve">Для разработки системы в рамках данной работы целесообразно ориентироваться на мультимодальный подход, интегрирующий </w:t>
-      </w:r>
-      <w:proofErr w:type="spellStart"/>
-      <w:r>
-        <w:t>свёрточные</w:t>
-      </w:r>
-      <w:proofErr w:type="spellEnd"/>
-      <w:r>
-        <w:t xml:space="preserve"> нейронные сети (CNN) для обработки видеопотока и рекуррентные нейронные сети (RNN) для анализа аудиопотока. Разрабатываемое решение позволит достичь высокой точности (целевой показатель ≥85%), надёжности и функциональности, необходимых для применения в HR-процессах, при этом </w:t>
+        <w:t xml:space="preserve">Для разработки системы в рамках данной работы целесообразно ориентироваться на мультимодальный подход, интегрирующий свёрточные нейронные сети (CNN) для обработки видеопотока и рекуррентные нейронные сети (RNN) для анализа аудиопотока. Разрабатываемое решение позволит достичь высокой точности (целевой показатель ≥85%), надёжности и функциональности, необходимых для применения в HR-процессах, при этом </w:t>
       </w:r>
       <w:r>
         <w:lastRenderedPageBreak/>
-        <w:t xml:space="preserve">обеспечивая контроль над данными и снижение затрат на лицензирование ПО </w:t>
-      </w:r>
-      <w:proofErr w:type="spellStart"/>
-      <w:r>
-        <w:t>по</w:t>
-      </w:r>
-      <w:proofErr w:type="spellEnd"/>
-      <w:r>
-        <w:t xml:space="preserve"> сравнению с зарубежными аналогами.</w:t>
+        <w:t>обеспечивая контроль над данными и снижение затрат на лицензирование ПО по сравнению с зарубежными аналогами.</w:t>
       </w:r>
       <w:r>
         <w:rPr>
@@ -6975,15 +6686,7 @@
     </w:p>
     <w:p>
       <w:r>
-        <w:t xml:space="preserve">Цель исследования: спроектировать и разработать программную реализацию автоматизированной системы проведения </w:t>
-      </w:r>
-      <w:proofErr w:type="spellStart"/>
-      <w:r>
-        <w:t>видеовстреч</w:t>
-      </w:r>
-      <w:proofErr w:type="spellEnd"/>
-      <w:r>
-        <w:t xml:space="preserve"> с мультимодальным анализом эмоционального состояния и речевой активности участников на основе методов искусственного интеллекта.</w:t>
+        <w:t>Цель исследования: спроектировать и разработать программную реализацию автоматизированной системы проведения видеовстреч с мультимодальным анализом эмоционального состояния и речевой активности участников на основе методов искусственного интеллекта.</w:t>
       </w:r>
     </w:p>
     <w:p>
@@ -7048,15 +6751,7 @@
         </w:numPr>
       </w:pPr>
       <w:r>
-        <w:t xml:space="preserve">Разработка модуля обработки видеопотока для анализа выражений лица участников </w:t>
-      </w:r>
-      <w:proofErr w:type="spellStart"/>
-      <w:r>
-        <w:t>видеовстречи</w:t>
-      </w:r>
-      <w:proofErr w:type="spellEnd"/>
-      <w:r>
-        <w:t>.</w:t>
+        <w:t>Разработка модуля обработки видеопотока для анализа выражений лица участников видеовстречи.</w:t>
       </w:r>
     </w:p>
     <w:p>
@@ -7068,15 +6763,7 @@
         </w:numPr>
       </w:pPr>
       <w:r>
-        <w:t xml:space="preserve">Разработка модуля обработки аудиопотока для </w:t>
-      </w:r>
-      <w:proofErr w:type="spellStart"/>
-      <w:r>
-        <w:t>транскрибации</w:t>
-      </w:r>
-      <w:proofErr w:type="spellEnd"/>
-      <w:r>
-        <w:t xml:space="preserve"> речи и анализа её эмоциональной окраски.</w:t>
+        <w:t>Разработка модуля обработки аудиопотока для транскрибации речи и анализа её эмоциональной окраски.</w:t>
       </w:r>
     </w:p>
     <w:p>
@@ -7165,35 +6852,7 @@
         <w:rPr>
           <w:lang w:bidi="ru-RU"/>
         </w:rPr>
-        <w:t xml:space="preserve">В качестве основного языка программирования для разработки клиентской части системы был выбран </w:t>
-      </w:r>
-      <w:proofErr w:type="spellStart"/>
-      <w:r>
-        <w:rPr>
-          <w:lang w:bidi="ru-RU"/>
-        </w:rPr>
-        <w:t>TypeScript</w:t>
-      </w:r>
-      <w:proofErr w:type="spellEnd"/>
-      <w:r>
-        <w:rPr>
-          <w:lang w:bidi="ru-RU"/>
-        </w:rPr>
-        <w:t xml:space="preserve"> в сочетании с библиотекой </w:t>
-      </w:r>
-      <w:proofErr w:type="spellStart"/>
-      <w:r>
-        <w:rPr>
-          <w:lang w:bidi="ru-RU"/>
-        </w:rPr>
-        <w:t>React</w:t>
-      </w:r>
-      <w:proofErr w:type="spellEnd"/>
-      <w:r>
-        <w:rPr>
-          <w:lang w:bidi="ru-RU"/>
-        </w:rPr>
-        <w:t>. Данный стек обеспечивает создание высокопроизводительных одностраничных приложений с типизированным кодом, что повышает надёжность разработки и упрощает дальнейшую поддержку системы.</w:t>
+        <w:t>В качестве основного языка программирования для разработки клиентской части системы был выбран TypeScript в сочетании с библиотекой React. Данный стек обеспечивает создание высокопроизводительных одностраничных приложений с типизированным кодом, что повышает надёжность разработки и упрощает дальнейшую поддержку системы.</w:t>
       </w:r>
     </w:p>
     <w:p>
@@ -7300,35 +6959,7 @@
         <w:rPr>
           <w:lang w:bidi="ru-RU"/>
         </w:rPr>
-        <w:t>Для реализации серверной логики, маршрутизации и обработки сетевых соединений использовался язык программирования Go (</w:t>
-      </w:r>
-      <w:proofErr w:type="spellStart"/>
-      <w:r>
-        <w:rPr>
-          <w:lang w:bidi="ru-RU"/>
-        </w:rPr>
-        <w:t>Golang</w:t>
-      </w:r>
-      <w:proofErr w:type="spellEnd"/>
-      <w:r>
-        <w:rPr>
-          <w:lang w:bidi="ru-RU"/>
-        </w:rPr>
-        <w:t xml:space="preserve">). Он применяется для построения REST API, управления </w:t>
-      </w:r>
-      <w:proofErr w:type="spellStart"/>
-      <w:r>
-        <w:rPr>
-          <w:lang w:bidi="ru-RU"/>
-        </w:rPr>
-        <w:t>WebSocket</w:t>
-      </w:r>
-      <w:proofErr w:type="spellEnd"/>
-      <w:r>
-        <w:rPr>
-          <w:lang w:bidi="ru-RU"/>
-        </w:rPr>
-        <w:t>-подключениями и координации обмена данными между участниками встречи и аналитическими модулями.</w:t>
+        <w:t>Для реализации серверной логики, маршрутизации и обработки сетевых соединений использовался язык программирования Go (Golang). Он применяется для построения REST API, управления WebSocket-подключениями и координации обмена данными между участниками встречи и аналитическими модулями.</w:t>
       </w:r>
     </w:p>
     <w:p>
@@ -7435,21 +7066,7 @@
           <w:lang w:bidi="ru-RU"/>
         </w:rPr>
         <w:lastRenderedPageBreak/>
-        <w:t xml:space="preserve">Для реализации модулей мультимодального анализа (распознавание эмоционального состояния, </w:t>
-      </w:r>
-      <w:proofErr w:type="spellStart"/>
-      <w:r>
-        <w:rPr>
-          <w:lang w:bidi="ru-RU"/>
-        </w:rPr>
-        <w:t>транскрибация</w:t>
-      </w:r>
-      <w:proofErr w:type="spellEnd"/>
-      <w:r>
-        <w:rPr>
-          <w:lang w:bidi="ru-RU"/>
-        </w:rPr>
-        <w:t xml:space="preserve"> речи) применялся язык программирования Python. Он используется в составе отдельного AI-шлюза и сервиса распознавания речи для обработки видеопотока и аудиосигналов.</w:t>
+        <w:t>Для реализации модулей мультимодального анализа (распознавание эмоционального состояния, транскрибация речи) применялся язык программирования Python. Он используется в составе отдельного AI-шлюза и сервиса распознавания речи для обработки видеопотока и аудиосигналов.</w:t>
       </w:r>
     </w:p>
     <w:p>
@@ -7481,49 +7098,7 @@
         <w:rPr>
           <w:lang w:bidi="ru-RU"/>
         </w:rPr>
-        <w:t>Наличие специализированных библиотек для работы с нейронными сетями и обработки мультимедиа (</w:t>
-      </w:r>
-      <w:proofErr w:type="spellStart"/>
-      <w:r>
-        <w:rPr>
-          <w:lang w:bidi="ru-RU"/>
-        </w:rPr>
-        <w:t>OpenCV</w:t>
-      </w:r>
-      <w:proofErr w:type="spellEnd"/>
-      <w:r>
-        <w:rPr>
-          <w:lang w:bidi="ru-RU"/>
-        </w:rPr>
-        <w:t xml:space="preserve">, </w:t>
-      </w:r>
-      <w:proofErr w:type="spellStart"/>
-      <w:r>
-        <w:rPr>
-          <w:lang w:bidi="ru-RU"/>
-        </w:rPr>
-        <w:t>FastAPI</w:t>
-      </w:r>
-      <w:proofErr w:type="spellEnd"/>
-      <w:r>
-        <w:rPr>
-          <w:lang w:bidi="ru-RU"/>
-        </w:rPr>
-        <w:t xml:space="preserve">, </w:t>
-      </w:r>
-      <w:proofErr w:type="spellStart"/>
-      <w:r>
-        <w:rPr>
-          <w:lang w:bidi="ru-RU"/>
-        </w:rPr>
-        <w:t>faster-whisper</w:t>
-      </w:r>
-      <w:proofErr w:type="spellEnd"/>
-      <w:r>
-        <w:rPr>
-          <w:lang w:bidi="ru-RU"/>
-        </w:rPr>
-        <w:t>);</w:t>
+        <w:t>Наличие специализированных библиотек для работы с нейронными сетями и обработки мультимедиа (OpenCV, FastAPI, faster-whisper);</w:t>
       </w:r>
     </w:p>
     <w:p>
@@ -7671,21 +7246,7 @@
         <w:rPr>
           <w:lang w:bidi="ru-RU"/>
         </w:rPr>
-        <w:t xml:space="preserve">Для хранения данных о пользователях, сессиях, событиях аналитики и результатах анализа была выбрана система управления базами данных </w:t>
-      </w:r>
-      <w:proofErr w:type="spellStart"/>
-      <w:r>
-        <w:rPr>
-          <w:lang w:bidi="ru-RU"/>
-        </w:rPr>
-        <w:t>PostgreSQL</w:t>
-      </w:r>
-      <w:proofErr w:type="spellEnd"/>
-      <w:r>
-        <w:rPr>
-          <w:lang w:bidi="ru-RU"/>
-        </w:rPr>
-        <w:t>. Данная СУБД обеспечивает:</w:t>
+        <w:t>Для хранения данных о пользователях, сессиях, событиях аналитики и результатах анализа была выбрана система управления базами данных PostgreSQL. Данная СУБД обеспечивает:</w:t>
       </w:r>
     </w:p>
     <w:p>
@@ -7704,21 +7265,7 @@
         <w:rPr>
           <w:lang w:bidi="ru-RU"/>
         </w:rPr>
-        <w:t xml:space="preserve">Надёжное хранение структурированных и </w:t>
-      </w:r>
-      <w:proofErr w:type="spellStart"/>
-      <w:r>
-        <w:rPr>
-          <w:lang w:bidi="ru-RU"/>
-        </w:rPr>
-        <w:t>полуструктурированных</w:t>
-      </w:r>
-      <w:proofErr w:type="spellEnd"/>
-      <w:r>
-        <w:rPr>
-          <w:lang w:bidi="ru-RU"/>
-        </w:rPr>
-        <w:t xml:space="preserve"> данных, включая поддержку формата JSONB для гибкого сохранения аналитических событий;</w:t>
+        <w:t>Надёжное хранение структурированных и полуструктурированных данных, включая поддержку формата JSONB для гибкого сохранения аналитических событий;</w:t>
       </w:r>
     </w:p>
     <w:p>
@@ -7967,7 +7514,13 @@
       </w:r>
       <w:bookmarkEnd w:id="22"/>
       <w:r>
-        <w:t xml:space="preserve">. </w:t>
+        <w:t xml:space="preserve"> </w:t>
+      </w:r>
+      <w:r>
+        <w:t>–</w:t>
+      </w:r>
+      <w:r>
+        <w:t xml:space="preserve"> </w:t>
       </w:r>
       <w:r>
         <w:rPr>
@@ -8159,7 +7712,13 @@
       <w:bookmarkEnd w:id="24"/>
       <w:bookmarkEnd w:id="25"/>
       <w:r>
-        <w:t xml:space="preserve">. </w:t>
+        <w:t xml:space="preserve"> </w:t>
+      </w:r>
+      <w:r>
+        <w:t>–</w:t>
+      </w:r>
+      <w:r>
+        <w:t xml:space="preserve"> </w:t>
       </w:r>
       <w:commentRangeStart w:id="26"/>
       <w:r>
@@ -8705,7 +8264,13 @@
       </w:r>
       <w:bookmarkEnd w:id="29"/>
       <w:r>
-        <w:t xml:space="preserve">. </w:t>
+        <w:t xml:space="preserve"> </w:t>
+      </w:r>
+      <w:r>
+        <w:t>–</w:t>
+      </w:r>
+      <w:r>
+        <w:t xml:space="preserve"> </w:t>
       </w:r>
       <w:r>
         <w:rPr>
@@ -9095,21 +8660,7 @@
         <w:rPr>
           <w:rFonts w:eastAsia="Microsoft YaHei"/>
         </w:rPr>
-        <w:t xml:space="preserve">отображает информационную модель разрабатываемой системы. Диаграмма иллюстрирует основные сущности, их атрибуты и связи между ними, обеспечивая хранение данных пользователей, сеансов </w:t>
-      </w:r>
-      <w:proofErr w:type="spellStart"/>
-      <w:r>
-        <w:rPr>
-          <w:rFonts w:eastAsia="Microsoft YaHei"/>
-        </w:rPr>
-        <w:t>видеовстреч</w:t>
-      </w:r>
-      <w:proofErr w:type="spellEnd"/>
-      <w:r>
-        <w:rPr>
-          <w:rFonts w:eastAsia="Microsoft YaHei"/>
-        </w:rPr>
-        <w:t>, аналитики в реальном времени и сообщений чата.</w:t>
+        <w:t>отображает информационную модель разрабатываемой системы. Диаграмма иллюстрирует основные сущности, их атрибуты и связи между ними, обеспечивая хранение данных пользователей, сеансов видеовстреч, аналитики в реальном времени и сообщений чата.</w:t>
       </w:r>
     </w:p>
     <w:p>
@@ -9213,7 +8764,13 @@
       <w:bookmarkEnd w:id="33"/>
       <w:bookmarkEnd w:id="34"/>
       <w:r>
-        <w:t xml:space="preserve"> – ER-диаграмма базы данных</w:t>
+        <w:t xml:space="preserve"> </w:t>
+      </w:r>
+      <w:r>
+        <w:t>–</w:t>
+      </w:r>
+      <w:r>
+        <w:t xml:space="preserve"> ER-диаграмма базы данных</w:t>
       </w:r>
     </w:p>
     <w:p>
@@ -11925,18 +11482,8 @@
           <w:color w:val="000000"/>
         </w:rPr>
         <w:lastRenderedPageBreak/>
-        <w:t xml:space="preserve">Сеанс </w:t>
-      </w:r>
-      <w:proofErr w:type="spellStart"/>
-      <w:r>
-        <w:rPr>
-          <w:rStyle w:val="aff2"/>
-          <w:rFonts w:eastAsia="Microsoft YaHei"/>
-          <w:color w:val="000000"/>
-        </w:rPr>
-        <w:t>видеовстречи</w:t>
-      </w:r>
-      <w:proofErr w:type="spellEnd"/>
+        <w:t>Сеанс видеовстречи</w:t>
+      </w:r>
       <w:r>
         <w:rPr>
           <w:rFonts w:eastAsia="Microsoft YaHei"/>
@@ -12024,21 +11571,9 @@
           <w:iCs w:val="0"/>
           <w:highlight w:val="yellow"/>
         </w:rPr>
-        <w:t xml:space="preserve">Описание сущности Сеанс </w:t>
-      </w:r>
-      <w:proofErr w:type="spellStart"/>
-      <w:r>
-        <w:rPr>
-          <w:rStyle w:val="ae"/>
-          <w:rFonts w:eastAsia="Microsoft YaHei"/>
-          <w:i w:val="0"/>
-          <w:iCs w:val="0"/>
-          <w:highlight w:val="yellow"/>
-        </w:rPr>
-        <w:t>видеовстречи</w:t>
+        <w:t>Описание сущности Сеанс видеовстречи</w:t>
       </w:r>
       <w:commentRangeEnd w:id="37"/>
-      <w:proofErr w:type="spellEnd"/>
       <w:r>
         <w:rPr>
           <w:rStyle w:val="aff1"/>
@@ -12388,21 +11923,12 @@
                 <w:sz w:val="28"/>
               </w:rPr>
             </w:pPr>
-            <w:proofErr w:type="spellStart"/>
             <w:r>
               <w:rPr>
                 <w:rFonts w:asciiTheme="majorHAnsi" w:hAnsiTheme="majorHAnsi" w:cstheme="majorHAnsi"/>
                 <w:sz w:val="28"/>
               </w:rPr>
-              <w:t>Человекочитаемое</w:t>
-            </w:r>
-            <w:proofErr w:type="spellEnd"/>
-            <w:r>
-              <w:rPr>
-                <w:rFonts w:asciiTheme="majorHAnsi" w:hAnsiTheme="majorHAnsi" w:cstheme="majorHAnsi"/>
-                <w:sz w:val="28"/>
-              </w:rPr>
-              <w:t xml:space="preserve"> наименование сессии</w:t>
+              <w:t>Человекочитаемое наименование сессии</w:t>
             </w:r>
           </w:p>
         </w:tc>
@@ -17083,21 +16609,7 @@
         <w:rPr>
           <w:rFonts w:eastAsia="Microsoft YaHei"/>
         </w:rPr>
-        <w:t>Пользователь системы → Токен обновления сессии: связь «один-ко-многим» (</w:t>
-      </w:r>
-      <w:proofErr w:type="gramStart"/>
-      <w:r>
-        <w:rPr>
-          <w:rFonts w:eastAsia="Microsoft YaHei"/>
-        </w:rPr>
-        <w:t>1:М</w:t>
-      </w:r>
-      <w:proofErr w:type="gramEnd"/>
-      <w:r>
-        <w:rPr>
-          <w:rFonts w:eastAsia="Microsoft YaHei"/>
-        </w:rPr>
-        <w:t>).</w:t>
+        <w:t>Пользователь системы → Токен обновления сессии: связь «один-ко-многим» (1:М).</w:t>
       </w:r>
     </w:p>
     <w:p>
@@ -17115,21 +16627,7 @@
         <w:rPr>
           <w:rFonts w:eastAsia="Microsoft YaHei"/>
         </w:rPr>
-        <w:t>Пользователь системы → Журнал аутентификации: связь «один-ко-многим» (</w:t>
-      </w:r>
-      <w:proofErr w:type="gramStart"/>
-      <w:r>
-        <w:rPr>
-          <w:rFonts w:eastAsia="Microsoft YaHei"/>
-        </w:rPr>
-        <w:t>1:М</w:t>
-      </w:r>
-      <w:proofErr w:type="gramEnd"/>
-      <w:r>
-        <w:rPr>
-          <w:rFonts w:eastAsia="Microsoft YaHei"/>
-        </w:rPr>
-        <w:t>).</w:t>
+        <w:t>Пользователь системы → Журнал аутентификации: связь «один-ко-многим» (1:М).</w:t>
       </w:r>
     </w:p>
     <w:p>
@@ -17147,35 +16645,7 @@
         <w:rPr>
           <w:rFonts w:eastAsia="Microsoft YaHei"/>
         </w:rPr>
-        <w:t xml:space="preserve">Пользователь системы → Сеанс </w:t>
-      </w:r>
-      <w:proofErr w:type="spellStart"/>
-      <w:r>
-        <w:rPr>
-          <w:rFonts w:eastAsia="Microsoft YaHei"/>
-        </w:rPr>
-        <w:t>видеовстречи</w:t>
-      </w:r>
-      <w:proofErr w:type="spellEnd"/>
-      <w:r>
-        <w:rPr>
-          <w:rFonts w:eastAsia="Microsoft YaHei"/>
-        </w:rPr>
-        <w:t>: связь «один-ко-многим» (</w:t>
-      </w:r>
-      <w:proofErr w:type="gramStart"/>
-      <w:r>
-        <w:rPr>
-          <w:rFonts w:eastAsia="Microsoft YaHei"/>
-        </w:rPr>
-        <w:t>1:М</w:t>
-      </w:r>
-      <w:proofErr w:type="gramEnd"/>
-      <w:r>
-        <w:rPr>
-          <w:rFonts w:eastAsia="Microsoft YaHei"/>
-        </w:rPr>
-        <w:t>) по полю «Создан пользователем».</w:t>
+        <w:t>Пользователь системы → Сеанс видеовстречи: связь «один-ко-многим» (1:М) по полю «Создан пользователем».</w:t>
       </w:r>
     </w:p>
     <w:p>
@@ -17194,35 +16664,7 @@
           <w:rFonts w:eastAsia="Microsoft YaHei"/>
         </w:rPr>
         <w:lastRenderedPageBreak/>
-        <w:t xml:space="preserve">Сеанс </w:t>
-      </w:r>
-      <w:proofErr w:type="spellStart"/>
-      <w:r>
-        <w:rPr>
-          <w:rFonts w:eastAsia="Microsoft YaHei"/>
-        </w:rPr>
-        <w:t>видеовстречи</w:t>
-      </w:r>
-      <w:proofErr w:type="spellEnd"/>
-      <w:r>
-        <w:rPr>
-          <w:rFonts w:eastAsia="Microsoft YaHei"/>
-        </w:rPr>
-        <w:t xml:space="preserve"> → Участник встречи: связь «один-ко-многим» (</w:t>
-      </w:r>
-      <w:proofErr w:type="gramStart"/>
-      <w:r>
-        <w:rPr>
-          <w:rFonts w:eastAsia="Microsoft YaHei"/>
-        </w:rPr>
-        <w:t>1:М</w:t>
-      </w:r>
-      <w:proofErr w:type="gramEnd"/>
-      <w:r>
-        <w:rPr>
-          <w:rFonts w:eastAsia="Microsoft YaHei"/>
-        </w:rPr>
-        <w:t>).</w:t>
+        <w:t>Сеанс видеовстречи → Участник встречи: связь «один-ко-многим» (1:М).</w:t>
       </w:r>
     </w:p>
     <w:p>
@@ -17240,35 +16682,7 @@
         <w:rPr>
           <w:rFonts w:eastAsia="Microsoft YaHei"/>
         </w:rPr>
-        <w:t xml:space="preserve">Сеанс </w:t>
-      </w:r>
-      <w:proofErr w:type="spellStart"/>
-      <w:r>
-        <w:rPr>
-          <w:rFonts w:eastAsia="Microsoft YaHei"/>
-        </w:rPr>
-        <w:t>видеовстречи</w:t>
-      </w:r>
-      <w:proofErr w:type="spellEnd"/>
-      <w:r>
-        <w:rPr>
-          <w:rFonts w:eastAsia="Microsoft YaHei"/>
-        </w:rPr>
-        <w:t xml:space="preserve"> → Событие встречи: связь «один-ко-многим» (</w:t>
-      </w:r>
-      <w:proofErr w:type="gramStart"/>
-      <w:r>
-        <w:rPr>
-          <w:rFonts w:eastAsia="Microsoft YaHei"/>
-        </w:rPr>
-        <w:t>1:М</w:t>
-      </w:r>
-      <w:proofErr w:type="gramEnd"/>
-      <w:r>
-        <w:rPr>
-          <w:rFonts w:eastAsia="Microsoft YaHei"/>
-        </w:rPr>
-        <w:t>).</w:t>
+        <w:t>Сеанс видеовстречи → Событие встречи: связь «один-ко-многим» (1:М).</w:t>
       </w:r>
     </w:p>
     <w:p>
@@ -17286,35 +16700,7 @@
         <w:rPr>
           <w:rFonts w:eastAsia="Microsoft YaHei"/>
         </w:rPr>
-        <w:t xml:space="preserve">Сеанс </w:t>
-      </w:r>
-      <w:proofErr w:type="spellStart"/>
-      <w:r>
-        <w:rPr>
-          <w:rFonts w:eastAsia="Microsoft YaHei"/>
-        </w:rPr>
-        <w:t>видеовстречи</w:t>
-      </w:r>
-      <w:proofErr w:type="spellEnd"/>
-      <w:r>
-        <w:rPr>
-          <w:rFonts w:eastAsia="Microsoft YaHei"/>
-        </w:rPr>
-        <w:t xml:space="preserve"> → Событие аналитики: связь «один-ко-многим» (</w:t>
-      </w:r>
-      <w:proofErr w:type="gramStart"/>
-      <w:r>
-        <w:rPr>
-          <w:rFonts w:eastAsia="Microsoft YaHei"/>
-        </w:rPr>
-        <w:t>1:М</w:t>
-      </w:r>
-      <w:proofErr w:type="gramEnd"/>
-      <w:r>
-        <w:rPr>
-          <w:rFonts w:eastAsia="Microsoft YaHei"/>
-        </w:rPr>
-        <w:t>).</w:t>
+        <w:t>Сеанс видеовстречи → Событие аналитики: связь «один-ко-многим» (1:М).</w:t>
       </w:r>
     </w:p>
     <w:p>
@@ -17332,35 +16718,7 @@
         <w:rPr>
           <w:rFonts w:eastAsia="Microsoft YaHei"/>
         </w:rPr>
-        <w:t xml:space="preserve">Сеанс </w:t>
-      </w:r>
-      <w:proofErr w:type="spellStart"/>
-      <w:r>
-        <w:rPr>
-          <w:rFonts w:eastAsia="Microsoft YaHei"/>
-        </w:rPr>
-        <w:t>видеовстречи</w:t>
-      </w:r>
-      <w:proofErr w:type="spellEnd"/>
-      <w:r>
-        <w:rPr>
-          <w:rFonts w:eastAsia="Microsoft YaHei"/>
-        </w:rPr>
-        <w:t xml:space="preserve"> → Отчёт по сеансу: связь «один-ко-многим» (</w:t>
-      </w:r>
-      <w:proofErr w:type="gramStart"/>
-      <w:r>
-        <w:rPr>
-          <w:rFonts w:eastAsia="Microsoft YaHei"/>
-        </w:rPr>
-        <w:t>1:М</w:t>
-      </w:r>
-      <w:proofErr w:type="gramEnd"/>
-      <w:r>
-        <w:rPr>
-          <w:rFonts w:eastAsia="Microsoft YaHei"/>
-        </w:rPr>
-        <w:t>).</w:t>
+        <w:t>Сеанс видеовстречи → Отчёт по сеансу: связь «один-ко-многим» (1:М).</w:t>
       </w:r>
     </w:p>
     <w:p>
@@ -17378,62 +16736,20 @@
         <w:rPr>
           <w:rFonts w:eastAsia="Microsoft YaHei"/>
         </w:rPr>
-        <w:t xml:space="preserve">Сеанс </w:t>
-      </w:r>
-      <w:proofErr w:type="spellStart"/>
-      <w:r>
+        <w:t>Сеанс видеовстречи → Сообщение чата: связь «один-ко-многим» (1:М).</w:t>
+      </w:r>
+    </w:p>
+    <w:p>
+      <w:pPr>
         <w:rPr>
           <w:rFonts w:eastAsia="Microsoft YaHei"/>
         </w:rPr>
-        <w:t>видеовстречи</w:t>
-      </w:r>
-      <w:proofErr w:type="spellEnd"/>
+      </w:pPr>
       <w:r>
         <w:rPr>
           <w:rFonts w:eastAsia="Microsoft YaHei"/>
         </w:rPr>
-        <w:t xml:space="preserve"> → Сообщение чата: связь «один-ко-многим» (</w:t>
-      </w:r>
-      <w:proofErr w:type="gramStart"/>
-      <w:r>
-        <w:rPr>
-          <w:rFonts w:eastAsia="Microsoft YaHei"/>
-        </w:rPr>
-        <w:t>1:М</w:t>
-      </w:r>
-      <w:proofErr w:type="gramEnd"/>
-      <w:r>
-        <w:rPr>
-          <w:rFonts w:eastAsia="Microsoft YaHei"/>
-        </w:rPr>
-        <w:t>).</w:t>
-      </w:r>
-    </w:p>
-    <w:p>
-      <w:pPr>
-        <w:rPr>
-          <w:rFonts w:eastAsia="Microsoft YaHei"/>
-        </w:rPr>
-      </w:pPr>
-      <w:r>
-        <w:rPr>
-          <w:rFonts w:eastAsia="Microsoft YaHei"/>
-        </w:rPr>
-        <w:t xml:space="preserve">Данная информационная модель обеспечивает структурированное хранение и обработку данных для разрабатываемой системы, позволяя эффективно управлять доступом, отслеживать жизненный цикл </w:t>
-      </w:r>
-      <w:proofErr w:type="spellStart"/>
-      <w:r>
-        <w:rPr>
-          <w:rFonts w:eastAsia="Microsoft YaHei"/>
-        </w:rPr>
-        <w:t>видеосессий</w:t>
-      </w:r>
-      <w:proofErr w:type="spellEnd"/>
-      <w:r>
-        <w:rPr>
-          <w:rFonts w:eastAsia="Microsoft YaHei"/>
-        </w:rPr>
-        <w:t>, сохранять результаты анализа в гибком формате и обеспечивать целостность данных при каскадном удалении завершённых встреч.</w:t>
+        <w:t>Данная информационная модель обеспечивает структурированное хранение и обработку данных для разрабатываемой системы, позволяя эффективно управлять доступом, отслеживать жизненный цикл видеосессий, сохранять результаты анализа в гибком формате и обеспечивать целостность данных при каскадном удалении завершённых встреч.</w:t>
       </w:r>
     </w:p>
     <w:p>
@@ -17649,7 +16965,23 @@
           <w:b w:val="0"/>
           <w:bCs w:val="0"/>
         </w:rPr>
-        <w:t xml:space="preserve"> – Логическая модель базы данных</w:t>
+        <w:t xml:space="preserve"> </w:t>
+      </w:r>
+      <w:r>
+        <w:rPr>
+          <w:rStyle w:val="aff2"/>
+          <w:b w:val="0"/>
+          <w:bCs w:val="0"/>
+        </w:rPr>
+        <w:t>–</w:t>
+      </w:r>
+      <w:r>
+        <w:rPr>
+          <w:rStyle w:val="aff2"/>
+          <w:b w:val="0"/>
+          <w:bCs w:val="0"/>
+        </w:rPr>
+        <w:t xml:space="preserve"> Логическая модель базы данных</w:t>
       </w:r>
       <w:commentRangeEnd w:id="40"/>
       <w:r>
@@ -17983,23 +17315,7 @@
           <w:rFonts w:eastAsia="Microsoft YaHei"/>
           <w:highlight w:val="yellow"/>
         </w:rPr>
-        <w:t xml:space="preserve"> (уникальный) – криптографический </w:t>
-      </w:r>
-      <w:proofErr w:type="spellStart"/>
-      <w:r>
-        <w:rPr>
-          <w:rFonts w:eastAsia="Microsoft YaHei"/>
-          <w:highlight w:val="yellow"/>
-        </w:rPr>
-        <w:t>хеш</w:t>
-      </w:r>
-      <w:proofErr w:type="spellEnd"/>
-      <w:r>
-        <w:rPr>
-          <w:rFonts w:eastAsia="Microsoft YaHei"/>
-          <w:highlight w:val="yellow"/>
-        </w:rPr>
-        <w:t xml:space="preserve"> токена;</w:t>
+        <w:t xml:space="preserve"> (уникальный) – криптографический хеш токена;</w:t>
       </w:r>
     </w:p>
     <w:p>
@@ -18336,27 +17652,7 @@
           <w:color w:val="000000"/>
           <w:highlight w:val="yellow"/>
         </w:rPr>
-        <w:t xml:space="preserve">Сеанс </w:t>
-      </w:r>
-      <w:proofErr w:type="spellStart"/>
-      <w:r>
-        <w:rPr>
-          <w:rStyle w:val="aff2"/>
-          <w:rFonts w:eastAsia="Microsoft YaHei"/>
-          <w:color w:val="000000"/>
-          <w:highlight w:val="yellow"/>
-        </w:rPr>
-        <w:t>видеовстречи</w:t>
-      </w:r>
-      <w:proofErr w:type="spellEnd"/>
-      <w:r>
-        <w:rPr>
-          <w:rStyle w:val="aff2"/>
-          <w:rFonts w:eastAsia="Microsoft YaHei"/>
-          <w:color w:val="000000"/>
-          <w:highlight w:val="yellow"/>
-        </w:rPr>
-        <w:t>:</w:t>
+        <w:t>Сеанс видеовстречи:</w:t>
       </w:r>
     </w:p>
     <w:p>
@@ -18415,23 +17711,7 @@
           <w:rFonts w:eastAsia="Microsoft YaHei"/>
           <w:highlight w:val="yellow"/>
         </w:rPr>
-        <w:t xml:space="preserve"> – </w:t>
-      </w:r>
-      <w:proofErr w:type="spellStart"/>
-      <w:r>
-        <w:rPr>
-          <w:rFonts w:eastAsia="Microsoft YaHei"/>
-          <w:highlight w:val="yellow"/>
-        </w:rPr>
-        <w:t>человекочитаемое</w:t>
-      </w:r>
-      <w:proofErr w:type="spellEnd"/>
-      <w:r>
-        <w:rPr>
-          <w:rFonts w:eastAsia="Microsoft YaHei"/>
-          <w:highlight w:val="yellow"/>
-        </w:rPr>
-        <w:t xml:space="preserve"> наименование;</w:t>
+        <w:t xml:space="preserve"> – человекочитаемое наименование;</w:t>
       </w:r>
     </w:p>
     <w:p>
@@ -19064,29 +18344,7 @@
           <w:bCs w:val="0"/>
           <w:highlight w:val="yellow"/>
         </w:rPr>
-        <w:t xml:space="preserve">Идентификатор сеанса (внешний ключ) – ссылка на таблицу сеансов </w:t>
-      </w:r>
-      <w:proofErr w:type="spellStart"/>
-      <w:r>
-        <w:rPr>
-          <w:rStyle w:val="aff2"/>
-          <w:rFonts w:eastAsia="Microsoft YaHei"/>
-          <w:b w:val="0"/>
-          <w:bCs w:val="0"/>
-          <w:highlight w:val="yellow"/>
-        </w:rPr>
-        <w:t>видеовстречи</w:t>
-      </w:r>
-      <w:proofErr w:type="spellEnd"/>
-      <w:r>
-        <w:rPr>
-          <w:rStyle w:val="aff2"/>
-          <w:rFonts w:eastAsia="Microsoft YaHei"/>
-          <w:b w:val="0"/>
-          <w:bCs w:val="0"/>
-          <w:highlight w:val="yellow"/>
-        </w:rPr>
-        <w:t>;</w:t>
+        <w:t>Идентификатор сеанса (внешний ключ) – ссылка на таблицу сеансов видеовстречи;</w:t>
       </w:r>
     </w:p>
     <w:p>
@@ -19552,23 +18810,7 @@
           <w:rFonts w:eastAsia="Microsoft YaHei"/>
           <w:highlight w:val="yellow"/>
         </w:rPr>
-        <w:t>Пользователь системы → Токен обновления сессии: связь «один-ко-многим» (</w:t>
-      </w:r>
-      <w:proofErr w:type="gramStart"/>
-      <w:r>
-        <w:rPr>
-          <w:rFonts w:eastAsia="Microsoft YaHei"/>
-          <w:highlight w:val="yellow"/>
-        </w:rPr>
-        <w:t>1:М</w:t>
-      </w:r>
-      <w:proofErr w:type="gramEnd"/>
-      <w:r>
-        <w:rPr>
-          <w:rFonts w:eastAsia="Microsoft YaHei"/>
-          <w:highlight w:val="yellow"/>
-        </w:rPr>
-        <w:t>), один пользователь может иметь несколько активных или отозванных токенов.</w:t>
+        <w:t>Пользователь системы → Токен обновления сессии: связь «один-ко-многим» (1:М), один пользователь может иметь несколько активных или отозванных токенов.</w:t>
       </w:r>
     </w:p>
     <w:p>
@@ -19588,23 +18830,7 @@
           <w:rFonts w:eastAsia="Microsoft YaHei"/>
           <w:highlight w:val="yellow"/>
         </w:rPr>
-        <w:t>Пользователь системы → Журнал аутентификации: связь «один-ко-многим» (</w:t>
-      </w:r>
-      <w:proofErr w:type="gramStart"/>
-      <w:r>
-        <w:rPr>
-          <w:rFonts w:eastAsia="Microsoft YaHei"/>
-          <w:highlight w:val="yellow"/>
-        </w:rPr>
-        <w:t>1:М</w:t>
-      </w:r>
-      <w:proofErr w:type="gramEnd"/>
-      <w:r>
-        <w:rPr>
-          <w:rFonts w:eastAsia="Microsoft YaHei"/>
-          <w:highlight w:val="yellow"/>
-        </w:rPr>
-        <w:t>), фиксация истории всех действий входа.</w:t>
+        <w:t>Пользователь системы → Журнал аутентификации: связь «один-ко-многим» (1:М), фиксация истории всех действий входа.</w:t>
       </w:r>
     </w:p>
     <w:p>
@@ -19625,39 +18851,7 @@
           <w:highlight w:val="yellow"/>
         </w:rPr>
         <w:lastRenderedPageBreak/>
-        <w:t xml:space="preserve">Пользователь системы → Сеанс </w:t>
-      </w:r>
-      <w:proofErr w:type="spellStart"/>
-      <w:r>
-        <w:rPr>
-          <w:rFonts w:eastAsia="Microsoft YaHei"/>
-          <w:highlight w:val="yellow"/>
-        </w:rPr>
-        <w:t>видеовстречи</w:t>
-      </w:r>
-      <w:proofErr w:type="spellEnd"/>
-      <w:r>
-        <w:rPr>
-          <w:rFonts w:eastAsia="Microsoft YaHei"/>
-          <w:highlight w:val="yellow"/>
-        </w:rPr>
-        <w:t>: связь «один-ко-многим» (</w:t>
-      </w:r>
-      <w:proofErr w:type="gramStart"/>
-      <w:r>
-        <w:rPr>
-          <w:rFonts w:eastAsia="Microsoft YaHei"/>
-          <w:highlight w:val="yellow"/>
-        </w:rPr>
-        <w:t>1:М</w:t>
-      </w:r>
-      <w:proofErr w:type="gramEnd"/>
-      <w:r>
-        <w:rPr>
-          <w:rFonts w:eastAsia="Microsoft YaHei"/>
-          <w:highlight w:val="yellow"/>
-        </w:rPr>
-        <w:t>), организатор создаёт множество встреч.</w:t>
+        <w:t>Пользователь системы → Сеанс видеовстречи: связь «один-ко-многим» (1:М), организатор создаёт множество встреч.</w:t>
       </w:r>
     </w:p>
     <w:p>
@@ -19677,39 +18871,7 @@
           <w:rFonts w:eastAsia="Microsoft YaHei"/>
           <w:highlight w:val="yellow"/>
         </w:rPr>
-        <w:t xml:space="preserve">Сеанс </w:t>
-      </w:r>
-      <w:proofErr w:type="spellStart"/>
-      <w:r>
-        <w:rPr>
-          <w:rFonts w:eastAsia="Microsoft YaHei"/>
-          <w:highlight w:val="yellow"/>
-        </w:rPr>
-        <w:t>видеовстречи</w:t>
-      </w:r>
-      <w:proofErr w:type="spellEnd"/>
-      <w:r>
-        <w:rPr>
-          <w:rFonts w:eastAsia="Microsoft YaHei"/>
-          <w:highlight w:val="yellow"/>
-        </w:rPr>
-        <w:t xml:space="preserve"> → Участник встречи: связь «один-ко-многим» (</w:t>
-      </w:r>
-      <w:proofErr w:type="gramStart"/>
-      <w:r>
-        <w:rPr>
-          <w:rFonts w:eastAsia="Microsoft YaHei"/>
-          <w:highlight w:val="yellow"/>
-        </w:rPr>
-        <w:t>1:М</w:t>
-      </w:r>
-      <w:proofErr w:type="gramEnd"/>
-      <w:r>
-        <w:rPr>
-          <w:rFonts w:eastAsia="Microsoft YaHei"/>
-          <w:highlight w:val="yellow"/>
-        </w:rPr>
-        <w:t>), в одной встрече участвует несколько человек.</w:t>
+        <w:t>Сеанс видеовстречи → Участник встречи: связь «один-ко-многим» (1:М), в одной встрече участвует несколько человек.</w:t>
       </w:r>
     </w:p>
     <w:p>
@@ -19729,39 +18891,7 @@
           <w:rFonts w:eastAsia="Microsoft YaHei"/>
           <w:highlight w:val="yellow"/>
         </w:rPr>
-        <w:t xml:space="preserve">Сеанс </w:t>
-      </w:r>
-      <w:proofErr w:type="spellStart"/>
-      <w:r>
-        <w:rPr>
-          <w:rFonts w:eastAsia="Microsoft YaHei"/>
-          <w:highlight w:val="yellow"/>
-        </w:rPr>
-        <w:t>видеовстречи</w:t>
-      </w:r>
-      <w:proofErr w:type="spellEnd"/>
-      <w:r>
-        <w:rPr>
-          <w:rFonts w:eastAsia="Microsoft YaHei"/>
-          <w:highlight w:val="yellow"/>
-        </w:rPr>
-        <w:t xml:space="preserve"> → Событие аналитики: связь «один-ко-многим» (</w:t>
-      </w:r>
-      <w:proofErr w:type="gramStart"/>
-      <w:r>
-        <w:rPr>
-          <w:rFonts w:eastAsia="Microsoft YaHei"/>
-          <w:highlight w:val="yellow"/>
-        </w:rPr>
-        <w:t>1:М</w:t>
-      </w:r>
-      <w:proofErr w:type="gramEnd"/>
-      <w:r>
-        <w:rPr>
-          <w:rFonts w:eastAsia="Microsoft YaHei"/>
-          <w:highlight w:val="yellow"/>
-        </w:rPr>
-        <w:t>), одна сессия генерирует поток событий анализа.</w:t>
+        <w:t>Сеанс видеовстречи → Событие аналитики: связь «один-ко-многим» (1:М), одна сессия генерирует поток событий анализа.</w:t>
       </w:r>
     </w:p>
     <w:p>
@@ -19781,39 +18911,7 @@
           <w:rFonts w:eastAsia="Microsoft YaHei"/>
           <w:highlight w:val="yellow"/>
         </w:rPr>
-        <w:t xml:space="preserve">Сеанс </w:t>
-      </w:r>
-      <w:proofErr w:type="spellStart"/>
-      <w:r>
-        <w:rPr>
-          <w:rFonts w:eastAsia="Microsoft YaHei"/>
-          <w:highlight w:val="yellow"/>
-        </w:rPr>
-        <w:t>видеовстречи</w:t>
-      </w:r>
-      <w:proofErr w:type="spellEnd"/>
-      <w:r>
-        <w:rPr>
-          <w:rFonts w:eastAsia="Microsoft YaHei"/>
-          <w:highlight w:val="yellow"/>
-        </w:rPr>
-        <w:t xml:space="preserve"> → Событие встречи: связь «один-ко-многим» (</w:t>
-      </w:r>
-      <w:proofErr w:type="gramStart"/>
-      <w:r>
-        <w:rPr>
-          <w:rFonts w:eastAsia="Microsoft YaHei"/>
-          <w:highlight w:val="yellow"/>
-        </w:rPr>
-        <w:t>1:М</w:t>
-      </w:r>
-      <w:proofErr w:type="gramEnd"/>
-      <w:r>
-        <w:rPr>
-          <w:rFonts w:eastAsia="Microsoft YaHei"/>
-          <w:highlight w:val="yellow"/>
-        </w:rPr>
-        <w:t>), одна встреча фиксирует ноль или более событий.</w:t>
+        <w:t>Сеанс видеовстречи → Событие встречи: связь «один-ко-многим» (1:М), одна встреча фиксирует ноль или более событий.</w:t>
       </w:r>
     </w:p>
     <w:p>
@@ -19833,39 +18931,7 @@
           <w:rFonts w:eastAsia="Microsoft YaHei"/>
           <w:highlight w:val="yellow"/>
         </w:rPr>
-        <w:t xml:space="preserve">Сеанс </w:t>
-      </w:r>
-      <w:proofErr w:type="spellStart"/>
-      <w:r>
-        <w:rPr>
-          <w:rFonts w:eastAsia="Microsoft YaHei"/>
-          <w:highlight w:val="yellow"/>
-        </w:rPr>
-        <w:t>видеовстречи</w:t>
-      </w:r>
-      <w:proofErr w:type="spellEnd"/>
-      <w:r>
-        <w:rPr>
-          <w:rFonts w:eastAsia="Microsoft YaHei"/>
-          <w:highlight w:val="yellow"/>
-        </w:rPr>
-        <w:t xml:space="preserve"> → Отчёт по сеансу: связь «один-ко-многим» (</w:t>
-      </w:r>
-      <w:proofErr w:type="gramStart"/>
-      <w:r>
-        <w:rPr>
-          <w:rFonts w:eastAsia="Microsoft YaHei"/>
-          <w:highlight w:val="yellow"/>
-        </w:rPr>
-        <w:t>1:М</w:t>
-      </w:r>
-      <w:proofErr w:type="gramEnd"/>
-      <w:r>
-        <w:rPr>
-          <w:rFonts w:eastAsia="Microsoft YaHei"/>
-          <w:highlight w:val="yellow"/>
-        </w:rPr>
-        <w:t>), отчёт привязан к конкретной встрече.</w:t>
+        <w:t>Сеанс видеовстречи → Отчёт по сеансу: связь «один-ко-многим» (1:М), отчёт привязан к конкретной встрече.</w:t>
       </w:r>
     </w:p>
     <w:p>
@@ -19885,66 +18951,20 @@
           <w:rFonts w:eastAsia="Microsoft YaHei"/>
           <w:highlight w:val="yellow"/>
         </w:rPr>
-        <w:t xml:space="preserve">Сеанс </w:t>
-      </w:r>
-      <w:proofErr w:type="spellStart"/>
-      <w:r>
+        <w:t>Сеанс видеовстречи → Сообщение чата: связь «один-ко-многим» (1:М), чат изолирован в пределах одной комнаты.</w:t>
+      </w:r>
+    </w:p>
+    <w:p>
+      <w:pPr>
         <w:rPr>
           <w:rFonts w:eastAsia="Microsoft YaHei"/>
-          <w:highlight w:val="yellow"/>
-        </w:rPr>
-        <w:t>видеовстречи</w:t>
-      </w:r>
-      <w:proofErr w:type="spellEnd"/>
+        </w:rPr>
+      </w:pPr>
       <w:r>
         <w:rPr>
           <w:rFonts w:eastAsia="Microsoft YaHei"/>
-          <w:highlight w:val="yellow"/>
-        </w:rPr>
-        <w:t xml:space="preserve"> → Сообщение чата: связь «один-ко-многим» (</w:t>
-      </w:r>
-      <w:proofErr w:type="gramStart"/>
-      <w:r>
-        <w:rPr>
-          <w:rFonts w:eastAsia="Microsoft YaHei"/>
-          <w:highlight w:val="yellow"/>
-        </w:rPr>
-        <w:t>1:М</w:t>
-      </w:r>
-      <w:proofErr w:type="gramEnd"/>
-      <w:r>
-        <w:rPr>
-          <w:rFonts w:eastAsia="Microsoft YaHei"/>
-          <w:highlight w:val="yellow"/>
-        </w:rPr>
-        <w:t>), чат изолирован в пределах одной комнаты.</w:t>
-      </w:r>
-    </w:p>
-    <w:p>
-      <w:pPr>
-        <w:rPr>
-          <w:rFonts w:eastAsia="Microsoft YaHei"/>
-        </w:rPr>
-      </w:pPr>
-      <w:r>
-        <w:rPr>
-          <w:rFonts w:eastAsia="Microsoft YaHei"/>
-        </w:rPr>
-        <w:t xml:space="preserve">Данная логическая модель обеспечивает эффективное хранение и обработку данных для разрабатываемой системы, позволяя структурировать информацию о пользователях, управлять жизненным циклом </w:t>
-      </w:r>
-      <w:proofErr w:type="spellStart"/>
-      <w:r>
-        <w:rPr>
-          <w:rFonts w:eastAsia="Microsoft YaHei"/>
-        </w:rPr>
-        <w:t>видеосессий</w:t>
-      </w:r>
-      <w:proofErr w:type="spellEnd"/>
-      <w:r>
-        <w:rPr>
-          <w:rFonts w:eastAsia="Microsoft YaHei"/>
-        </w:rPr>
-        <w:t>, сохранять результаты анализа в гибком событийном формате и обеспечивать строгую ссылочную целостность через механизмы каскадного удаления и ограничений уникальности и внешних ключей.</w:t>
+        </w:rPr>
+        <w:t>Данная логическая модель обеспечивает эффективное хранение и обработку данных для разрабатываемой системы, позволяя структурировать информацию о пользователях, управлять жизненным циклом видеосессий, сохранять результаты анализа в гибком событийном формате и обеспечивать строгую ссылочную целостность через механизмы каскадного удаления и ограничений уникальности и внешних ключей.</w:t>
       </w:r>
     </w:p>
     <w:p>
@@ -19999,23 +19019,7 @@
         <w:contextualSpacing/>
       </w:pPr>
       <w:r>
-        <w:t xml:space="preserve">Разработанный программный комплекс представляет собой веб-платформу для планирования онлайн-сессий, проведения </w:t>
-      </w:r>
-      <w:proofErr w:type="spellStart"/>
-      <w:r>
-        <w:t>видеовстреч</w:t>
-      </w:r>
-      <w:proofErr w:type="spellEnd"/>
-      <w:r>
-        <w:t xml:space="preserve"> в браузере, сбора мультимодальной аналитики (речь, мимика, эмоции) и формирования отчётности для организатора. Архитектура системы построена по клиент-серверной модели с выделением ресурсоёмких задач искусственного интеллекта в отдельные </w:t>
-      </w:r>
-      <w:proofErr w:type="spellStart"/>
-      <w:r>
-        <w:t>микросервисы</w:t>
-      </w:r>
-      <w:proofErr w:type="spellEnd"/>
-      <w:r>
-        <w:t>.</w:t>
+        <w:t>Разработанный программный комплекс представляет собой веб-платформу для планирования онлайн-сессий, проведения видеовстреч в браузере, сбора мультимодальной аналитики (речь, мимика, эмоции) и формирования отчётности для организатора. Архитектура системы построена по клиент-серверной модели с выделением ресурсоёмких задач искусственного интеллекта в отдельные микросервисы.</w:t>
       </w:r>
     </w:p>
     <w:p>
@@ -20023,23 +19027,7 @@
         <w:contextualSpacing/>
       </w:pPr>
       <w:r>
-        <w:t xml:space="preserve">Комплекс организован в виде </w:t>
-      </w:r>
-      <w:proofErr w:type="spellStart"/>
-      <w:r>
-        <w:t>монорепозитория</w:t>
-      </w:r>
-      <w:proofErr w:type="spellEnd"/>
-      <w:r>
-        <w:t xml:space="preserve">, что обеспечивает согласованность интерфейсов, упрощает управление зависимостями и ускоряет процесс разработки. </w:t>
-      </w:r>
-      <w:proofErr w:type="spellStart"/>
-      <w:r>
-        <w:t>Оркестрация</w:t>
-      </w:r>
-      <w:proofErr w:type="spellEnd"/>
-      <w:r>
-        <w:t xml:space="preserve"> сервисов осуществляется с помощью средств контейнеризации, поддерживающих базовый профиль (клиентская часть, серверная часть, СУБД) и опциональный профиль искусственного интеллекта (AI-шлюз, сервис распознавания речи).</w:t>
+        <w:t>Комплекс организован в виде монорепозитория, что обеспечивает согласованность интерфейсов, упрощает управление зависимостями и ускоряет процесс разработки. Оркестрация сервисов осуществляется с помощью средств контейнеризации, поддерживающих базовый профиль (клиентская часть, серверная часть, СУБД) и опциональный профиль искусственного интеллекта (AI-шлюз, сервис распознавания речи).</w:t>
       </w:r>
     </w:p>
     <w:p>
@@ -20070,29 +19058,8 @@
         </w:numPr>
         <w:contextualSpacing/>
       </w:pPr>
-      <w:proofErr w:type="spellStart"/>
-      <w:r>
-        <w:t>WebSocket</w:t>
-      </w:r>
-      <w:proofErr w:type="spellEnd"/>
-      <w:r>
-        <w:t xml:space="preserve"> – для </w:t>
-      </w:r>
-      <w:proofErr w:type="spellStart"/>
-      <w:r>
-        <w:t>низкозадержочного</w:t>
-      </w:r>
-      <w:proofErr w:type="spellEnd"/>
-      <w:r>
-        <w:t xml:space="preserve"> обмена </w:t>
-      </w:r>
-      <w:proofErr w:type="spellStart"/>
-      <w:r>
-        <w:t>медиаданными</w:t>
-      </w:r>
-      <w:proofErr w:type="spellEnd"/>
-      <w:r>
-        <w:t>, событиями встречи, потоковой аналитикой и чатом в реальном времени.</w:t>
+      <w:r>
+        <w:t>WebSocket – для низкозадержочного обмена медиаданными, событиями встречи, потоковой аналитикой и чатом в реальном времени.</w:t>
       </w:r>
     </w:p>
     <w:p>
@@ -20121,31 +19088,7 @@
         <w:contextualSpacing/>
       </w:pPr>
       <w:r>
-        <w:t xml:space="preserve">Клиентская часть реализована как одностраничное приложение (SPA) на базе стека </w:t>
-      </w:r>
-      <w:proofErr w:type="spellStart"/>
-      <w:r>
-        <w:t>React</w:t>
-      </w:r>
-      <w:proofErr w:type="spellEnd"/>
-      <w:r>
-        <w:t xml:space="preserve">, </w:t>
-      </w:r>
-      <w:proofErr w:type="spellStart"/>
-      <w:r>
-        <w:t>TypeScript</w:t>
-      </w:r>
-      <w:proofErr w:type="spellEnd"/>
-      <w:r>
-        <w:t xml:space="preserve"> и сборщика </w:t>
-      </w:r>
-      <w:proofErr w:type="spellStart"/>
-      <w:r>
-        <w:t>Vite</w:t>
-      </w:r>
-      <w:proofErr w:type="spellEnd"/>
-      <w:r>
-        <w:t>. Интерфейс спроектирован с учётом принципов компонентного подхода и разделения ответственности.</w:t>
+        <w:t>Клиентская часть реализована как одностраничное приложение (SPA) на базе стека React, TypeScript и сборщика Vite. Интерфейс спроектирован с учётом принципов компонентного подхода и разделения ответственности.</w:t>
       </w:r>
     </w:p>
     <w:p>
@@ -20188,21 +19131,8 @@
         </w:numPr>
         <w:contextualSpacing/>
       </w:pPr>
-      <w:proofErr w:type="spellStart"/>
-      <w:r>
-        <w:t>WebSocket</w:t>
-      </w:r>
-      <w:proofErr w:type="spellEnd"/>
-      <w:r>
-        <w:t xml:space="preserve">-механизм обеспечивает автоматическое </w:t>
-      </w:r>
-      <w:proofErr w:type="spellStart"/>
-      <w:r>
-        <w:t>переподключение</w:t>
-      </w:r>
-      <w:proofErr w:type="spellEnd"/>
-      <w:r>
-        <w:t>, обработку сигналов активности и маршрутизацию входящих событий. Разбор доменных событий делегирован специализированной функции, которая обновляет состояние, показывает уведомления и реагирует на завершение встречи.</w:t>
+      <w:r>
+        <w:t>WebSocket-механизм обеспечивает автоматическое переподключение, обработку сигналов активности и маршрутизацию входящих событий. Разбор доменных событий делегирован специализированной функции, которая обновляет состояние, показывает уведомления и реагирует на завершение встречи.</w:t>
       </w:r>
     </w:p>
     <w:p>
@@ -20375,7 +19305,23 @@
           <w:color w:val="000000" w:themeColor="text1"/>
           <w:lang w:eastAsia="en-US" w:bidi="he-IL"/>
         </w:rPr>
-        <w:t>. Интерфейс</w:t>
+        <w:t xml:space="preserve"> </w:t>
+      </w:r>
+      <w:r>
+        <w:rPr>
+          <w:rFonts w:eastAsiaTheme="minorHAnsi"/>
+          <w:color w:val="000000" w:themeColor="text1"/>
+          <w:lang w:eastAsia="en-US" w:bidi="he-IL"/>
+        </w:rPr>
+        <w:t>–</w:t>
+      </w:r>
+      <w:r>
+        <w:rPr>
+          <w:rFonts w:eastAsiaTheme="minorHAnsi"/>
+          <w:color w:val="000000" w:themeColor="text1"/>
+          <w:lang w:eastAsia="en-US" w:bidi="he-IL"/>
+        </w:rPr>
+        <w:t xml:space="preserve"> Интерфейс</w:t>
       </w:r>
     </w:p>
     <w:p>
@@ -20385,15 +19331,7 @@
       <w:bookmarkStart w:id="48" w:name="_Toc229467891"/>
       <w:bookmarkStart w:id="49" w:name="_Toc229767070"/>
       <w:r>
-        <w:t xml:space="preserve">Серверный модуль управления сессиями и </w:t>
-      </w:r>
-      <w:proofErr w:type="spellStart"/>
-      <w:r>
-        <w:t>WebSocket</w:t>
-      </w:r>
-      <w:proofErr w:type="spellEnd"/>
-      <w:r>
-        <w:t>-коммуникации</w:t>
+        <w:t>Серверный модуль управления сессиями и WebSocket-коммуникации</w:t>
       </w:r>
       <w:bookmarkEnd w:id="48"/>
       <w:bookmarkEnd w:id="49"/>
@@ -20403,15 +19341,7 @@
         <w:contextualSpacing/>
       </w:pPr>
       <w:r>
-        <w:t xml:space="preserve">Серверная часть написана на языке Go с использованием веб-фреймворка </w:t>
-      </w:r>
-      <w:proofErr w:type="spellStart"/>
-      <w:r>
-        <w:t>Gin</w:t>
-      </w:r>
-      <w:proofErr w:type="spellEnd"/>
-      <w:r>
-        <w:t>. Точка входа выполняет инициализацию подключения к СУБД, настройку CORS, регистрацию промежуточного ПО и маршрутов.</w:t>
+        <w:t>Серверная часть написана на языке Go с использованием веб-фреймворка Gin. Точка входа выполняет инициализацию подключения к СУБД, настройку CORS, регистрацию промежуточного ПО и маршрутов.</w:t>
       </w:r>
     </w:p>
     <w:p>
@@ -20431,15 +19361,7 @@
         <w:contextualSpacing/>
       </w:pPr>
       <w:r>
-        <w:t xml:space="preserve">Цепочка </w:t>
-      </w:r>
-      <w:proofErr w:type="spellStart"/>
-      <w:r>
-        <w:t>middleware</w:t>
-      </w:r>
-      <w:proofErr w:type="spellEnd"/>
-      <w:r>
-        <w:t>: восстановление после сбоев → идентификация запроса → логирование доступа → CORS → ограничение попыток входа → проверка аутентификации. Такая последовательность обеспечивает отказоустойчивость, аудит запросов, защиту от подбора паролей и контроль доступа.</w:t>
+        <w:t>Цепочка middleware: восстановление после сбоев → идентификация запроса → логирование доступа → CORS → ограничение попыток входа → проверка аутентификации. Такая последовательность обеспечивает отказоустойчивость, аудит запросов, защиту от подбора паролей и контроль доступа.</w:t>
       </w:r>
     </w:p>
     <w:p>
@@ -20450,13 +19372,8 @@
         </w:numPr>
         <w:contextualSpacing/>
       </w:pPr>
-      <w:proofErr w:type="spellStart"/>
-      <w:r>
-        <w:t>WebSocket</w:t>
-      </w:r>
-      <w:proofErr w:type="spellEnd"/>
-      <w:r>
-        <w:t>-хаб управляет пулом соединений по идентификатору сессии. При получении сообщения о присоединении сервер сохраняет метаданные подключения, рассылает событие о новом участнике всем клиентам и отправляет новому участнику текущий список присутствующих.</w:t>
+      <w:r>
+        <w:t>WebSocket-хаб управляет пулом соединений по идентификатору сессии. При получении сообщения о присоединении сервер сохраняет метаданные подключения, рассылает событие о новом участнике всем клиентам и отправляет новому участнику текущий список присутствующих.</w:t>
       </w:r>
     </w:p>
     <w:p>
@@ -20468,27 +19385,11 @@
         <w:contextualSpacing/>
       </w:pPr>
       <w:r>
-        <w:t xml:space="preserve">Обработка медиа-событий: сообщения типов «кадр», «аудио», «сообщение чата» маршрутизируются к зарегистрированным обработчикам. События аналитики (текстовый анализ, </w:t>
-      </w:r>
-      <w:proofErr w:type="spellStart"/>
-      <w:r>
-        <w:t>аудиоанализ</w:t>
-      </w:r>
-      <w:proofErr w:type="spellEnd"/>
-      <w:r>
-        <w:t xml:space="preserve">, анализ лица, эмоции) записываются в таблицу событий и одновременно транслируются клиентам. </w:t>
+        <w:t xml:space="preserve">Обработка медиа-событий: сообщения типов «кадр», «аудио», «сообщение чата» маршрутизируются к зарегистрированным обработчикам. События аналитики (текстовый анализ, аудиоанализ, анализ лица, эмоции) записываются в таблицу событий и одновременно транслируются клиентам. </w:t>
       </w:r>
       <w:r>
         <w:lastRenderedPageBreak/>
-        <w:t xml:space="preserve">Отладочные сообщения не сохраняются в БД, а сразу передаются по </w:t>
-      </w:r>
-      <w:proofErr w:type="spellStart"/>
-      <w:r>
-        <w:t>WebSocket</w:t>
-      </w:r>
-      <w:proofErr w:type="spellEnd"/>
-      <w:r>
-        <w:t xml:space="preserve"> для снижения нагрузки на дисковую подсистему.</w:t>
+        <w:t>Отладочные сообщения не сохраняются в БД, а сразу передаются по WebSocket для снижения нагрузки на дисковую подсистему.</w:t>
       </w:r>
     </w:p>
     <w:p>
@@ -20520,23 +19421,7 @@
         <w:contextualSpacing/>
       </w:pPr>
       <w:r>
-        <w:t xml:space="preserve">Подсистема безопасности построена на основе </w:t>
-      </w:r>
-      <w:proofErr w:type="spellStart"/>
-      <w:r>
-        <w:t>stateless</w:t>
-      </w:r>
-      <w:proofErr w:type="spellEnd"/>
-      <w:r>
-        <w:t xml:space="preserve">-архитектуры с использованием JWT (JSON Web </w:t>
-      </w:r>
-      <w:proofErr w:type="spellStart"/>
-      <w:r>
-        <w:t>Tokens</w:t>
-      </w:r>
-      <w:proofErr w:type="spellEnd"/>
-      <w:r>
-        <w:t>). Процесс аутентификации включает:</w:t>
+        <w:t>Подсистема безопасности построена на основе stateless-архитектуры с использованием JWT (JSON Web Tokens). Процесс аутентификации включает:</w:t>
       </w:r>
     </w:p>
     <w:p>
@@ -20548,15 +19433,7 @@
         <w:contextualSpacing/>
       </w:pPr>
       <w:r>
-        <w:t xml:space="preserve">Проверку учётных данных через запрос входа с валидацией </w:t>
-      </w:r>
-      <w:proofErr w:type="spellStart"/>
-      <w:r>
-        <w:t>хеша</w:t>
-      </w:r>
-      <w:proofErr w:type="spellEnd"/>
-      <w:r>
-        <w:t xml:space="preserve"> пароля.</w:t>
+        <w:t>Проверку учётных данных через запрос входа с валидацией хеша пароля.</w:t>
       </w:r>
     </w:p>
     <w:p>
@@ -20624,15 +19501,7 @@
         <w:contextualSpacing/>
       </w:pPr>
       <w:r>
-        <w:t xml:space="preserve">В продакшн-окружении предполагается использование HTTPS/WSS, строгих CORS-правил и безопасных </w:t>
-      </w:r>
-      <w:proofErr w:type="spellStart"/>
-      <w:r>
-        <w:t>cookie</w:t>
-      </w:r>
-      <w:proofErr w:type="spellEnd"/>
-      <w:r>
-        <w:t xml:space="preserve"> для токенов обновления.</w:t>
+        <w:t>В продакшн-окружении предполагается использование HTTPS/WSS, строгих CORS-правил и безопасных cookie для токенов обновления.</w:t>
       </w:r>
     </w:p>
     <w:p>
@@ -20642,30 +19511,17 @@
       <w:bookmarkStart w:id="52" w:name="_Toc229467893"/>
       <w:bookmarkStart w:id="53" w:name="_Toc229767072"/>
       <w:r>
-        <w:t xml:space="preserve">Модуль захвата и передачи </w:t>
-      </w:r>
-      <w:proofErr w:type="spellStart"/>
-      <w:r>
-        <w:t>медиапотоков</w:t>
+        <w:t>Модуль захвата и передачи медиапотоков</w:t>
       </w:r>
       <w:bookmarkEnd w:id="52"/>
       <w:bookmarkEnd w:id="53"/>
-      <w:proofErr w:type="spellEnd"/>
     </w:p>
     <w:p>
       <w:pPr>
         <w:contextualSpacing/>
       </w:pPr>
       <w:r>
-        <w:t xml:space="preserve">Захват </w:t>
-      </w:r>
-      <w:proofErr w:type="spellStart"/>
-      <w:r>
-        <w:t>медиаданных</w:t>
-      </w:r>
-      <w:proofErr w:type="spellEnd"/>
-      <w:r>
-        <w:t xml:space="preserve"> на стороне клиента реализован через нативные браузерные API без использования сторонних плагинов.</w:t>
+        <w:t>Захват медиаданных на стороне клиента реализован через нативные браузерные API без использования сторонних плагинов.</w:t>
       </w:r>
     </w:p>
     <w:p>
@@ -20677,27 +19533,11 @@
         <w:contextualSpacing/>
       </w:pPr>
       <w:r>
-        <w:t xml:space="preserve">Аудио: создаётся компонент записи исключительно для аудиодорожки микрофона. Для корректного декодирования на стороне сервера применяется стратегия кумулятивного накопления </w:t>
-      </w:r>
-      <w:proofErr w:type="spellStart"/>
-      <w:r>
-        <w:t>чанков</w:t>
-      </w:r>
-      <w:proofErr w:type="spellEnd"/>
-      <w:r>
-        <w:t xml:space="preserve">: вместо отправки изолированных фрагментов система формирует непрерывный </w:t>
+        <w:t xml:space="preserve">Аудио: создаётся компонент записи исключительно для аудиодорожки микрофона. Для корректного декодирования на стороне сервера применяется стратегия кумулятивного накопления чанков: вместо отправки изолированных фрагментов система формирует непрерывный </w:t>
       </w:r>
       <w:r>
         <w:lastRenderedPageBreak/>
-        <w:t xml:space="preserve">буфер, содержащий инициализирующий сегмент и последующие кластеры. Буфер кодируется в Base64 и отправляется по </w:t>
-      </w:r>
-      <w:proofErr w:type="spellStart"/>
-      <w:r>
-        <w:t>WebSocket</w:t>
-      </w:r>
-      <w:proofErr w:type="spellEnd"/>
-      <w:r>
-        <w:t xml:space="preserve"> с заданным интервалом или по достижению лимита размера.</w:t>
+        <w:t>буфер, содержащий инициализирующий сегмент и последующие кластеры. Буфер кодируется в Base64 и отправляется по WebSocket с заданным интервалом или по достижению лимита размера.</w:t>
       </w:r>
     </w:p>
     <w:p>
@@ -20709,23 +19549,7 @@
         <w:contextualSpacing/>
       </w:pPr>
       <w:r>
-        <w:t xml:space="preserve">Видео: кадры для анализа лица захватываются с </w:t>
-      </w:r>
-      <w:proofErr w:type="spellStart"/>
-      <w:r>
-        <w:t>видеоэлемента</w:t>
-      </w:r>
-      <w:proofErr w:type="spellEnd"/>
-      <w:r>
-        <w:t xml:space="preserve"> через </w:t>
-      </w:r>
-      <w:proofErr w:type="spellStart"/>
-      <w:r>
-        <w:t>canvas</w:t>
-      </w:r>
-      <w:proofErr w:type="spellEnd"/>
-      <w:r>
-        <w:t xml:space="preserve"> с фиксированным интервалом. Изображение конвертируется в JPEG Base64 и передаётся типом «кадр». Такой подход балансирует между частотой обновления аналитики и пропускной способностью канала.</w:t>
+        <w:t>Видео: кадры для анализа лица захватываются с видеоэлемента через canvas с фиксированным интервалом. Изображение конвертируется в JPEG Base64 и передаётся типом «кадр». Такой подход балансирует между частотой обновления аналитики и пропускной способностью канала.</w:t>
       </w:r>
     </w:p>
     <w:p>
@@ -20737,15 +19561,7 @@
         <w:contextualSpacing/>
       </w:pPr>
       <w:r>
-        <w:t>Управление ресурсами</w:t>
-      </w:r>
-      <w:proofErr w:type="gramStart"/>
-      <w:r>
-        <w:t>: При</w:t>
-      </w:r>
-      <w:proofErr w:type="gramEnd"/>
-      <w:r>
-        <w:t xml:space="preserve"> смене потока, потере фокуса вкладки или завершении встречи компоненты записи корректно останавливаются и освобождаются, что предотвращает утечки памяти и фоновую загрузку ЦП.</w:t>
+        <w:t>Управление ресурсами: При смене потока, потере фокуса вкладки или завершении встречи компоненты записи корректно останавливаются и освобождаются, что предотвращает утечки памяти и фоновую загрузку ЦП.</w:t>
       </w:r>
     </w:p>
     <w:p>
@@ -20765,15 +19581,7 @@
         <w:contextualSpacing/>
       </w:pPr>
       <w:r>
-        <w:t xml:space="preserve">Вычислительные задачи ИИ вынесены в отдельный сервис (AI-шлюз) и сервис распознавания речи на языке Python. Шлюз взаимодействует с серверной частью через </w:t>
-      </w:r>
-      <w:proofErr w:type="spellStart"/>
-      <w:r>
-        <w:t>WebSocket</w:t>
-      </w:r>
-      <w:proofErr w:type="spellEnd"/>
-      <w:r>
-        <w:t xml:space="preserve"> и конфигурируется через JSON-файлы с поддержкой горячей перезагрузки.</w:t>
+        <w:t>Вычислительные задачи ИИ вынесены в отдельный сервис (AI-шлюз) и сервис распознавания речи на языке Python. Шлюз взаимодействует с серверной частью через WebSocket и конфигурируется через JSON-файлы с поддержкой горячей перезагрузки.</w:t>
       </w:r>
     </w:p>
     <w:p>
@@ -20797,31 +19605,7 @@
         <w:contextualSpacing/>
       </w:pPr>
       <w:r>
-        <w:t>Задача распознавания эмоций по выражению лица (</w:t>
-      </w:r>
-      <w:proofErr w:type="spellStart"/>
-      <w:r>
-        <w:t>Facial</w:t>
-      </w:r>
-      <w:proofErr w:type="spellEnd"/>
-      <w:r>
-        <w:t xml:space="preserve"> </w:t>
-      </w:r>
-      <w:proofErr w:type="spellStart"/>
-      <w:r>
-        <w:t>Expression</w:t>
-      </w:r>
-      <w:proofErr w:type="spellEnd"/>
-      <w:r>
-        <w:t xml:space="preserve"> </w:t>
-      </w:r>
-      <w:proofErr w:type="spellStart"/>
-      <w:r>
-        <w:t>Recognition</w:t>
-      </w:r>
-      <w:proofErr w:type="spellEnd"/>
-      <w:r>
-        <w:t>, FER) является одной из ключевых в области компьютерного зрения и аффективных вычислений. Современный подход к решению данной задачи включает два основных этапа: детектирование лица и классификацию эмоций.</w:t>
+        <w:t>Задача распознавания эмоций по выражению лица (Facial Expression Recognition, FER) является одной из ключевых в области компьютерного зрения и аффективных вычислений. Современный подход к решению данной задачи включает два основных этапа: детектирование лица и классификацию эмоций.</w:t>
       </w:r>
     </w:p>
     <w:p>
@@ -20837,15 +19621,7 @@
         <w:contextualSpacing/>
       </w:pPr>
       <w:r>
-        <w:t>Первым шагом является локализация лица на изображении и определение ключевых точек (</w:t>
-      </w:r>
-      <w:proofErr w:type="spellStart"/>
-      <w:r>
-        <w:t>landmarks</w:t>
-      </w:r>
-      <w:proofErr w:type="spellEnd"/>
-      <w:r>
-        <w:t>). Для этого применяются следующие подходы:</w:t>
+        <w:t>Первым шагом является локализация лица на изображении и определение ключевых точек (landmarks). Для этого применяются следующие подходы:</w:t>
       </w:r>
     </w:p>
     <w:p>
@@ -20857,39 +19633,7 @@
         <w:contextualSpacing/>
       </w:pPr>
       <w:r>
-        <w:t xml:space="preserve">Active </w:t>
-      </w:r>
-      <w:proofErr w:type="spellStart"/>
-      <w:r>
-        <w:t>Shape</w:t>
-      </w:r>
-      <w:proofErr w:type="spellEnd"/>
-      <w:r>
-        <w:t xml:space="preserve"> </w:t>
-      </w:r>
-      <w:proofErr w:type="spellStart"/>
-      <w:r>
-        <w:t>Models</w:t>
-      </w:r>
-      <w:proofErr w:type="spellEnd"/>
-      <w:r>
-        <w:t xml:space="preserve"> (ASM) и Active </w:t>
-      </w:r>
-      <w:proofErr w:type="spellStart"/>
-      <w:r>
-        <w:t>Appearance</w:t>
-      </w:r>
-      <w:proofErr w:type="spellEnd"/>
-      <w:r>
-        <w:t xml:space="preserve"> </w:t>
-      </w:r>
-      <w:proofErr w:type="spellStart"/>
-      <w:r>
-        <w:t>Models</w:t>
-      </w:r>
-      <w:proofErr w:type="spellEnd"/>
-      <w:r>
-        <w:t xml:space="preserve"> (AAM) – классические статистические методы, которые строят параметрическое представление формы лица на основе обучающей выборки. Эти модели </w:t>
+        <w:t xml:space="preserve">Active Shape Models (ASM) и Active Appearance Models (AAM) – классические статистические методы, которые строят параметрическое представление формы лица на основе обучающей выборки. Эти модели </w:t>
       </w:r>
       <w:r>
         <w:lastRenderedPageBreak/>
@@ -20916,29 +19660,8 @@
         </w:numPr>
         <w:contextualSpacing/>
       </w:pPr>
-      <w:proofErr w:type="spellStart"/>
-      <w:r>
-        <w:t>BlazeFace</w:t>
-      </w:r>
-      <w:proofErr w:type="spellEnd"/>
-      <w:r>
-        <w:t xml:space="preserve"> – легковесная </w:t>
-      </w:r>
-      <w:proofErr w:type="spellStart"/>
-      <w:r>
-        <w:t>свёрточная</w:t>
-      </w:r>
-      <w:proofErr w:type="spellEnd"/>
-      <w:r>
-        <w:t xml:space="preserve"> нейронная сеть, оптимизированная для работы в реальном времени на мобильных устройствах. Использует якорные точки (</w:t>
-      </w:r>
-      <w:proofErr w:type="spellStart"/>
-      <w:r>
-        <w:t>anchors</w:t>
-      </w:r>
-      <w:proofErr w:type="spellEnd"/>
-      <w:r>
-        <w:t>) и предсказывает ограничивающие рамки лиц.</w:t>
+      <w:r>
+        <w:t>BlazeFace – легковесная свёрточная нейронная сеть, оптимизированная для работы в реальном времени на мобильных устройствах. Использует якорные точки (anchors) и предсказывает ограничивающие рамки лиц.</w:t>
       </w:r>
     </w:p>
     <w:p>
@@ -20950,23 +19673,7 @@
         <w:contextualSpacing/>
       </w:pPr>
       <w:r>
-        <w:t>MTCNN (Multi-</w:t>
-      </w:r>
-      <w:proofErr w:type="spellStart"/>
-      <w:r>
-        <w:t>task</w:t>
-      </w:r>
-      <w:proofErr w:type="spellEnd"/>
-      <w:r>
-        <w:t xml:space="preserve"> </w:t>
-      </w:r>
-      <w:proofErr w:type="spellStart"/>
-      <w:r>
-        <w:t>Cascaded</w:t>
-      </w:r>
-      <w:proofErr w:type="spellEnd"/>
-      <w:r>
-        <w:t xml:space="preserve"> CNN) – каскадная архитектура из трёх нейронных сетей, которые последовательно уточняют положение лица и определяют 5 ключевых точек (углы глаз, кончик носа, уголки рта).</w:t>
+        <w:t>MTCNN (Multi-task Cascaded CNN) – каскадная архитектура из трёх нейронных сетей, которые последовательно уточняют положение лица и определяют 5 ключевых точек (углы глаз, кончик носа, уголки рта).</w:t>
       </w:r>
     </w:p>
     <w:p>
@@ -20974,31 +19681,7 @@
         <w:contextualSpacing/>
       </w:pPr>
       <w:r>
-        <w:t>Принцип работы MTCNN заключается в последовательной обработке изображения тремя нейронными сетями: P-Net (</w:t>
-      </w:r>
-      <w:proofErr w:type="spellStart"/>
-      <w:r>
-        <w:t>Proposal</w:t>
-      </w:r>
-      <w:proofErr w:type="spellEnd"/>
-      <w:r>
-        <w:t xml:space="preserve"> Network) генерирует кандидаты на расположение лиц, R-Net (</w:t>
-      </w:r>
-      <w:proofErr w:type="spellStart"/>
-      <w:r>
-        <w:t>Refine</w:t>
-      </w:r>
-      <w:proofErr w:type="spellEnd"/>
-      <w:r>
-        <w:t xml:space="preserve"> Network) отсеивает ложные срабатывания и уточняет границы, O-Net (</w:t>
-      </w:r>
-      <w:proofErr w:type="spellStart"/>
-      <w:r>
-        <w:t>Output</w:t>
-      </w:r>
-      <w:proofErr w:type="spellEnd"/>
-      <w:r>
-        <w:t xml:space="preserve"> Network) выполняет финальную проверку и определяет пять ключевых точек. Такая каскадная архитектура обеспечивает высокую скорость детекции при сохранении точности. Структура сети MTCNN представлена на рисунке</w:t>
+        <w:t>Принцип работы MTCNN заключается в последовательной обработке изображения тремя нейронными сетями: P-Net (Proposal Network) генерирует кандидаты на расположение лиц, R-Net (Refine Network) отсеивает ложные срабатывания и уточняет границы, O-Net (Output Network) выполняет финальную проверку и определяет пять ключевых точек. Такая каскадная архитектура обеспечивает высокую скорость детекции при сохранении точности. Структура сети MTCNN представлена на рисунке</w:t>
       </w:r>
       <w:r>
         <w:rPr>
@@ -21159,7 +19842,23 @@
           <w:color w:val="000000" w:themeColor="text1"/>
           <w:lang w:eastAsia="en-US" w:bidi="he-IL"/>
         </w:rPr>
-        <w:t>. Архитектура MTCNN</w:t>
+        <w:t xml:space="preserve"> </w:t>
+      </w:r>
+      <w:r>
+        <w:rPr>
+          <w:rFonts w:eastAsiaTheme="minorHAnsi"/>
+          <w:color w:val="000000" w:themeColor="text1"/>
+          <w:lang w:eastAsia="en-US" w:bidi="he-IL"/>
+        </w:rPr>
+        <w:t>–</w:t>
+      </w:r>
+      <w:r>
+        <w:rPr>
+          <w:rFonts w:eastAsiaTheme="minorHAnsi"/>
+          <w:color w:val="000000" w:themeColor="text1"/>
+          <w:lang w:eastAsia="en-US" w:bidi="he-IL"/>
+        </w:rPr>
+        <w:t xml:space="preserve"> Архитектура MTCNN</w:t>
       </w:r>
     </w:p>
     <w:p>
@@ -21167,15 +19866,7 @@
         <w:contextualSpacing/>
       </w:pPr>
       <w:r>
-        <w:t>После детектирования выполняется выравнивание (</w:t>
-      </w:r>
-      <w:proofErr w:type="spellStart"/>
-      <w:r>
-        <w:t>alignment</w:t>
-      </w:r>
-      <w:proofErr w:type="spellEnd"/>
-      <w:r>
-        <w:t>) – геометрическая трансформация лица к каноническому виду на основе ключевых точек. Это повышает точность последующей классификации эмоций.</w:t>
+        <w:t>После детектирования выполняется выравнивание (alignment) – геометрическая трансформация лица к каноническому виду на основе ключевых точек. Это повышает точность последующей классификации эмоций.</w:t>
       </w:r>
     </w:p>
     <w:p>
@@ -21192,31 +19883,7 @@
       </w:pPr>
       <w:r>
         <w:lastRenderedPageBreak/>
-        <w:t xml:space="preserve">Классификация эмоций выполняется с помощью </w:t>
-      </w:r>
-      <w:proofErr w:type="spellStart"/>
-      <w:r>
-        <w:t>свёрточных</w:t>
-      </w:r>
-      <w:proofErr w:type="spellEnd"/>
-      <w:r>
-        <w:t xml:space="preserve"> нейронных сетей (CNN). В разработанной системе используется библиотека </w:t>
-      </w:r>
-      <w:proofErr w:type="spellStart"/>
-      <w:r>
-        <w:t>DeepFace</w:t>
-      </w:r>
-      <w:proofErr w:type="spellEnd"/>
-      <w:r>
-        <w:t xml:space="preserve">, которая представляет собой мета-библиотеку, включающую несколько </w:t>
-      </w:r>
-      <w:proofErr w:type="spellStart"/>
-      <w:r>
-        <w:t>предобученных</w:t>
-      </w:r>
-      <w:proofErr w:type="spellEnd"/>
-      <w:r>
-        <w:t xml:space="preserve"> архитектур:</w:t>
+        <w:t>Классификация эмоций выполняется с помощью свёрточных нейронных сетей (CNN). В разработанной системе используется библиотека DeepFace, которая представляет собой мета-библиотеку, включающую несколько предобученных архитектур:</w:t>
       </w:r>
     </w:p>
     <w:p>
@@ -21228,15 +19895,7 @@
         <w:contextualSpacing/>
       </w:pPr>
       <w:r>
-        <w:t xml:space="preserve">VGG-Face – глубокая сеть с 16-19 </w:t>
-      </w:r>
-      <w:proofErr w:type="spellStart"/>
-      <w:r>
-        <w:t>свёрточными</w:t>
-      </w:r>
-      <w:proofErr w:type="spellEnd"/>
-      <w:r>
-        <w:t xml:space="preserve"> слоями, изначально обученная для задачи распознавания лиц, но адаптируемая для классификации эмоций.</w:t>
+        <w:t>VGG-Face – глубокая сеть с 16-19 свёрточными слоями, изначально обученная для задачи распознавания лиц, но адаптируемая для классификации эмоций.</w:t>
       </w:r>
     </w:p>
     <w:p>
@@ -21248,23 +19907,7 @@
         <w:contextualSpacing/>
       </w:pPr>
       <w:r>
-        <w:t xml:space="preserve">Facenet512 – архитектура, использующая </w:t>
-      </w:r>
-      <w:proofErr w:type="spellStart"/>
-      <w:r>
-        <w:t>triplet</w:t>
-      </w:r>
-      <w:proofErr w:type="spellEnd"/>
-      <w:r>
-        <w:t xml:space="preserve"> </w:t>
-      </w:r>
-      <w:proofErr w:type="spellStart"/>
-      <w:r>
-        <w:t>loss</w:t>
-      </w:r>
-      <w:proofErr w:type="spellEnd"/>
-      <w:r>
-        <w:t xml:space="preserve"> для обучения вложений лиц в компактное пространство признаков.</w:t>
+        <w:t>Facenet512 – архитектура, использующая triplet loss для обучения вложений лиц в компактное пространство признаков.</w:t>
       </w:r>
     </w:p>
     <w:p>
@@ -21275,13 +19918,8 @@
         </w:numPr>
         <w:contextualSpacing/>
       </w:pPr>
-      <w:proofErr w:type="spellStart"/>
-      <w:r>
-        <w:t>EfficientNet</w:t>
-      </w:r>
-      <w:proofErr w:type="spellEnd"/>
-      <w:r>
-        <w:t xml:space="preserve"> – семейство сетей, оптимизированных по соотношению точности и вычислительной сложности.</w:t>
+      <w:r>
+        <w:t>EfficientNet – семейство сетей, оптимизированных по соотношению точности и вычислительной сложности.</w:t>
       </w:r>
     </w:p>
     <w:p>
@@ -21289,31 +19927,7 @@
         <w:contextualSpacing/>
       </w:pPr>
       <w:r>
-        <w:t xml:space="preserve">Архитектура VGG-16, лежащая в основе модели VGG-Face, характеризуется использованием малых </w:t>
-      </w:r>
-      <w:proofErr w:type="spellStart"/>
-      <w:r>
-        <w:t>свёрточных</w:t>
-      </w:r>
-      <w:proofErr w:type="spellEnd"/>
-      <w:r>
-        <w:t xml:space="preserve"> фильтров 3×3 на всех слоях и последовательным увеличением количества каналов с уменьшением пространственной размерности. Сеть содержит 13 </w:t>
-      </w:r>
-      <w:proofErr w:type="spellStart"/>
-      <w:r>
-        <w:t>свёрточных</w:t>
-      </w:r>
-      <w:proofErr w:type="spellEnd"/>
-      <w:r>
-        <w:t xml:space="preserve"> слоёв и 3 </w:t>
-      </w:r>
-      <w:proofErr w:type="spellStart"/>
-      <w:r>
-        <w:t>полносвязных</w:t>
-      </w:r>
-      <w:proofErr w:type="spellEnd"/>
-      <w:r>
-        <w:t xml:space="preserve"> слоя, что обеспечивает глубокое извлечение признаков лица. Блок-схема архитектуры VGG-16 представлена на рисунке</w:t>
+        <w:t>Архитектура VGG-16, лежащая в основе модели VGG-Face, характеризуется использованием малых свёрточных фильтров 3×3 на всех слоях и последовательным увеличением количества каналов с уменьшением пространственной размерности. Сеть содержит 13 свёрточных слоёв и 3 полносвязных слоя, что обеспечивает глубокое извлечение признаков лица. Блок-схема архитектуры VGG-16 представлена на рисунке</w:t>
       </w:r>
       <w:r>
         <w:rPr>
@@ -21478,7 +20092,23 @@
           <w:color w:val="000000" w:themeColor="text1"/>
           <w:lang w:eastAsia="en-US" w:bidi="he-IL"/>
         </w:rPr>
-        <w:t>. Архитектура сети VGG-16, используемой в модели VGG-Face</w:t>
+        <w:t xml:space="preserve"> </w:t>
+      </w:r>
+      <w:r>
+        <w:rPr>
+          <w:rFonts w:eastAsiaTheme="minorHAnsi"/>
+          <w:color w:val="000000" w:themeColor="text1"/>
+          <w:lang w:eastAsia="en-US" w:bidi="he-IL"/>
+        </w:rPr>
+        <w:t>–</w:t>
+      </w:r>
+      <w:r>
+        <w:rPr>
+          <w:rFonts w:eastAsiaTheme="minorHAnsi"/>
+          <w:color w:val="000000" w:themeColor="text1"/>
+          <w:lang w:eastAsia="en-US" w:bidi="he-IL"/>
+        </w:rPr>
+        <w:t xml:space="preserve"> Архитектура сети VGG-16, используемой в модели VGG-Face</w:t>
       </w:r>
     </w:p>
     <w:p>
@@ -21486,44 +20116,15 @@
         <w:pStyle w:val="3"/>
       </w:pPr>
       <w:r>
-        <w:t xml:space="preserve">Модель </w:t>
-      </w:r>
-      <w:proofErr w:type="spellStart"/>
-      <w:r>
-        <w:t>MediaPipe</w:t>
-      </w:r>
-      <w:proofErr w:type="spellEnd"/>
-      <w:r>
-        <w:t xml:space="preserve"> Face </w:t>
-      </w:r>
-      <w:proofErr w:type="spellStart"/>
-      <w:r>
-        <w:t>Landmarker</w:t>
-      </w:r>
-      <w:proofErr w:type="spellEnd"/>
+        <w:t>Модель MediaPipe Face Landmarker</w:t>
+      </w:r>
     </w:p>
     <w:p>
       <w:pPr>
         <w:contextualSpacing/>
       </w:pPr>
       <w:r>
-        <w:t xml:space="preserve">Опционально в системе реализована поддержка </w:t>
-      </w:r>
-      <w:proofErr w:type="spellStart"/>
-      <w:r>
-        <w:t>MediaPipe</w:t>
-      </w:r>
-      <w:proofErr w:type="spellEnd"/>
-      <w:r>
-        <w:t xml:space="preserve"> Face </w:t>
-      </w:r>
-      <w:proofErr w:type="spellStart"/>
-      <w:r>
-        <w:t>Landmarker</w:t>
-      </w:r>
-      <w:proofErr w:type="spellEnd"/>
-      <w:r>
-        <w:t xml:space="preserve"> от Google, которая строит плотную сетку из 468 трёхмерных ключевых точек на лице. Эта модель позволяет:</w:t>
+        <w:t>Опционально в системе реализована поддержка MediaPipe Face Landmarker от Google, которая строит плотную сетку из 468 трёхмерных ключевых точек на лице. Эта модель позволяет:</w:t>
       </w:r>
     </w:p>
     <w:p>
@@ -21535,15 +20136,7 @@
         <w:contextualSpacing/>
       </w:pPr>
       <w:r>
-        <w:t xml:space="preserve">Оценивать </w:t>
-      </w:r>
-      <w:proofErr w:type="spellStart"/>
-      <w:r>
-        <w:t>blendshape</w:t>
-      </w:r>
-      <w:proofErr w:type="spellEnd"/>
-      <w:r>
-        <w:t>-коэффициенты – параметры, описывающие активность групп лицевых мышц (например, поднятие бровей, растягивание рта);</w:t>
+        <w:t>Оценивать blendshape-коэффициенты – параметры, описывающие активность групп лицевых мышц (например, поднятие бровей, растягивание рта);</w:t>
       </w:r>
     </w:p>
     <w:p>
@@ -21556,31 +20149,7 @@
       </w:pPr>
       <w:r>
         <w:lastRenderedPageBreak/>
-        <w:t>Вычислять углы поворота головы (</w:t>
-      </w:r>
-      <w:proofErr w:type="spellStart"/>
-      <w:r>
-        <w:t>yaw</w:t>
-      </w:r>
-      <w:proofErr w:type="spellEnd"/>
-      <w:r>
-        <w:t xml:space="preserve">, </w:t>
-      </w:r>
-      <w:proofErr w:type="spellStart"/>
-      <w:r>
-        <w:t>pitch</w:t>
-      </w:r>
-      <w:proofErr w:type="spellEnd"/>
-      <w:r>
-        <w:t xml:space="preserve">, </w:t>
-      </w:r>
-      <w:proofErr w:type="spellStart"/>
-      <w:r>
-        <w:t>roll</w:t>
-      </w:r>
-      <w:proofErr w:type="spellEnd"/>
-      <w:r>
-        <w:t>) для анализа позы;</w:t>
+        <w:t>Вычислять углы поворота головы (yaw, pitch, roll) для анализа позы;</w:t>
       </w:r>
     </w:p>
     <w:p>
@@ -21592,44 +20161,15 @@
         <w:contextualSpacing/>
       </w:pPr>
       <w:r>
-        <w:t xml:space="preserve">Отслеживать </w:t>
-      </w:r>
-      <w:proofErr w:type="spellStart"/>
-      <w:r>
-        <w:t>микровыражения</w:t>
-      </w:r>
-      <w:proofErr w:type="spellEnd"/>
-      <w:r>
-        <w:t xml:space="preserve"> – кратковременные изменения выражения лица длительностью 1/25–1/5 секунды.</w:t>
+        <w:t>Отслеживать микровыражения – кратковременные изменения выражения лица длительностью 1/25–1/5 секунды.</w:t>
       </w:r>
     </w:p>
     <w:p>
       <w:pPr>
         <w:contextualSpacing/>
       </w:pPr>
-      <w:proofErr w:type="spellStart"/>
-      <w:r>
-        <w:t>MediaPipe</w:t>
-      </w:r>
-      <w:proofErr w:type="spellEnd"/>
-      <w:r>
-        <w:t xml:space="preserve"> Face </w:t>
-      </w:r>
-      <w:proofErr w:type="spellStart"/>
-      <w:r>
-        <w:t>Landmarker</w:t>
-      </w:r>
-      <w:proofErr w:type="spellEnd"/>
-      <w:r>
-        <w:t xml:space="preserve"> использует </w:t>
-      </w:r>
-      <w:proofErr w:type="spellStart"/>
-      <w:r>
-        <w:t>encoder-decoder</w:t>
-      </w:r>
-      <w:proofErr w:type="spellEnd"/>
-      <w:r>
-        <w:t xml:space="preserve"> архитектуру на базе трансформеров для построения детальной трёхмерной модели лица. Сетка из 468 точек охватывает контуры глаз, бровей, носа, губ и овала лица, позволяя точно отслеживать мимику и положение головы в пространстве. Визуализация сетки ключевых точек представлена на рисунке </w:t>
+      <w:r>
+        <w:t xml:space="preserve">MediaPipe Face Landmarker использует encoder-decoder архитектуру на базе трансформеров для построения детальной трёхмерной модели лица. Сетка из 468 точек охватывает контуры глаз, бровей, носа, губ и овала лица, позволяя точно отслеживать мимику и положение головы в пространстве. Визуализация сетки ключевых точек представлена на рисунке </w:t>
       </w:r>
       <w:r>
         <w:fldChar w:fldCharType="begin"/>
@@ -21788,36 +20328,24 @@
           <w:color w:val="000000" w:themeColor="text1"/>
           <w:lang w:eastAsia="en-US" w:bidi="he-IL"/>
         </w:rPr>
-        <w:t xml:space="preserve">. Сетка ключевых точек </w:t>
-      </w:r>
-      <w:proofErr w:type="spellStart"/>
+        <w:t xml:space="preserve"> </w:t>
+      </w:r>
       <w:r>
         <w:rPr>
           <w:rFonts w:eastAsiaTheme="minorHAnsi"/>
           <w:color w:val="000000" w:themeColor="text1"/>
           <w:lang w:eastAsia="en-US" w:bidi="he-IL"/>
         </w:rPr>
-        <w:t>MediaPipe</w:t>
-      </w:r>
-      <w:proofErr w:type="spellEnd"/>
+        <w:t>–</w:t>
+      </w:r>
       <w:r>
         <w:rPr>
           <w:rFonts w:eastAsiaTheme="minorHAnsi"/>
           <w:color w:val="000000" w:themeColor="text1"/>
           <w:lang w:eastAsia="en-US" w:bidi="he-IL"/>
         </w:rPr>
-        <w:t xml:space="preserve"> Face </w:t>
-      </w:r>
-      <w:proofErr w:type="spellStart"/>
-      <w:r>
-        <w:rPr>
-          <w:rFonts w:eastAsiaTheme="minorHAnsi"/>
-          <w:color w:val="000000" w:themeColor="text1"/>
-          <w:lang w:eastAsia="en-US" w:bidi="he-IL"/>
-        </w:rPr>
-        <w:t>Landmarker</w:t>
-      </w:r>
-      <w:proofErr w:type="spellEnd"/>
+        <w:t xml:space="preserve"> Сетка ключевых точек MediaPipe Face Landmarker</w:t>
+      </w:r>
     </w:p>
     <w:p>
       <w:pPr>
@@ -21844,15 +20372,7 @@
         <w:contextualSpacing/>
       </w:pPr>
       <w:r>
-        <w:t>Радость (</w:t>
-      </w:r>
-      <w:proofErr w:type="spellStart"/>
-      <w:r>
-        <w:t>happiness</w:t>
-      </w:r>
-      <w:proofErr w:type="spellEnd"/>
-      <w:r>
-        <w:t>) – поднятие уголков рта, появление морщин вокруг глаз;</w:t>
+        <w:t>Радость (happiness) – поднятие уголков рта, появление морщин вокруг глаз;</w:t>
       </w:r>
     </w:p>
     <w:p>
@@ -21864,15 +20384,7 @@
         <w:contextualSpacing/>
       </w:pPr>
       <w:r>
-        <w:t>Грусть (</w:t>
-      </w:r>
-      <w:proofErr w:type="spellStart"/>
-      <w:r>
-        <w:t>sadness</w:t>
-      </w:r>
-      <w:proofErr w:type="spellEnd"/>
-      <w:r>
-        <w:t>) – опускание уголков рта, поднятие внутренних уголков бровей;</w:t>
+        <w:t>Грусть (sadness) – опускание уголков рта, поднятие внутренних уголков бровей;</w:t>
       </w:r>
     </w:p>
     <w:p>
@@ -21884,15 +20396,7 @@
         <w:contextualSpacing/>
       </w:pPr>
       <w:r>
-        <w:t>Гнев (</w:t>
-      </w:r>
-      <w:proofErr w:type="spellStart"/>
-      <w:r>
-        <w:t>anger</w:t>
-      </w:r>
-      <w:proofErr w:type="spellEnd"/>
-      <w:r>
-        <w:t>) – опускание бровей, сужение глаз, напряжение губ;</w:t>
+        <w:t>Гнев (anger) – опускание бровей, сужение глаз, напряжение губ;</w:t>
       </w:r>
     </w:p>
     <w:p>
@@ -21904,15 +20408,7 @@
         <w:contextualSpacing/>
       </w:pPr>
       <w:r>
-        <w:t>Страх (</w:t>
-      </w:r>
-      <w:proofErr w:type="spellStart"/>
-      <w:r>
-        <w:t>fear</w:t>
-      </w:r>
-      <w:proofErr w:type="spellEnd"/>
-      <w:r>
-        <w:t>) – поднятие верхних век, растягивание рта;</w:t>
+        <w:t>Страх (fear) – поднятие верхних век, растягивание рта;</w:t>
       </w:r>
     </w:p>
     <w:p>
@@ -21925,15 +20421,7 @@
       </w:pPr>
       <w:r>
         <w:lastRenderedPageBreak/>
-        <w:t>Удивление (</w:t>
-      </w:r>
-      <w:proofErr w:type="spellStart"/>
-      <w:r>
-        <w:t>surprise</w:t>
-      </w:r>
-      <w:proofErr w:type="spellEnd"/>
-      <w:r>
-        <w:t>) – поднятие бровей, расширение глаз, открытие рта;</w:t>
+        <w:t>Удивление (surprise) – поднятие бровей, расширение глаз, открытие рта;</w:t>
       </w:r>
     </w:p>
     <w:p>
@@ -21945,15 +20433,7 @@
         <w:contextualSpacing/>
       </w:pPr>
       <w:r>
-        <w:t>Отвращение (</w:t>
-      </w:r>
-      <w:proofErr w:type="spellStart"/>
-      <w:r>
-        <w:t>disgust</w:t>
-      </w:r>
-      <w:proofErr w:type="spellEnd"/>
-      <w:r>
-        <w:t>) – поднятие верхней губы, морщинистый нос.</w:t>
+        <w:t>Отвращение (disgust) – поднятие верхней губы, морщинистый нос.</w:t>
       </w:r>
     </w:p>
     <w:p>
@@ -21961,15 +20441,7 @@
         <w:contextualSpacing/>
       </w:pPr>
       <w:r>
-        <w:t xml:space="preserve">Модель Пола Экмана, разработанная в 1970-х годах, основана на кросс-культурных исследованиях и утверждает, что шесть базовых эмоций универсальны для всех людей независимо от культуры и социального происхождения. Каждая эмоция характеризуется уникальным паттерном активации лицевых мышц (Action </w:t>
-      </w:r>
-      <w:proofErr w:type="spellStart"/>
-      <w:r>
-        <w:t>Units</w:t>
-      </w:r>
-      <w:proofErr w:type="spellEnd"/>
-      <w:r>
-        <w:t xml:space="preserve">), который может быть распознан алгоритмами компьютерного зрения. Иллюстрация шести базовых эмоций по Экману представлена на рисунке </w:t>
+        <w:t xml:space="preserve">Модель Пола Экмана, разработанная в 1970-х годах, основана на кросс-культурных исследованиях и утверждает, что шесть базовых эмоций универсальны для всех людей независимо от культуры и социального происхождения. Каждая эмоция характеризуется уникальным паттерном активации лицевых мышц (Action Units), который может быть распознан алгоритмами компьютерного зрения. Иллюстрация шести базовых эмоций по Экману представлена на рисунке </w:t>
       </w:r>
       <w:r>
         <w:fldChar w:fldCharType="begin"/>
@@ -22115,7 +20587,23 @@
           <w:color w:val="000000" w:themeColor="text1"/>
           <w:lang w:eastAsia="en-US" w:bidi="he-IL"/>
         </w:rPr>
-        <w:t>. Шесть базовых эмоций по Экману</w:t>
+        <w:t xml:space="preserve"> </w:t>
+      </w:r>
+      <w:r>
+        <w:rPr>
+          <w:rFonts w:eastAsiaTheme="minorHAnsi"/>
+          <w:color w:val="000000" w:themeColor="text1"/>
+          <w:lang w:eastAsia="en-US" w:bidi="he-IL"/>
+        </w:rPr>
+        <w:t>–</w:t>
+      </w:r>
+      <w:r>
+        <w:rPr>
+          <w:rFonts w:eastAsiaTheme="minorHAnsi"/>
+          <w:color w:val="000000" w:themeColor="text1"/>
+          <w:lang w:eastAsia="en-US" w:bidi="he-IL"/>
+        </w:rPr>
+        <w:t xml:space="preserve"> Шесть базовых эмоций по Экману</w:t>
       </w:r>
     </w:p>
     <w:p>
@@ -22131,23 +20619,7 @@
         <w:contextualSpacing/>
       </w:pPr>
       <w:r>
-        <w:t xml:space="preserve">Для предотвращения перегрузки ЦП/ГПУ реализован семафор, ограничивающий количество параллельных </w:t>
-      </w:r>
-      <w:proofErr w:type="spellStart"/>
-      <w:r>
-        <w:t>инференсов</w:t>
-      </w:r>
-      <w:proofErr w:type="spellEnd"/>
-      <w:r>
-        <w:t xml:space="preserve">. Результаты публикуются как события «анализ лица» (сохраняется в БД) и «отладочная информация о лице» (только </w:t>
-      </w:r>
-      <w:proofErr w:type="spellStart"/>
-      <w:r>
-        <w:t>live</w:t>
-      </w:r>
-      <w:proofErr w:type="spellEnd"/>
-      <w:r>
-        <w:t>-трансляция).</w:t>
+        <w:t>Для предотвращения перегрузки ЦП/ГПУ реализован семафор, ограничивающий количество параллельных инференсов. Результаты публикуются как события «анализ лица» (сохраняется в БД) и «отладочная информация о лице» (только live-трансляция).</w:t>
       </w:r>
     </w:p>
     <w:p>
@@ -22172,267 +20644,131 @@
       </w:pPr>
       <w:r>
         <w:lastRenderedPageBreak/>
-        <w:t>Автоматическое распознавание речи (</w:t>
-      </w:r>
-      <w:proofErr w:type="spellStart"/>
-      <w:r>
-        <w:t>Automatic</w:t>
-      </w:r>
-      <w:proofErr w:type="spellEnd"/>
+        <w:t>Автоматическое распознавание речи (Automatic Speech Recognition, ASR) – это технология преобразования акустического сигнала в текстовое представление.</w:t>
+      </w:r>
+    </w:p>
+    <w:p>
+      <w:pPr>
+        <w:contextualSpacing/>
+      </w:pPr>
+      <w:r>
+        <w:t xml:space="preserve">Современные </w:t>
+      </w:r>
+      <w:r>
+        <w:rPr>
+          <w:lang w:val="en-US"/>
+        </w:rPr>
+        <w:t>ASR</w:t>
+      </w:r>
+      <w:r>
+        <w:t>-системы основаны на архитектурах глубокого обучения, в частности на трансформерах. Архитектура трансформера включает энкодер и декодер, взаимодействующие через механизм внимания (</w:t>
+      </w:r>
+      <w:r>
+        <w:rPr>
+          <w:lang w:val="en-US"/>
+        </w:rPr>
+        <w:t>attention</w:t>
+      </w:r>
+      <w:r>
+        <w:t>), что позволяет эффективно обрабатывать последовательности данных.</w:t>
+      </w:r>
+    </w:p>
+    <w:p>
+      <w:pPr>
+        <w:contextualSpacing/>
+        <w:rPr>
+          <w:lang w:val="en-US"/>
+        </w:rPr>
+      </w:pPr>
+      <w:r>
+        <w:t xml:space="preserve">Архитектура </w:t>
+      </w:r>
+      <w:r>
+        <w:rPr>
+          <w:lang w:val="en-US"/>
+        </w:rPr>
+        <w:t>Transformer</w:t>
+      </w:r>
+      <w:r>
+        <w:t xml:space="preserve">, предложенная </w:t>
+      </w:r>
+      <w:r>
+        <w:rPr>
+          <w:lang w:val="en-US"/>
+        </w:rPr>
+        <w:t>Vaswani</w:t>
+      </w:r>
       <w:r>
         <w:t xml:space="preserve"> </w:t>
       </w:r>
-      <w:proofErr w:type="spellStart"/>
-      <w:r>
-        <w:t>Speech</w:t>
-      </w:r>
-      <w:proofErr w:type="spellEnd"/>
+      <w:r>
+        <w:rPr>
+          <w:lang w:val="en-US"/>
+        </w:rPr>
+        <w:t>et</w:t>
+      </w:r>
       <w:r>
         <w:t xml:space="preserve"> </w:t>
       </w:r>
-      <w:proofErr w:type="spellStart"/>
-      <w:r>
-        <w:t>Recognition</w:t>
-      </w:r>
-      <w:proofErr w:type="spellEnd"/>
-      <w:r>
-        <w:t>, ASR) – это технология преобразования акустического сигнала в текстовое представление.</w:t>
-      </w:r>
-    </w:p>
-    <w:p>
-      <w:pPr>
-        <w:contextualSpacing/>
-      </w:pPr>
-      <w:r>
-        <w:t xml:space="preserve">Современные </w:t>
-      </w:r>
       <w:r>
         <w:rPr>
           <w:lang w:val="en-US"/>
         </w:rPr>
-        <w:t>ASR</w:t>
-      </w:r>
-      <w:r>
-        <w:t xml:space="preserve">-системы основаны на архитектурах глубокого обучения, в частности на трансформерах. Архитектура трансформера включает </w:t>
-      </w:r>
-      <w:proofErr w:type="spellStart"/>
-      <w:r>
-        <w:t>энкодер</w:t>
-      </w:r>
-      <w:proofErr w:type="spellEnd"/>
-      <w:r>
-        <w:t xml:space="preserve"> и декодер, взаимодействующие через механизм внимания (</w:t>
+        <w:t>al</w:t>
+      </w:r>
+      <w:r>
+        <w:t>. в 2017 году, полностью отказалась от рекуррентных и свёрточных слоёв в пользу механизма самовнимания (</w:t>
       </w:r>
       <w:r>
         <w:rPr>
           <w:lang w:val="en-US"/>
         </w:rPr>
+        <w:t>self</w:t>
+      </w:r>
+      <w:r>
+        <w:t>-</w:t>
+      </w:r>
+      <w:r>
+        <w:rPr>
+          <w:lang w:val="en-US"/>
+        </w:rPr>
         <w:t>attention</w:t>
       </w:r>
       <w:r>
-        <w:t>), что позволяет эффективно обрабатывать последовательности данных.</w:t>
-      </w:r>
-    </w:p>
-    <w:p>
-      <w:pPr>
-        <w:contextualSpacing/>
+        <w:t>), что позволило эффективно параллелить вычисления и обрабатывать длинные последовательности. Модель состоит из энкодера и декодера, каждый из которых содержит многоголовое внимание (</w:t>
+      </w:r>
+      <w:r>
         <w:rPr>
           <w:lang w:val="en-US"/>
         </w:rPr>
-      </w:pPr>
-      <w:r>
-        <w:t xml:space="preserve">Архитектура </w:t>
+        <w:t>multi</w:t>
+      </w:r>
+      <w:r>
+        <w:t>-</w:t>
       </w:r>
       <w:r>
         <w:rPr>
           <w:lang w:val="en-US"/>
         </w:rPr>
-        <w:t>Transformer</w:t>
-      </w:r>
-      <w:r>
-        <w:t xml:space="preserve">, предложенная </w:t>
+        <w:t>head</w:t>
+      </w:r>
+      <w:r>
+        <w:t xml:space="preserve"> </w:t>
       </w:r>
       <w:r>
         <w:rPr>
           <w:lang w:val="en-US"/>
         </w:rPr>
-        <w:t>Vaswani</w:t>
-      </w:r>
-      <w:r>
-        <w:t xml:space="preserve"> </w:t>
+        <w:t>attention</w:t>
+      </w:r>
+      <w:r>
+        <w:t xml:space="preserve">), полносвязные слои и нормализацию. </w:t>
       </w:r>
       <w:r>
         <w:rPr>
           <w:lang w:val="en-US"/>
         </w:rPr>
-        <w:t>et</w:t>
-      </w:r>
-      <w:r>
-        <w:t xml:space="preserve"> </w:t>
-      </w:r>
-      <w:r>
-        <w:rPr>
-          <w:lang w:val="en-US"/>
-        </w:rPr>
-        <w:t>al</w:t>
-      </w:r>
-      <w:r>
-        <w:t xml:space="preserve">. в 2017 году, полностью отказалась от рекуррентных и </w:t>
-      </w:r>
-      <w:proofErr w:type="spellStart"/>
-      <w:r>
-        <w:t>свёрточных</w:t>
-      </w:r>
-      <w:proofErr w:type="spellEnd"/>
-      <w:r>
-        <w:t xml:space="preserve"> слоёв в пользу механизма </w:t>
-      </w:r>
-      <w:proofErr w:type="spellStart"/>
-      <w:r>
-        <w:t>самовнимания</w:t>
-      </w:r>
-      <w:proofErr w:type="spellEnd"/>
-      <w:r>
-        <w:t xml:space="preserve"> (</w:t>
-      </w:r>
-      <w:r>
-        <w:rPr>
-          <w:lang w:val="en-US"/>
-        </w:rPr>
-        <w:t>self</w:t>
-      </w:r>
-      <w:r>
-        <w:t>-</w:t>
-      </w:r>
-      <w:r>
-        <w:rPr>
-          <w:lang w:val="en-US"/>
-        </w:rPr>
-        <w:t>attention</w:t>
-      </w:r>
-      <w:r>
-        <w:t xml:space="preserve">), что позволило эффективно </w:t>
-      </w:r>
-      <w:proofErr w:type="spellStart"/>
-      <w:r>
-        <w:t>параллелить</w:t>
-      </w:r>
-      <w:proofErr w:type="spellEnd"/>
-      <w:r>
-        <w:t xml:space="preserve"> вычисления и обрабатывать длинные последовательности. Модель состоит из </w:t>
-      </w:r>
-      <w:proofErr w:type="spellStart"/>
-      <w:r>
-        <w:t>энкодера</w:t>
-      </w:r>
-      <w:proofErr w:type="spellEnd"/>
-      <w:r>
-        <w:t xml:space="preserve"> и декодера, каждый из которых содержит многоголовое внимание (</w:t>
-      </w:r>
-      <w:r>
-        <w:rPr>
-          <w:lang w:val="en-US"/>
-        </w:rPr>
-        <w:t>multi</w:t>
-      </w:r>
-      <w:r>
-        <w:t>-</w:t>
-      </w:r>
-      <w:r>
-        <w:rPr>
-          <w:lang w:val="en-US"/>
-        </w:rPr>
-        <w:t>head</w:t>
-      </w:r>
-      <w:r>
-        <w:t xml:space="preserve"> </w:t>
-      </w:r>
-      <w:r>
-        <w:rPr>
-          <w:lang w:val="en-US"/>
-        </w:rPr>
-        <w:t>attention</w:t>
-      </w:r>
-      <w:r>
-        <w:t xml:space="preserve">), </w:t>
-      </w:r>
-      <w:proofErr w:type="spellStart"/>
-      <w:r>
-        <w:t>полносвязные</w:t>
-      </w:r>
-      <w:proofErr w:type="spellEnd"/>
-      <w:r>
-        <w:t xml:space="preserve"> слои и нормализацию. </w:t>
-      </w:r>
-      <w:proofErr w:type="spellStart"/>
-      <w:r>
-        <w:rPr>
-          <w:lang w:val="en-US"/>
-        </w:rPr>
-        <w:t>Общая</w:t>
-      </w:r>
-      <w:proofErr w:type="spellEnd"/>
-      <w:r>
-        <w:rPr>
-          <w:lang w:val="en-US"/>
-        </w:rPr>
-        <w:t xml:space="preserve"> </w:t>
-      </w:r>
-      <w:proofErr w:type="spellStart"/>
-      <w:r>
-        <w:rPr>
-          <w:lang w:val="en-US"/>
-        </w:rPr>
-        <w:t>архитектура</w:t>
-      </w:r>
-      <w:proofErr w:type="spellEnd"/>
-      <w:r>
-        <w:rPr>
-          <w:lang w:val="en-US"/>
-        </w:rPr>
-        <w:t xml:space="preserve"> Transformer </w:t>
-      </w:r>
-      <w:proofErr w:type="spellStart"/>
-      <w:r>
-        <w:rPr>
-          <w:lang w:val="en-US"/>
-        </w:rPr>
-        <w:t>представлена</w:t>
-      </w:r>
-      <w:proofErr w:type="spellEnd"/>
-      <w:r>
-        <w:rPr>
-          <w:lang w:val="en-US"/>
-        </w:rPr>
-        <w:t xml:space="preserve"> </w:t>
-      </w:r>
-      <w:proofErr w:type="spellStart"/>
-      <w:r>
-        <w:rPr>
-          <w:lang w:val="en-US"/>
-        </w:rPr>
-        <w:t>на</w:t>
-      </w:r>
-      <w:proofErr w:type="spellEnd"/>
-      <w:r>
-        <w:rPr>
-          <w:lang w:val="en-US"/>
-        </w:rPr>
-        <w:t xml:space="preserve"> </w:t>
-      </w:r>
-      <w:proofErr w:type="spellStart"/>
-      <w:r>
-        <w:rPr>
-          <w:lang w:val="en-US"/>
-        </w:rPr>
-        <w:t>рисунке</w:t>
-      </w:r>
-      <w:proofErr w:type="spellEnd"/>
-      <w:r>
-        <w:rPr>
-          <w:lang w:val="en-US"/>
-        </w:rPr>
-        <w:t xml:space="preserve"> </w:t>
+        <w:t xml:space="preserve">Общая архитектура Transformer представлена на рисунке </w:t>
       </w:r>
       <w:r>
         <w:rPr>
@@ -22591,51 +20927,39 @@
           <w:color w:val="000000" w:themeColor="text1"/>
           <w:lang w:eastAsia="en-US" w:bidi="he-IL"/>
         </w:rPr>
-        <w:t xml:space="preserve">. Архитектура </w:t>
-      </w:r>
-      <w:proofErr w:type="spellStart"/>
+        <w:t xml:space="preserve"> </w:t>
+      </w:r>
       <w:r>
         <w:rPr>
           <w:rFonts w:eastAsiaTheme="minorHAnsi"/>
           <w:color w:val="000000" w:themeColor="text1"/>
           <w:lang w:eastAsia="en-US" w:bidi="he-IL"/>
         </w:rPr>
-        <w:t>Transformer</w:t>
-      </w:r>
-      <w:proofErr w:type="spellEnd"/>
+        <w:t>–</w:t>
+      </w:r>
+      <w:r>
+        <w:rPr>
+          <w:rFonts w:eastAsiaTheme="minorHAnsi"/>
+          <w:color w:val="000000" w:themeColor="text1"/>
+          <w:lang w:eastAsia="en-US" w:bidi="he-IL"/>
+        </w:rPr>
+        <w:t xml:space="preserve"> Архитектура Transformer</w:t>
+      </w:r>
     </w:p>
     <w:p>
       <w:pPr>
         <w:pStyle w:val="3"/>
       </w:pPr>
-      <w:proofErr w:type="spellStart"/>
       <w:r>
         <w:t>Whisper</w:t>
       </w:r>
-      <w:proofErr w:type="spellEnd"/>
     </w:p>
     <w:p>
       <w:pPr>
         <w:contextualSpacing/>
       </w:pPr>
       <w:r>
-        <w:t xml:space="preserve">В разработанной системе используется модель </w:t>
-      </w:r>
-      <w:proofErr w:type="spellStart"/>
-      <w:r>
-        <w:t>Whisper</w:t>
-      </w:r>
-      <w:proofErr w:type="spellEnd"/>
-      <w:r>
-        <w:t xml:space="preserve"> от OpenAI, которая представляет собой </w:t>
-      </w:r>
-      <w:proofErr w:type="spellStart"/>
-      <w:r>
-        <w:t>encoder-decoder</w:t>
-      </w:r>
-      <w:proofErr w:type="spellEnd"/>
-      <w:r>
-        <w:t xml:space="preserve"> трансформер, обученный на 680 000 часов размеченных аудиоданных. Основные компоненты архитектуры:</w:t>
+        <w:t>В разработанной системе используется модель Whisper от OpenAI, которая представляет собой encoder-decoder трансформер, обученный на 680 000 часов размеченных аудиоданных. Основные компоненты архитектуры:</w:t>
       </w:r>
     </w:p>
     <w:p>
@@ -22658,29 +20982,8 @@
         </w:numPr>
         <w:contextualSpacing/>
       </w:pPr>
-      <w:proofErr w:type="spellStart"/>
-      <w:r>
-        <w:t>Энкодер</w:t>
-      </w:r>
-      <w:proofErr w:type="spellEnd"/>
-      <w:r>
-        <w:t xml:space="preserve"> (</w:t>
-      </w:r>
-      <w:proofErr w:type="spellStart"/>
-      <w:r>
-        <w:t>encoder</w:t>
-      </w:r>
-      <w:proofErr w:type="spellEnd"/>
-      <w:r>
-        <w:t xml:space="preserve">): последовательность из N идентичных блоков (для </w:t>
-      </w:r>
-      <w:proofErr w:type="spellStart"/>
-      <w:r>
-        <w:t>Whisper-small</w:t>
-      </w:r>
-      <w:proofErr w:type="spellEnd"/>
-      <w:r>
-        <w:t xml:space="preserve"> N=12), каждый из которых содержит:</w:t>
+      <w:r>
+        <w:t>Энкодер (encoder): последовательность из N идентичных блоков (для Whisper-small N=12), каждый из которых содержит:</w:t>
       </w:r>
     </w:p>
     <w:p>
@@ -22693,23 +20996,7 @@
       </w:pPr>
       <w:r>
         <w:lastRenderedPageBreak/>
-        <w:t xml:space="preserve">Механизм </w:t>
-      </w:r>
-      <w:proofErr w:type="spellStart"/>
-      <w:r>
-        <w:t>самовнимания</w:t>
-      </w:r>
-      <w:proofErr w:type="spellEnd"/>
-      <w:r>
-        <w:t xml:space="preserve"> (</w:t>
-      </w:r>
-      <w:proofErr w:type="spellStart"/>
-      <w:r>
-        <w:t>self-attention</w:t>
-      </w:r>
-      <w:proofErr w:type="spellEnd"/>
-      <w:r>
-        <w:t>) – позволяет каждому временному шагу «видеть» все остальные шаги и взвешивать их важность;</w:t>
+        <w:t>Механизм самовнимания (self-attention) – позволяет каждому временному шагу «видеть» все остальные шаги и взвешивать их важность;</w:t>
       </w:r>
     </w:p>
     <w:p>
@@ -22732,13 +21019,8 @@
         </w:numPr>
         <w:contextualSpacing/>
       </w:pPr>
-      <w:proofErr w:type="spellStart"/>
-      <w:r>
-        <w:t>Полносвязные</w:t>
-      </w:r>
-      <w:proofErr w:type="spellEnd"/>
-      <w:r>
-        <w:t xml:space="preserve"> слои для нелинейной трансформации признаков.</w:t>
+      <w:r>
+        <w:t>Полносвязные слои для нелинейной трансформации признаков.</w:t>
       </w:r>
     </w:p>
     <w:p>
@@ -22750,39 +21032,7 @@
         <w:contextualSpacing/>
       </w:pPr>
       <w:r>
-        <w:t>Декодер (</w:t>
-      </w:r>
-      <w:proofErr w:type="spellStart"/>
-      <w:r>
-        <w:t>decoder</w:t>
-      </w:r>
-      <w:proofErr w:type="spellEnd"/>
-      <w:r>
-        <w:t>): аналогичная структура, но с добавлением кросс-внимания (</w:t>
-      </w:r>
-      <w:proofErr w:type="spellStart"/>
-      <w:r>
-        <w:t>cross-attention</w:t>
-      </w:r>
-      <w:proofErr w:type="spellEnd"/>
-      <w:r>
-        <w:t xml:space="preserve">), которое связывает декодер с выходом </w:t>
-      </w:r>
-      <w:proofErr w:type="spellStart"/>
-      <w:r>
-        <w:t>энкодера</w:t>
-      </w:r>
-      <w:proofErr w:type="spellEnd"/>
-      <w:r>
-        <w:t xml:space="preserve">. Декодер генерирует текстовые токены </w:t>
-      </w:r>
-      <w:proofErr w:type="spellStart"/>
-      <w:r>
-        <w:t>авторегрессионно</w:t>
-      </w:r>
-      <w:proofErr w:type="spellEnd"/>
-      <w:r>
-        <w:t xml:space="preserve"> (каждый следующий токен зависит от предыдущих).</w:t>
+        <w:t>Декодер (decoder): аналогичная структура, но с добавлением кросс-внимания (cross-attention), которое связывает декодер с выходом энкодера. Декодер генерирует текстовые токены авторегрессионно (каждый следующий токен зависит от предыдущих).</w:t>
       </w:r>
     </w:p>
     <w:p>
@@ -22790,47 +21040,7 @@
         <w:contextualSpacing/>
       </w:pPr>
       <w:r>
-        <w:t xml:space="preserve">Модель </w:t>
-      </w:r>
-      <w:proofErr w:type="spellStart"/>
-      <w:r>
-        <w:t>Whisper</w:t>
-      </w:r>
-      <w:proofErr w:type="spellEnd"/>
-      <w:r>
-        <w:t xml:space="preserve"> преобразует аудиосигнал в мел-спектрограмму, которая подаётся на вход </w:t>
-      </w:r>
-      <w:proofErr w:type="spellStart"/>
-      <w:r>
-        <w:t>энкодеру</w:t>
-      </w:r>
-      <w:proofErr w:type="spellEnd"/>
-      <w:r>
-        <w:t xml:space="preserve">. </w:t>
-      </w:r>
-      <w:proofErr w:type="spellStart"/>
-      <w:r>
-        <w:t>Энкодер</w:t>
-      </w:r>
-      <w:proofErr w:type="spellEnd"/>
-      <w:r>
-        <w:t xml:space="preserve"> извлекает контекстуальные признаки, которые затем используются декодером для генерации текстовых токенов с учётом языковой модели. Кросс-внимание между декодером и </w:t>
-      </w:r>
-      <w:proofErr w:type="spellStart"/>
-      <w:r>
-        <w:t>энкодером</w:t>
-      </w:r>
-      <w:proofErr w:type="spellEnd"/>
-      <w:r>
-        <w:t xml:space="preserve"> позволяет модели «фокусироваться» на соответствующих участках аудио при генерации каждого слова. Общая схема работы </w:t>
-      </w:r>
-      <w:proofErr w:type="spellStart"/>
-      <w:r>
-        <w:t>Whisper</w:t>
-      </w:r>
-      <w:proofErr w:type="spellEnd"/>
-      <w:r>
-        <w:t xml:space="preserve"> представлена на рисунке </w:t>
+        <w:t xml:space="preserve">Модель Whisper преобразует аудиосигнал в мел-спектрограмму, которая подаётся на вход энкодеру. Энкодер извлекает контекстуальные признаки, которые затем используются декодером для генерации текстовых токенов с учётом языковой модели. Кросс-внимание между декодером и энкодером позволяет модели «фокусироваться» на соответствующих участках аудио при генерации каждого слова. Общая схема работы Whisper представлена на рисунке </w:t>
       </w:r>
       <w:r>
         <w:rPr>
@@ -22937,8 +21147,8 @@
           <w:lang w:eastAsia="en-US" w:bidi="he-IL"/>
         </w:rPr>
       </w:pPr>
-      <w:bookmarkStart w:id="61" w:name="_Ref229766897"/>
-      <w:bookmarkStart w:id="62" w:name="_Ref229766900"/>
+      <w:bookmarkStart w:id="61" w:name="_Ref229766900"/>
+      <w:bookmarkStart w:id="62" w:name="_Ref229766897"/>
       <w:r>
         <w:rPr>
           <w:rFonts w:eastAsiaTheme="minorHAnsi"/>
@@ -22988,39 +21198,40 @@
         </w:rPr>
         <w:fldChar w:fldCharType="end"/>
       </w:r>
-      <w:bookmarkEnd w:id="62"/>
+      <w:bookmarkEnd w:id="61"/>
       <w:r>
         <w:rPr>
           <w:rFonts w:eastAsiaTheme="minorHAnsi"/>
           <w:color w:val="000000" w:themeColor="text1"/>
           <w:lang w:eastAsia="en-US" w:bidi="he-IL"/>
         </w:rPr>
-        <w:t xml:space="preserve">. Общая схема </w:t>
-      </w:r>
-      <w:proofErr w:type="spellStart"/>
+        <w:t xml:space="preserve"> </w:t>
+      </w:r>
       <w:r>
         <w:rPr>
           <w:rFonts w:eastAsiaTheme="minorHAnsi"/>
           <w:color w:val="000000" w:themeColor="text1"/>
           <w:lang w:eastAsia="en-US" w:bidi="he-IL"/>
         </w:rPr>
-        <w:t>Whisper</w:t>
-      </w:r>
-      <w:bookmarkEnd w:id="61"/>
-      <w:proofErr w:type="spellEnd"/>
+        <w:t>–</w:t>
+      </w:r>
+      <w:r>
+        <w:rPr>
+          <w:rFonts w:eastAsiaTheme="minorHAnsi"/>
+          <w:color w:val="000000" w:themeColor="text1"/>
+          <w:lang w:eastAsia="en-US" w:bidi="he-IL"/>
+        </w:rPr>
+        <w:t xml:space="preserve"> Общая схема Whisper</w:t>
+      </w:r>
+      <w:bookmarkEnd w:id="62"/>
     </w:p>
     <w:p>
       <w:pPr>
         <w:contextualSpacing/>
       </w:pPr>
       <w:r>
-        <w:t xml:space="preserve">Обучение </w:t>
-      </w:r>
-      <w:proofErr w:type="spellStart"/>
-      <w:r>
-        <w:t>Whisper</w:t>
-      </w:r>
-      <w:proofErr w:type="spellEnd"/>
+        <w:t>Обучение Whisper</w:t>
+      </w:r>
     </w:p>
     <w:p>
       <w:pPr>
@@ -23080,44 +21291,15 @@
         <w:contextualSpacing/>
       </w:pPr>
       <w:r>
-        <w:t xml:space="preserve">Оптимизация </w:t>
-      </w:r>
-      <w:proofErr w:type="spellStart"/>
-      <w:r>
-        <w:t>инференса</w:t>
-      </w:r>
-      <w:proofErr w:type="spellEnd"/>
-      <w:r>
-        <w:t xml:space="preserve">: </w:t>
-      </w:r>
-      <w:proofErr w:type="spellStart"/>
-      <w:r>
-        <w:t>faster-whisper</w:t>
-      </w:r>
-      <w:proofErr w:type="spellEnd"/>
+        <w:t>Оптимизация инференса: faster-whisper</w:t>
+      </w:r>
     </w:p>
     <w:p>
       <w:pPr>
         <w:contextualSpacing/>
       </w:pPr>
       <w:r>
-        <w:t xml:space="preserve">Для ускорения работы в реальном времени используется библиотека </w:t>
-      </w:r>
-      <w:proofErr w:type="spellStart"/>
-      <w:r>
-        <w:t>faster-whisper</w:t>
-      </w:r>
-      <w:proofErr w:type="spellEnd"/>
-      <w:r>
-        <w:t xml:space="preserve">, основанная на CTranslate2 – движке эффективного </w:t>
-      </w:r>
-      <w:proofErr w:type="spellStart"/>
-      <w:r>
-        <w:t>инференса</w:t>
-      </w:r>
-      <w:proofErr w:type="spellEnd"/>
-      <w:r>
-        <w:t xml:space="preserve"> трансформеров. Оптимизации включают:</w:t>
+        <w:t>Для ускорения работы в реальном времени используется библиотека faster-whisper, основанная на CTranslate2 – движке эффективного инференса трансформеров. Оптимизации включают:</w:t>
       </w:r>
     </w:p>
     <w:p>
@@ -23141,23 +21323,7 @@
         <w:contextualSpacing/>
       </w:pPr>
       <w:r>
-        <w:t>Пакетная обработка (</w:t>
-      </w:r>
-      <w:proofErr w:type="spellStart"/>
-      <w:r>
-        <w:t>batching</w:t>
-      </w:r>
-      <w:proofErr w:type="spellEnd"/>
-      <w:r>
-        <w:t xml:space="preserve">) – одновременная обработка нескольких </w:t>
-      </w:r>
-      <w:proofErr w:type="spellStart"/>
-      <w:r>
-        <w:t>аудиочанков</w:t>
-      </w:r>
-      <w:proofErr w:type="spellEnd"/>
-      <w:r>
-        <w:t>;</w:t>
+        <w:t>Пакетная обработка (batching) – одновременная обработка нескольких аудиочанков;</w:t>
       </w:r>
     </w:p>
     <w:p>
@@ -23196,21 +21362,8 @@
         </w:numPr>
         <w:contextualSpacing/>
       </w:pPr>
-      <w:proofErr w:type="spellStart"/>
-      <w:r>
-        <w:t>Stub</w:t>
-      </w:r>
-      <w:proofErr w:type="spellEnd"/>
-      <w:r>
-        <w:t xml:space="preserve"> (заглушка) – детерминированный ответ для разработки и тестирования </w:t>
-      </w:r>
-      <w:proofErr w:type="spellStart"/>
-      <w:r>
-        <w:t>пайплайна</w:t>
-      </w:r>
-      <w:proofErr w:type="spellEnd"/>
-      <w:r>
-        <w:t xml:space="preserve"> без расхода ресурсов на декодирование.</w:t>
+      <w:r>
+        <w:t>Stub (заглушка) – детерминированный ответ для разработки и тестирования пайплайна без расхода ресурсов на декодирование.</w:t>
       </w:r>
     </w:p>
     <w:p>
@@ -23234,38 +21387,24 @@
         <w:rPr>
           <w:lang w:val="en-US"/>
         </w:rPr>
-        <w:t xml:space="preserve"> Base64 </w:t>
-      </w:r>
-      <w:proofErr w:type="spellStart"/>
+        <w:t xml:space="preserve"> Base64 WebM </w:t>
+      </w:r>
+      <w:r>
+        <w:t>и</w:t>
+      </w:r>
       <w:r>
         <w:rPr>
           <w:lang w:val="en-US"/>
         </w:rPr>
-        <w:t>WebM</w:t>
-      </w:r>
-      <w:proofErr w:type="spellEnd"/>
+        <w:t xml:space="preserve"> </w:t>
+      </w:r>
+      <w:r>
+        <w:t>вызов</w:t>
+      </w:r>
       <w:r>
         <w:rPr>
           <w:lang w:val="en-US"/>
         </w:rPr>
-        <w:t xml:space="preserve"> </w:t>
-      </w:r>
-      <w:r>
-        <w:t>и</w:t>
-      </w:r>
-      <w:r>
-        <w:rPr>
-          <w:lang w:val="en-US"/>
-        </w:rPr>
-        <w:t xml:space="preserve"> </w:t>
-      </w:r>
-      <w:r>
-        <w:t>вызов</w:t>
-      </w:r>
-      <w:r>
-        <w:rPr>
-          <w:lang w:val="en-US"/>
-        </w:rPr>
         <w:t xml:space="preserve"> faster-whisper. </w:t>
       </w:r>
       <w:r>
@@ -23285,31 +21424,7 @@
         <w:contextualSpacing/>
       </w:pPr>
       <w:r>
-        <w:t xml:space="preserve">Агрегация итогов встречи реализована в модуле отчётности. На текущем этапе применяется эвристический подход </w:t>
-      </w:r>
-      <w:proofErr w:type="spellStart"/>
-      <w:r>
-        <w:t>late</w:t>
-      </w:r>
-      <w:proofErr w:type="spellEnd"/>
-      <w:r>
-        <w:t xml:space="preserve"> </w:t>
-      </w:r>
-      <w:proofErr w:type="spellStart"/>
-      <w:r>
-        <w:t>fusion</w:t>
-      </w:r>
-      <w:proofErr w:type="spellEnd"/>
-      <w:r>
-        <w:t xml:space="preserve"> (позднее слияние): статистика эмоций, </w:t>
-      </w:r>
-      <w:proofErr w:type="spellStart"/>
-      <w:r>
-        <w:t>таймлайны</w:t>
-      </w:r>
-      <w:proofErr w:type="spellEnd"/>
-      <w:r>
-        <w:t xml:space="preserve"> активности, ключевые фразы из транскрипта и метрики вовлечённости объединяются по временным окнам.</w:t>
+        <w:t>Агрегация итогов встречи реализована в модуле отчётности. На текущем этапе применяется эвристический подход late fusion (позднее слияние): статистика эмоций, таймлайны активности, ключевые фразы из транскрипта и метрики вовлечённости объединяются по временным окнам.</w:t>
       </w:r>
     </w:p>
     <w:p>
@@ -23328,38 +21443,9 @@
         </w:numPr>
         <w:contextualSpacing/>
       </w:pPr>
-      <w:proofErr w:type="spellStart"/>
       <w:r>
         <w:lastRenderedPageBreak/>
-        <w:t>Meeting</w:t>
-      </w:r>
-      <w:proofErr w:type="spellEnd"/>
-      <w:r>
-        <w:t xml:space="preserve"> </w:t>
-      </w:r>
-      <w:proofErr w:type="spellStart"/>
-      <w:r>
-        <w:t>summary</w:t>
-      </w:r>
-      <w:proofErr w:type="spellEnd"/>
-      <w:r>
-        <w:t xml:space="preserve"> – сводка по встрече: распределение эмоций (доли событий по категориям), текстовые </w:t>
-      </w:r>
-      <w:proofErr w:type="spellStart"/>
-      <w:r>
-        <w:t>highlights</w:t>
-      </w:r>
-      <w:proofErr w:type="spellEnd"/>
-      <w:r>
-        <w:t xml:space="preserve"> (ключевые моменты), рейтинг вовлечённости участников, покрытие (</w:t>
-      </w:r>
-      <w:proofErr w:type="spellStart"/>
-      <w:r>
-        <w:t>coverage</w:t>
-      </w:r>
-      <w:proofErr w:type="spellEnd"/>
-      <w:r>
-        <w:t>) – доля времени, когда были доступны данные;</w:t>
+        <w:t>Meeting summary – сводка по встрече: распределение эмоций (доли событий по категориям), текстовые highlights (ключевые моменты), рейтинг вовлечённости участников, покрытие (coverage) – доля времени, когда были доступны данные;</w:t>
       </w:r>
     </w:p>
     <w:p>
@@ -23370,21 +21456,8 @@
         </w:numPr>
         <w:contextualSpacing/>
       </w:pPr>
-      <w:proofErr w:type="spellStart"/>
-      <w:r>
-        <w:t>Participant</w:t>
-      </w:r>
-      <w:proofErr w:type="spellEnd"/>
-      <w:r>
-        <w:t xml:space="preserve"> </w:t>
-      </w:r>
-      <w:proofErr w:type="spellStart"/>
-      <w:r>
-        <w:t>tiles</w:t>
-      </w:r>
-      <w:proofErr w:type="spellEnd"/>
-      <w:r>
-        <w:t xml:space="preserve"> – карточки участников с индивидуальной статистикой;</w:t>
+      <w:r>
+        <w:t>Participant tiles – карточки участников с индивидуальной статистикой;</w:t>
       </w:r>
     </w:p>
     <w:p>
@@ -23395,13 +21468,8 @@
         </w:numPr>
         <w:contextualSpacing/>
       </w:pPr>
-      <w:proofErr w:type="spellStart"/>
-      <w:r>
-        <w:t>Timelines</w:t>
-      </w:r>
-      <w:proofErr w:type="spellEnd"/>
-      <w:r>
-        <w:t xml:space="preserve"> – временные шкалы изменения эмоций и активности;</w:t>
+      <w:r>
+        <w:t>Timelines – временные шкалы изменения эмоций и активности;</w:t>
       </w:r>
     </w:p>
     <w:p>
@@ -23413,31 +21481,7 @@
         <w:contextualSpacing/>
       </w:pPr>
       <w:r>
-        <w:t xml:space="preserve">Face </w:t>
-      </w:r>
-      <w:proofErr w:type="spellStart"/>
-      <w:r>
-        <w:t>tracking</w:t>
-      </w:r>
-      <w:proofErr w:type="spellEnd"/>
-      <w:r>
-        <w:t xml:space="preserve"> </w:t>
-      </w:r>
-      <w:proofErr w:type="spellStart"/>
-      <w:r>
-        <w:t>summary</w:t>
-      </w:r>
-      <w:proofErr w:type="spellEnd"/>
-      <w:r>
-        <w:t xml:space="preserve"> – сводка по трекингу лиц (при наличии данных от </w:t>
-      </w:r>
-      <w:proofErr w:type="spellStart"/>
-      <w:r>
-        <w:t>MediaPipe</w:t>
-      </w:r>
-      <w:proofErr w:type="spellEnd"/>
-      <w:r>
-        <w:t>);</w:t>
+        <w:t>Face tracking summary – сводка по трекингу лиц (при наличии данных от MediaPipe);</w:t>
       </w:r>
     </w:p>
     <w:p>
@@ -23448,13 +21492,8 @@
         </w:numPr>
         <w:contextualSpacing/>
       </w:pPr>
-      <w:proofErr w:type="spellStart"/>
-      <w:r>
-        <w:t>Observations</w:t>
-      </w:r>
-      <w:proofErr w:type="spellEnd"/>
-      <w:r>
-        <w:t xml:space="preserve"> – наблюдения и рекомендации.</w:t>
+      <w:r>
+        <w:t>Observations – наблюдения и рекомендации.</w:t>
       </w:r>
     </w:p>
     <w:p>
@@ -23501,15 +21540,7 @@
         <w:contextualSpacing/>
       </w:pPr>
       <w:r>
-        <w:t xml:space="preserve">В качестве СУБД выбрана </w:t>
-      </w:r>
-      <w:proofErr w:type="spellStart"/>
-      <w:r>
-        <w:t>PostgreSQL</w:t>
-      </w:r>
-      <w:proofErr w:type="spellEnd"/>
-      <w:r>
-        <w:t>. Схема данных управляется через файловые миграции. Ключевые таблицы:</w:t>
+        <w:t>В качестве СУБД выбрана PostgreSQL. Схема данных управляется через файловые миграции. Ключевые таблицы:</w:t>
       </w:r>
     </w:p>
     <w:p>
@@ -23565,31 +21596,7 @@
         <w:contextualSpacing/>
       </w:pPr>
       <w:r>
-        <w:t xml:space="preserve">Для гибкого хранения разнородных данных аналитики используется тип JSONB. Это позволяет сохранять </w:t>
-      </w:r>
-      <w:proofErr w:type="spellStart"/>
-      <w:r>
-        <w:t>payloads</w:t>
-      </w:r>
-      <w:proofErr w:type="spellEnd"/>
-      <w:r>
-        <w:t xml:space="preserve"> разного формата (</w:t>
-      </w:r>
-      <w:proofErr w:type="spellStart"/>
-      <w:r>
-        <w:t>эмодоминанты</w:t>
-      </w:r>
-      <w:proofErr w:type="spellEnd"/>
-      <w:r>
-        <w:t xml:space="preserve">, признаки аудио, координаты </w:t>
-      </w:r>
-      <w:proofErr w:type="spellStart"/>
-      <w:r>
-        <w:t>ландмарок</w:t>
-      </w:r>
-      <w:proofErr w:type="spellEnd"/>
-      <w:r>
-        <w:t>) без изменения схемы. Целостность данных обеспечивается каскадным удалением дочерних записей при ликвидации сессии.</w:t>
+        <w:t>Для гибкого хранения разнородных данных аналитики используется тип JSONB. Это позволяет сохранять payloads разного формата (эмодоминанты, признаки аудио, координаты ландмарок) без изменения схемы. Целостность данных обеспечивается каскадным удалением дочерних записей при ликвидации сессии.</w:t>
       </w:r>
     </w:p>
     <w:p>
@@ -23621,31 +21628,7 @@
         <w:contextualSpacing/>
       </w:pPr>
       <w:r>
-        <w:t xml:space="preserve">Интеграция всех модулей обеспечивается согласованными контрактами обмена данными и </w:t>
-      </w:r>
-      <w:proofErr w:type="spellStart"/>
-      <w:r>
-        <w:t>оркестрацией</w:t>
-      </w:r>
-      <w:proofErr w:type="spellEnd"/>
-      <w:r>
-        <w:t xml:space="preserve"> через </w:t>
-      </w:r>
-      <w:proofErr w:type="spellStart"/>
-      <w:r>
-        <w:t>Docker</w:t>
-      </w:r>
-      <w:proofErr w:type="spellEnd"/>
-      <w:r>
-        <w:t xml:space="preserve"> </w:t>
-      </w:r>
-      <w:proofErr w:type="spellStart"/>
-      <w:r>
-        <w:t>Compose</w:t>
-      </w:r>
-      <w:proofErr w:type="spellEnd"/>
-      <w:r>
-        <w:t>. Полный цикл работы системы выглядит следующим образом:</w:t>
+        <w:t>Интеграция всех модулей обеспечивается согласованными контрактами обмена данными и оркестрацией через Docker Compose. Полный цикл работы системы выглядит следующим образом:</w:t>
       </w:r>
     </w:p>
     <w:p>
@@ -23669,15 +21652,7 @@
         <w:contextualSpacing/>
       </w:pPr>
       <w:r>
-        <w:t xml:space="preserve">Клиент устанавливает </w:t>
-      </w:r>
-      <w:proofErr w:type="spellStart"/>
-      <w:r>
-        <w:t>WebSocket</w:t>
-      </w:r>
-      <w:proofErr w:type="spellEnd"/>
-      <w:r>
-        <w:t>-соединение, отправляет сообщение о присоединении, запускает захват аудио и периодический сбор кадров.</w:t>
+        <w:t>Клиент устанавливает WebSocket-соединение, отправляет сообщение о присоединении, запускает захват аудио и периодический сбор кадров.</w:t>
       </w:r>
     </w:p>
     <w:p>
@@ -23701,15 +21676,7 @@
         <w:contextualSpacing/>
       </w:pPr>
       <w:r>
-        <w:t xml:space="preserve">Результаты анализа возвращаются на сервер, записываются в </w:t>
-      </w:r>
-      <w:proofErr w:type="spellStart"/>
-      <w:r>
-        <w:t>PostgreSQL</w:t>
-      </w:r>
-      <w:proofErr w:type="spellEnd"/>
-      <w:r>
-        <w:t xml:space="preserve"> и транслируются клиентам в реальном времени.</w:t>
+        <w:t>Результаты анализа возвращаются на сервер, записываются в PostgreSQL и транслируются клиентам в реальном времени.</w:t>
       </w:r>
     </w:p>
     <w:p>
@@ -23733,23 +21700,7 @@
         <w:contextualSpacing/>
       </w:pPr>
       <w:r>
-        <w:t>CI/CD-</w:t>
-      </w:r>
-      <w:proofErr w:type="spellStart"/>
-      <w:r>
-        <w:t>пайплайн</w:t>
-      </w:r>
-      <w:proofErr w:type="spellEnd"/>
-      <w:r>
-        <w:t xml:space="preserve"> автоматизирует </w:t>
-      </w:r>
-      <w:proofErr w:type="spellStart"/>
-      <w:r>
-        <w:t>линтинг</w:t>
-      </w:r>
-      <w:proofErr w:type="spellEnd"/>
-      <w:r>
-        <w:t>, модульные тесты и сборку образов, обеспечивая стабильность интеграции.</w:t>
+        <w:t>CI/CD-пайплайн автоматизирует линтинг, модульные тесты и сборку образов, обеспечивая стабильность интеграции.</w:t>
       </w:r>
     </w:p>
     <w:p>
@@ -23757,15 +21708,7 @@
         <w:contextualSpacing/>
       </w:pPr>
       <w:r>
-        <w:t xml:space="preserve">Разработанный программный комплекс демонстрирует работоспособность ключевых сценариев: безопасной авторизации, </w:t>
-      </w:r>
-      <w:proofErr w:type="spellStart"/>
-      <w:r>
-        <w:t>низкозадержочного</w:t>
-      </w:r>
-      <w:proofErr w:type="spellEnd"/>
-      <w:r>
-        <w:t xml:space="preserve"> обмена медиа, мультимодального анализа в реальном времени и генерации структурированных отчётов. Модульная структура позволяет в перспективе заменить эвристические алгоритмы на промышленные модели, добавить поддержку видеозаписи встречи и расширить аналитические метрики без перепроектирования ядра системы.</w:t>
+        <w:t>Разработанный программный комплекс демонстрирует работоспособность ключевых сценариев: безопасной авторизации, низкозадержочного обмена медиа, мультимодального анализа в реальном времени и генерации структурированных отчётов. Модульная структура позволяет в перспективе заменить эвристические алгоритмы на промышленные модели, добавить поддержку видеозаписи встречи и расширить аналитические метрики без перепроектирования ядра системы.</w:t>
       </w:r>
     </w:p>
     <w:p>
@@ -23836,23 +21779,7 @@
           <w:rFonts w:cs="Times New Roman"/>
           <w:lang w:val="en-US" w:bidi="ru-RU"/>
         </w:rPr>
-        <w:t xml:space="preserve">Goodfellow I., Bengio Y., Courville A. Deep Learning. – </w:t>
-      </w:r>
-      <w:proofErr w:type="gramStart"/>
-      <w:r>
-        <w:rPr>
-          <w:rFonts w:cs="Times New Roman"/>
-          <w:lang w:val="en-US" w:bidi="ru-RU"/>
-        </w:rPr>
-        <w:t>Cambridge :</w:t>
-      </w:r>
-      <w:proofErr w:type="gramEnd"/>
-      <w:r>
-        <w:rPr>
-          <w:rFonts w:cs="Times New Roman"/>
-          <w:lang w:val="en-US" w:bidi="ru-RU"/>
-        </w:rPr>
-        <w:t xml:space="preserve"> MIT Press, 2016. – 800 p. – ISBN 978-0-262-03561-3.</w:t>
+        <w:t>Goodfellow I., Bengio Y., Courville A. Deep Learning. – Cambridge : MIT Press, 2016. – 800 p. – ISBN 978-0-262-03561-3.</w:t>
       </w:r>
     </w:p>
     <w:p>
@@ -23868,53 +21795,12 @@
           <w:lang w:val="en-US" w:bidi="ru-RU"/>
         </w:rPr>
       </w:pPr>
-      <w:proofErr w:type="spellStart"/>
       <w:r>
         <w:rPr>
           <w:rFonts w:cs="Times New Roman"/>
           <w:lang w:val="en-US" w:bidi="ru-RU"/>
         </w:rPr>
-        <w:t>Bradski</w:t>
-      </w:r>
-      <w:proofErr w:type="spellEnd"/>
-      <w:r>
-        <w:rPr>
-          <w:rFonts w:cs="Times New Roman"/>
-          <w:lang w:val="en-US" w:bidi="ru-RU"/>
-        </w:rPr>
-        <w:t xml:space="preserve"> G., </w:t>
-      </w:r>
-      <w:proofErr w:type="spellStart"/>
-      <w:r>
-        <w:rPr>
-          <w:rFonts w:cs="Times New Roman"/>
-          <w:lang w:val="en-US" w:bidi="ru-RU"/>
-        </w:rPr>
-        <w:t>Kaehler</w:t>
-      </w:r>
-      <w:proofErr w:type="spellEnd"/>
-      <w:r>
-        <w:rPr>
-          <w:rFonts w:cs="Times New Roman"/>
-          <w:lang w:val="en-US" w:bidi="ru-RU"/>
-        </w:rPr>
-        <w:t xml:space="preserve"> A. Learning OpenCV: Computer Vision with the OpenCV Library. – </w:t>
-      </w:r>
-      <w:proofErr w:type="gramStart"/>
-      <w:r>
-        <w:rPr>
-          <w:rFonts w:cs="Times New Roman"/>
-          <w:lang w:val="en-US" w:bidi="ru-RU"/>
-        </w:rPr>
-        <w:t>Sebastopol :</w:t>
-      </w:r>
-      <w:proofErr w:type="gramEnd"/>
-      <w:r>
-        <w:rPr>
-          <w:rFonts w:cs="Times New Roman"/>
-          <w:lang w:val="en-US" w:bidi="ru-RU"/>
-        </w:rPr>
-        <w:t xml:space="preserve"> O’Reilly Media, 2008. – 555 p. – ISBN 978-0-596-51613-0.</w:t>
+        <w:t>Bradski G., Kaehler A. Learning OpenCV: Computer Vision with the OpenCV Library. – Sebastopol : O’Reilly Media, 2008. – 555 p. – ISBN 978-0-596-51613-0.</w:t>
       </w:r>
     </w:p>
     <w:p>
@@ -23935,71 +21821,7 @@
           <w:rFonts w:cs="Times New Roman"/>
           <w:lang w:val="en-US" w:bidi="ru-RU"/>
         </w:rPr>
-        <w:t xml:space="preserve">Vaswani A., </w:t>
-      </w:r>
-      <w:proofErr w:type="spellStart"/>
-      <w:r>
-        <w:rPr>
-          <w:rFonts w:cs="Times New Roman"/>
-          <w:lang w:val="en-US" w:bidi="ru-RU"/>
-        </w:rPr>
-        <w:t>Shazeer</w:t>
-      </w:r>
-      <w:proofErr w:type="spellEnd"/>
-      <w:r>
-        <w:rPr>
-          <w:rFonts w:cs="Times New Roman"/>
-          <w:lang w:val="en-US" w:bidi="ru-RU"/>
-        </w:rPr>
-        <w:t xml:space="preserve"> N., Parmar N. et al. Attention Is All You Need // Advances in Neural Information Processing Systems (</w:t>
-      </w:r>
-      <w:proofErr w:type="spellStart"/>
-      <w:r>
-        <w:rPr>
-          <w:rFonts w:cs="Times New Roman"/>
-          <w:lang w:val="en-US" w:bidi="ru-RU"/>
-        </w:rPr>
-        <w:t>NeurIPS</w:t>
-      </w:r>
-      <w:proofErr w:type="spellEnd"/>
-      <w:r>
-        <w:rPr>
-          <w:rFonts w:cs="Times New Roman"/>
-          <w:lang w:val="en-US" w:bidi="ru-RU"/>
-        </w:rPr>
-        <w:t>). – 2017. – Vol. 30. – URL: https://arxiv.org/abs/1706.03762 (</w:t>
-      </w:r>
-      <w:proofErr w:type="spellStart"/>
-      <w:r>
-        <w:rPr>
-          <w:rFonts w:cs="Times New Roman"/>
-          <w:lang w:val="en-US" w:bidi="ru-RU"/>
-        </w:rPr>
-        <w:t>дата</w:t>
-      </w:r>
-      <w:proofErr w:type="spellEnd"/>
-      <w:r>
-        <w:rPr>
-          <w:rFonts w:cs="Times New Roman"/>
-          <w:lang w:val="en-US" w:bidi="ru-RU"/>
-        </w:rPr>
-        <w:t xml:space="preserve"> </w:t>
-      </w:r>
-      <w:proofErr w:type="spellStart"/>
-      <w:r>
-        <w:rPr>
-          <w:rFonts w:cs="Times New Roman"/>
-          <w:lang w:val="en-US" w:bidi="ru-RU"/>
-        </w:rPr>
-        <w:t>обращения</w:t>
-      </w:r>
-      <w:proofErr w:type="spellEnd"/>
-      <w:r>
-        <w:rPr>
-          <w:rFonts w:cs="Times New Roman"/>
-          <w:lang w:val="en-US" w:bidi="ru-RU"/>
-        </w:rPr>
-        <w:t>: 10.05.2026).</w:t>
+        <w:t>Vaswani A., Shazeer N., Parmar N. et al. Attention Is All You Need // Advances in Neural Information Processing Systems (NeurIPS). – 2017. – Vol. 30. – URL: https://arxiv.org/abs/1706.03762 (дата обращения: 10.05.2026).</w:t>
       </w:r>
     </w:p>
     <w:p>
@@ -24020,39 +21842,7 @@
           <w:rFonts w:cs="Times New Roman"/>
           <w:lang w:val="en-US" w:bidi="ru-RU"/>
         </w:rPr>
-        <w:t>Radford A., Kim J. W., Xu T. et al. Robust Speech Recognition via Large-Scale Weak Supervision // Proceedings of the 40th International Conference on Machine Learning (ICML). – 2023. – URL: https://arxiv.org/abs/2212.04356 (</w:t>
-      </w:r>
-      <w:proofErr w:type="spellStart"/>
-      <w:r>
-        <w:rPr>
-          <w:rFonts w:cs="Times New Roman"/>
-          <w:lang w:val="en-US" w:bidi="ru-RU"/>
-        </w:rPr>
-        <w:t>дата</w:t>
-      </w:r>
-      <w:proofErr w:type="spellEnd"/>
-      <w:r>
-        <w:rPr>
-          <w:rFonts w:cs="Times New Roman"/>
-          <w:lang w:val="en-US" w:bidi="ru-RU"/>
-        </w:rPr>
-        <w:t xml:space="preserve"> </w:t>
-      </w:r>
-      <w:proofErr w:type="spellStart"/>
-      <w:r>
-        <w:rPr>
-          <w:rFonts w:cs="Times New Roman"/>
-          <w:lang w:val="en-US" w:bidi="ru-RU"/>
-        </w:rPr>
-        <w:t>обращения</w:t>
-      </w:r>
-      <w:proofErr w:type="spellEnd"/>
-      <w:r>
-        <w:rPr>
-          <w:rFonts w:cs="Times New Roman"/>
-          <w:lang w:val="en-US" w:bidi="ru-RU"/>
-        </w:rPr>
-        <w:t>: 10.05.2026).</w:t>
+        <w:t>Radford A., Kim J. W., Xu T. et al. Robust Speech Recognition via Large-Scale Weak Supervision // Proceedings of the 40th International Conference on Machine Learning (ICML). – 2023. – URL: https://arxiv.org/abs/2212.04356 (дата обращения: 10.05.2026).</w:t>
       </w:r>
     </w:p>
     <w:p>
@@ -24073,55 +21863,7 @@
           <w:rFonts w:cs="Times New Roman"/>
           <w:lang w:val="en-US" w:bidi="ru-RU"/>
         </w:rPr>
-        <w:t xml:space="preserve">Zhang K., Zhang Z., Li Z., </w:t>
-      </w:r>
-      <w:proofErr w:type="spellStart"/>
-      <w:r>
-        <w:rPr>
-          <w:rFonts w:cs="Times New Roman"/>
-          <w:lang w:val="en-US" w:bidi="ru-RU"/>
-        </w:rPr>
-        <w:t>Qiao</w:t>
-      </w:r>
-      <w:proofErr w:type="spellEnd"/>
-      <w:r>
-        <w:rPr>
-          <w:rFonts w:cs="Times New Roman"/>
-          <w:lang w:val="en-US" w:bidi="ru-RU"/>
-        </w:rPr>
-        <w:t xml:space="preserve"> Y. Joint Face Detection and Alignment Using Multi-Task Cascaded Convolutional Networks // IEEE Signal Processing Letters. – 2016. – Vol. 23, № 10. – P. 1499–1503. – URL: https://arxiv.org/abs/1604.02878 (</w:t>
-      </w:r>
-      <w:proofErr w:type="spellStart"/>
-      <w:r>
-        <w:rPr>
-          <w:rFonts w:cs="Times New Roman"/>
-          <w:lang w:val="en-US" w:bidi="ru-RU"/>
-        </w:rPr>
-        <w:t>дата</w:t>
-      </w:r>
-      <w:proofErr w:type="spellEnd"/>
-      <w:r>
-        <w:rPr>
-          <w:rFonts w:cs="Times New Roman"/>
-          <w:lang w:val="en-US" w:bidi="ru-RU"/>
-        </w:rPr>
-        <w:t xml:space="preserve"> </w:t>
-      </w:r>
-      <w:proofErr w:type="spellStart"/>
-      <w:r>
-        <w:rPr>
-          <w:rFonts w:cs="Times New Roman"/>
-          <w:lang w:val="en-US" w:bidi="ru-RU"/>
-        </w:rPr>
-        <w:t>обращения</w:t>
-      </w:r>
-      <w:proofErr w:type="spellEnd"/>
-      <w:r>
-        <w:rPr>
-          <w:rFonts w:cs="Times New Roman"/>
-          <w:lang w:val="en-US" w:bidi="ru-RU"/>
-        </w:rPr>
-        <w:t>: 10.05.2026).</w:t>
+        <w:t>Zhang K., Zhang Z., Li Z., Qiao Y. Joint Face Detection and Alignment Using Multi-Task Cascaded Convolutional Networks // IEEE Signal Processing Letters. – 2016. – Vol. 23, № 10. – P. 1499–1503. – URL: https://arxiv.org/abs/1604.02878 (дата обращения: 10.05.2026).</w:t>
       </w:r>
     </w:p>
     <w:p>
@@ -24142,71 +21884,7 @@
           <w:rFonts w:cs="Times New Roman"/>
           <w:lang w:val="en-US" w:bidi="ru-RU"/>
         </w:rPr>
-        <w:t xml:space="preserve">6. </w:t>
-      </w:r>
-      <w:proofErr w:type="spellStart"/>
-      <w:r>
-        <w:rPr>
-          <w:rFonts w:cs="Times New Roman"/>
-          <w:lang w:val="en-US" w:bidi="ru-RU"/>
-        </w:rPr>
-        <w:t>Parkhi</w:t>
-      </w:r>
-      <w:proofErr w:type="spellEnd"/>
-      <w:r>
-        <w:rPr>
-          <w:rFonts w:cs="Times New Roman"/>
-          <w:lang w:val="en-US" w:bidi="ru-RU"/>
-        </w:rPr>
-        <w:t xml:space="preserve"> O. M., </w:t>
-      </w:r>
-      <w:proofErr w:type="spellStart"/>
-      <w:r>
-        <w:rPr>
-          <w:rFonts w:cs="Times New Roman"/>
-          <w:lang w:val="en-US" w:bidi="ru-RU"/>
-        </w:rPr>
-        <w:t>Vedaldi</w:t>
-      </w:r>
-      <w:proofErr w:type="spellEnd"/>
-      <w:r>
-        <w:rPr>
-          <w:rFonts w:cs="Times New Roman"/>
-          <w:lang w:val="en-US" w:bidi="ru-RU"/>
-        </w:rPr>
-        <w:t xml:space="preserve"> A., Zisserman A. Deep Face Recognition // Proceedings of the British Machine Vision Conference (BMVC). – 2015. – URL: https://www.robots.ox.ac.uk/~vgg/publications/2015/Parkhi15/parkhi15.pdf (</w:t>
-      </w:r>
-      <w:proofErr w:type="spellStart"/>
-      <w:r>
-        <w:rPr>
-          <w:rFonts w:cs="Times New Roman"/>
-          <w:lang w:val="en-US" w:bidi="ru-RU"/>
-        </w:rPr>
-        <w:t>дата</w:t>
-      </w:r>
-      <w:proofErr w:type="spellEnd"/>
-      <w:r>
-        <w:rPr>
-          <w:rFonts w:cs="Times New Roman"/>
-          <w:lang w:val="en-US" w:bidi="ru-RU"/>
-        </w:rPr>
-        <w:t xml:space="preserve"> </w:t>
-      </w:r>
-      <w:proofErr w:type="spellStart"/>
-      <w:r>
-        <w:rPr>
-          <w:rFonts w:cs="Times New Roman"/>
-          <w:lang w:val="en-US" w:bidi="ru-RU"/>
-        </w:rPr>
-        <w:t>обращения</w:t>
-      </w:r>
-      <w:proofErr w:type="spellEnd"/>
-      <w:r>
-        <w:rPr>
-          <w:rFonts w:cs="Times New Roman"/>
-          <w:lang w:val="en-US" w:bidi="ru-RU"/>
-        </w:rPr>
-        <w:t>: 10.05.2026).</w:t>
+        <w:t>6. Parkhi O. M., Vedaldi A., Zisserman A. Deep Face Recognition // Proceedings of the British Machine Vision Conference (BMVC). – 2015. – URL: https://www.robots.ox.ac.uk/~vgg/publications/2015/Parkhi15/parkhi15.pdf (дата обращения: 10.05.2026).</w:t>
       </w:r>
     </w:p>
     <w:p>
@@ -24299,7 +21977,6 @@
         </w:rPr>
         <w:t>.</w:t>
       </w:r>
-      <w:proofErr w:type="spellStart"/>
       <w:r>
         <w:rPr>
           <w:rFonts w:cs="Times New Roman"/>
@@ -24307,7 +21984,6 @@
         </w:rPr>
         <w:t>tensorflow</w:t>
       </w:r>
-      <w:proofErr w:type="spellEnd"/>
       <w:r>
         <w:rPr>
           <w:rFonts w:cs="Times New Roman"/>
@@ -24355,61 +22031,43 @@
           <w:rFonts w:cs="Times New Roman"/>
           <w:lang w:bidi="ru-RU"/>
         </w:rPr>
-        <w:t xml:space="preserve"> [Электронный ресурс</w:t>
-      </w:r>
-      <w:proofErr w:type="gramStart"/>
+        <w:t xml:space="preserve"> [Электронный ресурс] : офиц. сайт. – </w:t>
+      </w:r>
+      <w:r>
+        <w:rPr>
+          <w:rFonts w:cs="Times New Roman"/>
+          <w:lang w:val="en-US" w:bidi="ru-RU"/>
+        </w:rPr>
+        <w:t>URL</w:t>
+      </w:r>
       <w:r>
         <w:rPr>
           <w:rFonts w:cs="Times New Roman"/>
           <w:lang w:bidi="ru-RU"/>
         </w:rPr>
-        <w:t>] :</w:t>
-      </w:r>
-      <w:proofErr w:type="gramEnd"/>
+        <w:t xml:space="preserve">: </w:t>
+      </w:r>
+      <w:r>
+        <w:rPr>
+          <w:rFonts w:cs="Times New Roman"/>
+          <w:lang w:val="en-US" w:bidi="ru-RU"/>
+        </w:rPr>
+        <w:t>https</w:t>
+      </w:r>
       <w:r>
         <w:rPr>
           <w:rFonts w:cs="Times New Roman"/>
           <w:lang w:bidi="ru-RU"/>
         </w:rPr>
-        <w:t xml:space="preserve"> офиц. сайт. – </w:t>
+        <w:t>://</w:t>
       </w:r>
       <w:r>
         <w:rPr>
           <w:rFonts w:cs="Times New Roman"/>
           <w:lang w:val="en-US" w:bidi="ru-RU"/>
         </w:rPr>
-        <w:t>URL</w:t>
-      </w:r>
-      <w:r>
-        <w:rPr>
-          <w:rFonts w:cs="Times New Roman"/>
-          <w:lang w:bidi="ru-RU"/>
-        </w:rPr>
-        <w:t xml:space="preserve">: </w:t>
-      </w:r>
-      <w:r>
-        <w:rPr>
-          <w:rFonts w:cs="Times New Roman"/>
-          <w:lang w:val="en-US" w:bidi="ru-RU"/>
-        </w:rPr>
-        <w:t>https</w:t>
-      </w:r>
-      <w:r>
-        <w:rPr>
-          <w:rFonts w:cs="Times New Roman"/>
-          <w:lang w:bidi="ru-RU"/>
-        </w:rPr>
-        <w:t>://</w:t>
-      </w:r>
-      <w:proofErr w:type="spellStart"/>
-      <w:r>
-        <w:rPr>
-          <w:rFonts w:cs="Times New Roman"/>
-          <w:lang w:val="en-US" w:bidi="ru-RU"/>
-        </w:rPr>
         <w:t>opencv</w:t>
       </w:r>
-      <w:proofErr w:type="spellEnd"/>
       <w:r>
         <w:rPr>
           <w:rFonts w:cs="Times New Roman"/>
@@ -24501,7 +22159,6 @@
         </w:rPr>
         <w:t>.</w:t>
       </w:r>
-      <w:proofErr w:type="spellStart"/>
       <w:r>
         <w:rPr>
           <w:rFonts w:cs="Times New Roman"/>
@@ -24509,7 +22166,6 @@
         </w:rPr>
         <w:t>postgresql</w:t>
       </w:r>
-      <w:proofErr w:type="spellEnd"/>
       <w:r>
         <w:rPr>
           <w:rFonts w:cs="Times New Roman"/>
@@ -24560,7 +22216,6 @@
         </w:rPr>
         <w:t xml:space="preserve"> </w:t>
       </w:r>
-      <w:proofErr w:type="spellStart"/>
       <w:r>
         <w:rPr>
           <w:rFonts w:cs="Times New Roman"/>
@@ -24568,7 +22223,6 @@
         </w:rPr>
         <w:t>MediaPipe</w:t>
       </w:r>
-      <w:proofErr w:type="spellEnd"/>
       <w:r>
         <w:rPr>
           <w:rFonts w:cs="Times New Roman"/>
@@ -24590,7 +22244,6 @@
         </w:rPr>
         <w:t xml:space="preserve"> </w:t>
       </w:r>
-      <w:proofErr w:type="spellStart"/>
       <w:r>
         <w:rPr>
           <w:rFonts w:cs="Times New Roman"/>
@@ -24598,7 +22251,6 @@
         </w:rPr>
         <w:t>Landmarker</w:t>
       </w:r>
-      <w:proofErr w:type="spellEnd"/>
       <w:r>
         <w:rPr>
           <w:rFonts w:cs="Times New Roman"/>
@@ -24676,7 +22328,6 @@
         </w:rPr>
         <w:t>/</w:t>
       </w:r>
-      <w:proofErr w:type="spellStart"/>
       <w:r>
         <w:rPr>
           <w:rFonts w:cs="Times New Roman"/>
@@ -24684,7 +22335,6 @@
         </w:rPr>
         <w:t>mediapipe</w:t>
       </w:r>
-      <w:proofErr w:type="spellEnd"/>
       <w:r>
         <w:rPr>
           <w:rFonts w:cs="Times New Roman"/>
@@ -24734,7 +22384,6 @@
         </w:rPr>
         <w:t>_</w:t>
       </w:r>
-      <w:proofErr w:type="spellStart"/>
       <w:r>
         <w:rPr>
           <w:rFonts w:cs="Times New Roman"/>
@@ -24742,7 +22391,6 @@
         </w:rPr>
         <w:t>landmarker</w:t>
       </w:r>
-      <w:proofErr w:type="spellEnd"/>
       <w:r>
         <w:rPr>
           <w:rFonts w:cs="Times New Roman"/>
@@ -24862,7 +22510,6 @@
         </w:rPr>
         <w:t>.</w:t>
       </w:r>
-      <w:proofErr w:type="spellStart"/>
       <w:r>
         <w:rPr>
           <w:rFonts w:cs="Times New Roman"/>
@@ -24870,7 +22517,6 @@
         </w:rPr>
         <w:t>wikimedia</w:t>
       </w:r>
-      <w:proofErr w:type="spellEnd"/>
       <w:r>
         <w:rPr>
           <w:rFonts w:cs="Times New Roman"/>
@@ -25066,13 +22712,8 @@
         <w:annotationRef/>
       </w:r>
       <w:r>
-        <w:t xml:space="preserve">и </w:t>
-      </w:r>
-      <w:proofErr w:type="gramStart"/>
-      <w:r>
-        <w:t>тут..</w:t>
-      </w:r>
-      <w:proofErr w:type="gramEnd"/>
+        <w:t>и тут..</w:t>
+      </w:r>
     </w:p>
   </w:comment>
   <w:comment w:id="18" w:author="Бурдыко Татьяна Геннадьевна" w:date="2026-05-14T14:09:00Z" w:initials="БТГ">
@@ -25103,13 +22744,8 @@
         <w:annotationRef/>
       </w:r>
       <w:r>
-        <w:t xml:space="preserve">Ниже где? Надо сослаться на </w:t>
-      </w:r>
-      <w:proofErr w:type="gramStart"/>
-      <w:r>
-        <w:t>рисунок..</w:t>
-      </w:r>
-      <w:proofErr w:type="gramEnd"/>
+        <w:t>Ниже где? Надо сослаться на рисунок..</w:t>
+      </w:r>
     </w:p>
   </w:comment>
   <w:comment w:id="26" w:author="Бурдыко Татьяна Геннадьевна" w:date="2026-05-14T14:11:00Z" w:initials="БТГ">
@@ -25124,13 +22760,8 @@
         <w:annotationRef/>
       </w:r>
       <w:r>
-        <w:t xml:space="preserve">Сверху одно, в названии </w:t>
-      </w:r>
-      <w:proofErr w:type="gramStart"/>
-      <w:r>
-        <w:t>другое..</w:t>
-      </w:r>
-      <w:proofErr w:type="gramEnd"/>
+        <w:t>Сверху одно, в названии другое..</w:t>
+      </w:r>
     </w:p>
   </w:comment>
   <w:comment w:id="28" w:author="Бурдыко Татьяна Геннадьевна" w:date="2026-05-14T14:10:00Z" w:initials="БТГ">

--- a/вкр/практика/Отчет_по_преддипломной_практике_Демьянцев_Виталий_Владиславович_606_22-замеч — копия.docx
+++ b/вкр/практика/Отчет_по_преддипломной_практике_Демьянцев_Виталий_Владиславович_606_22-замеч — копия.docx
@@ -2069,8 +2069,6 @@
         <w:tabs>
           <w:tab w:val="right" w:leader="dot" w:pos="9345"/>
         </w:tabs>
-        <w:spacing w:afterLines="100" w:after="240"/>
-        <w:ind w:firstLine="0"/>
         <w:rPr>
           <w:rFonts w:asciiTheme="minorHAnsi" w:eastAsiaTheme="minorEastAsia" w:hAnsiTheme="minorHAnsi" w:cstheme="minorBidi"/>
           <w:noProof/>
@@ -2089,7 +2087,7 @@
       <w:r>
         <w:fldChar w:fldCharType="separate"/>
       </w:r>
-      <w:hyperlink w:anchor="_Toc229767049" w:history="1">
+      <w:hyperlink w:anchor="_Toc229768697" w:history="1">
         <w:r>
           <w:rPr>
             <w:rStyle w:val="afb"/>
@@ -2118,7 +2116,7 @@
             <w:noProof/>
             <w:webHidden/>
           </w:rPr>
-          <w:instrText xml:space="preserve"> PAGEREF _Toc229767049 \h </w:instrText>
+          <w:instrText xml:space="preserve"> PAGEREF _Toc229768697 \h </w:instrText>
         </w:r>
         <w:r>
           <w:rPr>
@@ -2155,8 +2153,6 @@
         <w:tabs>
           <w:tab w:val="right" w:leader="dot" w:pos="9345"/>
         </w:tabs>
-        <w:spacing w:afterLines="100" w:after="240"/>
-        <w:ind w:firstLine="0"/>
         <w:rPr>
           <w:rFonts w:asciiTheme="minorHAnsi" w:eastAsiaTheme="minorEastAsia" w:hAnsiTheme="minorHAnsi" w:cstheme="minorBidi"/>
           <w:noProof/>
@@ -2166,7 +2162,7 @@
           <w14:ligatures w14:val="standardContextual"/>
         </w:rPr>
       </w:pPr>
-      <w:hyperlink w:anchor="_Toc229767050" w:history="1">
+      <w:hyperlink w:anchor="_Toc229768698" w:history="1">
         <w:r>
           <w:rPr>
             <w:rStyle w:val="afb"/>
@@ -2195,7 +2191,7 @@
             <w:noProof/>
             <w:webHidden/>
           </w:rPr>
-          <w:instrText xml:space="preserve"> PAGEREF _Toc229767050 \h </w:instrText>
+          <w:instrText xml:space="preserve"> PAGEREF _Toc229768698 \h </w:instrText>
         </w:r>
         <w:r>
           <w:rPr>
@@ -2232,8 +2228,6 @@
         <w:tabs>
           <w:tab w:val="right" w:leader="dot" w:pos="9345"/>
         </w:tabs>
-        <w:spacing w:afterLines="100" w:after="240"/>
-        <w:ind w:firstLine="0"/>
         <w:rPr>
           <w:rFonts w:asciiTheme="minorHAnsi" w:eastAsiaTheme="minorEastAsia" w:hAnsiTheme="minorHAnsi" w:cstheme="minorBidi"/>
           <w:noProof/>
@@ -2243,7 +2237,7 @@
           <w14:ligatures w14:val="standardContextual"/>
         </w:rPr>
       </w:pPr>
-      <w:hyperlink w:anchor="_Toc229767051" w:history="1">
+      <w:hyperlink w:anchor="_Toc229768699" w:history="1">
         <w:r>
           <w:rPr>
             <w:rStyle w:val="afb"/>
@@ -2271,7 +2265,7 @@
             <w:noProof/>
             <w:webHidden/>
           </w:rPr>
-          <w:instrText xml:space="preserve"> PAGEREF _Toc229767051 \h </w:instrText>
+          <w:instrText xml:space="preserve"> PAGEREF _Toc229768699 \h </w:instrText>
         </w:r>
         <w:r>
           <w:rPr>
@@ -2308,8 +2302,6 @@
         <w:tabs>
           <w:tab w:val="right" w:leader="dot" w:pos="9345"/>
         </w:tabs>
-        <w:spacing w:afterLines="100" w:after="240"/>
-        <w:ind w:firstLine="0"/>
         <w:rPr>
           <w:rFonts w:asciiTheme="minorHAnsi" w:eastAsiaTheme="minorEastAsia" w:hAnsiTheme="minorHAnsi" w:cstheme="minorBidi"/>
           <w:noProof/>
@@ -2319,7 +2311,7 @@
           <w14:ligatures w14:val="standardContextual"/>
         </w:rPr>
       </w:pPr>
-      <w:hyperlink w:anchor="_Toc229767052" w:history="1">
+      <w:hyperlink w:anchor="_Toc229768700" w:history="1">
         <w:r>
           <w:rPr>
             <w:rStyle w:val="afb"/>
@@ -2347,7 +2339,7 @@
             <w:noProof/>
             <w:webHidden/>
           </w:rPr>
-          <w:instrText xml:space="preserve"> PAGEREF _Toc229767052 \h </w:instrText>
+          <w:instrText xml:space="preserve"> PAGEREF _Toc229768700 \h </w:instrText>
         </w:r>
         <w:r>
           <w:rPr>
@@ -2384,8 +2376,6 @@
         <w:tabs>
           <w:tab w:val="right" w:leader="dot" w:pos="9345"/>
         </w:tabs>
-        <w:spacing w:afterLines="100" w:after="240"/>
-        <w:ind w:firstLine="0"/>
         <w:rPr>
           <w:rFonts w:asciiTheme="minorHAnsi" w:eastAsiaTheme="minorEastAsia" w:hAnsiTheme="minorHAnsi" w:cstheme="minorBidi"/>
           <w:noProof/>
@@ -2395,7 +2385,7 @@
           <w14:ligatures w14:val="standardContextual"/>
         </w:rPr>
       </w:pPr>
-      <w:hyperlink w:anchor="_Toc229767053" w:history="1">
+      <w:hyperlink w:anchor="_Toc229768701" w:history="1">
         <w:r>
           <w:rPr>
             <w:rStyle w:val="afb"/>
@@ -2423,7 +2413,7 @@
             <w:noProof/>
             <w:webHidden/>
           </w:rPr>
-          <w:instrText xml:space="preserve"> PAGEREF _Toc229767053 \h </w:instrText>
+          <w:instrText xml:space="preserve"> PAGEREF _Toc229768701 \h </w:instrText>
         </w:r>
         <w:r>
           <w:rPr>
@@ -2460,8 +2450,6 @@
         <w:tabs>
           <w:tab w:val="right" w:leader="dot" w:pos="9345"/>
         </w:tabs>
-        <w:spacing w:afterLines="100" w:after="240"/>
-        <w:ind w:firstLine="0"/>
         <w:rPr>
           <w:rFonts w:asciiTheme="minorHAnsi" w:eastAsiaTheme="minorEastAsia" w:hAnsiTheme="minorHAnsi" w:cstheme="minorBidi"/>
           <w:noProof/>
@@ -2471,7 +2459,7 @@
           <w14:ligatures w14:val="standardContextual"/>
         </w:rPr>
       </w:pPr>
-      <w:hyperlink w:anchor="_Toc229767054" w:history="1">
+      <w:hyperlink w:anchor="_Toc229768702" w:history="1">
         <w:r>
           <w:rPr>
             <w:rStyle w:val="afb"/>
@@ -2500,7 +2488,7 @@
             <w:noProof/>
             <w:webHidden/>
           </w:rPr>
-          <w:instrText xml:space="preserve"> PAGEREF _Toc229767054 \h </w:instrText>
+          <w:instrText xml:space="preserve"> PAGEREF _Toc229768702 \h </w:instrText>
         </w:r>
         <w:r>
           <w:rPr>
@@ -2537,8 +2525,6 @@
         <w:tabs>
           <w:tab w:val="right" w:leader="dot" w:pos="9345"/>
         </w:tabs>
-        <w:spacing w:afterLines="100" w:after="240"/>
-        <w:ind w:firstLine="0"/>
         <w:rPr>
           <w:rFonts w:asciiTheme="minorHAnsi" w:eastAsiaTheme="minorEastAsia" w:hAnsiTheme="minorHAnsi" w:cstheme="minorBidi"/>
           <w:noProof/>
@@ -2548,7 +2534,7 @@
           <w14:ligatures w14:val="standardContextual"/>
         </w:rPr>
       </w:pPr>
-      <w:hyperlink w:anchor="_Toc229767055" w:history="1">
+      <w:hyperlink w:anchor="_Toc229768703" w:history="1">
         <w:r>
           <w:rPr>
             <w:rStyle w:val="afb"/>
@@ -2576,7 +2562,7 @@
             <w:noProof/>
             <w:webHidden/>
           </w:rPr>
-          <w:instrText xml:space="preserve"> PAGEREF _Toc229767055 \h </w:instrText>
+          <w:instrText xml:space="preserve"> PAGEREF _Toc229768703 \h </w:instrText>
         </w:r>
         <w:r>
           <w:rPr>
@@ -2613,8 +2599,6 @@
         <w:tabs>
           <w:tab w:val="right" w:leader="dot" w:pos="9345"/>
         </w:tabs>
-        <w:spacing w:afterLines="100" w:after="240"/>
-        <w:ind w:firstLine="0"/>
         <w:rPr>
           <w:rFonts w:asciiTheme="minorHAnsi" w:eastAsiaTheme="minorEastAsia" w:hAnsiTheme="minorHAnsi" w:cstheme="minorBidi"/>
           <w:noProof/>
@@ -2624,7 +2608,7 @@
           <w14:ligatures w14:val="standardContextual"/>
         </w:rPr>
       </w:pPr>
-      <w:hyperlink w:anchor="_Toc229767056" w:history="1">
+      <w:hyperlink w:anchor="_Toc229768704" w:history="1">
         <w:r>
           <w:rPr>
             <w:rStyle w:val="afb"/>
@@ -2652,7 +2636,7 @@
             <w:noProof/>
             <w:webHidden/>
           </w:rPr>
-          <w:instrText xml:space="preserve"> PAGEREF _Toc229767056 \h </w:instrText>
+          <w:instrText xml:space="preserve"> PAGEREF _Toc229768704 \h </w:instrText>
         </w:r>
         <w:r>
           <w:rPr>
@@ -2689,8 +2673,6 @@
         <w:tabs>
           <w:tab w:val="right" w:leader="dot" w:pos="9345"/>
         </w:tabs>
-        <w:spacing w:afterLines="100" w:after="240"/>
-        <w:ind w:firstLine="0"/>
         <w:rPr>
           <w:rFonts w:asciiTheme="minorHAnsi" w:eastAsiaTheme="minorEastAsia" w:hAnsiTheme="minorHAnsi" w:cstheme="minorBidi"/>
           <w:noProof/>
@@ -2700,7 +2682,7 @@
           <w14:ligatures w14:val="standardContextual"/>
         </w:rPr>
       </w:pPr>
-      <w:hyperlink w:anchor="_Toc229767057" w:history="1">
+      <w:hyperlink w:anchor="_Toc229768705" w:history="1">
         <w:r>
           <w:rPr>
             <w:rStyle w:val="afb"/>
@@ -2728,7 +2710,7 @@
             <w:noProof/>
             <w:webHidden/>
           </w:rPr>
-          <w:instrText xml:space="preserve"> PAGEREF _Toc229767057 \h </w:instrText>
+          <w:instrText xml:space="preserve"> PAGEREF _Toc229768705 \h </w:instrText>
         </w:r>
         <w:r>
           <w:rPr>
@@ -2765,8 +2747,6 @@
         <w:tabs>
           <w:tab w:val="right" w:leader="dot" w:pos="9345"/>
         </w:tabs>
-        <w:spacing w:afterLines="100" w:after="240"/>
-        <w:ind w:firstLine="0"/>
         <w:rPr>
           <w:rFonts w:asciiTheme="minorHAnsi" w:eastAsiaTheme="minorEastAsia" w:hAnsiTheme="minorHAnsi" w:cstheme="minorBidi"/>
           <w:noProof/>
@@ -2776,7 +2756,7 @@
           <w14:ligatures w14:val="standardContextual"/>
         </w:rPr>
       </w:pPr>
-      <w:hyperlink w:anchor="_Toc229767058" w:history="1">
+      <w:hyperlink w:anchor="_Toc229768706" w:history="1">
         <w:r>
           <w:rPr>
             <w:rStyle w:val="afb"/>
@@ -2805,7 +2785,7 @@
             <w:noProof/>
             <w:webHidden/>
           </w:rPr>
-          <w:instrText xml:space="preserve"> PAGEREF _Toc229767058 \h </w:instrText>
+          <w:instrText xml:space="preserve"> PAGEREF _Toc229768706 \h </w:instrText>
         </w:r>
         <w:r>
           <w:rPr>
@@ -2842,8 +2822,6 @@
         <w:tabs>
           <w:tab w:val="right" w:leader="dot" w:pos="9345"/>
         </w:tabs>
-        <w:spacing w:afterLines="100" w:after="240"/>
-        <w:ind w:firstLine="0"/>
         <w:rPr>
           <w:rFonts w:asciiTheme="minorHAnsi" w:eastAsiaTheme="minorEastAsia" w:hAnsiTheme="minorHAnsi" w:cstheme="minorBidi"/>
           <w:noProof/>
@@ -2853,7 +2831,7 @@
           <w14:ligatures w14:val="standardContextual"/>
         </w:rPr>
       </w:pPr>
-      <w:hyperlink w:anchor="_Toc229767059" w:history="1">
+      <w:hyperlink w:anchor="_Toc229768707" w:history="1">
         <w:r>
           <w:rPr>
             <w:rStyle w:val="afb"/>
@@ -2882,7 +2860,7 @@
             <w:noProof/>
             <w:webHidden/>
           </w:rPr>
-          <w:instrText xml:space="preserve"> PAGEREF _Toc229767059 \h </w:instrText>
+          <w:instrText xml:space="preserve"> PAGEREF _Toc229768707 \h </w:instrText>
         </w:r>
         <w:r>
           <w:rPr>
@@ -2919,8 +2897,6 @@
         <w:tabs>
           <w:tab w:val="right" w:leader="dot" w:pos="9345"/>
         </w:tabs>
-        <w:spacing w:afterLines="100" w:after="240"/>
-        <w:ind w:firstLine="0"/>
         <w:rPr>
           <w:rFonts w:asciiTheme="minorHAnsi" w:eastAsiaTheme="minorEastAsia" w:hAnsiTheme="minorHAnsi" w:cstheme="minorBidi"/>
           <w:noProof/>
@@ -2930,7 +2906,7 @@
           <w14:ligatures w14:val="standardContextual"/>
         </w:rPr>
       </w:pPr>
-      <w:hyperlink w:anchor="_Toc229767060" w:history="1">
+      <w:hyperlink w:anchor="_Toc229768708" w:history="1">
         <w:r>
           <w:rPr>
             <w:rStyle w:val="afb"/>
@@ -2959,7 +2935,7 @@
             <w:noProof/>
             <w:webHidden/>
           </w:rPr>
-          <w:instrText xml:space="preserve"> PAGEREF _Toc229767060 \h </w:instrText>
+          <w:instrText xml:space="preserve"> PAGEREF _Toc229768708 \h </w:instrText>
         </w:r>
         <w:r>
           <w:rPr>
@@ -2996,8 +2972,6 @@
         <w:tabs>
           <w:tab w:val="right" w:leader="dot" w:pos="9345"/>
         </w:tabs>
-        <w:spacing w:afterLines="100" w:after="240"/>
-        <w:ind w:firstLine="0"/>
         <w:rPr>
           <w:rFonts w:asciiTheme="minorHAnsi" w:eastAsiaTheme="minorEastAsia" w:hAnsiTheme="minorHAnsi" w:cstheme="minorBidi"/>
           <w:noProof/>
@@ -3007,7 +2981,7 @@
           <w14:ligatures w14:val="standardContextual"/>
         </w:rPr>
       </w:pPr>
-      <w:hyperlink w:anchor="_Toc229767061" w:history="1">
+      <w:hyperlink w:anchor="_Toc229768709" w:history="1">
         <w:r>
           <w:rPr>
             <w:rStyle w:val="afb"/>
@@ -3036,7 +3010,7 @@
             <w:noProof/>
             <w:webHidden/>
           </w:rPr>
-          <w:instrText xml:space="preserve"> PAGEREF _Toc229767061 \h </w:instrText>
+          <w:instrText xml:space="preserve"> PAGEREF _Toc229768709 \h </w:instrText>
         </w:r>
         <w:r>
           <w:rPr>
@@ -3073,8 +3047,6 @@
         <w:tabs>
           <w:tab w:val="right" w:leader="dot" w:pos="9345"/>
         </w:tabs>
-        <w:spacing w:afterLines="100" w:after="240"/>
-        <w:ind w:firstLine="0"/>
         <w:rPr>
           <w:rFonts w:asciiTheme="minorHAnsi" w:eastAsiaTheme="minorEastAsia" w:hAnsiTheme="minorHAnsi" w:cstheme="minorBidi"/>
           <w:noProof/>
@@ -3084,7 +3056,7 @@
           <w14:ligatures w14:val="standardContextual"/>
         </w:rPr>
       </w:pPr>
-      <w:hyperlink w:anchor="_Toc229767062" w:history="1">
+      <w:hyperlink w:anchor="_Toc229768710" w:history="1">
         <w:r>
           <w:rPr>
             <w:rStyle w:val="afb"/>
@@ -3112,7 +3084,7 @@
             <w:noProof/>
             <w:webHidden/>
           </w:rPr>
-          <w:instrText xml:space="preserve"> PAGEREF _Toc229767062 \h </w:instrText>
+          <w:instrText xml:space="preserve"> PAGEREF _Toc229768710 \h </w:instrText>
         </w:r>
         <w:r>
           <w:rPr>
@@ -3149,8 +3121,6 @@
         <w:tabs>
           <w:tab w:val="right" w:leader="dot" w:pos="9345"/>
         </w:tabs>
-        <w:spacing w:afterLines="100" w:after="240"/>
-        <w:ind w:firstLine="0"/>
         <w:rPr>
           <w:rFonts w:asciiTheme="minorHAnsi" w:eastAsiaTheme="minorEastAsia" w:hAnsiTheme="minorHAnsi" w:cstheme="minorBidi"/>
           <w:noProof/>
@@ -3160,7 +3130,7 @@
           <w14:ligatures w14:val="standardContextual"/>
         </w:rPr>
       </w:pPr>
-      <w:hyperlink w:anchor="_Toc229767063" w:history="1">
+      <w:hyperlink w:anchor="_Toc229768711" w:history="1">
         <w:r>
           <w:rPr>
             <w:rStyle w:val="afb"/>
@@ -3206,7 +3176,7 @@
             <w:noProof/>
             <w:webHidden/>
           </w:rPr>
-          <w:instrText xml:space="preserve"> PAGEREF _Toc229767063 \h </w:instrText>
+          <w:instrText xml:space="preserve"> PAGEREF _Toc229768711 \h </w:instrText>
         </w:r>
         <w:r>
           <w:rPr>
@@ -3243,8 +3213,6 @@
         <w:tabs>
           <w:tab w:val="right" w:leader="dot" w:pos="9345"/>
         </w:tabs>
-        <w:spacing w:afterLines="100" w:after="240"/>
-        <w:ind w:firstLine="0"/>
         <w:rPr>
           <w:rFonts w:asciiTheme="minorHAnsi" w:eastAsiaTheme="minorEastAsia" w:hAnsiTheme="minorHAnsi" w:cstheme="minorBidi"/>
           <w:noProof/>
@@ -3254,7 +3222,7 @@
           <w14:ligatures w14:val="standardContextual"/>
         </w:rPr>
       </w:pPr>
-      <w:hyperlink w:anchor="_Toc229767064" w:history="1">
+      <w:hyperlink w:anchor="_Toc229768712" w:history="1">
         <w:r>
           <w:rPr>
             <w:rStyle w:val="afb"/>
@@ -3282,7 +3250,7 @@
             <w:noProof/>
             <w:webHidden/>
           </w:rPr>
-          <w:instrText xml:space="preserve"> PAGEREF _Toc229767064 \h </w:instrText>
+          <w:instrText xml:space="preserve"> PAGEREF _Toc229768712 \h </w:instrText>
         </w:r>
         <w:r>
           <w:rPr>
@@ -3319,8 +3287,6 @@
         <w:tabs>
           <w:tab w:val="right" w:leader="dot" w:pos="9345"/>
         </w:tabs>
-        <w:spacing w:afterLines="100" w:after="240"/>
-        <w:ind w:firstLine="0"/>
         <w:rPr>
           <w:rFonts w:asciiTheme="minorHAnsi" w:eastAsiaTheme="minorEastAsia" w:hAnsiTheme="minorHAnsi" w:cstheme="minorBidi"/>
           <w:noProof/>
@@ -3330,7 +3296,7 @@
           <w14:ligatures w14:val="standardContextual"/>
         </w:rPr>
       </w:pPr>
-      <w:hyperlink w:anchor="_Toc229767065" w:history="1">
+      <w:hyperlink w:anchor="_Toc229768713" w:history="1">
         <w:r>
           <w:rPr>
             <w:rStyle w:val="afb"/>
@@ -3358,7 +3324,7 @@
             <w:noProof/>
             <w:webHidden/>
           </w:rPr>
-          <w:instrText xml:space="preserve"> PAGEREF _Toc229767065 \h </w:instrText>
+          <w:instrText xml:space="preserve"> PAGEREF _Toc229768713 \h </w:instrText>
         </w:r>
         <w:r>
           <w:rPr>
@@ -3395,8 +3361,6 @@
         <w:tabs>
           <w:tab w:val="right" w:leader="dot" w:pos="9345"/>
         </w:tabs>
-        <w:spacing w:afterLines="100" w:after="240"/>
-        <w:ind w:firstLine="0"/>
         <w:rPr>
           <w:rFonts w:asciiTheme="minorHAnsi" w:eastAsiaTheme="minorEastAsia" w:hAnsiTheme="minorHAnsi" w:cstheme="minorBidi"/>
           <w:noProof/>
@@ -3406,7 +3370,7 @@
           <w14:ligatures w14:val="standardContextual"/>
         </w:rPr>
       </w:pPr>
-      <w:hyperlink w:anchor="_Toc229767066" w:history="1">
+      <w:hyperlink w:anchor="_Toc229768714" w:history="1">
         <w:r>
           <w:rPr>
             <w:rStyle w:val="afb"/>
@@ -3434,7 +3398,7 @@
             <w:noProof/>
             <w:webHidden/>
           </w:rPr>
-          <w:instrText xml:space="preserve"> PAGEREF _Toc229767066 \h </w:instrText>
+          <w:instrText xml:space="preserve"> PAGEREF _Toc229768714 \h </w:instrText>
         </w:r>
         <w:r>
           <w:rPr>
@@ -3471,8 +3435,6 @@
         <w:tabs>
           <w:tab w:val="right" w:leader="dot" w:pos="9345"/>
         </w:tabs>
-        <w:spacing w:afterLines="100" w:after="240"/>
-        <w:ind w:firstLine="0"/>
         <w:rPr>
           <w:rFonts w:asciiTheme="minorHAnsi" w:eastAsiaTheme="minorEastAsia" w:hAnsiTheme="minorHAnsi" w:cstheme="minorBidi"/>
           <w:noProof/>
@@ -3482,7 +3444,7 @@
           <w14:ligatures w14:val="standardContextual"/>
         </w:rPr>
       </w:pPr>
-      <w:hyperlink w:anchor="_Toc229767067" w:history="1">
+      <w:hyperlink w:anchor="_Toc229768715" w:history="1">
         <w:r>
           <w:rPr>
             <w:rStyle w:val="afb"/>
@@ -3511,7 +3473,7 @@
             <w:noProof/>
             <w:webHidden/>
           </w:rPr>
-          <w:instrText xml:space="preserve"> PAGEREF _Toc229767067 \h </w:instrText>
+          <w:instrText xml:space="preserve"> PAGEREF _Toc229768715 \h </w:instrText>
         </w:r>
         <w:r>
           <w:rPr>
@@ -3548,8 +3510,6 @@
         <w:tabs>
           <w:tab w:val="right" w:leader="dot" w:pos="9345"/>
         </w:tabs>
-        <w:spacing w:afterLines="100" w:after="240"/>
-        <w:ind w:firstLine="0"/>
         <w:rPr>
           <w:rFonts w:asciiTheme="minorHAnsi" w:eastAsiaTheme="minorEastAsia" w:hAnsiTheme="minorHAnsi" w:cstheme="minorBidi"/>
           <w:noProof/>
@@ -3559,7 +3519,7 @@
           <w14:ligatures w14:val="standardContextual"/>
         </w:rPr>
       </w:pPr>
-      <w:hyperlink w:anchor="_Toc229767068" w:history="1">
+      <w:hyperlink w:anchor="_Toc229768716" w:history="1">
         <w:r>
           <w:rPr>
             <w:rStyle w:val="afb"/>
@@ -3587,7 +3547,7 @@
             <w:noProof/>
             <w:webHidden/>
           </w:rPr>
-          <w:instrText xml:space="preserve"> PAGEREF _Toc229767068 \h </w:instrText>
+          <w:instrText xml:space="preserve"> PAGEREF _Toc229768716 \h </w:instrText>
         </w:r>
         <w:r>
           <w:rPr>
@@ -3624,8 +3584,6 @@
         <w:tabs>
           <w:tab w:val="right" w:leader="dot" w:pos="9345"/>
         </w:tabs>
-        <w:spacing w:afterLines="100" w:after="240"/>
-        <w:ind w:firstLine="0"/>
         <w:rPr>
           <w:rFonts w:asciiTheme="minorHAnsi" w:eastAsiaTheme="minorEastAsia" w:hAnsiTheme="minorHAnsi" w:cstheme="minorBidi"/>
           <w:noProof/>
@@ -3635,7 +3593,7 @@
           <w14:ligatures w14:val="standardContextual"/>
         </w:rPr>
       </w:pPr>
-      <w:hyperlink w:anchor="_Toc229767069" w:history="1">
+      <w:hyperlink w:anchor="_Toc229768717" w:history="1">
         <w:r>
           <w:rPr>
             <w:rStyle w:val="afb"/>
@@ -3663,7 +3621,7 @@
             <w:noProof/>
             <w:webHidden/>
           </w:rPr>
-          <w:instrText xml:space="preserve"> PAGEREF _Toc229767069 \h </w:instrText>
+          <w:instrText xml:space="preserve"> PAGEREF _Toc229768717 \h </w:instrText>
         </w:r>
         <w:r>
           <w:rPr>
@@ -3700,8 +3658,6 @@
         <w:tabs>
           <w:tab w:val="right" w:leader="dot" w:pos="9345"/>
         </w:tabs>
-        <w:spacing w:afterLines="100" w:after="240"/>
-        <w:ind w:firstLine="0"/>
         <w:rPr>
           <w:rFonts w:asciiTheme="minorHAnsi" w:eastAsiaTheme="minorEastAsia" w:hAnsiTheme="minorHAnsi" w:cstheme="minorBidi"/>
           <w:noProof/>
@@ -3711,7 +3667,7 @@
           <w14:ligatures w14:val="standardContextual"/>
         </w:rPr>
       </w:pPr>
-      <w:hyperlink w:anchor="_Toc229767070" w:history="1">
+      <w:hyperlink w:anchor="_Toc229768718" w:history="1">
         <w:r>
           <w:rPr>
             <w:rStyle w:val="afb"/>
@@ -3739,7 +3695,7 @@
             <w:noProof/>
             <w:webHidden/>
           </w:rPr>
-          <w:instrText xml:space="preserve"> PAGEREF _Toc229767070 \h </w:instrText>
+          <w:instrText xml:space="preserve"> PAGEREF _Toc229768718 \h </w:instrText>
         </w:r>
         <w:r>
           <w:rPr>
@@ -3776,8 +3732,6 @@
         <w:tabs>
           <w:tab w:val="right" w:leader="dot" w:pos="9345"/>
         </w:tabs>
-        <w:spacing w:afterLines="100" w:after="240"/>
-        <w:ind w:firstLine="0"/>
         <w:rPr>
           <w:rFonts w:asciiTheme="minorHAnsi" w:eastAsiaTheme="minorEastAsia" w:hAnsiTheme="minorHAnsi" w:cstheme="minorBidi"/>
           <w:noProof/>
@@ -3787,7 +3741,7 @@
           <w14:ligatures w14:val="standardContextual"/>
         </w:rPr>
       </w:pPr>
-      <w:hyperlink w:anchor="_Toc229767071" w:history="1">
+      <w:hyperlink w:anchor="_Toc229768719" w:history="1">
         <w:r>
           <w:rPr>
             <w:rStyle w:val="afb"/>
@@ -3815,7 +3769,7 @@
             <w:noProof/>
             <w:webHidden/>
           </w:rPr>
-          <w:instrText xml:space="preserve"> PAGEREF _Toc229767071 \h </w:instrText>
+          <w:instrText xml:space="preserve"> PAGEREF _Toc229768719 \h </w:instrText>
         </w:r>
         <w:r>
           <w:rPr>
@@ -3852,8 +3806,6 @@
         <w:tabs>
           <w:tab w:val="right" w:leader="dot" w:pos="9345"/>
         </w:tabs>
-        <w:spacing w:afterLines="100" w:after="240"/>
-        <w:ind w:firstLine="0"/>
         <w:rPr>
           <w:rFonts w:asciiTheme="minorHAnsi" w:eastAsiaTheme="minorEastAsia" w:hAnsiTheme="minorHAnsi" w:cstheme="minorBidi"/>
           <w:noProof/>
@@ -3863,7 +3815,7 @@
           <w14:ligatures w14:val="standardContextual"/>
         </w:rPr>
       </w:pPr>
-      <w:hyperlink w:anchor="_Toc229767072" w:history="1">
+      <w:hyperlink w:anchor="_Toc229768720" w:history="1">
         <w:r>
           <w:rPr>
             <w:rStyle w:val="afb"/>
@@ -3891,7 +3843,7 @@
             <w:noProof/>
             <w:webHidden/>
           </w:rPr>
-          <w:instrText xml:space="preserve"> PAGEREF _Toc229767072 \h </w:instrText>
+          <w:instrText xml:space="preserve"> PAGEREF _Toc229768720 \h </w:instrText>
         </w:r>
         <w:r>
           <w:rPr>
@@ -3928,8 +3880,6 @@
         <w:tabs>
           <w:tab w:val="right" w:leader="dot" w:pos="9345"/>
         </w:tabs>
-        <w:spacing w:afterLines="100" w:after="240"/>
-        <w:ind w:firstLine="0"/>
         <w:rPr>
           <w:rFonts w:asciiTheme="minorHAnsi" w:eastAsiaTheme="minorEastAsia" w:hAnsiTheme="minorHAnsi" w:cstheme="minorBidi"/>
           <w:noProof/>
@@ -3939,7 +3889,7 @@
           <w14:ligatures w14:val="standardContextual"/>
         </w:rPr>
       </w:pPr>
-      <w:hyperlink w:anchor="_Toc229767073" w:history="1">
+      <w:hyperlink w:anchor="_Toc229768721" w:history="1">
         <w:r>
           <w:rPr>
             <w:rStyle w:val="afb"/>
@@ -3967,7 +3917,7 @@
             <w:noProof/>
             <w:webHidden/>
           </w:rPr>
-          <w:instrText xml:space="preserve"> PAGEREF _Toc229767073 \h </w:instrText>
+          <w:instrText xml:space="preserve"> PAGEREF _Toc229768721 \h </w:instrText>
         </w:r>
         <w:r>
           <w:rPr>
@@ -4004,8 +3954,6 @@
         <w:tabs>
           <w:tab w:val="right" w:leader="dot" w:pos="9345"/>
         </w:tabs>
-        <w:spacing w:afterLines="100" w:after="240"/>
-        <w:ind w:firstLine="0"/>
         <w:rPr>
           <w:rFonts w:asciiTheme="minorHAnsi" w:eastAsiaTheme="minorEastAsia" w:hAnsiTheme="minorHAnsi" w:cstheme="minorBidi"/>
           <w:noProof/>
@@ -4015,7 +3963,7 @@
           <w14:ligatures w14:val="standardContextual"/>
         </w:rPr>
       </w:pPr>
-      <w:hyperlink w:anchor="_Toc229767074" w:history="1">
+      <w:hyperlink w:anchor="_Toc229768722" w:history="1">
         <w:r>
           <w:rPr>
             <w:rStyle w:val="afb"/>
@@ -4044,7 +3992,7 @@
             <w:noProof/>
             <w:webHidden/>
           </w:rPr>
-          <w:instrText xml:space="preserve"> PAGEREF _Toc229767074 \h </w:instrText>
+          <w:instrText xml:space="preserve"> PAGEREF _Toc229768722 \h </w:instrText>
         </w:r>
         <w:r>
           <w:rPr>
@@ -4081,8 +4029,6 @@
         <w:tabs>
           <w:tab w:val="right" w:leader="dot" w:pos="9345"/>
         </w:tabs>
-        <w:spacing w:afterLines="100" w:after="240"/>
-        <w:ind w:firstLine="0"/>
         <w:rPr>
           <w:rFonts w:asciiTheme="minorHAnsi" w:eastAsiaTheme="minorEastAsia" w:hAnsiTheme="minorHAnsi" w:cstheme="minorBidi"/>
           <w:noProof/>
@@ -4092,7 +4038,7 @@
           <w14:ligatures w14:val="standardContextual"/>
         </w:rPr>
       </w:pPr>
-      <w:hyperlink w:anchor="_Toc229767075" w:history="1">
+      <w:hyperlink w:anchor="_Toc229768723" w:history="1">
         <w:r>
           <w:rPr>
             <w:rStyle w:val="afb"/>
@@ -4120,7 +4066,7 @@
             <w:noProof/>
             <w:webHidden/>
           </w:rPr>
-          <w:instrText xml:space="preserve"> PAGEREF _Toc229767075 \h </w:instrText>
+          <w:instrText xml:space="preserve"> PAGEREF _Toc229768723 \h </w:instrText>
         </w:r>
         <w:r>
           <w:rPr>
@@ -4157,8 +4103,6 @@
         <w:tabs>
           <w:tab w:val="right" w:leader="dot" w:pos="9345"/>
         </w:tabs>
-        <w:spacing w:afterLines="100" w:after="240"/>
-        <w:ind w:firstLine="0"/>
         <w:rPr>
           <w:rFonts w:asciiTheme="minorHAnsi" w:eastAsiaTheme="minorEastAsia" w:hAnsiTheme="minorHAnsi" w:cstheme="minorBidi"/>
           <w:noProof/>
@@ -4168,7 +4112,7 @@
           <w14:ligatures w14:val="standardContextual"/>
         </w:rPr>
       </w:pPr>
-      <w:hyperlink w:anchor="_Toc229767076" w:history="1">
+      <w:hyperlink w:anchor="_Toc229768724" w:history="1">
         <w:r>
           <w:rPr>
             <w:rStyle w:val="afb"/>
@@ -4199,7 +4143,7 @@
             <w:noProof/>
             <w:webHidden/>
           </w:rPr>
-          <w:instrText xml:space="preserve"> PAGEREF _Toc229767076 \h </w:instrText>
+          <w:instrText xml:space="preserve"> PAGEREF _Toc229768724 \h </w:instrText>
         </w:r>
         <w:r>
           <w:rPr>
@@ -4253,7 +4197,7 @@
           <w:numId w:val="0"/>
         </w:numPr>
       </w:pPr>
-      <w:bookmarkStart w:id="0" w:name="_Toc229767049"/>
+      <w:bookmarkStart w:id="0" w:name="_Toc229768697"/>
       <w:r>
         <w:lastRenderedPageBreak/>
         <w:t>ВВЕДЕНИЕ</w:t>
@@ -4543,7 +4487,7 @@
       <w:pPr>
         <w:pStyle w:val="1"/>
       </w:pPr>
-      <w:bookmarkStart w:id="1" w:name="_Toc229767050"/>
+      <w:bookmarkStart w:id="1" w:name="_Toc229768698"/>
       <w:r>
         <w:lastRenderedPageBreak/>
         <w:t>АНАЛИЗ ПРЕДМЕТНОЙ ОБЛАСТИ</w:t>
@@ -4562,7 +4506,7 @@
       <w:pPr>
         <w:pStyle w:val="2"/>
       </w:pPr>
-      <w:bookmarkStart w:id="2" w:name="_Toc229767051"/>
+      <w:bookmarkStart w:id="2" w:name="_Toc229768699"/>
       <w:r>
         <w:t>Эмоции человека и их роль в HR</w:t>
       </w:r>
@@ -4676,7 +4620,7 @@
       <w:pPr>
         <w:pStyle w:val="2"/>
       </w:pPr>
-      <w:bookmarkStart w:id="3" w:name="_Toc229767052"/>
+      <w:bookmarkStart w:id="3" w:name="_Toc229768700"/>
       <w:r>
         <w:lastRenderedPageBreak/>
         <w:t>Технологи мультимодального анализа</w:t>
@@ -4754,7 +4698,7 @@
       <w:pPr>
         <w:pStyle w:val="2"/>
       </w:pPr>
-      <w:bookmarkStart w:id="4" w:name="_Toc229767053"/>
+      <w:bookmarkStart w:id="4" w:name="_Toc229768701"/>
       <w:r>
         <w:t>Анализ существующего бизнес-процесса оценки персонала</w:t>
       </w:r>
@@ -4990,7 +4934,7 @@
       <w:pPr>
         <w:pStyle w:val="1"/>
       </w:pPr>
-      <w:bookmarkStart w:id="6" w:name="_Toc229767054"/>
+      <w:bookmarkStart w:id="6" w:name="_Toc229768702"/>
       <w:r>
         <w:lastRenderedPageBreak/>
         <w:t>ОБЗОР АНАЛОГОВ</w:t>
@@ -5010,7 +4954,7 @@
       <w:pPr>
         <w:pStyle w:val="2"/>
       </w:pPr>
-      <w:bookmarkStart w:id="7" w:name="_Toc229767055"/>
+      <w:bookmarkStart w:id="7" w:name="_Toc229768703"/>
       <w:r>
         <w:t>Существующие решения</w:t>
       </w:r>
@@ -5581,7 +5525,7 @@
       <w:pPr>
         <w:pStyle w:val="2"/>
       </w:pPr>
-      <w:bookmarkStart w:id="8" w:name="_Toc229767056"/>
+      <w:bookmarkStart w:id="8" w:name="_Toc229768704"/>
       <w:r>
         <w:t>Сравнительный анализ аналогов</w:t>
       </w:r>
@@ -6587,7 +6531,7 @@
       <w:pPr>
         <w:pStyle w:val="2"/>
       </w:pPr>
-      <w:bookmarkStart w:id="11" w:name="_Toc229767057"/>
+      <w:bookmarkStart w:id="11" w:name="_Toc229768705"/>
       <w:r>
         <w:t>Анализ показателей:</w:t>
       </w:r>
@@ -6637,7 +6581,7 @@
           <w:bCs/>
         </w:rPr>
       </w:pPr>
-      <w:bookmarkStart w:id="12" w:name="_Toc229767058"/>
+      <w:bookmarkStart w:id="12" w:name="_Toc229768706"/>
       <w:r>
         <w:rPr>
           <w:b w:val="0"/>
@@ -6677,7 +6621,7 @@
       <w:pPr>
         <w:pStyle w:val="1"/>
       </w:pPr>
-      <w:bookmarkStart w:id="13" w:name="_Toc229767059"/>
+      <w:bookmarkStart w:id="13" w:name="_Toc229768707"/>
       <w:r>
         <w:lastRenderedPageBreak/>
         <w:t>ПОСТАНОВКА ЗАДАЧИ</w:t>
@@ -6835,7 +6779,7 @@
       <w:pPr>
         <w:pStyle w:val="1"/>
       </w:pPr>
-      <w:bookmarkStart w:id="14" w:name="_Toc229767060"/>
+      <w:bookmarkStart w:id="14" w:name="_Toc229768708"/>
       <w:r>
         <w:lastRenderedPageBreak/>
         <w:t>ВЫБОР МЕТОДОВ ИССЛЕДОВАНИЯ И СРЕДСТВ РАЗРАБОТКИ</w:t>
@@ -7098,7 +7042,101 @@
         <w:rPr>
           <w:lang w:bidi="ru-RU"/>
         </w:rPr>
-        <w:t>Наличие специализированных библиотек для работы с нейронными сетями и обработки мультимедиа (OpenCV, FastAPI, faster-whisper);</w:t>
+        <w:t>Наличие специализированных библиотек для работы с нейронными сетями и обработки мультимедиа (OpenCV, FastAPI, faster-whisper)</w:t>
+      </w:r>
+      <w:r>
+        <w:rPr>
+          <w:lang w:bidi="ru-RU"/>
+        </w:rPr>
+        <w:t xml:space="preserve"> [</w:t>
+      </w:r>
+      <w:r>
+        <w:rPr>
+          <w:lang w:bidi="ru-RU"/>
+        </w:rPr>
+        <w:fldChar w:fldCharType="begin"/>
+      </w:r>
+      <w:r>
+        <w:rPr>
+          <w:lang w:bidi="ru-RU"/>
+        </w:rPr>
+        <w:instrText xml:space="preserve"> REF _Ref229768546 \r \h </w:instrText>
+      </w:r>
+      <w:r>
+        <w:rPr>
+          <w:lang w:bidi="ru-RU"/>
+        </w:rPr>
+      </w:r>
+      <w:r>
+        <w:rPr>
+          <w:lang w:bidi="ru-RU"/>
+        </w:rPr>
+        <w:fldChar w:fldCharType="separate"/>
+      </w:r>
+      <w:r>
+        <w:rPr>
+          <w:lang w:bidi="ru-RU"/>
+        </w:rPr>
+        <w:t>4</w:t>
+      </w:r>
+      <w:r>
+        <w:rPr>
+          <w:lang w:bidi="ru-RU"/>
+        </w:rPr>
+        <w:fldChar w:fldCharType="end"/>
+      </w:r>
+      <w:r>
+        <w:rPr>
+          <w:lang w:bidi="ru-RU"/>
+        </w:rPr>
+        <w:t xml:space="preserve">, </w:t>
+      </w:r>
+      <w:r>
+        <w:rPr>
+          <w:lang w:bidi="ru-RU"/>
+        </w:rPr>
+        <w:fldChar w:fldCharType="begin"/>
+      </w:r>
+      <w:r>
+        <w:rPr>
+          <w:lang w:bidi="ru-RU"/>
+        </w:rPr>
+        <w:instrText xml:space="preserve"> REF _Ref229768624 \r \h </w:instrText>
+      </w:r>
+      <w:r>
+        <w:rPr>
+          <w:lang w:bidi="ru-RU"/>
+        </w:rPr>
+      </w:r>
+      <w:r>
+        <w:rPr>
+          <w:lang w:bidi="ru-RU"/>
+        </w:rPr>
+        <w:fldChar w:fldCharType="separate"/>
+      </w:r>
+      <w:r>
+        <w:rPr>
+          <w:lang w:bidi="ru-RU"/>
+        </w:rPr>
+        <w:t>9</w:t>
+      </w:r>
+      <w:r>
+        <w:rPr>
+          <w:lang w:bidi="ru-RU"/>
+        </w:rPr>
+        <w:fldChar w:fldCharType="end"/>
+      </w:r>
+      <w:r>
+        <w:rPr>
+          <w:lang w:bidi="ru-RU"/>
+        </w:rPr>
+        <w:t>]</w:t>
+      </w:r>
+      <w:r>
+        <w:rPr>
+          <w:lang w:bidi="ru-RU"/>
+        </w:rPr>
+        <w:t>;</w:t>
       </w:r>
     </w:p>
     <w:p>
@@ -7246,7 +7284,60 @@
         <w:rPr>
           <w:lang w:bidi="ru-RU"/>
         </w:rPr>
-        <w:t>Для хранения данных о пользователях, сессиях, событиях аналитики и результатах анализа была выбрана система управления базами данных PostgreSQL. Данная СУБД обеспечивает:</w:t>
+        <w:t>Для хранения данных о пользователях, сессиях, событиях аналитики и результатах анализа была выбрана система управления базами данных PostgreSQL</w:t>
+      </w:r>
+      <w:r>
+        <w:rPr>
+          <w:lang w:bidi="ru-RU"/>
+        </w:rPr>
+        <w:t xml:space="preserve"> [</w:t>
+      </w:r>
+      <w:r>
+        <w:rPr>
+          <w:lang w:bidi="ru-RU"/>
+        </w:rPr>
+        <w:fldChar w:fldCharType="begin"/>
+      </w:r>
+      <w:r>
+        <w:rPr>
+          <w:lang w:bidi="ru-RU"/>
+        </w:rPr>
+        <w:instrText xml:space="preserve"> REF _Ref229768589 \r \h </w:instrText>
+      </w:r>
+      <w:r>
+        <w:rPr>
+          <w:lang w:bidi="ru-RU"/>
+        </w:rPr>
+      </w:r>
+      <w:r>
+        <w:rPr>
+          <w:lang w:bidi="ru-RU"/>
+        </w:rPr>
+        <w:fldChar w:fldCharType="separate"/>
+      </w:r>
+      <w:r>
+        <w:rPr>
+          <w:lang w:bidi="ru-RU"/>
+        </w:rPr>
+        <w:t>10</w:t>
+      </w:r>
+      <w:r>
+        <w:rPr>
+          <w:lang w:bidi="ru-RU"/>
+        </w:rPr>
+        <w:fldChar w:fldCharType="end"/>
+      </w:r>
+      <w:r>
+        <w:rPr>
+          <w:lang w:bidi="ru-RU"/>
+        </w:rPr>
+        <w:t>]</w:t>
+      </w:r>
+      <w:r>
+        <w:rPr>
+          <w:lang w:bidi="ru-RU"/>
+        </w:rPr>
+        <w:t>. Данная СУБД обеспечивает:</w:t>
       </w:r>
     </w:p>
     <w:p>
@@ -7346,7 +7437,7 @@
           <w:rFonts w:cstheme="majorHAnsi"/>
         </w:rPr>
       </w:pPr>
-      <w:bookmarkStart w:id="19" w:name="_Toc229767061"/>
+      <w:bookmarkStart w:id="19" w:name="_Toc229768709"/>
       <w:r>
         <w:rPr>
           <w:rFonts w:cstheme="majorHAnsi"/>
@@ -7365,7 +7456,7 @@
       <w:pPr>
         <w:pStyle w:val="2"/>
       </w:pPr>
-      <w:bookmarkStart w:id="20" w:name="_Toc229767062"/>
+      <w:bookmarkStart w:id="20" w:name="_Toc229768710"/>
       <w:r>
         <w:t>BPMN-диаграмма</w:t>
       </w:r>
@@ -7577,7 +7668,7 @@
       <w:pPr>
         <w:pStyle w:val="2"/>
       </w:pPr>
-      <w:bookmarkStart w:id="23" w:name="_Toc229767063"/>
+      <w:bookmarkStart w:id="23" w:name="_Toc229768711"/>
       <w:r>
         <w:rPr>
           <w:lang w:val="en-US"/>
@@ -8070,7 +8161,7 @@
       <w:pPr>
         <w:pStyle w:val="2"/>
       </w:pPr>
-      <w:bookmarkStart w:id="27" w:name="_Toc229767064"/>
+      <w:bookmarkStart w:id="27" w:name="_Toc229768712"/>
       <w:r>
         <w:t>DFD-диаграмма</w:t>
       </w:r>
@@ -8555,7 +8646,7 @@
           <w:rFonts w:eastAsia="Microsoft YaHei"/>
         </w:rPr>
       </w:pPr>
-      <w:bookmarkStart w:id="31" w:name="_Toc229767065"/>
+      <w:bookmarkStart w:id="31" w:name="_Toc229768713"/>
       <w:r>
         <w:rPr>
           <w:rFonts w:eastAsia="Microsoft YaHei"/>
@@ -16759,7 +16850,7 @@
           <w:rFonts w:eastAsia="Microsoft YaHei"/>
         </w:rPr>
       </w:pPr>
-      <w:bookmarkStart w:id="38" w:name="_Toc229767066"/>
+      <w:bookmarkStart w:id="38" w:name="_Toc229768714"/>
       <w:r>
         <w:rPr>
           <w:rFonts w:eastAsia="Microsoft YaHei"/>
@@ -18986,7 +19077,7 @@
         <w:pStyle w:val="1"/>
       </w:pPr>
       <w:bookmarkStart w:id="41" w:name="_Toc229467888"/>
-      <w:bookmarkStart w:id="42" w:name="_Toc229767067"/>
+      <w:bookmarkStart w:id="42" w:name="_Toc229768715"/>
       <w:r>
         <w:lastRenderedPageBreak/>
         <w:t>ОПИСАНИЕ ПРОГРАММНОГО КОМПЛЕКСА</w:t>
@@ -19007,7 +19098,7 @@
         <w:pStyle w:val="2"/>
       </w:pPr>
       <w:bookmarkStart w:id="43" w:name="_Toc229467889"/>
-      <w:bookmarkStart w:id="44" w:name="_Toc229767068"/>
+      <w:bookmarkStart w:id="44" w:name="_Toc229768716"/>
       <w:r>
         <w:t>Общая архитектура программного комплекса</w:t>
       </w:r>
@@ -19075,7 +19166,7 @@
         <w:pStyle w:val="2"/>
       </w:pPr>
       <w:bookmarkStart w:id="45" w:name="_Toc229467890"/>
-      <w:bookmarkStart w:id="46" w:name="_Toc229767069"/>
+      <w:bookmarkStart w:id="46" w:name="_Toc229768717"/>
       <w:r>
         <w:lastRenderedPageBreak/>
         <w:t>Модуль пользовательского интерфейса и клиентской логики</w:t>
@@ -19329,7 +19420,7 @@
         <w:pStyle w:val="2"/>
       </w:pPr>
       <w:bookmarkStart w:id="48" w:name="_Toc229467891"/>
-      <w:bookmarkStart w:id="49" w:name="_Toc229767070"/>
+      <w:bookmarkStart w:id="49" w:name="_Toc229768718"/>
       <w:r>
         <w:t>Серверный модуль управления сессиями и WebSocket-коммуникации</w:t>
       </w:r>
@@ -19409,7 +19500,7 @@
         <w:pStyle w:val="2"/>
       </w:pPr>
       <w:bookmarkStart w:id="50" w:name="_Toc229467892"/>
-      <w:bookmarkStart w:id="51" w:name="_Toc229767071"/>
+      <w:bookmarkStart w:id="51" w:name="_Toc229768719"/>
       <w:r>
         <w:t>Модуль аутентификации и обеспечения безопасности</w:t>
       </w:r>
@@ -19509,7 +19600,7 @@
         <w:pStyle w:val="2"/>
       </w:pPr>
       <w:bookmarkStart w:id="52" w:name="_Toc229467893"/>
-      <w:bookmarkStart w:id="53" w:name="_Toc229767072"/>
+      <w:bookmarkStart w:id="53" w:name="_Toc229768720"/>
       <w:r>
         <w:t>Модуль захвата и передачи медиапотоков</w:t>
       </w:r>
@@ -19569,7 +19660,7 @@
         <w:pStyle w:val="2"/>
       </w:pPr>
       <w:bookmarkStart w:id="54" w:name="_Toc229467894"/>
-      <w:bookmarkStart w:id="55" w:name="_Toc229767073"/>
+      <w:bookmarkStart w:id="55" w:name="_Toc229768721"/>
       <w:r>
         <w:t>Модуль искусственного интеллекта и мультимодального анализа</w:t>
       </w:r>
@@ -19605,7 +19696,105 @@
         <w:contextualSpacing/>
       </w:pPr>
       <w:r>
-        <w:t>Задача распознавания эмоций по выражению лица (Facial Expression Recognition, FER) является одной из ключевых в области компьютерного зрения и аффективных вычислений. Современный подход к решению данной задачи включает два основных этапа: детектирование лица и классификацию эмоций.</w:t>
+        <w:t>Задача распознавания эмоций по выражению лица (Facial Expression Recognition, FER) является одной из ключевых в области компьютерного зрения и аффективных вычислений</w:t>
+      </w:r>
+      <w:r>
+        <w:t>[</w:t>
+      </w:r>
+      <w:r>
+        <w:fldChar w:fldCharType="begin"/>
+      </w:r>
+      <w:r>
+        <w:instrText xml:space="preserve"> REF _Ref229768210 \r \h </w:instrText>
+      </w:r>
+      <w:r>
+        <w:fldChar w:fldCharType="separate"/>
+      </w:r>
+      <w:r>
+        <w:t>1</w:t>
+      </w:r>
+      <w:r>
+        <w:fldChar w:fldCharType="end"/>
+      </w:r>
+      <w:r>
+        <w:t>,</w:t>
+      </w:r>
+      <w:r>
+        <w:t xml:space="preserve"> </w:t>
+      </w:r>
+      <w:r>
+        <w:rPr>
+          <w:lang w:val="en-US"/>
+        </w:rPr>
+        <w:fldChar w:fldCharType="begin"/>
+      </w:r>
+      <w:r>
+        <w:instrText xml:space="preserve"> </w:instrText>
+      </w:r>
+      <w:r>
+        <w:rPr>
+          <w:lang w:val="en-US"/>
+        </w:rPr>
+        <w:instrText>REF</w:instrText>
+      </w:r>
+      <w:r>
+        <w:instrText xml:space="preserve"> _</w:instrText>
+      </w:r>
+      <w:r>
+        <w:rPr>
+          <w:lang w:val="en-US"/>
+        </w:rPr>
+        <w:instrText>Ref</w:instrText>
+      </w:r>
+      <w:r>
+        <w:instrText>229768249 \</w:instrText>
+      </w:r>
+      <w:r>
+        <w:rPr>
+          <w:lang w:val="en-US"/>
+        </w:rPr>
+        <w:instrText>r</w:instrText>
+      </w:r>
+      <w:r>
+        <w:instrText xml:space="preserve"> \</w:instrText>
+      </w:r>
+      <w:r>
+        <w:rPr>
+          <w:lang w:val="en-US"/>
+        </w:rPr>
+        <w:instrText>h</w:instrText>
+      </w:r>
+      <w:r>
+        <w:instrText xml:space="preserve"> </w:instrText>
+      </w:r>
+      <w:r>
+        <w:rPr>
+          <w:lang w:val="en-US"/>
+        </w:rPr>
+      </w:r>
+      <w:r>
+        <w:rPr>
+          <w:lang w:val="en-US"/>
+        </w:rPr>
+        <w:fldChar w:fldCharType="separate"/>
+      </w:r>
+      <w:r>
+        <w:rPr>
+          <w:lang w:val="en-US"/>
+        </w:rPr>
+        <w:t>7</w:t>
+      </w:r>
+      <w:r>
+        <w:rPr>
+          <w:lang w:val="en-US"/>
+        </w:rPr>
+        <w:fldChar w:fldCharType="end"/>
+      </w:r>
+      <w:r>
+        <w:t>]</w:t>
+      </w:r>
+      <w:r>
+        <w:t xml:space="preserve"> Современный подход к решению данной задачи включает два основных этапа: детектирование лица и классификацию эмоций.</w:t>
       </w:r>
     </w:p>
     <w:p>
@@ -19673,7 +19862,31 @@
         <w:contextualSpacing/>
       </w:pPr>
       <w:r>
-        <w:t>MTCNN (Multi-task Cascaded CNN) – каскадная архитектура из трёх нейронных сетей, которые последовательно уточняют положение лица и определяют 5 ключевых точек (углы глаз, кончик носа, уголки рта).</w:t>
+        <w:t>MTCNN (Multi-task Cascaded CNN) – каскадная архитектура из трёх нейронных сетей, которые последовательно уточняют положение лица и определяют 5 ключевых точек (углы глаз, кончик носа, уголки рта)</w:t>
+      </w:r>
+      <w:r>
+        <w:t>[</w:t>
+      </w:r>
+      <w:r>
+        <w:fldChar w:fldCharType="begin"/>
+      </w:r>
+      <w:r>
+        <w:instrText xml:space="preserve"> REF _Ref229768313 \r \h </w:instrText>
+      </w:r>
+      <w:r>
+        <w:fldChar w:fldCharType="separate"/>
+      </w:r>
+      <w:r>
+        <w:t>5</w:t>
+      </w:r>
+      <w:r>
+        <w:fldChar w:fldCharType="end"/>
+      </w:r>
+      <w:r>
+        <w:t>]</w:t>
+      </w:r>
+      <w:r>
+        <w:t>.</w:t>
       </w:r>
     </w:p>
     <w:p>
@@ -19927,7 +20140,34 @@
         <w:contextualSpacing/>
       </w:pPr>
       <w:r>
-        <w:t>Архитектура VGG-16, лежащая в основе модели VGG-Face, характеризуется использованием малых свёрточных фильтров 3×3 на всех слоях и последовательным увеличением количества каналов с уменьшением пространственной размерности. Сеть содержит 13 свёрточных слоёв и 3 полносвязных слоя, что обеспечивает глубокое извлечение признаков лица. Блок-схема архитектуры VGG-16 представлена на рисунке</w:t>
+        <w:t xml:space="preserve">Архитектура VGG-16, лежащая в основе модели VGG-Face, характеризуется использованием малых свёрточных фильтров 3×3 на всех слоях и последовательным увеличением количества каналов с уменьшением пространственной </w:t>
+      </w:r>
+      <w:r>
+        <w:t>размерности</w:t>
+      </w:r>
+      <w:r>
+        <w:t xml:space="preserve"> [</w:t>
+      </w:r>
+      <w:r>
+        <w:fldChar w:fldCharType="begin"/>
+      </w:r>
+      <w:r>
+        <w:instrText xml:space="preserve"> REF _Ref229768360 \r \h </w:instrText>
+      </w:r>
+      <w:r>
+        <w:fldChar w:fldCharType="separate"/>
+      </w:r>
+      <w:r>
+        <w:t>6</w:t>
+      </w:r>
+      <w:r>
+        <w:fldChar w:fldCharType="end"/>
+      </w:r>
+      <w:r>
+        <w:t>]</w:t>
+      </w:r>
+      <w:r>
+        <w:t>. Сеть содержит 13 свёрточных слоёв и 3 полносвязных слоя, что обеспечивает глубокое извлечение признаков лица. Блок-схема архитектуры VGG-16 представлена на рисунке</w:t>
       </w:r>
       <w:r>
         <w:rPr>
@@ -20124,7 +20364,31 @@
         <w:contextualSpacing/>
       </w:pPr>
       <w:r>
-        <w:t>Опционально в системе реализована поддержка MediaPipe Face Landmarker от Google, которая строит плотную сетку из 468 трёхмерных ключевых точек на лице. Эта модель позволяет:</w:t>
+        <w:t>Опционально в системе реализована поддержка MediaPipe Face Landmarker от Google, которая строит плотную сетку из 468 трёхмерных ключевых точек на лице</w:t>
+      </w:r>
+      <w:r>
+        <w:t xml:space="preserve"> [</w:t>
+      </w:r>
+      <w:r>
+        <w:fldChar w:fldCharType="begin"/>
+      </w:r>
+      <w:r>
+        <w:instrText xml:space="preserve"> REF _Ref229768434 \r \h </w:instrText>
+      </w:r>
+      <w:r>
+        <w:fldChar w:fldCharType="separate"/>
+      </w:r>
+      <w:r>
+        <w:t>11</w:t>
+      </w:r>
+      <w:r>
+        <w:fldChar w:fldCharType="end"/>
+      </w:r>
+      <w:r>
+        <w:t>]</w:t>
+      </w:r>
+      <w:r>
+        <w:t>. Эта модель позволяет:</w:t>
       </w:r>
     </w:p>
     <w:p>
@@ -20441,7 +20705,31 @@
         <w:contextualSpacing/>
       </w:pPr>
       <w:r>
-        <w:t xml:space="preserve">Модель Пола Экмана, разработанная в 1970-х годах, основана на кросс-культурных исследованиях и утверждает, что шесть базовых эмоций универсальны для всех людей независимо от культуры и социального происхождения. Каждая эмоция характеризуется уникальным паттерном активации лицевых мышц (Action Units), который может быть распознан алгоритмами компьютерного зрения. Иллюстрация шести базовых эмоций по Экману представлена на рисунке </w:t>
+        <w:t>Модель Пола Экмана, разработанная в 1970-х годах, основана на кросс-культурных исследованиях и утверждает, что шесть базовых эмоций универсальны для всех людей независимо от культуры и социального происхождения</w:t>
+      </w:r>
+      <w:r>
+        <w:t xml:space="preserve"> [</w:t>
+      </w:r>
+      <w:r>
+        <w:fldChar w:fldCharType="begin"/>
+      </w:r>
+      <w:r>
+        <w:instrText xml:space="preserve"> REF _Ref229768434 \r \h </w:instrText>
+      </w:r>
+      <w:r>
+        <w:fldChar w:fldCharType="separate"/>
+      </w:r>
+      <w:r>
+        <w:t>11</w:t>
+      </w:r>
+      <w:r>
+        <w:fldChar w:fldCharType="end"/>
+      </w:r>
+      <w:r>
+        <w:t>]</w:t>
+      </w:r>
+      <w:r>
+        <w:t xml:space="preserve">. Каждая эмоция характеризуется уникальным паттерном активации лицевых мышц (Action Units), который может быть распознан алгоритмами компьютерного зрения. Иллюстрация шести базовых эмоций по Экману представлена на рисунке </w:t>
       </w:r>
       <w:r>
         <w:fldChar w:fldCharType="begin"/>
@@ -20735,7 +21023,31 @@
         <w:t>attention</w:t>
       </w:r>
       <w:r>
-        <w:t>), что позволило эффективно параллелить вычисления и обрабатывать длинные последовательности. Модель состоит из энкодера и декодера, каждый из которых содержит многоголовое внимание (</w:t>
+        <w:t>), что позволило эффективно параллелить вычисления и обрабатывать длинные последовательности</w:t>
+      </w:r>
+      <w:r>
+        <w:t xml:space="preserve"> [</w:t>
+      </w:r>
+      <w:r>
+        <w:fldChar w:fldCharType="begin"/>
+      </w:r>
+      <w:r>
+        <w:instrText xml:space="preserve"> REF _Ref229768499 \r \h </w:instrText>
+      </w:r>
+      <w:r>
+        <w:fldChar w:fldCharType="separate"/>
+      </w:r>
+      <w:r>
+        <w:t>3</w:t>
+      </w:r>
+      <w:r>
+        <w:fldChar w:fldCharType="end"/>
+      </w:r>
+      <w:r>
+        <w:t>]</w:t>
+      </w:r>
+      <w:r>
+        <w:t>. Модель состоит из энкодера и декодера, каждый из которых содержит многоголовое внимание (</w:t>
       </w:r>
       <w:r>
         <w:rPr>
@@ -21238,7 +21550,31 @@
         <w:contextualSpacing/>
       </w:pPr>
       <w:r>
-        <w:t>Модель обучалась методом слабой супервизии на разнородном массиве данных:</w:t>
+        <w:t>Модель обучалась методом слабой супервизии на разнородном массиве данных</w:t>
+      </w:r>
+      <w:r>
+        <w:t xml:space="preserve"> [</w:t>
+      </w:r>
+      <w:r>
+        <w:fldChar w:fldCharType="begin"/>
+      </w:r>
+      <w:r>
+        <w:instrText xml:space="preserve"> REF _Ref229768546 \r \h </w:instrText>
+      </w:r>
+      <w:r>
+        <w:fldChar w:fldCharType="separate"/>
+      </w:r>
+      <w:r>
+        <w:t>4</w:t>
+      </w:r>
+      <w:r>
+        <w:fldChar w:fldCharType="end"/>
+      </w:r>
+      <w:r>
+        <w:t>]</w:t>
+      </w:r>
+      <w:r>
+        <w:t>:</w:t>
       </w:r>
     </w:p>
     <w:p>
@@ -21519,7 +21855,7 @@
         </w:rPr>
       </w:pPr>
       <w:bookmarkStart w:id="63" w:name="_Toc229467895"/>
-      <w:bookmarkStart w:id="64" w:name="_Toc229767074"/>
+      <w:bookmarkStart w:id="64" w:name="_Toc229768722"/>
       <w:r>
         <w:rPr>
           <w:b/>
@@ -21616,7 +21952,7 @@
         <w:pStyle w:val="2"/>
       </w:pPr>
       <w:bookmarkStart w:id="65" w:name="_Toc229467896"/>
-      <w:bookmarkStart w:id="66" w:name="_Toc229767075"/>
+      <w:bookmarkStart w:id="66" w:name="_Toc229768723"/>
       <w:r>
         <w:t>Интеграция компонентов в единую систему</w:t>
       </w:r>
@@ -21746,7 +22082,7 @@
       </w:pPr>
       <w:bookmarkStart w:id="67" w:name="_Toc229071492"/>
       <w:bookmarkStart w:id="68" w:name="_Toc229467897"/>
-      <w:bookmarkStart w:id="69" w:name="_Toc229767076"/>
+      <w:bookmarkStart w:id="69" w:name="_Toc229768724"/>
       <w:r>
         <w:rPr>
           <w:rFonts w:ascii="Times New Roman" w:hAnsi="Times New Roman" w:cs="Times New Roman"/>
@@ -21774,6 +22110,7 @@
           <w:lang w:val="en-US" w:bidi="ru-RU"/>
         </w:rPr>
       </w:pPr>
+      <w:bookmarkStart w:id="70" w:name="_Ref229768210"/>
       <w:r>
         <w:rPr>
           <w:rFonts w:cs="Times New Roman"/>
@@ -21781,6 +22118,7 @@
         </w:rPr>
         <w:t>Goodfellow I., Bengio Y., Courville A. Deep Learning. – Cambridge : MIT Press, 2016. – 800 p. – ISBN 978-0-262-03561-3.</w:t>
       </w:r>
+      <w:bookmarkEnd w:id="70"/>
     </w:p>
     <w:p>
       <w:pPr>
@@ -21816,6 +22154,7 @@
           <w:lang w:val="en-US" w:bidi="ru-RU"/>
         </w:rPr>
       </w:pPr>
+      <w:bookmarkStart w:id="71" w:name="_Ref229768499"/>
       <w:r>
         <w:rPr>
           <w:rFonts w:cs="Times New Roman"/>
@@ -21823,6 +22162,7 @@
         </w:rPr>
         <w:t>Vaswani A., Shazeer N., Parmar N. et al. Attention Is All You Need // Advances in Neural Information Processing Systems (NeurIPS). – 2017. – Vol. 30. – URL: https://arxiv.org/abs/1706.03762 (дата обращения: 10.05.2026).</w:t>
       </w:r>
+      <w:bookmarkEnd w:id="71"/>
     </w:p>
     <w:p>
       <w:pPr>
@@ -21837,6 +22177,7 @@
           <w:lang w:val="en-US" w:bidi="ru-RU"/>
         </w:rPr>
       </w:pPr>
+      <w:bookmarkStart w:id="72" w:name="_Ref229768546"/>
       <w:r>
         <w:rPr>
           <w:rFonts w:cs="Times New Roman"/>
@@ -21844,6 +22185,7 @@
         </w:rPr>
         <w:t>Radford A., Kim J. W., Xu T. et al. Robust Speech Recognition via Large-Scale Weak Supervision // Proceedings of the 40th International Conference on Machine Learning (ICML). – 2023. – URL: https://arxiv.org/abs/2212.04356 (дата обращения: 10.05.2026).</w:t>
       </w:r>
+      <w:bookmarkEnd w:id="72"/>
     </w:p>
     <w:p>
       <w:pPr>
@@ -21858,6 +22200,7 @@
           <w:lang w:val="en-US" w:bidi="ru-RU"/>
         </w:rPr>
       </w:pPr>
+      <w:bookmarkStart w:id="73" w:name="_Ref229768313"/>
       <w:r>
         <w:rPr>
           <w:rFonts w:cs="Times New Roman"/>
@@ -21865,6 +22208,7 @@
         </w:rPr>
         <w:t>Zhang K., Zhang Z., Li Z., Qiao Y. Joint Face Detection and Alignment Using Multi-Task Cascaded Convolutional Networks // IEEE Signal Processing Letters. – 2016. – Vol. 23, № 10. – P. 1499–1503. – URL: https://arxiv.org/abs/1604.02878 (дата обращения: 10.05.2026).</w:t>
       </w:r>
+      <w:bookmarkEnd w:id="73"/>
     </w:p>
     <w:p>
       <w:pPr>
@@ -21879,13 +22223,15 @@
           <w:lang w:val="en-US" w:bidi="ru-RU"/>
         </w:rPr>
       </w:pPr>
+      <w:bookmarkStart w:id="74" w:name="_Ref229768360"/>
       <w:r>
         <w:rPr>
           <w:rFonts w:cs="Times New Roman"/>
           <w:lang w:val="en-US" w:bidi="ru-RU"/>
         </w:rPr>
-        <w:t>6. Parkhi O. M., Vedaldi A., Zisserman A. Deep Face Recognition // Proceedings of the British Machine Vision Conference (BMVC). – 2015. – URL: https://www.robots.ox.ac.uk/~vgg/publications/2015/Parkhi15/parkhi15.pdf (дата обращения: 10.05.2026).</w:t>
-      </w:r>
+        <w:t>Parkhi O. M., Vedaldi A., Zisserman A. Deep Face Recognition // Proceedings of the British Machine Vision Conference (BMVC). – 2015. – URL: https://www.robots.ox.ac.uk/~vgg/publications/2015/Parkhi15/parkhi15.pdf (дата обращения: 10.05.2026).</w:t>
+      </w:r>
+      <w:bookmarkEnd w:id="74"/>
     </w:p>
     <w:p>
       <w:pPr>
@@ -21900,6 +22246,7 @@
           <w:lang w:val="en-US" w:bidi="ru-RU"/>
         </w:rPr>
       </w:pPr>
+      <w:bookmarkStart w:id="75" w:name="_Ref229768249"/>
       <w:r>
         <w:rPr>
           <w:rFonts w:cs="Times New Roman"/>
@@ -21907,6 +22254,7 @@
         </w:rPr>
         <w:t>Ekman P. An Argument for Basic Emotions // Cognition and Emotion. – 1992. – Vol. 6, № 3–4. – P. 169–200.</w:t>
       </w:r>
+      <w:bookmarkEnd w:id="75"/>
     </w:p>
     <w:p>
       <w:pPr>
@@ -22019,6 +22367,7 @@
           <w:lang w:bidi="ru-RU"/>
         </w:rPr>
       </w:pPr>
+      <w:bookmarkStart w:id="76" w:name="_Ref229768624"/>
       <w:r>
         <w:rPr>
           <w:rFonts w:cs="Times New Roman"/>
@@ -22089,6 +22438,7 @@
         </w:rPr>
         <w:t xml:space="preserve"> (дата обращения: 10.05.2026).</w:t>
       </w:r>
+      <w:bookmarkEnd w:id="76"/>
     </w:p>
     <w:p>
       <w:pPr>
@@ -22103,6 +22453,7 @@
           <w:lang w:bidi="ru-RU"/>
         </w:rPr>
       </w:pPr>
+      <w:bookmarkStart w:id="77" w:name="_Ref229768589"/>
       <w:r>
         <w:rPr>
           <w:rFonts w:cs="Times New Roman"/>
@@ -22187,6 +22538,7 @@
         </w:rPr>
         <w:t xml:space="preserve"> (дата обращения: 10.05.2026).</w:t>
       </w:r>
+      <w:bookmarkEnd w:id="77"/>
     </w:p>
     <w:p>
       <w:pPr>
@@ -22201,6 +22553,7 @@
           <w:lang w:bidi="ru-RU"/>
         </w:rPr>
       </w:pPr>
+      <w:bookmarkStart w:id="78" w:name="_Ref229768434"/>
       <w:r>
         <w:rPr>
           <w:rFonts w:cs="Times New Roman"/>
@@ -22398,6 +22751,7 @@
         </w:rPr>
         <w:t xml:space="preserve"> (дата обращения: 10.05.2026).</w:t>
       </w:r>
+      <w:bookmarkEnd w:id="78"/>
     </w:p>
     <w:p>
       <w:pPr>

--- a/вкр/практика/Отчет_по_преддипломной_практике_Демьянцев_Виталий_Владиславович_606_22-замеч — копия.docx
+++ b/вкр/практика/Отчет_по_преддипломной_практике_Демьянцев_Виталий_Владиславович_606_22-замеч — копия.docx
@@ -2273,7 +2273,7 @@
       <w:r>
         <w:fldChar w:fldCharType="separate"/>
       </w:r>
-      <w:hyperlink w:anchor="_Toc229769091" w:history="1">
+      <w:hyperlink w:anchor="_Toc229770476" w:history="1">
         <w:r>
           <w:rPr>
             <w:rStyle w:val="afb"/>
@@ -2302,7 +2302,7 @@
             <w:noProof/>
             <w:webHidden/>
           </w:rPr>
-          <w:instrText xml:space="preserve"> PAGEREF _Toc229769091 \h </w:instrText>
+          <w:instrText xml:space="preserve"> PAGEREF _Toc229770476 \h </w:instrText>
         </w:r>
         <w:r>
           <w:rPr>
@@ -2322,7 +2322,7 @@
             <w:noProof/>
             <w:webHidden/>
           </w:rPr>
-          <w:t>5</w:t>
+          <w:t>6</w:t>
         </w:r>
         <w:r>
           <w:rPr>
@@ -2350,7 +2350,7 @@
           <w14:ligatures w14:val="standardContextual"/>
         </w:rPr>
       </w:pPr>
-      <w:hyperlink w:anchor="_Toc229769092" w:history="1">
+      <w:hyperlink w:anchor="_Toc229770477" w:history="1">
         <w:r>
           <w:rPr>
             <w:rStyle w:val="afb"/>
@@ -2379,159 +2379,7 @@
             <w:noProof/>
             <w:webHidden/>
           </w:rPr>
-          <w:instrText xml:space="preserve"> PAGEREF _Toc229769092 \h </w:instrText>
-        </w:r>
-        <w:r>
-          <w:rPr>
-            <w:noProof/>
-            <w:webHidden/>
-          </w:rPr>
-        </w:r>
-        <w:r>
-          <w:rPr>
-            <w:noProof/>
-            <w:webHidden/>
-          </w:rPr>
-          <w:fldChar w:fldCharType="separate"/>
-        </w:r>
-        <w:r>
-          <w:rPr>
-            <w:noProof/>
-            <w:webHidden/>
-          </w:rPr>
-          <w:t>8</w:t>
-        </w:r>
-        <w:r>
-          <w:rPr>
-            <w:noProof/>
-            <w:webHidden/>
-          </w:rPr>
-          <w:fldChar w:fldCharType="end"/>
-        </w:r>
-      </w:hyperlink>
-    </w:p>
-    <w:p>
-      <w:pPr>
-        <w:pStyle w:val="24"/>
-        <w:tabs>
-          <w:tab w:val="right" w:leader="dot" w:pos="9345"/>
-        </w:tabs>
-        <w:spacing w:line="259" w:lineRule="auto"/>
-        <w:ind w:firstLine="0"/>
-        <w:rPr>
-          <w:rFonts w:asciiTheme="minorHAnsi" w:eastAsiaTheme="minorEastAsia" w:hAnsiTheme="minorHAnsi" w:cstheme="minorBidi"/>
-          <w:noProof/>
-          <w:kern w:val="2"/>
-          <w:sz w:val="24"/>
-          <w:szCs w:val="24"/>
-          <w14:ligatures w14:val="standardContextual"/>
-        </w:rPr>
-      </w:pPr>
-      <w:hyperlink w:anchor="_Toc229769093" w:history="1">
-        <w:r>
-          <w:rPr>
-            <w:rStyle w:val="afb"/>
-            <w:rFonts w:eastAsia="Arial"/>
-            <w:noProof/>
-          </w:rPr>
-          <w:t>1.1. Эмоции человека и их роль в HR</w:t>
-        </w:r>
-        <w:r>
-          <w:rPr>
-            <w:noProof/>
-            <w:webHidden/>
-          </w:rPr>
-          <w:tab/>
-        </w:r>
-        <w:r>
-          <w:rPr>
-            <w:noProof/>
-            <w:webHidden/>
-          </w:rPr>
-          <w:fldChar w:fldCharType="begin"/>
-        </w:r>
-        <w:r>
-          <w:rPr>
-            <w:noProof/>
-            <w:webHidden/>
-          </w:rPr>
-          <w:instrText xml:space="preserve"> PAGEREF _Toc229769093 \h </w:instrText>
-        </w:r>
-        <w:r>
-          <w:rPr>
-            <w:noProof/>
-            <w:webHidden/>
-          </w:rPr>
-        </w:r>
-        <w:r>
-          <w:rPr>
-            <w:noProof/>
-            <w:webHidden/>
-          </w:rPr>
-          <w:fldChar w:fldCharType="separate"/>
-        </w:r>
-        <w:r>
-          <w:rPr>
-            <w:noProof/>
-            <w:webHidden/>
-          </w:rPr>
-          <w:t>8</w:t>
-        </w:r>
-        <w:r>
-          <w:rPr>
-            <w:noProof/>
-            <w:webHidden/>
-          </w:rPr>
-          <w:fldChar w:fldCharType="end"/>
-        </w:r>
-      </w:hyperlink>
-    </w:p>
-    <w:p>
-      <w:pPr>
-        <w:pStyle w:val="24"/>
-        <w:tabs>
-          <w:tab w:val="right" w:leader="dot" w:pos="9345"/>
-        </w:tabs>
-        <w:spacing w:line="259" w:lineRule="auto"/>
-        <w:ind w:firstLine="0"/>
-        <w:rPr>
-          <w:rFonts w:asciiTheme="minorHAnsi" w:eastAsiaTheme="minorEastAsia" w:hAnsiTheme="minorHAnsi" w:cstheme="minorBidi"/>
-          <w:noProof/>
-          <w:kern w:val="2"/>
-          <w:sz w:val="24"/>
-          <w:szCs w:val="24"/>
-          <w14:ligatures w14:val="standardContextual"/>
-        </w:rPr>
-      </w:pPr>
-      <w:hyperlink w:anchor="_Toc229769094" w:history="1">
-        <w:r>
-          <w:rPr>
-            <w:rStyle w:val="afb"/>
-            <w:rFonts w:eastAsia="Arial"/>
-            <w:noProof/>
-          </w:rPr>
-          <w:t>1.2. Технологи мультимодального анализа</w:t>
-        </w:r>
-        <w:r>
-          <w:rPr>
-            <w:noProof/>
-            <w:webHidden/>
-          </w:rPr>
-          <w:tab/>
-        </w:r>
-        <w:r>
-          <w:rPr>
-            <w:noProof/>
-            <w:webHidden/>
-          </w:rPr>
-          <w:fldChar w:fldCharType="begin"/>
-        </w:r>
-        <w:r>
-          <w:rPr>
-            <w:noProof/>
-            <w:webHidden/>
-          </w:rPr>
-          <w:instrText xml:space="preserve"> PAGEREF _Toc229769094 \h </w:instrText>
+          <w:instrText xml:space="preserve"> PAGEREF _Toc229770477 \h </w:instrText>
         </w:r>
         <w:r>
           <w:rPr>
@@ -2579,14 +2427,14 @@
           <w14:ligatures w14:val="standardContextual"/>
         </w:rPr>
       </w:pPr>
-      <w:hyperlink w:anchor="_Toc229769095" w:history="1">
+      <w:hyperlink w:anchor="_Toc229770478" w:history="1">
         <w:r>
           <w:rPr>
             <w:rStyle w:val="afb"/>
             <w:rFonts w:eastAsia="Arial"/>
             <w:noProof/>
           </w:rPr>
-          <w:t>1.3. Анализ существующего бизнес-процесса оценки персонала</w:t>
+          <w:t>1.1. Эмоции человека и их роль в HR</w:t>
         </w:r>
         <w:r>
           <w:rPr>
@@ -2607,7 +2455,7 @@
             <w:noProof/>
             <w:webHidden/>
           </w:rPr>
-          <w:instrText xml:space="preserve"> PAGEREF _Toc229769095 \h </w:instrText>
+          <w:instrText xml:space="preserve"> PAGEREF _Toc229770478 \h </w:instrText>
         </w:r>
         <w:r>
           <w:rPr>
@@ -2640,6 +2488,158 @@
     </w:p>
     <w:p>
       <w:pPr>
+        <w:pStyle w:val="24"/>
+        <w:tabs>
+          <w:tab w:val="right" w:leader="dot" w:pos="9345"/>
+        </w:tabs>
+        <w:spacing w:line="259" w:lineRule="auto"/>
+        <w:ind w:firstLine="0"/>
+        <w:rPr>
+          <w:rFonts w:asciiTheme="minorHAnsi" w:eastAsiaTheme="minorEastAsia" w:hAnsiTheme="minorHAnsi" w:cstheme="minorBidi"/>
+          <w:noProof/>
+          <w:kern w:val="2"/>
+          <w:sz w:val="24"/>
+          <w:szCs w:val="24"/>
+          <w14:ligatures w14:val="standardContextual"/>
+        </w:rPr>
+      </w:pPr>
+      <w:hyperlink w:anchor="_Toc229770479" w:history="1">
+        <w:r>
+          <w:rPr>
+            <w:rStyle w:val="afb"/>
+            <w:rFonts w:eastAsia="Arial"/>
+            <w:noProof/>
+          </w:rPr>
+          <w:t>1.2. Технологи мультимодального анализа</w:t>
+        </w:r>
+        <w:r>
+          <w:rPr>
+            <w:noProof/>
+            <w:webHidden/>
+          </w:rPr>
+          <w:tab/>
+        </w:r>
+        <w:r>
+          <w:rPr>
+            <w:noProof/>
+            <w:webHidden/>
+          </w:rPr>
+          <w:fldChar w:fldCharType="begin"/>
+        </w:r>
+        <w:r>
+          <w:rPr>
+            <w:noProof/>
+            <w:webHidden/>
+          </w:rPr>
+          <w:instrText xml:space="preserve"> PAGEREF _Toc229770479 \h </w:instrText>
+        </w:r>
+        <w:r>
+          <w:rPr>
+            <w:noProof/>
+            <w:webHidden/>
+          </w:rPr>
+        </w:r>
+        <w:r>
+          <w:rPr>
+            <w:noProof/>
+            <w:webHidden/>
+          </w:rPr>
+          <w:fldChar w:fldCharType="separate"/>
+        </w:r>
+        <w:r>
+          <w:rPr>
+            <w:noProof/>
+            <w:webHidden/>
+          </w:rPr>
+          <w:t>10</w:t>
+        </w:r>
+        <w:r>
+          <w:rPr>
+            <w:noProof/>
+            <w:webHidden/>
+          </w:rPr>
+          <w:fldChar w:fldCharType="end"/>
+        </w:r>
+      </w:hyperlink>
+    </w:p>
+    <w:p>
+      <w:pPr>
+        <w:pStyle w:val="24"/>
+        <w:tabs>
+          <w:tab w:val="right" w:leader="dot" w:pos="9345"/>
+        </w:tabs>
+        <w:spacing w:line="259" w:lineRule="auto"/>
+        <w:ind w:firstLine="0"/>
+        <w:rPr>
+          <w:rFonts w:asciiTheme="minorHAnsi" w:eastAsiaTheme="minorEastAsia" w:hAnsiTheme="minorHAnsi" w:cstheme="minorBidi"/>
+          <w:noProof/>
+          <w:kern w:val="2"/>
+          <w:sz w:val="24"/>
+          <w:szCs w:val="24"/>
+          <w14:ligatures w14:val="standardContextual"/>
+        </w:rPr>
+      </w:pPr>
+      <w:hyperlink w:anchor="_Toc229770480" w:history="1">
+        <w:r>
+          <w:rPr>
+            <w:rStyle w:val="afb"/>
+            <w:rFonts w:eastAsia="Arial"/>
+            <w:noProof/>
+          </w:rPr>
+          <w:t>1.3. Анализ существующего бизнес-процесса оценки персонала</w:t>
+        </w:r>
+        <w:r>
+          <w:rPr>
+            <w:noProof/>
+            <w:webHidden/>
+          </w:rPr>
+          <w:tab/>
+        </w:r>
+        <w:r>
+          <w:rPr>
+            <w:noProof/>
+            <w:webHidden/>
+          </w:rPr>
+          <w:fldChar w:fldCharType="begin"/>
+        </w:r>
+        <w:r>
+          <w:rPr>
+            <w:noProof/>
+            <w:webHidden/>
+          </w:rPr>
+          <w:instrText xml:space="preserve"> PAGEREF _Toc229770480 \h </w:instrText>
+        </w:r>
+        <w:r>
+          <w:rPr>
+            <w:noProof/>
+            <w:webHidden/>
+          </w:rPr>
+        </w:r>
+        <w:r>
+          <w:rPr>
+            <w:noProof/>
+            <w:webHidden/>
+          </w:rPr>
+          <w:fldChar w:fldCharType="separate"/>
+        </w:r>
+        <w:r>
+          <w:rPr>
+            <w:noProof/>
+            <w:webHidden/>
+          </w:rPr>
+          <w:t>10</w:t>
+        </w:r>
+        <w:r>
+          <w:rPr>
+            <w:noProof/>
+            <w:webHidden/>
+          </w:rPr>
+          <w:fldChar w:fldCharType="end"/>
+        </w:r>
+      </w:hyperlink>
+    </w:p>
+    <w:p>
+      <w:pPr>
         <w:pStyle w:val="12"/>
         <w:tabs>
           <w:tab w:val="right" w:leader="dot" w:pos="9345"/>
@@ -2655,7 +2655,7 @@
           <w14:ligatures w14:val="standardContextual"/>
         </w:rPr>
       </w:pPr>
-      <w:hyperlink w:anchor="_Toc229769096" w:history="1">
+      <w:hyperlink w:anchor="_Toc229770481" w:history="1">
         <w:r>
           <w:rPr>
             <w:rStyle w:val="afb"/>
@@ -2684,7 +2684,7 @@
             <w:noProof/>
             <w:webHidden/>
           </w:rPr>
-          <w:instrText xml:space="preserve"> PAGEREF _Toc229769096 \h </w:instrText>
+          <w:instrText xml:space="preserve"> PAGEREF _Toc229770481 \h </w:instrText>
         </w:r>
         <w:r>
           <w:rPr>
@@ -2704,7 +2704,7 @@
             <w:noProof/>
             <w:webHidden/>
           </w:rPr>
-          <w:t>12</w:t>
+          <w:t>13</w:t>
         </w:r>
         <w:r>
           <w:rPr>
@@ -2732,7 +2732,7 @@
           <w14:ligatures w14:val="standardContextual"/>
         </w:rPr>
       </w:pPr>
-      <w:hyperlink w:anchor="_Toc229769097" w:history="1">
+      <w:hyperlink w:anchor="_Toc229770482" w:history="1">
         <w:r>
           <w:rPr>
             <w:rStyle w:val="afb"/>
@@ -2760,7 +2760,7 @@
             <w:noProof/>
             <w:webHidden/>
           </w:rPr>
-          <w:instrText xml:space="preserve"> PAGEREF _Toc229769097 \h </w:instrText>
+          <w:instrText xml:space="preserve"> PAGEREF _Toc229770482 \h </w:instrText>
         </w:r>
         <w:r>
           <w:rPr>
@@ -2780,7 +2780,7 @@
             <w:noProof/>
             <w:webHidden/>
           </w:rPr>
-          <w:t>12</w:t>
+          <w:t>13</w:t>
         </w:r>
         <w:r>
           <w:rPr>
@@ -2808,7 +2808,7 @@
           <w14:ligatures w14:val="standardContextual"/>
         </w:rPr>
       </w:pPr>
-      <w:hyperlink w:anchor="_Toc229769098" w:history="1">
+      <w:hyperlink w:anchor="_Toc229770483" w:history="1">
         <w:r>
           <w:rPr>
             <w:rStyle w:val="afb"/>
@@ -2836,83 +2836,7 @@
             <w:noProof/>
             <w:webHidden/>
           </w:rPr>
-          <w:instrText xml:space="preserve"> PAGEREF _Toc229769098 \h </w:instrText>
-        </w:r>
-        <w:r>
-          <w:rPr>
-            <w:noProof/>
-            <w:webHidden/>
-          </w:rPr>
-        </w:r>
-        <w:r>
-          <w:rPr>
-            <w:noProof/>
-            <w:webHidden/>
-          </w:rPr>
-          <w:fldChar w:fldCharType="separate"/>
-        </w:r>
-        <w:r>
-          <w:rPr>
-            <w:noProof/>
-            <w:webHidden/>
-          </w:rPr>
-          <w:t>14</w:t>
-        </w:r>
-        <w:r>
-          <w:rPr>
-            <w:noProof/>
-            <w:webHidden/>
-          </w:rPr>
-          <w:fldChar w:fldCharType="end"/>
-        </w:r>
-      </w:hyperlink>
-    </w:p>
-    <w:p>
-      <w:pPr>
-        <w:pStyle w:val="24"/>
-        <w:tabs>
-          <w:tab w:val="right" w:leader="dot" w:pos="9345"/>
-        </w:tabs>
-        <w:spacing w:line="259" w:lineRule="auto"/>
-        <w:ind w:firstLine="0"/>
-        <w:rPr>
-          <w:rFonts w:asciiTheme="minorHAnsi" w:eastAsiaTheme="minorEastAsia" w:hAnsiTheme="minorHAnsi" w:cstheme="minorBidi"/>
-          <w:noProof/>
-          <w:kern w:val="2"/>
-          <w:sz w:val="24"/>
-          <w:szCs w:val="24"/>
-          <w14:ligatures w14:val="standardContextual"/>
-        </w:rPr>
-      </w:pPr>
-      <w:hyperlink w:anchor="_Toc229769099" w:history="1">
-        <w:r>
-          <w:rPr>
-            <w:rStyle w:val="afb"/>
-            <w:rFonts w:eastAsia="Arial"/>
-            <w:noProof/>
-          </w:rPr>
-          <w:t>2.3. Анализ показателей:</w:t>
-        </w:r>
-        <w:r>
-          <w:rPr>
-            <w:noProof/>
-            <w:webHidden/>
-          </w:rPr>
-          <w:tab/>
-        </w:r>
-        <w:r>
-          <w:rPr>
-            <w:noProof/>
-            <w:webHidden/>
-          </w:rPr>
-          <w:fldChar w:fldCharType="begin"/>
-        </w:r>
-        <w:r>
-          <w:rPr>
-            <w:noProof/>
-            <w:webHidden/>
-          </w:rPr>
-          <w:instrText xml:space="preserve"> PAGEREF _Toc229769099 \h </w:instrText>
+          <w:instrText xml:space="preserve"> PAGEREF _Toc229770483 \h </w:instrText>
         </w:r>
         <w:r>
           <w:rPr>
@@ -2960,15 +2884,14 @@
           <w14:ligatures w14:val="standardContextual"/>
         </w:rPr>
       </w:pPr>
-      <w:hyperlink w:anchor="_Toc229769100" w:history="1">
+      <w:hyperlink w:anchor="_Toc229770484" w:history="1">
         <w:r>
           <w:rPr>
             <w:rStyle w:val="afb"/>
             <w:rFonts w:eastAsia="Arial"/>
-            <w:bCs/>
             <w:noProof/>
           </w:rPr>
-          <w:t>2.4. Выводы по обзору аналогов</w:t>
+          <w:t>2.3. Анализ показателей:</w:t>
         </w:r>
         <w:r>
           <w:rPr>
@@ -2989,7 +2912,7 @@
             <w:noProof/>
             <w:webHidden/>
           </w:rPr>
-          <w:instrText xml:space="preserve"> PAGEREF _Toc229769100 \h </w:instrText>
+          <w:instrText xml:space="preserve"> PAGEREF _Toc229770484 \h </w:instrText>
         </w:r>
         <w:r>
           <w:rPr>
@@ -3022,6 +2945,83 @@
     </w:p>
     <w:p>
       <w:pPr>
+        <w:pStyle w:val="24"/>
+        <w:tabs>
+          <w:tab w:val="right" w:leader="dot" w:pos="9345"/>
+        </w:tabs>
+        <w:spacing w:line="259" w:lineRule="auto"/>
+        <w:ind w:firstLine="0"/>
+        <w:rPr>
+          <w:rFonts w:asciiTheme="minorHAnsi" w:eastAsiaTheme="minorEastAsia" w:hAnsiTheme="minorHAnsi" w:cstheme="minorBidi"/>
+          <w:noProof/>
+          <w:kern w:val="2"/>
+          <w:sz w:val="24"/>
+          <w:szCs w:val="24"/>
+          <w14:ligatures w14:val="standardContextual"/>
+        </w:rPr>
+      </w:pPr>
+      <w:hyperlink w:anchor="_Toc229770485" w:history="1">
+        <w:r>
+          <w:rPr>
+            <w:rStyle w:val="afb"/>
+            <w:rFonts w:eastAsia="Arial"/>
+            <w:bCs/>
+            <w:noProof/>
+          </w:rPr>
+          <w:t>2.4. Выводы по обзору аналогов</w:t>
+        </w:r>
+        <w:r>
+          <w:rPr>
+            <w:noProof/>
+            <w:webHidden/>
+          </w:rPr>
+          <w:tab/>
+        </w:r>
+        <w:r>
+          <w:rPr>
+            <w:noProof/>
+            <w:webHidden/>
+          </w:rPr>
+          <w:fldChar w:fldCharType="begin"/>
+        </w:r>
+        <w:r>
+          <w:rPr>
+            <w:noProof/>
+            <w:webHidden/>
+          </w:rPr>
+          <w:instrText xml:space="preserve"> PAGEREF _Toc229770485 \h </w:instrText>
+        </w:r>
+        <w:r>
+          <w:rPr>
+            <w:noProof/>
+            <w:webHidden/>
+          </w:rPr>
+        </w:r>
+        <w:r>
+          <w:rPr>
+            <w:noProof/>
+            <w:webHidden/>
+          </w:rPr>
+          <w:fldChar w:fldCharType="separate"/>
+        </w:r>
+        <w:r>
+          <w:rPr>
+            <w:noProof/>
+            <w:webHidden/>
+          </w:rPr>
+          <w:t>17</w:t>
+        </w:r>
+        <w:r>
+          <w:rPr>
+            <w:noProof/>
+            <w:webHidden/>
+          </w:rPr>
+          <w:fldChar w:fldCharType="end"/>
+        </w:r>
+      </w:hyperlink>
+    </w:p>
+    <w:p>
+      <w:pPr>
         <w:pStyle w:val="12"/>
         <w:tabs>
           <w:tab w:val="right" w:leader="dot" w:pos="9345"/>
@@ -3037,7 +3037,7 @@
           <w14:ligatures w14:val="standardContextual"/>
         </w:rPr>
       </w:pPr>
-      <w:hyperlink w:anchor="_Toc229769101" w:history="1">
+      <w:hyperlink w:anchor="_Toc229770486" w:history="1">
         <w:r>
           <w:rPr>
             <w:rStyle w:val="afb"/>
@@ -3066,7 +3066,7 @@
             <w:noProof/>
             <w:webHidden/>
           </w:rPr>
-          <w:instrText xml:space="preserve"> PAGEREF _Toc229769101 \h </w:instrText>
+          <w:instrText xml:space="preserve"> PAGEREF _Toc229770486 \h </w:instrText>
         </w:r>
         <w:r>
           <w:rPr>
@@ -3086,7 +3086,7 @@
             <w:noProof/>
             <w:webHidden/>
           </w:rPr>
-          <w:t>18</w:t>
+          <w:t>19</w:t>
         </w:r>
         <w:r>
           <w:rPr>
@@ -3114,7 +3114,7 @@
           <w14:ligatures w14:val="standardContextual"/>
         </w:rPr>
       </w:pPr>
-      <w:hyperlink w:anchor="_Toc229769102" w:history="1">
+      <w:hyperlink w:anchor="_Toc229770487" w:history="1">
         <w:r>
           <w:rPr>
             <w:rStyle w:val="afb"/>
@@ -3143,7 +3143,7 @@
             <w:noProof/>
             <w:webHidden/>
           </w:rPr>
-          <w:instrText xml:space="preserve"> PAGEREF _Toc229769102 \h </w:instrText>
+          <w:instrText xml:space="preserve"> PAGEREF _Toc229770487 \h </w:instrText>
         </w:r>
         <w:r>
           <w:rPr>
@@ -3163,7 +3163,7 @@
             <w:noProof/>
             <w:webHidden/>
           </w:rPr>
-          <w:t>20</w:t>
+          <w:t>21</w:t>
         </w:r>
         <w:r>
           <w:rPr>
@@ -3191,7 +3191,7 @@
           <w14:ligatures w14:val="standardContextual"/>
         </w:rPr>
       </w:pPr>
-      <w:hyperlink w:anchor="_Toc229769103" w:history="1">
+      <w:hyperlink w:anchor="_Toc229770488" w:history="1">
         <w:r>
           <w:rPr>
             <w:rStyle w:val="afb"/>
@@ -3220,7 +3220,7 @@
             <w:noProof/>
             <w:webHidden/>
           </w:rPr>
-          <w:instrText xml:space="preserve"> PAGEREF _Toc229769103 \h </w:instrText>
+          <w:instrText xml:space="preserve"> PAGEREF _Toc229770488 \h </w:instrText>
         </w:r>
         <w:r>
           <w:rPr>
@@ -3240,7 +3240,7 @@
             <w:noProof/>
             <w:webHidden/>
           </w:rPr>
-          <w:t>23</w:t>
+          <w:t>24</w:t>
         </w:r>
         <w:r>
           <w:rPr>
@@ -3268,7 +3268,7 @@
           <w14:ligatures w14:val="standardContextual"/>
         </w:rPr>
       </w:pPr>
-      <w:hyperlink w:anchor="_Toc229769104" w:history="1">
+      <w:hyperlink w:anchor="_Toc229770489" w:history="1">
         <w:r>
           <w:rPr>
             <w:rStyle w:val="afb"/>
@@ -3296,7 +3296,7 @@
             <w:noProof/>
             <w:webHidden/>
           </w:rPr>
-          <w:instrText xml:space="preserve"> PAGEREF _Toc229769104 \h </w:instrText>
+          <w:instrText xml:space="preserve"> PAGEREF _Toc229770489 \h </w:instrText>
         </w:r>
         <w:r>
           <w:rPr>
@@ -3316,7 +3316,7 @@
             <w:noProof/>
             <w:webHidden/>
           </w:rPr>
-          <w:t>23</w:t>
+          <w:t>24</w:t>
         </w:r>
         <w:r>
           <w:rPr>
@@ -3344,7 +3344,7 @@
           <w14:ligatures w14:val="standardContextual"/>
         </w:rPr>
       </w:pPr>
-      <w:hyperlink w:anchor="_Toc229769105" w:history="1">
+      <w:hyperlink w:anchor="_Toc229770490" w:history="1">
         <w:r>
           <w:rPr>
             <w:rStyle w:val="afb"/>
@@ -3390,7 +3390,7 @@
             <w:noProof/>
             <w:webHidden/>
           </w:rPr>
-          <w:instrText xml:space="preserve"> PAGEREF _Toc229769105 \h </w:instrText>
+          <w:instrText xml:space="preserve"> PAGEREF _Toc229770490 \h </w:instrText>
         </w:r>
         <w:r>
           <w:rPr>
@@ -3410,7 +3410,7 @@
             <w:noProof/>
             <w:webHidden/>
           </w:rPr>
-          <w:t>24</w:t>
+          <w:t>25</w:t>
         </w:r>
         <w:r>
           <w:rPr>
@@ -3438,7 +3438,7 @@
           <w14:ligatures w14:val="standardContextual"/>
         </w:rPr>
       </w:pPr>
-      <w:hyperlink w:anchor="_Toc229769106" w:history="1">
+      <w:hyperlink w:anchor="_Toc229770491" w:history="1">
         <w:r>
           <w:rPr>
             <w:rStyle w:val="afb"/>
@@ -3466,83 +3466,7 @@
             <w:noProof/>
             <w:webHidden/>
           </w:rPr>
-          <w:instrText xml:space="preserve"> PAGEREF _Toc229769106 \h </w:instrText>
-        </w:r>
-        <w:r>
-          <w:rPr>
-            <w:noProof/>
-            <w:webHidden/>
-          </w:rPr>
-        </w:r>
-        <w:r>
-          <w:rPr>
-            <w:noProof/>
-            <w:webHidden/>
-          </w:rPr>
-          <w:fldChar w:fldCharType="separate"/>
-        </w:r>
-        <w:r>
-          <w:rPr>
-            <w:noProof/>
-            <w:webHidden/>
-          </w:rPr>
-          <w:t>27</w:t>
-        </w:r>
-        <w:r>
-          <w:rPr>
-            <w:noProof/>
-            <w:webHidden/>
-          </w:rPr>
-          <w:fldChar w:fldCharType="end"/>
-        </w:r>
-      </w:hyperlink>
-    </w:p>
-    <w:p>
-      <w:pPr>
-        <w:pStyle w:val="24"/>
-        <w:tabs>
-          <w:tab w:val="right" w:leader="dot" w:pos="9345"/>
-        </w:tabs>
-        <w:spacing w:line="259" w:lineRule="auto"/>
-        <w:ind w:firstLine="0"/>
-        <w:rPr>
-          <w:rFonts w:asciiTheme="minorHAnsi" w:eastAsiaTheme="minorEastAsia" w:hAnsiTheme="minorHAnsi" w:cstheme="minorBidi"/>
-          <w:noProof/>
-          <w:kern w:val="2"/>
-          <w:sz w:val="24"/>
-          <w:szCs w:val="24"/>
-          <w14:ligatures w14:val="standardContextual"/>
-        </w:rPr>
-      </w:pPr>
-      <w:hyperlink w:anchor="_Toc229769107" w:history="1">
-        <w:r>
-          <w:rPr>
-            <w:rStyle w:val="afb"/>
-            <w:rFonts w:eastAsia="Microsoft YaHei"/>
-            <w:noProof/>
-          </w:rPr>
-          <w:t>5.4. ER-диаграмма базы данных</w:t>
-        </w:r>
-        <w:r>
-          <w:rPr>
-            <w:noProof/>
-            <w:webHidden/>
-          </w:rPr>
-          <w:tab/>
-        </w:r>
-        <w:r>
-          <w:rPr>
-            <w:noProof/>
-            <w:webHidden/>
-          </w:rPr>
-          <w:fldChar w:fldCharType="begin"/>
-        </w:r>
-        <w:r>
-          <w:rPr>
-            <w:noProof/>
-            <w:webHidden/>
-          </w:rPr>
-          <w:instrText xml:space="preserve"> PAGEREF _Toc229769107 \h </w:instrText>
+          <w:instrText xml:space="preserve"> PAGEREF _Toc229770491 \h </w:instrText>
         </w:r>
         <w:r>
           <w:rPr>
@@ -3590,7 +3514,83 @@
           <w14:ligatures w14:val="standardContextual"/>
         </w:rPr>
       </w:pPr>
-      <w:hyperlink w:anchor="_Toc229769108" w:history="1">
+      <w:hyperlink w:anchor="_Toc229770492" w:history="1">
+        <w:r>
+          <w:rPr>
+            <w:rStyle w:val="afb"/>
+            <w:rFonts w:eastAsia="Microsoft YaHei"/>
+            <w:noProof/>
+          </w:rPr>
+          <w:t>5.4. ER-диаграмма базы данных</w:t>
+        </w:r>
+        <w:r>
+          <w:rPr>
+            <w:noProof/>
+            <w:webHidden/>
+          </w:rPr>
+          <w:tab/>
+        </w:r>
+        <w:r>
+          <w:rPr>
+            <w:noProof/>
+            <w:webHidden/>
+          </w:rPr>
+          <w:fldChar w:fldCharType="begin"/>
+        </w:r>
+        <w:r>
+          <w:rPr>
+            <w:noProof/>
+            <w:webHidden/>
+          </w:rPr>
+          <w:instrText xml:space="preserve"> PAGEREF _Toc229770492 \h </w:instrText>
+        </w:r>
+        <w:r>
+          <w:rPr>
+            <w:noProof/>
+            <w:webHidden/>
+          </w:rPr>
+        </w:r>
+        <w:r>
+          <w:rPr>
+            <w:noProof/>
+            <w:webHidden/>
+          </w:rPr>
+          <w:fldChar w:fldCharType="separate"/>
+        </w:r>
+        <w:r>
+          <w:rPr>
+            <w:noProof/>
+            <w:webHidden/>
+          </w:rPr>
+          <w:t>29</w:t>
+        </w:r>
+        <w:r>
+          <w:rPr>
+            <w:noProof/>
+            <w:webHidden/>
+          </w:rPr>
+          <w:fldChar w:fldCharType="end"/>
+        </w:r>
+      </w:hyperlink>
+    </w:p>
+    <w:p>
+      <w:pPr>
+        <w:pStyle w:val="24"/>
+        <w:tabs>
+          <w:tab w:val="right" w:leader="dot" w:pos="9345"/>
+        </w:tabs>
+        <w:spacing w:line="259" w:lineRule="auto"/>
+        <w:ind w:firstLine="0"/>
+        <w:rPr>
+          <w:rFonts w:asciiTheme="minorHAnsi" w:eastAsiaTheme="minorEastAsia" w:hAnsiTheme="minorHAnsi" w:cstheme="minorBidi"/>
+          <w:noProof/>
+          <w:kern w:val="2"/>
+          <w:sz w:val="24"/>
+          <w:szCs w:val="24"/>
+          <w14:ligatures w14:val="standardContextual"/>
+        </w:rPr>
+      </w:pPr>
+      <w:hyperlink w:anchor="_Toc229770493" w:history="1">
         <w:r>
           <w:rPr>
             <w:rStyle w:val="afb"/>
@@ -3618,7 +3618,7 @@
             <w:noProof/>
             <w:webHidden/>
           </w:rPr>
-          <w:instrText xml:space="preserve"> PAGEREF _Toc229769108 \h </w:instrText>
+          <w:instrText xml:space="preserve"> PAGEREF _Toc229770493 \h </w:instrText>
         </w:r>
         <w:r>
           <w:rPr>
@@ -3638,7 +3638,7 @@
             <w:noProof/>
             <w:webHidden/>
           </w:rPr>
-          <w:t>34</w:t>
+          <w:t>35</w:t>
         </w:r>
         <w:r>
           <w:rPr>
@@ -3666,7 +3666,7 @@
           <w14:ligatures w14:val="standardContextual"/>
         </w:rPr>
       </w:pPr>
-      <w:hyperlink w:anchor="_Toc229769109" w:history="1">
+      <w:hyperlink w:anchor="_Toc229770494" w:history="1">
         <w:r>
           <w:rPr>
             <w:rStyle w:val="afb"/>
@@ -3695,159 +3695,7 @@
             <w:noProof/>
             <w:webHidden/>
           </w:rPr>
-          <w:instrText xml:space="preserve"> PAGEREF _Toc229769109 \h </w:instrText>
-        </w:r>
-        <w:r>
-          <w:rPr>
-            <w:noProof/>
-            <w:webHidden/>
-          </w:rPr>
-        </w:r>
-        <w:r>
-          <w:rPr>
-            <w:noProof/>
-            <w:webHidden/>
-          </w:rPr>
-          <w:fldChar w:fldCharType="separate"/>
-        </w:r>
-        <w:r>
-          <w:rPr>
-            <w:noProof/>
-            <w:webHidden/>
-          </w:rPr>
-          <w:t>39</w:t>
-        </w:r>
-        <w:r>
-          <w:rPr>
-            <w:noProof/>
-            <w:webHidden/>
-          </w:rPr>
-          <w:fldChar w:fldCharType="end"/>
-        </w:r>
-      </w:hyperlink>
-    </w:p>
-    <w:p>
-      <w:pPr>
-        <w:pStyle w:val="24"/>
-        <w:tabs>
-          <w:tab w:val="right" w:leader="dot" w:pos="9345"/>
-        </w:tabs>
-        <w:spacing w:line="259" w:lineRule="auto"/>
-        <w:ind w:firstLine="0"/>
-        <w:rPr>
-          <w:rFonts w:asciiTheme="minorHAnsi" w:eastAsiaTheme="minorEastAsia" w:hAnsiTheme="minorHAnsi" w:cstheme="minorBidi"/>
-          <w:noProof/>
-          <w:kern w:val="2"/>
-          <w:sz w:val="24"/>
-          <w:szCs w:val="24"/>
-          <w14:ligatures w14:val="standardContextual"/>
-        </w:rPr>
-      </w:pPr>
-      <w:hyperlink w:anchor="_Toc229769110" w:history="1">
-        <w:r>
-          <w:rPr>
-            <w:rStyle w:val="afb"/>
-            <w:rFonts w:eastAsia="Arial"/>
-            <w:noProof/>
-          </w:rPr>
-          <w:t>6.1. Общая архитектура программного комплекса</w:t>
-        </w:r>
-        <w:r>
-          <w:rPr>
-            <w:noProof/>
-            <w:webHidden/>
-          </w:rPr>
-          <w:tab/>
-        </w:r>
-        <w:r>
-          <w:rPr>
-            <w:noProof/>
-            <w:webHidden/>
-          </w:rPr>
-          <w:fldChar w:fldCharType="begin"/>
-        </w:r>
-        <w:r>
-          <w:rPr>
-            <w:noProof/>
-            <w:webHidden/>
-          </w:rPr>
-          <w:instrText xml:space="preserve"> PAGEREF _Toc229769110 \h </w:instrText>
-        </w:r>
-        <w:r>
-          <w:rPr>
-            <w:noProof/>
-            <w:webHidden/>
-          </w:rPr>
-        </w:r>
-        <w:r>
-          <w:rPr>
-            <w:noProof/>
-            <w:webHidden/>
-          </w:rPr>
-          <w:fldChar w:fldCharType="separate"/>
-        </w:r>
-        <w:r>
-          <w:rPr>
-            <w:noProof/>
-            <w:webHidden/>
-          </w:rPr>
-          <w:t>39</w:t>
-        </w:r>
-        <w:r>
-          <w:rPr>
-            <w:noProof/>
-            <w:webHidden/>
-          </w:rPr>
-          <w:fldChar w:fldCharType="end"/>
-        </w:r>
-      </w:hyperlink>
-    </w:p>
-    <w:p>
-      <w:pPr>
-        <w:pStyle w:val="24"/>
-        <w:tabs>
-          <w:tab w:val="right" w:leader="dot" w:pos="9345"/>
-        </w:tabs>
-        <w:spacing w:line="259" w:lineRule="auto"/>
-        <w:ind w:firstLine="0"/>
-        <w:rPr>
-          <w:rFonts w:asciiTheme="minorHAnsi" w:eastAsiaTheme="minorEastAsia" w:hAnsiTheme="minorHAnsi" w:cstheme="minorBidi"/>
-          <w:noProof/>
-          <w:kern w:val="2"/>
-          <w:sz w:val="24"/>
-          <w:szCs w:val="24"/>
-          <w14:ligatures w14:val="standardContextual"/>
-        </w:rPr>
-      </w:pPr>
-      <w:hyperlink w:anchor="_Toc229769111" w:history="1">
-        <w:r>
-          <w:rPr>
-            <w:rStyle w:val="afb"/>
-            <w:rFonts w:eastAsia="Arial"/>
-            <w:noProof/>
-          </w:rPr>
-          <w:t>6.2. Модуль пользовательского интерфейса и клиентской логики</w:t>
-        </w:r>
-        <w:r>
-          <w:rPr>
-            <w:noProof/>
-            <w:webHidden/>
-          </w:rPr>
-          <w:tab/>
-        </w:r>
-        <w:r>
-          <w:rPr>
-            <w:noProof/>
-            <w:webHidden/>
-          </w:rPr>
-          <w:fldChar w:fldCharType="begin"/>
-        </w:r>
-        <w:r>
-          <w:rPr>
-            <w:noProof/>
-            <w:webHidden/>
-          </w:rPr>
-          <w:instrText xml:space="preserve"> PAGEREF _Toc229769111 \h </w:instrText>
+          <w:instrText xml:space="preserve"> PAGEREF _Toc229770494 \h </w:instrText>
         </w:r>
         <w:r>
           <w:rPr>
@@ -3895,14 +3743,14 @@
           <w14:ligatures w14:val="standardContextual"/>
         </w:rPr>
       </w:pPr>
-      <w:hyperlink w:anchor="_Toc229769112" w:history="1">
+      <w:hyperlink w:anchor="_Toc229770495" w:history="1">
         <w:r>
           <w:rPr>
             <w:rStyle w:val="afb"/>
             <w:rFonts w:eastAsia="Arial"/>
             <w:noProof/>
           </w:rPr>
-          <w:t>6.3. Серверный модуль управления сессиями и WebSocket-коммуникации</w:t>
+          <w:t>6.1. Общая архитектура программного комплекса</w:t>
         </w:r>
         <w:r>
           <w:rPr>
@@ -3923,7 +3771,83 @@
             <w:noProof/>
             <w:webHidden/>
           </w:rPr>
-          <w:instrText xml:space="preserve"> PAGEREF _Toc229769112 \h </w:instrText>
+          <w:instrText xml:space="preserve"> PAGEREF _Toc229770495 \h </w:instrText>
+        </w:r>
+        <w:r>
+          <w:rPr>
+            <w:noProof/>
+            <w:webHidden/>
+          </w:rPr>
+        </w:r>
+        <w:r>
+          <w:rPr>
+            <w:noProof/>
+            <w:webHidden/>
+          </w:rPr>
+          <w:fldChar w:fldCharType="separate"/>
+        </w:r>
+        <w:r>
+          <w:rPr>
+            <w:noProof/>
+            <w:webHidden/>
+          </w:rPr>
+          <w:t>40</w:t>
+        </w:r>
+        <w:r>
+          <w:rPr>
+            <w:noProof/>
+            <w:webHidden/>
+          </w:rPr>
+          <w:fldChar w:fldCharType="end"/>
+        </w:r>
+      </w:hyperlink>
+    </w:p>
+    <w:p>
+      <w:pPr>
+        <w:pStyle w:val="24"/>
+        <w:tabs>
+          <w:tab w:val="right" w:leader="dot" w:pos="9345"/>
+        </w:tabs>
+        <w:spacing w:line="259" w:lineRule="auto"/>
+        <w:ind w:firstLine="0"/>
+        <w:rPr>
+          <w:rFonts w:asciiTheme="minorHAnsi" w:eastAsiaTheme="minorEastAsia" w:hAnsiTheme="minorHAnsi" w:cstheme="minorBidi"/>
+          <w:noProof/>
+          <w:kern w:val="2"/>
+          <w:sz w:val="24"/>
+          <w:szCs w:val="24"/>
+          <w14:ligatures w14:val="standardContextual"/>
+        </w:rPr>
+      </w:pPr>
+      <w:hyperlink w:anchor="_Toc229770496" w:history="1">
+        <w:r>
+          <w:rPr>
+            <w:rStyle w:val="afb"/>
+            <w:rFonts w:eastAsia="Arial"/>
+            <w:noProof/>
+          </w:rPr>
+          <w:t>6.2. Модуль пользовательского интерфейса и клиентской логики</w:t>
+        </w:r>
+        <w:r>
+          <w:rPr>
+            <w:noProof/>
+            <w:webHidden/>
+          </w:rPr>
+          <w:tab/>
+        </w:r>
+        <w:r>
+          <w:rPr>
+            <w:noProof/>
+            <w:webHidden/>
+          </w:rPr>
+          <w:fldChar w:fldCharType="begin"/>
+        </w:r>
+        <w:r>
+          <w:rPr>
+            <w:noProof/>
+            <w:webHidden/>
+          </w:rPr>
+          <w:instrText xml:space="preserve"> PAGEREF _Toc229770496 \h </w:instrText>
         </w:r>
         <w:r>
           <w:rPr>
@@ -3971,14 +3895,14 @@
           <w14:ligatures w14:val="standardContextual"/>
         </w:rPr>
       </w:pPr>
-      <w:hyperlink w:anchor="_Toc229769113" w:history="1">
+      <w:hyperlink w:anchor="_Toc229770497" w:history="1">
         <w:r>
           <w:rPr>
             <w:rStyle w:val="afb"/>
             <w:rFonts w:eastAsia="Arial"/>
             <w:noProof/>
           </w:rPr>
-          <w:t>6.4. Модуль аутентификации и обеспечения безопасности</w:t>
+          <w:t>6.3. Серверный модуль управления сессиями и WebSocket-коммуникации</w:t>
         </w:r>
         <w:r>
           <w:rPr>
@@ -3999,7 +3923,7 @@
             <w:noProof/>
             <w:webHidden/>
           </w:rPr>
-          <w:instrText xml:space="preserve"> PAGEREF _Toc229769113 \h </w:instrText>
+          <w:instrText xml:space="preserve"> PAGEREF _Toc229770497 \h </w:instrText>
         </w:r>
         <w:r>
           <w:rPr>
@@ -4047,14 +3971,14 @@
           <w14:ligatures w14:val="standardContextual"/>
         </w:rPr>
       </w:pPr>
-      <w:hyperlink w:anchor="_Toc229769114" w:history="1">
+      <w:hyperlink w:anchor="_Toc229770498" w:history="1">
         <w:r>
           <w:rPr>
             <w:rStyle w:val="afb"/>
             <w:rFonts w:eastAsia="Arial"/>
             <w:noProof/>
           </w:rPr>
-          <w:t>6.5. Модуль захвата и передачи медиапотоков</w:t>
+          <w:t>6.4. Модуль аутентификации и обеспечения безопасности</w:t>
         </w:r>
         <w:r>
           <w:rPr>
@@ -4075,83 +3999,7 @@
             <w:noProof/>
             <w:webHidden/>
           </w:rPr>
-          <w:instrText xml:space="preserve"> PAGEREF _Toc229769114 \h </w:instrText>
-        </w:r>
-        <w:r>
-          <w:rPr>
-            <w:noProof/>
-            <w:webHidden/>
-          </w:rPr>
-        </w:r>
-        <w:r>
-          <w:rPr>
-            <w:noProof/>
-            <w:webHidden/>
-          </w:rPr>
-          <w:fldChar w:fldCharType="separate"/>
-        </w:r>
-        <w:r>
-          <w:rPr>
-            <w:noProof/>
-            <w:webHidden/>
-          </w:rPr>
-          <w:t>42</w:t>
-        </w:r>
-        <w:r>
-          <w:rPr>
-            <w:noProof/>
-            <w:webHidden/>
-          </w:rPr>
-          <w:fldChar w:fldCharType="end"/>
-        </w:r>
-      </w:hyperlink>
-    </w:p>
-    <w:p>
-      <w:pPr>
-        <w:pStyle w:val="24"/>
-        <w:tabs>
-          <w:tab w:val="right" w:leader="dot" w:pos="9345"/>
-        </w:tabs>
-        <w:spacing w:line="259" w:lineRule="auto"/>
-        <w:ind w:firstLine="0"/>
-        <w:rPr>
-          <w:rFonts w:asciiTheme="minorHAnsi" w:eastAsiaTheme="minorEastAsia" w:hAnsiTheme="minorHAnsi" w:cstheme="minorBidi"/>
-          <w:noProof/>
-          <w:kern w:val="2"/>
-          <w:sz w:val="24"/>
-          <w:szCs w:val="24"/>
-          <w14:ligatures w14:val="standardContextual"/>
-        </w:rPr>
-      </w:pPr>
-      <w:hyperlink w:anchor="_Toc229769115" w:history="1">
-        <w:r>
-          <w:rPr>
-            <w:rStyle w:val="afb"/>
-            <w:rFonts w:eastAsia="Arial"/>
-            <w:noProof/>
-          </w:rPr>
-          <w:t>6.6. Модуль искусственного интеллекта и мультимодального анализа</w:t>
-        </w:r>
-        <w:r>
-          <w:rPr>
-            <w:noProof/>
-            <w:webHidden/>
-          </w:rPr>
-          <w:tab/>
-        </w:r>
-        <w:r>
-          <w:rPr>
-            <w:noProof/>
-            <w:webHidden/>
-          </w:rPr>
-          <w:fldChar w:fldCharType="begin"/>
-        </w:r>
-        <w:r>
-          <w:rPr>
-            <w:noProof/>
-            <w:webHidden/>
-          </w:rPr>
-          <w:instrText xml:space="preserve"> PAGEREF _Toc229769115 \h </w:instrText>
+          <w:instrText xml:space="preserve"> PAGEREF _Toc229770498 \h </w:instrText>
         </w:r>
         <w:r>
           <w:rPr>
@@ -4199,7 +4047,159 @@
           <w14:ligatures w14:val="standardContextual"/>
         </w:rPr>
       </w:pPr>
-      <w:hyperlink w:anchor="_Toc229769116" w:history="1">
+      <w:hyperlink w:anchor="_Toc229770499" w:history="1">
+        <w:r>
+          <w:rPr>
+            <w:rStyle w:val="afb"/>
+            <w:rFonts w:eastAsia="Arial"/>
+            <w:noProof/>
+          </w:rPr>
+          <w:t>6.5. Модуль захвата и передачи медиапотоков</w:t>
+        </w:r>
+        <w:r>
+          <w:rPr>
+            <w:noProof/>
+            <w:webHidden/>
+          </w:rPr>
+          <w:tab/>
+        </w:r>
+        <w:r>
+          <w:rPr>
+            <w:noProof/>
+            <w:webHidden/>
+          </w:rPr>
+          <w:fldChar w:fldCharType="begin"/>
+        </w:r>
+        <w:r>
+          <w:rPr>
+            <w:noProof/>
+            <w:webHidden/>
+          </w:rPr>
+          <w:instrText xml:space="preserve"> PAGEREF _Toc229770499 \h </w:instrText>
+        </w:r>
+        <w:r>
+          <w:rPr>
+            <w:noProof/>
+            <w:webHidden/>
+          </w:rPr>
+        </w:r>
+        <w:r>
+          <w:rPr>
+            <w:noProof/>
+            <w:webHidden/>
+          </w:rPr>
+          <w:fldChar w:fldCharType="separate"/>
+        </w:r>
+        <w:r>
+          <w:rPr>
+            <w:noProof/>
+            <w:webHidden/>
+          </w:rPr>
+          <w:t>43</w:t>
+        </w:r>
+        <w:r>
+          <w:rPr>
+            <w:noProof/>
+            <w:webHidden/>
+          </w:rPr>
+          <w:fldChar w:fldCharType="end"/>
+        </w:r>
+      </w:hyperlink>
+    </w:p>
+    <w:p>
+      <w:pPr>
+        <w:pStyle w:val="24"/>
+        <w:tabs>
+          <w:tab w:val="right" w:leader="dot" w:pos="9345"/>
+        </w:tabs>
+        <w:spacing w:line="259" w:lineRule="auto"/>
+        <w:ind w:firstLine="0"/>
+        <w:rPr>
+          <w:rFonts w:asciiTheme="minorHAnsi" w:eastAsiaTheme="minorEastAsia" w:hAnsiTheme="minorHAnsi" w:cstheme="minorBidi"/>
+          <w:noProof/>
+          <w:kern w:val="2"/>
+          <w:sz w:val="24"/>
+          <w:szCs w:val="24"/>
+          <w14:ligatures w14:val="standardContextual"/>
+        </w:rPr>
+      </w:pPr>
+      <w:hyperlink w:anchor="_Toc229770500" w:history="1">
+        <w:r>
+          <w:rPr>
+            <w:rStyle w:val="afb"/>
+            <w:rFonts w:eastAsia="Arial"/>
+            <w:noProof/>
+          </w:rPr>
+          <w:t>6.6. Модуль искусственного интеллекта и мультимодального анализа</w:t>
+        </w:r>
+        <w:r>
+          <w:rPr>
+            <w:noProof/>
+            <w:webHidden/>
+          </w:rPr>
+          <w:tab/>
+        </w:r>
+        <w:r>
+          <w:rPr>
+            <w:noProof/>
+            <w:webHidden/>
+          </w:rPr>
+          <w:fldChar w:fldCharType="begin"/>
+        </w:r>
+        <w:r>
+          <w:rPr>
+            <w:noProof/>
+            <w:webHidden/>
+          </w:rPr>
+          <w:instrText xml:space="preserve"> PAGEREF _Toc229770500 \h </w:instrText>
+        </w:r>
+        <w:r>
+          <w:rPr>
+            <w:noProof/>
+            <w:webHidden/>
+          </w:rPr>
+        </w:r>
+        <w:r>
+          <w:rPr>
+            <w:noProof/>
+            <w:webHidden/>
+          </w:rPr>
+          <w:fldChar w:fldCharType="separate"/>
+        </w:r>
+        <w:r>
+          <w:rPr>
+            <w:noProof/>
+            <w:webHidden/>
+          </w:rPr>
+          <w:t>44</w:t>
+        </w:r>
+        <w:r>
+          <w:rPr>
+            <w:noProof/>
+            <w:webHidden/>
+          </w:rPr>
+          <w:fldChar w:fldCharType="end"/>
+        </w:r>
+      </w:hyperlink>
+    </w:p>
+    <w:p>
+      <w:pPr>
+        <w:pStyle w:val="24"/>
+        <w:tabs>
+          <w:tab w:val="right" w:leader="dot" w:pos="9345"/>
+        </w:tabs>
+        <w:spacing w:line="259" w:lineRule="auto"/>
+        <w:ind w:left="0" w:firstLine="0"/>
+        <w:rPr>
+          <w:rFonts w:asciiTheme="minorHAnsi" w:eastAsiaTheme="minorEastAsia" w:hAnsiTheme="minorHAnsi" w:cstheme="minorBidi"/>
+          <w:noProof/>
+          <w:kern w:val="2"/>
+          <w:sz w:val="24"/>
+          <w:szCs w:val="24"/>
+          <w14:ligatures w14:val="standardContextual"/>
+        </w:rPr>
+      </w:pPr>
+      <w:hyperlink w:anchor="_Toc229770501" w:history="1">
         <w:r>
           <w:rPr>
             <w:rStyle w:val="afb"/>
@@ -4227,83 +4227,7 @@
             <w:noProof/>
             <w:webHidden/>
           </w:rPr>
-          <w:instrText xml:space="preserve"> PAGEREF _Toc229769116 \h </w:instrText>
-        </w:r>
-        <w:r>
-          <w:rPr>
-            <w:noProof/>
-            <w:webHidden/>
-          </w:rPr>
-        </w:r>
-        <w:r>
-          <w:rPr>
-            <w:noProof/>
-            <w:webHidden/>
-          </w:rPr>
-          <w:fldChar w:fldCharType="separate"/>
-        </w:r>
-        <w:r>
-          <w:rPr>
-            <w:noProof/>
-            <w:webHidden/>
-          </w:rPr>
-          <w:t>52</w:t>
-        </w:r>
-        <w:r>
-          <w:rPr>
-            <w:noProof/>
-            <w:webHidden/>
-          </w:rPr>
-          <w:fldChar w:fldCharType="end"/>
-        </w:r>
-      </w:hyperlink>
-    </w:p>
-    <w:p>
-      <w:pPr>
-        <w:pStyle w:val="24"/>
-        <w:tabs>
-          <w:tab w:val="right" w:leader="dot" w:pos="9345"/>
-        </w:tabs>
-        <w:spacing w:line="259" w:lineRule="auto"/>
-        <w:ind w:firstLine="0"/>
-        <w:rPr>
-          <w:rFonts w:asciiTheme="minorHAnsi" w:eastAsiaTheme="minorEastAsia" w:hAnsiTheme="minorHAnsi" w:cstheme="minorBidi"/>
-          <w:noProof/>
-          <w:kern w:val="2"/>
-          <w:sz w:val="24"/>
-          <w:szCs w:val="24"/>
-          <w14:ligatures w14:val="standardContextual"/>
-        </w:rPr>
-      </w:pPr>
-      <w:hyperlink w:anchor="_Toc229769117" w:history="1">
-        <w:r>
-          <w:rPr>
-            <w:rStyle w:val="afb"/>
-            <w:rFonts w:eastAsia="Arial"/>
-            <w:noProof/>
-          </w:rPr>
-          <w:t>6.8. Интеграция компонентов в единую систему</w:t>
-        </w:r>
-        <w:r>
-          <w:rPr>
-            <w:noProof/>
-            <w:webHidden/>
-          </w:rPr>
-          <w:tab/>
-        </w:r>
-        <w:r>
-          <w:rPr>
-            <w:noProof/>
-            <w:webHidden/>
-          </w:rPr>
-          <w:fldChar w:fldCharType="begin"/>
-        </w:r>
-        <w:r>
-          <w:rPr>
-            <w:noProof/>
-            <w:webHidden/>
-          </w:rPr>
-          <w:instrText xml:space="preserve"> PAGEREF _Toc229769117 \h </w:instrText>
+          <w:instrText xml:space="preserve"> PAGEREF _Toc229770501 \h </w:instrText>
         </w:r>
         <w:r>
           <w:rPr>
@@ -4336,7 +4260,7 @@
     </w:p>
     <w:p>
       <w:pPr>
-        <w:pStyle w:val="12"/>
+        <w:pStyle w:val="24"/>
         <w:tabs>
           <w:tab w:val="right" w:leader="dot" w:pos="9345"/>
         </w:tabs>
@@ -4351,15 +4275,14 @@
           <w14:ligatures w14:val="standardContextual"/>
         </w:rPr>
       </w:pPr>
-      <w:hyperlink w:anchor="_Toc229769118" w:history="1">
+      <w:hyperlink w:anchor="_Toc229770502" w:history="1">
         <w:r>
           <w:rPr>
             <w:rStyle w:val="afb"/>
             <w:rFonts w:eastAsia="Arial"/>
             <w:noProof/>
-            <w:lang w:bidi="ru-RU"/>
           </w:rPr>
-          <w:t>СПИСОК ИСПОЛЬЗОВАННЫХ ИСТОЧНИКОВ</w:t>
+          <w:t>6.8. Интеграция компонентов в единую систему</w:t>
         </w:r>
         <w:r>
           <w:rPr>
@@ -4380,7 +4303,7 @@
             <w:noProof/>
             <w:webHidden/>
           </w:rPr>
-          <w:instrText xml:space="preserve"> PAGEREF _Toc229769118 \h </w:instrText>
+          <w:instrText xml:space="preserve"> PAGEREF _Toc229770502 \h </w:instrText>
         </w:r>
         <w:r>
           <w:rPr>
@@ -4413,6 +4336,237 @@
     </w:p>
     <w:p>
       <w:pPr>
+        <w:pStyle w:val="12"/>
+        <w:tabs>
+          <w:tab w:val="right" w:leader="dot" w:pos="9345"/>
+        </w:tabs>
+        <w:spacing w:line="259" w:lineRule="auto"/>
+        <w:ind w:firstLine="0"/>
+        <w:rPr>
+          <w:rFonts w:asciiTheme="minorHAnsi" w:eastAsiaTheme="minorEastAsia" w:hAnsiTheme="minorHAnsi" w:cstheme="minorBidi"/>
+          <w:noProof/>
+          <w:kern w:val="2"/>
+          <w:sz w:val="24"/>
+          <w:szCs w:val="24"/>
+          <w14:ligatures w14:val="standardContextual"/>
+        </w:rPr>
+      </w:pPr>
+      <w:hyperlink w:anchor="_Toc229770503" w:history="1">
+        <w:r>
+          <w:rPr>
+            <w:rStyle w:val="afb"/>
+            <w:rFonts w:eastAsia="Arial"/>
+            <w:noProof/>
+            <w:lang w:bidi="ru-RU"/>
+          </w:rPr>
+          <w:t>7. ПРАКТИЧЕСКАЯ ЗНАЧИМОСТЬ РЕЗУЛЬТАТОВ ИССЛЕДОВАНИЯ</w:t>
+        </w:r>
+        <w:r>
+          <w:rPr>
+            <w:noProof/>
+            <w:webHidden/>
+          </w:rPr>
+          <w:tab/>
+        </w:r>
+        <w:r>
+          <w:rPr>
+            <w:noProof/>
+            <w:webHidden/>
+          </w:rPr>
+          <w:fldChar w:fldCharType="begin"/>
+        </w:r>
+        <w:r>
+          <w:rPr>
+            <w:noProof/>
+            <w:webHidden/>
+          </w:rPr>
+          <w:instrText xml:space="preserve"> PAGEREF _Toc229770503 \h </w:instrText>
+        </w:r>
+        <w:r>
+          <w:rPr>
+            <w:noProof/>
+            <w:webHidden/>
+          </w:rPr>
+        </w:r>
+        <w:r>
+          <w:rPr>
+            <w:noProof/>
+            <w:webHidden/>
+          </w:rPr>
+          <w:fldChar w:fldCharType="separate"/>
+        </w:r>
+        <w:r>
+          <w:rPr>
+            <w:noProof/>
+            <w:webHidden/>
+          </w:rPr>
+          <w:t>55</w:t>
+        </w:r>
+        <w:r>
+          <w:rPr>
+            <w:noProof/>
+            <w:webHidden/>
+          </w:rPr>
+          <w:fldChar w:fldCharType="end"/>
+        </w:r>
+      </w:hyperlink>
+    </w:p>
+    <w:p>
+      <w:pPr>
+        <w:pStyle w:val="12"/>
+        <w:tabs>
+          <w:tab w:val="right" w:leader="dot" w:pos="9345"/>
+        </w:tabs>
+        <w:spacing w:line="259" w:lineRule="auto"/>
+        <w:ind w:firstLine="0"/>
+        <w:rPr>
+          <w:rFonts w:asciiTheme="minorHAnsi" w:eastAsiaTheme="minorEastAsia" w:hAnsiTheme="minorHAnsi" w:cstheme="minorBidi"/>
+          <w:noProof/>
+          <w:kern w:val="2"/>
+          <w:sz w:val="24"/>
+          <w:szCs w:val="24"/>
+          <w14:ligatures w14:val="standardContextual"/>
+        </w:rPr>
+      </w:pPr>
+      <w:hyperlink w:anchor="_Toc229770504" w:history="1">
+        <w:r>
+          <w:rPr>
+            <w:rStyle w:val="afb"/>
+            <w:rFonts w:eastAsia="Arial"/>
+            <w:noProof/>
+            <w:lang w:bidi="ru-RU"/>
+          </w:rPr>
+          <w:t>ЗАКЛЮЧЕНИЕ</w:t>
+        </w:r>
+        <w:r>
+          <w:rPr>
+            <w:noProof/>
+            <w:webHidden/>
+          </w:rPr>
+          <w:tab/>
+        </w:r>
+        <w:r>
+          <w:rPr>
+            <w:noProof/>
+            <w:webHidden/>
+          </w:rPr>
+          <w:fldChar w:fldCharType="begin"/>
+        </w:r>
+        <w:r>
+          <w:rPr>
+            <w:noProof/>
+            <w:webHidden/>
+          </w:rPr>
+          <w:instrText xml:space="preserve"> PAGEREF _Toc229770504 \h </w:instrText>
+        </w:r>
+        <w:r>
+          <w:rPr>
+            <w:noProof/>
+            <w:webHidden/>
+          </w:rPr>
+        </w:r>
+        <w:r>
+          <w:rPr>
+            <w:noProof/>
+            <w:webHidden/>
+          </w:rPr>
+          <w:fldChar w:fldCharType="separate"/>
+        </w:r>
+        <w:r>
+          <w:rPr>
+            <w:noProof/>
+            <w:webHidden/>
+          </w:rPr>
+          <w:t>58</w:t>
+        </w:r>
+        <w:r>
+          <w:rPr>
+            <w:noProof/>
+            <w:webHidden/>
+          </w:rPr>
+          <w:fldChar w:fldCharType="end"/>
+        </w:r>
+      </w:hyperlink>
+    </w:p>
+    <w:p>
+      <w:pPr>
+        <w:pStyle w:val="12"/>
+        <w:tabs>
+          <w:tab w:val="right" w:leader="dot" w:pos="9345"/>
+        </w:tabs>
+        <w:spacing w:line="259" w:lineRule="auto"/>
+        <w:ind w:firstLine="0"/>
+        <w:rPr>
+          <w:rFonts w:asciiTheme="minorHAnsi" w:eastAsiaTheme="minorEastAsia" w:hAnsiTheme="minorHAnsi" w:cstheme="minorBidi"/>
+          <w:noProof/>
+          <w:kern w:val="2"/>
+          <w:sz w:val="24"/>
+          <w:szCs w:val="24"/>
+          <w14:ligatures w14:val="standardContextual"/>
+        </w:rPr>
+      </w:pPr>
+      <w:hyperlink w:anchor="_Toc229770505" w:history="1">
+        <w:r>
+          <w:rPr>
+            <w:rStyle w:val="afb"/>
+            <w:rFonts w:eastAsia="Arial"/>
+            <w:noProof/>
+            <w:lang w:bidi="ru-RU"/>
+          </w:rPr>
+          <w:t>СПИСОК ИСПОЛЬЗОВАННЫХ ИСТОЧНИКОВ</w:t>
+        </w:r>
+        <w:r>
+          <w:rPr>
+            <w:noProof/>
+            <w:webHidden/>
+          </w:rPr>
+          <w:tab/>
+        </w:r>
+        <w:r>
+          <w:rPr>
+            <w:noProof/>
+            <w:webHidden/>
+          </w:rPr>
+          <w:fldChar w:fldCharType="begin"/>
+        </w:r>
+        <w:r>
+          <w:rPr>
+            <w:noProof/>
+            <w:webHidden/>
+          </w:rPr>
+          <w:instrText xml:space="preserve"> PAGEREF _Toc229770505 \h </w:instrText>
+        </w:r>
+        <w:r>
+          <w:rPr>
+            <w:noProof/>
+            <w:webHidden/>
+          </w:rPr>
+        </w:r>
+        <w:r>
+          <w:rPr>
+            <w:noProof/>
+            <w:webHidden/>
+          </w:rPr>
+          <w:fldChar w:fldCharType="separate"/>
+        </w:r>
+        <w:r>
+          <w:rPr>
+            <w:noProof/>
+            <w:webHidden/>
+          </w:rPr>
+          <w:t>60</w:t>
+        </w:r>
+        <w:r>
+          <w:rPr>
+            <w:noProof/>
+            <w:webHidden/>
+          </w:rPr>
+          <w:fldChar w:fldCharType="end"/>
+        </w:r>
+      </w:hyperlink>
+    </w:p>
+    <w:p>
+      <w:pPr>
         <w:pStyle w:val="affe"/>
         <w:spacing w:after="100"/>
       </w:pPr>
@@ -4434,7 +4588,7 @@
           <w:numId w:val="0"/>
         </w:numPr>
       </w:pPr>
-      <w:bookmarkStart w:id="0" w:name="_Toc229769091"/>
+      <w:bookmarkStart w:id="0" w:name="_Toc229770476"/>
       <w:r>
         <w:lastRenderedPageBreak/>
         <w:t>ВВЕДЕНИЕ</w:t>
@@ -4732,7 +4886,7 @@
       <w:pPr>
         <w:pStyle w:val="1"/>
       </w:pPr>
-      <w:bookmarkStart w:id="1" w:name="_Toc229769092"/>
+      <w:bookmarkStart w:id="1" w:name="_Toc229770477"/>
       <w:r>
         <w:lastRenderedPageBreak/>
         <w:t>АНАЛИЗ ПРЕДМЕТНОЙ ОБЛАСТИ</w:t>
@@ -4751,7 +4905,7 @@
       <w:pPr>
         <w:pStyle w:val="2"/>
       </w:pPr>
-      <w:bookmarkStart w:id="2" w:name="_Toc229769093"/>
+      <w:bookmarkStart w:id="2" w:name="_Toc229770478"/>
       <w:r>
         <w:t>Эмоции человека и их роль в HR</w:t>
       </w:r>
@@ -4865,7 +5019,7 @@
       <w:pPr>
         <w:pStyle w:val="2"/>
       </w:pPr>
-      <w:bookmarkStart w:id="3" w:name="_Toc229769094"/>
+      <w:bookmarkStart w:id="3" w:name="_Toc229770479"/>
       <w:r>
         <w:lastRenderedPageBreak/>
         <w:t>Технологи мультимодального анализа</w:t>
@@ -4943,7 +5097,7 @@
       <w:pPr>
         <w:pStyle w:val="2"/>
       </w:pPr>
-      <w:bookmarkStart w:id="4" w:name="_Toc229769095"/>
+      <w:bookmarkStart w:id="4" w:name="_Toc229770480"/>
       <w:r>
         <w:t>Анализ существующего бизнес-процесса оценки персонала</w:t>
       </w:r>
@@ -5179,7 +5333,7 @@
       <w:pPr>
         <w:pStyle w:val="1"/>
       </w:pPr>
-      <w:bookmarkStart w:id="6" w:name="_Toc229769096"/>
+      <w:bookmarkStart w:id="6" w:name="_Toc229770481"/>
       <w:r>
         <w:lastRenderedPageBreak/>
         <w:t>ОБЗОР АНАЛОГОВ</w:t>
@@ -5199,7 +5353,7 @@
       <w:pPr>
         <w:pStyle w:val="2"/>
       </w:pPr>
-      <w:bookmarkStart w:id="7" w:name="_Toc229769097"/>
+      <w:bookmarkStart w:id="7" w:name="_Toc229770482"/>
       <w:r>
         <w:t>Существующие решения</w:t>
       </w:r>
@@ -5847,7 +6001,7 @@
       <w:pPr>
         <w:pStyle w:val="2"/>
       </w:pPr>
-      <w:bookmarkStart w:id="8" w:name="_Toc229769098"/>
+      <w:bookmarkStart w:id="8" w:name="_Toc229770483"/>
       <w:r>
         <w:t>Сравнительный анализ аналогов</w:t>
       </w:r>
@@ -6853,7 +7007,7 @@
       <w:pPr>
         <w:pStyle w:val="2"/>
       </w:pPr>
-      <w:bookmarkStart w:id="11" w:name="_Toc229769099"/>
+      <w:bookmarkStart w:id="11" w:name="_Toc229770484"/>
       <w:r>
         <w:t>Анализ показателей:</w:t>
       </w:r>
@@ -6919,7 +7073,7 @@
           <w:bCs/>
         </w:rPr>
       </w:pPr>
-      <w:bookmarkStart w:id="12" w:name="_Toc229769100"/>
+      <w:bookmarkStart w:id="12" w:name="_Toc229770485"/>
       <w:r>
         <w:rPr>
           <w:b w:val="0"/>
@@ -6975,7 +7129,7 @@
       <w:pPr>
         <w:pStyle w:val="1"/>
       </w:pPr>
-      <w:bookmarkStart w:id="13" w:name="_Toc229769101"/>
+      <w:bookmarkStart w:id="13" w:name="_Toc229770486"/>
       <w:r>
         <w:lastRenderedPageBreak/>
         <w:t>ПОСТАНОВКА ЗАДАЧИ</w:t>
@@ -7157,7 +7311,7 @@
       <w:pPr>
         <w:pStyle w:val="1"/>
       </w:pPr>
-      <w:bookmarkStart w:id="14" w:name="_Toc229769102"/>
+      <w:bookmarkStart w:id="14" w:name="_Toc229770487"/>
       <w:r>
         <w:lastRenderedPageBreak/>
         <w:t>ВЫБОР МЕТОДОВ ИССЛЕДОВАНИЯ И СРЕДСТВ РАЗРАБОТКИ</w:t>
@@ -7949,7 +8103,7 @@
           <w:rFonts w:cstheme="majorHAnsi"/>
         </w:rPr>
       </w:pPr>
-      <w:bookmarkStart w:id="19" w:name="_Toc229769103"/>
+      <w:bookmarkStart w:id="19" w:name="_Toc229770488"/>
       <w:r>
         <w:rPr>
           <w:rFonts w:cstheme="majorHAnsi"/>
@@ -7968,7 +8122,7 @@
       <w:pPr>
         <w:pStyle w:val="2"/>
       </w:pPr>
-      <w:bookmarkStart w:id="20" w:name="_Toc229769104"/>
+      <w:bookmarkStart w:id="20" w:name="_Toc229770489"/>
       <w:r>
         <w:t>BPMN-диаграмма</w:t>
       </w:r>
@@ -8180,7 +8334,7 @@
       <w:pPr>
         <w:pStyle w:val="2"/>
       </w:pPr>
-      <w:bookmarkStart w:id="23" w:name="_Toc229769105"/>
+      <w:bookmarkStart w:id="23" w:name="_Toc229770490"/>
       <w:r>
         <w:rPr>
           <w:lang w:val="en-US"/>
@@ -8673,7 +8827,7 @@
       <w:pPr>
         <w:pStyle w:val="2"/>
       </w:pPr>
-      <w:bookmarkStart w:id="27" w:name="_Toc229769106"/>
+      <w:bookmarkStart w:id="27" w:name="_Toc229770491"/>
       <w:r>
         <w:t>DFD-диаграмма</w:t>
       </w:r>
@@ -9158,7 +9312,7 @@
           <w:rFonts w:eastAsia="Microsoft YaHei"/>
         </w:rPr>
       </w:pPr>
-      <w:bookmarkStart w:id="31" w:name="_Toc229769107"/>
+      <w:bookmarkStart w:id="31" w:name="_Toc229770492"/>
       <w:r>
         <w:rPr>
           <w:rFonts w:eastAsia="Microsoft YaHei"/>
@@ -17625,7 +17779,7 @@
           <w:rFonts w:eastAsia="Microsoft YaHei"/>
         </w:rPr>
       </w:pPr>
-      <w:bookmarkStart w:id="38" w:name="_Toc229769108"/>
+      <w:bookmarkStart w:id="38" w:name="_Toc229770493"/>
       <w:r>
         <w:rPr>
           <w:rFonts w:eastAsia="Microsoft YaHei"/>
@@ -20164,7 +20318,7 @@
         <w:pStyle w:val="1"/>
       </w:pPr>
       <w:bookmarkStart w:id="41" w:name="_Toc229467888"/>
-      <w:bookmarkStart w:id="42" w:name="_Toc229769109"/>
+      <w:bookmarkStart w:id="42" w:name="_Toc229770494"/>
       <w:r>
         <w:lastRenderedPageBreak/>
         <w:t>ОПИСАНИЕ ПРОГРАММНОГО КОМПЛЕКСА</w:t>
@@ -20185,7 +20339,7 @@
         <w:pStyle w:val="2"/>
       </w:pPr>
       <w:bookmarkStart w:id="43" w:name="_Toc229467889"/>
-      <w:bookmarkStart w:id="44" w:name="_Toc229769110"/>
+      <w:bookmarkStart w:id="44" w:name="_Toc229770495"/>
       <w:r>
         <w:t>Общая архитектура программного комплекса</w:t>
       </w:r>
@@ -20306,7 +20460,7 @@
         <w:pStyle w:val="2"/>
       </w:pPr>
       <w:bookmarkStart w:id="45" w:name="_Toc229467890"/>
-      <w:bookmarkStart w:id="46" w:name="_Toc229769111"/>
+      <w:bookmarkStart w:id="46" w:name="_Toc229770496"/>
       <w:r>
         <w:lastRenderedPageBreak/>
         <w:t>Модуль пользовательского интерфейса и клиентской логики</w:t>
@@ -20597,7 +20751,7 @@
         <w:pStyle w:val="2"/>
       </w:pPr>
       <w:bookmarkStart w:id="48" w:name="_Toc229467891"/>
-      <w:bookmarkStart w:id="49" w:name="_Toc229769112"/>
+      <w:bookmarkStart w:id="49" w:name="_Toc229770497"/>
       <w:r>
         <w:t xml:space="preserve">Серверный модуль управления сессиями и </w:t>
       </w:r>
@@ -20722,7 +20876,7 @@
         <w:pStyle w:val="2"/>
       </w:pPr>
       <w:bookmarkStart w:id="50" w:name="_Toc229467892"/>
-      <w:bookmarkStart w:id="51" w:name="_Toc229769113"/>
+      <w:bookmarkStart w:id="51" w:name="_Toc229770498"/>
       <w:r>
         <w:t>Модуль аутентификации и обеспечения безопасности</w:t>
       </w:r>
@@ -20854,7 +21008,7 @@
         <w:pStyle w:val="2"/>
       </w:pPr>
       <w:bookmarkStart w:id="52" w:name="_Toc229467893"/>
-      <w:bookmarkStart w:id="53" w:name="_Toc229769114"/>
+      <w:bookmarkStart w:id="53" w:name="_Toc229770499"/>
       <w:r>
         <w:t xml:space="preserve">Модуль захвата и передачи </w:t>
       </w:r>
@@ -20967,7 +21121,7 @@
         <w:pStyle w:val="2"/>
       </w:pPr>
       <w:bookmarkStart w:id="54" w:name="_Toc229467894"/>
-      <w:bookmarkStart w:id="55" w:name="_Toc229769115"/>
+      <w:bookmarkStart w:id="55" w:name="_Toc229770500"/>
       <w:r>
         <w:t>Модуль искусственного интеллекта и мультимодального анализа</w:t>
       </w:r>
@@ -24027,7 +24181,7 @@
         <w:pStyle w:val="2"/>
       </w:pPr>
       <w:bookmarkStart w:id="63" w:name="_Toc229467895"/>
-      <w:bookmarkStart w:id="64" w:name="_Toc229769116"/>
+      <w:bookmarkStart w:id="64" w:name="_Toc229770501"/>
       <w:r>
         <w:t>М</w:t>
       </w:r>
@@ -24154,7 +24308,7 @@
         <w:pStyle w:val="2"/>
       </w:pPr>
       <w:bookmarkStart w:id="65" w:name="_Toc229467896"/>
-      <w:bookmarkStart w:id="66" w:name="_Toc229769117"/>
+      <w:bookmarkStart w:id="66" w:name="_Toc229770502"/>
       <w:r>
         <w:t>Интеграция компонентов в единую систему</w:t>
       </w:r>
@@ -24336,21 +24490,909 @@
     <w:p>
       <w:pPr>
         <w:pStyle w:val="1"/>
+      </w:pPr>
+      <w:bookmarkStart w:id="67" w:name="_Toc229770503"/>
+      <w:r>
+        <w:lastRenderedPageBreak/>
+        <w:t>ПРАКТИЧЕСКАЯ ЗНАЧИМОСТЬ РЕЗУЛЬТАТОВ ИССЛЕДОВАНИЯ</w:t>
+      </w:r>
+      <w:bookmarkEnd w:id="67"/>
+    </w:p>
+    <w:p>
+      <w:pPr>
+        <w:contextualSpacing/>
+        <w:rPr>
+          <w:rFonts w:cs="Times New Roman"/>
+          <w:lang w:bidi="ru-RU"/>
+        </w:rPr>
+      </w:pPr>
+      <w:r>
+        <w:rPr>
+          <w:rFonts w:cs="Times New Roman"/>
+          <w:lang w:bidi="ru-RU"/>
+        </w:rPr>
+        <w:t>Внедрение технологий мультимодального анализа в процессы управления персоналом представляет собой актуальное направление, направленное на повышение объективности оценки профессиональной деятельности сотрудников за счёт использования количественно измеряемых данных. Традиционные методы оценки эмоционального состояния персонала, основанные на анкетировании и визуальном наблюдении, характеризуются низкой оперативностью и высокой степенью зависимости от субъективного фактора. В связи с этим разработка автоматизированной системы, способной осуществлять анализ видеопотока и аудиопотока участников онлайн-коммуникаций в режиме, близком к реальному времени, обладает значительным практическим потенциалом для применения в деятельности HR-специалистов, руководителей подразделений и служб организационного развития.</w:t>
+      </w:r>
+    </w:p>
+    <w:p>
+      <w:pPr>
+        <w:contextualSpacing/>
+        <w:rPr>
+          <w:rFonts w:cs="Times New Roman"/>
+          <w:lang w:bidi="ru-RU"/>
+        </w:rPr>
+      </w:pPr>
+      <w:r>
+        <w:rPr>
+          <w:rFonts w:cs="Times New Roman"/>
+          <w:lang w:bidi="ru-RU"/>
+        </w:rPr>
+        <w:t>Ключевой особенностью разработанного программного комплекса является интеграция современных методов компьютерного зрения и автоматического распознавания речи в единую веб-ориентированную платформу с обеспечением требований информационной безопасности и возможностью локального хранения и обработки данных.</w:t>
+      </w:r>
+    </w:p>
+    <w:p>
+      <w:pPr>
+        <w:contextualSpacing/>
+        <w:rPr>
+          <w:rFonts w:cs="Times New Roman"/>
+          <w:lang w:bidi="ru-RU"/>
+        </w:rPr>
+      </w:pPr>
+      <w:r>
+        <w:rPr>
+          <w:rFonts w:cs="Times New Roman"/>
+          <w:lang w:bidi="ru-RU"/>
+        </w:rPr>
+        <w:t>В рамках выполнения работы были получены следующие результаты:</w:t>
+      </w:r>
+    </w:p>
+    <w:p>
+      <w:pPr>
+        <w:pStyle w:val="af9"/>
+        <w:numPr>
+          <w:ilvl w:val="0"/>
+          <w:numId w:val="24"/>
+        </w:numPr>
+        <w:rPr>
+          <w:rFonts w:cs="Times New Roman"/>
+          <w:lang w:bidi="ru-RU"/>
+        </w:rPr>
+      </w:pPr>
+      <w:r>
+        <w:rPr>
+          <w:rFonts w:cs="Times New Roman"/>
+          <w:lang w:bidi="ru-RU"/>
+        </w:rPr>
+        <w:t xml:space="preserve">спроектирована и реализована клиент-серверная архитектура системы, обеспечивающая обмен </w:t>
+      </w:r>
+      <w:proofErr w:type="spellStart"/>
+      <w:r>
+        <w:rPr>
+          <w:rFonts w:cs="Times New Roman"/>
+          <w:lang w:bidi="ru-RU"/>
+        </w:rPr>
+        <w:t>медиаданными</w:t>
+      </w:r>
+      <w:proofErr w:type="spellEnd"/>
+      <w:r>
+        <w:rPr>
+          <w:rFonts w:cs="Times New Roman"/>
+          <w:lang w:bidi="ru-RU"/>
+        </w:rPr>
+        <w:t xml:space="preserve"> в режиме реального времени с использованием протокола </w:t>
+      </w:r>
+      <w:proofErr w:type="spellStart"/>
+      <w:r>
+        <w:rPr>
+          <w:rFonts w:cs="Times New Roman"/>
+          <w:lang w:bidi="ru-RU"/>
+        </w:rPr>
+        <w:t>WebSocket</w:t>
+      </w:r>
+      <w:proofErr w:type="spellEnd"/>
+      <w:r>
+        <w:rPr>
+          <w:rFonts w:cs="Times New Roman"/>
+          <w:lang w:bidi="ru-RU"/>
+        </w:rPr>
+        <w:t>;</w:t>
+      </w:r>
+    </w:p>
+    <w:p>
+      <w:pPr>
+        <w:pStyle w:val="af9"/>
+        <w:numPr>
+          <w:ilvl w:val="0"/>
+          <w:numId w:val="24"/>
+        </w:numPr>
+        <w:rPr>
+          <w:rFonts w:cs="Times New Roman"/>
+          <w:lang w:bidi="ru-RU"/>
+        </w:rPr>
+      </w:pPr>
+      <w:r>
+        <w:rPr>
+          <w:rFonts w:cs="Times New Roman"/>
+          <w:lang w:bidi="ru-RU"/>
+        </w:rPr>
+        <w:t xml:space="preserve">разработан модуль аутентификации пользователей с применением токенов JWT, алгоритма хеширования </w:t>
+      </w:r>
+      <w:proofErr w:type="spellStart"/>
+      <w:r>
+        <w:rPr>
+          <w:rFonts w:cs="Times New Roman"/>
+          <w:lang w:bidi="ru-RU"/>
+        </w:rPr>
+        <w:t>bcrypt</w:t>
+      </w:r>
+      <w:proofErr w:type="spellEnd"/>
+      <w:r>
+        <w:rPr>
+          <w:rFonts w:cs="Times New Roman"/>
+          <w:lang w:bidi="ru-RU"/>
+        </w:rPr>
+        <w:t xml:space="preserve"> и механизмов защиты от подбора учётных данных;</w:t>
+      </w:r>
+    </w:p>
+    <w:p>
+      <w:pPr>
+        <w:pStyle w:val="af9"/>
+        <w:numPr>
+          <w:ilvl w:val="0"/>
+          <w:numId w:val="24"/>
+        </w:numPr>
+        <w:rPr>
+          <w:rFonts w:cs="Times New Roman"/>
+          <w:lang w:bidi="ru-RU"/>
+        </w:rPr>
+      </w:pPr>
+      <w:r>
+        <w:rPr>
+          <w:rFonts w:cs="Times New Roman"/>
+          <w:lang w:bidi="ru-RU"/>
+        </w:rPr>
+        <w:t>реализован механизм захвата и предварительной обработки мультимодальных данных непосредственно в браузерной среде без использования сторонних плагинов;</w:t>
+      </w:r>
+    </w:p>
+    <w:p>
+      <w:pPr>
+        <w:pStyle w:val="af9"/>
+        <w:numPr>
+          <w:ilvl w:val="0"/>
+          <w:numId w:val="24"/>
+        </w:numPr>
+        <w:rPr>
+          <w:rFonts w:cs="Times New Roman"/>
+          <w:lang w:bidi="ru-RU"/>
+        </w:rPr>
+      </w:pPr>
+      <w:r>
+        <w:rPr>
+          <w:rFonts w:cs="Times New Roman"/>
+          <w:lang w:bidi="ru-RU"/>
+        </w:rPr>
+        <w:lastRenderedPageBreak/>
+        <w:t>интегрированы нейросетевые модели для детекции лиц и классификации базовых эмоциональных состояний (</w:t>
+      </w:r>
+      <w:proofErr w:type="spellStart"/>
+      <w:r>
+        <w:rPr>
+          <w:rFonts w:cs="Times New Roman"/>
+          <w:lang w:bidi="ru-RU"/>
+        </w:rPr>
+        <w:t>DeepFace</w:t>
+      </w:r>
+      <w:proofErr w:type="spellEnd"/>
+      <w:r>
+        <w:rPr>
+          <w:rFonts w:cs="Times New Roman"/>
+          <w:lang w:bidi="ru-RU"/>
+        </w:rPr>
+        <w:t xml:space="preserve">, </w:t>
+      </w:r>
+      <w:proofErr w:type="spellStart"/>
+      <w:r>
+        <w:rPr>
+          <w:rFonts w:cs="Times New Roman"/>
+          <w:lang w:bidi="ru-RU"/>
+        </w:rPr>
+        <w:t>MediaPipe</w:t>
+      </w:r>
+      <w:proofErr w:type="spellEnd"/>
+      <w:r>
+        <w:rPr>
+          <w:rFonts w:cs="Times New Roman"/>
+          <w:lang w:bidi="ru-RU"/>
+        </w:rPr>
+        <w:t xml:space="preserve"> Face </w:t>
+      </w:r>
+      <w:proofErr w:type="spellStart"/>
+      <w:r>
+        <w:rPr>
+          <w:rFonts w:cs="Times New Roman"/>
+          <w:lang w:bidi="ru-RU"/>
+        </w:rPr>
+        <w:t>Landmarker</w:t>
+      </w:r>
+      <w:proofErr w:type="spellEnd"/>
+      <w:r>
+        <w:rPr>
+          <w:rFonts w:cs="Times New Roman"/>
+          <w:lang w:bidi="ru-RU"/>
+        </w:rPr>
+        <w:t>), а также для автоматического распознавания речи (</w:t>
+      </w:r>
+      <w:proofErr w:type="spellStart"/>
+      <w:r>
+        <w:rPr>
+          <w:rFonts w:cs="Times New Roman"/>
+          <w:lang w:bidi="ru-RU"/>
+        </w:rPr>
+        <w:t>faster-whisper</w:t>
+      </w:r>
+      <w:proofErr w:type="spellEnd"/>
+      <w:r>
+        <w:rPr>
+          <w:rFonts w:cs="Times New Roman"/>
+          <w:lang w:bidi="ru-RU"/>
+        </w:rPr>
+        <w:t>);</w:t>
+      </w:r>
+    </w:p>
+    <w:p>
+      <w:pPr>
+        <w:pStyle w:val="af9"/>
+        <w:numPr>
+          <w:ilvl w:val="0"/>
+          <w:numId w:val="24"/>
+        </w:numPr>
+        <w:rPr>
+          <w:rFonts w:cs="Times New Roman"/>
+          <w:lang w:bidi="ru-RU"/>
+        </w:rPr>
+      </w:pPr>
+      <w:r>
+        <w:rPr>
+          <w:rFonts w:cs="Times New Roman"/>
+          <w:lang w:bidi="ru-RU"/>
+        </w:rPr>
+        <w:t>разработана реляционная модель базы данных с использованием типа JSONB для хранения разнородных аналитических событий;</w:t>
+      </w:r>
+    </w:p>
+    <w:p>
+      <w:pPr>
+        <w:pStyle w:val="af9"/>
+        <w:numPr>
+          <w:ilvl w:val="0"/>
+          <w:numId w:val="24"/>
+        </w:numPr>
+        <w:rPr>
+          <w:rFonts w:cs="Times New Roman"/>
+          <w:lang w:bidi="ru-RU"/>
+        </w:rPr>
+      </w:pPr>
+      <w:r>
+        <w:rPr>
+          <w:rFonts w:cs="Times New Roman"/>
+          <w:lang w:bidi="ru-RU"/>
+        </w:rPr>
+        <w:t>реализован эвристический механизм формирования аналитических отчётов (</w:t>
+      </w:r>
+      <w:proofErr w:type="spellStart"/>
+      <w:r>
+        <w:rPr>
+          <w:rFonts w:cs="Times New Roman"/>
+          <w:lang w:bidi="ru-RU"/>
+        </w:rPr>
+        <w:t>late</w:t>
+      </w:r>
+      <w:proofErr w:type="spellEnd"/>
+      <w:r>
+        <w:rPr>
+          <w:rFonts w:cs="Times New Roman"/>
+          <w:lang w:bidi="ru-RU"/>
+        </w:rPr>
+        <w:t xml:space="preserve"> </w:t>
+      </w:r>
+      <w:proofErr w:type="spellStart"/>
+      <w:r>
+        <w:rPr>
+          <w:rFonts w:cs="Times New Roman"/>
+          <w:lang w:bidi="ru-RU"/>
+        </w:rPr>
+        <w:t>fusion</w:t>
+      </w:r>
+      <w:proofErr w:type="spellEnd"/>
+      <w:r>
+        <w:rPr>
+          <w:rFonts w:cs="Times New Roman"/>
+          <w:lang w:bidi="ru-RU"/>
+        </w:rPr>
+        <w:t>), обеспечивающий агрегацию статистики эмоциональных состояний, временных меток активности и ключевых фрагментов транскрипции.</w:t>
+      </w:r>
+    </w:p>
+    <w:p>
+      <w:pPr>
+        <w:contextualSpacing/>
+        <w:rPr>
+          <w:rFonts w:cs="Times New Roman"/>
+          <w:lang w:bidi="ru-RU"/>
+        </w:rPr>
+      </w:pPr>
+      <w:r>
+        <w:rPr>
+          <w:rFonts w:cs="Times New Roman"/>
+          <w:lang w:bidi="ru-RU"/>
+        </w:rPr>
+        <w:t xml:space="preserve">Результаты тестирования показали устойчивую работоспособность разработанных компонентов в условиях проведения онлайн-встреч и интервью. Полученные показатели точности соответствуют характеристикам используемых открытых моделей: точность классификации эмоциональных состояний на стандартных датасетах превышает 85 %, а значение метрики WER (Word </w:t>
+      </w:r>
+      <w:proofErr w:type="spellStart"/>
+      <w:r>
+        <w:rPr>
+          <w:rFonts w:cs="Times New Roman"/>
+          <w:lang w:bidi="ru-RU"/>
+        </w:rPr>
+        <w:t>Error</w:t>
+      </w:r>
+      <w:proofErr w:type="spellEnd"/>
+      <w:r>
+        <w:rPr>
+          <w:rFonts w:cs="Times New Roman"/>
+          <w:lang w:bidi="ru-RU"/>
+        </w:rPr>
+        <w:t xml:space="preserve"> Rate) для модуля распознавания речи в условиях умеренного шума не превышает 15 %.</w:t>
+      </w:r>
+    </w:p>
+    <w:p>
+      <w:pPr>
+        <w:contextualSpacing/>
+        <w:rPr>
+          <w:rFonts w:cs="Times New Roman"/>
+          <w:lang w:bidi="ru-RU"/>
+        </w:rPr>
+      </w:pPr>
+      <w:r>
+        <w:rPr>
+          <w:rFonts w:cs="Times New Roman"/>
+          <w:lang w:bidi="ru-RU"/>
+        </w:rPr>
+        <w:t>К основным ограничениям текущей реализации относятся зависимость качества анализа от условий освещённости и качества аудиозаписи, а также использование эвристического подхода при формировании итоговых аналитических отчётов без применения обученной модели агрегации признаков. Данные ограничения предусмотрены архитектурой системы и могут быть устранены на этапе дальнейшего развития проекта путём внедрения специализированных нейросетевых моделей.</w:t>
+      </w:r>
+    </w:p>
+    <w:p>
+      <w:pPr>
+        <w:contextualSpacing/>
+        <w:rPr>
+          <w:rFonts w:cs="Times New Roman"/>
+          <w:lang w:bidi="ru-RU"/>
+        </w:rPr>
+      </w:pPr>
+      <w:r>
+        <w:rPr>
+          <w:rFonts w:cs="Times New Roman"/>
+          <w:lang w:bidi="ru-RU"/>
+        </w:rPr>
+        <w:t xml:space="preserve">Практическая значимость работы заключается в создании программного инструмента, позволяющего осуществлять объективную оценку вовлечённости участников, выявлять ранние признаки эмоционального и профессионального выгорания, анализировать эффективность коммуникаций в распределённых командах, а также формировать обоснованные рекомендации для принятия управленческих решений в сфере управления персоналом. Использование открытого технологического стека и </w:t>
+      </w:r>
+      <w:r>
+        <w:rPr>
+          <w:rFonts w:cs="Times New Roman"/>
+          <w:lang w:bidi="ru-RU"/>
+        </w:rPr>
+        <w:lastRenderedPageBreak/>
+        <w:t>контейнеризации обеспечивает снижение затрат на внедрение, прозрачность обработки данных и возможность масштабирования системы в зависимости от требований организации.</w:t>
+      </w:r>
+    </w:p>
+    <w:p>
+      <w:pPr>
+        <w:spacing w:after="200"/>
+        <w:rPr>
+          <w:rFonts w:cs="Times New Roman"/>
+          <w:b/>
+          <w:bCs/>
+          <w:lang w:bidi="ru-RU"/>
+        </w:rPr>
+      </w:pPr>
+      <w:r>
+        <w:rPr>
+          <w:rFonts w:cs="Times New Roman"/>
+          <w:b/>
+          <w:bCs/>
+          <w:lang w:bidi="ru-RU"/>
+        </w:rPr>
+        <w:br w:type="page"/>
+      </w:r>
+    </w:p>
+    <w:p>
+      <w:pPr>
+        <w:pStyle w:val="1"/>
         <w:numPr>
           <w:ilvl w:val="0"/>
           <w:numId w:val="0"/>
         </w:numPr>
-      </w:pPr>
-      <w:bookmarkStart w:id="67" w:name="_Toc229071492"/>
-      <w:bookmarkStart w:id="68" w:name="_Toc229467897"/>
-      <w:bookmarkStart w:id="69" w:name="_Toc229769118"/>
+        <w:rPr>
+          <w:b w:val="0"/>
+          <w:bCs w:val="0"/>
+        </w:rPr>
+      </w:pPr>
+      <w:bookmarkStart w:id="68" w:name="_Toc197442437"/>
+      <w:bookmarkStart w:id="69" w:name="_Toc198317053"/>
+      <w:bookmarkStart w:id="70" w:name="_Toc229770504"/>
+      <w:r>
+        <w:lastRenderedPageBreak/>
+        <w:t>ЗАКЛЮЧЕНИЕ</w:t>
+      </w:r>
+      <w:bookmarkEnd w:id="68"/>
+      <w:bookmarkEnd w:id="69"/>
+      <w:bookmarkEnd w:id="70"/>
+    </w:p>
+    <w:p>
+      <w:pPr>
+        <w:contextualSpacing/>
+        <w:rPr>
+          <w:lang w:bidi="ru-RU"/>
+        </w:rPr>
+      </w:pPr>
+      <w:r>
+        <w:rPr>
+          <w:lang w:bidi="ru-RU"/>
+        </w:rPr>
+        <w:t>По результатам выполнения преддипломной практики была спроектирована и реализована программная система мультимодального анализа эмоционального состояния человека, ориентированная на применение в сфере управления персоналом. Разработанное решение обеспечивает автоматизированный сбор, обработку и визуализацию данных об эмоциональном состоянии и речевой активности участников онлайн-сессий.</w:t>
+      </w:r>
+    </w:p>
+    <w:p>
+      <w:pPr>
+        <w:contextualSpacing/>
+        <w:rPr>
+          <w:lang w:bidi="ru-RU"/>
+        </w:rPr>
+      </w:pPr>
+      <w:r>
+        <w:rPr>
+          <w:lang w:bidi="ru-RU"/>
+        </w:rPr>
+        <w:t>Для достижения поставленной цели были решены следующие задачи:</w:t>
+      </w:r>
+    </w:p>
+    <w:p>
+      <w:pPr>
+        <w:pStyle w:val="af9"/>
+        <w:numPr>
+          <w:ilvl w:val="0"/>
+          <w:numId w:val="23"/>
+        </w:numPr>
+        <w:rPr>
+          <w:lang w:bidi="ru-RU"/>
+        </w:rPr>
+      </w:pPr>
+      <w:r>
+        <w:rPr>
+          <w:lang w:bidi="ru-RU"/>
+        </w:rPr>
+        <w:t>Проведён анализ предметной области мультимодального анализа эмоционального состояния, а также современных методов обработки аудио- и видеоданных.</w:t>
+      </w:r>
+    </w:p>
+    <w:p>
+      <w:pPr>
+        <w:pStyle w:val="af9"/>
+        <w:numPr>
+          <w:ilvl w:val="0"/>
+          <w:numId w:val="23"/>
+        </w:numPr>
+        <w:rPr>
+          <w:lang w:bidi="ru-RU"/>
+        </w:rPr>
+      </w:pPr>
+      <w:r>
+        <w:rPr>
+          <w:lang w:bidi="ru-RU"/>
+        </w:rPr>
+        <w:t>Изучены архитектурные подходы к проектированию клиент-серверных систем реального времени.</w:t>
+      </w:r>
+    </w:p>
+    <w:p>
+      <w:pPr>
+        <w:pStyle w:val="af9"/>
+        <w:numPr>
+          <w:ilvl w:val="0"/>
+          <w:numId w:val="23"/>
+        </w:numPr>
+        <w:rPr>
+          <w:lang w:bidi="ru-RU"/>
+        </w:rPr>
+      </w:pPr>
+      <w:r>
+        <w:rPr>
+          <w:lang w:bidi="ru-RU"/>
+        </w:rPr>
+        <w:t>Спроектирована архитектура программного комплекса, разработаны BPMN-, DFD-, IDEF0-диаграммы, ER-модель и логическая структура базы данных.</w:t>
+      </w:r>
+    </w:p>
+    <w:p>
+      <w:pPr>
+        <w:pStyle w:val="af9"/>
+        <w:numPr>
+          <w:ilvl w:val="0"/>
+          <w:numId w:val="23"/>
+        </w:numPr>
+        <w:rPr>
+          <w:lang w:bidi="ru-RU"/>
+        </w:rPr>
+      </w:pPr>
+      <w:r>
+        <w:rPr>
+          <w:lang w:bidi="ru-RU"/>
+        </w:rPr>
+        <w:t xml:space="preserve">Реализован серверный модуль управления сессиями на языке Go с поддержкой REST API и </w:t>
+      </w:r>
+      <w:proofErr w:type="spellStart"/>
+      <w:r>
+        <w:rPr>
+          <w:lang w:bidi="ru-RU"/>
+        </w:rPr>
+        <w:t>WebSocket</w:t>
+      </w:r>
+      <w:proofErr w:type="spellEnd"/>
+      <w:r>
+        <w:rPr>
+          <w:lang w:bidi="ru-RU"/>
+        </w:rPr>
+        <w:t>-коммуникации.</w:t>
+      </w:r>
+    </w:p>
+    <w:p>
+      <w:pPr>
+        <w:pStyle w:val="af9"/>
+        <w:numPr>
+          <w:ilvl w:val="0"/>
+          <w:numId w:val="23"/>
+        </w:numPr>
+        <w:rPr>
+          <w:lang w:bidi="ru-RU"/>
+        </w:rPr>
+      </w:pPr>
+      <w:r>
+        <w:rPr>
+          <w:lang w:bidi="ru-RU"/>
+        </w:rPr>
+        <w:t xml:space="preserve">Разработан пользовательский интерфейс на базе </w:t>
+      </w:r>
+      <w:proofErr w:type="spellStart"/>
+      <w:r>
+        <w:rPr>
+          <w:lang w:bidi="ru-RU"/>
+        </w:rPr>
+        <w:t>React</w:t>
+      </w:r>
+      <w:proofErr w:type="spellEnd"/>
+      <w:r>
+        <w:rPr>
+          <w:lang w:bidi="ru-RU"/>
+        </w:rPr>
+        <w:t xml:space="preserve"> и </w:t>
+      </w:r>
+      <w:proofErr w:type="spellStart"/>
+      <w:r>
+        <w:rPr>
+          <w:lang w:bidi="ru-RU"/>
+        </w:rPr>
+        <w:t>TypeScript</w:t>
+      </w:r>
+      <w:proofErr w:type="spellEnd"/>
+      <w:r>
+        <w:rPr>
+          <w:lang w:bidi="ru-RU"/>
+        </w:rPr>
+        <w:t>, обеспечивающий проведение видеоконференций и визуализацию аналитических данных.</w:t>
+      </w:r>
+    </w:p>
+    <w:p>
+      <w:pPr>
+        <w:pStyle w:val="af9"/>
+        <w:numPr>
+          <w:ilvl w:val="0"/>
+          <w:numId w:val="23"/>
+        </w:numPr>
+        <w:rPr>
+          <w:lang w:bidi="ru-RU"/>
+        </w:rPr>
+      </w:pPr>
+      <w:r>
+        <w:rPr>
+          <w:lang w:bidi="ru-RU"/>
+        </w:rPr>
+        <w:t>Реализованы модули искусственного интеллекта для анализа выражений лица (</w:t>
+      </w:r>
+      <w:proofErr w:type="spellStart"/>
+      <w:r>
+        <w:rPr>
+          <w:lang w:bidi="ru-RU"/>
+        </w:rPr>
+        <w:t>DeepFace</w:t>
+      </w:r>
+      <w:proofErr w:type="spellEnd"/>
+      <w:r>
+        <w:rPr>
+          <w:lang w:bidi="ru-RU"/>
+        </w:rPr>
+        <w:t xml:space="preserve">, </w:t>
+      </w:r>
+      <w:proofErr w:type="spellStart"/>
+      <w:r>
+        <w:rPr>
+          <w:lang w:bidi="ru-RU"/>
+        </w:rPr>
+        <w:t>MediaPipe</w:t>
+      </w:r>
+      <w:proofErr w:type="spellEnd"/>
+      <w:r>
+        <w:rPr>
+          <w:lang w:bidi="ru-RU"/>
+        </w:rPr>
+        <w:t>) и распознавания речи (</w:t>
+      </w:r>
+      <w:proofErr w:type="spellStart"/>
+      <w:r>
+        <w:rPr>
+          <w:lang w:bidi="ru-RU"/>
+        </w:rPr>
+        <w:t>Whisper</w:t>
+      </w:r>
+      <w:proofErr w:type="spellEnd"/>
+      <w:r>
+        <w:rPr>
+          <w:lang w:bidi="ru-RU"/>
+        </w:rPr>
+        <w:t xml:space="preserve"> / </w:t>
+      </w:r>
+      <w:proofErr w:type="spellStart"/>
+      <w:r>
+        <w:rPr>
+          <w:lang w:bidi="ru-RU"/>
+        </w:rPr>
+        <w:t>faster-whisper</w:t>
+      </w:r>
+      <w:proofErr w:type="spellEnd"/>
+      <w:r>
+        <w:rPr>
+          <w:lang w:bidi="ru-RU"/>
+        </w:rPr>
+        <w:t>).</w:t>
+      </w:r>
+    </w:p>
+    <w:p>
+      <w:pPr>
+        <w:pStyle w:val="af9"/>
+        <w:numPr>
+          <w:ilvl w:val="0"/>
+          <w:numId w:val="23"/>
+        </w:numPr>
+        <w:rPr>
+          <w:lang w:bidi="ru-RU"/>
+        </w:rPr>
+      </w:pPr>
+      <w:r>
+        <w:rPr>
+          <w:lang w:bidi="ru-RU"/>
+        </w:rPr>
+        <w:t xml:space="preserve">Спроектирован и реализован механизм хранения мультимодальных данных в СУБД </w:t>
+      </w:r>
+      <w:proofErr w:type="spellStart"/>
+      <w:r>
+        <w:rPr>
+          <w:lang w:bidi="ru-RU"/>
+        </w:rPr>
+        <w:t>PostgreSQL</w:t>
+      </w:r>
+      <w:proofErr w:type="spellEnd"/>
+      <w:r>
+        <w:rPr>
+          <w:lang w:bidi="ru-RU"/>
+        </w:rPr>
+        <w:t xml:space="preserve"> с использованием формата JSONB.</w:t>
+      </w:r>
+    </w:p>
+    <w:p>
+      <w:pPr>
+        <w:pStyle w:val="af9"/>
+        <w:numPr>
+          <w:ilvl w:val="0"/>
+          <w:numId w:val="23"/>
+        </w:numPr>
+        <w:rPr>
+          <w:lang w:bidi="ru-RU"/>
+        </w:rPr>
+      </w:pPr>
+      <w:r>
+        <w:rPr>
+          <w:lang w:bidi="ru-RU"/>
+        </w:rPr>
+        <w:t>Разработан модуль формирования аналитических отчётов на основе эвристического объединения (</w:t>
+      </w:r>
+      <w:proofErr w:type="spellStart"/>
+      <w:r>
+        <w:rPr>
+          <w:lang w:bidi="ru-RU"/>
+        </w:rPr>
+        <w:t>late</w:t>
+      </w:r>
+      <w:proofErr w:type="spellEnd"/>
+      <w:r>
+        <w:rPr>
+          <w:lang w:bidi="ru-RU"/>
+        </w:rPr>
+        <w:t xml:space="preserve"> </w:t>
+      </w:r>
+      <w:proofErr w:type="spellStart"/>
+      <w:r>
+        <w:rPr>
+          <w:lang w:bidi="ru-RU"/>
+        </w:rPr>
+        <w:t>fusion</w:t>
+      </w:r>
+      <w:proofErr w:type="spellEnd"/>
+      <w:r>
+        <w:rPr>
+          <w:lang w:bidi="ru-RU"/>
+        </w:rPr>
+        <w:t>) признаков.</w:t>
+      </w:r>
+    </w:p>
+    <w:p>
+      <w:pPr>
+        <w:pStyle w:val="af9"/>
+        <w:numPr>
+          <w:ilvl w:val="0"/>
+          <w:numId w:val="23"/>
+        </w:numPr>
+        <w:rPr>
+          <w:lang w:bidi="ru-RU"/>
+        </w:rPr>
+      </w:pPr>
+      <w:r>
+        <w:rPr>
+          <w:lang w:bidi="ru-RU"/>
+        </w:rPr>
+        <w:lastRenderedPageBreak/>
+        <w:t xml:space="preserve">Обеспечена интеграция всех компонентов системы с использованием </w:t>
+      </w:r>
+      <w:proofErr w:type="spellStart"/>
+      <w:r>
+        <w:rPr>
+          <w:lang w:bidi="ru-RU"/>
+        </w:rPr>
+        <w:t>Docker</w:t>
+      </w:r>
+      <w:proofErr w:type="spellEnd"/>
+      <w:r>
+        <w:rPr>
+          <w:lang w:bidi="ru-RU"/>
+        </w:rPr>
+        <w:t xml:space="preserve"> </w:t>
+      </w:r>
+      <w:proofErr w:type="spellStart"/>
+      <w:r>
+        <w:rPr>
+          <w:lang w:bidi="ru-RU"/>
+        </w:rPr>
+        <w:t>Compose</w:t>
+      </w:r>
+      <w:proofErr w:type="spellEnd"/>
+      <w:r>
+        <w:rPr>
+          <w:lang w:bidi="ru-RU"/>
+        </w:rPr>
+        <w:t xml:space="preserve"> и проведено комплексное тестирование основных сценариев работы.</w:t>
+      </w:r>
+    </w:p>
+    <w:p>
+      <w:pPr>
+        <w:contextualSpacing/>
+        <w:rPr>
+          <w:lang w:bidi="ru-RU"/>
+        </w:rPr>
+      </w:pPr>
+      <w:r>
+        <w:rPr>
+          <w:lang w:bidi="ru-RU"/>
+        </w:rPr>
+        <w:t>Цель работы и поставленные задачи выполнены в полном объёме. Результаты тестирования подтвердили корректность функционирования разработанных модулей, устойчивость обмена данными в реальном времени, стабильность механизмов аутентификации и корректность формирования структурированных аналитических отчётов.</w:t>
+      </w:r>
+    </w:p>
+    <w:p>
+      <w:pPr>
+        <w:contextualSpacing/>
+        <w:rPr>
+          <w:lang w:bidi="ru-RU"/>
+        </w:rPr>
+      </w:pPr>
+      <w:r>
+        <w:rPr>
+          <w:lang w:bidi="ru-RU"/>
+        </w:rPr>
+        <w:t>Разработанный программный комплекс демонстрирует готовность к внедрению в HR-процессы современных организаций. Модульная архитектура и использование открытых технологий позволяют снизить затраты на лицензирование, обеспечить соответствие требованиям законодательства в области обработки персональных данных, а также обеспечить масштабируемость системы.</w:t>
+      </w:r>
+    </w:p>
+    <w:p>
+      <w:pPr>
+        <w:contextualSpacing/>
+        <w:rPr>
+          <w:lang w:bidi="ru-RU"/>
+        </w:rPr>
+      </w:pPr>
+      <w:r>
+        <w:rPr>
+          <w:lang w:bidi="ru-RU"/>
+        </w:rPr>
+        <w:t xml:space="preserve">Перспективы дальнейшего развития проекта включают замену эвристического механизма формирования отчётов на нейросетевую модель агрегации признаков, оптимизацию потоковой </w:t>
+      </w:r>
+      <w:proofErr w:type="spellStart"/>
+      <w:r>
+        <w:rPr>
+          <w:lang w:bidi="ru-RU"/>
+        </w:rPr>
+        <w:t>транскрибации</w:t>
+      </w:r>
+      <w:proofErr w:type="spellEnd"/>
+      <w:r>
+        <w:rPr>
+          <w:lang w:bidi="ru-RU"/>
+        </w:rPr>
+        <w:t xml:space="preserve"> речи (</w:t>
+      </w:r>
+      <w:proofErr w:type="spellStart"/>
+      <w:r>
+        <w:rPr>
+          <w:lang w:bidi="ru-RU"/>
+        </w:rPr>
+        <w:t>streaming</w:t>
+      </w:r>
+      <w:proofErr w:type="spellEnd"/>
+      <w:r>
+        <w:rPr>
+          <w:lang w:bidi="ru-RU"/>
+        </w:rPr>
+        <w:t xml:space="preserve"> ASR), реализацию функции записи и последующего анализа видеоконференций, а также расширение аналитических метрик за счёт интеграции с корпоративными HRM-системами и инструментами управления проектами.</w:t>
+      </w:r>
+    </w:p>
+    <w:p>
+      <w:pPr>
+        <w:spacing w:after="200"/>
+        <w:rPr>
+          <w:rFonts w:cs="Times New Roman"/>
+          <w:b/>
+          <w:bCs/>
+          <w:lang w:bidi="ru-RU"/>
+        </w:rPr>
+      </w:pPr>
+      <w:r>
+        <w:rPr>
+          <w:rFonts w:cs="Times New Roman"/>
+          <w:b/>
+          <w:bCs/>
+          <w:lang w:bidi="ru-RU"/>
+        </w:rPr>
+        <w:br w:type="page"/>
+      </w:r>
+    </w:p>
+    <w:p>
+      <w:pPr>
+        <w:pStyle w:val="1"/>
+        <w:numPr>
+          <w:ilvl w:val="0"/>
+          <w:numId w:val="0"/>
+        </w:numPr>
+      </w:pPr>
+      <w:bookmarkStart w:id="71" w:name="_Toc229071492"/>
+      <w:bookmarkStart w:id="72" w:name="_Toc229467897"/>
+      <w:bookmarkStart w:id="73" w:name="_Toc229770505"/>
       <w:r>
         <w:lastRenderedPageBreak/>
         <w:t>СПИСОК ИСПОЛЬЗОВАННЫХ ИСТОЧНИКОВ</w:t>
       </w:r>
-      <w:bookmarkEnd w:id="67"/>
-      <w:bookmarkEnd w:id="68"/>
-      <w:bookmarkEnd w:id="69"/>
+      <w:bookmarkEnd w:id="71"/>
+      <w:bookmarkEnd w:id="72"/>
+      <w:bookmarkEnd w:id="73"/>
     </w:p>
     <w:p>
       <w:pPr>
@@ -24364,7 +25406,7 @@
           <w:lang w:val="en-US" w:bidi="ru-RU"/>
         </w:rPr>
       </w:pPr>
-      <w:bookmarkStart w:id="70" w:name="_Ref229768210"/>
+      <w:bookmarkStart w:id="74" w:name="_Ref229768210"/>
       <w:r>
         <w:rPr>
           <w:rFonts w:cs="Times New Roman"/>
@@ -24388,7 +25430,7 @@
         </w:rPr>
         <w:t xml:space="preserve"> MIT Press, 2016. – 800 p. – ISBN 978-0-262-03561-3.</w:t>
       </w:r>
-      <w:bookmarkEnd w:id="70"/>
+      <w:bookmarkEnd w:id="74"/>
     </w:p>
     <w:p>
       <w:pPr>
@@ -24463,7 +25505,7 @@
           <w:lang w:val="en-US" w:bidi="ru-RU"/>
         </w:rPr>
       </w:pPr>
-      <w:bookmarkStart w:id="71" w:name="_Ref229768499"/>
+      <w:bookmarkStart w:id="75" w:name="_Ref229768499"/>
       <w:r>
         <w:rPr>
           <w:rFonts w:cs="Times New Roman"/>
@@ -24535,7 +25577,7 @@
         </w:rPr>
         <w:t>: 10.05.2026).</w:t>
       </w:r>
-      <w:bookmarkEnd w:id="71"/>
+      <w:bookmarkEnd w:id="75"/>
     </w:p>
     <w:p>
       <w:pPr>
@@ -24549,7 +25591,7 @@
           <w:lang w:val="en-US" w:bidi="ru-RU"/>
         </w:rPr>
       </w:pPr>
-      <w:bookmarkStart w:id="72" w:name="_Ref229768546"/>
+      <w:bookmarkStart w:id="76" w:name="_Ref229768546"/>
       <w:r>
         <w:rPr>
           <w:rFonts w:cs="Times New Roman"/>
@@ -24589,7 +25631,7 @@
         </w:rPr>
         <w:t>: 10.05.2026).</w:t>
       </w:r>
-      <w:bookmarkEnd w:id="72"/>
+      <w:bookmarkEnd w:id="76"/>
     </w:p>
     <w:p>
       <w:pPr>
@@ -24603,7 +25645,7 @@
           <w:lang w:val="en-US" w:bidi="ru-RU"/>
         </w:rPr>
       </w:pPr>
-      <w:bookmarkStart w:id="73" w:name="_Ref229768313"/>
+      <w:bookmarkStart w:id="77" w:name="_Ref229768313"/>
       <w:r>
         <w:rPr>
           <w:rFonts w:cs="Times New Roman"/>
@@ -24659,7 +25701,7 @@
         </w:rPr>
         <w:t>: 10.05.2026).</w:t>
       </w:r>
-      <w:bookmarkEnd w:id="73"/>
+      <w:bookmarkEnd w:id="77"/>
     </w:p>
     <w:p>
       <w:pPr>
@@ -24673,7 +25715,7 @@
           <w:lang w:val="en-US" w:bidi="ru-RU"/>
         </w:rPr>
       </w:pPr>
-      <w:bookmarkStart w:id="74" w:name="_Ref229768360"/>
+      <w:bookmarkStart w:id="78" w:name="_Ref229768360"/>
       <w:proofErr w:type="spellStart"/>
       <w:r>
         <w:rPr>
@@ -24738,7 +25780,7 @@
         </w:rPr>
         <w:t>: 10.05.2026).</w:t>
       </w:r>
-      <w:bookmarkEnd w:id="74"/>
+      <w:bookmarkEnd w:id="78"/>
     </w:p>
     <w:p>
       <w:pPr>
@@ -24752,7 +25794,7 @@
           <w:lang w:val="en-US" w:bidi="ru-RU"/>
         </w:rPr>
       </w:pPr>
-      <w:bookmarkStart w:id="75" w:name="_Ref229768249"/>
+      <w:bookmarkStart w:id="79" w:name="_Ref229768249"/>
       <w:r>
         <w:rPr>
           <w:rFonts w:cs="Times New Roman"/>
@@ -24760,7 +25802,7 @@
         </w:rPr>
         <w:t>Ekman P. An Argument for Basic Emotions // Cognition and Emotion. – 1992. – Vol. 6, № 3–4. – P. 169–200.</w:t>
       </w:r>
-      <w:bookmarkEnd w:id="75"/>
+      <w:bookmarkEnd w:id="79"/>
     </w:p>
     <w:p>
       <w:pPr>
@@ -24873,7 +25915,7 @@
           <w:lang w:bidi="ru-RU"/>
         </w:rPr>
       </w:pPr>
-      <w:bookmarkStart w:id="76" w:name="_Ref229768624"/>
+      <w:bookmarkStart w:id="80" w:name="_Ref229768624"/>
       <w:r>
         <w:rPr>
           <w:rFonts w:cs="Times New Roman"/>
@@ -24962,7 +26004,7 @@
         </w:rPr>
         <w:t xml:space="preserve"> (дата обращения: 10.05.2026).</w:t>
       </w:r>
-      <w:bookmarkEnd w:id="76"/>
+      <w:bookmarkEnd w:id="80"/>
     </w:p>
     <w:p>
       <w:pPr>
@@ -24976,7 +26018,7 @@
           <w:lang w:bidi="ru-RU"/>
         </w:rPr>
       </w:pPr>
-      <w:bookmarkStart w:id="77" w:name="_Ref229768589"/>
+      <w:bookmarkStart w:id="81" w:name="_Ref229768589"/>
       <w:r>
         <w:rPr>
           <w:rFonts w:cs="Times New Roman"/>
@@ -25063,7 +26105,7 @@
         </w:rPr>
         <w:t xml:space="preserve"> (дата обращения: 10.05.2026).</w:t>
       </w:r>
-      <w:bookmarkEnd w:id="77"/>
+      <w:bookmarkEnd w:id="81"/>
     </w:p>
     <w:p>
       <w:pPr>
@@ -25077,7 +26119,7 @@
           <w:lang w:bidi="ru-RU"/>
         </w:rPr>
       </w:pPr>
-      <w:bookmarkStart w:id="78" w:name="_Ref229768434"/>
+      <w:bookmarkStart w:id="82" w:name="_Ref229768434"/>
       <w:r>
         <w:rPr>
           <w:rFonts w:cs="Times New Roman"/>
@@ -25283,7 +26325,7 @@
         </w:rPr>
         <w:t xml:space="preserve"> (дата обращения: 10.05.2026).</w:t>
       </w:r>
-      <w:bookmarkEnd w:id="78"/>
+      <w:bookmarkEnd w:id="82"/>
     </w:p>
     <w:p>
       <w:pPr>
@@ -25599,13 +26641,8 @@
         <w:annotationRef/>
       </w:r>
       <w:r>
-        <w:t xml:space="preserve">и </w:t>
-      </w:r>
-      <w:proofErr w:type="gramStart"/>
-      <w:r>
-        <w:t>тут..</w:t>
-      </w:r>
-      <w:proofErr w:type="gramEnd"/>
+        <w:t>и тут..</w:t>
+      </w:r>
     </w:p>
   </w:comment>
   <w:comment w:id="18" w:author="Бурдыко Татьяна Геннадьевна" w:date="2026-05-14T14:09:00Z" w:initials="БТГ">
@@ -25638,11 +26675,9 @@
       <w:r>
         <w:t xml:space="preserve">Ниже где? Надо сослаться на </w:t>
       </w:r>
-      <w:proofErr w:type="gramStart"/>
       <w:r>
         <w:t>рисунок..</w:t>
       </w:r>
-      <w:proofErr w:type="gramEnd"/>
     </w:p>
   </w:comment>
   <w:comment w:id="26" w:author="Бурдыко Татьяна Геннадьевна" w:date="2026-05-14T14:11:00Z" w:initials="БТГ">
@@ -25659,11 +26694,9 @@
       <w:r>
         <w:t xml:space="preserve">Сверху одно, в названии </w:t>
       </w:r>
-      <w:proofErr w:type="gramStart"/>
       <w:r>
         <w:t>другое..</w:t>
       </w:r>
-      <w:proofErr w:type="gramEnd"/>
     </w:p>
   </w:comment>
   <w:comment w:id="28" w:author="Бурдыко Татьяна Геннадьевна" w:date="2026-05-14T14:10:00Z" w:initials="БТГ">
@@ -25889,6 +26922,96 @@
 <file path=word/numbering.xml><?xml version="1.0" encoding="utf-8"?>
 <w:numbering xmlns:wpc="http://schemas.microsoft.com/office/word/2010/wordprocessingCanvas" xmlns:cx="http://schemas.microsoft.com/office/drawing/2014/chartex" xmlns:cx1="http://schemas.microsoft.com/office/drawing/2015/9/8/chartex" xmlns:cx2="http://schemas.microsoft.com/office/drawing/2015/10/21/chartex" xmlns:cx3="http://schemas.microsoft.com/office/drawing/2016/5/9/chartex" xmlns:cx4="http://schemas.microsoft.com/office/drawing/2016/5/10/chartex" xmlns:cx5="http://schemas.microsoft.com/office/drawing/2016/5/11/chartex" xmlns:cx6="http://schemas.microsoft.com/office/drawing/2016/5/12/chartex" xmlns:cx7="http://schemas.microsoft.com/office/drawing/2016/5/13/chartex" xmlns:cx8="http://schemas.microsoft.com/office/drawing/2016/5/14/chartex" xmlns:mc="http://schemas.openxmlformats.org/markup-compatibility/2006" xmlns:aink="http://schemas.microsoft.com/office/drawing/2016/ink" xmlns:am3d="http://schemas.microsoft.com/office/drawing/2017/model3d" xmlns:o="urn:schemas-microsoft-com:office:office" xmlns:oel="http://schemas.microsoft.com/office/2019/extlst" xmlns:r="http://schemas.openxmlformats.org/officeDocument/2006/relationships" xmlns:m="http://schemas.openxmlformats.org/officeDocument/2006/math" xmlns:v="urn:schemas-microsoft-com:vml" xmlns:wp14="http://schemas.microsoft.com/office/word/2010/wordprocessingDrawing" xmlns:wp="http://schemas.openxmlformats.org/drawingml/2006/wordprocessingDrawing" xmlns:w10="urn:schemas-microsoft-com:office:word" xmlns:w="http://schemas.openxmlformats.org/wordprocessingml/2006/main" xmlns:w14="http://schemas.microsoft.com/office/word/2010/wordml" xmlns:w15="http://schemas.microsoft.com/office/word/2012/wordml" xmlns:w16cex="http://schemas.microsoft.com/office/word/2018/wordml/cex" xmlns:w16cid="http://schemas.microsoft.com/office/word/2016/wordml/cid" xmlns:w16="http://schemas.microsoft.com/office/word/2018/wordml" xmlns:w16sdtdh="http://schemas.microsoft.com/office/word/2020/wordml/sdtdatahash" xmlns:w16se="http://schemas.microsoft.com/office/word/2015/wordml/symex" xmlns:wpg="http://schemas.microsoft.com/office/word/2010/wordprocessingGroup" xmlns:wpi="http://schemas.microsoft.com/office/word/2010/wordprocessingInk" xmlns:wne="http://schemas.microsoft.com/office/word/2006/wordml" xmlns:wps="http://schemas.microsoft.com/office/word/2010/wordprocessingShape" mc:Ignorable="w14 w15 w16se w16cid w16 w16cex w16sdtdh wp14">
   <w:abstractNum w:abstractNumId="0" w15:restartNumberingAfterBreak="0">
+    <w:nsid w:val="04D93ADD"/>
+    <w:multiLevelType w:val="hybridMultilevel"/>
+    <w:tmpl w:val="0D0E1AA0"/>
+    <w:lvl w:ilvl="0" w:tplc="D5686EC4">
+      <w:start w:val="1"/>
+      <w:numFmt w:val="decimal"/>
+      <w:suff w:val="space"/>
+      <w:lvlText w:val="%1."/>
+      <w:lvlJc w:val="left"/>
+      <w:pPr>
+        <w:ind w:left="0" w:firstLine="709"/>
+      </w:pPr>
+      <w:rPr>
+        <w:rFonts w:hint="default"/>
+      </w:rPr>
+    </w:lvl>
+    <w:lvl w:ilvl="1" w:tplc="04190019" w:tentative="1">
+      <w:start w:val="1"/>
+      <w:numFmt w:val="lowerLetter"/>
+      <w:lvlText w:val="%2."/>
+      <w:lvlJc w:val="left"/>
+      <w:pPr>
+        <w:ind w:left="2149" w:hanging="360"/>
+      </w:pPr>
+    </w:lvl>
+    <w:lvl w:ilvl="2" w:tplc="0419001B" w:tentative="1">
+      <w:start w:val="1"/>
+      <w:numFmt w:val="lowerRoman"/>
+      <w:lvlText w:val="%3."/>
+      <w:lvlJc w:val="right"/>
+      <w:pPr>
+        <w:ind w:left="2869" w:hanging="180"/>
+      </w:pPr>
+    </w:lvl>
+    <w:lvl w:ilvl="3" w:tplc="0419000F" w:tentative="1">
+      <w:start w:val="1"/>
+      <w:numFmt w:val="decimal"/>
+      <w:lvlText w:val="%4."/>
+      <w:lvlJc w:val="left"/>
+      <w:pPr>
+        <w:ind w:left="3589" w:hanging="360"/>
+      </w:pPr>
+    </w:lvl>
+    <w:lvl w:ilvl="4" w:tplc="04190019" w:tentative="1">
+      <w:start w:val="1"/>
+      <w:numFmt w:val="lowerLetter"/>
+      <w:lvlText w:val="%5."/>
+      <w:lvlJc w:val="left"/>
+      <w:pPr>
+        <w:ind w:left="4309" w:hanging="360"/>
+      </w:pPr>
+    </w:lvl>
+    <w:lvl w:ilvl="5" w:tplc="0419001B" w:tentative="1">
+      <w:start w:val="1"/>
+      <w:numFmt w:val="lowerRoman"/>
+      <w:lvlText w:val="%6."/>
+      <w:lvlJc w:val="right"/>
+      <w:pPr>
+        <w:ind w:left="5029" w:hanging="180"/>
+      </w:pPr>
+    </w:lvl>
+    <w:lvl w:ilvl="6" w:tplc="0419000F" w:tentative="1">
+      <w:start w:val="1"/>
+      <w:numFmt w:val="decimal"/>
+      <w:lvlText w:val="%7."/>
+      <w:lvlJc w:val="left"/>
+      <w:pPr>
+        <w:ind w:left="5749" w:hanging="360"/>
+      </w:pPr>
+    </w:lvl>
+    <w:lvl w:ilvl="7" w:tplc="04190019" w:tentative="1">
+      <w:start w:val="1"/>
+      <w:numFmt w:val="lowerLetter"/>
+      <w:lvlText w:val="%8."/>
+      <w:lvlJc w:val="left"/>
+      <w:pPr>
+        <w:ind w:left="6469" w:hanging="360"/>
+      </w:pPr>
+    </w:lvl>
+    <w:lvl w:ilvl="8" w:tplc="0419001B" w:tentative="1">
+      <w:start w:val="1"/>
+      <w:numFmt w:val="lowerRoman"/>
+      <w:lvlText w:val="%9."/>
+      <w:lvlJc w:val="right"/>
+      <w:pPr>
+        <w:ind w:left="7189" w:hanging="180"/>
+      </w:pPr>
+    </w:lvl>
+  </w:abstractNum>
+  <w:abstractNum w:abstractNumId="1" w15:restartNumberingAfterBreak="0">
     <w:nsid w:val="0C4C6792"/>
     <w:multiLevelType w:val="hybridMultilevel"/>
     <w:tmpl w:val="1AA46C62"/>
@@ -25977,7 +27100,120 @@
       </w:pPr>
     </w:lvl>
   </w:abstractNum>
-  <w:abstractNum w:abstractNumId="1" w15:restartNumberingAfterBreak="0">
+  <w:abstractNum w:abstractNumId="2" w15:restartNumberingAfterBreak="0">
+    <w:nsid w:val="0F555AAE"/>
+    <w:multiLevelType w:val="hybridMultilevel"/>
+    <w:tmpl w:val="4128E546"/>
+    <w:lvl w:ilvl="0" w:tplc="04190001">
+      <w:start w:val="1"/>
+      <w:numFmt w:val="bullet"/>
+      <w:lvlText w:val=""/>
+      <w:lvlJc w:val="left"/>
+      <w:pPr>
+        <w:ind w:left="2138" w:hanging="360"/>
+      </w:pPr>
+      <w:rPr>
+        <w:rFonts w:ascii="Symbol" w:hAnsi="Symbol" w:hint="default"/>
+      </w:rPr>
+    </w:lvl>
+    <w:lvl w:ilvl="1" w:tplc="04190003" w:tentative="1">
+      <w:start w:val="1"/>
+      <w:numFmt w:val="bullet"/>
+      <w:lvlText w:val="o"/>
+      <w:lvlJc w:val="left"/>
+      <w:pPr>
+        <w:ind w:left="2149" w:hanging="360"/>
+      </w:pPr>
+      <w:rPr>
+        <w:rFonts w:ascii="Courier New" w:hAnsi="Courier New" w:cs="Courier New" w:hint="default"/>
+      </w:rPr>
+    </w:lvl>
+    <w:lvl w:ilvl="2" w:tplc="04190005" w:tentative="1">
+      <w:start w:val="1"/>
+      <w:numFmt w:val="bullet"/>
+      <w:lvlText w:val=""/>
+      <w:lvlJc w:val="left"/>
+      <w:pPr>
+        <w:ind w:left="2869" w:hanging="360"/>
+      </w:pPr>
+      <w:rPr>
+        <w:rFonts w:ascii="Wingdings" w:hAnsi="Wingdings" w:hint="default"/>
+      </w:rPr>
+    </w:lvl>
+    <w:lvl w:ilvl="3" w:tplc="04190001" w:tentative="1">
+      <w:start w:val="1"/>
+      <w:numFmt w:val="bullet"/>
+      <w:lvlText w:val=""/>
+      <w:lvlJc w:val="left"/>
+      <w:pPr>
+        <w:ind w:left="3589" w:hanging="360"/>
+      </w:pPr>
+      <w:rPr>
+        <w:rFonts w:ascii="Symbol" w:hAnsi="Symbol" w:hint="default"/>
+      </w:rPr>
+    </w:lvl>
+    <w:lvl w:ilvl="4" w:tplc="04190003" w:tentative="1">
+      <w:start w:val="1"/>
+      <w:numFmt w:val="bullet"/>
+      <w:lvlText w:val="o"/>
+      <w:lvlJc w:val="left"/>
+      <w:pPr>
+        <w:ind w:left="4309" w:hanging="360"/>
+      </w:pPr>
+      <w:rPr>
+        <w:rFonts w:ascii="Courier New" w:hAnsi="Courier New" w:cs="Courier New" w:hint="default"/>
+      </w:rPr>
+    </w:lvl>
+    <w:lvl w:ilvl="5" w:tplc="04190005" w:tentative="1">
+      <w:start w:val="1"/>
+      <w:numFmt w:val="bullet"/>
+      <w:lvlText w:val=""/>
+      <w:lvlJc w:val="left"/>
+      <w:pPr>
+        <w:ind w:left="5029" w:hanging="360"/>
+      </w:pPr>
+      <w:rPr>
+        <w:rFonts w:ascii="Wingdings" w:hAnsi="Wingdings" w:hint="default"/>
+      </w:rPr>
+    </w:lvl>
+    <w:lvl w:ilvl="6" w:tplc="04190001" w:tentative="1">
+      <w:start w:val="1"/>
+      <w:numFmt w:val="bullet"/>
+      <w:lvlText w:val=""/>
+      <w:lvlJc w:val="left"/>
+      <w:pPr>
+        <w:ind w:left="5749" w:hanging="360"/>
+      </w:pPr>
+      <w:rPr>
+        <w:rFonts w:ascii="Symbol" w:hAnsi="Symbol" w:hint="default"/>
+      </w:rPr>
+    </w:lvl>
+    <w:lvl w:ilvl="7" w:tplc="04190003" w:tentative="1">
+      <w:start w:val="1"/>
+      <w:numFmt w:val="bullet"/>
+      <w:lvlText w:val="o"/>
+      <w:lvlJc w:val="left"/>
+      <w:pPr>
+        <w:ind w:left="6469" w:hanging="360"/>
+      </w:pPr>
+      <w:rPr>
+        <w:rFonts w:ascii="Courier New" w:hAnsi="Courier New" w:cs="Courier New" w:hint="default"/>
+      </w:rPr>
+    </w:lvl>
+    <w:lvl w:ilvl="8" w:tplc="04190005" w:tentative="1">
+      <w:start w:val="1"/>
+      <w:numFmt w:val="bullet"/>
+      <w:lvlText w:val=""/>
+      <w:lvlJc w:val="left"/>
+      <w:pPr>
+        <w:ind w:left="7189" w:hanging="360"/>
+      </w:pPr>
+      <w:rPr>
+        <w:rFonts w:ascii="Wingdings" w:hAnsi="Wingdings" w:hint="default"/>
+      </w:rPr>
+    </w:lvl>
+  </w:abstractNum>
+  <w:abstractNum w:abstractNumId="3" w15:restartNumberingAfterBreak="0">
     <w:nsid w:val="110F1E65"/>
     <w:multiLevelType w:val="multilevel"/>
     <w:tmpl w:val="CB68F45A"/>
@@ -26092,7 +27328,7 @@
       </w:rPr>
     </w:lvl>
   </w:abstractNum>
-  <w:abstractNum w:abstractNumId="2" w15:restartNumberingAfterBreak="0">
+  <w:abstractNum w:abstractNumId="4" w15:restartNumberingAfterBreak="0">
     <w:nsid w:val="1479174E"/>
     <w:multiLevelType w:val="hybridMultilevel"/>
     <w:tmpl w:val="DD36EEA2"/>
@@ -26182,7 +27418,7 @@
       </w:pPr>
     </w:lvl>
   </w:abstractNum>
-  <w:abstractNum w:abstractNumId="3" w15:restartNumberingAfterBreak="0">
+  <w:abstractNum w:abstractNumId="5" w15:restartNumberingAfterBreak="0">
     <w:nsid w:val="194C2FF6"/>
     <w:multiLevelType w:val="hybridMultilevel"/>
     <w:tmpl w:val="204C6E2A"/>
@@ -26272,7 +27508,7 @@
       </w:pPr>
     </w:lvl>
   </w:abstractNum>
-  <w:abstractNum w:abstractNumId="4" w15:restartNumberingAfterBreak="0">
+  <w:abstractNum w:abstractNumId="6" w15:restartNumberingAfterBreak="0">
     <w:nsid w:val="1C2F7648"/>
     <w:multiLevelType w:val="hybridMultilevel"/>
     <w:tmpl w:val="1DF468C0"/>
@@ -26361,7 +27597,7 @@
       </w:pPr>
     </w:lvl>
   </w:abstractNum>
-  <w:abstractNum w:abstractNumId="5" w15:restartNumberingAfterBreak="0">
+  <w:abstractNum w:abstractNumId="7" w15:restartNumberingAfterBreak="0">
     <w:nsid w:val="1E916992"/>
     <w:multiLevelType w:val="hybridMultilevel"/>
     <w:tmpl w:val="1E2ABC2C"/>
@@ -26451,7 +27687,7 @@
       </w:pPr>
     </w:lvl>
   </w:abstractNum>
-  <w:abstractNum w:abstractNumId="6" w15:restartNumberingAfterBreak="0">
+  <w:abstractNum w:abstractNumId="8" w15:restartNumberingAfterBreak="0">
     <w:nsid w:val="22BA79A6"/>
     <w:multiLevelType w:val="hybridMultilevel"/>
     <w:tmpl w:val="557E1CFA"/>
@@ -26565,7 +27801,7 @@
       </w:rPr>
     </w:lvl>
   </w:abstractNum>
-  <w:abstractNum w:abstractNumId="7" w15:restartNumberingAfterBreak="0">
+  <w:abstractNum w:abstractNumId="9" w15:restartNumberingAfterBreak="0">
     <w:nsid w:val="30875AD7"/>
     <w:multiLevelType w:val="hybridMultilevel"/>
     <w:tmpl w:val="D9E00D92"/>
@@ -26655,7 +27891,7 @@
       </w:pPr>
     </w:lvl>
   </w:abstractNum>
-  <w:abstractNum w:abstractNumId="8" w15:restartNumberingAfterBreak="0">
+  <w:abstractNum w:abstractNumId="10" w15:restartNumberingAfterBreak="0">
     <w:nsid w:val="334E77D0"/>
     <w:multiLevelType w:val="multilevel"/>
     <w:tmpl w:val="CB68F45A"/>
@@ -26770,7 +28006,7 @@
       </w:rPr>
     </w:lvl>
   </w:abstractNum>
-  <w:abstractNum w:abstractNumId="9" w15:restartNumberingAfterBreak="0">
+  <w:abstractNum w:abstractNumId="11" w15:restartNumberingAfterBreak="0">
     <w:nsid w:val="3A4C2D28"/>
     <w:multiLevelType w:val="hybridMultilevel"/>
     <w:tmpl w:val="D13A4D62"/>
@@ -26860,7 +28096,7 @@
       </w:pPr>
     </w:lvl>
   </w:abstractNum>
-  <w:abstractNum w:abstractNumId="10" w15:restartNumberingAfterBreak="0">
+  <w:abstractNum w:abstractNumId="12" w15:restartNumberingAfterBreak="0">
     <w:nsid w:val="3AFF047E"/>
     <w:multiLevelType w:val="multilevel"/>
     <w:tmpl w:val="45041F94"/>
@@ -26979,7 +28215,7 @@
       </w:rPr>
     </w:lvl>
   </w:abstractNum>
-  <w:abstractNum w:abstractNumId="11" w15:restartNumberingAfterBreak="0">
+  <w:abstractNum w:abstractNumId="13" w15:restartNumberingAfterBreak="0">
     <w:nsid w:val="3F6B25A6"/>
     <w:multiLevelType w:val="hybridMultilevel"/>
     <w:tmpl w:val="645ED1D4"/>
@@ -27069,7 +28305,7 @@
       </w:pPr>
     </w:lvl>
   </w:abstractNum>
-  <w:abstractNum w:abstractNumId="12" w15:restartNumberingAfterBreak="0">
+  <w:abstractNum w:abstractNumId="14" w15:restartNumberingAfterBreak="0">
     <w:nsid w:val="410653CC"/>
     <w:multiLevelType w:val="hybridMultilevel"/>
     <w:tmpl w:val="C7BE58E6"/>
@@ -27183,7 +28419,7 @@
       </w:rPr>
     </w:lvl>
   </w:abstractNum>
-  <w:abstractNum w:abstractNumId="13" w15:restartNumberingAfterBreak="0">
+  <w:abstractNum w:abstractNumId="15" w15:restartNumberingAfterBreak="0">
     <w:nsid w:val="4F4A0235"/>
     <w:multiLevelType w:val="hybridMultilevel"/>
     <w:tmpl w:val="A882304E"/>
@@ -27273,7 +28509,347 @@
       </w:pPr>
     </w:lvl>
   </w:abstractNum>
-  <w:abstractNum w:abstractNumId="14" w15:restartNumberingAfterBreak="0">
+  <w:abstractNum w:abstractNumId="16" w15:restartNumberingAfterBreak="0">
+    <w:nsid w:val="5CDB1828"/>
+    <w:multiLevelType w:val="hybridMultilevel"/>
+    <w:tmpl w:val="91F625F0"/>
+    <w:lvl w:ilvl="0" w:tplc="B85A05E0">
+      <w:start w:val="1"/>
+      <w:numFmt w:val="decimal"/>
+      <w:suff w:val="space"/>
+      <w:lvlText w:val="%1."/>
+      <w:lvlJc w:val="left"/>
+      <w:pPr>
+        <w:ind w:left="0" w:firstLine="709"/>
+      </w:pPr>
+      <w:rPr>
+        <w:rFonts w:hint="default"/>
+      </w:rPr>
+    </w:lvl>
+    <w:lvl w:ilvl="1" w:tplc="FFFFFFFF" w:tentative="1">
+      <w:start w:val="1"/>
+      <w:numFmt w:val="bullet"/>
+      <w:lvlText w:val="o"/>
+      <w:lvlJc w:val="left"/>
+      <w:pPr>
+        <w:ind w:left="2149" w:hanging="360"/>
+      </w:pPr>
+      <w:rPr>
+        <w:rFonts w:ascii="Courier New" w:hAnsi="Courier New" w:cs="Courier New" w:hint="default"/>
+      </w:rPr>
+    </w:lvl>
+    <w:lvl w:ilvl="2" w:tplc="FFFFFFFF" w:tentative="1">
+      <w:start w:val="1"/>
+      <w:numFmt w:val="bullet"/>
+      <w:lvlText w:val=""/>
+      <w:lvlJc w:val="left"/>
+      <w:pPr>
+        <w:ind w:left="2869" w:hanging="360"/>
+      </w:pPr>
+      <w:rPr>
+        <w:rFonts w:ascii="Wingdings" w:hAnsi="Wingdings" w:hint="default"/>
+      </w:rPr>
+    </w:lvl>
+    <w:lvl w:ilvl="3" w:tplc="FFFFFFFF" w:tentative="1">
+      <w:start w:val="1"/>
+      <w:numFmt w:val="bullet"/>
+      <w:lvlText w:val=""/>
+      <w:lvlJc w:val="left"/>
+      <w:pPr>
+        <w:ind w:left="3589" w:hanging="360"/>
+      </w:pPr>
+      <w:rPr>
+        <w:rFonts w:ascii="Symbol" w:hAnsi="Symbol" w:hint="default"/>
+      </w:rPr>
+    </w:lvl>
+    <w:lvl w:ilvl="4" w:tplc="FFFFFFFF" w:tentative="1">
+      <w:start w:val="1"/>
+      <w:numFmt w:val="bullet"/>
+      <w:lvlText w:val="o"/>
+      <w:lvlJc w:val="left"/>
+      <w:pPr>
+        <w:ind w:left="4309" w:hanging="360"/>
+      </w:pPr>
+      <w:rPr>
+        <w:rFonts w:ascii="Courier New" w:hAnsi="Courier New" w:cs="Courier New" w:hint="default"/>
+      </w:rPr>
+    </w:lvl>
+    <w:lvl w:ilvl="5" w:tplc="FFFFFFFF" w:tentative="1">
+      <w:start w:val="1"/>
+      <w:numFmt w:val="bullet"/>
+      <w:lvlText w:val=""/>
+      <w:lvlJc w:val="left"/>
+      <w:pPr>
+        <w:ind w:left="5029" w:hanging="360"/>
+      </w:pPr>
+      <w:rPr>
+        <w:rFonts w:ascii="Wingdings" w:hAnsi="Wingdings" w:hint="default"/>
+      </w:rPr>
+    </w:lvl>
+    <w:lvl w:ilvl="6" w:tplc="FFFFFFFF" w:tentative="1">
+      <w:start w:val="1"/>
+      <w:numFmt w:val="bullet"/>
+      <w:lvlText w:val=""/>
+      <w:lvlJc w:val="left"/>
+      <w:pPr>
+        <w:ind w:left="5749" w:hanging="360"/>
+      </w:pPr>
+      <w:rPr>
+        <w:rFonts w:ascii="Symbol" w:hAnsi="Symbol" w:hint="default"/>
+      </w:rPr>
+    </w:lvl>
+    <w:lvl w:ilvl="7" w:tplc="FFFFFFFF" w:tentative="1">
+      <w:start w:val="1"/>
+      <w:numFmt w:val="bullet"/>
+      <w:lvlText w:val="o"/>
+      <w:lvlJc w:val="left"/>
+      <w:pPr>
+        <w:ind w:left="6469" w:hanging="360"/>
+      </w:pPr>
+      <w:rPr>
+        <w:rFonts w:ascii="Courier New" w:hAnsi="Courier New" w:cs="Courier New" w:hint="default"/>
+      </w:rPr>
+    </w:lvl>
+    <w:lvl w:ilvl="8" w:tplc="FFFFFFFF" w:tentative="1">
+      <w:start w:val="1"/>
+      <w:numFmt w:val="bullet"/>
+      <w:lvlText w:val=""/>
+      <w:lvlJc w:val="left"/>
+      <w:pPr>
+        <w:ind w:left="7189" w:hanging="360"/>
+      </w:pPr>
+      <w:rPr>
+        <w:rFonts w:ascii="Wingdings" w:hAnsi="Wingdings" w:hint="default"/>
+      </w:rPr>
+    </w:lvl>
+  </w:abstractNum>
+  <w:abstractNum w:abstractNumId="17" w15:restartNumberingAfterBreak="0">
+    <w:nsid w:val="61E964B8"/>
+    <w:multiLevelType w:val="multilevel"/>
+    <w:tmpl w:val="73342314"/>
+    <w:lvl w:ilvl="0">
+      <w:start w:val="1"/>
+      <w:numFmt w:val="decimal"/>
+      <w:lvlText w:val="%1."/>
+      <w:lvlJc w:val="left"/>
+      <w:pPr>
+        <w:tabs>
+          <w:tab w:val="num" w:pos="720"/>
+        </w:tabs>
+        <w:ind w:left="720" w:hanging="360"/>
+      </w:pPr>
+    </w:lvl>
+    <w:lvl w:ilvl="1" w:tentative="1">
+      <w:start w:val="1"/>
+      <w:numFmt w:val="decimal"/>
+      <w:lvlText w:val="%2."/>
+      <w:lvlJc w:val="left"/>
+      <w:pPr>
+        <w:tabs>
+          <w:tab w:val="num" w:pos="1440"/>
+        </w:tabs>
+        <w:ind w:left="1440" w:hanging="360"/>
+      </w:pPr>
+    </w:lvl>
+    <w:lvl w:ilvl="2" w:tentative="1">
+      <w:start w:val="1"/>
+      <w:numFmt w:val="decimal"/>
+      <w:lvlText w:val="%3."/>
+      <w:lvlJc w:val="left"/>
+      <w:pPr>
+        <w:tabs>
+          <w:tab w:val="num" w:pos="2160"/>
+        </w:tabs>
+        <w:ind w:left="2160" w:hanging="360"/>
+      </w:pPr>
+    </w:lvl>
+    <w:lvl w:ilvl="3" w:tentative="1">
+      <w:start w:val="1"/>
+      <w:numFmt w:val="decimal"/>
+      <w:lvlText w:val="%4."/>
+      <w:lvlJc w:val="left"/>
+      <w:pPr>
+        <w:tabs>
+          <w:tab w:val="num" w:pos="2880"/>
+        </w:tabs>
+        <w:ind w:left="2880" w:hanging="360"/>
+      </w:pPr>
+    </w:lvl>
+    <w:lvl w:ilvl="4" w:tentative="1">
+      <w:start w:val="1"/>
+      <w:numFmt w:val="decimal"/>
+      <w:lvlText w:val="%5."/>
+      <w:lvlJc w:val="left"/>
+      <w:pPr>
+        <w:tabs>
+          <w:tab w:val="num" w:pos="3600"/>
+        </w:tabs>
+        <w:ind w:left="3600" w:hanging="360"/>
+      </w:pPr>
+    </w:lvl>
+    <w:lvl w:ilvl="5" w:tentative="1">
+      <w:start w:val="1"/>
+      <w:numFmt w:val="decimal"/>
+      <w:lvlText w:val="%6."/>
+      <w:lvlJc w:val="left"/>
+      <w:pPr>
+        <w:tabs>
+          <w:tab w:val="num" w:pos="4320"/>
+        </w:tabs>
+        <w:ind w:left="4320" w:hanging="360"/>
+      </w:pPr>
+    </w:lvl>
+    <w:lvl w:ilvl="6" w:tentative="1">
+      <w:start w:val="1"/>
+      <w:numFmt w:val="decimal"/>
+      <w:lvlText w:val="%7."/>
+      <w:lvlJc w:val="left"/>
+      <w:pPr>
+        <w:tabs>
+          <w:tab w:val="num" w:pos="5040"/>
+        </w:tabs>
+        <w:ind w:left="5040" w:hanging="360"/>
+      </w:pPr>
+    </w:lvl>
+    <w:lvl w:ilvl="7" w:tentative="1">
+      <w:start w:val="1"/>
+      <w:numFmt w:val="decimal"/>
+      <w:lvlText w:val="%8."/>
+      <w:lvlJc w:val="left"/>
+      <w:pPr>
+        <w:tabs>
+          <w:tab w:val="num" w:pos="5760"/>
+        </w:tabs>
+        <w:ind w:left="5760" w:hanging="360"/>
+      </w:pPr>
+    </w:lvl>
+    <w:lvl w:ilvl="8" w:tentative="1">
+      <w:start w:val="1"/>
+      <w:numFmt w:val="decimal"/>
+      <w:lvlText w:val="%9."/>
+      <w:lvlJc w:val="left"/>
+      <w:pPr>
+        <w:tabs>
+          <w:tab w:val="num" w:pos="6480"/>
+        </w:tabs>
+        <w:ind w:left="6480" w:hanging="360"/>
+      </w:pPr>
+    </w:lvl>
+  </w:abstractNum>
+  <w:abstractNum w:abstractNumId="18" w15:restartNumberingAfterBreak="0">
+    <w:nsid w:val="67FC6BC2"/>
+    <w:multiLevelType w:val="hybridMultilevel"/>
+    <w:tmpl w:val="6D1E9C12"/>
+    <w:lvl w:ilvl="0" w:tplc="04190001">
+      <w:start w:val="1"/>
+      <w:numFmt w:val="bullet"/>
+      <w:lvlText w:val=""/>
+      <w:lvlJc w:val="left"/>
+      <w:pPr>
+        <w:ind w:left="1429" w:hanging="360"/>
+      </w:pPr>
+      <w:rPr>
+        <w:rFonts w:ascii="Symbol" w:hAnsi="Symbol" w:hint="default"/>
+      </w:rPr>
+    </w:lvl>
+    <w:lvl w:ilvl="1" w:tplc="04190003" w:tentative="1">
+      <w:start w:val="1"/>
+      <w:numFmt w:val="bullet"/>
+      <w:lvlText w:val="o"/>
+      <w:lvlJc w:val="left"/>
+      <w:pPr>
+        <w:ind w:left="2149" w:hanging="360"/>
+      </w:pPr>
+      <w:rPr>
+        <w:rFonts w:ascii="Courier New" w:hAnsi="Courier New" w:cs="Courier New" w:hint="default"/>
+      </w:rPr>
+    </w:lvl>
+    <w:lvl w:ilvl="2" w:tplc="04190005" w:tentative="1">
+      <w:start w:val="1"/>
+      <w:numFmt w:val="bullet"/>
+      <w:lvlText w:val=""/>
+      <w:lvlJc w:val="left"/>
+      <w:pPr>
+        <w:ind w:left="2869" w:hanging="360"/>
+      </w:pPr>
+      <w:rPr>
+        <w:rFonts w:ascii="Wingdings" w:hAnsi="Wingdings" w:hint="default"/>
+      </w:rPr>
+    </w:lvl>
+    <w:lvl w:ilvl="3" w:tplc="04190001" w:tentative="1">
+      <w:start w:val="1"/>
+      <w:numFmt w:val="bullet"/>
+      <w:lvlText w:val=""/>
+      <w:lvlJc w:val="left"/>
+      <w:pPr>
+        <w:ind w:left="3589" w:hanging="360"/>
+      </w:pPr>
+      <w:rPr>
+        <w:rFonts w:ascii="Symbol" w:hAnsi="Symbol" w:hint="default"/>
+      </w:rPr>
+    </w:lvl>
+    <w:lvl w:ilvl="4" w:tplc="04190003" w:tentative="1">
+      <w:start w:val="1"/>
+      <w:numFmt w:val="bullet"/>
+      <w:lvlText w:val="o"/>
+      <w:lvlJc w:val="left"/>
+      <w:pPr>
+        <w:ind w:left="4309" w:hanging="360"/>
+      </w:pPr>
+      <w:rPr>
+        <w:rFonts w:ascii="Courier New" w:hAnsi="Courier New" w:cs="Courier New" w:hint="default"/>
+      </w:rPr>
+    </w:lvl>
+    <w:lvl w:ilvl="5" w:tplc="04190005" w:tentative="1">
+      <w:start w:val="1"/>
+      <w:numFmt w:val="bullet"/>
+      <w:lvlText w:val=""/>
+      <w:lvlJc w:val="left"/>
+      <w:pPr>
+        <w:ind w:left="5029" w:hanging="360"/>
+      </w:pPr>
+      <w:rPr>
+        <w:rFonts w:ascii="Wingdings" w:hAnsi="Wingdings" w:hint="default"/>
+      </w:rPr>
+    </w:lvl>
+    <w:lvl w:ilvl="6" w:tplc="04190001" w:tentative="1">
+      <w:start w:val="1"/>
+      <w:numFmt w:val="bullet"/>
+      <w:lvlText w:val=""/>
+      <w:lvlJc w:val="left"/>
+      <w:pPr>
+        <w:ind w:left="5749" w:hanging="360"/>
+      </w:pPr>
+      <w:rPr>
+        <w:rFonts w:ascii="Symbol" w:hAnsi="Symbol" w:hint="default"/>
+      </w:rPr>
+    </w:lvl>
+    <w:lvl w:ilvl="7" w:tplc="04190003" w:tentative="1">
+      <w:start w:val="1"/>
+      <w:numFmt w:val="bullet"/>
+      <w:lvlText w:val="o"/>
+      <w:lvlJc w:val="left"/>
+      <w:pPr>
+        <w:ind w:left="6469" w:hanging="360"/>
+      </w:pPr>
+      <w:rPr>
+        <w:rFonts w:ascii="Courier New" w:hAnsi="Courier New" w:cs="Courier New" w:hint="default"/>
+      </w:rPr>
+    </w:lvl>
+    <w:lvl w:ilvl="8" w:tplc="04190005" w:tentative="1">
+      <w:start w:val="1"/>
+      <w:numFmt w:val="bullet"/>
+      <w:lvlText w:val=""/>
+      <w:lvlJc w:val="left"/>
+      <w:pPr>
+        <w:ind w:left="7189" w:hanging="360"/>
+      </w:pPr>
+      <w:rPr>
+        <w:rFonts w:ascii="Wingdings" w:hAnsi="Wingdings" w:hint="default"/>
+      </w:rPr>
+    </w:lvl>
+  </w:abstractNum>
+  <w:abstractNum w:abstractNumId="19" w15:restartNumberingAfterBreak="0">
     <w:nsid w:val="6A1D1B6E"/>
     <w:multiLevelType w:val="hybridMultilevel"/>
     <w:tmpl w:val="658889BC"/>
@@ -27387,7 +28963,7 @@
       </w:rPr>
     </w:lvl>
   </w:abstractNum>
-  <w:abstractNum w:abstractNumId="15" w15:restartNumberingAfterBreak="0">
+  <w:abstractNum w:abstractNumId="20" w15:restartNumberingAfterBreak="0">
     <w:nsid w:val="6FAC6299"/>
     <w:multiLevelType w:val="hybridMultilevel"/>
     <w:tmpl w:val="F75ABCA2"/>
@@ -27477,7 +29053,7 @@
       </w:pPr>
     </w:lvl>
   </w:abstractNum>
-  <w:abstractNum w:abstractNumId="16" w15:restartNumberingAfterBreak="0">
+  <w:abstractNum w:abstractNumId="21" w15:restartNumberingAfterBreak="0">
     <w:nsid w:val="748A1358"/>
     <w:multiLevelType w:val="hybridMultilevel"/>
     <w:tmpl w:val="117628A4"/>
@@ -27567,7 +29143,97 @@
       </w:pPr>
     </w:lvl>
   </w:abstractNum>
-  <w:abstractNum w:abstractNumId="17" w15:restartNumberingAfterBreak="0">
+  <w:abstractNum w:abstractNumId="22" w15:restartNumberingAfterBreak="0">
+    <w:nsid w:val="769757EB"/>
+    <w:multiLevelType w:val="hybridMultilevel"/>
+    <w:tmpl w:val="8E04B722"/>
+    <w:lvl w:ilvl="0" w:tplc="18D29890">
+      <w:start w:val="1"/>
+      <w:numFmt w:val="decimal"/>
+      <w:suff w:val="space"/>
+      <w:lvlText w:val="%1."/>
+      <w:lvlJc w:val="left"/>
+      <w:pPr>
+        <w:ind w:left="0" w:firstLine="709"/>
+      </w:pPr>
+      <w:rPr>
+        <w:rFonts w:hint="default"/>
+      </w:rPr>
+    </w:lvl>
+    <w:lvl w:ilvl="1" w:tplc="04190019" w:tentative="1">
+      <w:start w:val="1"/>
+      <w:numFmt w:val="lowerLetter"/>
+      <w:lvlText w:val="%2."/>
+      <w:lvlJc w:val="left"/>
+      <w:pPr>
+        <w:ind w:left="2149" w:hanging="360"/>
+      </w:pPr>
+    </w:lvl>
+    <w:lvl w:ilvl="2" w:tplc="0419001B" w:tentative="1">
+      <w:start w:val="1"/>
+      <w:numFmt w:val="lowerRoman"/>
+      <w:lvlText w:val="%3."/>
+      <w:lvlJc w:val="right"/>
+      <w:pPr>
+        <w:ind w:left="2869" w:hanging="180"/>
+      </w:pPr>
+    </w:lvl>
+    <w:lvl w:ilvl="3" w:tplc="0419000F" w:tentative="1">
+      <w:start w:val="1"/>
+      <w:numFmt w:val="decimal"/>
+      <w:lvlText w:val="%4."/>
+      <w:lvlJc w:val="left"/>
+      <w:pPr>
+        <w:ind w:left="3589" w:hanging="360"/>
+      </w:pPr>
+    </w:lvl>
+    <w:lvl w:ilvl="4" w:tplc="04190019" w:tentative="1">
+      <w:start w:val="1"/>
+      <w:numFmt w:val="lowerLetter"/>
+      <w:lvlText w:val="%5."/>
+      <w:lvlJc w:val="left"/>
+      <w:pPr>
+        <w:ind w:left="4309" w:hanging="360"/>
+      </w:pPr>
+    </w:lvl>
+    <w:lvl w:ilvl="5" w:tplc="0419001B" w:tentative="1">
+      <w:start w:val="1"/>
+      <w:numFmt w:val="lowerRoman"/>
+      <w:lvlText w:val="%6."/>
+      <w:lvlJc w:val="right"/>
+      <w:pPr>
+        <w:ind w:left="5029" w:hanging="180"/>
+      </w:pPr>
+    </w:lvl>
+    <w:lvl w:ilvl="6" w:tplc="0419000F" w:tentative="1">
+      <w:start w:val="1"/>
+      <w:numFmt w:val="decimal"/>
+      <w:lvlText w:val="%7."/>
+      <w:lvlJc w:val="left"/>
+      <w:pPr>
+        <w:ind w:left="5749" w:hanging="360"/>
+      </w:pPr>
+    </w:lvl>
+    <w:lvl w:ilvl="7" w:tplc="04190019" w:tentative="1">
+      <w:start w:val="1"/>
+      <w:numFmt w:val="lowerLetter"/>
+      <w:lvlText w:val="%8."/>
+      <w:lvlJc w:val="left"/>
+      <w:pPr>
+        <w:ind w:left="6469" w:hanging="360"/>
+      </w:pPr>
+    </w:lvl>
+    <w:lvl w:ilvl="8" w:tplc="0419001B" w:tentative="1">
+      <w:start w:val="1"/>
+      <w:numFmt w:val="lowerRoman"/>
+      <w:lvlText w:val="%9."/>
+      <w:lvlJc w:val="right"/>
+      <w:pPr>
+        <w:ind w:left="7189" w:hanging="180"/>
+      </w:pPr>
+    </w:lvl>
+  </w:abstractNum>
+  <w:abstractNum w:abstractNumId="23" w15:restartNumberingAfterBreak="0">
     <w:nsid w:val="7B623AF6"/>
     <w:multiLevelType w:val="hybridMultilevel"/>
     <w:tmpl w:val="1192672C"/>
@@ -27660,58 +29326,76 @@
     </w:lvl>
   </w:abstractNum>
   <w:num w:numId="1" w16cid:durableId="2005820513">
+    <w:abstractNumId w:val="12"/>
+  </w:num>
+  <w:num w:numId="2" w16cid:durableId="313414990">
+    <w:abstractNumId w:val="23"/>
+  </w:num>
+  <w:num w:numId="3" w16cid:durableId="1482498981">
     <w:abstractNumId w:val="10"/>
   </w:num>
-  <w:num w:numId="2" w16cid:durableId="313414990">
+  <w:num w:numId="4" w16cid:durableId="1875658386">
+    <w:abstractNumId w:val="3"/>
+  </w:num>
+  <w:num w:numId="5" w16cid:durableId="699941668">
+    <w:abstractNumId w:val="14"/>
+  </w:num>
+  <w:num w:numId="6" w16cid:durableId="1645960929">
+    <w:abstractNumId w:val="6"/>
+  </w:num>
+  <w:num w:numId="7" w16cid:durableId="980428358">
+    <w:abstractNumId w:val="1"/>
+  </w:num>
+  <w:num w:numId="8" w16cid:durableId="252708041">
+    <w:abstractNumId w:val="13"/>
+  </w:num>
+  <w:num w:numId="9" w16cid:durableId="1822115972">
+    <w:abstractNumId w:val="11"/>
+  </w:num>
+  <w:num w:numId="10" w16cid:durableId="431048160">
+    <w:abstractNumId w:val="5"/>
+  </w:num>
+  <w:num w:numId="11" w16cid:durableId="603347482">
+    <w:abstractNumId w:val="7"/>
+  </w:num>
+  <w:num w:numId="12" w16cid:durableId="1878351171">
+    <w:abstractNumId w:val="9"/>
+  </w:num>
+  <w:num w:numId="13" w16cid:durableId="755707663">
+    <w:abstractNumId w:val="8"/>
+  </w:num>
+  <w:num w:numId="14" w16cid:durableId="1615676100">
+    <w:abstractNumId w:val="4"/>
+  </w:num>
+  <w:num w:numId="15" w16cid:durableId="63264641">
+    <w:abstractNumId w:val="19"/>
+  </w:num>
+  <w:num w:numId="16" w16cid:durableId="347945849">
+    <w:abstractNumId w:val="15"/>
+  </w:num>
+  <w:num w:numId="17" w16cid:durableId="123622224">
+    <w:abstractNumId w:val="21"/>
+  </w:num>
+  <w:num w:numId="18" w16cid:durableId="1358655678">
+    <w:abstractNumId w:val="20"/>
+  </w:num>
+  <w:num w:numId="19" w16cid:durableId="1675643614">
+    <w:abstractNumId w:val="18"/>
+  </w:num>
+  <w:num w:numId="20" w16cid:durableId="970598041">
     <w:abstractNumId w:val="17"/>
   </w:num>
-  <w:num w:numId="3" w16cid:durableId="1482498981">
-    <w:abstractNumId w:val="8"/>
+  <w:num w:numId="21" w16cid:durableId="611788265">
+    <w:abstractNumId w:val="2"/>
   </w:num>
-  <w:num w:numId="4" w16cid:durableId="1875658386">
-    <w:abstractNumId w:val="1"/>
+  <w:num w:numId="22" w16cid:durableId="1899583257">
+    <w:abstractNumId w:val="16"/>
   </w:num>
-  <w:num w:numId="5" w16cid:durableId="699941668">
-    <w:abstractNumId w:val="12"/>
-  </w:num>
-  <w:num w:numId="6" w16cid:durableId="1645960929">
-    <w:abstractNumId w:val="4"/>
-  </w:num>
-  <w:num w:numId="7" w16cid:durableId="980428358">
+  <w:num w:numId="23" w16cid:durableId="881600250">
     <w:abstractNumId w:val="0"/>
   </w:num>
-  <w:num w:numId="8" w16cid:durableId="252708041">
-    <w:abstractNumId w:val="11"/>
-  </w:num>
-  <w:num w:numId="9" w16cid:durableId="1822115972">
-    <w:abstractNumId w:val="9"/>
-  </w:num>
-  <w:num w:numId="10" w16cid:durableId="431048160">
-    <w:abstractNumId w:val="3"/>
-  </w:num>
-  <w:num w:numId="11" w16cid:durableId="603347482">
-    <w:abstractNumId w:val="5"/>
-  </w:num>
-  <w:num w:numId="12" w16cid:durableId="1878351171">
-    <w:abstractNumId w:val="7"/>
-  </w:num>
-  <w:num w:numId="13" w16cid:durableId="755707663">
-    <w:abstractNumId w:val="6"/>
-  </w:num>
-  <w:num w:numId="14" w16cid:durableId="1615676100">
-    <w:abstractNumId w:val="2"/>
-  </w:num>
-  <w:num w:numId="15" w16cid:durableId="63264641">
-    <w:abstractNumId w:val="14"/>
-  </w:num>
-  <w:num w:numId="16" w16cid:durableId="347945849">
-    <w:abstractNumId w:val="13"/>
-  </w:num>
-  <w:num w:numId="17" w16cid:durableId="123622224">
-    <w:abstractNumId w:val="16"/>
-  </w:num>
-  <w:num w:numId="18" w16cid:durableId="1358655678">
-    <w:abstractNumId w:val="15"/>
+  <w:num w:numId="24" w16cid:durableId="880558333">
+    <w:abstractNumId w:val="22"/>
   </w:num>
   <w:numIdMacAtCleanup w:val="18"/>
 </w:numbering>

--- a/вкр/практика/Отчет_по_преддипломной_практике_Демьянцев_Виталий_Владиславович_606_22-замеч — копия.docx
+++ b/вкр/практика/Отчет_по_преддипломной_практике_Демьянцев_Виталий_Владиславович_606_22-замеч — копия.docx
@@ -2322,7 +2322,7 @@
             <w:noProof/>
             <w:webHidden/>
           </w:rPr>
-          <w:t>6</w:t>
+          <w:t>5</w:t>
         </w:r>
         <w:r>
           <w:rPr>
@@ -2399,7 +2399,7 @@
             <w:noProof/>
             <w:webHidden/>
           </w:rPr>
-          <w:t>9</w:t>
+          <w:t>8</w:t>
         </w:r>
         <w:r>
           <w:rPr>
@@ -2475,7 +2475,7 @@
             <w:noProof/>
             <w:webHidden/>
           </w:rPr>
-          <w:t>9</w:t>
+          <w:t>8</w:t>
         </w:r>
         <w:r>
           <w:rPr>
@@ -2551,7 +2551,7 @@
             <w:noProof/>
             <w:webHidden/>
           </w:rPr>
-          <w:t>10</w:t>
+          <w:t>9</w:t>
         </w:r>
         <w:r>
           <w:rPr>
@@ -2627,7 +2627,7 @@
             <w:noProof/>
             <w:webHidden/>
           </w:rPr>
-          <w:t>10</w:t>
+          <w:t>9</w:t>
         </w:r>
         <w:r>
           <w:rPr>
@@ -2704,7 +2704,7 @@
             <w:noProof/>
             <w:webHidden/>
           </w:rPr>
-          <w:t>13</w:t>
+          <w:t>12</w:t>
         </w:r>
         <w:r>
           <w:rPr>
@@ -2780,7 +2780,7 @@
             <w:noProof/>
             <w:webHidden/>
           </w:rPr>
-          <w:t>13</w:t>
+          <w:t>12</w:t>
         </w:r>
         <w:r>
           <w:rPr>
@@ -2856,7 +2856,7 @@
             <w:noProof/>
             <w:webHidden/>
           </w:rPr>
-          <w:t>15</w:t>
+          <w:t>14</w:t>
         </w:r>
         <w:r>
           <w:rPr>
@@ -2932,7 +2932,7 @@
             <w:noProof/>
             <w:webHidden/>
           </w:rPr>
-          <w:t>16</w:t>
+          <w:t>15</w:t>
         </w:r>
         <w:r>
           <w:rPr>
@@ -3009,7 +3009,7 @@
             <w:noProof/>
             <w:webHidden/>
           </w:rPr>
-          <w:t>17</w:t>
+          <w:t>16</w:t>
         </w:r>
         <w:r>
           <w:rPr>
@@ -3086,7 +3086,7 @@
             <w:noProof/>
             <w:webHidden/>
           </w:rPr>
-          <w:t>19</w:t>
+          <w:t>18</w:t>
         </w:r>
         <w:r>
           <w:rPr>
@@ -3163,7 +3163,7 @@
             <w:noProof/>
             <w:webHidden/>
           </w:rPr>
-          <w:t>21</w:t>
+          <w:t>20</w:t>
         </w:r>
         <w:r>
           <w:rPr>
@@ -3240,7 +3240,7 @@
             <w:noProof/>
             <w:webHidden/>
           </w:rPr>
-          <w:t>24</w:t>
+          <w:t>23</w:t>
         </w:r>
         <w:r>
           <w:rPr>
@@ -3316,7 +3316,7 @@
             <w:noProof/>
             <w:webHidden/>
           </w:rPr>
-          <w:t>24</w:t>
+          <w:t>23</w:t>
         </w:r>
         <w:r>
           <w:rPr>
@@ -3410,7 +3410,7 @@
             <w:noProof/>
             <w:webHidden/>
           </w:rPr>
-          <w:t>25</w:t>
+          <w:t>24</w:t>
         </w:r>
         <w:r>
           <w:rPr>
@@ -3486,7 +3486,7 @@
             <w:noProof/>
             <w:webHidden/>
           </w:rPr>
-          <w:t>28</w:t>
+          <w:t>27</w:t>
         </w:r>
         <w:r>
           <w:rPr>
@@ -3562,7 +3562,7 @@
             <w:noProof/>
             <w:webHidden/>
           </w:rPr>
-          <w:t>29</w:t>
+          <w:t>28</w:t>
         </w:r>
         <w:r>
           <w:rPr>
@@ -3638,7 +3638,7 @@
             <w:noProof/>
             <w:webHidden/>
           </w:rPr>
-          <w:t>35</w:t>
+          <w:t>34</w:t>
         </w:r>
         <w:r>
           <w:rPr>
@@ -3715,7 +3715,7 @@
             <w:noProof/>
             <w:webHidden/>
           </w:rPr>
-          <w:t>40</w:t>
+          <w:t>39</w:t>
         </w:r>
         <w:r>
           <w:rPr>
@@ -3791,7 +3791,7 @@
             <w:noProof/>
             <w:webHidden/>
           </w:rPr>
-          <w:t>40</w:t>
+          <w:t>39</w:t>
         </w:r>
         <w:r>
           <w:rPr>
@@ -3867,7 +3867,7 @@
             <w:noProof/>
             <w:webHidden/>
           </w:rPr>
-          <w:t>41</w:t>
+          <w:t>40</w:t>
         </w:r>
         <w:r>
           <w:rPr>
@@ -3943,7 +3943,7 @@
             <w:noProof/>
             <w:webHidden/>
           </w:rPr>
-          <w:t>42</w:t>
+          <w:t>41</w:t>
         </w:r>
         <w:r>
           <w:rPr>
@@ -4019,7 +4019,7 @@
             <w:noProof/>
             <w:webHidden/>
           </w:rPr>
-          <w:t>43</w:t>
+          <w:t>42</w:t>
         </w:r>
         <w:r>
           <w:rPr>
@@ -4095,7 +4095,7 @@
             <w:noProof/>
             <w:webHidden/>
           </w:rPr>
-          <w:t>43</w:t>
+          <w:t>42</w:t>
         </w:r>
         <w:r>
           <w:rPr>
@@ -4171,7 +4171,7 @@
             <w:noProof/>
             <w:webHidden/>
           </w:rPr>
-          <w:t>44</w:t>
+          <w:t>43</w:t>
         </w:r>
         <w:r>
           <w:rPr>
@@ -4247,7 +4247,7 @@
             <w:noProof/>
             <w:webHidden/>
           </w:rPr>
-          <w:t>53</w:t>
+          <w:t>52</w:t>
         </w:r>
         <w:r>
           <w:rPr>
@@ -4323,7 +4323,7 @@
             <w:noProof/>
             <w:webHidden/>
           </w:rPr>
-          <w:t>54</w:t>
+          <w:t>53</w:t>
         </w:r>
         <w:r>
           <w:rPr>
@@ -4400,7 +4400,7 @@
             <w:noProof/>
             <w:webHidden/>
           </w:rPr>
-          <w:t>55</w:t>
+          <w:t>54</w:t>
         </w:r>
         <w:r>
           <w:rPr>
@@ -4477,7 +4477,7 @@
             <w:noProof/>
             <w:webHidden/>
           </w:rPr>
-          <w:t>58</w:t>
+          <w:t>57</w:t>
         </w:r>
         <w:r>
           <w:rPr>
@@ -4554,7 +4554,7 @@
             <w:noProof/>
             <w:webHidden/>
           </w:rPr>
-          <w:t>60</w:t>
+          <w:t>59</w:t>
         </w:r>
         <w:r>
           <w:rPr>
@@ -6095,7 +6095,16 @@
         <w:rPr>
           <w:highlight w:val="yellow"/>
         </w:rPr>
-        <w:t xml:space="preserve">. </w:t>
+        <w:t xml:space="preserve"> </w:t>
+      </w:r>
+      <w:r>
+        <w:t>-</w:t>
+      </w:r>
+      <w:r>
+        <w:rPr>
+          <w:highlight w:val="yellow"/>
+        </w:rPr>
+        <w:t xml:space="preserve"> </w:t>
       </w:r>
       <w:r>
         <w:rPr>
@@ -6651,7 +6660,13 @@
         <w:fldChar w:fldCharType="end"/>
       </w:r>
       <w:r>
-        <w:t xml:space="preserve">. </w:t>
+        <w:t xml:space="preserve"> </w:t>
+      </w:r>
+      <w:r>
+        <w:t>-</w:t>
+      </w:r>
+      <w:r>
+        <w:t xml:space="preserve"> </w:t>
       </w:r>
       <w:r>
         <w:t>Сравнение систем по эксплуатационным и нормативным характеристикам</w:t>
@@ -9663,7 +9678,27 @@
           <w:iCs w:val="0"/>
           <w:szCs w:val="28"/>
         </w:rPr>
-        <w:t xml:space="preserve"> – </w:t>
+        <w:t xml:space="preserve"> </w:t>
+      </w:r>
+      <w:r>
+        <w:rPr>
+          <w:rStyle w:val="ae"/>
+          <w:rFonts w:asciiTheme="majorHAnsi" w:eastAsia="Microsoft YaHei" w:hAnsiTheme="majorHAnsi" w:cstheme="majorHAnsi"/>
+          <w:i w:val="0"/>
+          <w:iCs w:val="0"/>
+          <w:szCs w:val="28"/>
+        </w:rPr>
+        <w:t>-</w:t>
+      </w:r>
+      <w:r>
+        <w:rPr>
+          <w:rStyle w:val="ae"/>
+          <w:rFonts w:asciiTheme="majorHAnsi" w:eastAsia="Microsoft YaHei" w:hAnsiTheme="majorHAnsi" w:cstheme="majorHAnsi"/>
+          <w:i w:val="0"/>
+          <w:iCs w:val="0"/>
+          <w:szCs w:val="28"/>
+        </w:rPr>
+        <w:t xml:space="preserve"> </w:t>
       </w:r>
       <w:bookmarkEnd w:id="35"/>
       <w:r>
@@ -10583,7 +10618,25 @@
           <w:i w:val="0"/>
           <w:iCs w:val="0"/>
         </w:rPr>
-        <w:t xml:space="preserve"> – </w:t>
+        <w:t xml:space="preserve"> </w:t>
+      </w:r>
+      <w:r>
+        <w:rPr>
+          <w:rStyle w:val="ae"/>
+          <w:rFonts w:eastAsia="Microsoft YaHei"/>
+          <w:i w:val="0"/>
+          <w:iCs w:val="0"/>
+        </w:rPr>
+        <w:t>-</w:t>
+      </w:r>
+      <w:r>
+        <w:rPr>
+          <w:rStyle w:val="ae"/>
+          <w:rFonts w:eastAsia="Microsoft YaHei"/>
+          <w:i w:val="0"/>
+          <w:iCs w:val="0"/>
+        </w:rPr>
+        <w:t xml:space="preserve"> </w:t>
       </w:r>
       <w:commentRangeStart w:id="36"/>
       <w:r>
@@ -11390,7 +11443,25 @@
           <w:i w:val="0"/>
           <w:iCs w:val="0"/>
         </w:rPr>
-        <w:t xml:space="preserve"> – </w:t>
+        <w:t xml:space="preserve"> </w:t>
+      </w:r>
+      <w:r>
+        <w:rPr>
+          <w:rStyle w:val="ae"/>
+          <w:rFonts w:eastAsia="Microsoft YaHei"/>
+          <w:i w:val="0"/>
+          <w:iCs w:val="0"/>
+        </w:rPr>
+        <w:t>-</w:t>
+      </w:r>
+      <w:r>
+        <w:rPr>
+          <w:rStyle w:val="ae"/>
+          <w:rFonts w:eastAsia="Microsoft YaHei"/>
+          <w:i w:val="0"/>
+          <w:iCs w:val="0"/>
+        </w:rPr>
+        <w:t xml:space="preserve"> </w:t>
       </w:r>
       <w:r>
         <w:rPr>
@@ -12349,7 +12420,25 @@
           <w:i w:val="0"/>
           <w:iCs w:val="0"/>
         </w:rPr>
-        <w:t xml:space="preserve"> – </w:t>
+        <w:t xml:space="preserve"> </w:t>
+      </w:r>
+      <w:r>
+        <w:rPr>
+          <w:rStyle w:val="ae"/>
+          <w:rFonts w:eastAsia="Microsoft YaHei"/>
+          <w:i w:val="0"/>
+          <w:iCs w:val="0"/>
+        </w:rPr>
+        <w:t>-</w:t>
+      </w:r>
+      <w:r>
+        <w:rPr>
+          <w:rStyle w:val="ae"/>
+          <w:rFonts w:eastAsia="Microsoft YaHei"/>
+          <w:i w:val="0"/>
+          <w:iCs w:val="0"/>
+        </w:rPr>
+        <w:t xml:space="preserve"> </w:t>
       </w:r>
       <w:commentRangeStart w:id="37"/>
       <w:r>
@@ -13398,7 +13487,25 @@
           <w:i w:val="0"/>
           <w:iCs w:val="0"/>
         </w:rPr>
-        <w:t xml:space="preserve"> – </w:t>
+        <w:t xml:space="preserve"> </w:t>
+      </w:r>
+      <w:r>
+        <w:rPr>
+          <w:rStyle w:val="ae"/>
+          <w:rFonts w:eastAsia="Microsoft YaHei"/>
+          <w:i w:val="0"/>
+          <w:iCs w:val="0"/>
+        </w:rPr>
+        <w:t>-</w:t>
+      </w:r>
+      <w:r>
+        <w:rPr>
+          <w:rStyle w:val="ae"/>
+          <w:rFonts w:eastAsia="Microsoft YaHei"/>
+          <w:i w:val="0"/>
+          <w:iCs w:val="0"/>
+        </w:rPr>
+        <w:t xml:space="preserve"> </w:t>
       </w:r>
       <w:r>
         <w:rPr>
@@ -14307,7 +14414,25 @@
           <w:i w:val="0"/>
           <w:iCs w:val="0"/>
         </w:rPr>
-        <w:t xml:space="preserve"> – </w:t>
+        <w:t xml:space="preserve"> </w:t>
+      </w:r>
+      <w:r>
+        <w:rPr>
+          <w:rStyle w:val="ae"/>
+          <w:rFonts w:eastAsia="Microsoft YaHei"/>
+          <w:i w:val="0"/>
+          <w:iCs w:val="0"/>
+        </w:rPr>
+        <w:t>-</w:t>
+      </w:r>
+      <w:r>
+        <w:rPr>
+          <w:rStyle w:val="ae"/>
+          <w:rFonts w:eastAsia="Microsoft YaHei"/>
+          <w:i w:val="0"/>
+          <w:iCs w:val="0"/>
+        </w:rPr>
+        <w:t xml:space="preserve"> </w:t>
       </w:r>
       <w:r>
         <w:rPr>
@@ -15202,7 +15327,27 @@
           <w:bCs w:val="0"/>
           <w:color w:val="000000"/>
         </w:rPr>
-        <w:t xml:space="preserve"> – Описание сущности Событие встречи</w:t>
+        <w:t xml:space="preserve"> </w:t>
+      </w:r>
+      <w:r>
+        <w:rPr>
+          <w:rStyle w:val="aff2"/>
+          <w:rFonts w:eastAsia="Microsoft YaHei"/>
+          <w:b w:val="0"/>
+          <w:bCs w:val="0"/>
+          <w:color w:val="000000"/>
+        </w:rPr>
+        <w:t>-</w:t>
+      </w:r>
+      <w:r>
+        <w:rPr>
+          <w:rStyle w:val="aff2"/>
+          <w:rFonts w:eastAsia="Microsoft YaHei"/>
+          <w:b w:val="0"/>
+          <w:bCs w:val="0"/>
+          <w:color w:val="000000"/>
+        </w:rPr>
+        <w:t xml:space="preserve"> Описание сущности Событие встречи</w:t>
       </w:r>
     </w:p>
     <w:tbl>
@@ -15891,7 +16036,27 @@
           <w:iCs w:val="0"/>
           <w:szCs w:val="28"/>
         </w:rPr>
-        <w:t xml:space="preserve"> – </w:t>
+        <w:t xml:space="preserve"> </w:t>
+      </w:r>
+      <w:r>
+        <w:rPr>
+          <w:rStyle w:val="ae"/>
+          <w:rFonts w:asciiTheme="majorHAnsi" w:eastAsia="Microsoft YaHei" w:hAnsiTheme="majorHAnsi" w:cstheme="majorHAnsi"/>
+          <w:i w:val="0"/>
+          <w:iCs w:val="0"/>
+          <w:szCs w:val="28"/>
+        </w:rPr>
+        <w:t>-</w:t>
+      </w:r>
+      <w:r>
+        <w:rPr>
+          <w:rStyle w:val="ae"/>
+          <w:rFonts w:asciiTheme="majorHAnsi" w:eastAsia="Microsoft YaHei" w:hAnsiTheme="majorHAnsi" w:cstheme="majorHAnsi"/>
+          <w:i w:val="0"/>
+          <w:iCs w:val="0"/>
+          <w:szCs w:val="28"/>
+        </w:rPr>
+        <w:t xml:space="preserve"> </w:t>
       </w:r>
       <w:r>
         <w:rPr>
@@ -16696,7 +16861,26 @@
           <w:iCs w:val="0"/>
           <w:highlight w:val="yellow"/>
         </w:rPr>
-        <w:t xml:space="preserve"> – Описание сущности Сообщение чата</w:t>
+        <w:t xml:space="preserve"> </w:t>
+      </w:r>
+      <w:r>
+        <w:rPr>
+          <w:rStyle w:val="ae"/>
+          <w:rFonts w:eastAsia="Microsoft YaHei"/>
+          <w:i w:val="0"/>
+          <w:iCs w:val="0"/>
+        </w:rPr>
+        <w:t>-</w:t>
+      </w:r>
+      <w:r>
+        <w:rPr>
+          <w:rStyle w:val="ae"/>
+          <w:rFonts w:eastAsia="Microsoft YaHei"/>
+          <w:i w:val="0"/>
+          <w:iCs w:val="0"/>
+          <w:highlight w:val="yellow"/>
+        </w:rPr>
+        <w:t xml:space="preserve"> Описание сущности Сообщение чата</w:t>
       </w:r>
     </w:p>
     <w:tbl>
@@ -18490,7 +18674,6 @@
           <w:color w:val="000000"/>
           <w:highlight w:val="yellow"/>
         </w:rPr>
-        <w:lastRenderedPageBreak/>
         <w:t>Журнал аутентификации:</w:t>
       </w:r>
     </w:p>
@@ -18542,6 +18725,7 @@
           <w:color w:val="000000"/>
           <w:highlight w:val="yellow"/>
         </w:rPr>
+        <w:lastRenderedPageBreak/>
         <w:t>ID пользователя</w:t>
       </w:r>
       <w:r>
@@ -19291,7 +19475,6 @@
           <w:color w:val="000000"/>
           <w:highlight w:val="yellow"/>
         </w:rPr>
-        <w:lastRenderedPageBreak/>
         <w:t>Идентификатор трассировки</w:t>
       </w:r>
       <w:r>
@@ -19390,6 +19573,7 @@
           <w:bCs w:val="0"/>
           <w:highlight w:val="yellow"/>
         </w:rPr>
+        <w:lastRenderedPageBreak/>
         <w:t>Идентификатор (первичный ключ) – уникальный идентификатор записи;</w:t>
       </w:r>
     </w:p>
@@ -19976,7 +20160,6 @@
           <w:rFonts w:eastAsia="Microsoft YaHei"/>
           <w:highlight w:val="yellow"/>
         </w:rPr>
-        <w:lastRenderedPageBreak/>
         <w:t xml:space="preserve">Пользователь системы → Сеанс </w:t>
       </w:r>
       <w:proofErr w:type="spellStart"/>
@@ -20029,6 +20212,7 @@
           <w:rFonts w:eastAsia="Microsoft YaHei"/>
           <w:highlight w:val="yellow"/>
         </w:rPr>
+        <w:lastRenderedPageBreak/>
         <w:t xml:space="preserve">Сеанс </w:t>
       </w:r>
       <w:proofErr w:type="spellStart"/>
@@ -21053,11 +21237,11 @@
       </w:r>
       <w:proofErr w:type="spellEnd"/>
       <w:r>
-        <w:t xml:space="preserve">: вместо отправки изолированных фрагментов система формирует непрерывный </w:t>
+        <w:t xml:space="preserve">: вместо отправки изолированных фрагментов система формирует непрерывный буфер, содержащий инициализирующий сегмент и последующие кластеры. Буфер кодируется в </w:t>
       </w:r>
       <w:r>
         <w:lastRenderedPageBreak/>
-        <w:t xml:space="preserve">буфер, содержащий инициализирующий сегмент и последующие кластеры. Буфер кодируется в Base64 и отправляется по </w:t>
+        <w:t xml:space="preserve">Base64 и отправляется по </w:t>
       </w:r>
       <w:proofErr w:type="spellStart"/>
       <w:r>
@@ -24296,11 +24480,11 @@
         <w:contextualSpacing/>
       </w:pPr>
       <w:r>
-        <w:t xml:space="preserve">Доступ к отчёту реализуется через REST-запрос. Запрос проверяет роль пользователя: организатор получает полную агрегацию, участник – </w:t>
+        <w:t xml:space="preserve">Доступ к отчёту реализуется через REST-запрос. Запрос проверяет роль пользователя: организатор получает полную агрегацию, участник – ограниченный набор данных. Структура отчёта включает сводку по встрече, </w:t>
       </w:r>
       <w:r>
         <w:lastRenderedPageBreak/>
-        <w:t>ограниченный набор данных. Структура отчёта включает сводку по встрече, карточки участников, временные шкалы, сводку по трекингу лиц и другие блоки, расширяемые по мере развития модулей ИИ.</w:t>
+        <w:t>карточки участников, временные шкалы, сводку по трекингу лиц и другие блоки, расширяемые по мере развития модулей ИИ.</w:t>
       </w:r>
     </w:p>
     <w:p>
@@ -26641,8 +26825,13 @@
         <w:annotationRef/>
       </w:r>
       <w:r>
-        <w:t>и тут..</w:t>
-      </w:r>
+        <w:t xml:space="preserve">и </w:t>
+      </w:r>
+      <w:proofErr w:type="gramStart"/>
+      <w:r>
+        <w:t>тут..</w:t>
+      </w:r>
+      <w:proofErr w:type="gramEnd"/>
     </w:p>
   </w:comment>
   <w:comment w:id="18" w:author="Бурдыко Татьяна Геннадьевна" w:date="2026-05-14T14:09:00Z" w:initials="БТГ">
@@ -26675,9 +26864,11 @@
       <w:r>
         <w:t xml:space="preserve">Ниже где? Надо сослаться на </w:t>
       </w:r>
+      <w:proofErr w:type="gramStart"/>
       <w:r>
         <w:t>рисунок..</w:t>
       </w:r>
+      <w:proofErr w:type="gramEnd"/>
     </w:p>
   </w:comment>
   <w:comment w:id="26" w:author="Бурдыко Татьяна Геннадьевна" w:date="2026-05-14T14:11:00Z" w:initials="БТГ">
@@ -26694,9 +26885,11 @@
       <w:r>
         <w:t xml:space="preserve">Сверху одно, в названии </w:t>
       </w:r>
+      <w:proofErr w:type="gramStart"/>
       <w:r>
         <w:t>другое..</w:t>
       </w:r>
+      <w:proofErr w:type="gramEnd"/>
     </w:p>
   </w:comment>
   <w:comment w:id="28" w:author="Бурдыко Татьяна Геннадьевна" w:date="2026-05-14T14:10:00Z" w:initials="БТГ">
@@ -28308,10 +28501,11 @@
   <w:abstractNum w:abstractNumId="14" w15:restartNumberingAfterBreak="0">
     <w:nsid w:val="410653CC"/>
     <w:multiLevelType w:val="hybridMultilevel"/>
-    <w:tmpl w:val="C7BE58E6"/>
-    <w:lvl w:ilvl="0" w:tplc="E3DE5EC4">
+    <w:tmpl w:val="32820726"/>
+    <w:lvl w:ilvl="0" w:tplc="82A8C646">
       <w:start w:val="1"/>
       <w:numFmt w:val="bullet"/>
+      <w:suff w:val="space"/>
       <w:lvlText w:val=""/>
       <w:lvlJc w:val="left"/>
       <w:pPr>

--- a/вкр/практика/Отчет_по_преддипломной_практике_Демьянцев_Виталий_Владиславович_606_22-замеч — копия.docx
+++ b/вкр/практика/Отчет_по_преддипломной_практике_Демьянцев_Виталий_Владиславович_606_22-замеч — копия.docx
@@ -2273,7 +2273,7 @@
       <w:r>
         <w:fldChar w:fldCharType="separate"/>
       </w:r>
-      <w:hyperlink w:anchor="_Toc229770476" w:history="1">
+      <w:hyperlink w:anchor="_Toc229771671" w:history="1">
         <w:r>
           <w:rPr>
             <w:rStyle w:val="afb"/>
@@ -2302,7 +2302,7 @@
             <w:noProof/>
             <w:webHidden/>
           </w:rPr>
-          <w:instrText xml:space="preserve"> PAGEREF _Toc229770476 \h </w:instrText>
+          <w:instrText xml:space="preserve"> PAGEREF _Toc229771671 \h </w:instrText>
         </w:r>
         <w:r>
           <w:rPr>
@@ -2322,7 +2322,7 @@
             <w:noProof/>
             <w:webHidden/>
           </w:rPr>
-          <w:t>5</w:t>
+          <w:t>6</w:t>
         </w:r>
         <w:r>
           <w:rPr>
@@ -2350,7 +2350,7 @@
           <w14:ligatures w14:val="standardContextual"/>
         </w:rPr>
       </w:pPr>
-      <w:hyperlink w:anchor="_Toc229770477" w:history="1">
+      <w:hyperlink w:anchor="_Toc229771672" w:history="1">
         <w:r>
           <w:rPr>
             <w:rStyle w:val="afb"/>
@@ -2379,159 +2379,7 @@
             <w:noProof/>
             <w:webHidden/>
           </w:rPr>
-          <w:instrText xml:space="preserve"> PAGEREF _Toc229770477 \h </w:instrText>
-        </w:r>
-        <w:r>
-          <w:rPr>
-            <w:noProof/>
-            <w:webHidden/>
-          </w:rPr>
-        </w:r>
-        <w:r>
-          <w:rPr>
-            <w:noProof/>
-            <w:webHidden/>
-          </w:rPr>
-          <w:fldChar w:fldCharType="separate"/>
-        </w:r>
-        <w:r>
-          <w:rPr>
-            <w:noProof/>
-            <w:webHidden/>
-          </w:rPr>
-          <w:t>8</w:t>
-        </w:r>
-        <w:r>
-          <w:rPr>
-            <w:noProof/>
-            <w:webHidden/>
-          </w:rPr>
-          <w:fldChar w:fldCharType="end"/>
-        </w:r>
-      </w:hyperlink>
-    </w:p>
-    <w:p>
-      <w:pPr>
-        <w:pStyle w:val="24"/>
-        <w:tabs>
-          <w:tab w:val="right" w:leader="dot" w:pos="9345"/>
-        </w:tabs>
-        <w:spacing w:line="259" w:lineRule="auto"/>
-        <w:ind w:firstLine="0"/>
-        <w:rPr>
-          <w:rFonts w:asciiTheme="minorHAnsi" w:eastAsiaTheme="minorEastAsia" w:hAnsiTheme="minorHAnsi" w:cstheme="minorBidi"/>
-          <w:noProof/>
-          <w:kern w:val="2"/>
-          <w:sz w:val="24"/>
-          <w:szCs w:val="24"/>
-          <w14:ligatures w14:val="standardContextual"/>
-        </w:rPr>
-      </w:pPr>
-      <w:hyperlink w:anchor="_Toc229770478" w:history="1">
-        <w:r>
-          <w:rPr>
-            <w:rStyle w:val="afb"/>
-            <w:rFonts w:eastAsia="Arial"/>
-            <w:noProof/>
-          </w:rPr>
-          <w:t>1.1. Эмоции человека и их роль в HR</w:t>
-        </w:r>
-        <w:r>
-          <w:rPr>
-            <w:noProof/>
-            <w:webHidden/>
-          </w:rPr>
-          <w:tab/>
-        </w:r>
-        <w:r>
-          <w:rPr>
-            <w:noProof/>
-            <w:webHidden/>
-          </w:rPr>
-          <w:fldChar w:fldCharType="begin"/>
-        </w:r>
-        <w:r>
-          <w:rPr>
-            <w:noProof/>
-            <w:webHidden/>
-          </w:rPr>
-          <w:instrText xml:space="preserve"> PAGEREF _Toc229770478 \h </w:instrText>
-        </w:r>
-        <w:r>
-          <w:rPr>
-            <w:noProof/>
-            <w:webHidden/>
-          </w:rPr>
-        </w:r>
-        <w:r>
-          <w:rPr>
-            <w:noProof/>
-            <w:webHidden/>
-          </w:rPr>
-          <w:fldChar w:fldCharType="separate"/>
-        </w:r>
-        <w:r>
-          <w:rPr>
-            <w:noProof/>
-            <w:webHidden/>
-          </w:rPr>
-          <w:t>8</w:t>
-        </w:r>
-        <w:r>
-          <w:rPr>
-            <w:noProof/>
-            <w:webHidden/>
-          </w:rPr>
-          <w:fldChar w:fldCharType="end"/>
-        </w:r>
-      </w:hyperlink>
-    </w:p>
-    <w:p>
-      <w:pPr>
-        <w:pStyle w:val="24"/>
-        <w:tabs>
-          <w:tab w:val="right" w:leader="dot" w:pos="9345"/>
-        </w:tabs>
-        <w:spacing w:line="259" w:lineRule="auto"/>
-        <w:ind w:firstLine="0"/>
-        <w:rPr>
-          <w:rFonts w:asciiTheme="minorHAnsi" w:eastAsiaTheme="minorEastAsia" w:hAnsiTheme="minorHAnsi" w:cstheme="minorBidi"/>
-          <w:noProof/>
-          <w:kern w:val="2"/>
-          <w:sz w:val="24"/>
-          <w:szCs w:val="24"/>
-          <w14:ligatures w14:val="standardContextual"/>
-        </w:rPr>
-      </w:pPr>
-      <w:hyperlink w:anchor="_Toc229770479" w:history="1">
-        <w:r>
-          <w:rPr>
-            <w:rStyle w:val="afb"/>
-            <w:rFonts w:eastAsia="Arial"/>
-            <w:noProof/>
-          </w:rPr>
-          <w:t>1.2. Технологи мультимодального анализа</w:t>
-        </w:r>
-        <w:r>
-          <w:rPr>
-            <w:noProof/>
-            <w:webHidden/>
-          </w:rPr>
-          <w:tab/>
-        </w:r>
-        <w:r>
-          <w:rPr>
-            <w:noProof/>
-            <w:webHidden/>
-          </w:rPr>
-          <w:fldChar w:fldCharType="begin"/>
-        </w:r>
-        <w:r>
-          <w:rPr>
-            <w:noProof/>
-            <w:webHidden/>
-          </w:rPr>
-          <w:instrText xml:space="preserve"> PAGEREF _Toc229770479 \h </w:instrText>
+          <w:instrText xml:space="preserve"> PAGEREF _Toc229771672 \h </w:instrText>
         </w:r>
         <w:r>
           <w:rPr>
@@ -2579,14 +2427,14 @@
           <w14:ligatures w14:val="standardContextual"/>
         </w:rPr>
       </w:pPr>
-      <w:hyperlink w:anchor="_Toc229770480" w:history="1">
+      <w:hyperlink w:anchor="_Toc229771673" w:history="1">
         <w:r>
           <w:rPr>
             <w:rStyle w:val="afb"/>
             <w:rFonts w:eastAsia="Arial"/>
             <w:noProof/>
           </w:rPr>
-          <w:t>1.3. Анализ существующего бизнес-процесса оценки персонала</w:t>
+          <w:t>1.1. Эмоции человека и их роль в HR</w:t>
         </w:r>
         <w:r>
           <w:rPr>
@@ -2607,7 +2455,7 @@
             <w:noProof/>
             <w:webHidden/>
           </w:rPr>
-          <w:instrText xml:space="preserve"> PAGEREF _Toc229770480 \h </w:instrText>
+          <w:instrText xml:space="preserve"> PAGEREF _Toc229771673 \h </w:instrText>
         </w:r>
         <w:r>
           <w:rPr>
@@ -2640,6 +2488,158 @@
     </w:p>
     <w:p>
       <w:pPr>
+        <w:pStyle w:val="24"/>
+        <w:tabs>
+          <w:tab w:val="right" w:leader="dot" w:pos="9345"/>
+        </w:tabs>
+        <w:spacing w:line="259" w:lineRule="auto"/>
+        <w:ind w:firstLine="0"/>
+        <w:rPr>
+          <w:rFonts w:asciiTheme="minorHAnsi" w:eastAsiaTheme="minorEastAsia" w:hAnsiTheme="minorHAnsi" w:cstheme="minorBidi"/>
+          <w:noProof/>
+          <w:kern w:val="2"/>
+          <w:sz w:val="24"/>
+          <w:szCs w:val="24"/>
+          <w14:ligatures w14:val="standardContextual"/>
+        </w:rPr>
+      </w:pPr>
+      <w:hyperlink w:anchor="_Toc229771674" w:history="1">
+        <w:r>
+          <w:rPr>
+            <w:rStyle w:val="afb"/>
+            <w:rFonts w:eastAsia="Arial"/>
+            <w:noProof/>
+          </w:rPr>
+          <w:t>1.2. Технологи мультимодального анализа</w:t>
+        </w:r>
+        <w:r>
+          <w:rPr>
+            <w:noProof/>
+            <w:webHidden/>
+          </w:rPr>
+          <w:tab/>
+        </w:r>
+        <w:r>
+          <w:rPr>
+            <w:noProof/>
+            <w:webHidden/>
+          </w:rPr>
+          <w:fldChar w:fldCharType="begin"/>
+        </w:r>
+        <w:r>
+          <w:rPr>
+            <w:noProof/>
+            <w:webHidden/>
+          </w:rPr>
+          <w:instrText xml:space="preserve"> PAGEREF _Toc229771674 \h </w:instrText>
+        </w:r>
+        <w:r>
+          <w:rPr>
+            <w:noProof/>
+            <w:webHidden/>
+          </w:rPr>
+        </w:r>
+        <w:r>
+          <w:rPr>
+            <w:noProof/>
+            <w:webHidden/>
+          </w:rPr>
+          <w:fldChar w:fldCharType="separate"/>
+        </w:r>
+        <w:r>
+          <w:rPr>
+            <w:noProof/>
+            <w:webHidden/>
+          </w:rPr>
+          <w:t>10</w:t>
+        </w:r>
+        <w:r>
+          <w:rPr>
+            <w:noProof/>
+            <w:webHidden/>
+          </w:rPr>
+          <w:fldChar w:fldCharType="end"/>
+        </w:r>
+      </w:hyperlink>
+    </w:p>
+    <w:p>
+      <w:pPr>
+        <w:pStyle w:val="24"/>
+        <w:tabs>
+          <w:tab w:val="right" w:leader="dot" w:pos="9345"/>
+        </w:tabs>
+        <w:spacing w:line="259" w:lineRule="auto"/>
+        <w:ind w:firstLine="0"/>
+        <w:rPr>
+          <w:rFonts w:asciiTheme="minorHAnsi" w:eastAsiaTheme="minorEastAsia" w:hAnsiTheme="minorHAnsi" w:cstheme="minorBidi"/>
+          <w:noProof/>
+          <w:kern w:val="2"/>
+          <w:sz w:val="24"/>
+          <w:szCs w:val="24"/>
+          <w14:ligatures w14:val="standardContextual"/>
+        </w:rPr>
+      </w:pPr>
+      <w:hyperlink w:anchor="_Toc229771675" w:history="1">
+        <w:r>
+          <w:rPr>
+            <w:rStyle w:val="afb"/>
+            <w:rFonts w:eastAsia="Arial"/>
+            <w:noProof/>
+          </w:rPr>
+          <w:t>1.3. Анализ существующего бизнес-процесса оценки персонала</w:t>
+        </w:r>
+        <w:r>
+          <w:rPr>
+            <w:noProof/>
+            <w:webHidden/>
+          </w:rPr>
+          <w:tab/>
+        </w:r>
+        <w:r>
+          <w:rPr>
+            <w:noProof/>
+            <w:webHidden/>
+          </w:rPr>
+          <w:fldChar w:fldCharType="begin"/>
+        </w:r>
+        <w:r>
+          <w:rPr>
+            <w:noProof/>
+            <w:webHidden/>
+          </w:rPr>
+          <w:instrText xml:space="preserve"> PAGEREF _Toc229771675 \h </w:instrText>
+        </w:r>
+        <w:r>
+          <w:rPr>
+            <w:noProof/>
+            <w:webHidden/>
+          </w:rPr>
+        </w:r>
+        <w:r>
+          <w:rPr>
+            <w:noProof/>
+            <w:webHidden/>
+          </w:rPr>
+          <w:fldChar w:fldCharType="separate"/>
+        </w:r>
+        <w:r>
+          <w:rPr>
+            <w:noProof/>
+            <w:webHidden/>
+          </w:rPr>
+          <w:t>10</w:t>
+        </w:r>
+        <w:r>
+          <w:rPr>
+            <w:noProof/>
+            <w:webHidden/>
+          </w:rPr>
+          <w:fldChar w:fldCharType="end"/>
+        </w:r>
+      </w:hyperlink>
+    </w:p>
+    <w:p>
+      <w:pPr>
         <w:pStyle w:val="12"/>
         <w:tabs>
           <w:tab w:val="right" w:leader="dot" w:pos="9345"/>
@@ -2655,7 +2655,7 @@
           <w14:ligatures w14:val="standardContextual"/>
         </w:rPr>
       </w:pPr>
-      <w:hyperlink w:anchor="_Toc229770481" w:history="1">
+      <w:hyperlink w:anchor="_Toc229771676" w:history="1">
         <w:r>
           <w:rPr>
             <w:rStyle w:val="afb"/>
@@ -2684,7 +2684,7 @@
             <w:noProof/>
             <w:webHidden/>
           </w:rPr>
-          <w:instrText xml:space="preserve"> PAGEREF _Toc229770481 \h </w:instrText>
+          <w:instrText xml:space="preserve"> PAGEREF _Toc229771676 \h </w:instrText>
         </w:r>
         <w:r>
           <w:rPr>
@@ -2704,7 +2704,7 @@
             <w:noProof/>
             <w:webHidden/>
           </w:rPr>
-          <w:t>12</w:t>
+          <w:t>13</w:t>
         </w:r>
         <w:r>
           <w:rPr>
@@ -2732,7 +2732,7 @@
           <w14:ligatures w14:val="standardContextual"/>
         </w:rPr>
       </w:pPr>
-      <w:hyperlink w:anchor="_Toc229770482" w:history="1">
+      <w:hyperlink w:anchor="_Toc229771677" w:history="1">
         <w:r>
           <w:rPr>
             <w:rStyle w:val="afb"/>
@@ -2760,7 +2760,7 @@
             <w:noProof/>
             <w:webHidden/>
           </w:rPr>
-          <w:instrText xml:space="preserve"> PAGEREF _Toc229770482 \h </w:instrText>
+          <w:instrText xml:space="preserve"> PAGEREF _Toc229771677 \h </w:instrText>
         </w:r>
         <w:r>
           <w:rPr>
@@ -2780,7 +2780,7 @@
             <w:noProof/>
             <w:webHidden/>
           </w:rPr>
-          <w:t>12</w:t>
+          <w:t>13</w:t>
         </w:r>
         <w:r>
           <w:rPr>
@@ -2808,7 +2808,7 @@
           <w14:ligatures w14:val="standardContextual"/>
         </w:rPr>
       </w:pPr>
-      <w:hyperlink w:anchor="_Toc229770483" w:history="1">
+      <w:hyperlink w:anchor="_Toc229771678" w:history="1">
         <w:r>
           <w:rPr>
             <w:rStyle w:val="afb"/>
@@ -2836,83 +2836,7 @@
             <w:noProof/>
             <w:webHidden/>
           </w:rPr>
-          <w:instrText xml:space="preserve"> PAGEREF _Toc229770483 \h </w:instrText>
-        </w:r>
-        <w:r>
-          <w:rPr>
-            <w:noProof/>
-            <w:webHidden/>
-          </w:rPr>
-        </w:r>
-        <w:r>
-          <w:rPr>
-            <w:noProof/>
-            <w:webHidden/>
-          </w:rPr>
-          <w:fldChar w:fldCharType="separate"/>
-        </w:r>
-        <w:r>
-          <w:rPr>
-            <w:noProof/>
-            <w:webHidden/>
-          </w:rPr>
-          <w:t>14</w:t>
-        </w:r>
-        <w:r>
-          <w:rPr>
-            <w:noProof/>
-            <w:webHidden/>
-          </w:rPr>
-          <w:fldChar w:fldCharType="end"/>
-        </w:r>
-      </w:hyperlink>
-    </w:p>
-    <w:p>
-      <w:pPr>
-        <w:pStyle w:val="24"/>
-        <w:tabs>
-          <w:tab w:val="right" w:leader="dot" w:pos="9345"/>
-        </w:tabs>
-        <w:spacing w:line="259" w:lineRule="auto"/>
-        <w:ind w:firstLine="0"/>
-        <w:rPr>
-          <w:rFonts w:asciiTheme="minorHAnsi" w:eastAsiaTheme="minorEastAsia" w:hAnsiTheme="minorHAnsi" w:cstheme="minorBidi"/>
-          <w:noProof/>
-          <w:kern w:val="2"/>
-          <w:sz w:val="24"/>
-          <w:szCs w:val="24"/>
-          <w14:ligatures w14:val="standardContextual"/>
-        </w:rPr>
-      </w:pPr>
-      <w:hyperlink w:anchor="_Toc229770484" w:history="1">
-        <w:r>
-          <w:rPr>
-            <w:rStyle w:val="afb"/>
-            <w:rFonts w:eastAsia="Arial"/>
-            <w:noProof/>
-          </w:rPr>
-          <w:t>2.3. Анализ показателей:</w:t>
-        </w:r>
-        <w:r>
-          <w:rPr>
-            <w:noProof/>
-            <w:webHidden/>
-          </w:rPr>
-          <w:tab/>
-        </w:r>
-        <w:r>
-          <w:rPr>
-            <w:noProof/>
-            <w:webHidden/>
-          </w:rPr>
-          <w:fldChar w:fldCharType="begin"/>
-        </w:r>
-        <w:r>
-          <w:rPr>
-            <w:noProof/>
-            <w:webHidden/>
-          </w:rPr>
-          <w:instrText xml:space="preserve"> PAGEREF _Toc229770484 \h </w:instrText>
+          <w:instrText xml:space="preserve"> PAGEREF _Toc229771678 \h </w:instrText>
         </w:r>
         <w:r>
           <w:rPr>
@@ -2960,15 +2884,14 @@
           <w14:ligatures w14:val="standardContextual"/>
         </w:rPr>
       </w:pPr>
-      <w:hyperlink w:anchor="_Toc229770485" w:history="1">
+      <w:hyperlink w:anchor="_Toc229771679" w:history="1">
         <w:r>
           <w:rPr>
             <w:rStyle w:val="afb"/>
             <w:rFonts w:eastAsia="Arial"/>
-            <w:bCs/>
             <w:noProof/>
           </w:rPr>
-          <w:t>2.4. Выводы по обзору аналогов</w:t>
+          <w:t>2.3. Анализ показателей:</w:t>
         </w:r>
         <w:r>
           <w:rPr>
@@ -2989,7 +2912,7 @@
             <w:noProof/>
             <w:webHidden/>
           </w:rPr>
-          <w:instrText xml:space="preserve"> PAGEREF _Toc229770485 \h </w:instrText>
+          <w:instrText xml:space="preserve"> PAGEREF _Toc229771679 \h </w:instrText>
         </w:r>
         <w:r>
           <w:rPr>
@@ -3022,6 +2945,83 @@
     </w:p>
     <w:p>
       <w:pPr>
+        <w:pStyle w:val="24"/>
+        <w:tabs>
+          <w:tab w:val="right" w:leader="dot" w:pos="9345"/>
+        </w:tabs>
+        <w:spacing w:line="259" w:lineRule="auto"/>
+        <w:ind w:firstLine="0"/>
+        <w:rPr>
+          <w:rFonts w:asciiTheme="minorHAnsi" w:eastAsiaTheme="minorEastAsia" w:hAnsiTheme="minorHAnsi" w:cstheme="minorBidi"/>
+          <w:noProof/>
+          <w:kern w:val="2"/>
+          <w:sz w:val="24"/>
+          <w:szCs w:val="24"/>
+          <w14:ligatures w14:val="standardContextual"/>
+        </w:rPr>
+      </w:pPr>
+      <w:hyperlink w:anchor="_Toc229771680" w:history="1">
+        <w:r>
+          <w:rPr>
+            <w:rStyle w:val="afb"/>
+            <w:rFonts w:eastAsia="Arial"/>
+            <w:bCs/>
+            <w:noProof/>
+          </w:rPr>
+          <w:t>2.4. Выводы по обзору аналогов</w:t>
+        </w:r>
+        <w:r>
+          <w:rPr>
+            <w:noProof/>
+            <w:webHidden/>
+          </w:rPr>
+          <w:tab/>
+        </w:r>
+        <w:r>
+          <w:rPr>
+            <w:noProof/>
+            <w:webHidden/>
+          </w:rPr>
+          <w:fldChar w:fldCharType="begin"/>
+        </w:r>
+        <w:r>
+          <w:rPr>
+            <w:noProof/>
+            <w:webHidden/>
+          </w:rPr>
+          <w:instrText xml:space="preserve"> PAGEREF _Toc229771680 \h </w:instrText>
+        </w:r>
+        <w:r>
+          <w:rPr>
+            <w:noProof/>
+            <w:webHidden/>
+          </w:rPr>
+        </w:r>
+        <w:r>
+          <w:rPr>
+            <w:noProof/>
+            <w:webHidden/>
+          </w:rPr>
+          <w:fldChar w:fldCharType="separate"/>
+        </w:r>
+        <w:r>
+          <w:rPr>
+            <w:noProof/>
+            <w:webHidden/>
+          </w:rPr>
+          <w:t>17</w:t>
+        </w:r>
+        <w:r>
+          <w:rPr>
+            <w:noProof/>
+            <w:webHidden/>
+          </w:rPr>
+          <w:fldChar w:fldCharType="end"/>
+        </w:r>
+      </w:hyperlink>
+    </w:p>
+    <w:p>
+      <w:pPr>
         <w:pStyle w:val="12"/>
         <w:tabs>
           <w:tab w:val="right" w:leader="dot" w:pos="9345"/>
@@ -3037,7 +3037,7 @@
           <w14:ligatures w14:val="standardContextual"/>
         </w:rPr>
       </w:pPr>
-      <w:hyperlink w:anchor="_Toc229770486" w:history="1">
+      <w:hyperlink w:anchor="_Toc229771681" w:history="1">
         <w:r>
           <w:rPr>
             <w:rStyle w:val="afb"/>
@@ -3066,7 +3066,7 @@
             <w:noProof/>
             <w:webHidden/>
           </w:rPr>
-          <w:instrText xml:space="preserve"> PAGEREF _Toc229770486 \h </w:instrText>
+          <w:instrText xml:space="preserve"> PAGEREF _Toc229771681 \h </w:instrText>
         </w:r>
         <w:r>
           <w:rPr>
@@ -3086,7 +3086,7 @@
             <w:noProof/>
             <w:webHidden/>
           </w:rPr>
-          <w:t>18</w:t>
+          <w:t>19</w:t>
         </w:r>
         <w:r>
           <w:rPr>
@@ -3114,7 +3114,7 @@
           <w14:ligatures w14:val="standardContextual"/>
         </w:rPr>
       </w:pPr>
-      <w:hyperlink w:anchor="_Toc229770487" w:history="1">
+      <w:hyperlink w:anchor="_Toc229771682" w:history="1">
         <w:r>
           <w:rPr>
             <w:rStyle w:val="afb"/>
@@ -3143,7 +3143,7 @@
             <w:noProof/>
             <w:webHidden/>
           </w:rPr>
-          <w:instrText xml:space="preserve"> PAGEREF _Toc229770487 \h </w:instrText>
+          <w:instrText xml:space="preserve"> PAGEREF _Toc229771682 \h </w:instrText>
         </w:r>
         <w:r>
           <w:rPr>
@@ -3163,7 +3163,7 @@
             <w:noProof/>
             <w:webHidden/>
           </w:rPr>
-          <w:t>20</w:t>
+          <w:t>21</w:t>
         </w:r>
         <w:r>
           <w:rPr>
@@ -3191,7 +3191,7 @@
           <w14:ligatures w14:val="standardContextual"/>
         </w:rPr>
       </w:pPr>
-      <w:hyperlink w:anchor="_Toc229770488" w:history="1">
+      <w:hyperlink w:anchor="_Toc229771683" w:history="1">
         <w:r>
           <w:rPr>
             <w:rStyle w:val="afb"/>
@@ -3220,7 +3220,7 @@
             <w:noProof/>
             <w:webHidden/>
           </w:rPr>
-          <w:instrText xml:space="preserve"> PAGEREF _Toc229770488 \h </w:instrText>
+          <w:instrText xml:space="preserve"> PAGEREF _Toc229771683 \h </w:instrText>
         </w:r>
         <w:r>
           <w:rPr>
@@ -3240,7 +3240,7 @@
             <w:noProof/>
             <w:webHidden/>
           </w:rPr>
-          <w:t>23</w:t>
+          <w:t>24</w:t>
         </w:r>
         <w:r>
           <w:rPr>
@@ -3268,7 +3268,7 @@
           <w14:ligatures w14:val="standardContextual"/>
         </w:rPr>
       </w:pPr>
-      <w:hyperlink w:anchor="_Toc229770489" w:history="1">
+      <w:hyperlink w:anchor="_Toc229771684" w:history="1">
         <w:r>
           <w:rPr>
             <w:rStyle w:val="afb"/>
@@ -3296,7 +3296,7 @@
             <w:noProof/>
             <w:webHidden/>
           </w:rPr>
-          <w:instrText xml:space="preserve"> PAGEREF _Toc229770489 \h </w:instrText>
+          <w:instrText xml:space="preserve"> PAGEREF _Toc229771684 \h </w:instrText>
         </w:r>
         <w:r>
           <w:rPr>
@@ -3316,7 +3316,7 @@
             <w:noProof/>
             <w:webHidden/>
           </w:rPr>
-          <w:t>23</w:t>
+          <w:t>24</w:t>
         </w:r>
         <w:r>
           <w:rPr>
@@ -3344,7 +3344,7 @@
           <w14:ligatures w14:val="standardContextual"/>
         </w:rPr>
       </w:pPr>
-      <w:hyperlink w:anchor="_Toc229770490" w:history="1">
+      <w:hyperlink w:anchor="_Toc229771685" w:history="1">
         <w:r>
           <w:rPr>
             <w:rStyle w:val="afb"/>
@@ -3390,7 +3390,7 @@
             <w:noProof/>
             <w:webHidden/>
           </w:rPr>
-          <w:instrText xml:space="preserve"> PAGEREF _Toc229770490 \h </w:instrText>
+          <w:instrText xml:space="preserve"> PAGEREF _Toc229771685 \h </w:instrText>
         </w:r>
         <w:r>
           <w:rPr>
@@ -3410,7 +3410,7 @@
             <w:noProof/>
             <w:webHidden/>
           </w:rPr>
-          <w:t>24</w:t>
+          <w:t>25</w:t>
         </w:r>
         <w:r>
           <w:rPr>
@@ -3438,7 +3438,7 @@
           <w14:ligatures w14:val="standardContextual"/>
         </w:rPr>
       </w:pPr>
-      <w:hyperlink w:anchor="_Toc229770491" w:history="1">
+      <w:hyperlink w:anchor="_Toc229771686" w:history="1">
         <w:r>
           <w:rPr>
             <w:rStyle w:val="afb"/>
@@ -3466,83 +3466,7 @@
             <w:noProof/>
             <w:webHidden/>
           </w:rPr>
-          <w:instrText xml:space="preserve"> PAGEREF _Toc229770491 \h </w:instrText>
-        </w:r>
-        <w:r>
-          <w:rPr>
-            <w:noProof/>
-            <w:webHidden/>
-          </w:rPr>
-        </w:r>
-        <w:r>
-          <w:rPr>
-            <w:noProof/>
-            <w:webHidden/>
-          </w:rPr>
-          <w:fldChar w:fldCharType="separate"/>
-        </w:r>
-        <w:r>
-          <w:rPr>
-            <w:noProof/>
-            <w:webHidden/>
-          </w:rPr>
-          <w:t>27</w:t>
-        </w:r>
-        <w:r>
-          <w:rPr>
-            <w:noProof/>
-            <w:webHidden/>
-          </w:rPr>
-          <w:fldChar w:fldCharType="end"/>
-        </w:r>
-      </w:hyperlink>
-    </w:p>
-    <w:p>
-      <w:pPr>
-        <w:pStyle w:val="24"/>
-        <w:tabs>
-          <w:tab w:val="right" w:leader="dot" w:pos="9345"/>
-        </w:tabs>
-        <w:spacing w:line="259" w:lineRule="auto"/>
-        <w:ind w:firstLine="0"/>
-        <w:rPr>
-          <w:rFonts w:asciiTheme="minorHAnsi" w:eastAsiaTheme="minorEastAsia" w:hAnsiTheme="minorHAnsi" w:cstheme="minorBidi"/>
-          <w:noProof/>
-          <w:kern w:val="2"/>
-          <w:sz w:val="24"/>
-          <w:szCs w:val="24"/>
-          <w14:ligatures w14:val="standardContextual"/>
-        </w:rPr>
-      </w:pPr>
-      <w:hyperlink w:anchor="_Toc229770492" w:history="1">
-        <w:r>
-          <w:rPr>
-            <w:rStyle w:val="afb"/>
-            <w:rFonts w:eastAsia="Microsoft YaHei"/>
-            <w:noProof/>
-          </w:rPr>
-          <w:t>5.4. ER-диаграмма базы данных</w:t>
-        </w:r>
-        <w:r>
-          <w:rPr>
-            <w:noProof/>
-            <w:webHidden/>
-          </w:rPr>
-          <w:tab/>
-        </w:r>
-        <w:r>
-          <w:rPr>
-            <w:noProof/>
-            <w:webHidden/>
-          </w:rPr>
-          <w:fldChar w:fldCharType="begin"/>
-        </w:r>
-        <w:r>
-          <w:rPr>
-            <w:noProof/>
-            <w:webHidden/>
-          </w:rPr>
-          <w:instrText xml:space="preserve"> PAGEREF _Toc229770492 \h </w:instrText>
+          <w:instrText xml:space="preserve"> PAGEREF _Toc229771686 \h </w:instrText>
         </w:r>
         <w:r>
           <w:rPr>
@@ -3590,7 +3514,83 @@
           <w14:ligatures w14:val="standardContextual"/>
         </w:rPr>
       </w:pPr>
-      <w:hyperlink w:anchor="_Toc229770493" w:history="1">
+      <w:hyperlink w:anchor="_Toc229771687" w:history="1">
+        <w:r>
+          <w:rPr>
+            <w:rStyle w:val="afb"/>
+            <w:rFonts w:eastAsia="Microsoft YaHei"/>
+            <w:noProof/>
+          </w:rPr>
+          <w:t>5.4. ER-диаграмма базы данных</w:t>
+        </w:r>
+        <w:r>
+          <w:rPr>
+            <w:noProof/>
+            <w:webHidden/>
+          </w:rPr>
+          <w:tab/>
+        </w:r>
+        <w:r>
+          <w:rPr>
+            <w:noProof/>
+            <w:webHidden/>
+          </w:rPr>
+          <w:fldChar w:fldCharType="begin"/>
+        </w:r>
+        <w:r>
+          <w:rPr>
+            <w:noProof/>
+            <w:webHidden/>
+          </w:rPr>
+          <w:instrText xml:space="preserve"> PAGEREF _Toc229771687 \h </w:instrText>
+        </w:r>
+        <w:r>
+          <w:rPr>
+            <w:noProof/>
+            <w:webHidden/>
+          </w:rPr>
+        </w:r>
+        <w:r>
+          <w:rPr>
+            <w:noProof/>
+            <w:webHidden/>
+          </w:rPr>
+          <w:fldChar w:fldCharType="separate"/>
+        </w:r>
+        <w:r>
+          <w:rPr>
+            <w:noProof/>
+            <w:webHidden/>
+          </w:rPr>
+          <w:t>29</w:t>
+        </w:r>
+        <w:r>
+          <w:rPr>
+            <w:noProof/>
+            <w:webHidden/>
+          </w:rPr>
+          <w:fldChar w:fldCharType="end"/>
+        </w:r>
+      </w:hyperlink>
+    </w:p>
+    <w:p>
+      <w:pPr>
+        <w:pStyle w:val="24"/>
+        <w:tabs>
+          <w:tab w:val="right" w:leader="dot" w:pos="9345"/>
+        </w:tabs>
+        <w:spacing w:line="259" w:lineRule="auto"/>
+        <w:ind w:firstLine="0"/>
+        <w:rPr>
+          <w:rFonts w:asciiTheme="minorHAnsi" w:eastAsiaTheme="minorEastAsia" w:hAnsiTheme="minorHAnsi" w:cstheme="minorBidi"/>
+          <w:noProof/>
+          <w:kern w:val="2"/>
+          <w:sz w:val="24"/>
+          <w:szCs w:val="24"/>
+          <w14:ligatures w14:val="standardContextual"/>
+        </w:rPr>
+      </w:pPr>
+      <w:hyperlink w:anchor="_Toc229771688" w:history="1">
         <w:r>
           <w:rPr>
             <w:rStyle w:val="afb"/>
@@ -3618,7 +3618,7 @@
             <w:noProof/>
             <w:webHidden/>
           </w:rPr>
-          <w:instrText xml:space="preserve"> PAGEREF _Toc229770493 \h </w:instrText>
+          <w:instrText xml:space="preserve"> PAGEREF _Toc229771688 \h </w:instrText>
         </w:r>
         <w:r>
           <w:rPr>
@@ -3638,7 +3638,7 @@
             <w:noProof/>
             <w:webHidden/>
           </w:rPr>
-          <w:t>34</w:t>
+          <w:t>35</w:t>
         </w:r>
         <w:r>
           <w:rPr>
@@ -3666,7 +3666,7 @@
           <w14:ligatures w14:val="standardContextual"/>
         </w:rPr>
       </w:pPr>
-      <w:hyperlink w:anchor="_Toc229770494" w:history="1">
+      <w:hyperlink w:anchor="_Toc229771689" w:history="1">
         <w:r>
           <w:rPr>
             <w:rStyle w:val="afb"/>
@@ -3695,159 +3695,7 @@
             <w:noProof/>
             <w:webHidden/>
           </w:rPr>
-          <w:instrText xml:space="preserve"> PAGEREF _Toc229770494 \h </w:instrText>
-        </w:r>
-        <w:r>
-          <w:rPr>
-            <w:noProof/>
-            <w:webHidden/>
-          </w:rPr>
-        </w:r>
-        <w:r>
-          <w:rPr>
-            <w:noProof/>
-            <w:webHidden/>
-          </w:rPr>
-          <w:fldChar w:fldCharType="separate"/>
-        </w:r>
-        <w:r>
-          <w:rPr>
-            <w:noProof/>
-            <w:webHidden/>
-          </w:rPr>
-          <w:t>39</w:t>
-        </w:r>
-        <w:r>
-          <w:rPr>
-            <w:noProof/>
-            <w:webHidden/>
-          </w:rPr>
-          <w:fldChar w:fldCharType="end"/>
-        </w:r>
-      </w:hyperlink>
-    </w:p>
-    <w:p>
-      <w:pPr>
-        <w:pStyle w:val="24"/>
-        <w:tabs>
-          <w:tab w:val="right" w:leader="dot" w:pos="9345"/>
-        </w:tabs>
-        <w:spacing w:line="259" w:lineRule="auto"/>
-        <w:ind w:firstLine="0"/>
-        <w:rPr>
-          <w:rFonts w:asciiTheme="minorHAnsi" w:eastAsiaTheme="minorEastAsia" w:hAnsiTheme="minorHAnsi" w:cstheme="minorBidi"/>
-          <w:noProof/>
-          <w:kern w:val="2"/>
-          <w:sz w:val="24"/>
-          <w:szCs w:val="24"/>
-          <w14:ligatures w14:val="standardContextual"/>
-        </w:rPr>
-      </w:pPr>
-      <w:hyperlink w:anchor="_Toc229770495" w:history="1">
-        <w:r>
-          <w:rPr>
-            <w:rStyle w:val="afb"/>
-            <w:rFonts w:eastAsia="Arial"/>
-            <w:noProof/>
-          </w:rPr>
-          <w:t>6.1. Общая архитектура программного комплекса</w:t>
-        </w:r>
-        <w:r>
-          <w:rPr>
-            <w:noProof/>
-            <w:webHidden/>
-          </w:rPr>
-          <w:tab/>
-        </w:r>
-        <w:r>
-          <w:rPr>
-            <w:noProof/>
-            <w:webHidden/>
-          </w:rPr>
-          <w:fldChar w:fldCharType="begin"/>
-        </w:r>
-        <w:r>
-          <w:rPr>
-            <w:noProof/>
-            <w:webHidden/>
-          </w:rPr>
-          <w:instrText xml:space="preserve"> PAGEREF _Toc229770495 \h </w:instrText>
-        </w:r>
-        <w:r>
-          <w:rPr>
-            <w:noProof/>
-            <w:webHidden/>
-          </w:rPr>
-        </w:r>
-        <w:r>
-          <w:rPr>
-            <w:noProof/>
-            <w:webHidden/>
-          </w:rPr>
-          <w:fldChar w:fldCharType="separate"/>
-        </w:r>
-        <w:r>
-          <w:rPr>
-            <w:noProof/>
-            <w:webHidden/>
-          </w:rPr>
-          <w:t>39</w:t>
-        </w:r>
-        <w:r>
-          <w:rPr>
-            <w:noProof/>
-            <w:webHidden/>
-          </w:rPr>
-          <w:fldChar w:fldCharType="end"/>
-        </w:r>
-      </w:hyperlink>
-    </w:p>
-    <w:p>
-      <w:pPr>
-        <w:pStyle w:val="24"/>
-        <w:tabs>
-          <w:tab w:val="right" w:leader="dot" w:pos="9345"/>
-        </w:tabs>
-        <w:spacing w:line="259" w:lineRule="auto"/>
-        <w:ind w:firstLine="0"/>
-        <w:rPr>
-          <w:rFonts w:asciiTheme="minorHAnsi" w:eastAsiaTheme="minorEastAsia" w:hAnsiTheme="minorHAnsi" w:cstheme="minorBidi"/>
-          <w:noProof/>
-          <w:kern w:val="2"/>
-          <w:sz w:val="24"/>
-          <w:szCs w:val="24"/>
-          <w14:ligatures w14:val="standardContextual"/>
-        </w:rPr>
-      </w:pPr>
-      <w:hyperlink w:anchor="_Toc229770496" w:history="1">
-        <w:r>
-          <w:rPr>
-            <w:rStyle w:val="afb"/>
-            <w:rFonts w:eastAsia="Arial"/>
-            <w:noProof/>
-          </w:rPr>
-          <w:t>6.2. Модуль пользовательского интерфейса и клиентской логики</w:t>
-        </w:r>
-        <w:r>
-          <w:rPr>
-            <w:noProof/>
-            <w:webHidden/>
-          </w:rPr>
-          <w:tab/>
-        </w:r>
-        <w:r>
-          <w:rPr>
-            <w:noProof/>
-            <w:webHidden/>
-          </w:rPr>
-          <w:fldChar w:fldCharType="begin"/>
-        </w:r>
-        <w:r>
-          <w:rPr>
-            <w:noProof/>
-            <w:webHidden/>
-          </w:rPr>
-          <w:instrText xml:space="preserve"> PAGEREF _Toc229770496 \h </w:instrText>
+          <w:instrText xml:space="preserve"> PAGEREF _Toc229771689 \h </w:instrText>
         </w:r>
         <w:r>
           <w:rPr>
@@ -3895,14 +3743,14 @@
           <w14:ligatures w14:val="standardContextual"/>
         </w:rPr>
       </w:pPr>
-      <w:hyperlink w:anchor="_Toc229770497" w:history="1">
+      <w:hyperlink w:anchor="_Toc229771690" w:history="1">
         <w:r>
           <w:rPr>
             <w:rStyle w:val="afb"/>
             <w:rFonts w:eastAsia="Arial"/>
             <w:noProof/>
           </w:rPr>
-          <w:t>6.3. Серверный модуль управления сессиями и WebSocket-коммуникации</w:t>
+          <w:t>6.1. Общая архитектура программного комплекса</w:t>
         </w:r>
         <w:r>
           <w:rPr>
@@ -3923,7 +3771,83 @@
             <w:noProof/>
             <w:webHidden/>
           </w:rPr>
-          <w:instrText xml:space="preserve"> PAGEREF _Toc229770497 \h </w:instrText>
+          <w:instrText xml:space="preserve"> PAGEREF _Toc229771690 \h </w:instrText>
+        </w:r>
+        <w:r>
+          <w:rPr>
+            <w:noProof/>
+            <w:webHidden/>
+          </w:rPr>
+        </w:r>
+        <w:r>
+          <w:rPr>
+            <w:noProof/>
+            <w:webHidden/>
+          </w:rPr>
+          <w:fldChar w:fldCharType="separate"/>
+        </w:r>
+        <w:r>
+          <w:rPr>
+            <w:noProof/>
+            <w:webHidden/>
+          </w:rPr>
+          <w:t>40</w:t>
+        </w:r>
+        <w:r>
+          <w:rPr>
+            <w:noProof/>
+            <w:webHidden/>
+          </w:rPr>
+          <w:fldChar w:fldCharType="end"/>
+        </w:r>
+      </w:hyperlink>
+    </w:p>
+    <w:p>
+      <w:pPr>
+        <w:pStyle w:val="24"/>
+        <w:tabs>
+          <w:tab w:val="right" w:leader="dot" w:pos="9345"/>
+        </w:tabs>
+        <w:spacing w:line="259" w:lineRule="auto"/>
+        <w:ind w:firstLine="0"/>
+        <w:rPr>
+          <w:rFonts w:asciiTheme="minorHAnsi" w:eastAsiaTheme="minorEastAsia" w:hAnsiTheme="minorHAnsi" w:cstheme="minorBidi"/>
+          <w:noProof/>
+          <w:kern w:val="2"/>
+          <w:sz w:val="24"/>
+          <w:szCs w:val="24"/>
+          <w14:ligatures w14:val="standardContextual"/>
+        </w:rPr>
+      </w:pPr>
+      <w:hyperlink w:anchor="_Toc229771691" w:history="1">
+        <w:r>
+          <w:rPr>
+            <w:rStyle w:val="afb"/>
+            <w:rFonts w:eastAsia="Arial"/>
+            <w:noProof/>
+          </w:rPr>
+          <w:t>6.2. Модуль пользовательского интерфейса и клиентской логики</w:t>
+        </w:r>
+        <w:r>
+          <w:rPr>
+            <w:noProof/>
+            <w:webHidden/>
+          </w:rPr>
+          <w:tab/>
+        </w:r>
+        <w:r>
+          <w:rPr>
+            <w:noProof/>
+            <w:webHidden/>
+          </w:rPr>
+          <w:fldChar w:fldCharType="begin"/>
+        </w:r>
+        <w:r>
+          <w:rPr>
+            <w:noProof/>
+            <w:webHidden/>
+          </w:rPr>
+          <w:instrText xml:space="preserve"> PAGEREF _Toc229771691 \h </w:instrText>
         </w:r>
         <w:r>
           <w:rPr>
@@ -3971,14 +3895,14 @@
           <w14:ligatures w14:val="standardContextual"/>
         </w:rPr>
       </w:pPr>
-      <w:hyperlink w:anchor="_Toc229770498" w:history="1">
+      <w:hyperlink w:anchor="_Toc229771692" w:history="1">
         <w:r>
           <w:rPr>
             <w:rStyle w:val="afb"/>
             <w:rFonts w:eastAsia="Arial"/>
             <w:noProof/>
           </w:rPr>
-          <w:t>6.4. Модуль аутентификации и обеспечения безопасности</w:t>
+          <w:t>6.3. Серверный модуль управления сессиями и WebSocket-коммуникации</w:t>
         </w:r>
         <w:r>
           <w:rPr>
@@ -3999,7 +3923,7 @@
             <w:noProof/>
             <w:webHidden/>
           </w:rPr>
-          <w:instrText xml:space="preserve"> PAGEREF _Toc229770498 \h </w:instrText>
+          <w:instrText xml:space="preserve"> PAGEREF _Toc229771692 \h </w:instrText>
         </w:r>
         <w:r>
           <w:rPr>
@@ -4047,14 +3971,14 @@
           <w14:ligatures w14:val="standardContextual"/>
         </w:rPr>
       </w:pPr>
-      <w:hyperlink w:anchor="_Toc229770499" w:history="1">
+      <w:hyperlink w:anchor="_Toc229771693" w:history="1">
         <w:r>
           <w:rPr>
             <w:rStyle w:val="afb"/>
             <w:rFonts w:eastAsia="Arial"/>
             <w:noProof/>
           </w:rPr>
-          <w:t>6.5. Модуль захвата и передачи медиапотоков</w:t>
+          <w:t>6.4. Модуль аутентификации и обеспечения безопасности</w:t>
         </w:r>
         <w:r>
           <w:rPr>
@@ -4075,83 +3999,7 @@
             <w:noProof/>
             <w:webHidden/>
           </w:rPr>
-          <w:instrText xml:space="preserve"> PAGEREF _Toc229770499 \h </w:instrText>
-        </w:r>
-        <w:r>
-          <w:rPr>
-            <w:noProof/>
-            <w:webHidden/>
-          </w:rPr>
-        </w:r>
-        <w:r>
-          <w:rPr>
-            <w:noProof/>
-            <w:webHidden/>
-          </w:rPr>
-          <w:fldChar w:fldCharType="separate"/>
-        </w:r>
-        <w:r>
-          <w:rPr>
-            <w:noProof/>
-            <w:webHidden/>
-          </w:rPr>
-          <w:t>42</w:t>
-        </w:r>
-        <w:r>
-          <w:rPr>
-            <w:noProof/>
-            <w:webHidden/>
-          </w:rPr>
-          <w:fldChar w:fldCharType="end"/>
-        </w:r>
-      </w:hyperlink>
-    </w:p>
-    <w:p>
-      <w:pPr>
-        <w:pStyle w:val="24"/>
-        <w:tabs>
-          <w:tab w:val="right" w:leader="dot" w:pos="9345"/>
-        </w:tabs>
-        <w:spacing w:line="259" w:lineRule="auto"/>
-        <w:ind w:firstLine="0"/>
-        <w:rPr>
-          <w:rFonts w:asciiTheme="minorHAnsi" w:eastAsiaTheme="minorEastAsia" w:hAnsiTheme="minorHAnsi" w:cstheme="minorBidi"/>
-          <w:noProof/>
-          <w:kern w:val="2"/>
-          <w:sz w:val="24"/>
-          <w:szCs w:val="24"/>
-          <w14:ligatures w14:val="standardContextual"/>
-        </w:rPr>
-      </w:pPr>
-      <w:hyperlink w:anchor="_Toc229770500" w:history="1">
-        <w:r>
-          <w:rPr>
-            <w:rStyle w:val="afb"/>
-            <w:rFonts w:eastAsia="Arial"/>
-            <w:noProof/>
-          </w:rPr>
-          <w:t>6.6. Модуль искусственного интеллекта и мультимодального анализа</w:t>
-        </w:r>
-        <w:r>
-          <w:rPr>
-            <w:noProof/>
-            <w:webHidden/>
-          </w:rPr>
-          <w:tab/>
-        </w:r>
-        <w:r>
-          <w:rPr>
-            <w:noProof/>
-            <w:webHidden/>
-          </w:rPr>
-          <w:fldChar w:fldCharType="begin"/>
-        </w:r>
-        <w:r>
-          <w:rPr>
-            <w:noProof/>
-            <w:webHidden/>
-          </w:rPr>
-          <w:instrText xml:space="preserve"> PAGEREF _Toc229770500 \h </w:instrText>
+          <w:instrText xml:space="preserve"> PAGEREF _Toc229771693 \h </w:instrText>
         </w:r>
         <w:r>
           <w:rPr>
@@ -4189,7 +4037,7 @@
           <w:tab w:val="right" w:leader="dot" w:pos="9345"/>
         </w:tabs>
         <w:spacing w:line="259" w:lineRule="auto"/>
-        <w:ind w:left="0" w:firstLine="0"/>
+        <w:ind w:firstLine="0"/>
         <w:rPr>
           <w:rFonts w:asciiTheme="minorHAnsi" w:eastAsiaTheme="minorEastAsia" w:hAnsiTheme="minorHAnsi" w:cstheme="minorBidi"/>
           <w:noProof/>
@@ -4199,7 +4047,159 @@
           <w14:ligatures w14:val="standardContextual"/>
         </w:rPr>
       </w:pPr>
-      <w:hyperlink w:anchor="_Toc229770501" w:history="1">
+      <w:hyperlink w:anchor="_Toc229771694" w:history="1">
+        <w:r>
+          <w:rPr>
+            <w:rStyle w:val="afb"/>
+            <w:rFonts w:eastAsia="Arial"/>
+            <w:noProof/>
+          </w:rPr>
+          <w:t>6.5. Модуль захвата и передачи медиапотоков</w:t>
+        </w:r>
+        <w:r>
+          <w:rPr>
+            <w:noProof/>
+            <w:webHidden/>
+          </w:rPr>
+          <w:tab/>
+        </w:r>
+        <w:r>
+          <w:rPr>
+            <w:noProof/>
+            <w:webHidden/>
+          </w:rPr>
+          <w:fldChar w:fldCharType="begin"/>
+        </w:r>
+        <w:r>
+          <w:rPr>
+            <w:noProof/>
+            <w:webHidden/>
+          </w:rPr>
+          <w:instrText xml:space="preserve"> PAGEREF _Toc229771694 \h </w:instrText>
+        </w:r>
+        <w:r>
+          <w:rPr>
+            <w:noProof/>
+            <w:webHidden/>
+          </w:rPr>
+        </w:r>
+        <w:r>
+          <w:rPr>
+            <w:noProof/>
+            <w:webHidden/>
+          </w:rPr>
+          <w:fldChar w:fldCharType="separate"/>
+        </w:r>
+        <w:r>
+          <w:rPr>
+            <w:noProof/>
+            <w:webHidden/>
+          </w:rPr>
+          <w:t>43</w:t>
+        </w:r>
+        <w:r>
+          <w:rPr>
+            <w:noProof/>
+            <w:webHidden/>
+          </w:rPr>
+          <w:fldChar w:fldCharType="end"/>
+        </w:r>
+      </w:hyperlink>
+    </w:p>
+    <w:p>
+      <w:pPr>
+        <w:pStyle w:val="24"/>
+        <w:tabs>
+          <w:tab w:val="right" w:leader="dot" w:pos="9345"/>
+        </w:tabs>
+        <w:spacing w:line="259" w:lineRule="auto"/>
+        <w:ind w:firstLine="0"/>
+        <w:rPr>
+          <w:rFonts w:asciiTheme="minorHAnsi" w:eastAsiaTheme="minorEastAsia" w:hAnsiTheme="minorHAnsi" w:cstheme="minorBidi"/>
+          <w:noProof/>
+          <w:kern w:val="2"/>
+          <w:sz w:val="24"/>
+          <w:szCs w:val="24"/>
+          <w14:ligatures w14:val="standardContextual"/>
+        </w:rPr>
+      </w:pPr>
+      <w:hyperlink w:anchor="_Toc229771695" w:history="1">
+        <w:r>
+          <w:rPr>
+            <w:rStyle w:val="afb"/>
+            <w:rFonts w:eastAsia="Arial"/>
+            <w:noProof/>
+          </w:rPr>
+          <w:t>6.6. Модуль искусственного интеллекта и мультимодального анализа</w:t>
+        </w:r>
+        <w:r>
+          <w:rPr>
+            <w:noProof/>
+            <w:webHidden/>
+          </w:rPr>
+          <w:tab/>
+        </w:r>
+        <w:r>
+          <w:rPr>
+            <w:noProof/>
+            <w:webHidden/>
+          </w:rPr>
+          <w:fldChar w:fldCharType="begin"/>
+        </w:r>
+        <w:r>
+          <w:rPr>
+            <w:noProof/>
+            <w:webHidden/>
+          </w:rPr>
+          <w:instrText xml:space="preserve"> PAGEREF _Toc229771695 \h </w:instrText>
+        </w:r>
+        <w:r>
+          <w:rPr>
+            <w:noProof/>
+            <w:webHidden/>
+          </w:rPr>
+        </w:r>
+        <w:r>
+          <w:rPr>
+            <w:noProof/>
+            <w:webHidden/>
+          </w:rPr>
+          <w:fldChar w:fldCharType="separate"/>
+        </w:r>
+        <w:r>
+          <w:rPr>
+            <w:noProof/>
+            <w:webHidden/>
+          </w:rPr>
+          <w:t>44</w:t>
+        </w:r>
+        <w:r>
+          <w:rPr>
+            <w:noProof/>
+            <w:webHidden/>
+          </w:rPr>
+          <w:fldChar w:fldCharType="end"/>
+        </w:r>
+      </w:hyperlink>
+    </w:p>
+    <w:p>
+      <w:pPr>
+        <w:pStyle w:val="24"/>
+        <w:tabs>
+          <w:tab w:val="right" w:leader="dot" w:pos="9345"/>
+        </w:tabs>
+        <w:spacing w:line="259" w:lineRule="auto"/>
+        <w:ind w:firstLine="0"/>
+        <w:rPr>
+          <w:rFonts w:asciiTheme="minorHAnsi" w:eastAsiaTheme="minorEastAsia" w:hAnsiTheme="minorHAnsi" w:cstheme="minorBidi"/>
+          <w:noProof/>
+          <w:kern w:val="2"/>
+          <w:sz w:val="24"/>
+          <w:szCs w:val="24"/>
+          <w14:ligatures w14:val="standardContextual"/>
+        </w:rPr>
+      </w:pPr>
+      <w:hyperlink w:anchor="_Toc229771696" w:history="1">
         <w:r>
           <w:rPr>
             <w:rStyle w:val="afb"/>
@@ -4227,83 +4227,7 @@
             <w:noProof/>
             <w:webHidden/>
           </w:rPr>
-          <w:instrText xml:space="preserve"> PAGEREF _Toc229770501 \h </w:instrText>
-        </w:r>
-        <w:r>
-          <w:rPr>
-            <w:noProof/>
-            <w:webHidden/>
-          </w:rPr>
-        </w:r>
-        <w:r>
-          <w:rPr>
-            <w:noProof/>
-            <w:webHidden/>
-          </w:rPr>
-          <w:fldChar w:fldCharType="separate"/>
-        </w:r>
-        <w:r>
-          <w:rPr>
-            <w:noProof/>
-            <w:webHidden/>
-          </w:rPr>
-          <w:t>52</w:t>
-        </w:r>
-        <w:r>
-          <w:rPr>
-            <w:noProof/>
-            <w:webHidden/>
-          </w:rPr>
-          <w:fldChar w:fldCharType="end"/>
-        </w:r>
-      </w:hyperlink>
-    </w:p>
-    <w:p>
-      <w:pPr>
-        <w:pStyle w:val="24"/>
-        <w:tabs>
-          <w:tab w:val="right" w:leader="dot" w:pos="9345"/>
-        </w:tabs>
-        <w:spacing w:line="259" w:lineRule="auto"/>
-        <w:ind w:firstLine="0"/>
-        <w:rPr>
-          <w:rFonts w:asciiTheme="minorHAnsi" w:eastAsiaTheme="minorEastAsia" w:hAnsiTheme="minorHAnsi" w:cstheme="minorBidi"/>
-          <w:noProof/>
-          <w:kern w:val="2"/>
-          <w:sz w:val="24"/>
-          <w:szCs w:val="24"/>
-          <w14:ligatures w14:val="standardContextual"/>
-        </w:rPr>
-      </w:pPr>
-      <w:hyperlink w:anchor="_Toc229770502" w:history="1">
-        <w:r>
-          <w:rPr>
-            <w:rStyle w:val="afb"/>
-            <w:rFonts w:eastAsia="Arial"/>
-            <w:noProof/>
-          </w:rPr>
-          <w:t>6.8. Интеграция компонентов в единую систему</w:t>
-        </w:r>
-        <w:r>
-          <w:rPr>
-            <w:noProof/>
-            <w:webHidden/>
-          </w:rPr>
-          <w:tab/>
-        </w:r>
-        <w:r>
-          <w:rPr>
-            <w:noProof/>
-            <w:webHidden/>
-          </w:rPr>
-          <w:fldChar w:fldCharType="begin"/>
-        </w:r>
-        <w:r>
-          <w:rPr>
-            <w:noProof/>
-            <w:webHidden/>
-          </w:rPr>
-          <w:instrText xml:space="preserve"> PAGEREF _Toc229770502 \h </w:instrText>
+          <w:instrText xml:space="preserve"> PAGEREF _Toc229771696 \h </w:instrText>
         </w:r>
         <w:r>
           <w:rPr>
@@ -4336,7 +4260,7 @@
     </w:p>
     <w:p>
       <w:pPr>
-        <w:pStyle w:val="12"/>
+        <w:pStyle w:val="24"/>
         <w:tabs>
           <w:tab w:val="right" w:leader="dot" w:pos="9345"/>
         </w:tabs>
@@ -4351,15 +4275,14 @@
           <w14:ligatures w14:val="standardContextual"/>
         </w:rPr>
       </w:pPr>
-      <w:hyperlink w:anchor="_Toc229770503" w:history="1">
+      <w:hyperlink w:anchor="_Toc229771697" w:history="1">
         <w:r>
           <w:rPr>
             <w:rStyle w:val="afb"/>
             <w:rFonts w:eastAsia="Arial"/>
             <w:noProof/>
-            <w:lang w:bidi="ru-RU"/>
           </w:rPr>
-          <w:t>7. ПРАКТИЧЕСКАЯ ЗНАЧИМОСТЬ РЕЗУЛЬТАТОВ ИССЛЕДОВАНИЯ</w:t>
+          <w:t>6.8. Интеграция компонентов в единую систему</w:t>
         </w:r>
         <w:r>
           <w:rPr>
@@ -4380,7 +4303,7 @@
             <w:noProof/>
             <w:webHidden/>
           </w:rPr>
-          <w:instrText xml:space="preserve"> PAGEREF _Toc229770503 \h </w:instrText>
+          <w:instrText xml:space="preserve"> PAGEREF _Toc229771697 \h </w:instrText>
         </w:r>
         <w:r>
           <w:rPr>
@@ -4428,7 +4351,84 @@
           <w14:ligatures w14:val="standardContextual"/>
         </w:rPr>
       </w:pPr>
-      <w:hyperlink w:anchor="_Toc229770504" w:history="1">
+      <w:hyperlink w:anchor="_Toc229771698" w:history="1">
+        <w:r>
+          <w:rPr>
+            <w:rStyle w:val="afb"/>
+            <w:rFonts w:eastAsia="Arial"/>
+            <w:noProof/>
+            <w:lang w:bidi="ru-RU"/>
+          </w:rPr>
+          <w:t>7. ПРАКТИЧЕСКАЯ ЗНАЧИМОСТЬ РЕЗУЛЬТАТОВ ИССЛЕДОВАНИЯ</w:t>
+        </w:r>
+        <w:r>
+          <w:rPr>
+            <w:noProof/>
+            <w:webHidden/>
+          </w:rPr>
+          <w:tab/>
+        </w:r>
+        <w:r>
+          <w:rPr>
+            <w:noProof/>
+            <w:webHidden/>
+          </w:rPr>
+          <w:fldChar w:fldCharType="begin"/>
+        </w:r>
+        <w:r>
+          <w:rPr>
+            <w:noProof/>
+            <w:webHidden/>
+          </w:rPr>
+          <w:instrText xml:space="preserve"> PAGEREF _Toc229771698 \h </w:instrText>
+        </w:r>
+        <w:r>
+          <w:rPr>
+            <w:noProof/>
+            <w:webHidden/>
+          </w:rPr>
+        </w:r>
+        <w:r>
+          <w:rPr>
+            <w:noProof/>
+            <w:webHidden/>
+          </w:rPr>
+          <w:fldChar w:fldCharType="separate"/>
+        </w:r>
+        <w:r>
+          <w:rPr>
+            <w:noProof/>
+            <w:webHidden/>
+          </w:rPr>
+          <w:t>55</w:t>
+        </w:r>
+        <w:r>
+          <w:rPr>
+            <w:noProof/>
+            <w:webHidden/>
+          </w:rPr>
+          <w:fldChar w:fldCharType="end"/>
+        </w:r>
+      </w:hyperlink>
+    </w:p>
+    <w:p>
+      <w:pPr>
+        <w:pStyle w:val="12"/>
+        <w:tabs>
+          <w:tab w:val="right" w:leader="dot" w:pos="9345"/>
+        </w:tabs>
+        <w:spacing w:line="259" w:lineRule="auto"/>
+        <w:ind w:firstLine="0"/>
+        <w:rPr>
+          <w:rFonts w:asciiTheme="minorHAnsi" w:eastAsiaTheme="minorEastAsia" w:hAnsiTheme="minorHAnsi" w:cstheme="minorBidi"/>
+          <w:noProof/>
+          <w:kern w:val="2"/>
+          <w:sz w:val="24"/>
+          <w:szCs w:val="24"/>
+          <w14:ligatures w14:val="standardContextual"/>
+        </w:rPr>
+      </w:pPr>
+      <w:hyperlink w:anchor="_Toc229771699" w:history="1">
         <w:r>
           <w:rPr>
             <w:rStyle w:val="afb"/>
@@ -4457,7 +4457,7 @@
             <w:noProof/>
             <w:webHidden/>
           </w:rPr>
-          <w:instrText xml:space="preserve"> PAGEREF _Toc229770504 \h </w:instrText>
+          <w:instrText xml:space="preserve"> PAGEREF _Toc229771699 \h </w:instrText>
         </w:r>
         <w:r>
           <w:rPr>
@@ -4477,7 +4477,7 @@
             <w:noProof/>
             <w:webHidden/>
           </w:rPr>
-          <w:t>57</w:t>
+          <w:t>58</w:t>
         </w:r>
         <w:r>
           <w:rPr>
@@ -4505,7 +4505,7 @@
           <w14:ligatures w14:val="standardContextual"/>
         </w:rPr>
       </w:pPr>
-      <w:hyperlink w:anchor="_Toc229770505" w:history="1">
+      <w:hyperlink w:anchor="_Toc229771700" w:history="1">
         <w:r>
           <w:rPr>
             <w:rStyle w:val="afb"/>
@@ -4534,7 +4534,7 @@
             <w:noProof/>
             <w:webHidden/>
           </w:rPr>
-          <w:instrText xml:space="preserve"> PAGEREF _Toc229770505 \h </w:instrText>
+          <w:instrText xml:space="preserve"> PAGEREF _Toc229771700 \h </w:instrText>
         </w:r>
         <w:r>
           <w:rPr>
@@ -4554,7 +4554,7 @@
             <w:noProof/>
             <w:webHidden/>
           </w:rPr>
-          <w:t>59</w:t>
+          <w:t>60</w:t>
         </w:r>
         <w:r>
           <w:rPr>
@@ -4588,7 +4588,7 @@
           <w:numId w:val="0"/>
         </w:numPr>
       </w:pPr>
-      <w:bookmarkStart w:id="0" w:name="_Toc229770476"/>
+      <w:bookmarkStart w:id="0" w:name="_Toc229771671"/>
       <w:r>
         <w:lastRenderedPageBreak/>
         <w:t>ВВЕДЕНИЕ</w:t>
@@ -4886,7 +4886,7 @@
       <w:pPr>
         <w:pStyle w:val="1"/>
       </w:pPr>
-      <w:bookmarkStart w:id="1" w:name="_Toc229770477"/>
+      <w:bookmarkStart w:id="1" w:name="_Toc229771672"/>
       <w:r>
         <w:lastRenderedPageBreak/>
         <w:t>АНАЛИЗ ПРЕДМЕТНОЙ ОБЛАСТИ</w:t>
@@ -4905,7 +4905,7 @@
       <w:pPr>
         <w:pStyle w:val="2"/>
       </w:pPr>
-      <w:bookmarkStart w:id="2" w:name="_Toc229770478"/>
+      <w:bookmarkStart w:id="2" w:name="_Toc229771673"/>
       <w:r>
         <w:t>Эмоции человека и их роль в HR</w:t>
       </w:r>
@@ -5019,7 +5019,7 @@
       <w:pPr>
         <w:pStyle w:val="2"/>
       </w:pPr>
-      <w:bookmarkStart w:id="3" w:name="_Toc229770479"/>
+      <w:bookmarkStart w:id="3" w:name="_Toc229771674"/>
       <w:r>
         <w:lastRenderedPageBreak/>
         <w:t>Технологи мультимодального анализа</w:t>
@@ -5097,7 +5097,7 @@
       <w:pPr>
         <w:pStyle w:val="2"/>
       </w:pPr>
-      <w:bookmarkStart w:id="4" w:name="_Toc229770480"/>
+      <w:bookmarkStart w:id="4" w:name="_Toc229771675"/>
       <w:r>
         <w:t>Анализ существующего бизнес-процесса оценки персонала</w:t>
       </w:r>
@@ -5333,7 +5333,7 @@
       <w:pPr>
         <w:pStyle w:val="1"/>
       </w:pPr>
-      <w:bookmarkStart w:id="6" w:name="_Toc229770481"/>
+      <w:bookmarkStart w:id="6" w:name="_Toc229771676"/>
       <w:r>
         <w:lastRenderedPageBreak/>
         <w:t>ОБЗОР АНАЛОГОВ</w:t>
@@ -5353,7 +5353,7 @@
       <w:pPr>
         <w:pStyle w:val="2"/>
       </w:pPr>
-      <w:bookmarkStart w:id="7" w:name="_Toc229770482"/>
+      <w:bookmarkStart w:id="7" w:name="_Toc229771677"/>
       <w:r>
         <w:t>Существующие решения</w:t>
       </w:r>
@@ -6001,7 +6001,7 @@
       <w:pPr>
         <w:pStyle w:val="2"/>
       </w:pPr>
-      <w:bookmarkStart w:id="8" w:name="_Toc229770483"/>
+      <w:bookmarkStart w:id="8" w:name="_Toc229771678"/>
       <w:r>
         <w:t>Сравнительный анализ аналогов</w:t>
       </w:r>
@@ -6028,13 +6028,64 @@
         <w:commentReference w:id="9"/>
       </w:r>
       <w:r>
-        <w:t>аблица 1) и практическим аспектам внедрения (</w:t>
+        <w:t xml:space="preserve">аблица </w:t>
+      </w:r>
+      <w:r>
+        <w:fldChar w:fldCharType="begin"/>
+      </w:r>
+      <w:r>
+        <w:instrText xml:space="preserve"> REF _Ref229772306 \</w:instrText>
+      </w:r>
+      <w:r>
+        <w:instrText xml:space="preserve">#0 </w:instrText>
+      </w:r>
+      <w:r>
+        <w:instrText xml:space="preserve">\h </w:instrText>
+      </w:r>
+      <w:r>
+        <w:fldChar w:fldCharType="separate"/>
+      </w:r>
+      <w:r>
+        <w:t>1</w:t>
+      </w:r>
+      <w:r>
+        <w:fldChar w:fldCharType="end"/>
+      </w:r>
+      <w:r>
+        <w:t>) и практическим аспектам внедрения (</w:t>
       </w:r>
       <w:r>
         <w:t>т</w:t>
       </w:r>
       <w:r>
-        <w:t>аблица 2).</w:t>
+        <w:t>аблица</w:t>
+      </w:r>
+      <w:r>
+        <w:t xml:space="preserve"> </w:t>
+      </w:r>
+      <w:r>
+        <w:fldChar w:fldCharType="begin"/>
+      </w:r>
+      <w:r>
+        <w:instrText xml:space="preserve"> REF _Ref229772334 </w:instrText>
+      </w:r>
+      <w:r>
+        <w:instrText xml:space="preserve">\#0 </w:instrText>
+      </w:r>
+      <w:r>
+        <w:instrText xml:space="preserve">\h </w:instrText>
+      </w:r>
+      <w:r>
+        <w:fldChar w:fldCharType="separate"/>
+      </w:r>
+      <w:r>
+        <w:t>2</w:t>
+      </w:r>
+      <w:r>
+        <w:fldChar w:fldCharType="end"/>
+      </w:r>
+      <w:r>
+        <w:t>).</w:t>
       </w:r>
       <w:r>
         <w:br/>
@@ -6053,6 +6104,7 @@
       <w:pPr>
         <w:pStyle w:val="affb"/>
       </w:pPr>
+      <w:bookmarkStart w:id="10" w:name="_Ref229772306"/>
       <w:r>
         <w:rPr>
           <w:highlight w:val="yellow"/>
@@ -6091,6 +6143,7 @@
         </w:rPr>
         <w:fldChar w:fldCharType="end"/>
       </w:r>
+      <w:bookmarkEnd w:id="10"/>
       <w:r>
         <w:rPr>
           <w:highlight w:val="yellow"/>
@@ -6112,20 +6165,20 @@
         </w:rPr>
         <w:t xml:space="preserve">Сравнение систем по алгоритмическим и вычислительным </w:t>
       </w:r>
-      <w:commentRangeStart w:id="10"/>
+      <w:commentRangeStart w:id="11"/>
       <w:r>
         <w:rPr>
           <w:highlight w:val="yellow"/>
         </w:rPr>
         <w:t>характеристикам</w:t>
       </w:r>
-      <w:commentRangeEnd w:id="10"/>
+      <w:commentRangeEnd w:id="11"/>
       <w:r>
         <w:rPr>
           <w:rStyle w:val="aff1"/>
           <w:rFonts w:asciiTheme="majorHAnsi" w:hAnsiTheme="majorHAnsi" w:cstheme="majorHAnsi"/>
         </w:rPr>
-        <w:commentReference w:id="10"/>
+        <w:commentReference w:id="11"/>
       </w:r>
     </w:p>
     <w:tbl>
@@ -6635,6 +6688,7 @@
       <w:pPr>
         <w:pStyle w:val="affb"/>
       </w:pPr>
+      <w:bookmarkStart w:id="12" w:name="_Ref229772334"/>
       <w:r>
         <w:t xml:space="preserve">Таблица </w:t>
       </w:r>
@@ -6659,6 +6713,7 @@
         </w:rPr>
         <w:fldChar w:fldCharType="end"/>
       </w:r>
+      <w:bookmarkEnd w:id="12"/>
       <w:r>
         <w:t xml:space="preserve"> </w:t>
       </w:r>
@@ -7022,11 +7077,11 @@
       <w:pPr>
         <w:pStyle w:val="2"/>
       </w:pPr>
-      <w:bookmarkStart w:id="11" w:name="_Toc229770484"/>
+      <w:bookmarkStart w:id="13" w:name="_Toc229771679"/>
       <w:r>
         <w:t>Анализ показателей:</w:t>
       </w:r>
-      <w:bookmarkEnd w:id="11"/>
+      <w:bookmarkEnd w:id="13"/>
     </w:p>
     <w:p>
       <w:pPr>
@@ -7088,7 +7143,7 @@
           <w:bCs/>
         </w:rPr>
       </w:pPr>
-      <w:bookmarkStart w:id="12" w:name="_Toc229770485"/>
+      <w:bookmarkStart w:id="14" w:name="_Toc229771680"/>
       <w:r>
         <w:rPr>
           <w:b w:val="0"/>
@@ -7096,7 +7151,7 @@
         </w:rPr>
         <w:t>Выводы по обзору аналогов</w:t>
       </w:r>
-      <w:bookmarkEnd w:id="12"/>
+      <w:bookmarkEnd w:id="14"/>
     </w:p>
     <w:p>
       <w:pPr>
@@ -7144,12 +7199,12 @@
       <w:pPr>
         <w:pStyle w:val="1"/>
       </w:pPr>
-      <w:bookmarkStart w:id="13" w:name="_Toc229770486"/>
+      <w:bookmarkStart w:id="15" w:name="_Toc229771681"/>
       <w:r>
         <w:lastRenderedPageBreak/>
         <w:t>ПОСТАНОВКА ЗАДАЧИ</w:t>
       </w:r>
-      <w:bookmarkEnd w:id="13"/>
+      <w:bookmarkEnd w:id="15"/>
     </w:p>
     <w:p>
       <w:r>
@@ -7326,12 +7381,12 @@
       <w:pPr>
         <w:pStyle w:val="1"/>
       </w:pPr>
-      <w:bookmarkStart w:id="14" w:name="_Toc229770487"/>
+      <w:bookmarkStart w:id="16" w:name="_Toc229771682"/>
       <w:r>
         <w:lastRenderedPageBreak/>
         <w:t>ВЫБОР МЕТОДОВ ИССЛЕДОВАНИЯ И СРЕДСТВ РАЗРАБОТКИ</w:t>
       </w:r>
-      <w:bookmarkEnd w:id="14"/>
+      <w:bookmarkEnd w:id="16"/>
     </w:p>
     <w:p>
       <w:pPr>
@@ -7381,7 +7436,7 @@
           <w:lang w:bidi="ru-RU"/>
         </w:rPr>
       </w:pPr>
-      <w:commentRangeStart w:id="15"/>
+      <w:commentRangeStart w:id="17"/>
       <w:r>
         <w:rPr>
           <w:lang w:bidi="ru-RU"/>
@@ -7460,12 +7515,12 @@
         </w:rPr>
         <w:t>Поддержка современных стандартов веб-разработки и асинхронного взаимодействия с сервером.</w:t>
       </w:r>
-      <w:commentRangeEnd w:id="15"/>
+      <w:commentRangeEnd w:id="17"/>
       <w:r>
         <w:rPr>
           <w:rStyle w:val="aff1"/>
         </w:rPr>
-        <w:commentReference w:id="15"/>
+        <w:commentReference w:id="17"/>
       </w:r>
     </w:p>
     <w:p>
@@ -7533,7 +7588,7 @@
           <w:lang w:bidi="ru-RU"/>
         </w:rPr>
       </w:pPr>
-      <w:commentRangeStart w:id="16"/>
+      <w:commentRangeStart w:id="18"/>
       <w:r>
         <w:rPr>
           <w:lang w:bidi="ru-RU"/>
@@ -7594,12 +7649,12 @@
         </w:rPr>
         <w:t>Удобство развёртывания за счёт компиляции в единый бинарный исполняемый файл.</w:t>
       </w:r>
-      <w:commentRangeEnd w:id="16"/>
+      <w:commentRangeEnd w:id="18"/>
       <w:r>
         <w:rPr>
           <w:rStyle w:val="aff1"/>
         </w:rPr>
-        <w:commentReference w:id="16"/>
+        <w:commentReference w:id="18"/>
       </w:r>
     </w:p>
     <w:p>
@@ -7654,7 +7709,7 @@
           <w:lang w:bidi="ru-RU"/>
         </w:rPr>
       </w:pPr>
-      <w:commentRangeStart w:id="17"/>
+      <w:commentRangeStart w:id="19"/>
       <w:r>
         <w:rPr>
           <w:lang w:bidi="ru-RU"/>
@@ -7925,12 +7980,12 @@
         </w:rPr>
         <w:t>Методы контейнеризации и автоматизированного тестирования для обеспечения воспроизводимости среды разработки.</w:t>
       </w:r>
-      <w:commentRangeEnd w:id="17"/>
+      <w:commentRangeEnd w:id="19"/>
       <w:r>
         <w:rPr>
           <w:rStyle w:val="aff1"/>
         </w:rPr>
-        <w:commentReference w:id="17"/>
+        <w:commentReference w:id="19"/>
       </w:r>
     </w:p>
     <w:p>
@@ -8018,7 +8073,7 @@
           <w:lang w:bidi="ru-RU"/>
         </w:rPr>
       </w:pPr>
-      <w:commentRangeStart w:id="18"/>
+      <w:commentRangeStart w:id="20"/>
       <w:r>
         <w:rPr>
           <w:lang w:bidi="ru-RU"/>
@@ -8076,12 +8131,12 @@
         <w:lastRenderedPageBreak/>
         <w:t>Строгое соответствие требованиям целостности информации и полную совместимость с выбранным стеком разработки.</w:t>
       </w:r>
-      <w:commentRangeEnd w:id="18"/>
+      <w:commentRangeEnd w:id="20"/>
       <w:r>
         <w:rPr>
           <w:rStyle w:val="aff1"/>
         </w:rPr>
-        <w:commentReference w:id="18"/>
+        <w:commentReference w:id="20"/>
       </w:r>
     </w:p>
     <w:p>
@@ -8118,7 +8173,7 @@
           <w:rFonts w:cstheme="majorHAnsi"/>
         </w:rPr>
       </w:pPr>
-      <w:bookmarkStart w:id="19" w:name="_Toc229770488"/>
+      <w:bookmarkStart w:id="21" w:name="_Toc229771683"/>
       <w:r>
         <w:rPr>
           <w:rFonts w:cstheme="majorHAnsi"/>
@@ -8126,7 +8181,7 @@
         <w:lastRenderedPageBreak/>
         <w:t>ПРОЕКТИРОВАНИЕ СИСТЕМЫ</w:t>
       </w:r>
-      <w:bookmarkEnd w:id="19"/>
+      <w:bookmarkEnd w:id="21"/>
     </w:p>
     <w:p>
       <w:r>
@@ -8137,11 +8192,11 @@
       <w:pPr>
         <w:pStyle w:val="2"/>
       </w:pPr>
-      <w:bookmarkStart w:id="20" w:name="_Toc229770489"/>
+      <w:bookmarkStart w:id="22" w:name="_Toc229771684"/>
       <w:r>
         <w:t>BPMN-диаграмма</w:t>
       </w:r>
-      <w:bookmarkEnd w:id="20"/>
+      <w:bookmarkEnd w:id="22"/>
     </w:p>
     <w:p>
       <w:r>
@@ -8156,14 +8211,14 @@
       <w:r>
         <w:t xml:space="preserve"> диаграммы. BPMN-диаграмма отражает детальное описание бизнес-процессов. </w:t>
       </w:r>
-      <w:commentRangeStart w:id="21"/>
+      <w:commentRangeStart w:id="23"/>
       <w:r>
         <w:t xml:space="preserve">Диаграмма представлена </w:t>
       </w:r>
       <w:r>
         <w:t>на рисунке</w:t>
       </w:r>
-      <w:commentRangeEnd w:id="21"/>
+      <w:commentRangeEnd w:id="23"/>
       <w:r>
         <w:t xml:space="preserve"> </w:t>
       </w:r>
@@ -8171,7 +8226,7 @@
         <w:rPr>
           <w:rStyle w:val="aff1"/>
         </w:rPr>
-        <w:commentReference w:id="21"/>
+        <w:commentReference w:id="23"/>
       </w:r>
       <w:r>
         <w:fldChar w:fldCharType="begin"/>
@@ -8262,7 +8317,7 @@
       <w:pPr>
         <w:pStyle w:val="affc"/>
       </w:pPr>
-      <w:bookmarkStart w:id="22" w:name="_Ref229762419"/>
+      <w:bookmarkStart w:id="24" w:name="_Ref229762419"/>
       <w:r>
         <w:t xml:space="preserve">Рисунок </w:t>
       </w:r>
@@ -8284,7 +8339,7 @@
       <w:r>
         <w:fldChar w:fldCharType="end"/>
       </w:r>
-      <w:bookmarkEnd w:id="22"/>
+      <w:bookmarkEnd w:id="24"/>
       <w:r>
         <w:t xml:space="preserve"> </w:t>
       </w:r>
@@ -8349,7 +8404,7 @@
       <w:pPr>
         <w:pStyle w:val="2"/>
       </w:pPr>
-      <w:bookmarkStart w:id="23" w:name="_Toc229770490"/>
+      <w:bookmarkStart w:id="25" w:name="_Toc229771685"/>
       <w:r>
         <w:rPr>
           <w:lang w:val="en-US"/>
@@ -8368,7 +8423,7 @@
         </w:rPr>
         <w:t>диаграмма</w:t>
       </w:r>
-      <w:bookmarkEnd w:id="23"/>
+      <w:bookmarkEnd w:id="25"/>
     </w:p>
     <w:p>
       <w:pPr>
@@ -8413,7 +8468,7 @@
       <w:pPr>
         <w:ind w:firstLine="0"/>
       </w:pPr>
-      <w:bookmarkStart w:id="24" w:name="_Ref229765268"/>
+      <w:bookmarkStart w:id="26" w:name="_Ref229765268"/>
       <w:r>
         <w:rPr>
           <w:noProof/>
@@ -8459,7 +8514,7 @@
       <w:pPr>
         <w:pStyle w:val="affc"/>
       </w:pPr>
-      <w:bookmarkStart w:id="25" w:name="_Ref229765368"/>
+      <w:bookmarkStart w:id="27" w:name="_Ref229765368"/>
       <w:r>
         <w:t xml:space="preserve">Рисунок </w:t>
       </w:r>
@@ -8481,8 +8536,8 @@
       <w:r>
         <w:fldChar w:fldCharType="end"/>
       </w:r>
-      <w:bookmarkEnd w:id="24"/>
-      <w:bookmarkEnd w:id="25"/>
+      <w:bookmarkEnd w:id="26"/>
+      <w:bookmarkEnd w:id="27"/>
       <w:r>
         <w:t xml:space="preserve"> </w:t>
       </w:r>
@@ -8492,7 +8547,7 @@
       <w:r>
         <w:t xml:space="preserve"> </w:t>
       </w:r>
-      <w:commentRangeStart w:id="26"/>
+      <w:commentRangeStart w:id="28"/>
       <w:r>
         <w:rPr>
           <w:highlight w:val="red"/>
@@ -8505,9 +8560,9 @@
       <w:r>
         <w:t>д</w:t>
       </w:r>
-      <w:commentRangeEnd w:id="26"/>
-      <w:r>
-        <w:commentReference w:id="26"/>
+      <w:commentRangeEnd w:id="28"/>
+      <w:r>
+        <w:commentReference w:id="28"/>
       </w:r>
       <w:r>
         <w:t>иаграмма системы</w:t>
@@ -8842,11 +8897,11 @@
       <w:pPr>
         <w:pStyle w:val="2"/>
       </w:pPr>
-      <w:bookmarkStart w:id="27" w:name="_Toc229770491"/>
+      <w:bookmarkStart w:id="29" w:name="_Toc229771686"/>
       <w:r>
         <w:t>DFD-диаграмма</w:t>
       </w:r>
-      <w:bookmarkEnd w:id="27"/>
+      <w:bookmarkEnd w:id="29"/>
     </w:p>
     <w:p>
       <w:pPr>
@@ -8931,7 +8986,7 @@
         </w:rPr>
         <w:fldChar w:fldCharType="end"/>
       </w:r>
-      <w:commentRangeStart w:id="28"/>
+      <w:commentRangeStart w:id="30"/>
       <w:r>
         <w:rPr>
           <w:highlight w:val="red"/>
@@ -8939,13 +8994,13 @@
         </w:rPr>
         <w:t>.</w:t>
       </w:r>
-      <w:commentRangeEnd w:id="28"/>
+      <w:commentRangeEnd w:id="30"/>
       <w:r>
         <w:rPr>
           <w:rStyle w:val="aff1"/>
           <w:highlight w:val="red"/>
         </w:rPr>
-        <w:commentReference w:id="28"/>
+        <w:commentReference w:id="30"/>
       </w:r>
     </w:p>
     <w:p>
@@ -9011,8 +9066,8 @@
       <w:pPr>
         <w:pStyle w:val="affc"/>
       </w:pPr>
-      <w:bookmarkStart w:id="29" w:name="_Ref229760905"/>
-      <w:bookmarkStart w:id="30" w:name="_Ref229761094"/>
+      <w:bookmarkStart w:id="31" w:name="_Ref229760905"/>
+      <w:bookmarkStart w:id="32" w:name="_Ref229761094"/>
       <w:r>
         <w:t xml:space="preserve">Рисунок </w:t>
       </w:r>
@@ -9034,7 +9089,7 @@
       <w:r>
         <w:fldChar w:fldCharType="end"/>
       </w:r>
-      <w:bookmarkEnd w:id="29"/>
+      <w:bookmarkEnd w:id="31"/>
       <w:r>
         <w:t xml:space="preserve"> </w:t>
       </w:r>
@@ -9053,7 +9108,7 @@
       <w:r>
         <w:t xml:space="preserve"> диаграмма системы</w:t>
       </w:r>
-      <w:bookmarkEnd w:id="30"/>
+      <w:bookmarkEnd w:id="32"/>
     </w:p>
     <w:p>
       <w:r>
@@ -9327,14 +9382,14 @@
           <w:rFonts w:eastAsia="Microsoft YaHei"/>
         </w:rPr>
       </w:pPr>
-      <w:bookmarkStart w:id="31" w:name="_Toc229770492"/>
+      <w:bookmarkStart w:id="33" w:name="_Toc229771687"/>
       <w:r>
         <w:rPr>
           <w:rFonts w:eastAsia="Microsoft YaHei"/>
         </w:rPr>
         <w:t>ER-диаграмма базы данных</w:t>
       </w:r>
-      <w:bookmarkEnd w:id="31"/>
+      <w:bookmarkEnd w:id="33"/>
     </w:p>
     <w:p>
       <w:pPr>
@@ -9349,7 +9404,7 @@
         </w:rPr>
         <w:t xml:space="preserve">Представленная ER-диаграмма </w:t>
       </w:r>
-      <w:commentRangeStart w:id="32"/>
+      <w:commentRangeStart w:id="34"/>
       <w:r>
         <w:rPr>
           <w:rFonts w:eastAsia="Microsoft YaHei"/>
@@ -9421,12 +9476,12 @@
         </w:rPr>
         <w:t xml:space="preserve">) </w:t>
       </w:r>
-      <w:commentRangeEnd w:id="32"/>
+      <w:commentRangeEnd w:id="34"/>
       <w:r>
         <w:rPr>
           <w:rStyle w:val="aff1"/>
         </w:rPr>
-        <w:commentReference w:id="32"/>
+        <w:commentReference w:id="34"/>
       </w:r>
       <w:r>
         <w:rPr>
@@ -9464,7 +9519,7 @@
           <w:rFonts w:eastAsiaTheme="minorHAnsi"/>
         </w:rPr>
       </w:pPr>
-      <w:bookmarkStart w:id="33" w:name="_Ref229762609"/>
+      <w:bookmarkStart w:id="35" w:name="_Ref229762609"/>
       <w:r>
         <w:rPr>
           <w:rFonts w:eastAsia="Microsoft YaHei"/>
@@ -9525,7 +9580,7 @@
       <w:pPr>
         <w:pStyle w:val="affc"/>
       </w:pPr>
-      <w:bookmarkStart w:id="34" w:name="_Ref229762919"/>
+      <w:bookmarkStart w:id="36" w:name="_Ref229762919"/>
       <w:r>
         <w:t xml:space="preserve">Рисунок </w:t>
       </w:r>
@@ -9547,8 +9602,8 @@
       <w:r>
         <w:fldChar w:fldCharType="end"/>
       </w:r>
-      <w:bookmarkEnd w:id="33"/>
-      <w:bookmarkEnd w:id="34"/>
+      <w:bookmarkEnd w:id="35"/>
+      <w:bookmarkEnd w:id="36"/>
       <w:r>
         <w:t xml:space="preserve"> </w:t>
       </w:r>
@@ -9608,7 +9663,7 @@
           <w:szCs w:val="28"/>
         </w:rPr>
       </w:pPr>
-      <w:bookmarkStart w:id="35" w:name="_Hlk228934961"/>
+      <w:bookmarkStart w:id="37" w:name="_Hlk228934961"/>
       <w:r>
         <w:rPr>
           <w:rStyle w:val="ae"/>
@@ -9700,7 +9755,7 @@
         </w:rPr>
         <w:t xml:space="preserve"> </w:t>
       </w:r>
-      <w:bookmarkEnd w:id="35"/>
+      <w:bookmarkEnd w:id="37"/>
       <w:r>
         <w:rPr>
           <w:rStyle w:val="ae"/>
@@ -10638,7 +10693,7 @@
         </w:rPr>
         <w:t xml:space="preserve"> </w:t>
       </w:r>
-      <w:commentRangeStart w:id="36"/>
+      <w:commentRangeStart w:id="38"/>
       <w:r>
         <w:rPr>
           <w:rStyle w:val="ae"/>
@@ -10648,14 +10703,14 @@
         </w:rPr>
         <w:t>Описание сущности Токен обновления сессии</w:t>
       </w:r>
-      <w:commentRangeEnd w:id="36"/>
+      <w:commentRangeEnd w:id="38"/>
       <w:r>
         <w:rPr>
           <w:rStyle w:val="aff1"/>
           <w:sz w:val="28"/>
           <w:szCs w:val="24"/>
         </w:rPr>
-        <w:commentReference w:id="36"/>
+        <w:commentReference w:id="38"/>
       </w:r>
     </w:p>
     <w:tbl>
@@ -12440,7 +12495,7 @@
         </w:rPr>
         <w:t xml:space="preserve"> </w:t>
       </w:r>
-      <w:commentRangeStart w:id="37"/>
+      <w:commentRangeStart w:id="39"/>
       <w:r>
         <w:rPr>
           <w:rStyle w:val="ae"/>
@@ -12462,7 +12517,7 @@
         </w:rPr>
         <w:t>видеовстречи</w:t>
       </w:r>
-      <w:commentRangeEnd w:id="37"/>
+      <w:commentRangeEnd w:id="39"/>
       <w:proofErr w:type="spellEnd"/>
       <w:r>
         <w:rPr>
@@ -12470,7 +12525,7 @@
           <w:sz w:val="28"/>
           <w:szCs w:val="24"/>
         </w:rPr>
-        <w:commentReference w:id="37"/>
+        <w:commentReference w:id="39"/>
       </w:r>
     </w:p>
     <w:tbl>
@@ -17963,14 +18018,14 @@
           <w:rFonts w:eastAsia="Microsoft YaHei"/>
         </w:rPr>
       </w:pPr>
-      <w:bookmarkStart w:id="38" w:name="_Toc229770493"/>
+      <w:bookmarkStart w:id="40" w:name="_Toc229771688"/>
       <w:r>
         <w:rPr>
           <w:rFonts w:eastAsia="Microsoft YaHei"/>
         </w:rPr>
         <w:t>Логическая модель базы данных</w:t>
       </w:r>
-      <w:bookmarkEnd w:id="38"/>
+      <w:bookmarkEnd w:id="40"/>
     </w:p>
     <w:p>
       <w:pPr>
@@ -18111,8 +18166,8 @@
       <w:pPr>
         <w:pStyle w:val="affc"/>
       </w:pPr>
-      <w:bookmarkStart w:id="39" w:name="_Ref229763363"/>
-      <w:commentRangeStart w:id="40"/>
+      <w:bookmarkStart w:id="41" w:name="_Ref229763363"/>
+      <w:commentRangeStart w:id="42"/>
       <w:r>
         <w:rPr>
           <w:rStyle w:val="aff2"/>
@@ -18162,7 +18217,7 @@
         </w:rPr>
         <w:fldChar w:fldCharType="end"/>
       </w:r>
-      <w:bookmarkEnd w:id="39"/>
+      <w:bookmarkEnd w:id="41"/>
       <w:r>
         <w:rPr>
           <w:rStyle w:val="aff2"/>
@@ -18187,14 +18242,14 @@
         </w:rPr>
         <w:t xml:space="preserve"> Логическая модель базы данных</w:t>
       </w:r>
-      <w:commentRangeEnd w:id="40"/>
+      <w:commentRangeEnd w:id="42"/>
       <w:r>
         <w:rPr>
           <w:rStyle w:val="aff1"/>
           <w:sz w:val="28"/>
           <w:szCs w:val="28"/>
         </w:rPr>
-        <w:commentReference w:id="40"/>
+        <w:commentReference w:id="42"/>
       </w:r>
     </w:p>
     <w:p>
@@ -20501,34 +20556,34 @@
       <w:pPr>
         <w:pStyle w:val="1"/>
       </w:pPr>
-      <w:bookmarkStart w:id="41" w:name="_Toc229467888"/>
-      <w:bookmarkStart w:id="42" w:name="_Toc229770494"/>
+      <w:bookmarkStart w:id="43" w:name="_Toc229467888"/>
+      <w:bookmarkStart w:id="44" w:name="_Toc229771689"/>
       <w:r>
         <w:lastRenderedPageBreak/>
         <w:t>ОПИСАНИЕ ПРОГРАММНОГО КОМПЛЕКСА</w:t>
       </w:r>
-      <w:bookmarkEnd w:id="41"/>
-      <w:bookmarkEnd w:id="42"/>
-    </w:p>
-    <w:p>
-      <w:pPr>
-        <w:contextualSpacing/>
-      </w:pPr>
-      <w:r>
-        <w:t>После этапа проектирования следующим ключевым этапом выполнения работы является разработка и описание программного комплекса. В данной главе представлена детальная информация об архитектуре системы, составе модулей, технологическом стеке, алгоритмах обработки данных и принципах их интеграции в единую рабочую среду.</w:t>
-      </w:r>
-    </w:p>
-    <w:p>
-      <w:pPr>
-        <w:pStyle w:val="2"/>
-      </w:pPr>
-      <w:bookmarkStart w:id="43" w:name="_Toc229467889"/>
-      <w:bookmarkStart w:id="44" w:name="_Toc229770495"/>
-      <w:r>
-        <w:t>Общая архитектура программного комплекса</w:t>
-      </w:r>
       <w:bookmarkEnd w:id="43"/>
       <w:bookmarkEnd w:id="44"/>
+    </w:p>
+    <w:p>
+      <w:pPr>
+        <w:contextualSpacing/>
+      </w:pPr>
+      <w:r>
+        <w:t>После этапа проектирования следующим ключевым этапом выполнения работы является разработка и описание программного комплекса. В данной главе представлена детальная информация об архитектуре системы, составе модулей, технологическом стеке, алгоритмах обработки данных и принципах их интеграции в единую рабочую среду.</w:t>
+      </w:r>
+    </w:p>
+    <w:p>
+      <w:pPr>
+        <w:pStyle w:val="2"/>
+      </w:pPr>
+      <w:bookmarkStart w:id="45" w:name="_Toc229467889"/>
+      <w:bookmarkStart w:id="46" w:name="_Toc229771690"/>
+      <w:r>
+        <w:t>Общая архитектура программного комплекса</w:t>
+      </w:r>
+      <w:bookmarkEnd w:id="45"/>
+      <w:bookmarkEnd w:id="46"/>
     </w:p>
     <w:p>
       <w:pPr>
@@ -20643,14 +20698,14 @@
       <w:pPr>
         <w:pStyle w:val="2"/>
       </w:pPr>
-      <w:bookmarkStart w:id="45" w:name="_Toc229467890"/>
-      <w:bookmarkStart w:id="46" w:name="_Toc229770496"/>
+      <w:bookmarkStart w:id="47" w:name="_Toc229467890"/>
+      <w:bookmarkStart w:id="48" w:name="_Toc229771691"/>
       <w:r>
         <w:lastRenderedPageBreak/>
         <w:t>Модуль пользовательского интерфейса и клиентской логики</w:t>
       </w:r>
-      <w:bookmarkEnd w:id="45"/>
-      <w:bookmarkEnd w:id="46"/>
+      <w:bookmarkEnd w:id="47"/>
+      <w:bookmarkEnd w:id="48"/>
     </w:p>
     <w:p>
       <w:pPr>
@@ -20854,7 +20909,7 @@
           <w:lang w:eastAsia="en-US" w:bidi="he-IL"/>
         </w:rPr>
       </w:pPr>
-      <w:bookmarkStart w:id="47" w:name="_Ref229766213"/>
+      <w:bookmarkStart w:id="49" w:name="_Ref229766213"/>
       <w:r>
         <w:rPr>
           <w:rFonts w:eastAsiaTheme="minorHAnsi"/>
@@ -20904,7 +20959,7 @@
         </w:rPr>
         <w:fldChar w:fldCharType="end"/>
       </w:r>
-      <w:bookmarkEnd w:id="47"/>
+      <w:bookmarkEnd w:id="49"/>
       <w:r>
         <w:rPr>
           <w:rFonts w:eastAsiaTheme="minorHAnsi"/>
@@ -20934,8 +20989,8 @@
       <w:pPr>
         <w:pStyle w:val="2"/>
       </w:pPr>
-      <w:bookmarkStart w:id="48" w:name="_Toc229467891"/>
-      <w:bookmarkStart w:id="49" w:name="_Toc229770497"/>
+      <w:bookmarkStart w:id="50" w:name="_Toc229467891"/>
+      <w:bookmarkStart w:id="51" w:name="_Toc229771692"/>
       <w:r>
         <w:t xml:space="preserve">Серверный модуль управления сессиями и </w:t>
       </w:r>
@@ -20947,8 +21002,8 @@
       <w:r>
         <w:t>-коммуникации</w:t>
       </w:r>
-      <w:bookmarkEnd w:id="48"/>
-      <w:bookmarkEnd w:id="49"/>
+      <w:bookmarkEnd w:id="50"/>
+      <w:bookmarkEnd w:id="51"/>
     </w:p>
     <w:p>
       <w:pPr>
@@ -21059,13 +21114,13 @@
       <w:pPr>
         <w:pStyle w:val="2"/>
       </w:pPr>
-      <w:bookmarkStart w:id="50" w:name="_Toc229467892"/>
-      <w:bookmarkStart w:id="51" w:name="_Toc229770498"/>
+      <w:bookmarkStart w:id="52" w:name="_Toc229467892"/>
+      <w:bookmarkStart w:id="53" w:name="_Toc229771693"/>
       <w:r>
         <w:t>Модуль аутентификации и обеспечения безопасности</w:t>
       </w:r>
-      <w:bookmarkEnd w:id="50"/>
-      <w:bookmarkEnd w:id="51"/>
+      <w:bookmarkEnd w:id="52"/>
+      <w:bookmarkEnd w:id="53"/>
     </w:p>
     <w:p>
       <w:pPr>
@@ -21191,8 +21246,8 @@
       <w:pPr>
         <w:pStyle w:val="2"/>
       </w:pPr>
-      <w:bookmarkStart w:id="52" w:name="_Toc229467893"/>
-      <w:bookmarkStart w:id="53" w:name="_Toc229770499"/>
+      <w:bookmarkStart w:id="54" w:name="_Toc229467893"/>
+      <w:bookmarkStart w:id="55" w:name="_Toc229771694"/>
       <w:r>
         <w:t xml:space="preserve">Модуль захвата и передачи </w:t>
       </w:r>
@@ -21200,8 +21255,8 @@
       <w:r>
         <w:t>медиапотоков</w:t>
       </w:r>
-      <w:bookmarkEnd w:id="52"/>
-      <w:bookmarkEnd w:id="53"/>
+      <w:bookmarkEnd w:id="54"/>
+      <w:bookmarkEnd w:id="55"/>
       <w:proofErr w:type="spellEnd"/>
     </w:p>
     <w:p>
@@ -21304,13 +21359,13 @@
       <w:pPr>
         <w:pStyle w:val="2"/>
       </w:pPr>
-      <w:bookmarkStart w:id="54" w:name="_Toc229467894"/>
-      <w:bookmarkStart w:id="55" w:name="_Toc229770500"/>
+      <w:bookmarkStart w:id="56" w:name="_Toc229467894"/>
+      <w:bookmarkStart w:id="57" w:name="_Toc229771695"/>
       <w:r>
         <w:t>Модуль искусственного интеллекта и мультимодального анализа</w:t>
       </w:r>
-      <w:bookmarkEnd w:id="54"/>
-      <w:bookmarkEnd w:id="55"/>
+      <w:bookmarkEnd w:id="56"/>
+      <w:bookmarkEnd w:id="57"/>
     </w:p>
     <w:p>
       <w:pPr>
@@ -21778,7 +21833,7 @@
           <w:lang w:eastAsia="en-US" w:bidi="he-IL"/>
         </w:rPr>
       </w:pPr>
-      <w:bookmarkStart w:id="56" w:name="_Ref229766576"/>
+      <w:bookmarkStart w:id="58" w:name="_Ref229766576"/>
       <w:r>
         <w:rPr>
           <w:rFonts w:eastAsiaTheme="minorHAnsi"/>
@@ -21828,7 +21883,7 @@
         </w:rPr>
         <w:fldChar w:fldCharType="end"/>
       </w:r>
-      <w:bookmarkEnd w:id="56"/>
+      <w:bookmarkEnd w:id="58"/>
       <w:r>
         <w:rPr>
           <w:rFonts w:eastAsiaTheme="minorHAnsi"/>
@@ -22140,7 +22195,7 @@
           <w:lang w:eastAsia="en-US" w:bidi="he-IL"/>
         </w:rPr>
       </w:pPr>
-      <w:bookmarkStart w:id="57" w:name="_Ref229766627"/>
+      <w:bookmarkStart w:id="59" w:name="_Ref229766627"/>
       <w:r>
         <w:rPr>
           <w:rFonts w:eastAsiaTheme="minorHAnsi"/>
@@ -22190,7 +22245,7 @@
         </w:rPr>
         <w:fldChar w:fldCharType="end"/>
       </w:r>
-      <w:bookmarkEnd w:id="57"/>
+      <w:bookmarkEnd w:id="59"/>
       <w:r>
         <w:rPr>
           <w:rFonts w:eastAsiaTheme="minorHAnsi"/>
@@ -22490,7 +22545,7 @@
           <w:lang w:eastAsia="en-US" w:bidi="he-IL"/>
         </w:rPr>
       </w:pPr>
-      <w:bookmarkStart w:id="58" w:name="_Ref229766664"/>
+      <w:bookmarkStart w:id="60" w:name="_Ref229766664"/>
       <w:r>
         <w:rPr>
           <w:rFonts w:eastAsiaTheme="minorHAnsi"/>
@@ -22540,7 +22595,7 @@
         </w:rPr>
         <w:fldChar w:fldCharType="end"/>
       </w:r>
-      <w:bookmarkEnd w:id="58"/>
+      <w:bookmarkEnd w:id="60"/>
       <w:r>
         <w:rPr>
           <w:rFonts w:eastAsiaTheme="minorHAnsi"/>
@@ -22857,7 +22912,7 @@
           <w:lang w:eastAsia="en-US" w:bidi="he-IL"/>
         </w:rPr>
       </w:pPr>
-      <w:bookmarkStart w:id="59" w:name="_Ref229766714"/>
+      <w:bookmarkStart w:id="61" w:name="_Ref229766714"/>
       <w:r>
         <w:rPr>
           <w:rFonts w:eastAsiaTheme="minorHAnsi"/>
@@ -22907,7 +22962,7 @@
         </w:rPr>
         <w:fldChar w:fldCharType="end"/>
       </w:r>
-      <w:bookmarkEnd w:id="59"/>
+      <w:bookmarkEnd w:id="61"/>
       <w:r>
         <w:rPr>
           <w:rFonts w:eastAsiaTheme="minorHAnsi"/>
@@ -23373,7 +23428,7 @@
           <w:lang w:eastAsia="en-US" w:bidi="he-IL"/>
         </w:rPr>
       </w:pPr>
-      <w:bookmarkStart w:id="60" w:name="_Ref229766765"/>
+      <w:bookmarkStart w:id="62" w:name="_Ref229766765"/>
       <w:r>
         <w:rPr>
           <w:rFonts w:eastAsiaTheme="minorHAnsi"/>
@@ -23423,7 +23478,7 @@
         </w:rPr>
         <w:fldChar w:fldCharType="end"/>
       </w:r>
-      <w:bookmarkEnd w:id="60"/>
+      <w:bookmarkEnd w:id="62"/>
       <w:r>
         <w:rPr>
           <w:rFonts w:eastAsiaTheme="minorHAnsi"/>
@@ -23792,8 +23847,8 @@
           <w:lang w:eastAsia="en-US" w:bidi="he-IL"/>
         </w:rPr>
       </w:pPr>
-      <w:bookmarkStart w:id="61" w:name="_Ref229766900"/>
-      <w:bookmarkStart w:id="62" w:name="_Ref229766897"/>
+      <w:bookmarkStart w:id="63" w:name="_Ref229766900"/>
+      <w:bookmarkStart w:id="64" w:name="_Ref229766897"/>
       <w:r>
         <w:rPr>
           <w:rFonts w:eastAsiaTheme="minorHAnsi"/>
@@ -23843,7 +23898,7 @@
         </w:rPr>
         <w:fldChar w:fldCharType="end"/>
       </w:r>
-      <w:bookmarkEnd w:id="61"/>
+      <w:bookmarkEnd w:id="63"/>
       <w:r>
         <w:rPr>
           <w:rFonts w:eastAsiaTheme="minorHAnsi"/>
@@ -23877,7 +23932,7 @@
         </w:rPr>
         <w:t>Whisper</w:t>
       </w:r>
-      <w:bookmarkEnd w:id="62"/>
+      <w:bookmarkEnd w:id="64"/>
       <w:proofErr w:type="spellEnd"/>
     </w:p>
     <w:p>
@@ -24364,8 +24419,8 @@
       <w:pPr>
         <w:pStyle w:val="2"/>
       </w:pPr>
-      <w:bookmarkStart w:id="63" w:name="_Toc229467895"/>
-      <w:bookmarkStart w:id="64" w:name="_Toc229770501"/>
+      <w:bookmarkStart w:id="65" w:name="_Toc229467895"/>
+      <w:bookmarkStart w:id="66" w:name="_Toc229771696"/>
       <w:r>
         <w:t>М</w:t>
       </w:r>
@@ -24376,8 +24431,8 @@
         </w:rPr>
         <w:t>одуль хранения данных и формирования аналитических отчётов</w:t>
       </w:r>
-      <w:bookmarkEnd w:id="63"/>
-      <w:bookmarkEnd w:id="64"/>
+      <w:bookmarkEnd w:id="65"/>
+      <w:bookmarkEnd w:id="66"/>
     </w:p>
     <w:p>
       <w:pPr>
@@ -24491,13 +24546,13 @@
       <w:pPr>
         <w:pStyle w:val="2"/>
       </w:pPr>
-      <w:bookmarkStart w:id="65" w:name="_Toc229467896"/>
-      <w:bookmarkStart w:id="66" w:name="_Toc229770502"/>
+      <w:bookmarkStart w:id="67" w:name="_Toc229467896"/>
+      <w:bookmarkStart w:id="68" w:name="_Toc229771697"/>
       <w:r>
         <w:t>Интеграция компонентов в единую систему</w:t>
       </w:r>
-      <w:bookmarkEnd w:id="65"/>
-      <w:bookmarkEnd w:id="66"/>
+      <w:bookmarkEnd w:id="67"/>
+      <w:bookmarkEnd w:id="68"/>
     </w:p>
     <w:p>
       <w:pPr>
@@ -24675,12 +24730,12 @@
       <w:pPr>
         <w:pStyle w:val="1"/>
       </w:pPr>
-      <w:bookmarkStart w:id="67" w:name="_Toc229770503"/>
+      <w:bookmarkStart w:id="69" w:name="_Toc229771698"/>
       <w:r>
         <w:lastRenderedPageBreak/>
         <w:t>ПРАКТИЧЕСКАЯ ЗНАЧИМОСТЬ РЕЗУЛЬТАТОВ ИССЛЕДОВАНИЯ</w:t>
       </w:r>
-      <w:bookmarkEnd w:id="67"/>
+      <w:bookmarkEnd w:id="69"/>
     </w:p>
     <w:p>
       <w:pPr>
@@ -25099,16 +25154,16 @@
           <w:bCs w:val="0"/>
         </w:rPr>
       </w:pPr>
-      <w:bookmarkStart w:id="68" w:name="_Toc197442437"/>
-      <w:bookmarkStart w:id="69" w:name="_Toc198317053"/>
-      <w:bookmarkStart w:id="70" w:name="_Toc229770504"/>
+      <w:bookmarkStart w:id="70" w:name="_Toc197442437"/>
+      <w:bookmarkStart w:id="71" w:name="_Toc198317053"/>
+      <w:bookmarkStart w:id="72" w:name="_Toc229771699"/>
       <w:r>
         <w:lastRenderedPageBreak/>
         <w:t>ЗАКЛЮЧЕНИЕ</w:t>
       </w:r>
-      <w:bookmarkEnd w:id="68"/>
-      <w:bookmarkEnd w:id="69"/>
       <w:bookmarkEnd w:id="70"/>
+      <w:bookmarkEnd w:id="71"/>
+      <w:bookmarkEnd w:id="72"/>
     </w:p>
     <w:p>
       <w:pPr>
@@ -25567,16 +25622,16 @@
           <w:numId w:val="0"/>
         </w:numPr>
       </w:pPr>
-      <w:bookmarkStart w:id="71" w:name="_Toc229071492"/>
-      <w:bookmarkStart w:id="72" w:name="_Toc229467897"/>
-      <w:bookmarkStart w:id="73" w:name="_Toc229770505"/>
+      <w:bookmarkStart w:id="73" w:name="_Toc229071492"/>
+      <w:bookmarkStart w:id="74" w:name="_Toc229467897"/>
+      <w:bookmarkStart w:id="75" w:name="_Toc229771700"/>
       <w:r>
         <w:lastRenderedPageBreak/>
         <w:t>СПИСОК ИСПОЛЬЗОВАННЫХ ИСТОЧНИКОВ</w:t>
       </w:r>
-      <w:bookmarkEnd w:id="71"/>
-      <w:bookmarkEnd w:id="72"/>
       <w:bookmarkEnd w:id="73"/>
+      <w:bookmarkEnd w:id="74"/>
+      <w:bookmarkEnd w:id="75"/>
     </w:p>
     <w:p>
       <w:pPr>
@@ -25590,7 +25645,7 @@
           <w:lang w:val="en-US" w:bidi="ru-RU"/>
         </w:rPr>
       </w:pPr>
-      <w:bookmarkStart w:id="74" w:name="_Ref229768210"/>
+      <w:bookmarkStart w:id="76" w:name="_Ref229768210"/>
       <w:r>
         <w:rPr>
           <w:rFonts w:cs="Times New Roman"/>
@@ -25614,7 +25669,7 @@
         </w:rPr>
         <w:t xml:space="preserve"> MIT Press, 2016. – 800 p. – ISBN 978-0-262-03561-3.</w:t>
       </w:r>
-      <w:bookmarkEnd w:id="74"/>
+      <w:bookmarkEnd w:id="76"/>
     </w:p>
     <w:p>
       <w:pPr>
@@ -25689,7 +25744,7 @@
           <w:lang w:val="en-US" w:bidi="ru-RU"/>
         </w:rPr>
       </w:pPr>
-      <w:bookmarkStart w:id="75" w:name="_Ref229768499"/>
+      <w:bookmarkStart w:id="77" w:name="_Ref229768499"/>
       <w:r>
         <w:rPr>
           <w:rFonts w:cs="Times New Roman"/>
@@ -25761,7 +25816,7 @@
         </w:rPr>
         <w:t>: 10.05.2026).</w:t>
       </w:r>
-      <w:bookmarkEnd w:id="75"/>
+      <w:bookmarkEnd w:id="77"/>
     </w:p>
     <w:p>
       <w:pPr>
@@ -25775,7 +25830,7 @@
           <w:lang w:val="en-US" w:bidi="ru-RU"/>
         </w:rPr>
       </w:pPr>
-      <w:bookmarkStart w:id="76" w:name="_Ref229768546"/>
+      <w:bookmarkStart w:id="78" w:name="_Ref229768546"/>
       <w:r>
         <w:rPr>
           <w:rFonts w:cs="Times New Roman"/>
@@ -25815,7 +25870,7 @@
         </w:rPr>
         <w:t>: 10.05.2026).</w:t>
       </w:r>
-      <w:bookmarkEnd w:id="76"/>
+      <w:bookmarkEnd w:id="78"/>
     </w:p>
     <w:p>
       <w:pPr>
@@ -25829,7 +25884,7 @@
           <w:lang w:val="en-US" w:bidi="ru-RU"/>
         </w:rPr>
       </w:pPr>
-      <w:bookmarkStart w:id="77" w:name="_Ref229768313"/>
+      <w:bookmarkStart w:id="79" w:name="_Ref229768313"/>
       <w:r>
         <w:rPr>
           <w:rFonts w:cs="Times New Roman"/>
@@ -25885,7 +25940,7 @@
         </w:rPr>
         <w:t>: 10.05.2026).</w:t>
       </w:r>
-      <w:bookmarkEnd w:id="77"/>
+      <w:bookmarkEnd w:id="79"/>
     </w:p>
     <w:p>
       <w:pPr>
@@ -25899,7 +25954,7 @@
           <w:lang w:val="en-US" w:bidi="ru-RU"/>
         </w:rPr>
       </w:pPr>
-      <w:bookmarkStart w:id="78" w:name="_Ref229768360"/>
+      <w:bookmarkStart w:id="80" w:name="_Ref229768360"/>
       <w:proofErr w:type="spellStart"/>
       <w:r>
         <w:rPr>
@@ -25964,7 +26019,7 @@
         </w:rPr>
         <w:t>: 10.05.2026).</w:t>
       </w:r>
-      <w:bookmarkEnd w:id="78"/>
+      <w:bookmarkEnd w:id="80"/>
     </w:p>
     <w:p>
       <w:pPr>
@@ -25978,7 +26033,7 @@
           <w:lang w:val="en-US" w:bidi="ru-RU"/>
         </w:rPr>
       </w:pPr>
-      <w:bookmarkStart w:id="79" w:name="_Ref229768249"/>
+      <w:bookmarkStart w:id="81" w:name="_Ref229768249"/>
       <w:r>
         <w:rPr>
           <w:rFonts w:cs="Times New Roman"/>
@@ -25986,7 +26041,7 @@
         </w:rPr>
         <w:t>Ekman P. An Argument for Basic Emotions // Cognition and Emotion. – 1992. – Vol. 6, № 3–4. – P. 169–200.</w:t>
       </w:r>
-      <w:bookmarkEnd w:id="79"/>
+      <w:bookmarkEnd w:id="81"/>
     </w:p>
     <w:p>
       <w:pPr>
@@ -26099,7 +26154,7 @@
           <w:lang w:bidi="ru-RU"/>
         </w:rPr>
       </w:pPr>
-      <w:bookmarkStart w:id="80" w:name="_Ref229768624"/>
+      <w:bookmarkStart w:id="82" w:name="_Ref229768624"/>
       <w:r>
         <w:rPr>
           <w:rFonts w:cs="Times New Roman"/>
@@ -26188,7 +26243,7 @@
         </w:rPr>
         <w:t xml:space="preserve"> (дата обращения: 10.05.2026).</w:t>
       </w:r>
-      <w:bookmarkEnd w:id="80"/>
+      <w:bookmarkEnd w:id="82"/>
     </w:p>
     <w:p>
       <w:pPr>
@@ -26202,7 +26257,7 @@
           <w:lang w:bidi="ru-RU"/>
         </w:rPr>
       </w:pPr>
-      <w:bookmarkStart w:id="81" w:name="_Ref229768589"/>
+      <w:bookmarkStart w:id="83" w:name="_Ref229768589"/>
       <w:r>
         <w:rPr>
           <w:rFonts w:cs="Times New Roman"/>
@@ -26289,7 +26344,7 @@
         </w:rPr>
         <w:t xml:space="preserve"> (дата обращения: 10.05.2026).</w:t>
       </w:r>
-      <w:bookmarkEnd w:id="81"/>
+      <w:bookmarkEnd w:id="83"/>
     </w:p>
     <w:p>
       <w:pPr>
@@ -26303,7 +26358,7 @@
           <w:lang w:bidi="ru-RU"/>
         </w:rPr>
       </w:pPr>
-      <w:bookmarkStart w:id="82" w:name="_Ref229768434"/>
+      <w:bookmarkStart w:id="84" w:name="_Ref229768434"/>
       <w:r>
         <w:rPr>
           <w:rFonts w:cs="Times New Roman"/>
@@ -26509,7 +26564,7 @@
         </w:rPr>
         <w:t xml:space="preserve"> (дата обращения: 10.05.2026).</w:t>
       </w:r>
-      <w:bookmarkEnd w:id="82"/>
+      <w:bookmarkEnd w:id="84"/>
     </w:p>
     <w:p>
       <w:pPr>
@@ -26765,7 +26820,7 @@
       </w:r>
     </w:p>
   </w:comment>
-  <w:comment w:id="10" w:author="Бурдыко Татьяна Геннадьевна" w:date="2026-05-14T14:07:00Z" w:initials="БТГ">
+  <w:comment w:id="11" w:author="Бурдыко Татьяна Геннадьевна" w:date="2026-05-14T14:07:00Z" w:initials="БТГ">
     <w:p>
       <w:pPr>
         <w:pStyle w:val="aff0"/>
@@ -26781,7 +26836,7 @@
       </w:r>
     </w:p>
   </w:comment>
-  <w:comment w:id="15" w:author="Бурдыко Татьяна Геннадьевна" w:date="2026-05-14T14:08:00Z" w:initials="БТГ">
+  <w:comment w:id="17" w:author="Бурдыко Татьяна Геннадьевна" w:date="2026-05-14T14:08:00Z" w:initials="БТГ">
     <w:p>
       <w:pPr>
         <w:pStyle w:val="aff0"/>
@@ -26795,43 +26850,6 @@
       <w:r>
         <w:t>Правильно сделайте отступы и интервалы</w:t>
       </w:r>
-    </w:p>
-  </w:comment>
-  <w:comment w:id="16" w:author="Бурдыко Татьяна Геннадьевна" w:date="2026-05-14T14:09:00Z" w:initials="БТГ">
-    <w:p>
-      <w:pPr>
-        <w:pStyle w:val="aff0"/>
-      </w:pPr>
-      <w:r>
-        <w:rPr>
-          <w:rStyle w:val="aff1"/>
-        </w:rPr>
-        <w:annotationRef/>
-      </w:r>
-      <w:r>
-        <w:t>аналогично</w:t>
-      </w:r>
-    </w:p>
-  </w:comment>
-  <w:comment w:id="17" w:author="Бурдыко Татьяна Геннадьевна" w:date="2026-05-14T14:09:00Z" w:initials="БТГ">
-    <w:p>
-      <w:pPr>
-        <w:pStyle w:val="aff0"/>
-      </w:pPr>
-      <w:r>
-        <w:rPr>
-          <w:rStyle w:val="aff1"/>
-        </w:rPr>
-        <w:annotationRef/>
-      </w:r>
-      <w:r>
-        <w:t xml:space="preserve">и </w:t>
-      </w:r>
-      <w:proofErr w:type="gramStart"/>
-      <w:r>
-        <w:t>тут..</w:t>
-      </w:r>
-      <w:proofErr w:type="gramEnd"/>
     </w:p>
   </w:comment>
   <w:comment w:id="18" w:author="Бурдыко Татьяна Геннадьевна" w:date="2026-05-14T14:09:00Z" w:initials="БТГ">
@@ -26846,11 +26864,48 @@
         <w:annotationRef/>
       </w:r>
       <w:r>
+        <w:t>аналогично</w:t>
+      </w:r>
+    </w:p>
+  </w:comment>
+  <w:comment w:id="19" w:author="Бурдыко Татьяна Геннадьевна" w:date="2026-05-14T14:09:00Z" w:initials="БТГ">
+    <w:p>
+      <w:pPr>
+        <w:pStyle w:val="aff0"/>
+      </w:pPr>
+      <w:r>
+        <w:rPr>
+          <w:rStyle w:val="aff1"/>
+        </w:rPr>
+        <w:annotationRef/>
+      </w:r>
+      <w:r>
+        <w:t xml:space="preserve">и </w:t>
+      </w:r>
+      <w:proofErr w:type="gramStart"/>
+      <w:r>
+        <w:t>тут..</w:t>
+      </w:r>
+      <w:proofErr w:type="gramEnd"/>
+    </w:p>
+  </w:comment>
+  <w:comment w:id="20" w:author="Бурдыко Татьяна Геннадьевна" w:date="2026-05-14T14:09:00Z" w:initials="БТГ">
+    <w:p>
+      <w:pPr>
+        <w:pStyle w:val="aff0"/>
+      </w:pPr>
+      <w:r>
+        <w:rPr>
+          <w:rStyle w:val="aff1"/>
+        </w:rPr>
+        <w:annotationRef/>
+      </w:r>
+      <w:r>
         <w:t>….</w:t>
       </w:r>
     </w:p>
   </w:comment>
-  <w:comment w:id="21" w:author="Бурдыко Татьяна Геннадьевна" w:date="2026-05-14T14:10:00Z" w:initials="БТГ">
+  <w:comment w:id="23" w:author="Бурдыко Татьяна Геннадьевна" w:date="2026-05-14T14:10:00Z" w:initials="БТГ">
     <w:p>
       <w:pPr>
         <w:pStyle w:val="aff0"/>
@@ -26871,7 +26926,7 @@
       <w:proofErr w:type="gramEnd"/>
     </w:p>
   </w:comment>
-  <w:comment w:id="26" w:author="Бурдыко Татьяна Геннадьевна" w:date="2026-05-14T14:11:00Z" w:initials="БТГ">
+  <w:comment w:id="28" w:author="Бурдыко Татьяна Геннадьевна" w:date="2026-05-14T14:11:00Z" w:initials="БТГ">
     <w:p>
       <w:pPr>
         <w:pStyle w:val="aff0"/>
@@ -26892,7 +26947,7 @@
       <w:proofErr w:type="gramEnd"/>
     </w:p>
   </w:comment>
-  <w:comment w:id="28" w:author="Бурдыко Татьяна Геннадьевна" w:date="2026-05-14T14:10:00Z" w:initials="БТГ">
+  <w:comment w:id="30" w:author="Бурдыко Татьяна Геннадьевна" w:date="2026-05-14T14:10:00Z" w:initials="БТГ">
     <w:p>
       <w:pPr>
         <w:pStyle w:val="aff0"/>
@@ -26908,7 +26963,7 @@
       </w:r>
     </w:p>
   </w:comment>
-  <w:comment w:id="32" w:author="Бурдыко Татьяна Геннадьевна" w:date="2026-05-14T14:12:00Z" w:initials="БТГ">
+  <w:comment w:id="34" w:author="Бурдыко Татьяна Геннадьевна" w:date="2026-05-14T14:12:00Z" w:initials="БТГ">
     <w:p>
       <w:pPr>
         <w:pStyle w:val="aff0"/>
@@ -26924,7 +26979,7 @@
       </w:r>
     </w:p>
   </w:comment>
-  <w:comment w:id="36" w:author="Бурдыко Татьяна Геннадьевна" w:date="2026-05-14T14:13:00Z" w:initials="БТГ">
+  <w:comment w:id="38" w:author="Бурдыко Татьяна Геннадьевна" w:date="2026-05-14T14:13:00Z" w:initials="БТГ">
     <w:p>
       <w:pPr>
         <w:pStyle w:val="aff0"/>
@@ -26940,7 +26995,7 @@
       </w:r>
     </w:p>
   </w:comment>
-  <w:comment w:id="37" w:author="Бурдыко Татьяна Геннадьевна" w:date="2026-05-14T14:13:00Z" w:initials="БТГ">
+  <w:comment w:id="39" w:author="Бурдыко Татьяна Геннадьевна" w:date="2026-05-14T14:13:00Z" w:initials="БТГ">
     <w:p>
       <w:pPr>
         <w:pStyle w:val="aff0"/>
@@ -26956,7 +27011,7 @@
       </w:r>
     </w:p>
   </w:comment>
-  <w:comment w:id="40" w:author="Бурдыко Татьяна Геннадьевна" w:date="2026-05-14T14:14:00Z" w:initials="БТГ">
+  <w:comment w:id="42" w:author="Бурдыко Татьяна Геннадьевна" w:date="2026-05-14T14:14:00Z" w:initials="БТГ">
     <w:p>
       <w:pPr>
         <w:pStyle w:val="aff0"/>
